--- a/docs/troubleshooting/AURIX_MediRun_07_트러블슈팅_NAV.docx
+++ b/docs/troubleshooting/AURIX_MediRun_07_트러블슈팅_NAV.docx
@@ -2786,7 +2786,7 @@
                 <w:sz w:val="17"/>
                 <w:szCs w:val="17"/>
               </w:rPr>
-              <w:t xml:space="preserve">(증상 한 줄)</w:t>
+              <w:t>콜존 버튼 미션 발행 시 이중 오케스트레이터 충돌로 Nav2 goal 실패</w:t>
             </w:r>
           </w:p>
         </w:tc>
@@ -2819,7 +2819,7 @@
                 <w:sz w:val="17"/>
                 <w:szCs w:val="17"/>
               </w:rPr>
-              <w:t xml:space="preserve">MAJOR</w:t>
+              <w:t>MAJOR</w:t>
             </w:r>
           </w:p>
         </w:tc>
@@ -2852,7 +2852,7 @@
                 <w:sz w:val="17"/>
                 <w:szCs w:val="17"/>
               </w:rPr>
-              <w:t xml:space="preserve">OPEN</w:t>
+              <w:t>RESOLVED</w:t>
             </w:r>
           </w:p>
         </w:tc>
@@ -3443,7 +3443,7 @@
                 <w:sz w:val="17"/>
                 <w:szCs w:val="17"/>
               </w:rPr>
-              <w:t xml:space="preserve">0 / 0 / 0</w:t>
+              <w:t>1 / 1 / 0</w:t>
             </w:r>
           </w:p>
         </w:tc>
@@ -3511,7 +3511,7 @@
                 <w:sz w:val="17"/>
                 <w:szCs w:val="17"/>
               </w:rPr>
-              <w:t xml:space="preserve">0</w:t>
+              <w:t>0</w:t>
             </w:r>
           </w:p>
         </w:tc>
@@ -3603,7 +3603,7 @@
           <w:sz w:val="26"/>
           <w:szCs w:val="26"/>
         </w:rPr>
-        <w:t xml:space="preserve">4.1 TS-NAV-01 (증상 제목을 여기에)</w:t>
+        <w:t>4.1 TS-NAV-01 (콜존 버튼 미션 발행 시 이중 오케스트레이터 충돌로 Nav2 goal 실패)</w:t>
       </w:r>
     </w:p>
     <w:p>
@@ -3775,7 +3775,7 @@
                 <w:sz w:val="17"/>
                 <w:szCs w:val="17"/>
               </w:rPr>
-              <w:t xml:space="preserve">MAJOR / OPEN</w:t>
+              <w:t>MAJOR / RESOLVED</w:t>
             </w:r>
           </w:p>
         </w:tc>
@@ -3843,7 +3843,7 @@
                 <w:sz w:val="17"/>
                 <w:szCs w:val="17"/>
               </w:rPr>
-              <w:t xml:space="preserve">2026-00-00 / 2026-00-00</w:t>
+              <w:t>2026-08-09 / 2026-08-09</w:t>
             </w:r>
           </w:p>
         </w:tc>
@@ -3909,7 +3909,7 @@
                 <w:sz w:val="17"/>
                 <w:szCs w:val="17"/>
               </w:rPr>
-              <w:t xml:space="preserve">이름</w:t>
+              <w:t>도희정</w:t>
             </w:r>
           </w:p>
         </w:tc>
@@ -3977,7 +3977,7 @@
                 <w:sz w:val="17"/>
                 <w:szCs w:val="17"/>
               </w:rPr>
-              <w:t xml:space="preserve">ROS 2 Humble · VM(hj) / Pi(aurix) · 패키지명 · 커밋 해시</w:t>
+              <w:t>ROS 2 Humble · VM(hj)+Pi(로봇) · medirun_mission, medirun_gui · working tree(미커밋)</w:t>
             </w:r>
           </w:p>
         </w:tc>
@@ -4043,7 +4043,7 @@
                 <w:sz w:val="17"/>
                 <w:szCs w:val="17"/>
               </w:rPr>
-              <w:t xml:space="preserve">연관 이슈 ID, 커밋, 문서 절</w:t>
+              <w:t>TS-GUI-04(같은 세션, MissionOpsPage 크래시 수정 직후 발견)</w:t>
             </w:r>
           </w:p>
         </w:tc>
@@ -4077,7 +4077,7 @@
           <w:sz w:val="17"/>
           <w:szCs w:val="17"/>
         </w:rPr>
-        <w:t xml:space="preserve">관측된 현상만 적는다. 로그 메시지나 수치가 있으면 그대로 옮긴다.</w:t>
+        <w:t>ESP32 콜버튼(MQTT)으로 dispatch_request가 발행된 뒤 GUI 크래시(TS-GUI-04)를 먼저 수정하고 나니, 크래시 없이 로봇이 목표 방향으로 짧게 이동하다가 곧바로 멈추고 미션 결과가 실패(aborted)로 종료됐다.</w:t>
       </w:r>
     </w:p>
     <w:tbl>
@@ -4124,7 +4124,9 @@
                 <w:sz w:val="16"/>
                 <w:szCs w:val="16"/>
               </w:rPr>
-              <w:t xml:space="preserve">$ 명령어</w:t>
+              <w:t>$ (GUI 로그)</w:t>
+              <w:br/>
+              <w:t>[NAV2] goal result mission_id=... queue_id=... result=FAILED detail=실패(aborted)</w:t>
             </w:r>
           </w:p>
           <w:p>
@@ -4138,7 +4140,6 @@
                 <w:sz w:val="16"/>
                 <w:szCs w:val="16"/>
               </w:rPr>
-              <w:t xml:space="preserve">출력 또는 에러 메시지</w:t>
             </w:r>
           </w:p>
         </w:tc>
@@ -4317,7 +4318,7 @@
                 <w:sz w:val="17"/>
                 <w:szCs w:val="17"/>
               </w:rPr>
-              <w:t xml:space="preserve">1</w:t>
+              <w:t>1</w:t>
             </w:r>
           </w:p>
         </w:tc>
@@ -4342,6 +4343,9 @@
             <w:pPr>
               <w:spacing w:after="0" w:before="0" w:line="260"/>
             </w:pPr>
+            <w:r>
+              <w:t>ESP32 콜버튼을 눌러 MQTT로 dispatch_request를 발행한다</w:t>
+            </w:r>
           </w:p>
         </w:tc>
         <w:tc>
@@ -4365,6 +4369,9 @@
             <w:pPr>
               <w:spacing w:after="0" w:before="0" w:line="260"/>
             </w:pPr>
+            <w:r>
+              <w:t>GUI MissionController가 미션을 시작하고 로봇이 짧게 움직인다</w:t>
+            </w:r>
           </w:p>
         </w:tc>
       </w:tr>
@@ -4398,7 +4405,7 @@
                 <w:sz w:val="17"/>
                 <w:szCs w:val="17"/>
               </w:rPr>
-              <w:t xml:space="preserve">2</w:t>
+              <w:t>2</w:t>
             </w:r>
           </w:p>
         </w:tc>
@@ -4424,6 +4431,9 @@
             <w:pPr>
               <w:spacing w:after="0" w:before="0" w:line="260"/>
             </w:pPr>
+            <w:r>
+              <w:t>같은 시각 신규 Python 파이프라인(waypoint_manager→mission_manager→navigation_manager)도 같은 dispatch_request를 구독 중이었다</w:t>
+            </w:r>
           </w:p>
         </w:tc>
         <w:tc>
@@ -4448,6 +4458,9 @@
             <w:pPr>
               <w:spacing w:after="0" w:before="0" w:line="260"/>
             </w:pPr>
+            <w:r>
+              <w:t>navigation_manager가 별도로 동일 로봇에 navigate_to_pose goal을 전송한다</w:t>
+            </w:r>
           </w:p>
         </w:tc>
       </w:tr>
@@ -4480,7 +4493,7 @@
                 <w:sz w:val="17"/>
                 <w:szCs w:val="17"/>
               </w:rPr>
-              <w:t xml:space="preserve">3</w:t>
+              <w:t>3</w:t>
             </w:r>
           </w:p>
         </w:tc>
@@ -4505,6 +4518,9 @@
             <w:pPr>
               <w:spacing w:after="0" w:before="0" w:line="260"/>
             </w:pPr>
+            <w:r>
+              <w:t>ros2 action list 및 GUI 로그를 확인한다</w:t>
+            </w:r>
           </w:p>
         </w:tc>
         <w:tc>
@@ -4528,6 +4544,9 @@
             <w:pPr>
               <w:spacing w:after="0" w:before="0" w:line="260"/>
             </w:pPr>
+            <w:r>
+              <w:t>같은 로봇에 goal이 두 번 들어가 Nav2가 기존 goal을 preempt, result=FAILED detail=aborted로 종료된다</w:t>
+            </w:r>
           </w:p>
         </w:tc>
       </w:tr>
@@ -4543,7 +4562,7 @@
           <w:sz w:val="17"/>
           <w:szCs w:val="17"/>
         </w:rPr>
-        <w:t xml:space="preserve">재현율: n/m 회. 간헐적이면 반드시 명시한다.</w:t>
+        <w:t>재현율: 3/3회 (원인 확인 전까지 항상 재현)</w:t>
       </w:r>
     </w:p>
     <w:p>
@@ -4712,6 +4731,9 @@
             <w:pPr>
               <w:spacing w:after="0" w:before="0" w:line="260"/>
             </w:pPr>
+            <w:r>
+              <w:t>MissionController의 Nav2NavigationService 자체 버그다</w:t>
+            </w:r>
           </w:p>
         </w:tc>
         <w:tc>
@@ -4735,6 +4757,9 @@
             <w:pPr>
               <w:spacing w:after="0" w:before="0" w:line="260"/>
             </w:pPr>
+            <w:r>
+              <w:t>전송한 목표 좌표·pose 로그 재검토</w:t>
+            </w:r>
           </w:p>
         </w:tc>
         <w:tc>
@@ -4765,7 +4790,7 @@
                 <w:sz w:val="17"/>
                 <w:szCs w:val="17"/>
               </w:rPr>
-              <w:t xml:space="preserve">아님 — 근거</w:t>
+              <w:t>아님 — 전송한 목표 좌표는 정상이었음</w:t>
             </w:r>
           </w:p>
         </w:tc>
@@ -4793,6 +4818,9 @@
             <w:pPr>
               <w:spacing w:after="0" w:before="0" w:line="260"/>
             </w:pPr>
+            <w:r>
+              <w:t>같은 dispatch_request를 처리하는 오케스트레이터가 두 개 존재한다</w:t>
+            </w:r>
           </w:p>
         </w:tc>
         <w:tc>
@@ -4817,6 +4845,9 @@
             <w:pPr>
               <w:spacing w:after="0" w:before="0" w:line="260"/>
             </w:pPr>
+            <w:r>
+              <w:t>신규 Python 노드(waypoint_manager/mission_manager/navigation_manager)와 기존 GUI MissionController가 각각 Nav2 action client를 갖는지 코드 전수 확인</w:t>
+            </w:r>
           </w:p>
         </w:tc>
         <w:tc>
@@ -4848,7 +4879,7 @@
                 <w:sz w:val="17"/>
                 <w:szCs w:val="17"/>
               </w:rPr>
-              <w:t xml:space="preserve">맞음 — 근거</w:t>
+              <w:t>맞음 — 둘 다 동일 dispatch_request 토픽을 구독해 각자 navigate_to_pose goal을 보내고 있었음</w:t>
             </w:r>
           </w:p>
         </w:tc>
@@ -4882,7 +4913,7 @@
           <w:sz w:val="17"/>
           <w:szCs w:val="17"/>
         </w:rPr>
-        <w:t xml:space="preserve">확인된 근본 원인을 한 문단으로 적는다. 확인하지 못했으면 "미확인"이라고 쓰고 어디까지 좁혔는지 남긴다.</w:t>
+        <w:t>확인됨. GUI(medirun_gui)에 이미 완전한 미션 오케스트레이션 시스템(MissionController+MissionRosInterface)이 있었는데, 이를 모르고 같은 날 별도로 Python 파이프라인(emergency_dispatcher→waypoint_manager→mission_manager→navigation_manager)을 새로 만들어 같은 /medirun/mission/dispatch_request를 구독하게 했다. 두 오케스트레이터가 동시에 같은 로봇에 navigate_to_pose goal을 보내면서 Nav2가 먼저 들어온 goal을 preempt(취소)해 실패 처리됐다.</w:t>
       </w:r>
     </w:p>
     <w:p>
@@ -5058,7 +5089,7 @@
                 <w:sz w:val="17"/>
                 <w:szCs w:val="17"/>
               </w:rPr>
-              <w:t xml:space="preserve">파일 / 파라미터</w:t>
+              <w:t>callzone_bringup.launch.py 노드 구성</w:t>
             </w:r>
           </w:p>
         </w:tc>
@@ -5083,6 +5114,9 @@
             <w:pPr>
               <w:spacing w:after="0" w:before="0" w:line="260"/>
             </w:pPr>
+            <w:r>
+              <w:t>mqtt_bridge, emergency_dispatcher, waypoint_manager, mission_manager, navigation_manager 5개 노드 모두 기동</w:t>
+            </w:r>
           </w:p>
         </w:tc>
         <w:tc>
@@ -5106,6 +5140,9 @@
             <w:pPr>
               <w:spacing w:after="0" w:before="0" w:line="260"/>
             </w:pPr>
+            <w:r>
+              <w:t>waypoint_manager/mission_manager/navigation_manager 3개 제외, mqtt_bridge+emergency_dispatcher만 기동(웨이포인트 조회·실제 주행은 GUI MissionController가 전담)</w:t>
+            </w:r>
           </w:p>
         </w:tc>
       </w:tr>
@@ -5154,7 +5191,9 @@
                 <w:sz w:val="16"/>
                 <w:szCs w:val="16"/>
               </w:rPr>
-              <w:t xml:space="preserve"># 적용 명령</w:t>
+              <w:t># 변경 파일</w:t>
+              <w:br/>
+              <w:t>src/medirun_bringup/launch/callzone_bringup.launch.py — waypoint_manager/mission_manager/navigation_manager Node() 3개 제거</w:t>
             </w:r>
           </w:p>
           <w:p>
@@ -5168,7 +5207,6 @@
                 <w:sz w:val="16"/>
                 <w:szCs w:val="16"/>
               </w:rPr>
-              <w:t xml:space="preserve">colcon build --packages-select &lt;pkg&gt; --symlink-install</w:t>
             </w:r>
           </w:p>
         </w:tc>
@@ -5207,7 +5245,7 @@
           <w:sz w:val="17"/>
           <w:szCs w:val="17"/>
         </w:rPr>
-        <w:t xml:space="preserve">무엇을 관측해 해결로 판단했는가 (수치·로그·화면)</w:t>
+        <w:t>ESP32 버튼을 눌러 dispatch_request가 나간 뒤 로봇이 중간에 멈추지 않고 목표 웨이포인트까지 끝까지 주행해 result=SUCCEEDED로 종료되는지 확인</w:t>
       </w:r>
     </w:p>
     <w:p>
@@ -5226,7 +5264,7 @@
           <w:sz w:val="17"/>
           <w:szCs w:val="17"/>
         </w:rPr>
-        <w:t xml:space="preserve">재현 절차를 다시 수행한 결과와 횟수</w:t>
+        <w:t>수정 후 BTN_02로 재현 절차를 다시 수행한 결과 로봇이 멈추지 않고 목적지까지 도착했고, 이후 재발 없음</w:t>
       </w:r>
     </w:p>
     <w:p>
@@ -5366,7 +5404,7 @@
                 <w:sz w:val="17"/>
                 <w:szCs w:val="17"/>
               </w:rPr>
-              <w:t xml:space="preserve">개발 규칙서 / 체크리스트 / 코드 / 없음</w:t>
+              <w:t>코드</w:t>
             </w:r>
           </w:p>
         </w:tc>
@@ -5391,6 +5429,9 @@
             <w:pPr>
               <w:spacing w:after="0" w:before="0" w:line="260"/>
             </w:pPr>
+            <w:r>
+              <w:t>새 파이프라인/노드를 추가하기 전 GUI가 이미 갖고 있는 기능(MissionController 등)을 먼저 확인하는 습관 필요 — 별도 규칙 문서 반영은 아직 안 함</w:t>
+            </w:r>
           </w:p>
         </w:tc>
       </w:tr>

--- a/docs/troubleshooting/AURIX_MediRun_07_트러블슈팅_NAV.docx
+++ b/docs/troubleshooting/AURIX_MediRun_07_트러블슈팅_NAV.docx
@@ -2913,6 +2913,15 @@
             <w:pPr>
               <w:spacing w:after="0" w:before="0" w:line="260"/>
             </w:pPr>
+            <w:r>
+              <w:rPr>
+                <w:rFonts w:ascii="맑은 고딕" w:cs="맑은 고딕" w:eastAsia="맑은 고딕" w:hAnsi="맑은 고딕"/>
+                <w:color w:val="3C3429"/>
+                <w:sz w:val="17"/>
+                <w:szCs w:val="17"/>
+              </w:rPr>
+              <w:t xml:space="preserve">웨이포인트 주행 중 /odom의 angular.z가 잡음 수준으로만 보고됨</w:t>
+            </w:r>
           </w:p>
         </w:tc>
         <w:tc>
@@ -2938,6 +2947,15 @@
               <w:spacing w:after="0" w:before="0" w:line="260"/>
               <w:jc w:val="center"/>
             </w:pPr>
+            <w:r>
+              <w:rPr>
+                <w:rFonts w:ascii="맑은 고딕" w:cs="맑은 고딕" w:eastAsia="맑은 고딕" w:hAnsi="맑은 고딕"/>
+                <w:color w:val="3C3429"/>
+                <w:sz w:val="17"/>
+                <w:szCs w:val="17"/>
+              </w:rPr>
+              <w:t xml:space="preserve">MINOR</w:t>
+            </w:r>
           </w:p>
         </w:tc>
         <w:tc>
@@ -2963,6 +2981,15 @@
               <w:spacing w:after="0" w:before="0" w:line="260"/>
               <w:jc w:val="center"/>
             </w:pPr>
+            <w:r>
+              <w:rPr>
+                <w:rFonts w:ascii="맑은 고딕" w:cs="맑은 고딕" w:eastAsia="맑은 고딕" w:hAnsi="맑은 고딕"/>
+                <w:color w:val="3C3429"/>
+                <w:sz w:val="17"/>
+                <w:szCs w:val="17"/>
+              </w:rPr>
+              <w:t xml:space="preserve">INVESTIGATING</w:t>
+            </w:r>
           </w:p>
         </w:tc>
       </w:tr>
@@ -3443,7 +3470,7 @@
                 <w:sz w:val="17"/>
                 <w:szCs w:val="17"/>
               </w:rPr>
-              <w:t>1 / 1 / 0</w:t>
+              <w:t xml:space="preserve">2 / 1 / 1</w:t>
             </w:r>
           </w:p>
         </w:tc>
@@ -5438,6 +5465,1724 @@
     </w:tbl>
     <w:p>
       <w:pPr>
+        <w:pStyle w:val="Heading2"/>
+        <w:pBdr>
+          <w:left w:val="single" w:color="D9A441" w:sz="24" w:space="8"/>
+        </w:pBdr>
+        <w:spacing w:after="180" w:before="380" w:line="280"/>
+        <w:ind w:left="140"/>
+      </w:pPr>
+      <w:r>
+        <w:rPr>
+          <w:rFonts w:ascii="맑은 고딕" w:cs="맑은 고딕" w:eastAsia="맑은 고딕" w:hAnsi="맑은 고딕"/>
+          <w:b/>
+          <w:bCs/>
+          <w:color w:val="241B12"/>
+          <w:sz w:val="26"/>
+          <w:szCs w:val="26"/>
+        </w:rPr>
+        <w:t xml:space="preserve">4.2 TS-NAV-02 (웨이포인트 주행 중 /odom의 angular.z가 잡음 수준으로만 보고됨)</w:t>
+      </w:r>
+    </w:p>
+    <w:p>
+      <w:pPr>
+        <w:pStyle w:val="Heading3"/>
+        <w:spacing w:after="120" w:before="260" w:line="260"/>
+      </w:pPr>
+      <w:r>
+        <w:rPr>
+          <w:rFonts w:ascii="맑은 고딕" w:cs="맑은 고딕" w:eastAsia="맑은 고딕" w:hAnsi="맑은 고딕"/>
+          <w:b/>
+          <w:bCs/>
+          <w:color w:val="241B12"/>
+          <w:sz w:val="21"/>
+          <w:szCs w:val="21"/>
+        </w:rPr>
+        <w:t xml:space="preserve">개요</w:t>
+      </w:r>
+    </w:p>
+    <w:tbl>
+      <w:tblPr>
+        <w:tblW w:type="dxa" w:w="9746"/>
+        <w:tblBorders>
+          <w:top w:val="single" w:color="DEDEDE" w:sz="6"/>
+          <w:left w:val="single" w:color="DEDEDE" w:sz="6"/>
+          <w:bottom w:val="single" w:color="DEDEDE" w:sz="6"/>
+          <w:right w:val="single" w:color="DEDEDE" w:sz="6"/>
+          <w:insideH w:val="single" w:color="DEDEDE" w:sz="6"/>
+          <w:insideV w:val="single" w:color="DEDEDE" w:sz="6"/>
+        </w:tblBorders>
+      </w:tblPr>
+      <w:tblGrid>
+        <w:gridCol w:w="2600"/>
+        <w:gridCol w:w="7146"/>
+      </w:tblGrid>
+      <w:tr>
+        <w:trPr>
+          <w:tblHeader/>
+        </w:trPr>
+        <w:tc>
+          <w:tcPr>
+            <w:tcW w:type="dxa" w:w="2600"/>
+            <w:tcBorders>
+              <w:top w:val="single" w:color="49361D" w:sz="6"/>
+              <w:left w:val="single" w:color="49361D" w:sz="6"/>
+              <w:bottom w:val="single" w:color="49361D" w:sz="6"/>
+              <w:right w:val="single" w:color="49361D" w:sz="6"/>
+            </w:tcBorders>
+            <w:shd w:fill="241B12" w:color="auto" w:val="clear"/>
+            <w:tcMar>
+              <w:top w:type="dxa" w:w="90"/>
+              <w:left w:type="dxa" w:w="110"/>
+              <w:bottom w:type="dxa" w:w="90"/>
+              <w:right w:type="dxa" w:w="110"/>
+            </w:tcMar>
+            <w:vAlign w:val="center"/>
+          </w:tcPr>
+          <w:p>
+            <w:pPr>
+              <w:spacing w:after="0" w:before="0" w:line="260"/>
+            </w:pPr>
+            <w:r>
+              <w:rPr>
+                <w:rFonts w:ascii="맑은 고딕" w:cs="맑은 고딕" w:eastAsia="맑은 고딕" w:hAnsi="맑은 고딕"/>
+                <w:b/>
+                <w:bCs/>
+                <w:color w:val="F4CF87"/>
+                <w:sz w:val="17"/>
+                <w:szCs w:val="17"/>
+              </w:rPr>
+              <w:t xml:space="preserve">항목</w:t>
+            </w:r>
+          </w:p>
+        </w:tc>
+        <w:tc>
+          <w:tcPr>
+            <w:tcW w:type="dxa" w:w="7146"/>
+            <w:tcBorders>
+              <w:top w:val="single" w:color="49361D" w:sz="6"/>
+              <w:left w:val="single" w:color="49361D" w:sz="6"/>
+              <w:bottom w:val="single" w:color="49361D" w:sz="6"/>
+              <w:right w:val="single" w:color="49361D" w:sz="6"/>
+            </w:tcBorders>
+            <w:shd w:fill="241B12" w:color="auto" w:val="clear"/>
+            <w:tcMar>
+              <w:top w:type="dxa" w:w="90"/>
+              <w:left w:type="dxa" w:w="110"/>
+              <w:bottom w:type="dxa" w:w="90"/>
+              <w:right w:type="dxa" w:w="110"/>
+            </w:tcMar>
+            <w:vAlign w:val="center"/>
+          </w:tcPr>
+          <w:p>
+            <w:pPr>
+              <w:spacing w:after="0" w:before="0" w:line="260"/>
+            </w:pPr>
+            <w:r>
+              <w:rPr>
+                <w:rFonts w:ascii="맑은 고딕" w:cs="맑은 고딕" w:eastAsia="맑은 고딕" w:hAnsi="맑은 고딕"/>
+                <w:b/>
+                <w:bCs/>
+                <w:color w:val="F4CF87"/>
+                <w:sz w:val="17"/>
+                <w:szCs w:val="17"/>
+              </w:rPr>
+              <w:t xml:space="preserve">내용</w:t>
+            </w:r>
+          </w:p>
+        </w:tc>
+      </w:tr>
+      <w:tr>
+        <w:tc>
+          <w:tcPr>
+            <w:tcW w:type="dxa" w:w="2600"/>
+            <w:tcBorders>
+              <w:top w:val="single" w:color="DEDEDE" w:sz="6"/>
+              <w:left w:val="single" w:color="DEDEDE" w:sz="6"/>
+              <w:bottom w:val="single" w:color="DEDEDE" w:sz="6"/>
+              <w:right w:val="single" w:color="DEDEDE" w:sz="6"/>
+            </w:tcBorders>
+            <w:tcMar>
+              <w:top w:type="dxa" w:w="70"/>
+              <w:left w:type="dxa" w:w="110"/>
+              <w:bottom w:type="dxa" w:w="70"/>
+              <w:right w:type="dxa" w:w="110"/>
+            </w:tcMar>
+            <w:vAlign w:val="center"/>
+          </w:tcPr>
+          <w:p>
+            <w:pPr>
+              <w:spacing w:after="0" w:before="0" w:line="260"/>
+            </w:pPr>
+            <w:r>
+              <w:rPr>
+                <w:rFonts w:ascii="맑은 고딕" w:cs="맑은 고딕" w:eastAsia="맑은 고딕" w:hAnsi="맑은 고딕"/>
+                <w:color w:val="3C3429"/>
+                <w:sz w:val="17"/>
+                <w:szCs w:val="17"/>
+              </w:rPr>
+              <w:t xml:space="preserve">심각도 / 상태</w:t>
+            </w:r>
+          </w:p>
+        </w:tc>
+        <w:tc>
+          <w:tcPr>
+            <w:tcW w:type="dxa" w:w="7146"/>
+            <w:tcBorders>
+              <w:top w:val="single" w:color="DEDEDE" w:sz="6"/>
+              <w:left w:val="single" w:color="DEDEDE" w:sz="6"/>
+              <w:bottom w:val="single" w:color="DEDEDE" w:sz="6"/>
+              <w:right w:val="single" w:color="DEDEDE" w:sz="6"/>
+            </w:tcBorders>
+            <w:tcMar>
+              <w:top w:type="dxa" w:w="70"/>
+              <w:left w:type="dxa" w:w="110"/>
+              <w:bottom w:type="dxa" w:w="70"/>
+              <w:right w:type="dxa" w:w="110"/>
+            </w:tcMar>
+            <w:vAlign w:val="center"/>
+          </w:tcPr>
+          <w:p>
+            <w:pPr>
+              <w:spacing w:after="0" w:before="0" w:line="260"/>
+            </w:pPr>
+            <w:r>
+              <w:rPr>
+                <w:rFonts w:ascii="맑은 고딕" w:cs="맑은 고딕" w:eastAsia="맑은 고딕" w:hAnsi="맑은 고딕"/>
+                <w:color w:val="3C3429"/>
+                <w:sz w:val="17"/>
+                <w:szCs w:val="17"/>
+              </w:rPr>
+              <w:t xml:space="preserve">MINOR / INVESTIGATING</w:t>
+            </w:r>
+          </w:p>
+        </w:tc>
+      </w:tr>
+      <w:tr>
+        <w:tc>
+          <w:tcPr>
+            <w:tcW w:type="dxa" w:w="2600"/>
+            <w:tcBorders>
+              <w:top w:val="single" w:color="DEDEDE" w:sz="6"/>
+              <w:left w:val="single" w:color="DEDEDE" w:sz="6"/>
+              <w:bottom w:val="single" w:color="DEDEDE" w:sz="6"/>
+              <w:right w:val="single" w:color="DEDEDE" w:sz="6"/>
+            </w:tcBorders>
+            <w:shd w:fill="FAFAFA" w:color="auto" w:val="clear"/>
+            <w:tcMar>
+              <w:top w:type="dxa" w:w="70"/>
+              <w:left w:type="dxa" w:w="110"/>
+              <w:bottom w:type="dxa" w:w="70"/>
+              <w:right w:type="dxa" w:w="110"/>
+            </w:tcMar>
+            <w:vAlign w:val="center"/>
+          </w:tcPr>
+          <w:p>
+            <w:pPr>
+              <w:spacing w:after="0" w:before="0" w:line="260"/>
+            </w:pPr>
+            <w:r>
+              <w:rPr>
+                <w:rFonts w:ascii="맑은 고딕" w:cs="맑은 고딕" w:eastAsia="맑은 고딕" w:hAnsi="맑은 고딕"/>
+                <w:color w:val="3C3429"/>
+                <w:sz w:val="17"/>
+                <w:szCs w:val="17"/>
+              </w:rPr>
+              <w:t xml:space="preserve">발생일 / 해결일</w:t>
+            </w:r>
+          </w:p>
+        </w:tc>
+        <w:tc>
+          <w:tcPr>
+            <w:tcW w:type="dxa" w:w="7146"/>
+            <w:tcBorders>
+              <w:top w:val="single" w:color="DEDEDE" w:sz="6"/>
+              <w:left w:val="single" w:color="DEDEDE" w:sz="6"/>
+              <w:bottom w:val="single" w:color="DEDEDE" w:sz="6"/>
+              <w:right w:val="single" w:color="DEDEDE" w:sz="6"/>
+            </w:tcBorders>
+            <w:shd w:fill="FAFAFA" w:color="auto" w:val="clear"/>
+            <w:tcMar>
+              <w:top w:type="dxa" w:w="70"/>
+              <w:left w:type="dxa" w:w="110"/>
+              <w:bottom w:type="dxa" w:w="70"/>
+              <w:right w:type="dxa" w:w="110"/>
+            </w:tcMar>
+            <w:vAlign w:val="center"/>
+          </w:tcPr>
+          <w:p>
+            <w:pPr>
+              <w:spacing w:after="0" w:before="0" w:line="260"/>
+            </w:pPr>
+            <w:r>
+              <w:rPr>
+                <w:rFonts w:ascii="맑은 고딕" w:cs="맑은 고딕" w:eastAsia="맑은 고딕" w:hAnsi="맑은 고딕"/>
+                <w:color w:val="3C3429"/>
+                <w:sz w:val="17"/>
+                <w:szCs w:val="17"/>
+              </w:rPr>
+              <w:t xml:space="preserve">2026-08-13 / 미해결</w:t>
+            </w:r>
+          </w:p>
+        </w:tc>
+      </w:tr>
+      <w:tr>
+        <w:tc>
+          <w:tcPr>
+            <w:tcW w:type="dxa" w:w="2600"/>
+            <w:tcBorders>
+              <w:top w:val="single" w:color="DEDEDE" w:sz="6"/>
+              <w:left w:val="single" w:color="DEDEDE" w:sz="6"/>
+              <w:bottom w:val="single" w:color="DEDEDE" w:sz="6"/>
+              <w:right w:val="single" w:color="DEDEDE" w:sz="6"/>
+            </w:tcBorders>
+            <w:tcMar>
+              <w:top w:type="dxa" w:w="70"/>
+              <w:left w:type="dxa" w:w="110"/>
+              <w:bottom w:type="dxa" w:w="70"/>
+              <w:right w:type="dxa" w:w="110"/>
+            </w:tcMar>
+            <w:vAlign w:val="center"/>
+          </w:tcPr>
+          <w:p>
+            <w:pPr>
+              <w:spacing w:after="0" w:before="0" w:line="260"/>
+            </w:pPr>
+            <w:r>
+              <w:rPr>
+                <w:rFonts w:ascii="맑은 고딕" w:cs="맑은 고딕" w:eastAsia="맑은 고딕" w:hAnsi="맑은 고딕"/>
+                <w:color w:val="3C3429"/>
+                <w:sz w:val="17"/>
+                <w:szCs w:val="17"/>
+              </w:rPr>
+              <w:t xml:space="preserve">담당</w:t>
+            </w:r>
+          </w:p>
+        </w:tc>
+        <w:tc>
+          <w:tcPr>
+            <w:tcW w:type="dxa" w:w="7146"/>
+            <w:tcBorders>
+              <w:top w:val="single" w:color="DEDEDE" w:sz="6"/>
+              <w:left w:val="single" w:color="DEDEDE" w:sz="6"/>
+              <w:bottom w:val="single" w:color="DEDEDE" w:sz="6"/>
+              <w:right w:val="single" w:color="DEDEDE" w:sz="6"/>
+            </w:tcBorders>
+            <w:tcMar>
+              <w:top w:type="dxa" w:w="70"/>
+              <w:left w:type="dxa" w:w="110"/>
+              <w:bottom w:type="dxa" w:w="70"/>
+              <w:right w:type="dxa" w:w="110"/>
+            </w:tcMar>
+            <w:vAlign w:val="center"/>
+          </w:tcPr>
+          <w:p>
+            <w:pPr>
+              <w:spacing w:after="0" w:before="0" w:line="260"/>
+            </w:pPr>
+            <w:r>
+              <w:rPr>
+                <w:rFonts w:ascii="맑은 고딕" w:cs="맑은 고딕" w:eastAsia="맑은 고딕" w:hAnsi="맑은 고딕"/>
+                <w:color w:val="3C3429"/>
+                <w:sz w:val="17"/>
+                <w:szCs w:val="17"/>
+              </w:rPr>
+              <w:t xml:space="preserve">미지정</w:t>
+            </w:r>
+          </w:p>
+        </w:tc>
+      </w:tr>
+      <w:tr>
+        <w:tc>
+          <w:tcPr>
+            <w:tcW w:type="dxa" w:w="2600"/>
+            <w:tcBorders>
+              <w:top w:val="single" w:color="DEDEDE" w:sz="6"/>
+              <w:left w:val="single" w:color="DEDEDE" w:sz="6"/>
+              <w:bottom w:val="single" w:color="DEDEDE" w:sz="6"/>
+              <w:right w:val="single" w:color="DEDEDE" w:sz="6"/>
+            </w:tcBorders>
+            <w:shd w:fill="FAFAFA" w:color="auto" w:val="clear"/>
+            <w:tcMar>
+              <w:top w:type="dxa" w:w="70"/>
+              <w:left w:type="dxa" w:w="110"/>
+              <w:bottom w:type="dxa" w:w="70"/>
+              <w:right w:type="dxa" w:w="110"/>
+            </w:tcMar>
+            <w:vAlign w:val="center"/>
+          </w:tcPr>
+          <w:p>
+            <w:pPr>
+              <w:spacing w:after="0" w:before="0" w:line="260"/>
+            </w:pPr>
+            <w:r>
+              <w:rPr>
+                <w:rFonts w:ascii="맑은 고딕" w:cs="맑은 고딕" w:eastAsia="맑은 고딕" w:hAnsi="맑은 고딕"/>
+                <w:color w:val="3C3429"/>
+                <w:sz w:val="17"/>
+                <w:szCs w:val="17"/>
+              </w:rPr>
+              <w:t xml:space="preserve">환경</w:t>
+            </w:r>
+          </w:p>
+        </w:tc>
+        <w:tc>
+          <w:tcPr>
+            <w:tcW w:type="dxa" w:w="7146"/>
+            <w:tcBorders>
+              <w:top w:val="single" w:color="DEDEDE" w:sz="6"/>
+              <w:left w:val="single" w:color="DEDEDE" w:sz="6"/>
+              <w:bottom w:val="single" w:color="DEDEDE" w:sz="6"/>
+              <w:right w:val="single" w:color="DEDEDE" w:sz="6"/>
+            </w:tcBorders>
+            <w:shd w:fill="FAFAFA" w:color="auto" w:val="clear"/>
+            <w:tcMar>
+              <w:top w:type="dxa" w:w="70"/>
+              <w:left w:type="dxa" w:w="110"/>
+              <w:bottom w:type="dxa" w:w="70"/>
+              <w:right w:type="dxa" w:w="110"/>
+            </w:tcMar>
+            <w:vAlign w:val="center"/>
+          </w:tcPr>
+          <w:p>
+            <w:pPr>
+              <w:spacing w:after="0" w:before="0" w:line="260"/>
+            </w:pPr>
+            <w:r>
+              <w:rPr>
+                <w:rFonts w:ascii="맑은 고딕" w:cs="맑은 고딕" w:eastAsia="맑은 고딕" w:hAnsi="맑은 고딕"/>
+                <w:color w:val="3C3429"/>
+                <w:sz w:val="17"/>
+                <w:szCs w:val="17"/>
+              </w:rPr>
+              <w:t xml:space="preserve">TurtleBot3 실기 · Nav2 웨이포인트 주행 · /odom</w:t>
+            </w:r>
+          </w:p>
+        </w:tc>
+      </w:tr>
+      <w:tr>
+        <w:tc>
+          <w:tcPr>
+            <w:tcW w:type="dxa" w:w="2600"/>
+            <w:tcBorders>
+              <w:top w:val="single" w:color="DEDEDE" w:sz="6"/>
+              <w:left w:val="single" w:color="DEDEDE" w:sz="6"/>
+              <w:bottom w:val="single" w:color="DEDEDE" w:sz="6"/>
+              <w:right w:val="single" w:color="DEDEDE" w:sz="6"/>
+            </w:tcBorders>
+            <w:tcMar>
+              <w:top w:type="dxa" w:w="70"/>
+              <w:left w:type="dxa" w:w="110"/>
+              <w:bottom w:type="dxa" w:w="70"/>
+              <w:right w:type="dxa" w:w="110"/>
+            </w:tcMar>
+            <w:vAlign w:val="center"/>
+          </w:tcPr>
+          <w:p>
+            <w:pPr>
+              <w:spacing w:after="0" w:before="0" w:line="260"/>
+            </w:pPr>
+            <w:r>
+              <w:rPr>
+                <w:rFonts w:ascii="맑은 고딕" w:cs="맑은 고딕" w:eastAsia="맑은 고딕" w:hAnsi="맑은 고딕"/>
+                <w:color w:val="3C3429"/>
+                <w:sz w:val="17"/>
+                <w:szCs w:val="17"/>
+              </w:rPr>
+              <w:t xml:space="preserve">관련</w:t>
+            </w:r>
+          </w:p>
+        </w:tc>
+        <w:tc>
+          <w:tcPr>
+            <w:tcW w:type="dxa" w:w="7146"/>
+            <w:tcBorders>
+              <w:top w:val="single" w:color="DEDEDE" w:sz="6"/>
+              <w:left w:val="single" w:color="DEDEDE" w:sz="6"/>
+              <w:bottom w:val="single" w:color="DEDEDE" w:sz="6"/>
+              <w:right w:val="single" w:color="DEDEDE" w:sz="6"/>
+            </w:tcBorders>
+            <w:tcMar>
+              <w:top w:type="dxa" w:w="70"/>
+              <w:left w:type="dxa" w:w="110"/>
+              <w:bottom w:type="dxa" w:w="70"/>
+              <w:right w:type="dxa" w:w="110"/>
+            </w:tcMar>
+            <w:vAlign w:val="center"/>
+          </w:tcPr>
+          <w:p>
+            <w:pPr>
+              <w:spacing w:after="0" w:before="0" w:line="260"/>
+            </w:pPr>
+            <w:r>
+              <w:rPr>
+                <w:rFonts w:ascii="맑은 고딕" w:cs="맑은 고딕" w:eastAsia="맑은 고딕" w:hAnsi="맑은 고딕"/>
+                <w:color w:val="3C3429"/>
+                <w:sz w:val="17"/>
+                <w:szCs w:val="17"/>
+              </w:rPr>
+              <w:t xml:space="preserve">TS-GUI-07(같은 세션, 이 조사의 발단이 된 원격제어 cmd_vel 표시 이슈)</w:t>
+            </w:r>
+          </w:p>
+        </w:tc>
+      </w:tr>
+    </w:tbl>
+    <w:p>
+      <w:pPr>
+        <w:pStyle w:val="Heading3"/>
+        <w:spacing w:after="120" w:before="260" w:line="260"/>
+      </w:pPr>
+      <w:r>
+        <w:rPr>
+          <w:rFonts w:ascii="맑은 고딕" w:cs="맑은 고딕" w:eastAsia="맑은 고딕" w:hAnsi="맑은 고딕"/>
+          <w:b/>
+          <w:bCs/>
+          <w:color w:val="241B12"/>
+          <w:sz w:val="21"/>
+          <w:szCs w:val="21"/>
+        </w:rPr>
+        <w:t xml:space="preserve">증상</w:t>
+      </w:r>
+    </w:p>
+    <w:p>
+      <w:pPr>
+        <w:spacing w:after="140" w:before="0" w:line="260"/>
+      </w:pPr>
+      <w:r>
+        <w:rPr>
+          <w:rFonts w:ascii="맑은 고딕" w:cs="맑은 고딕" w:eastAsia="맑은 고딕" w:hAnsi="맑은 고딕"/>
+          <w:color w:val="3C3429"/>
+          <w:sz w:val="17"/>
+          <w:szCs w:val="17"/>
+        </w:rPr>
+        <w:t xml:space="preserve">원격제어 cmd_vel 패널에서 웨이포인트 자동주행 중 linear.x는 정상 표시되나 angular.z는 항상 0.00 rad/s로 고정되어 보였다(회전 구간을 지날 때도 동일).</w:t>
+      </w:r>
+    </w:p>
+    <w:tbl>
+      <w:tblPr>
+        <w:tblW w:type="dxa" w:w="9746"/>
+        <w:tblBorders>
+          <w:top w:val="single" w:color="DEDEDE" w:sz="6"/>
+          <w:left w:val="single" w:color="DEDEDE" w:sz="6"/>
+          <w:bottom w:val="single" w:color="DEDEDE" w:sz="6"/>
+          <w:right w:val="single" w:color="DEDEDE" w:sz="6"/>
+          <w:insideH w:val="single" w:color="DEDEDE" w:sz="6"/>
+          <w:insideV w:val="single" w:color="DEDEDE" w:sz="6"/>
+        </w:tblBorders>
+      </w:tblPr>
+      <w:tblGrid>
+        <w:gridCol w:w="9746"/>
+      </w:tblGrid>
+      <w:tr>
+        <w:tc>
+          <w:tcPr>
+            <w:tcW w:type="dxa" w:w="9746"/>
+            <w:tcBorders>
+              <w:top w:val="single" w:color="DEDEDE" w:sz="6"/>
+              <w:left w:val="single" w:color="DEDEDE" w:sz="6"/>
+              <w:bottom w:val="single" w:color="DEDEDE" w:sz="6"/>
+              <w:right w:val="single" w:color="DEDEDE" w:sz="6"/>
+            </w:tcBorders>
+            <w:shd w:fill="F7F8FA" w:color="auto" w:val="clear"/>
+            <w:tcMar>
+              <w:top w:type="dxa" w:w="140"/>
+              <w:left w:type="dxa" w:w="160"/>
+              <w:bottom w:type="dxa" w:w="140"/>
+              <w:right w:type="dxa" w:w="160"/>
+            </w:tcMar>
+          </w:tcPr>
+          <w:p>
+            <w:pPr>
+              <w:spacing w:after="20" w:line="240"/>
+            </w:pPr>
+            <w:r>
+              <w:rPr>
+                <w:rFonts w:ascii="Consolas" w:cs="Consolas" w:eastAsia="Consolas" w:hAnsi="Consolas"/>
+                <w:color w:val="3C3429"/>
+                <w:sz w:val="16"/>
+                <w:szCs w:val="16"/>
+              </w:rPr>
+              <w:t xml:space="preserve">$ ros2 topic echo /odom --field twist.twist.angular.z</w:t>
+              <w:br/>
+              <w:t xml:space="preserve">→ 회전 구간을 지나는 동안에도 -0.0007~0.0012 rad/s 범위(잡음 수준)에서만 값이 움직임</w:t>
+            </w:r>
+          </w:p>
+        </w:tc>
+      </w:tr>
+    </w:tbl>
+    <w:p>
+      <w:pPr>
+        <w:pStyle w:val="Heading3"/>
+        <w:spacing w:after="120" w:before="260" w:line="260"/>
+      </w:pPr>
+      <w:r>
+        <w:rPr>
+          <w:rFonts w:ascii="맑은 고딕" w:cs="맑은 고딕" w:eastAsia="맑은 고딕" w:hAnsi="맑은 고딕"/>
+          <w:b/>
+          <w:bCs/>
+          <w:color w:val="241B12"/>
+          <w:sz w:val="21"/>
+          <w:szCs w:val="21"/>
+        </w:rPr>
+        <w:t xml:space="preserve">재현 절차</w:t>
+      </w:r>
+    </w:p>
+    <w:tbl>
+      <w:tblPr>
+        <w:tblW w:type="dxa" w:w="9746"/>
+        <w:tblBorders>
+          <w:top w:val="single" w:color="DEDEDE" w:sz="6"/>
+          <w:left w:val="single" w:color="DEDEDE" w:sz="6"/>
+          <w:bottom w:val="single" w:color="DEDEDE" w:sz="6"/>
+          <w:right w:val="single" w:color="DEDEDE" w:sz="6"/>
+          <w:insideH w:val="single" w:color="DEDEDE" w:sz="6"/>
+          <w:insideV w:val="single" w:color="DEDEDE" w:sz="6"/>
+        </w:tblBorders>
+      </w:tblPr>
+      <w:tblGrid>
+        <w:gridCol w:w="1500"/>
+        <w:gridCol w:w="3000"/>
+        <w:gridCol w:w="5246"/>
+      </w:tblGrid>
+      <w:tr>
+        <w:trPr>
+          <w:tblHeader/>
+        </w:trPr>
+        <w:tc>
+          <w:tcPr>
+            <w:tcW w:type="dxa" w:w="1500"/>
+            <w:tcBorders>
+              <w:top w:val="single" w:color="49361D" w:sz="6"/>
+              <w:left w:val="single" w:color="49361D" w:sz="6"/>
+              <w:bottom w:val="single" w:color="49361D" w:sz="6"/>
+              <w:right w:val="single" w:color="49361D" w:sz="6"/>
+            </w:tcBorders>
+            <w:shd w:fill="241B12" w:color="auto" w:val="clear"/>
+            <w:tcMar>
+              <w:top w:type="dxa" w:w="90"/>
+              <w:left w:type="dxa" w:w="110"/>
+              <w:bottom w:type="dxa" w:w="90"/>
+              <w:right w:type="dxa" w:w="110"/>
+            </w:tcMar>
+            <w:vAlign w:val="center"/>
+          </w:tcPr>
+          <w:p>
+            <w:pPr>
+              <w:spacing w:after="0" w:before="0" w:line="260"/>
+            </w:pPr>
+            <w:r>
+              <w:rPr>
+                <w:rFonts w:ascii="맑은 고딕" w:cs="맑은 고딕" w:eastAsia="맑은 고딕" w:hAnsi="맑은 고딕"/>
+                <w:b/>
+                <w:bCs/>
+                <w:color w:val="F4CF87"/>
+                <w:sz w:val="17"/>
+                <w:szCs w:val="17"/>
+              </w:rPr>
+              <w:t xml:space="preserve">#</w:t>
+            </w:r>
+          </w:p>
+        </w:tc>
+        <w:tc>
+          <w:tcPr>
+            <w:tcW w:type="dxa" w:w="3000"/>
+            <w:tcBorders>
+              <w:top w:val="single" w:color="49361D" w:sz="6"/>
+              <w:left w:val="single" w:color="49361D" w:sz="6"/>
+              <w:bottom w:val="single" w:color="49361D" w:sz="6"/>
+              <w:right w:val="single" w:color="49361D" w:sz="6"/>
+            </w:tcBorders>
+            <w:shd w:fill="241B12" w:color="auto" w:val="clear"/>
+            <w:tcMar>
+              <w:top w:type="dxa" w:w="90"/>
+              <w:left w:type="dxa" w:w="110"/>
+              <w:bottom w:type="dxa" w:w="90"/>
+              <w:right w:type="dxa" w:w="110"/>
+            </w:tcMar>
+            <w:vAlign w:val="center"/>
+          </w:tcPr>
+          <w:p>
+            <w:pPr>
+              <w:spacing w:after="0" w:before="0" w:line="260"/>
+            </w:pPr>
+            <w:r>
+              <w:rPr>
+                <w:rFonts w:ascii="맑은 고딕" w:cs="맑은 고딕" w:eastAsia="맑은 고딕" w:hAnsi="맑은 고딕"/>
+                <w:b/>
+                <w:bCs/>
+                <w:color w:val="F4CF87"/>
+                <w:sz w:val="17"/>
+                <w:szCs w:val="17"/>
+              </w:rPr>
+              <w:t xml:space="preserve">동작</w:t>
+            </w:r>
+          </w:p>
+        </w:tc>
+        <w:tc>
+          <w:tcPr>
+            <w:tcW w:type="dxa" w:w="5246"/>
+            <w:tcBorders>
+              <w:top w:val="single" w:color="49361D" w:sz="6"/>
+              <w:left w:val="single" w:color="49361D" w:sz="6"/>
+              <w:bottom w:val="single" w:color="49361D" w:sz="6"/>
+              <w:right w:val="single" w:color="49361D" w:sz="6"/>
+            </w:tcBorders>
+            <w:shd w:fill="241B12" w:color="auto" w:val="clear"/>
+            <w:tcMar>
+              <w:top w:type="dxa" w:w="90"/>
+              <w:left w:type="dxa" w:w="110"/>
+              <w:bottom w:type="dxa" w:w="90"/>
+              <w:right w:type="dxa" w:w="110"/>
+            </w:tcMar>
+            <w:vAlign w:val="center"/>
+          </w:tcPr>
+          <w:p>
+            <w:pPr>
+              <w:spacing w:after="0" w:before="0" w:line="260"/>
+            </w:pPr>
+            <w:r>
+              <w:rPr>
+                <w:rFonts w:ascii="맑은 고딕" w:cs="맑은 고딕" w:eastAsia="맑은 고딕" w:hAnsi="맑은 고딕"/>
+                <w:b/>
+                <w:bCs/>
+                <w:color w:val="F4CF87"/>
+                <w:sz w:val="17"/>
+                <w:szCs w:val="17"/>
+              </w:rPr>
+              <w:t xml:space="preserve">결과</w:t>
+            </w:r>
+          </w:p>
+        </w:tc>
+      </w:tr>
+      <w:tr>
+        <w:tc>
+          <w:tcPr>
+            <w:tcW w:type="dxa" w:w="1500"/>
+            <w:tcBorders>
+              <w:top w:val="single" w:color="DEDEDE" w:sz="6"/>
+              <w:left w:val="single" w:color="DEDEDE" w:sz="6"/>
+              <w:bottom w:val="single" w:color="DEDEDE" w:sz="6"/>
+              <w:right w:val="single" w:color="DEDEDE" w:sz="6"/>
+            </w:tcBorders>
+            <w:tcMar>
+              <w:top w:type="dxa" w:w="70"/>
+              <w:left w:type="dxa" w:w="110"/>
+              <w:bottom w:type="dxa" w:w="70"/>
+              <w:right w:type="dxa" w:w="110"/>
+            </w:tcMar>
+            <w:vAlign w:val="center"/>
+          </w:tcPr>
+          <w:p>
+            <w:pPr>
+              <w:spacing w:after="0" w:before="0" w:line="260"/>
+            </w:pPr>
+            <w:r>
+              <w:rPr>
+                <w:rFonts w:ascii="맑은 고딕" w:cs="맑은 고딕" w:eastAsia="맑은 고딕" w:hAnsi="맑은 고딕"/>
+                <w:color w:val="3C3429"/>
+                <w:sz w:val="17"/>
+                <w:szCs w:val="17"/>
+              </w:rPr>
+              <w:t xml:space="preserve">1</w:t>
+            </w:r>
+          </w:p>
+        </w:tc>
+        <w:tc>
+          <w:tcPr>
+            <w:tcW w:type="dxa" w:w="3000"/>
+            <w:tcBorders>
+              <w:top w:val="single" w:color="DEDEDE" w:sz="6"/>
+              <w:left w:val="single" w:color="DEDEDE" w:sz="6"/>
+              <w:bottom w:val="single" w:color="DEDEDE" w:sz="6"/>
+              <w:right w:val="single" w:color="DEDEDE" w:sz="6"/>
+            </w:tcBorders>
+            <w:tcMar>
+              <w:top w:type="dxa" w:w="70"/>
+              <w:left w:type="dxa" w:w="110"/>
+              <w:bottom w:type="dxa" w:w="70"/>
+              <w:right w:type="dxa" w:w="110"/>
+            </w:tcMar>
+            <w:vAlign w:val="center"/>
+          </w:tcPr>
+          <w:p>
+            <w:pPr>
+              <w:spacing w:after="0" w:before="0" w:line="260"/>
+            </w:pPr>
+            <w:r>
+              <w:t xml:space="preserve">웨이포인트로 자동주행을 시작해 회전이 포함된 구간을 통과시킨다</w:t>
+            </w:r>
+          </w:p>
+        </w:tc>
+        <w:tc>
+          <w:tcPr>
+            <w:tcW w:type="dxa" w:w="5246"/>
+            <w:tcBorders>
+              <w:top w:val="single" w:color="DEDEDE" w:sz="6"/>
+              <w:left w:val="single" w:color="DEDEDE" w:sz="6"/>
+              <w:bottom w:val="single" w:color="DEDEDE" w:sz="6"/>
+              <w:right w:val="single" w:color="DEDEDE" w:sz="6"/>
+            </w:tcBorders>
+            <w:tcMar>
+              <w:top w:type="dxa" w:w="70"/>
+              <w:left w:type="dxa" w:w="110"/>
+              <w:bottom w:type="dxa" w:w="70"/>
+              <w:right w:type="dxa" w:w="110"/>
+            </w:tcMar>
+            <w:vAlign w:val="center"/>
+          </w:tcPr>
+          <w:p>
+            <w:pPr>
+              <w:spacing w:after="0" w:before="0" w:line="260"/>
+            </w:pPr>
+            <w:r>
+              <w:t xml:space="preserve">원격제어 cmd_vel 패널의 angular.z가 0.00으로 고정되어 보인다</w:t>
+            </w:r>
+          </w:p>
+        </w:tc>
+      </w:tr>
+      <w:tr>
+        <w:tc>
+          <w:tcPr>
+            <w:tcW w:type="dxa" w:w="1500"/>
+            <w:tcBorders>
+              <w:top w:val="single" w:color="DEDEDE" w:sz="6"/>
+              <w:left w:val="single" w:color="DEDEDE" w:sz="6"/>
+              <w:bottom w:val="single" w:color="DEDEDE" w:sz="6"/>
+              <w:right w:val="single" w:color="DEDEDE" w:sz="6"/>
+            </w:tcBorders>
+            <w:shd w:fill="FAFAFA" w:color="auto" w:val="clear"/>
+            <w:tcMar>
+              <w:top w:type="dxa" w:w="70"/>
+              <w:left w:type="dxa" w:w="110"/>
+              <w:bottom w:type="dxa" w:w="70"/>
+              <w:right w:type="dxa" w:w="110"/>
+            </w:tcMar>
+            <w:vAlign w:val="center"/>
+          </w:tcPr>
+          <w:p>
+            <w:pPr>
+              <w:spacing w:after="0" w:before="0" w:line="260"/>
+            </w:pPr>
+            <w:r>
+              <w:rPr>
+                <w:rFonts w:ascii="맑은 고딕" w:cs="맑은 고딕" w:eastAsia="맑은 고딕" w:hAnsi="맑은 고딕"/>
+                <w:color w:val="3C3429"/>
+                <w:sz w:val="17"/>
+                <w:szCs w:val="17"/>
+              </w:rPr>
+              <w:t xml:space="preserve">2</w:t>
+            </w:r>
+          </w:p>
+        </w:tc>
+        <w:tc>
+          <w:tcPr>
+            <w:tcW w:type="dxa" w:w="3000"/>
+            <w:tcBorders>
+              <w:top w:val="single" w:color="DEDEDE" w:sz="6"/>
+              <w:left w:val="single" w:color="DEDEDE" w:sz="6"/>
+              <w:bottom w:val="single" w:color="DEDEDE" w:sz="6"/>
+              <w:right w:val="single" w:color="DEDEDE" w:sz="6"/>
+            </w:tcBorders>
+            <w:shd w:fill="FAFAFA" w:color="auto" w:val="clear"/>
+            <w:tcMar>
+              <w:top w:type="dxa" w:w="70"/>
+              <w:left w:type="dxa" w:w="110"/>
+              <w:bottom w:type="dxa" w:w="70"/>
+              <w:right w:type="dxa" w:w="110"/>
+            </w:tcMar>
+            <w:vAlign w:val="center"/>
+          </w:tcPr>
+          <w:p>
+            <w:pPr>
+              <w:spacing w:after="0" w:before="0" w:line="260"/>
+            </w:pPr>
+            <w:r>
+              <w:t xml:space="preserve">ros2 topic echo /odom --field twist.twist.angular.z로 실측값을 직접 확인한다</w:t>
+            </w:r>
+          </w:p>
+        </w:tc>
+        <w:tc>
+          <w:tcPr>
+            <w:tcW w:type="dxa" w:w="5246"/>
+            <w:tcBorders>
+              <w:top w:val="single" w:color="DEDEDE" w:sz="6"/>
+              <w:left w:val="single" w:color="DEDEDE" w:sz="6"/>
+              <w:bottom w:val="single" w:color="DEDEDE" w:sz="6"/>
+              <w:right w:val="single" w:color="DEDEDE" w:sz="6"/>
+            </w:tcBorders>
+            <w:shd w:fill="FAFAFA" w:color="auto" w:val="clear"/>
+            <w:tcMar>
+              <w:top w:type="dxa" w:w="70"/>
+              <w:left w:type="dxa" w:w="110"/>
+              <w:bottom w:type="dxa" w:w="70"/>
+              <w:right w:type="dxa" w:w="110"/>
+            </w:tcMar>
+            <w:vAlign w:val="center"/>
+          </w:tcPr>
+          <w:p>
+            <w:pPr>
+              <w:spacing w:after="0" w:before="0" w:line="260"/>
+            </w:pPr>
+            <w:r>
+              <w:t xml:space="preserve">회전 구간에서도 값이 잡음 수준(±0.001 이내)에서만 움직인다</w:t>
+            </w:r>
+          </w:p>
+        </w:tc>
+      </w:tr>
+    </w:tbl>
+    <w:p>
+      <w:pPr>
+        <w:spacing w:after="140" w:before="0" w:line="260"/>
+      </w:pPr>
+      <w:r>
+        <w:rPr>
+          <w:rFonts w:ascii="맑은 고딕" w:cs="맑은 고딕" w:eastAsia="맑은 고딕" w:hAnsi="맑은 고딕"/>
+          <w:color w:val="3C3429"/>
+          <w:sz w:val="17"/>
+          <w:szCs w:val="17"/>
+        </w:rPr>
+        <w:t xml:space="preserve">재현율: 재현 시마다 확인</w:t>
+      </w:r>
+    </w:p>
+    <w:p>
+      <w:pPr>
+        <w:pStyle w:val="Heading3"/>
+        <w:spacing w:after="120" w:before="260" w:line="260"/>
+      </w:pPr>
+      <w:r>
+        <w:rPr>
+          <w:rFonts w:ascii="맑은 고딕" w:cs="맑은 고딕" w:eastAsia="맑은 고딕" w:hAnsi="맑은 고딕"/>
+          <w:b/>
+          <w:bCs/>
+          <w:color w:val="241B12"/>
+          <w:sz w:val="21"/>
+          <w:szCs w:val="21"/>
+        </w:rPr>
+        <w:t xml:space="preserve">진단 과정</w:t>
+      </w:r>
+    </w:p>
+    <w:tbl>
+      <w:tblPr>
+        <w:tblW w:type="dxa" w:w="9746"/>
+        <w:tblBorders>
+          <w:top w:val="single" w:color="DEDEDE" w:sz="6"/>
+          <w:left w:val="single" w:color="DEDEDE" w:sz="6"/>
+          <w:bottom w:val="single" w:color="DEDEDE" w:sz="6"/>
+          <w:right w:val="single" w:color="DEDEDE" w:sz="6"/>
+          <w:insideH w:val="single" w:color="DEDEDE" w:sz="6"/>
+          <w:insideV w:val="single" w:color="DEDEDE" w:sz="6"/>
+        </w:tblBorders>
+      </w:tblPr>
+      <w:tblGrid>
+        <w:gridCol w:w="1500"/>
+        <w:gridCol w:w="3000"/>
+        <w:gridCol w:w="5246"/>
+      </w:tblGrid>
+      <w:tr>
+        <w:trPr>
+          <w:tblHeader/>
+        </w:trPr>
+        <w:tc>
+          <w:tcPr>
+            <w:tcW w:type="dxa" w:w="1500"/>
+            <w:tcBorders>
+              <w:top w:val="single" w:color="49361D" w:sz="6"/>
+              <w:left w:val="single" w:color="49361D" w:sz="6"/>
+              <w:bottom w:val="single" w:color="49361D" w:sz="6"/>
+              <w:right w:val="single" w:color="49361D" w:sz="6"/>
+            </w:tcBorders>
+            <w:shd w:fill="241B12" w:color="auto" w:val="clear"/>
+            <w:tcMar>
+              <w:top w:type="dxa" w:w="90"/>
+              <w:left w:type="dxa" w:w="110"/>
+              <w:bottom w:type="dxa" w:w="90"/>
+              <w:right w:type="dxa" w:w="110"/>
+            </w:tcMar>
+            <w:vAlign w:val="center"/>
+          </w:tcPr>
+          <w:p>
+            <w:pPr>
+              <w:spacing w:after="0" w:before="0" w:line="260"/>
+            </w:pPr>
+            <w:r>
+              <w:rPr>
+                <w:rFonts w:ascii="맑은 고딕" w:cs="맑은 고딕" w:eastAsia="맑은 고딕" w:hAnsi="맑은 고딕"/>
+                <w:b/>
+                <w:bCs/>
+                <w:color w:val="F4CF87"/>
+                <w:sz w:val="17"/>
+                <w:szCs w:val="17"/>
+              </w:rPr>
+              <w:t xml:space="preserve">가설</w:t>
+            </w:r>
+          </w:p>
+        </w:tc>
+        <w:tc>
+          <w:tcPr>
+            <w:tcW w:type="dxa" w:w="3000"/>
+            <w:tcBorders>
+              <w:top w:val="single" w:color="49361D" w:sz="6"/>
+              <w:left w:val="single" w:color="49361D" w:sz="6"/>
+              <w:bottom w:val="single" w:color="49361D" w:sz="6"/>
+              <w:right w:val="single" w:color="49361D" w:sz="6"/>
+            </w:tcBorders>
+            <w:shd w:fill="241B12" w:color="auto" w:val="clear"/>
+            <w:tcMar>
+              <w:top w:type="dxa" w:w="90"/>
+              <w:left w:type="dxa" w:w="110"/>
+              <w:bottom w:type="dxa" w:w="90"/>
+              <w:right w:type="dxa" w:w="110"/>
+            </w:tcMar>
+            <w:vAlign w:val="center"/>
+          </w:tcPr>
+          <w:p>
+            <w:pPr>
+              <w:spacing w:after="0" w:before="0" w:line="260"/>
+            </w:pPr>
+            <w:r>
+              <w:rPr>
+                <w:rFonts w:ascii="맑은 고딕" w:cs="맑은 고딕" w:eastAsia="맑은 고딕" w:hAnsi="맑은 고딕"/>
+                <w:b/>
+                <w:bCs/>
+                <w:color w:val="F4CF87"/>
+                <w:sz w:val="17"/>
+                <w:szCs w:val="17"/>
+              </w:rPr>
+              <w:t xml:space="preserve">확인 방법</w:t>
+            </w:r>
+          </w:p>
+        </w:tc>
+        <w:tc>
+          <w:tcPr>
+            <w:tcW w:type="dxa" w:w="5246"/>
+            <w:tcBorders>
+              <w:top w:val="single" w:color="49361D" w:sz="6"/>
+              <w:left w:val="single" w:color="49361D" w:sz="6"/>
+              <w:bottom w:val="single" w:color="49361D" w:sz="6"/>
+              <w:right w:val="single" w:color="49361D" w:sz="6"/>
+            </w:tcBorders>
+            <w:shd w:fill="241B12" w:color="auto" w:val="clear"/>
+            <w:tcMar>
+              <w:top w:type="dxa" w:w="90"/>
+              <w:left w:type="dxa" w:w="110"/>
+              <w:bottom w:type="dxa" w:w="90"/>
+              <w:right w:type="dxa" w:w="110"/>
+            </w:tcMar>
+            <w:vAlign w:val="center"/>
+          </w:tcPr>
+          <w:p>
+            <w:pPr>
+              <w:spacing w:after="0" w:before="0" w:line="260"/>
+            </w:pPr>
+            <w:r>
+              <w:rPr>
+                <w:rFonts w:ascii="맑은 고딕" w:cs="맑은 고딕" w:eastAsia="맑은 고딕" w:hAnsi="맑은 고딕"/>
+                <w:b/>
+                <w:bCs/>
+                <w:color w:val="F4CF87"/>
+                <w:sz w:val="17"/>
+                <w:szCs w:val="17"/>
+              </w:rPr>
+              <w:t xml:space="preserve">결과</w:t>
+            </w:r>
+          </w:p>
+        </w:tc>
+      </w:tr>
+      <w:tr>
+        <w:tc>
+          <w:tcPr>
+            <w:tcW w:type="dxa" w:w="1500"/>
+            <w:tcBorders>
+              <w:top w:val="single" w:color="DEDEDE" w:sz="6"/>
+              <w:left w:val="single" w:color="DEDEDE" w:sz="6"/>
+              <w:bottom w:val="single" w:color="DEDEDE" w:sz="6"/>
+              <w:right w:val="single" w:color="DEDEDE" w:sz="6"/>
+            </w:tcBorders>
+            <w:tcMar>
+              <w:top w:type="dxa" w:w="70"/>
+              <w:left w:type="dxa" w:w="110"/>
+              <w:bottom w:type="dxa" w:w="70"/>
+              <w:right w:type="dxa" w:w="110"/>
+            </w:tcMar>
+            <w:vAlign w:val="center"/>
+          </w:tcPr>
+          <w:p>
+            <w:pPr>
+              <w:spacing w:after="0" w:before="0" w:line="260"/>
+            </w:pPr>
+            <w:r>
+              <w:t xml:space="preserve">GUI 코드가 angular만 따로 죽이는 버그가 있다</w:t>
+            </w:r>
+          </w:p>
+        </w:tc>
+        <w:tc>
+          <w:tcPr>
+            <w:tcW w:type="dxa" w:w="3000"/>
+            <w:tcBorders>
+              <w:top w:val="single" w:color="DEDEDE" w:sz="6"/>
+              <w:left w:val="single" w:color="DEDEDE" w:sz="6"/>
+              <w:bottom w:val="single" w:color="DEDEDE" w:sz="6"/>
+              <w:right w:val="single" w:color="DEDEDE" w:sz="6"/>
+            </w:tcBorders>
+            <w:tcMar>
+              <w:top w:type="dxa" w:w="70"/>
+              <w:left w:type="dxa" w:w="110"/>
+              <w:bottom w:type="dxa" w:w="70"/>
+              <w:right w:type="dxa" w:w="110"/>
+            </w:tcMar>
+            <w:vAlign w:val="center"/>
+          </w:tcPr>
+          <w:p>
+            <w:pPr>
+              <w:spacing w:after="0" w:before="0" w:line="260"/>
+            </w:pPr>
+            <w:r>
+              <w:t xml:space="preserve">RemoteControlPage 코드 리뷰 — linear/angular 처리 경로 대칭성 확인</w:t>
+            </w:r>
+          </w:p>
+        </w:tc>
+        <w:tc>
+          <w:tcPr>
+            <w:tcW w:type="dxa" w:w="5246"/>
+            <w:tcBorders>
+              <w:top w:val="single" w:color="DEDEDE" w:sz="6"/>
+              <w:left w:val="single" w:color="DEDEDE" w:sz="6"/>
+              <w:bottom w:val="single" w:color="DEDEDE" w:sz="6"/>
+              <w:right w:val="single" w:color="DEDEDE" w:sz="6"/>
+            </w:tcBorders>
+            <w:tcMar>
+              <w:top w:type="dxa" w:w="70"/>
+              <w:left w:type="dxa" w:w="110"/>
+              <w:bottom w:type="dxa" w:w="70"/>
+              <w:right w:type="dxa" w:w="110"/>
+            </w:tcMar>
+            <w:vAlign w:val="center"/>
+          </w:tcPr>
+          <w:p>
+            <w:pPr>
+              <w:spacing w:after="0" w:before="0" w:line="260"/>
+            </w:pPr>
+            <w:r>
+              <w:rPr>
+                <w:rFonts w:ascii="맑은 고딕" w:cs="맑은 고딕" w:eastAsia="맑은 고딕" w:hAnsi="맑은 고딕"/>
+                <w:color w:val="3C3429"/>
+                <w:sz w:val="17"/>
+                <w:szCs w:val="17"/>
+              </w:rPr>
+              <w:t xml:space="preserve">아님 — 완전히 동일한 경로(같은 EMA, 같은 데드존)</w:t>
+            </w:r>
+          </w:p>
+        </w:tc>
+      </w:tr>
+      <w:tr>
+        <w:tc>
+          <w:tcPr>
+            <w:tcW w:type="dxa" w:w="1500"/>
+            <w:tcBorders>
+              <w:top w:val="single" w:color="DEDEDE" w:sz="6"/>
+              <w:left w:val="single" w:color="DEDEDE" w:sz="6"/>
+              <w:bottom w:val="single" w:color="DEDEDE" w:sz="6"/>
+              <w:right w:val="single" w:color="DEDEDE" w:sz="6"/>
+            </w:tcBorders>
+            <w:shd w:fill="FAFAFA" w:color="auto" w:val="clear"/>
+            <w:tcMar>
+              <w:top w:type="dxa" w:w="70"/>
+              <w:left w:type="dxa" w:w="110"/>
+              <w:bottom w:type="dxa" w:w="70"/>
+              <w:right w:type="dxa" w:w="110"/>
+            </w:tcMar>
+            <w:vAlign w:val="center"/>
+          </w:tcPr>
+          <w:p>
+            <w:pPr>
+              <w:spacing w:after="0" w:before="0" w:line="260"/>
+            </w:pPr>
+            <w:r>
+              <w:t xml:space="preserve">/odom 실측 자체가 회전을 거의 못 잡고 있다</w:t>
+            </w:r>
+          </w:p>
+        </w:tc>
+        <w:tc>
+          <w:tcPr>
+            <w:tcW w:type="dxa" w:w="3000"/>
+            <w:tcBorders>
+              <w:top w:val="single" w:color="DEDEDE" w:sz="6"/>
+              <w:left w:val="single" w:color="DEDEDE" w:sz="6"/>
+              <w:bottom w:val="single" w:color="DEDEDE" w:sz="6"/>
+              <w:right w:val="single" w:color="DEDEDE" w:sz="6"/>
+            </w:tcBorders>
+            <w:shd w:fill="FAFAFA" w:color="auto" w:val="clear"/>
+            <w:tcMar>
+              <w:top w:type="dxa" w:w="70"/>
+              <w:left w:type="dxa" w:w="110"/>
+              <w:bottom w:type="dxa" w:w="70"/>
+              <w:right w:type="dxa" w:w="110"/>
+            </w:tcMar>
+            <w:vAlign w:val="center"/>
+          </w:tcPr>
+          <w:p>
+            <w:pPr>
+              <w:spacing w:after="0" w:before="0" w:line="260"/>
+            </w:pPr>
+            <w:r>
+              <w:t xml:space="preserve">ros2 topic echo /odom --field twist.twist.angular.z로 실측 확인</w:t>
+            </w:r>
+          </w:p>
+        </w:tc>
+        <w:tc>
+          <w:tcPr>
+            <w:tcW w:type="dxa" w:w="5246"/>
+            <w:tcBorders>
+              <w:top w:val="single" w:color="DEDEDE" w:sz="6"/>
+              <w:left w:val="single" w:color="DEDEDE" w:sz="6"/>
+              <w:bottom w:val="single" w:color="DEDEDE" w:sz="6"/>
+              <w:right w:val="single" w:color="DEDEDE" w:sz="6"/>
+            </w:tcBorders>
+            <w:shd w:fill="FAFAFA" w:color="auto" w:val="clear"/>
+            <w:tcMar>
+              <w:top w:type="dxa" w:w="70"/>
+              <w:left w:type="dxa" w:w="110"/>
+              <w:bottom w:type="dxa" w:w="70"/>
+              <w:right w:type="dxa" w:w="110"/>
+            </w:tcMar>
+            <w:vAlign w:val="center"/>
+          </w:tcPr>
+          <w:p>
+            <w:pPr>
+              <w:spacing w:after="0" w:before="0" w:line="260"/>
+            </w:pPr>
+            <w:r>
+              <w:rPr>
+                <w:rFonts w:ascii="맑은 고딕" w:cs="맑은 고딕" w:eastAsia="맑은 고딕" w:hAnsi="맑은 고딕"/>
+                <w:color w:val="3C3429"/>
+                <w:sz w:val="17"/>
+                <w:szCs w:val="17"/>
+              </w:rPr>
+              <w:t xml:space="preserve">맞음 — 실측값이 항상 잡음 수준(≤0.0012 rad/s)</w:t>
+            </w:r>
+          </w:p>
+        </w:tc>
+      </w:tr>
+    </w:tbl>
+    <w:p>
+      <w:pPr>
+        <w:pStyle w:val="Heading3"/>
+        <w:spacing w:after="120" w:before="260" w:line="260"/>
+      </w:pPr>
+      <w:r>
+        <w:rPr>
+          <w:rFonts w:ascii="맑은 고딕" w:cs="맑은 고딕" w:eastAsia="맑은 고딕" w:hAnsi="맑은 고딕"/>
+          <w:b/>
+          <w:bCs/>
+          <w:color w:val="241B12"/>
+          <w:sz w:val="21"/>
+          <w:szCs w:val="21"/>
+        </w:rPr>
+        <w:t xml:space="preserve">원인</w:t>
+      </w:r>
+    </w:p>
+    <w:p>
+      <w:pPr>
+        <w:spacing w:after="140" w:before="0" w:line="260"/>
+      </w:pPr>
+      <w:r>
+        <w:rPr>
+          <w:rFonts w:ascii="맑은 고딕" w:cs="맑은 고딕" w:eastAsia="맑은 고딕" w:hAnsi="맑은 고딕"/>
+          <w:color w:val="3C3429"/>
+          <w:sz w:val="17"/>
+          <w:szCs w:val="17"/>
+        </w:rPr>
+        <w:t xml:space="preserve">미확인. GUI는 받은 /odom 값을 정직하게 반영하고 있을 뿐이며(코드 버그 아님), 로봇의 실제 오도메트리(휠 인코더 기반)가 회전 각속도를 거의 잡지 못하는 것으로 추정된다. 기존에 기록된 "회전 후 직진 시 되돌아가는 현상"(케이블 와인드업 가설, SW 원인 배제됨)과 같은 계열의 하드웨어/오도메트리 이상일 가능성이 있으나 확정하지 못했다.</w:t>
+      </w:r>
+    </w:p>
+    <w:p>
+      <w:pPr>
+        <w:pStyle w:val="Heading3"/>
+        <w:spacing w:after="120" w:before="260" w:line="260"/>
+      </w:pPr>
+      <w:r>
+        <w:rPr>
+          <w:rFonts w:ascii="맑은 고딕" w:cs="맑은 고딕" w:eastAsia="맑은 고딕" w:hAnsi="맑은 고딕"/>
+          <w:b/>
+          <w:bCs/>
+          <w:color w:val="241B12"/>
+          <w:sz w:val="21"/>
+          <w:szCs w:val="21"/>
+        </w:rPr>
+        <w:t xml:space="preserve">조치</w:t>
+      </w:r>
+    </w:p>
+    <w:tbl>
+      <w:tblPr>
+        <w:tblW w:type="dxa" w:w="9746"/>
+        <w:tblBorders>
+          <w:top w:val="single" w:color="DEDEDE" w:sz="6"/>
+          <w:left w:val="single" w:color="DEDEDE" w:sz="6"/>
+          <w:bottom w:val="single" w:color="DEDEDE" w:sz="6"/>
+          <w:right w:val="single" w:color="DEDEDE" w:sz="6"/>
+          <w:insideH w:val="single" w:color="DEDEDE" w:sz="6"/>
+          <w:insideV w:val="single" w:color="DEDEDE" w:sz="6"/>
+        </w:tblBorders>
+      </w:tblPr>
+      <w:tblGrid>
+        <w:gridCol w:w="1500"/>
+        <w:gridCol w:w="3000"/>
+        <w:gridCol w:w="5246"/>
+      </w:tblGrid>
+      <w:tr>
+        <w:trPr>
+          <w:tblHeader/>
+        </w:trPr>
+        <w:tc>
+          <w:tcPr>
+            <w:tcW w:type="dxa" w:w="1500"/>
+            <w:tcBorders>
+              <w:top w:val="single" w:color="49361D" w:sz="6"/>
+              <w:left w:val="single" w:color="49361D" w:sz="6"/>
+              <w:bottom w:val="single" w:color="49361D" w:sz="6"/>
+              <w:right w:val="single" w:color="49361D" w:sz="6"/>
+            </w:tcBorders>
+            <w:shd w:fill="241B12" w:color="auto" w:val="clear"/>
+            <w:tcMar>
+              <w:top w:type="dxa" w:w="90"/>
+              <w:left w:type="dxa" w:w="110"/>
+              <w:bottom w:type="dxa" w:w="90"/>
+              <w:right w:type="dxa" w:w="110"/>
+            </w:tcMar>
+            <w:vAlign w:val="center"/>
+          </w:tcPr>
+          <w:p>
+            <w:pPr>
+              <w:spacing w:after="0" w:before="0" w:line="260"/>
+            </w:pPr>
+            <w:r>
+              <w:rPr>
+                <w:rFonts w:ascii="맑은 고딕" w:cs="맑은 고딕" w:eastAsia="맑은 고딕" w:hAnsi="맑은 고딕"/>
+                <w:b/>
+                <w:bCs/>
+                <w:color w:val="F4CF87"/>
+                <w:sz w:val="17"/>
+                <w:szCs w:val="17"/>
+              </w:rPr>
+              <w:t xml:space="preserve">대상</w:t>
+            </w:r>
+          </w:p>
+        </w:tc>
+        <w:tc>
+          <w:tcPr>
+            <w:tcW w:type="dxa" w:w="3000"/>
+            <w:tcBorders>
+              <w:top w:val="single" w:color="49361D" w:sz="6"/>
+              <w:left w:val="single" w:color="49361D" w:sz="6"/>
+              <w:bottom w:val="single" w:color="49361D" w:sz="6"/>
+              <w:right w:val="single" w:color="49361D" w:sz="6"/>
+            </w:tcBorders>
+            <w:shd w:fill="241B12" w:color="auto" w:val="clear"/>
+            <w:tcMar>
+              <w:top w:type="dxa" w:w="90"/>
+              <w:left w:type="dxa" w:w="110"/>
+              <w:bottom w:type="dxa" w:w="90"/>
+              <w:right w:type="dxa" w:w="110"/>
+            </w:tcMar>
+            <w:vAlign w:val="center"/>
+          </w:tcPr>
+          <w:p>
+            <w:pPr>
+              <w:spacing w:after="0" w:before="0" w:line="260"/>
+            </w:pPr>
+            <w:r>
+              <w:rPr>
+                <w:rFonts w:ascii="맑은 고딕" w:cs="맑은 고딕" w:eastAsia="맑은 고딕" w:hAnsi="맑은 고딕"/>
+                <w:b/>
+                <w:bCs/>
+                <w:color w:val="F4CF87"/>
+                <w:sz w:val="17"/>
+                <w:szCs w:val="17"/>
+              </w:rPr>
+              <w:t xml:space="preserve">변경 전</w:t>
+            </w:r>
+          </w:p>
+        </w:tc>
+        <w:tc>
+          <w:tcPr>
+            <w:tcW w:type="dxa" w:w="5246"/>
+            <w:tcBorders>
+              <w:top w:val="single" w:color="49361D" w:sz="6"/>
+              <w:left w:val="single" w:color="49361D" w:sz="6"/>
+              <w:bottom w:val="single" w:color="49361D" w:sz="6"/>
+              <w:right w:val="single" w:color="49361D" w:sz="6"/>
+            </w:tcBorders>
+            <w:shd w:fill="241B12" w:color="auto" w:val="clear"/>
+            <w:tcMar>
+              <w:top w:type="dxa" w:w="90"/>
+              <w:left w:type="dxa" w:w="110"/>
+              <w:bottom w:type="dxa" w:w="90"/>
+              <w:right w:type="dxa" w:w="110"/>
+            </w:tcMar>
+            <w:vAlign w:val="center"/>
+          </w:tcPr>
+          <w:p>
+            <w:pPr>
+              <w:spacing w:after="0" w:before="0" w:line="260"/>
+            </w:pPr>
+            <w:r>
+              <w:rPr>
+                <w:rFonts w:ascii="맑은 고딕" w:cs="맑은 고딕" w:eastAsia="맑은 고딕" w:hAnsi="맑은 고딕"/>
+                <w:b/>
+                <w:bCs/>
+                <w:color w:val="F4CF87"/>
+                <w:sz w:val="17"/>
+                <w:szCs w:val="17"/>
+              </w:rPr>
+              <w:t xml:space="preserve">변경 후</w:t>
+            </w:r>
+          </w:p>
+        </w:tc>
+      </w:tr>
+      <w:tr>
+        <w:tc>
+          <w:tcPr>
+            <w:tcW w:type="dxa" w:w="1500"/>
+            <w:tcBorders>
+              <w:top w:val="single" w:color="DEDEDE" w:sz="6"/>
+              <w:left w:val="single" w:color="DEDEDE" w:sz="6"/>
+              <w:bottom w:val="single" w:color="DEDEDE" w:sz="6"/>
+              <w:right w:val="single" w:color="DEDEDE" w:sz="6"/>
+            </w:tcBorders>
+            <w:tcMar>
+              <w:top w:type="dxa" w:w="70"/>
+              <w:left w:type="dxa" w:w="110"/>
+              <w:bottom w:type="dxa" w:w="70"/>
+              <w:right w:type="dxa" w:w="110"/>
+            </w:tcMar>
+            <w:vAlign w:val="center"/>
+          </w:tcPr>
+          <w:p>
+            <w:pPr>
+              <w:spacing w:after="0" w:before="0" w:line="260"/>
+            </w:pPr>
+            <w:r>
+              <w:rPr>
+                <w:rFonts w:ascii="맑은 고딕" w:cs="맑은 고딕" w:eastAsia="맑은 고딕" w:hAnsi="맑은 고딕"/>
+                <w:color w:val="3C3429"/>
+                <w:sz w:val="17"/>
+                <w:szCs w:val="17"/>
+              </w:rPr>
+              <w:t xml:space="preserve">해당 없음</w:t>
+            </w:r>
+          </w:p>
+        </w:tc>
+        <w:tc>
+          <w:tcPr>
+            <w:tcW w:type="dxa" w:w="3000"/>
+            <w:tcBorders>
+              <w:top w:val="single" w:color="DEDEDE" w:sz="6"/>
+              <w:left w:val="single" w:color="DEDEDE" w:sz="6"/>
+              <w:bottom w:val="single" w:color="DEDEDE" w:sz="6"/>
+              <w:right w:val="single" w:color="DEDEDE" w:sz="6"/>
+            </w:tcBorders>
+            <w:tcMar>
+              <w:top w:type="dxa" w:w="70"/>
+              <w:left w:type="dxa" w:w="110"/>
+              <w:bottom w:type="dxa" w:w="70"/>
+              <w:right w:type="dxa" w:w="110"/>
+            </w:tcMar>
+            <w:vAlign w:val="center"/>
+          </w:tcPr>
+          <w:p>
+            <w:pPr>
+              <w:spacing w:after="0" w:before="0" w:line="260"/>
+            </w:pPr>
+            <w:r>
+              <w:t xml:space="preserve">원인 미확인으로 코드 조치 없음</w:t>
+            </w:r>
+          </w:p>
+        </w:tc>
+        <w:tc>
+          <w:tcPr>
+            <w:tcW w:type="dxa" w:w="5246"/>
+            <w:tcBorders>
+              <w:top w:val="single" w:color="DEDEDE" w:sz="6"/>
+              <w:left w:val="single" w:color="DEDEDE" w:sz="6"/>
+              <w:bottom w:val="single" w:color="DEDEDE" w:sz="6"/>
+              <w:right w:val="single" w:color="DEDEDE" w:sz="6"/>
+            </w:tcBorders>
+            <w:tcMar>
+              <w:top w:type="dxa" w:w="70"/>
+              <w:left w:type="dxa" w:w="110"/>
+              <w:bottom w:type="dxa" w:w="70"/>
+              <w:right w:type="dxa" w:w="110"/>
+            </w:tcMar>
+            <w:vAlign w:val="center"/>
+          </w:tcPr>
+          <w:p>
+            <w:pPr>
+              <w:spacing w:after="0" w:before="0" w:line="260"/>
+            </w:pPr>
+            <w:r>
+              <w:t xml:space="preserve">다음 확인 항목 — 오도메트리 노드의 wheel_separation 파라미터 검증, AMCL 실제 yaw 변화량과 /odom 각속도 적분값 비교</w:t>
+            </w:r>
+          </w:p>
+        </w:tc>
+      </w:tr>
+    </w:tbl>
+    <w:tbl>
+      <w:tblPr>
+        <w:tblW w:type="dxa" w:w="9746"/>
+        <w:tblBorders>
+          <w:top w:val="single" w:color="DEDEDE" w:sz="6"/>
+          <w:left w:val="single" w:color="DEDEDE" w:sz="6"/>
+          <w:bottom w:val="single" w:color="DEDEDE" w:sz="6"/>
+          <w:right w:val="single" w:color="DEDEDE" w:sz="6"/>
+          <w:insideH w:val="single" w:color="DEDEDE" w:sz="6"/>
+          <w:insideV w:val="single" w:color="DEDEDE" w:sz="6"/>
+        </w:tblBorders>
+      </w:tblPr>
+      <w:tblGrid>
+        <w:gridCol w:w="9746"/>
+      </w:tblGrid>
+      <w:tr>
+        <w:tc>
+          <w:tcPr>
+            <w:tcW w:type="dxa" w:w="9746"/>
+            <w:tcBorders>
+              <w:top w:val="single" w:color="DEDEDE" w:sz="6"/>
+              <w:left w:val="single" w:color="DEDEDE" w:sz="6"/>
+              <w:bottom w:val="single" w:color="DEDEDE" w:sz="6"/>
+              <w:right w:val="single" w:color="DEDEDE" w:sz="6"/>
+            </w:tcBorders>
+            <w:shd w:fill="F7F8FA" w:color="auto" w:val="clear"/>
+            <w:tcMar>
+              <w:top w:type="dxa" w:w="140"/>
+              <w:left w:type="dxa" w:w="160"/>
+              <w:bottom w:type="dxa" w:w="140"/>
+              <w:right w:type="dxa" w:w="160"/>
+            </w:tcMar>
+          </w:tcPr>
+          <w:p>
+            <w:pPr>
+              <w:spacing w:after="20" w:line="240"/>
+            </w:pPr>
+            <w:r>
+              <w:rPr>
+                <w:rFonts w:ascii="Consolas" w:cs="Consolas" w:eastAsia="Consolas" w:hAnsi="Consolas"/>
+                <w:color w:val="3C3429"/>
+                <w:sz w:val="16"/>
+                <w:szCs w:val="16"/>
+              </w:rPr>
+              <w:t xml:space="preserve">해당 없음 — 코드 변경 없음, 조사 진행 중</w:t>
+            </w:r>
+          </w:p>
+        </w:tc>
+      </w:tr>
+    </w:tbl>
+    <w:p>
+      <w:pPr>
+        <w:pStyle w:val="Heading3"/>
+        <w:spacing w:after="120" w:before="260" w:line="260"/>
+      </w:pPr>
+      <w:r>
+        <w:rPr>
+          <w:rFonts w:ascii="맑은 고딕" w:cs="맑은 고딕" w:eastAsia="맑은 고딕" w:hAnsi="맑은 고딕"/>
+          <w:b/>
+          <w:bCs/>
+          <w:color w:val="241B12"/>
+          <w:sz w:val="21"/>
+          <w:szCs w:val="21"/>
+        </w:rPr>
+        <w:t xml:space="preserve">검증</w:t>
+      </w:r>
+    </w:p>
+    <w:p>
+      <w:pPr>
+        <w:pStyle w:val="ListParagraph"/>
+        <w:numPr>
+          <w:ilvl w:val="0"/>
+          <w:numId w:val="2"/>
+        </w:numPr>
+        <w:spacing w:after="80" w:line="260"/>
+      </w:pPr>
+      <w:r>
+        <w:rPr>
+          <w:rFonts w:ascii="맑은 고딕" w:cs="맑은 고딕" w:eastAsia="맑은 고딕" w:hAnsi="맑은 고딕"/>
+          <w:color w:val="3C3429"/>
+          <w:sz w:val="17"/>
+          <w:szCs w:val="17"/>
+        </w:rPr>
+        <w:t xml:space="preserve">해당 없음 — 원인 미확인 상태로 조사 진행 중, 종결 조건(원인 확인 또는 조치 후 검증)을 아직 충족하지 못했다.</w:t>
+      </w:r>
+    </w:p>
+    <w:p>
+      <w:pPr>
+        <w:pStyle w:val="Heading3"/>
+        <w:spacing w:after="120" w:before="260" w:line="260"/>
+      </w:pPr>
+      <w:r>
+        <w:rPr>
+          <w:rFonts w:ascii="맑은 고딕" w:cs="맑은 고딕" w:eastAsia="맑은 고딕" w:hAnsi="맑은 고딕"/>
+          <w:b/>
+          <w:bCs/>
+          <w:color w:val="241B12"/>
+          <w:sz w:val="21"/>
+          <w:szCs w:val="21"/>
+        </w:rPr>
+        <w:t xml:space="preserve">재발 방지</w:t>
+      </w:r>
+    </w:p>
+    <w:tbl>
+      <w:tblPr>
+        <w:tblW w:type="dxa" w:w="9746"/>
+        <w:tblBorders>
+          <w:top w:val="single" w:color="DEDEDE" w:sz="6"/>
+          <w:left w:val="single" w:color="DEDEDE" w:sz="6"/>
+          <w:bottom w:val="single" w:color="DEDEDE" w:sz="6"/>
+          <w:right w:val="single" w:color="DEDEDE" w:sz="6"/>
+          <w:insideH w:val="single" w:color="DEDEDE" w:sz="6"/>
+          <w:insideV w:val="single" w:color="DEDEDE" w:sz="6"/>
+        </w:tblBorders>
+      </w:tblPr>
+      <w:tblGrid>
+        <w:gridCol w:w="2600"/>
+        <w:gridCol w:w="7146"/>
+      </w:tblGrid>
+      <w:tr>
+        <w:trPr>
+          <w:tblHeader/>
+        </w:trPr>
+        <w:tc>
+          <w:tcPr>
+            <w:tcW w:type="dxa" w:w="2600"/>
+            <w:tcBorders>
+              <w:top w:val="single" w:color="49361D" w:sz="6"/>
+              <w:left w:val="single" w:color="49361D" w:sz="6"/>
+              <w:bottom w:val="single" w:color="49361D" w:sz="6"/>
+              <w:right w:val="single" w:color="49361D" w:sz="6"/>
+            </w:tcBorders>
+            <w:shd w:fill="241B12" w:color="auto" w:val="clear"/>
+            <w:tcMar>
+              <w:top w:type="dxa" w:w="90"/>
+              <w:left w:type="dxa" w:w="110"/>
+              <w:bottom w:type="dxa" w:w="90"/>
+              <w:right w:type="dxa" w:w="110"/>
+            </w:tcMar>
+            <w:vAlign w:val="center"/>
+          </w:tcPr>
+          <w:p>
+            <w:pPr>
+              <w:spacing w:after="0" w:before="0" w:line="260"/>
+            </w:pPr>
+            <w:r>
+              <w:rPr>
+                <w:rFonts w:ascii="맑은 고딕" w:cs="맑은 고딕" w:eastAsia="맑은 고딕" w:hAnsi="맑은 고딕"/>
+                <w:b/>
+                <w:bCs/>
+                <w:color w:val="F4CF87"/>
+                <w:sz w:val="17"/>
+                <w:szCs w:val="17"/>
+              </w:rPr>
+              <w:t xml:space="preserve">반영 위치</w:t>
+            </w:r>
+          </w:p>
+        </w:tc>
+        <w:tc>
+          <w:tcPr>
+            <w:tcW w:type="dxa" w:w="7146"/>
+            <w:tcBorders>
+              <w:top w:val="single" w:color="49361D" w:sz="6"/>
+              <w:left w:val="single" w:color="49361D" w:sz="6"/>
+              <w:bottom w:val="single" w:color="49361D" w:sz="6"/>
+              <w:right w:val="single" w:color="49361D" w:sz="6"/>
+            </w:tcBorders>
+            <w:shd w:fill="241B12" w:color="auto" w:val="clear"/>
+            <w:tcMar>
+              <w:top w:type="dxa" w:w="90"/>
+              <w:left w:type="dxa" w:w="110"/>
+              <w:bottom w:type="dxa" w:w="90"/>
+              <w:right w:type="dxa" w:w="110"/>
+            </w:tcMar>
+            <w:vAlign w:val="center"/>
+          </w:tcPr>
+          <w:p>
+            <w:pPr>
+              <w:spacing w:after="0" w:before="0" w:line="260"/>
+            </w:pPr>
+            <w:r>
+              <w:rPr>
+                <w:rFonts w:ascii="맑은 고딕" w:cs="맑은 고딕" w:eastAsia="맑은 고딕" w:hAnsi="맑은 고딕"/>
+                <w:b/>
+                <w:bCs/>
+                <w:color w:val="F4CF87"/>
+                <w:sz w:val="17"/>
+                <w:szCs w:val="17"/>
+              </w:rPr>
+              <w:t xml:space="preserve">내용</w:t>
+            </w:r>
+          </w:p>
+        </w:tc>
+      </w:tr>
+      <w:tr>
+        <w:tc>
+          <w:tcPr>
+            <w:tcW w:type="dxa" w:w="2600"/>
+            <w:tcBorders>
+              <w:top w:val="single" w:color="DEDEDE" w:sz="6"/>
+              <w:left w:val="single" w:color="DEDEDE" w:sz="6"/>
+              <w:bottom w:val="single" w:color="DEDEDE" w:sz="6"/>
+              <w:right w:val="single" w:color="DEDEDE" w:sz="6"/>
+            </w:tcBorders>
+            <w:tcMar>
+              <w:top w:type="dxa" w:w="70"/>
+              <w:left w:type="dxa" w:w="110"/>
+              <w:bottom w:type="dxa" w:w="70"/>
+              <w:right w:type="dxa" w:w="110"/>
+            </w:tcMar>
+            <w:vAlign w:val="center"/>
+          </w:tcPr>
+          <w:p>
+            <w:pPr>
+              <w:spacing w:after="0" w:before="0" w:line="260"/>
+            </w:pPr>
+            <w:r>
+              <w:rPr>
+                <w:rFonts w:ascii="맑은 고딕" w:cs="맑은 고딕" w:eastAsia="맑은 고딕" w:hAnsi="맑은 고딕"/>
+                <w:color w:val="3C3429"/>
+                <w:sz w:val="17"/>
+                <w:szCs w:val="17"/>
+              </w:rPr>
+              <w:t xml:space="preserve">해당 없음</w:t>
+            </w:r>
+          </w:p>
+        </w:tc>
+        <w:tc>
+          <w:tcPr>
+            <w:tcW w:type="dxa" w:w="7146"/>
+            <w:tcBorders>
+              <w:top w:val="single" w:color="DEDEDE" w:sz="6"/>
+              <w:left w:val="single" w:color="DEDEDE" w:sz="6"/>
+              <w:bottom w:val="single" w:color="DEDEDE" w:sz="6"/>
+              <w:right w:val="single" w:color="DEDEDE" w:sz="6"/>
+            </w:tcBorders>
+            <w:tcMar>
+              <w:top w:type="dxa" w:w="70"/>
+              <w:left w:type="dxa" w:w="110"/>
+              <w:bottom w:type="dxa" w:w="70"/>
+              <w:right w:type="dxa" w:w="110"/>
+            </w:tcMar>
+            <w:vAlign w:val="center"/>
+          </w:tcPr>
+          <w:p>
+            <w:pPr>
+              <w:spacing w:after="0" w:before="0" w:line="260"/>
+            </w:pPr>
+            <w:r>
+              <w:t xml:space="preserve">원인 미확인 상태로 재발 방지 조치 없음 — 원인 확인 후 갱신 예정</w:t>
+            </w:r>
+          </w:p>
+        </w:tc>
+      </w:tr>
+    </w:tbl>
+    <w:p>
+      <w:pPr>
         <w:pStyle w:val="Heading1"/>
         <w:spacing w:after="220" w:before="200" w:line="280"/>
       </w:pPr>
@@ -6362,7 +8107,7 @@
                 <w:sz w:val="17"/>
                 <w:szCs w:val="17"/>
               </w:rPr>
-              <w:t xml:space="preserve">TS-NAV-</w:t>
+              <w:t xml:space="preserve">TS-NAV-02</w:t>
             </w:r>
           </w:p>
         </w:tc>
@@ -6387,6 +8132,15 @@
             <w:pPr>
               <w:spacing w:after="0" w:before="0" w:line="260"/>
             </w:pPr>
+            <w:r>
+              <w:rPr>
+                <w:rFonts w:ascii="맑은 고딕" w:cs="맑은 고딕" w:eastAsia="맑은 고딕" w:hAnsi="맑은 고딕"/>
+                <w:color w:val="3C3429"/>
+                <w:sz w:val="17"/>
+                <w:szCs w:val="17"/>
+              </w:rPr>
+              <w:t xml:space="preserve">웨이포인트 주행 중 /odom의 angular.z가 잡음 수준으로만 보고됨</w:t>
+            </w:r>
           </w:p>
         </w:tc>
         <w:tc>
@@ -6417,7 +8171,7 @@
                 <w:sz w:val="17"/>
                 <w:szCs w:val="17"/>
               </w:rPr>
-              <w:t xml:space="preserve">WORKAROUND</w:t>
+              <w:t xml:space="preserve">INVESTIGATING</w:t>
             </w:r>
           </w:p>
         </w:tc>
@@ -6442,6 +8196,15 @@
             <w:pPr>
               <w:spacing w:after="0" w:before="0" w:line="260"/>
             </w:pPr>
+            <w:r>
+              <w:rPr>
+                <w:rFonts w:ascii="맑은 고딕" w:cs="맑은 고딕" w:eastAsia="맑은 고딕" w:hAnsi="맑은 고딕"/>
+                <w:color w:val="3C3429"/>
+                <w:sz w:val="17"/>
+                <w:szCs w:val="17"/>
+              </w:rPr>
+              <w:t xml:space="preserve">원격제어/실시간관제 cmd_vel 패널의 angular.z 표시가 항상 0에 가깝게만 보임(정보 손실이지 로봇 제어 자체에는 영향 없음) — 별도 임시 대응 없이 원인 조사 중</w:t>
+            </w:r>
           </w:p>
         </w:tc>
       </w:tr>

--- a/docs/troubleshooting/AURIX_MediRun_07_트러블슈팅_NAV.docx
+++ b/docs/troubleshooting/AURIX_MediRun_07_트러블슈팅_NAV.docx
@@ -3047,6 +3047,9 @@
             <w:pPr>
               <w:spacing w:after="0" w:before="0" w:line="260"/>
             </w:pPr>
+            <w:r>
+              <w:t>Nav2 회복 동작(후진·회전)이 초음파 안전 정지 게이트를 우회함</w:t>
+            </w:r>
           </w:p>
         </w:tc>
         <w:tc>
@@ -3071,6 +3074,9 @@
               <w:spacing w:after="0" w:before="0" w:line="260"/>
               <w:jc w:val="center"/>
             </w:pPr>
+            <w:r>
+              <w:t>BLOCKER</w:t>
+            </w:r>
           </w:p>
         </w:tc>
         <w:tc>
@@ -3095,6 +3101,9 @@
               <w:spacing w:after="0" w:before="0" w:line="260"/>
               <w:jc w:val="center"/>
             </w:pPr>
+            <w:r>
+              <w:t>RESOLVED</w:t>
+            </w:r>
           </w:p>
         </w:tc>
       </w:tr>
@@ -3154,6 +3163,9 @@
             <w:pPr>
               <w:spacing w:after="0" w:before="0" w:line="260"/>
             </w:pPr>
+            <w:r>
+              <w:t>launch 조건식에 소문자 불리언 전달로 run.sh 기동 실패</w:t>
+            </w:r>
           </w:p>
         </w:tc>
         <w:tc>
@@ -3179,6 +3191,9 @@
               <w:spacing w:after="0" w:before="0" w:line="260"/>
               <w:jc w:val="center"/>
             </w:pPr>
+            <w:r>
+              <w:t>MAJOR</w:t>
+            </w:r>
           </w:p>
         </w:tc>
         <w:tc>
@@ -3204,6 +3219,9 @@
               <w:spacing w:after="0" w:before="0" w:line="260"/>
               <w:jc w:val="center"/>
             </w:pPr>
+            <w:r>
+              <w:t>RESOLVED</w:t>
+            </w:r>
           </w:p>
         </w:tc>
       </w:tr>
@@ -3470,7 +3488,7 @@
                 <w:sz w:val="17"/>
                 <w:szCs w:val="17"/>
               </w:rPr>
-              <w:t xml:space="preserve">2 / 1 / 1</w:t>
+              <w:t>4 / 3 / 1</w:t>
             </w:r>
           </w:p>
         </w:tc>
@@ -7176,6 +7194,3710 @@
             </w:pPr>
             <w:r>
               <w:t xml:space="preserve">원인 미확인 상태로 재발 방지 조치 없음 — 원인 확인 후 갱신 예정</w:t>
+            </w:r>
+          </w:p>
+        </w:tc>
+      </w:tr>
+    </w:tbl>
+    <w:p>
+      <w:pPr>
+        <w:pStyle w:val="Heading2"/>
+        <w:pBdr>
+          <w:left w:val="single" w:color="D9A441" w:sz="24" w:space="8"/>
+        </w:pBdr>
+        <w:spacing w:after="180" w:before="380" w:line="280"/>
+        <w:ind w:left="140"/>
+      </w:pPr>
+      <w:r>
+        <w:rPr>
+          <w:rFonts w:ascii="맑은 고딕" w:cs="맑은 고딕" w:eastAsia="맑은 고딕" w:hAnsi="맑은 고딕"/>
+          <w:b/>
+          <w:bCs/>
+          <w:color w:val="241B12"/>
+          <w:sz w:val="26"/>
+          <w:szCs w:val="26"/>
+        </w:rPr>
+        <w:t>4.3 TS-NAV-03 (Nav2 회복 동작(후진·회전)이 초음파 안전 정지 게이트를 우회함)</w:t>
+      </w:r>
+    </w:p>
+    <w:p>
+      <w:pPr>
+        <w:pStyle w:val="Heading3"/>
+        <w:spacing w:after="120" w:before="260" w:line="260"/>
+      </w:pPr>
+      <w:r>
+        <w:rPr>
+          <w:rFonts w:ascii="맑은 고딕" w:cs="맑은 고딕" w:eastAsia="맑은 고딕" w:hAnsi="맑은 고딕"/>
+          <w:b/>
+          <w:bCs/>
+          <w:color w:val="241B12"/>
+          <w:sz w:val="21"/>
+          <w:szCs w:val="21"/>
+        </w:rPr>
+        <w:t xml:space="preserve">개요</w:t>
+      </w:r>
+    </w:p>
+    <w:tbl>
+      <w:tblPr>
+        <w:tblW w:type="dxa" w:w="9746"/>
+        <w:tblBorders>
+          <w:top w:val="single" w:color="DEDEDE" w:sz="6"/>
+          <w:left w:val="single" w:color="DEDEDE" w:sz="6"/>
+          <w:bottom w:val="single" w:color="DEDEDE" w:sz="6"/>
+          <w:right w:val="single" w:color="DEDEDE" w:sz="6"/>
+          <w:insideH w:val="single" w:color="DEDEDE" w:sz="6"/>
+          <w:insideV w:val="single" w:color="DEDEDE" w:sz="6"/>
+        </w:tblBorders>
+      </w:tblPr>
+      <w:tblGrid>
+        <w:gridCol w:w="2600"/>
+        <w:gridCol w:w="7146"/>
+      </w:tblGrid>
+      <w:tr>
+        <w:trPr>
+          <w:tblHeader/>
+        </w:trPr>
+        <w:tc>
+          <w:tcPr>
+            <w:tcW w:type="dxa" w:w="2600"/>
+            <w:tcBorders>
+              <w:top w:val="single" w:color="49361D" w:sz="6"/>
+              <w:left w:val="single" w:color="49361D" w:sz="6"/>
+              <w:bottom w:val="single" w:color="49361D" w:sz="6"/>
+              <w:right w:val="single" w:color="49361D" w:sz="6"/>
+            </w:tcBorders>
+            <w:shd w:fill="241B12" w:color="auto" w:val="clear"/>
+            <w:tcMar>
+              <w:top w:type="dxa" w:w="90"/>
+              <w:left w:type="dxa" w:w="110"/>
+              <w:bottom w:type="dxa" w:w="90"/>
+              <w:right w:type="dxa" w:w="110"/>
+            </w:tcMar>
+            <w:vAlign w:val="center"/>
+          </w:tcPr>
+          <w:p>
+            <w:pPr>
+              <w:spacing w:after="0" w:before="0" w:line="260"/>
+            </w:pPr>
+            <w:r>
+              <w:rPr>
+                <w:rFonts w:ascii="맑은 고딕" w:cs="맑은 고딕" w:eastAsia="맑은 고딕" w:hAnsi="맑은 고딕"/>
+                <w:b/>
+                <w:bCs/>
+                <w:color w:val="F4CF87"/>
+                <w:sz w:val="17"/>
+                <w:szCs w:val="17"/>
+              </w:rPr>
+              <w:t xml:space="preserve">항목</w:t>
+            </w:r>
+          </w:p>
+        </w:tc>
+        <w:tc>
+          <w:tcPr>
+            <w:tcW w:type="dxa" w:w="7146"/>
+            <w:tcBorders>
+              <w:top w:val="single" w:color="49361D" w:sz="6"/>
+              <w:left w:val="single" w:color="49361D" w:sz="6"/>
+              <w:bottom w:val="single" w:color="49361D" w:sz="6"/>
+              <w:right w:val="single" w:color="49361D" w:sz="6"/>
+            </w:tcBorders>
+            <w:shd w:fill="241B12" w:color="auto" w:val="clear"/>
+            <w:tcMar>
+              <w:top w:type="dxa" w:w="90"/>
+              <w:left w:type="dxa" w:w="110"/>
+              <w:bottom w:type="dxa" w:w="90"/>
+              <w:right w:type="dxa" w:w="110"/>
+            </w:tcMar>
+            <w:vAlign w:val="center"/>
+          </w:tcPr>
+          <w:p>
+            <w:pPr>
+              <w:spacing w:after="0" w:before="0" w:line="260"/>
+            </w:pPr>
+            <w:r>
+              <w:rPr>
+                <w:rFonts w:ascii="맑은 고딕" w:cs="맑은 고딕" w:eastAsia="맑은 고딕" w:hAnsi="맑은 고딕"/>
+                <w:b/>
+                <w:bCs/>
+                <w:color w:val="F4CF87"/>
+                <w:sz w:val="17"/>
+                <w:szCs w:val="17"/>
+              </w:rPr>
+              <w:t xml:space="preserve">내용</w:t>
+            </w:r>
+          </w:p>
+        </w:tc>
+      </w:tr>
+      <w:tr>
+        <w:tc>
+          <w:tcPr>
+            <w:tcW w:type="dxa" w:w="2600"/>
+            <w:tcBorders>
+              <w:top w:val="single" w:color="DEDEDE" w:sz="6"/>
+              <w:left w:val="single" w:color="DEDEDE" w:sz="6"/>
+              <w:bottom w:val="single" w:color="DEDEDE" w:sz="6"/>
+              <w:right w:val="single" w:color="DEDEDE" w:sz="6"/>
+            </w:tcBorders>
+            <w:tcMar>
+              <w:top w:type="dxa" w:w="70"/>
+              <w:left w:type="dxa" w:w="110"/>
+              <w:bottom w:type="dxa" w:w="70"/>
+              <w:right w:type="dxa" w:w="110"/>
+            </w:tcMar>
+            <w:vAlign w:val="center"/>
+          </w:tcPr>
+          <w:p>
+            <w:pPr>
+              <w:spacing w:after="0" w:before="0" w:line="260"/>
+            </w:pPr>
+            <w:r>
+              <w:rPr>
+                <w:rFonts w:ascii="맑은 고딕" w:cs="맑은 고딕" w:eastAsia="맑은 고딕" w:hAnsi="맑은 고딕"/>
+                <w:color w:val="3C3429"/>
+                <w:sz w:val="17"/>
+                <w:szCs w:val="17"/>
+              </w:rPr>
+              <w:t xml:space="preserve">심각도 / 상태</w:t>
+            </w:r>
+          </w:p>
+        </w:tc>
+        <w:tc>
+          <w:tcPr>
+            <w:tcW w:type="dxa" w:w="7146"/>
+            <w:tcBorders>
+              <w:top w:val="single" w:color="DEDEDE" w:sz="6"/>
+              <w:left w:val="single" w:color="DEDEDE" w:sz="6"/>
+              <w:bottom w:val="single" w:color="DEDEDE" w:sz="6"/>
+              <w:right w:val="single" w:color="DEDEDE" w:sz="6"/>
+            </w:tcBorders>
+            <w:tcMar>
+              <w:top w:type="dxa" w:w="70"/>
+              <w:left w:type="dxa" w:w="110"/>
+              <w:bottom w:type="dxa" w:w="70"/>
+              <w:right w:type="dxa" w:w="110"/>
+            </w:tcMar>
+            <w:vAlign w:val="center"/>
+          </w:tcPr>
+          <w:p>
+            <w:pPr>
+              <w:spacing w:after="0" w:before="0" w:line="260"/>
+            </w:pPr>
+            <w:r>
+              <w:rPr>
+                <w:rFonts w:ascii="맑은 고딕" w:cs="맑은 고딕" w:eastAsia="맑은 고딕" w:hAnsi="맑은 고딕"/>
+                <w:color w:val="3C3429"/>
+                <w:sz w:val="17"/>
+                <w:szCs w:val="17"/>
+              </w:rPr>
+              <w:t>BLOCKER / RESOLVED</w:t>
+            </w:r>
+          </w:p>
+        </w:tc>
+      </w:tr>
+      <w:tr>
+        <w:tc>
+          <w:tcPr>
+            <w:tcW w:type="dxa" w:w="2600"/>
+            <w:tcBorders>
+              <w:top w:val="single" w:color="DEDEDE" w:sz="6"/>
+              <w:left w:val="single" w:color="DEDEDE" w:sz="6"/>
+              <w:bottom w:val="single" w:color="DEDEDE" w:sz="6"/>
+              <w:right w:val="single" w:color="DEDEDE" w:sz="6"/>
+            </w:tcBorders>
+            <w:shd w:fill="FAFAFA" w:color="auto" w:val="clear"/>
+            <w:tcMar>
+              <w:top w:type="dxa" w:w="70"/>
+              <w:left w:type="dxa" w:w="110"/>
+              <w:bottom w:type="dxa" w:w="70"/>
+              <w:right w:type="dxa" w:w="110"/>
+            </w:tcMar>
+            <w:vAlign w:val="center"/>
+          </w:tcPr>
+          <w:p>
+            <w:pPr>
+              <w:spacing w:after="0" w:before="0" w:line="260"/>
+            </w:pPr>
+            <w:r>
+              <w:rPr>
+                <w:rFonts w:ascii="맑은 고딕" w:cs="맑은 고딕" w:eastAsia="맑은 고딕" w:hAnsi="맑은 고딕"/>
+                <w:color w:val="3C3429"/>
+                <w:sz w:val="17"/>
+                <w:szCs w:val="17"/>
+              </w:rPr>
+              <w:t xml:space="preserve">발생일 / 해결일</w:t>
+            </w:r>
+          </w:p>
+        </w:tc>
+        <w:tc>
+          <w:tcPr>
+            <w:tcW w:type="dxa" w:w="7146"/>
+            <w:tcBorders>
+              <w:top w:val="single" w:color="DEDEDE" w:sz="6"/>
+              <w:left w:val="single" w:color="DEDEDE" w:sz="6"/>
+              <w:bottom w:val="single" w:color="DEDEDE" w:sz="6"/>
+              <w:right w:val="single" w:color="DEDEDE" w:sz="6"/>
+            </w:tcBorders>
+            <w:shd w:fill="FAFAFA" w:color="auto" w:val="clear"/>
+            <w:tcMar>
+              <w:top w:type="dxa" w:w="70"/>
+              <w:left w:type="dxa" w:w="110"/>
+              <w:bottom w:type="dxa" w:w="70"/>
+              <w:right w:type="dxa" w:w="110"/>
+            </w:tcMar>
+            <w:vAlign w:val="center"/>
+          </w:tcPr>
+          <w:p>
+            <w:pPr>
+              <w:spacing w:after="0" w:before="0" w:line="260"/>
+            </w:pPr>
+            <w:r>
+              <w:rPr>
+                <w:rFonts w:ascii="맑은 고딕" w:cs="맑은 고딕" w:eastAsia="맑은 고딕" w:hAnsi="맑은 고딕"/>
+                <w:color w:val="3C3429"/>
+                <w:sz w:val="17"/>
+                <w:szCs w:val="17"/>
+              </w:rPr>
+              <w:t>2026-08-18 / 2026-08-18</w:t>
+            </w:r>
+          </w:p>
+        </w:tc>
+      </w:tr>
+      <w:tr>
+        <w:tc>
+          <w:tcPr>
+            <w:tcW w:type="dxa" w:w="2600"/>
+            <w:tcBorders>
+              <w:top w:val="single" w:color="DEDEDE" w:sz="6"/>
+              <w:left w:val="single" w:color="DEDEDE" w:sz="6"/>
+              <w:bottom w:val="single" w:color="DEDEDE" w:sz="6"/>
+              <w:right w:val="single" w:color="DEDEDE" w:sz="6"/>
+            </w:tcBorders>
+            <w:tcMar>
+              <w:top w:type="dxa" w:w="70"/>
+              <w:left w:type="dxa" w:w="110"/>
+              <w:bottom w:type="dxa" w:w="70"/>
+              <w:right w:type="dxa" w:w="110"/>
+            </w:tcMar>
+            <w:vAlign w:val="center"/>
+          </w:tcPr>
+          <w:p>
+            <w:pPr>
+              <w:spacing w:after="0" w:before="0" w:line="260"/>
+            </w:pPr>
+            <w:r>
+              <w:rPr>
+                <w:rFonts w:ascii="맑은 고딕" w:cs="맑은 고딕" w:eastAsia="맑은 고딕" w:hAnsi="맑은 고딕"/>
+                <w:color w:val="3C3429"/>
+                <w:sz w:val="17"/>
+                <w:szCs w:val="17"/>
+              </w:rPr>
+              <w:t xml:space="preserve">담당</w:t>
+            </w:r>
+          </w:p>
+        </w:tc>
+        <w:tc>
+          <w:tcPr>
+            <w:tcW w:type="dxa" w:w="7146"/>
+            <w:tcBorders>
+              <w:top w:val="single" w:color="DEDEDE" w:sz="6"/>
+              <w:left w:val="single" w:color="DEDEDE" w:sz="6"/>
+              <w:bottom w:val="single" w:color="DEDEDE" w:sz="6"/>
+              <w:right w:val="single" w:color="DEDEDE" w:sz="6"/>
+            </w:tcBorders>
+            <w:tcMar>
+              <w:top w:type="dxa" w:w="70"/>
+              <w:left w:type="dxa" w:w="110"/>
+              <w:bottom w:type="dxa" w:w="70"/>
+              <w:right w:type="dxa" w:w="110"/>
+            </w:tcMar>
+            <w:vAlign w:val="center"/>
+          </w:tcPr>
+          <w:p>
+            <w:pPr>
+              <w:spacing w:after="0" w:before="0" w:line="260"/>
+            </w:pPr>
+            <w:r>
+              <w:rPr>
+                <w:rFonts w:ascii="맑은 고딕" w:cs="맑은 고딕" w:eastAsia="맑은 고딕" w:hAnsi="맑은 고딕"/>
+                <w:color w:val="3C3429"/>
+                <w:sz w:val="17"/>
+                <w:szCs w:val="17"/>
+              </w:rPr>
+              <w:t>미지정</w:t>
+            </w:r>
+          </w:p>
+        </w:tc>
+      </w:tr>
+      <w:tr>
+        <w:tc>
+          <w:tcPr>
+            <w:tcW w:type="dxa" w:w="2600"/>
+            <w:tcBorders>
+              <w:top w:val="single" w:color="DEDEDE" w:sz="6"/>
+              <w:left w:val="single" w:color="DEDEDE" w:sz="6"/>
+              <w:bottom w:val="single" w:color="DEDEDE" w:sz="6"/>
+              <w:right w:val="single" w:color="DEDEDE" w:sz="6"/>
+            </w:tcBorders>
+            <w:shd w:fill="FAFAFA" w:color="auto" w:val="clear"/>
+            <w:tcMar>
+              <w:top w:type="dxa" w:w="70"/>
+              <w:left w:type="dxa" w:w="110"/>
+              <w:bottom w:type="dxa" w:w="70"/>
+              <w:right w:type="dxa" w:w="110"/>
+            </w:tcMar>
+            <w:vAlign w:val="center"/>
+          </w:tcPr>
+          <w:p>
+            <w:pPr>
+              <w:spacing w:after="0" w:before="0" w:line="260"/>
+            </w:pPr>
+            <w:r>
+              <w:rPr>
+                <w:rFonts w:ascii="맑은 고딕" w:cs="맑은 고딕" w:eastAsia="맑은 고딕" w:hAnsi="맑은 고딕"/>
+                <w:color w:val="3C3429"/>
+                <w:sz w:val="17"/>
+                <w:szCs w:val="17"/>
+              </w:rPr>
+              <w:t xml:space="preserve">환경</w:t>
+            </w:r>
+          </w:p>
+        </w:tc>
+        <w:tc>
+          <w:tcPr>
+            <w:tcW w:type="dxa" w:w="7146"/>
+            <w:tcBorders>
+              <w:top w:val="single" w:color="DEDEDE" w:sz="6"/>
+              <w:left w:val="single" w:color="DEDEDE" w:sz="6"/>
+              <w:bottom w:val="single" w:color="DEDEDE" w:sz="6"/>
+              <w:right w:val="single" w:color="DEDEDE" w:sz="6"/>
+            </w:tcBorders>
+            <w:shd w:fill="FAFAFA" w:color="auto" w:val="clear"/>
+            <w:tcMar>
+              <w:top w:type="dxa" w:w="70"/>
+              <w:left w:type="dxa" w:w="110"/>
+              <w:bottom w:type="dxa" w:w="70"/>
+              <w:right w:type="dxa" w:w="110"/>
+            </w:tcMar>
+            <w:vAlign w:val="center"/>
+          </w:tcPr>
+          <w:p>
+            <w:pPr>
+              <w:spacing w:after="0" w:before="0" w:line="260"/>
+            </w:pPr>
+            <w:r>
+              <w:rPr>
+                <w:rFonts w:ascii="맑은 고딕" w:cs="맑은 고딕" w:eastAsia="맑은 고딕" w:hAnsi="맑은 고딕"/>
+                <w:color w:val="3C3429"/>
+                <w:sz w:val="17"/>
+                <w:szCs w:val="17"/>
+              </w:rPr>
+              <w:t>ROS 2 Humble · Nav2(behavior_server, velocity_smoother) · TurtleBot3 실기 · medirun_bringup, arduino_bridge(ultrasonic_safety_stop)</w:t>
+            </w:r>
+          </w:p>
+        </w:tc>
+      </w:tr>
+      <w:tr>
+        <w:tc>
+          <w:tcPr>
+            <w:tcW w:type="dxa" w:w="2600"/>
+            <w:tcBorders>
+              <w:top w:val="single" w:color="DEDEDE" w:sz="6"/>
+              <w:left w:val="single" w:color="DEDEDE" w:sz="6"/>
+              <w:bottom w:val="single" w:color="DEDEDE" w:sz="6"/>
+              <w:right w:val="single" w:color="DEDEDE" w:sz="6"/>
+            </w:tcBorders>
+            <w:tcMar>
+              <w:top w:type="dxa" w:w="70"/>
+              <w:left w:type="dxa" w:w="110"/>
+              <w:bottom w:type="dxa" w:w="70"/>
+              <w:right w:type="dxa" w:w="110"/>
+            </w:tcMar>
+            <w:vAlign w:val="center"/>
+          </w:tcPr>
+          <w:p>
+            <w:pPr>
+              <w:spacing w:after="0" w:before="0" w:line="260"/>
+            </w:pPr>
+            <w:r>
+              <w:rPr>
+                <w:rFonts w:ascii="맑은 고딕" w:cs="맑은 고딕" w:eastAsia="맑은 고딕" w:hAnsi="맑은 고딕"/>
+                <w:color w:val="3C3429"/>
+                <w:sz w:val="17"/>
+                <w:szCs w:val="17"/>
+              </w:rPr>
+              <w:t xml:space="preserve">관련</w:t>
+            </w:r>
+          </w:p>
+        </w:tc>
+        <w:tc>
+          <w:tcPr>
+            <w:tcW w:type="dxa" w:w="7146"/>
+            <w:tcBorders>
+              <w:top w:val="single" w:color="DEDEDE" w:sz="6"/>
+              <w:left w:val="single" w:color="DEDEDE" w:sz="6"/>
+              <w:bottom w:val="single" w:color="DEDEDE" w:sz="6"/>
+              <w:right w:val="single" w:color="DEDEDE" w:sz="6"/>
+            </w:tcBorders>
+            <w:tcMar>
+              <w:top w:type="dxa" w:w="70"/>
+              <w:left w:type="dxa" w:w="110"/>
+              <w:bottom w:type="dxa" w:w="70"/>
+              <w:right w:type="dxa" w:w="110"/>
+            </w:tcMar>
+            <w:vAlign w:val="center"/>
+          </w:tcPr>
+          <w:p>
+            <w:pPr>
+              <w:spacing w:after="0" w:before="0" w:line="260"/>
+            </w:pPr>
+            <w:r>
+              <w:rPr>
+                <w:rFonts w:ascii="맑은 고딕" w:cs="맑은 고딕" w:eastAsia="맑은 고딕" w:hAnsi="맑은 고딕"/>
+                <w:color w:val="3C3429"/>
+                <w:sz w:val="17"/>
+                <w:szCs w:val="17"/>
+              </w:rPr>
+              <w:t>TS-NAV-04(같은 세션, 이 이슈 조치 직후 연쇄로 발견된 launch 조건식 오류)</w:t>
+            </w:r>
+          </w:p>
+        </w:tc>
+      </w:tr>
+    </w:tbl>
+    <w:p>
+      <w:pPr>
+        <w:pStyle w:val="Heading3"/>
+        <w:spacing w:after="120" w:before="260" w:line="260"/>
+      </w:pPr>
+      <w:r>
+        <w:rPr>
+          <w:rFonts w:ascii="맑은 고딕" w:cs="맑은 고딕" w:eastAsia="맑은 고딕" w:hAnsi="맑은 고딕"/>
+          <w:b/>
+          <w:bCs/>
+          <w:color w:val="241B12"/>
+          <w:sz w:val="21"/>
+          <w:szCs w:val="21"/>
+        </w:rPr>
+        <w:t xml:space="preserve">증상</w:t>
+      </w:r>
+    </w:p>
+    <w:p>
+      <w:pPr>
+        <w:spacing w:after="140" w:before="0" w:line="260"/>
+      </w:pPr>
+      <w:r>
+        <w:rPr>
+          <w:rFonts w:ascii="맑은 고딕" w:cs="맑은 고딕" w:eastAsia="맑은 고딕" w:hAnsi="맑은 고딕"/>
+          <w:color w:val="3C3429"/>
+          <w:sz w:val="17"/>
+          <w:szCs w:val="17"/>
+        </w:rPr>
+        <w:t>전진 중 전방 장애물에는 초음파 안전 정지가 정상 동작했지만, Nav2 회복 동작(BackUp 후진·Spin 회전)이 실행되는 동안에는 후방 또는 전·후방이 15cm 이하로 근접해도 정지하지 않고 그대로 진행됐다.</w:t>
+      </w:r>
+    </w:p>
+    <w:tbl>
+      <w:tblPr>
+        <w:tblW w:type="dxa" w:w="9746"/>
+        <w:tblBorders>
+          <w:top w:val="single" w:color="DEDEDE" w:sz="6"/>
+          <w:left w:val="single" w:color="DEDEDE" w:sz="6"/>
+          <w:bottom w:val="single" w:color="DEDEDE" w:sz="6"/>
+          <w:right w:val="single" w:color="DEDEDE" w:sz="6"/>
+          <w:insideH w:val="single" w:color="DEDEDE" w:sz="6"/>
+          <w:insideV w:val="single" w:color="DEDEDE" w:sz="6"/>
+        </w:tblBorders>
+      </w:tblPr>
+      <w:tblGrid>
+        <w:gridCol w:w="9746"/>
+      </w:tblGrid>
+      <w:tr>
+        <w:tc>
+          <w:tcPr>
+            <w:tcW w:type="dxa" w:w="9746"/>
+            <w:tcBorders>
+              <w:top w:val="single" w:color="DEDEDE" w:sz="6"/>
+              <w:left w:val="single" w:color="DEDEDE" w:sz="6"/>
+              <w:bottom w:val="single" w:color="DEDEDE" w:sz="6"/>
+              <w:right w:val="single" w:color="DEDEDE" w:sz="6"/>
+            </w:tcBorders>
+            <w:shd w:fill="F7F8FA" w:color="auto" w:val="clear"/>
+            <w:tcMar>
+              <w:top w:type="dxa" w:w="140"/>
+              <w:left w:type="dxa" w:w="160"/>
+              <w:bottom w:type="dxa" w:w="140"/>
+              <w:right w:type="dxa" w:w="160"/>
+            </w:tcMar>
+          </w:tcPr>
+          <w:p>
+            <w:pPr>
+              <w:spacing w:after="20" w:line="240"/>
+            </w:pPr>
+            <w:r>
+              <w:rPr>
+                <w:rFonts w:ascii="Consolas" w:cs="Consolas" w:eastAsia="Consolas" w:hAnsi="Consolas"/>
+                <w:color w:val="3C3429"/>
+                <w:sz w:val="16"/>
+                <w:szCs w:val="16"/>
+              </w:rPr>
+              <w:t>$ ros2 topic info /cmd_vel --verbose (조치 전)</w:t>
+              <w:br/>
+              <w:t>/cmd_vel Publisher</w:t>
+              <w:br/>
+              <w:t xml:space="preserve">  - behavior_server 4개 endpoint  ← 안전 게이트 우회</w:t>
+              <w:br/>
+              <w:t xml:space="preserve">  - ultrasonic_safety_stop</w:t>
+              <w:br/>
+              <w:t xml:space="preserve">  - medirun_gui</w:t>
+              <w:br/>
+              <w:t xml:space="preserve">  - estop_node</w:t>
+              <w:br/>
+              <w:t/>
+              <w:br/>
+              <w:t>/medirun/navigation/cmd_vel_raw Publisher</w:t>
+              <w:br/>
+              <w:t xml:space="preserve">  - velocity_smoother만 존재</w:t>
+            </w:r>
+          </w:p>
+        </w:tc>
+      </w:tr>
+    </w:tbl>
+    <w:p>
+      <w:pPr>
+        <w:pStyle w:val="Heading3"/>
+        <w:spacing w:after="120" w:before="260" w:line="260"/>
+      </w:pPr>
+      <w:r>
+        <w:rPr>
+          <w:rFonts w:ascii="맑은 고딕" w:cs="맑은 고딕" w:eastAsia="맑은 고딕" w:hAnsi="맑은 고딕"/>
+          <w:b/>
+          <w:bCs/>
+          <w:color w:val="241B12"/>
+          <w:sz w:val="21"/>
+          <w:szCs w:val="21"/>
+        </w:rPr>
+        <w:t xml:space="preserve">재현 절차</w:t>
+      </w:r>
+    </w:p>
+    <w:tbl>
+      <w:tblPr>
+        <w:tblW w:type="dxa" w:w="9746"/>
+        <w:tblBorders>
+          <w:top w:val="single" w:color="DEDEDE" w:sz="6"/>
+          <w:left w:val="single" w:color="DEDEDE" w:sz="6"/>
+          <w:bottom w:val="single" w:color="DEDEDE" w:sz="6"/>
+          <w:right w:val="single" w:color="DEDEDE" w:sz="6"/>
+          <w:insideH w:val="single" w:color="DEDEDE" w:sz="6"/>
+          <w:insideV w:val="single" w:color="DEDEDE" w:sz="6"/>
+        </w:tblBorders>
+      </w:tblPr>
+      <w:tblGrid>
+        <w:gridCol w:w="1500"/>
+        <w:gridCol w:w="3000"/>
+        <w:gridCol w:w="5246"/>
+      </w:tblGrid>
+      <w:tr>
+        <w:trPr>
+          <w:tblHeader/>
+        </w:trPr>
+        <w:tc>
+          <w:tcPr>
+            <w:tcW w:type="dxa" w:w="1500"/>
+            <w:tcBorders>
+              <w:top w:val="single" w:color="49361D" w:sz="6"/>
+              <w:left w:val="single" w:color="49361D" w:sz="6"/>
+              <w:bottom w:val="single" w:color="49361D" w:sz="6"/>
+              <w:right w:val="single" w:color="49361D" w:sz="6"/>
+            </w:tcBorders>
+            <w:shd w:fill="241B12" w:color="auto" w:val="clear"/>
+            <w:tcMar>
+              <w:top w:type="dxa" w:w="90"/>
+              <w:left w:type="dxa" w:w="110"/>
+              <w:bottom w:type="dxa" w:w="90"/>
+              <w:right w:type="dxa" w:w="110"/>
+            </w:tcMar>
+            <w:vAlign w:val="center"/>
+          </w:tcPr>
+          <w:p>
+            <w:pPr>
+              <w:spacing w:after="0" w:before="0" w:line="260"/>
+            </w:pPr>
+            <w:r>
+              <w:rPr>
+                <w:rFonts w:ascii="맑은 고딕" w:cs="맑은 고딕" w:eastAsia="맑은 고딕" w:hAnsi="맑은 고딕"/>
+                <w:b/>
+                <w:bCs/>
+                <w:color w:val="F4CF87"/>
+                <w:sz w:val="17"/>
+                <w:szCs w:val="17"/>
+              </w:rPr>
+              <w:t xml:space="preserve">#</w:t>
+            </w:r>
+          </w:p>
+        </w:tc>
+        <w:tc>
+          <w:tcPr>
+            <w:tcW w:type="dxa" w:w="3000"/>
+            <w:tcBorders>
+              <w:top w:val="single" w:color="49361D" w:sz="6"/>
+              <w:left w:val="single" w:color="49361D" w:sz="6"/>
+              <w:bottom w:val="single" w:color="49361D" w:sz="6"/>
+              <w:right w:val="single" w:color="49361D" w:sz="6"/>
+            </w:tcBorders>
+            <w:shd w:fill="241B12" w:color="auto" w:val="clear"/>
+            <w:tcMar>
+              <w:top w:type="dxa" w:w="90"/>
+              <w:left w:type="dxa" w:w="110"/>
+              <w:bottom w:type="dxa" w:w="90"/>
+              <w:right w:type="dxa" w:w="110"/>
+            </w:tcMar>
+            <w:vAlign w:val="center"/>
+          </w:tcPr>
+          <w:p>
+            <w:pPr>
+              <w:spacing w:after="0" w:before="0" w:line="260"/>
+            </w:pPr>
+            <w:r>
+              <w:rPr>
+                <w:rFonts w:ascii="맑은 고딕" w:cs="맑은 고딕" w:eastAsia="맑은 고딕" w:hAnsi="맑은 고딕"/>
+                <w:b/>
+                <w:bCs/>
+                <w:color w:val="F4CF87"/>
+                <w:sz w:val="17"/>
+                <w:szCs w:val="17"/>
+              </w:rPr>
+              <w:t xml:space="preserve">동작</w:t>
+            </w:r>
+          </w:p>
+        </w:tc>
+        <w:tc>
+          <w:tcPr>
+            <w:tcW w:type="dxa" w:w="5246"/>
+            <w:tcBorders>
+              <w:top w:val="single" w:color="49361D" w:sz="6"/>
+              <w:left w:val="single" w:color="49361D" w:sz="6"/>
+              <w:bottom w:val="single" w:color="49361D" w:sz="6"/>
+              <w:right w:val="single" w:color="49361D" w:sz="6"/>
+            </w:tcBorders>
+            <w:shd w:fill="241B12" w:color="auto" w:val="clear"/>
+            <w:tcMar>
+              <w:top w:type="dxa" w:w="90"/>
+              <w:left w:type="dxa" w:w="110"/>
+              <w:bottom w:type="dxa" w:w="90"/>
+              <w:right w:type="dxa" w:w="110"/>
+            </w:tcMar>
+            <w:vAlign w:val="center"/>
+          </w:tcPr>
+          <w:p>
+            <w:pPr>
+              <w:spacing w:after="0" w:before="0" w:line="260"/>
+            </w:pPr>
+            <w:r>
+              <w:rPr>
+                <w:rFonts w:ascii="맑은 고딕" w:cs="맑은 고딕" w:eastAsia="맑은 고딕" w:hAnsi="맑은 고딕"/>
+                <w:b/>
+                <w:bCs/>
+                <w:color w:val="F4CF87"/>
+                <w:sz w:val="17"/>
+                <w:szCs w:val="17"/>
+              </w:rPr>
+              <w:t xml:space="preserve">결과</w:t>
+            </w:r>
+          </w:p>
+        </w:tc>
+      </w:tr>
+      <w:tr>
+        <w:tc>
+          <w:tcPr>
+            <w:tcW w:type="dxa" w:w="1500"/>
+            <w:tcBorders>
+              <w:top w:val="single" w:color="DEDEDE" w:sz="6"/>
+              <w:left w:val="single" w:color="DEDEDE" w:sz="6"/>
+              <w:bottom w:val="single" w:color="DEDEDE" w:sz="6"/>
+              <w:right w:val="single" w:color="DEDEDE" w:sz="6"/>
+            </w:tcBorders>
+            <w:tcMar>
+              <w:top w:type="dxa" w:w="70"/>
+              <w:left w:type="dxa" w:w="110"/>
+              <w:bottom w:type="dxa" w:w="70"/>
+              <w:right w:type="dxa" w:w="110"/>
+            </w:tcMar>
+            <w:vAlign w:val="center"/>
+          </w:tcPr>
+          <w:p>
+            <w:pPr>
+              <w:spacing w:after="0" w:before="0" w:line="260"/>
+            </w:pPr>
+            <w:r>
+              <w:rPr>
+                <w:rFonts w:ascii="맑은 고딕" w:cs="맑은 고딕" w:eastAsia="맑은 고딕" w:hAnsi="맑은 고딕"/>
+                <w:color w:val="3C3429"/>
+                <w:sz w:val="17"/>
+                <w:szCs w:val="17"/>
+              </w:rPr>
+              <w:t>1</w:t>
+            </w:r>
+          </w:p>
+        </w:tc>
+        <w:tc>
+          <w:tcPr>
+            <w:tcW w:type="dxa" w:w="3000"/>
+            <w:tcBorders>
+              <w:top w:val="single" w:color="DEDEDE" w:sz="6"/>
+              <w:left w:val="single" w:color="DEDEDE" w:sz="6"/>
+              <w:bottom w:val="single" w:color="DEDEDE" w:sz="6"/>
+              <w:right w:val="single" w:color="DEDEDE" w:sz="6"/>
+            </w:tcBorders>
+            <w:tcMar>
+              <w:top w:type="dxa" w:w="70"/>
+              <w:left w:type="dxa" w:w="110"/>
+              <w:bottom w:type="dxa" w:w="70"/>
+              <w:right w:type="dxa" w:w="110"/>
+            </w:tcMar>
+            <w:vAlign w:val="center"/>
+          </w:tcPr>
+          <w:p>
+            <w:pPr>
+              <w:spacing w:after="0" w:before="0" w:line="260"/>
+            </w:pPr>
+            <w:r>
+              <w:t>웨이포인트 자율주행 중 Nav2가 회복 동작(BackUp 후진 또는 Spin 회전)을 실행하게 한다</w:t>
+            </w:r>
+          </w:p>
+        </w:tc>
+        <w:tc>
+          <w:tcPr>
+            <w:tcW w:type="dxa" w:w="5246"/>
+            <w:tcBorders>
+              <w:top w:val="single" w:color="DEDEDE" w:sz="6"/>
+              <w:left w:val="single" w:color="DEDEDE" w:sz="6"/>
+              <w:bottom w:val="single" w:color="DEDEDE" w:sz="6"/>
+              <w:right w:val="single" w:color="DEDEDE" w:sz="6"/>
+            </w:tcBorders>
+            <w:tcMar>
+              <w:top w:type="dxa" w:w="70"/>
+              <w:left w:type="dxa" w:w="110"/>
+              <w:bottom w:type="dxa" w:w="70"/>
+              <w:right w:type="dxa" w:w="110"/>
+            </w:tcMar>
+            <w:vAlign w:val="center"/>
+          </w:tcPr>
+          <w:p>
+            <w:pPr>
+              <w:spacing w:after="0" w:before="0" w:line="260"/>
+            </w:pPr>
+            <w:r>
+              <w:t>로봇이 후진 또는 제자리·곡선 회전한다</w:t>
+            </w:r>
+          </w:p>
+        </w:tc>
+      </w:tr>
+      <w:tr>
+        <w:tc>
+          <w:tcPr>
+            <w:tcW w:type="dxa" w:w="1500"/>
+            <w:tcBorders>
+              <w:top w:val="single" w:color="DEDEDE" w:sz="6"/>
+              <w:left w:val="single" w:color="DEDEDE" w:sz="6"/>
+              <w:bottom w:val="single" w:color="DEDEDE" w:sz="6"/>
+              <w:right w:val="single" w:color="DEDEDE" w:sz="6"/>
+            </w:tcBorders>
+            <w:shd w:fill="FAFAFA" w:color="auto" w:val="clear"/>
+            <w:tcMar>
+              <w:top w:type="dxa" w:w="70"/>
+              <w:left w:type="dxa" w:w="110"/>
+              <w:bottom w:type="dxa" w:w="70"/>
+              <w:right w:type="dxa" w:w="110"/>
+            </w:tcMar>
+            <w:vAlign w:val="center"/>
+          </w:tcPr>
+          <w:p>
+            <w:pPr>
+              <w:spacing w:after="0" w:before="0" w:line="260"/>
+            </w:pPr>
+            <w:r>
+              <w:rPr>
+                <w:rFonts w:ascii="맑은 고딕" w:cs="맑은 고딕" w:eastAsia="맑은 고딕" w:hAnsi="맑은 고딕"/>
+                <w:color w:val="3C3429"/>
+                <w:sz w:val="17"/>
+                <w:szCs w:val="17"/>
+              </w:rPr>
+              <w:t>2</w:t>
+            </w:r>
+          </w:p>
+        </w:tc>
+        <w:tc>
+          <w:tcPr>
+            <w:tcW w:type="dxa" w:w="3000"/>
+            <w:tcBorders>
+              <w:top w:val="single" w:color="DEDEDE" w:sz="6"/>
+              <w:left w:val="single" w:color="DEDEDE" w:sz="6"/>
+              <w:bottom w:val="single" w:color="DEDEDE" w:sz="6"/>
+              <w:right w:val="single" w:color="DEDEDE" w:sz="6"/>
+            </w:tcBorders>
+            <w:shd w:fill="FAFAFA" w:color="auto" w:val="clear"/>
+            <w:tcMar>
+              <w:top w:type="dxa" w:w="70"/>
+              <w:left w:type="dxa" w:w="110"/>
+              <w:bottom w:type="dxa" w:w="70"/>
+              <w:right w:type="dxa" w:w="110"/>
+            </w:tcMar>
+            <w:vAlign w:val="center"/>
+          </w:tcPr>
+          <w:p>
+            <w:pPr>
+              <w:spacing w:after="0" w:before="0" w:line="260"/>
+            </w:pPr>
+            <w:r>
+              <w:t>해당 회복 동작이 진행되는 동안 관련 방향(후방 또는 전·후방)에 15cm 이내로 장애물을 놓는다</w:t>
+            </w:r>
+          </w:p>
+        </w:tc>
+        <w:tc>
+          <w:tcPr>
+            <w:tcW w:type="dxa" w:w="5246"/>
+            <w:tcBorders>
+              <w:top w:val="single" w:color="DEDEDE" w:sz="6"/>
+              <w:left w:val="single" w:color="DEDEDE" w:sz="6"/>
+              <w:bottom w:val="single" w:color="DEDEDE" w:sz="6"/>
+              <w:right w:val="single" w:color="DEDEDE" w:sz="6"/>
+            </w:tcBorders>
+            <w:shd w:fill="FAFAFA" w:color="auto" w:val="clear"/>
+            <w:tcMar>
+              <w:top w:type="dxa" w:w="70"/>
+              <w:left w:type="dxa" w:w="110"/>
+              <w:bottom w:type="dxa" w:w="70"/>
+              <w:right w:type="dxa" w:w="110"/>
+            </w:tcMar>
+            <w:vAlign w:val="center"/>
+          </w:tcPr>
+          <w:p>
+            <w:pPr>
+              <w:spacing w:after="0" w:before="0" w:line="260"/>
+            </w:pPr>
+            <w:r>
+              <w:t>정지하지 않고 명령이 그대로 통과한다</w:t>
+            </w:r>
+          </w:p>
+        </w:tc>
+      </w:tr>
+      <w:tr>
+        <w:tc>
+          <w:tcPr>
+            <w:tcW w:type="dxa" w:w="1500"/>
+            <w:tcBorders>
+              <w:top w:val="single" w:color="DEDEDE" w:sz="6"/>
+              <w:left w:val="single" w:color="DEDEDE" w:sz="6"/>
+              <w:bottom w:val="single" w:color="DEDEDE" w:sz="6"/>
+              <w:right w:val="single" w:color="DEDEDE" w:sz="6"/>
+            </w:tcBorders>
+            <w:tcMar>
+              <w:top w:type="dxa" w:w="70"/>
+              <w:left w:type="dxa" w:w="110"/>
+              <w:bottom w:type="dxa" w:w="70"/>
+              <w:right w:type="dxa" w:w="110"/>
+            </w:tcMar>
+            <w:vAlign w:val="center"/>
+          </w:tcPr>
+          <w:p>
+            <w:pPr>
+              <w:spacing w:after="0" w:before="0" w:line="260"/>
+            </w:pPr>
+            <w:r>
+              <w:rPr>
+                <w:rFonts w:ascii="맑은 고딕" w:cs="맑은 고딕" w:eastAsia="맑은 고딕" w:hAnsi="맑은 고딕"/>
+                <w:color w:val="3C3429"/>
+                <w:sz w:val="17"/>
+                <w:szCs w:val="17"/>
+              </w:rPr>
+              <w:t>3</w:t>
+            </w:r>
+          </w:p>
+        </w:tc>
+        <w:tc>
+          <w:tcPr>
+            <w:tcW w:type="dxa" w:w="3000"/>
+            <w:tcBorders>
+              <w:top w:val="single" w:color="DEDEDE" w:sz="6"/>
+              <w:left w:val="single" w:color="DEDEDE" w:sz="6"/>
+              <w:bottom w:val="single" w:color="DEDEDE" w:sz="6"/>
+              <w:right w:val="single" w:color="DEDEDE" w:sz="6"/>
+            </w:tcBorders>
+            <w:tcMar>
+              <w:top w:type="dxa" w:w="70"/>
+              <w:left w:type="dxa" w:w="110"/>
+              <w:bottom w:type="dxa" w:w="70"/>
+              <w:right w:type="dxa" w:w="110"/>
+            </w:tcMar>
+            <w:vAlign w:val="center"/>
+          </w:tcPr>
+          <w:p>
+            <w:pPr>
+              <w:spacing w:after="0" w:before="0" w:line="260"/>
+            </w:pPr>
+            <w:r>
+              <w:t>ros2 topic info /cmd_vel --verbose와 /medirun/navigation/cmd_vel_raw --verbose로 실제 Publisher를 확인한다</w:t>
+            </w:r>
+          </w:p>
+        </w:tc>
+        <w:tc>
+          <w:tcPr>
+            <w:tcW w:type="dxa" w:w="5246"/>
+            <w:tcBorders>
+              <w:top w:val="single" w:color="DEDEDE" w:sz="6"/>
+              <w:left w:val="single" w:color="DEDEDE" w:sz="6"/>
+              <w:bottom w:val="single" w:color="DEDEDE" w:sz="6"/>
+              <w:right w:val="single" w:color="DEDEDE" w:sz="6"/>
+            </w:tcBorders>
+            <w:tcMar>
+              <w:top w:type="dxa" w:w="70"/>
+              <w:left w:type="dxa" w:w="110"/>
+              <w:bottom w:type="dxa" w:w="70"/>
+              <w:right w:type="dxa" w:w="110"/>
+            </w:tcMar>
+            <w:vAlign w:val="center"/>
+          </w:tcPr>
+          <w:p>
+            <w:pPr>
+              <w:spacing w:after="0" w:before="0" w:line="260"/>
+            </w:pPr>
+            <w:r>
+              <w:t>behavior_server가 /cmd_vel에 직접 발행 중이며, raw 토픽에는 velocity_smoother만 있음을 확인</w:t>
+            </w:r>
+          </w:p>
+        </w:tc>
+      </w:tr>
+    </w:tbl>
+    <w:p>
+      <w:pPr>
+        <w:spacing w:after="140" w:before="0" w:line="260"/>
+      </w:pPr>
+      <w:r>
+        <w:rPr>
+          <w:rFonts w:ascii="맑은 고딕" w:cs="맑은 고딕" w:eastAsia="맑은 고딕" w:hAnsi="맑은 고딕"/>
+          <w:color w:val="3C3429"/>
+          <w:sz w:val="17"/>
+          <w:szCs w:val="17"/>
+        </w:rPr>
+        <w:t>재현율: 재현 시마다 확인 (직선 전진 방향 안전 정지는 정상, 회복 동작의 후진·회전만 항상 미차단)</w:t>
+      </w:r>
+    </w:p>
+    <w:p>
+      <w:pPr>
+        <w:pStyle w:val="Heading3"/>
+        <w:spacing w:after="120" w:before="260" w:line="260"/>
+      </w:pPr>
+      <w:r>
+        <w:rPr>
+          <w:rFonts w:ascii="맑은 고딕" w:cs="맑은 고딕" w:eastAsia="맑은 고딕" w:hAnsi="맑은 고딕"/>
+          <w:b/>
+          <w:bCs/>
+          <w:color w:val="241B12"/>
+          <w:sz w:val="21"/>
+          <w:szCs w:val="21"/>
+        </w:rPr>
+        <w:t xml:space="preserve">진단 과정</w:t>
+      </w:r>
+    </w:p>
+    <w:tbl>
+      <w:tblPr>
+        <w:tblW w:type="dxa" w:w="9746"/>
+        <w:tblBorders>
+          <w:top w:val="single" w:color="DEDEDE" w:sz="6"/>
+          <w:left w:val="single" w:color="DEDEDE" w:sz="6"/>
+          <w:bottom w:val="single" w:color="DEDEDE" w:sz="6"/>
+          <w:right w:val="single" w:color="DEDEDE" w:sz="6"/>
+          <w:insideH w:val="single" w:color="DEDEDE" w:sz="6"/>
+          <w:insideV w:val="single" w:color="DEDEDE" w:sz="6"/>
+        </w:tblBorders>
+      </w:tblPr>
+      <w:tblGrid>
+        <w:gridCol w:w="1500"/>
+        <w:gridCol w:w="3000"/>
+        <w:gridCol w:w="5246"/>
+      </w:tblGrid>
+      <w:tr>
+        <w:trPr>
+          <w:tblHeader/>
+        </w:trPr>
+        <w:tc>
+          <w:tcPr>
+            <w:tcW w:type="dxa" w:w="1500"/>
+            <w:tcBorders>
+              <w:top w:val="single" w:color="49361D" w:sz="6"/>
+              <w:left w:val="single" w:color="49361D" w:sz="6"/>
+              <w:bottom w:val="single" w:color="49361D" w:sz="6"/>
+              <w:right w:val="single" w:color="49361D" w:sz="6"/>
+            </w:tcBorders>
+            <w:shd w:fill="241B12" w:color="auto" w:val="clear"/>
+            <w:tcMar>
+              <w:top w:type="dxa" w:w="90"/>
+              <w:left w:type="dxa" w:w="110"/>
+              <w:bottom w:type="dxa" w:w="90"/>
+              <w:right w:type="dxa" w:w="110"/>
+            </w:tcMar>
+            <w:vAlign w:val="center"/>
+          </w:tcPr>
+          <w:p>
+            <w:pPr>
+              <w:spacing w:after="0" w:before="0" w:line="260"/>
+            </w:pPr>
+            <w:r>
+              <w:rPr>
+                <w:rFonts w:ascii="맑은 고딕" w:cs="맑은 고딕" w:eastAsia="맑은 고딕" w:hAnsi="맑은 고딕"/>
+                <w:b/>
+                <w:bCs/>
+                <w:color w:val="F4CF87"/>
+                <w:sz w:val="17"/>
+                <w:szCs w:val="17"/>
+              </w:rPr>
+              <w:t xml:space="preserve">가설</w:t>
+            </w:r>
+          </w:p>
+        </w:tc>
+        <w:tc>
+          <w:tcPr>
+            <w:tcW w:type="dxa" w:w="3000"/>
+            <w:tcBorders>
+              <w:top w:val="single" w:color="49361D" w:sz="6"/>
+              <w:left w:val="single" w:color="49361D" w:sz="6"/>
+              <w:bottom w:val="single" w:color="49361D" w:sz="6"/>
+              <w:right w:val="single" w:color="49361D" w:sz="6"/>
+            </w:tcBorders>
+            <w:shd w:fill="241B12" w:color="auto" w:val="clear"/>
+            <w:tcMar>
+              <w:top w:type="dxa" w:w="90"/>
+              <w:left w:type="dxa" w:w="110"/>
+              <w:bottom w:type="dxa" w:w="90"/>
+              <w:right w:type="dxa" w:w="110"/>
+            </w:tcMar>
+            <w:vAlign w:val="center"/>
+          </w:tcPr>
+          <w:p>
+            <w:pPr>
+              <w:spacing w:after="0" w:before="0" w:line="260"/>
+            </w:pPr>
+            <w:r>
+              <w:rPr>
+                <w:rFonts w:ascii="맑은 고딕" w:cs="맑은 고딕" w:eastAsia="맑은 고딕" w:hAnsi="맑은 고딕"/>
+                <w:b/>
+                <w:bCs/>
+                <w:color w:val="F4CF87"/>
+                <w:sz w:val="17"/>
+                <w:szCs w:val="17"/>
+              </w:rPr>
+              <w:t xml:space="preserve">확인 방법</w:t>
+            </w:r>
+          </w:p>
+        </w:tc>
+        <w:tc>
+          <w:tcPr>
+            <w:tcW w:type="dxa" w:w="5246"/>
+            <w:tcBorders>
+              <w:top w:val="single" w:color="49361D" w:sz="6"/>
+              <w:left w:val="single" w:color="49361D" w:sz="6"/>
+              <w:bottom w:val="single" w:color="49361D" w:sz="6"/>
+              <w:right w:val="single" w:color="49361D" w:sz="6"/>
+            </w:tcBorders>
+            <w:shd w:fill="241B12" w:color="auto" w:val="clear"/>
+            <w:tcMar>
+              <w:top w:type="dxa" w:w="90"/>
+              <w:left w:type="dxa" w:w="110"/>
+              <w:bottom w:type="dxa" w:w="90"/>
+              <w:right w:type="dxa" w:w="110"/>
+            </w:tcMar>
+            <w:vAlign w:val="center"/>
+          </w:tcPr>
+          <w:p>
+            <w:pPr>
+              <w:spacing w:after="0" w:before="0" w:line="260"/>
+            </w:pPr>
+            <w:r>
+              <w:rPr>
+                <w:rFonts w:ascii="맑은 고딕" w:cs="맑은 고딕" w:eastAsia="맑은 고딕" w:hAnsi="맑은 고딕"/>
+                <w:b/>
+                <w:bCs/>
+                <w:color w:val="F4CF87"/>
+                <w:sz w:val="17"/>
+                <w:szCs w:val="17"/>
+              </w:rPr>
+              <w:t xml:space="preserve">결과</w:t>
+            </w:r>
+          </w:p>
+        </w:tc>
+      </w:tr>
+      <w:tr>
+        <w:tc>
+          <w:tcPr>
+            <w:tcW w:type="dxa" w:w="1500"/>
+            <w:tcBorders>
+              <w:top w:val="single" w:color="DEDEDE" w:sz="6"/>
+              <w:left w:val="single" w:color="DEDEDE" w:sz="6"/>
+              <w:bottom w:val="single" w:color="DEDEDE" w:sz="6"/>
+              <w:right w:val="single" w:color="DEDEDE" w:sz="6"/>
+            </w:tcBorders>
+            <w:tcMar>
+              <w:top w:type="dxa" w:w="70"/>
+              <w:left w:type="dxa" w:w="110"/>
+              <w:bottom w:type="dxa" w:w="70"/>
+              <w:right w:type="dxa" w:w="110"/>
+            </w:tcMar>
+            <w:vAlign w:val="center"/>
+          </w:tcPr>
+          <w:p>
+            <w:pPr>
+              <w:spacing w:after="0" w:before="0" w:line="260"/>
+            </w:pPr>
+            <w:r>
+              <w:t>안전 노드(ultrasonic_safety_stop) 로직 자체의 버그다</w:t>
+            </w:r>
+          </w:p>
+        </w:tc>
+        <w:tc>
+          <w:tcPr>
+            <w:tcW w:type="dxa" w:w="3000"/>
+            <w:tcBorders>
+              <w:top w:val="single" w:color="DEDEDE" w:sz="6"/>
+              <w:left w:val="single" w:color="DEDEDE" w:sz="6"/>
+              <w:bottom w:val="single" w:color="DEDEDE" w:sz="6"/>
+              <w:right w:val="single" w:color="DEDEDE" w:sz="6"/>
+            </w:tcBorders>
+            <w:tcMar>
+              <w:top w:type="dxa" w:w="70"/>
+              <w:left w:type="dxa" w:w="110"/>
+              <w:bottom w:type="dxa" w:w="70"/>
+              <w:right w:type="dxa" w:w="110"/>
+            </w:tcMar>
+            <w:vAlign w:val="center"/>
+          </w:tcPr>
+          <w:p>
+            <w:pPr>
+              <w:spacing w:after="0" w:before="0" w:line="260"/>
+            </w:pPr>
+            <w:r>
+              <w:t>격리 토픽으로 전진 방향 차단 로직을 재검증</w:t>
+            </w:r>
+          </w:p>
+        </w:tc>
+        <w:tc>
+          <w:tcPr>
+            <w:tcW w:type="dxa" w:w="5246"/>
+            <w:tcBorders>
+              <w:top w:val="single" w:color="DEDEDE" w:sz="6"/>
+              <w:left w:val="single" w:color="DEDEDE" w:sz="6"/>
+              <w:bottom w:val="single" w:color="DEDEDE" w:sz="6"/>
+              <w:right w:val="single" w:color="DEDEDE" w:sz="6"/>
+            </w:tcBorders>
+            <w:tcMar>
+              <w:top w:type="dxa" w:w="70"/>
+              <w:left w:type="dxa" w:w="110"/>
+              <w:bottom w:type="dxa" w:w="70"/>
+              <w:right w:type="dxa" w:w="110"/>
+            </w:tcMar>
+            <w:vAlign w:val="center"/>
+          </w:tcPr>
+          <w:p>
+            <w:pPr>
+              <w:spacing w:after="0" w:before="0" w:line="260"/>
+            </w:pPr>
+            <w:r>
+              <w:rPr>
+                <w:rFonts w:ascii="맑은 고딕" w:cs="맑은 고딕" w:eastAsia="맑은 고딕" w:hAnsi="맑은 고딕"/>
+                <w:color w:val="3C3429"/>
+                <w:sz w:val="17"/>
+                <w:szCs w:val="17"/>
+              </w:rPr>
+              <w:t>아님 — 전진 경로는 정상 차단됨</w:t>
+            </w:r>
+          </w:p>
+        </w:tc>
+      </w:tr>
+      <w:tr>
+        <w:tc>
+          <w:tcPr>
+            <w:tcW w:type="dxa" w:w="1500"/>
+            <w:tcBorders>
+              <w:top w:val="single" w:color="DEDEDE" w:sz="6"/>
+              <w:left w:val="single" w:color="DEDEDE" w:sz="6"/>
+              <w:bottom w:val="single" w:color="DEDEDE" w:sz="6"/>
+              <w:right w:val="single" w:color="DEDEDE" w:sz="6"/>
+            </w:tcBorders>
+            <w:shd w:fill="FAFAFA" w:color="auto" w:val="clear"/>
+            <w:tcMar>
+              <w:top w:type="dxa" w:w="70"/>
+              <w:left w:type="dxa" w:w="110"/>
+              <w:bottom w:type="dxa" w:w="70"/>
+              <w:right w:type="dxa" w:w="110"/>
+            </w:tcMar>
+            <w:vAlign w:val="center"/>
+          </w:tcPr>
+          <w:p>
+            <w:pPr>
+              <w:spacing w:after="0" w:before="0" w:line="260"/>
+            </w:pPr>
+            <w:r>
+              <w:t>안전 게이트를 거치지 않는 별도 발행 경로가 있다</w:t>
+            </w:r>
+          </w:p>
+        </w:tc>
+        <w:tc>
+          <w:tcPr>
+            <w:tcW w:type="dxa" w:w="3000"/>
+            <w:tcBorders>
+              <w:top w:val="single" w:color="DEDEDE" w:sz="6"/>
+              <w:left w:val="single" w:color="DEDEDE" w:sz="6"/>
+              <w:bottom w:val="single" w:color="DEDEDE" w:sz="6"/>
+              <w:right w:val="single" w:color="DEDEDE" w:sz="6"/>
+            </w:tcBorders>
+            <w:shd w:fill="FAFAFA" w:color="auto" w:val="clear"/>
+            <w:tcMar>
+              <w:top w:type="dxa" w:w="70"/>
+              <w:left w:type="dxa" w:w="110"/>
+              <w:bottom w:type="dxa" w:w="70"/>
+              <w:right w:type="dxa" w:w="110"/>
+            </w:tcMar>
+            <w:vAlign w:val="center"/>
+          </w:tcPr>
+          <w:p>
+            <w:pPr>
+              <w:spacing w:after="0" w:before="0" w:line="260"/>
+            </w:pPr>
+            <w:r>
+              <w:t>ros2 topic info /cmd_vel --verbose, /medirun/navigation/cmd_vel_raw --verbose로 실제 Publisher 목록 확인</w:t>
+            </w:r>
+          </w:p>
+        </w:tc>
+        <w:tc>
+          <w:tcPr>
+            <w:tcW w:type="dxa" w:w="5246"/>
+            <w:tcBorders>
+              <w:top w:val="single" w:color="DEDEDE" w:sz="6"/>
+              <w:left w:val="single" w:color="DEDEDE" w:sz="6"/>
+              <w:bottom w:val="single" w:color="DEDEDE" w:sz="6"/>
+              <w:right w:val="single" w:color="DEDEDE" w:sz="6"/>
+            </w:tcBorders>
+            <w:shd w:fill="FAFAFA" w:color="auto" w:val="clear"/>
+            <w:tcMar>
+              <w:top w:type="dxa" w:w="70"/>
+              <w:left w:type="dxa" w:w="110"/>
+              <w:bottom w:type="dxa" w:w="70"/>
+              <w:right w:type="dxa" w:w="110"/>
+            </w:tcMar>
+            <w:vAlign w:val="center"/>
+          </w:tcPr>
+          <w:p>
+            <w:pPr>
+              <w:spacing w:after="0" w:before="0" w:line="260"/>
+            </w:pPr>
+            <w:r>
+              <w:rPr>
+                <w:rFonts w:ascii="맑은 고딕" w:cs="맑은 고딕" w:eastAsia="맑은 고딕" w:hAnsi="맑은 고딕"/>
+                <w:color w:val="3C3429"/>
+                <w:sz w:val="17"/>
+                <w:szCs w:val="17"/>
+              </w:rPr>
+              <w:t>맞음 — behavior_server가 /cmd_vel에 직접 발행하고, raw 토픽은 velocity_smoother만 거침</w:t>
+            </w:r>
+          </w:p>
+        </w:tc>
+      </w:tr>
+    </w:tbl>
+    <w:p>
+      <w:pPr>
+        <w:pStyle w:val="Heading3"/>
+        <w:spacing w:after="120" w:before="260" w:line="260"/>
+      </w:pPr>
+      <w:r>
+        <w:rPr>
+          <w:rFonts w:ascii="맑은 고딕" w:cs="맑은 고딕" w:eastAsia="맑은 고딕" w:hAnsi="맑은 고딕"/>
+          <w:b/>
+          <w:bCs/>
+          <w:color w:val="241B12"/>
+          <w:sz w:val="21"/>
+          <w:szCs w:val="21"/>
+        </w:rPr>
+        <w:t xml:space="preserve">원인</w:t>
+      </w:r>
+    </w:p>
+    <w:p>
+      <w:pPr>
+        <w:spacing w:after="140" w:before="0" w:line="260"/>
+      </w:pPr>
+      <w:r>
+        <w:rPr>
+          <w:rFonts w:ascii="맑은 고딕" w:cs="맑은 고딕" w:eastAsia="맑은 고딕" w:hAnsi="맑은 고딕"/>
+          <w:color w:val="3C3429"/>
+          <w:sz w:val="17"/>
+          <w:szCs w:val="17"/>
+        </w:rPr>
+        <w:t>확인됨. Nav2의 velocity_smoother 최종 출력은 MediRun 안전 게이트(/medirun/navigation/cmd_vel_raw → ultrasonic_safety_stop)를 거치도록 배선돼 있었지만, 회복 동작을 담당하는 behavior_server(BackUp/Spin/DriveOnHeading)는 같은 배선을 타지 않고 자체적으로 /cmd_vel에 직접 발행하고 있었다. 이 때문에 전진 안전 정지는 정상 동작했지만 회복 동작 중 후진·회전은 초음파 판단을 완전히 건너뛰었다.</w:t>
+      </w:r>
+    </w:p>
+    <w:p>
+      <w:pPr>
+        <w:pStyle w:val="Heading3"/>
+        <w:spacing w:after="120" w:before="260" w:line="260"/>
+      </w:pPr>
+      <w:r>
+        <w:rPr>
+          <w:rFonts w:ascii="맑은 고딕" w:cs="맑은 고딕" w:eastAsia="맑은 고딕" w:hAnsi="맑은 고딕"/>
+          <w:b/>
+          <w:bCs/>
+          <w:color w:val="241B12"/>
+          <w:sz w:val="21"/>
+          <w:szCs w:val="21"/>
+        </w:rPr>
+        <w:t xml:space="preserve">조치</w:t>
+      </w:r>
+    </w:p>
+    <w:tbl>
+      <w:tblPr>
+        <w:tblW w:type="dxa" w:w="9746"/>
+        <w:tblBorders>
+          <w:top w:val="single" w:color="DEDEDE" w:sz="6"/>
+          <w:left w:val="single" w:color="DEDEDE" w:sz="6"/>
+          <w:bottom w:val="single" w:color="DEDEDE" w:sz="6"/>
+          <w:right w:val="single" w:color="DEDEDE" w:sz="6"/>
+          <w:insideH w:val="single" w:color="DEDEDE" w:sz="6"/>
+          <w:insideV w:val="single" w:color="DEDEDE" w:sz="6"/>
+        </w:tblBorders>
+      </w:tblPr>
+      <w:tblGrid>
+        <w:gridCol w:w="1500"/>
+        <w:gridCol w:w="3000"/>
+        <w:gridCol w:w="5246"/>
+      </w:tblGrid>
+      <w:tr>
+        <w:trPr>
+          <w:tblHeader/>
+        </w:trPr>
+        <w:tc>
+          <w:tcPr>
+            <w:tcW w:type="dxa" w:w="1500"/>
+            <w:tcBorders>
+              <w:top w:val="single" w:color="49361D" w:sz="6"/>
+              <w:left w:val="single" w:color="49361D" w:sz="6"/>
+              <w:bottom w:val="single" w:color="49361D" w:sz="6"/>
+              <w:right w:val="single" w:color="49361D" w:sz="6"/>
+            </w:tcBorders>
+            <w:shd w:fill="241B12" w:color="auto" w:val="clear"/>
+            <w:tcMar>
+              <w:top w:type="dxa" w:w="90"/>
+              <w:left w:type="dxa" w:w="110"/>
+              <w:bottom w:type="dxa" w:w="90"/>
+              <w:right w:type="dxa" w:w="110"/>
+            </w:tcMar>
+            <w:vAlign w:val="center"/>
+          </w:tcPr>
+          <w:p>
+            <w:pPr>
+              <w:spacing w:after="0" w:before="0" w:line="260"/>
+            </w:pPr>
+            <w:r>
+              <w:rPr>
+                <w:rFonts w:ascii="맑은 고딕" w:cs="맑은 고딕" w:eastAsia="맑은 고딕" w:hAnsi="맑은 고딕"/>
+                <w:b/>
+                <w:bCs/>
+                <w:color w:val="F4CF87"/>
+                <w:sz w:val="17"/>
+                <w:szCs w:val="17"/>
+              </w:rPr>
+              <w:t xml:space="preserve">대상</w:t>
+            </w:r>
+          </w:p>
+        </w:tc>
+        <w:tc>
+          <w:tcPr>
+            <w:tcW w:type="dxa" w:w="3000"/>
+            <w:tcBorders>
+              <w:top w:val="single" w:color="49361D" w:sz="6"/>
+              <w:left w:val="single" w:color="49361D" w:sz="6"/>
+              <w:bottom w:val="single" w:color="49361D" w:sz="6"/>
+              <w:right w:val="single" w:color="49361D" w:sz="6"/>
+            </w:tcBorders>
+            <w:shd w:fill="241B12" w:color="auto" w:val="clear"/>
+            <w:tcMar>
+              <w:top w:type="dxa" w:w="90"/>
+              <w:left w:type="dxa" w:w="110"/>
+              <w:bottom w:type="dxa" w:w="90"/>
+              <w:right w:type="dxa" w:w="110"/>
+            </w:tcMar>
+            <w:vAlign w:val="center"/>
+          </w:tcPr>
+          <w:p>
+            <w:pPr>
+              <w:spacing w:after="0" w:before="0" w:line="260"/>
+            </w:pPr>
+            <w:r>
+              <w:rPr>
+                <w:rFonts w:ascii="맑은 고딕" w:cs="맑은 고딕" w:eastAsia="맑은 고딕" w:hAnsi="맑은 고딕"/>
+                <w:b/>
+                <w:bCs/>
+                <w:color w:val="F4CF87"/>
+                <w:sz w:val="17"/>
+                <w:szCs w:val="17"/>
+              </w:rPr>
+              <w:t xml:space="preserve">변경 전</w:t>
+            </w:r>
+          </w:p>
+        </w:tc>
+        <w:tc>
+          <w:tcPr>
+            <w:tcW w:type="dxa" w:w="5246"/>
+            <w:tcBorders>
+              <w:top w:val="single" w:color="49361D" w:sz="6"/>
+              <w:left w:val="single" w:color="49361D" w:sz="6"/>
+              <w:bottom w:val="single" w:color="49361D" w:sz="6"/>
+              <w:right w:val="single" w:color="49361D" w:sz="6"/>
+            </w:tcBorders>
+            <w:shd w:fill="241B12" w:color="auto" w:val="clear"/>
+            <w:tcMar>
+              <w:top w:type="dxa" w:w="90"/>
+              <w:left w:type="dxa" w:w="110"/>
+              <w:bottom w:type="dxa" w:w="90"/>
+              <w:right w:type="dxa" w:w="110"/>
+            </w:tcMar>
+            <w:vAlign w:val="center"/>
+          </w:tcPr>
+          <w:p>
+            <w:pPr>
+              <w:spacing w:after="0" w:before="0" w:line="260"/>
+            </w:pPr>
+            <w:r>
+              <w:rPr>
+                <w:rFonts w:ascii="맑은 고딕" w:cs="맑은 고딕" w:eastAsia="맑은 고딕" w:hAnsi="맑은 고딕"/>
+                <w:b/>
+                <w:bCs/>
+                <w:color w:val="F4CF87"/>
+                <w:sz w:val="17"/>
+                <w:szCs w:val="17"/>
+              </w:rPr>
+              <w:t xml:space="preserve">변경 후</w:t>
+            </w:r>
+          </w:p>
+        </w:tc>
+      </w:tr>
+      <w:tr>
+        <w:tc>
+          <w:tcPr>
+            <w:tcW w:type="dxa" w:w="1500"/>
+            <w:tcBorders>
+              <w:top w:val="single" w:color="DEDEDE" w:sz="6"/>
+              <w:left w:val="single" w:color="DEDEDE" w:sz="6"/>
+              <w:bottom w:val="single" w:color="DEDEDE" w:sz="6"/>
+              <w:right w:val="single" w:color="DEDEDE" w:sz="6"/>
+            </w:tcBorders>
+            <w:tcMar>
+              <w:top w:type="dxa" w:w="70"/>
+              <w:left w:type="dxa" w:w="110"/>
+              <w:bottom w:type="dxa" w:w="70"/>
+              <w:right w:type="dxa" w:w="110"/>
+            </w:tcMar>
+            <w:vAlign w:val="center"/>
+          </w:tcPr>
+          <w:p>
+            <w:pPr>
+              <w:spacing w:after="0" w:before="0" w:line="260"/>
+            </w:pPr>
+            <w:r>
+              <w:rPr>
+                <w:rFonts w:ascii="맑은 고딕" w:cs="맑은 고딕" w:eastAsia="맑은 고딕" w:hAnsi="맑은 고딕"/>
+                <w:color w:val="3C3429"/>
+                <w:sz w:val="17"/>
+                <w:szCs w:val="17"/>
+              </w:rPr>
+              <w:t>navigation_safety.launch.py 신설, bringup.launch.py 배선 통합</w:t>
+            </w:r>
+          </w:p>
+        </w:tc>
+        <w:tc>
+          <w:tcPr>
+            <w:tcW w:type="dxa" w:w="3000"/>
+            <w:tcBorders>
+              <w:top w:val="single" w:color="DEDEDE" w:sz="6"/>
+              <w:left w:val="single" w:color="DEDEDE" w:sz="6"/>
+              <w:bottom w:val="single" w:color="DEDEDE" w:sz="6"/>
+              <w:right w:val="single" w:color="DEDEDE" w:sz="6"/>
+            </w:tcBorders>
+            <w:tcMar>
+              <w:top w:type="dxa" w:w="70"/>
+              <w:left w:type="dxa" w:w="110"/>
+              <w:bottom w:type="dxa" w:w="70"/>
+              <w:right w:type="dxa" w:w="110"/>
+            </w:tcMar>
+            <w:vAlign w:val="center"/>
+          </w:tcPr>
+          <w:p>
+            <w:pPr>
+              <w:spacing w:after="0" w:before="0" w:line="260"/>
+            </w:pPr>
+            <w:r>
+              <w:t>없음 — behavior_server가 /cmd_vel에 직접 발행</w:t>
+            </w:r>
+          </w:p>
+        </w:tc>
+        <w:tc>
+          <w:tcPr>
+            <w:tcW w:type="dxa" w:w="5246"/>
+            <w:tcBorders>
+              <w:top w:val="single" w:color="DEDEDE" w:sz="6"/>
+              <w:left w:val="single" w:color="DEDEDE" w:sz="6"/>
+              <w:bottom w:val="single" w:color="DEDEDE" w:sz="6"/>
+              <w:right w:val="single" w:color="DEDEDE" w:sz="6"/>
+            </w:tcBorders>
+            <w:tcMar>
+              <w:top w:type="dxa" w:w="70"/>
+              <w:left w:type="dxa" w:w="110"/>
+              <w:bottom w:type="dxa" w:w="70"/>
+              <w:right w:type="dxa" w:w="110"/>
+            </w:tcMar>
+            <w:vAlign w:val="center"/>
+          </w:tcPr>
+          <w:p>
+            <w:pPr>
+              <w:spacing w:after="0" w:before="0" w:line="260"/>
+            </w:pPr>
+            <w:r>
+              <w:t>velocity_smoother와 behavior_server의 cmd_vel을 모두 /medirun/navigation/cmd_vel_raw로 remap하고, ultrasonic_safety_stop만 최종 /cmd_vel을 발행하도록 Nav2 자율주행 경로를 통일</w:t>
+            </w:r>
+          </w:p>
+        </w:tc>
+      </w:tr>
+    </w:tbl>
+    <w:tbl>
+      <w:tblPr>
+        <w:tblW w:type="dxa" w:w="9746"/>
+        <w:tblBorders>
+          <w:top w:val="single" w:color="DEDEDE" w:sz="6"/>
+          <w:left w:val="single" w:color="DEDEDE" w:sz="6"/>
+          <w:bottom w:val="single" w:color="DEDEDE" w:sz="6"/>
+          <w:right w:val="single" w:color="DEDEDE" w:sz="6"/>
+          <w:insideH w:val="single" w:color="DEDEDE" w:sz="6"/>
+          <w:insideV w:val="single" w:color="DEDEDE" w:sz="6"/>
+        </w:tblBorders>
+      </w:tblPr>
+      <w:tblGrid>
+        <w:gridCol w:w="9746"/>
+      </w:tblGrid>
+      <w:tr>
+        <w:tc>
+          <w:tcPr>
+            <w:tcW w:type="dxa" w:w="9746"/>
+            <w:tcBorders>
+              <w:top w:val="single" w:color="DEDEDE" w:sz="6"/>
+              <w:left w:val="single" w:color="DEDEDE" w:sz="6"/>
+              <w:bottom w:val="single" w:color="DEDEDE" w:sz="6"/>
+              <w:right w:val="single" w:color="DEDEDE" w:sz="6"/>
+            </w:tcBorders>
+            <w:shd w:fill="F7F8FA" w:color="auto" w:val="clear"/>
+            <w:tcMar>
+              <w:top w:type="dxa" w:w="140"/>
+              <w:left w:type="dxa" w:w="160"/>
+              <w:bottom w:type="dxa" w:w="140"/>
+              <w:right w:type="dxa" w:w="160"/>
+            </w:tcMar>
+          </w:tcPr>
+          <w:p>
+            <w:pPr>
+              <w:spacing w:after="20" w:line="240"/>
+            </w:pPr>
+            <w:r>
+              <w:rPr>
+                <w:rFonts w:ascii="Consolas" w:cs="Consolas" w:eastAsia="Consolas" w:hAnsi="Consolas"/>
+                <w:color w:val="3C3429"/>
+                <w:sz w:val="16"/>
+                <w:szCs w:val="16"/>
+              </w:rPr>
+              <w:t># 변경 파일</w:t>
+              <w:br/>
+              <w:t>src/medirun_bringup/launch/navigation_safety.launch.py — 신설, velocity_smoother/behavior_server의 cmd_vel을 /medirun/navigation/cmd_vel_raw로 remap</w:t>
+              <w:br/>
+              <w:t>src/medirun_bringup/launch/bringup.launch.py — MediRun 전용 navigation_safety.launch.py를 같은 nav2_container에 포함</w:t>
+            </w:r>
+          </w:p>
+        </w:tc>
+      </w:tr>
+    </w:tbl>
+    <w:p>
+      <w:pPr>
+        <w:pStyle w:val="Heading3"/>
+        <w:spacing w:after="120" w:before="260" w:line="260"/>
+      </w:pPr>
+      <w:r>
+        <w:rPr>
+          <w:rFonts w:ascii="맑은 고딕" w:cs="맑은 고딕" w:eastAsia="맑은 고딕" w:hAnsi="맑은 고딕"/>
+          <w:b/>
+          <w:bCs/>
+          <w:color w:val="241B12"/>
+          <w:sz w:val="21"/>
+          <w:szCs w:val="21"/>
+        </w:rPr>
+        <w:t xml:space="preserve">검증</w:t>
+      </w:r>
+    </w:p>
+    <w:p>
+      <w:pPr>
+        <w:pStyle w:val="ListParagraph"/>
+        <w:numPr>
+          <w:ilvl w:val="0"/>
+          <w:numId w:val="2"/>
+        </w:numPr>
+        <w:spacing w:after="80" w:line="260"/>
+      </w:pPr>
+      <w:r>
+        <w:rPr>
+          <w:rFonts w:ascii="맑은 고딕" w:cs="맑은 고딕" w:eastAsia="맑은 고딕" w:hAnsi="맑은 고딕"/>
+          <w:color w:val="3C3429"/>
+          <w:sz w:val="17"/>
+          <w:szCs w:val="17"/>
+        </w:rPr>
+        <w:t>재시작 후 ros2 topic info /cmd_vel --verbose와 /medirun/navigation/cmd_vel_raw --verbose로 behavior_server가 /cmd_vel에는 없고 raw 토픽에만 있음을 확인</w:t>
+      </w:r>
+    </w:p>
+    <w:p>
+      <w:pPr>
+        <w:pStyle w:val="ListParagraph"/>
+        <w:numPr>
+          <w:ilvl w:val="0"/>
+          <w:numId w:val="2"/>
+        </w:numPr>
+        <w:spacing w:after="80" w:line="260"/>
+      </w:pPr>
+      <w:r>
+        <w:rPr>
+          <w:rFonts w:ascii="맑은 고딕" w:cs="맑은 고딕" w:eastAsia="맑은 고딕" w:hAnsi="맑은 고딕"/>
+          <w:color w:val="3C3429"/>
+          <w:sz w:val="17"/>
+          <w:szCs w:val="17"/>
+        </w:rPr>
+        <w:t>격리 토픽(/test_ultrasonic/*)으로 전방·후방 각각 전진·후진·회전 조합을 재현해 방향별 차단과 반대 방향 허용이 모두 기존 기준대로 동작함을 확인</w:t>
+      </w:r>
+    </w:p>
+    <w:p>
+      <w:pPr>
+        <w:pStyle w:val="ListParagraph"/>
+        <w:numPr>
+          <w:ilvl w:val="0"/>
+          <w:numId w:val="2"/>
+        </w:numPr>
+        <w:spacing w:after="80" w:line="260"/>
+      </w:pPr>
+      <w:r>
+        <w:rPr>
+          <w:rFonts w:ascii="맑은 고딕" w:cs="맑은 고딕" w:eastAsia="맑은 고딕" w:hAnsi="맑은 고딕"/>
+          <w:color w:val="3C3429"/>
+          <w:sz w:val="17"/>
+          <w:szCs w:val="17"/>
+        </w:rPr>
+        <w:t>ROS와 분리한 UltrasonicSafetyPolicy 단위 테스트 6건(전방·후방 방향 차단, 제자리·곡선 회전 차단, 센서 콜백 즉시 정지, 15cm 초과 즉시 해제, 런타임 파라미터 변경) 전부 통과 — colcon test --packages-select arduino_bridge</w:t>
+      </w:r>
+    </w:p>
+    <w:p>
+      <w:pPr>
+        <w:pStyle w:val="Heading3"/>
+        <w:spacing w:after="120" w:before="260" w:line="260"/>
+      </w:pPr>
+      <w:r>
+        <w:rPr>
+          <w:rFonts w:ascii="맑은 고딕" w:cs="맑은 고딕" w:eastAsia="맑은 고딕" w:hAnsi="맑은 고딕"/>
+          <w:b/>
+          <w:bCs/>
+          <w:color w:val="241B12"/>
+          <w:sz w:val="21"/>
+          <w:szCs w:val="21"/>
+        </w:rPr>
+        <w:t xml:space="preserve">재발 방지</w:t>
+      </w:r>
+    </w:p>
+    <w:tbl>
+      <w:tblPr>
+        <w:tblW w:type="dxa" w:w="9746"/>
+        <w:tblBorders>
+          <w:top w:val="single" w:color="DEDEDE" w:sz="6"/>
+          <w:left w:val="single" w:color="DEDEDE" w:sz="6"/>
+          <w:bottom w:val="single" w:color="DEDEDE" w:sz="6"/>
+          <w:right w:val="single" w:color="DEDEDE" w:sz="6"/>
+          <w:insideH w:val="single" w:color="DEDEDE" w:sz="6"/>
+          <w:insideV w:val="single" w:color="DEDEDE" w:sz="6"/>
+        </w:tblBorders>
+      </w:tblPr>
+      <w:tblGrid>
+        <w:gridCol w:w="2600"/>
+        <w:gridCol w:w="7146"/>
+      </w:tblGrid>
+      <w:tr>
+        <w:trPr>
+          <w:tblHeader/>
+        </w:trPr>
+        <w:tc>
+          <w:tcPr>
+            <w:tcW w:type="dxa" w:w="2600"/>
+            <w:tcBorders>
+              <w:top w:val="single" w:color="49361D" w:sz="6"/>
+              <w:left w:val="single" w:color="49361D" w:sz="6"/>
+              <w:bottom w:val="single" w:color="49361D" w:sz="6"/>
+              <w:right w:val="single" w:color="49361D" w:sz="6"/>
+            </w:tcBorders>
+            <w:shd w:fill="241B12" w:color="auto" w:val="clear"/>
+            <w:tcMar>
+              <w:top w:type="dxa" w:w="90"/>
+              <w:left w:type="dxa" w:w="110"/>
+              <w:bottom w:type="dxa" w:w="90"/>
+              <w:right w:type="dxa" w:w="110"/>
+            </w:tcMar>
+            <w:vAlign w:val="center"/>
+          </w:tcPr>
+          <w:p>
+            <w:pPr>
+              <w:spacing w:after="0" w:before="0" w:line="260"/>
+            </w:pPr>
+            <w:r>
+              <w:rPr>
+                <w:rFonts w:ascii="맑은 고딕" w:cs="맑은 고딕" w:eastAsia="맑은 고딕" w:hAnsi="맑은 고딕"/>
+                <w:b/>
+                <w:bCs/>
+                <w:color w:val="F4CF87"/>
+                <w:sz w:val="17"/>
+                <w:szCs w:val="17"/>
+              </w:rPr>
+              <w:t xml:space="preserve">반영 위치</w:t>
+            </w:r>
+          </w:p>
+        </w:tc>
+        <w:tc>
+          <w:tcPr>
+            <w:tcW w:type="dxa" w:w="7146"/>
+            <w:tcBorders>
+              <w:top w:val="single" w:color="49361D" w:sz="6"/>
+              <w:left w:val="single" w:color="49361D" w:sz="6"/>
+              <w:bottom w:val="single" w:color="49361D" w:sz="6"/>
+              <w:right w:val="single" w:color="49361D" w:sz="6"/>
+            </w:tcBorders>
+            <w:shd w:fill="241B12" w:color="auto" w:val="clear"/>
+            <w:tcMar>
+              <w:top w:type="dxa" w:w="90"/>
+              <w:left w:type="dxa" w:w="110"/>
+              <w:bottom w:type="dxa" w:w="90"/>
+              <w:right w:type="dxa" w:w="110"/>
+            </w:tcMar>
+            <w:vAlign w:val="center"/>
+          </w:tcPr>
+          <w:p>
+            <w:pPr>
+              <w:spacing w:after="0" w:before="0" w:line="260"/>
+            </w:pPr>
+            <w:r>
+              <w:rPr>
+                <w:rFonts w:ascii="맑은 고딕" w:cs="맑은 고딕" w:eastAsia="맑은 고딕" w:hAnsi="맑은 고딕"/>
+                <w:b/>
+                <w:bCs/>
+                <w:color w:val="F4CF87"/>
+                <w:sz w:val="17"/>
+                <w:szCs w:val="17"/>
+              </w:rPr>
+              <w:t xml:space="preserve">내용</w:t>
+            </w:r>
+          </w:p>
+        </w:tc>
+      </w:tr>
+      <w:tr>
+        <w:tc>
+          <w:tcPr>
+            <w:tcW w:type="dxa" w:w="2600"/>
+            <w:tcBorders>
+              <w:top w:val="single" w:color="DEDEDE" w:sz="6"/>
+              <w:left w:val="single" w:color="DEDEDE" w:sz="6"/>
+              <w:bottom w:val="single" w:color="DEDEDE" w:sz="6"/>
+              <w:right w:val="single" w:color="DEDEDE" w:sz="6"/>
+            </w:tcBorders>
+            <w:tcMar>
+              <w:top w:type="dxa" w:w="70"/>
+              <w:left w:type="dxa" w:w="110"/>
+              <w:bottom w:type="dxa" w:w="70"/>
+              <w:right w:type="dxa" w:w="110"/>
+            </w:tcMar>
+            <w:vAlign w:val="center"/>
+          </w:tcPr>
+          <w:p>
+            <w:pPr>
+              <w:spacing w:after="0" w:before="0" w:line="260"/>
+            </w:pPr>
+            <w:r>
+              <w:rPr>
+                <w:rFonts w:ascii="맑은 고딕" w:cs="맑은 고딕" w:eastAsia="맑은 고딕" w:hAnsi="맑은 고딕"/>
+                <w:color w:val="3C3429"/>
+                <w:sz w:val="17"/>
+                <w:szCs w:val="17"/>
+              </w:rPr>
+              <w:t>절차</w:t>
+            </w:r>
+          </w:p>
+        </w:tc>
+        <w:tc>
+          <w:tcPr>
+            <w:tcW w:type="dxa" w:w="7146"/>
+            <w:tcBorders>
+              <w:top w:val="single" w:color="DEDEDE" w:sz="6"/>
+              <w:left w:val="single" w:color="DEDEDE" w:sz="6"/>
+              <w:bottom w:val="single" w:color="DEDEDE" w:sz="6"/>
+              <w:right w:val="single" w:color="DEDEDE" w:sz="6"/>
+            </w:tcBorders>
+            <w:tcMar>
+              <w:top w:type="dxa" w:w="70"/>
+              <w:left w:type="dxa" w:w="110"/>
+              <w:bottom w:type="dxa" w:w="70"/>
+              <w:right w:type="dxa" w:w="110"/>
+            </w:tcMar>
+            <w:vAlign w:val="center"/>
+          </w:tcPr>
+          <w:p>
+            <w:pPr>
+              <w:spacing w:after="0" w:before="0" w:line="260"/>
+            </w:pPr>
+            <w:r>
+              <w:t>새 Nav2 controller, behavior 또는 teleop 경로를 추가할 때 코드만 보고 게이트를 통과할 것이라 추정하지 않고, 최종 /cmd_vel의 실제 Publisher 목록부터 ros2 topic info --verbose로 확인한다. 안전 경로를 변경한 뒤에는 전진·후진·회전 세 방향을 각각 시험한다.</w:t>
+            </w:r>
+          </w:p>
+        </w:tc>
+      </w:tr>
+    </w:tbl>
+    <w:p>
+      <w:pPr>
+        <w:pStyle w:val="Heading2"/>
+        <w:pBdr>
+          <w:left w:val="single" w:color="D9A441" w:sz="24" w:space="8"/>
+        </w:pBdr>
+        <w:spacing w:after="180" w:before="380" w:line="280"/>
+        <w:ind w:left="140"/>
+      </w:pPr>
+      <w:r>
+        <w:rPr>
+          <w:rFonts w:ascii="맑은 고딕" w:cs="맑은 고딕" w:eastAsia="맑은 고딕" w:hAnsi="맑은 고딕"/>
+          <w:b/>
+          <w:bCs/>
+          <w:color w:val="241B12"/>
+          <w:sz w:val="26"/>
+          <w:szCs w:val="26"/>
+        </w:rPr>
+        <w:t>4.4 TS-NAV-04 (launch 조건식에 소문자 불리언 전달로 run.sh 기동 실패)</w:t>
+      </w:r>
+    </w:p>
+    <w:p>
+      <w:pPr>
+        <w:pStyle w:val="Heading3"/>
+        <w:spacing w:after="120" w:before="260" w:line="260"/>
+      </w:pPr>
+      <w:r>
+        <w:rPr>
+          <w:rFonts w:ascii="맑은 고딕" w:cs="맑은 고딕" w:eastAsia="맑은 고딕" w:hAnsi="맑은 고딕"/>
+          <w:b/>
+          <w:bCs/>
+          <w:color w:val="241B12"/>
+          <w:sz w:val="21"/>
+          <w:szCs w:val="21"/>
+        </w:rPr>
+        <w:t xml:space="preserve">개요</w:t>
+      </w:r>
+    </w:p>
+    <w:tbl>
+      <w:tblPr>
+        <w:tblW w:type="dxa" w:w="9746"/>
+        <w:tblBorders>
+          <w:top w:val="single" w:color="DEDEDE" w:sz="6"/>
+          <w:left w:val="single" w:color="DEDEDE" w:sz="6"/>
+          <w:bottom w:val="single" w:color="DEDEDE" w:sz="6"/>
+          <w:right w:val="single" w:color="DEDEDE" w:sz="6"/>
+          <w:insideH w:val="single" w:color="DEDEDE" w:sz="6"/>
+          <w:insideV w:val="single" w:color="DEDEDE" w:sz="6"/>
+        </w:tblBorders>
+      </w:tblPr>
+      <w:tblGrid>
+        <w:gridCol w:w="2600"/>
+        <w:gridCol w:w="7146"/>
+      </w:tblGrid>
+      <w:tr>
+        <w:trPr>
+          <w:tblHeader/>
+        </w:trPr>
+        <w:tc>
+          <w:tcPr>
+            <w:tcW w:type="dxa" w:w="2600"/>
+            <w:tcBorders>
+              <w:top w:val="single" w:color="49361D" w:sz="6"/>
+              <w:left w:val="single" w:color="49361D" w:sz="6"/>
+              <w:bottom w:val="single" w:color="49361D" w:sz="6"/>
+              <w:right w:val="single" w:color="49361D" w:sz="6"/>
+            </w:tcBorders>
+            <w:shd w:fill="241B12" w:color="auto" w:val="clear"/>
+            <w:tcMar>
+              <w:top w:type="dxa" w:w="90"/>
+              <w:left w:type="dxa" w:w="110"/>
+              <w:bottom w:type="dxa" w:w="90"/>
+              <w:right w:type="dxa" w:w="110"/>
+            </w:tcMar>
+            <w:vAlign w:val="center"/>
+          </w:tcPr>
+          <w:p>
+            <w:pPr>
+              <w:spacing w:after="0" w:before="0" w:line="260"/>
+            </w:pPr>
+            <w:r>
+              <w:rPr>
+                <w:rFonts w:ascii="맑은 고딕" w:cs="맑은 고딕" w:eastAsia="맑은 고딕" w:hAnsi="맑은 고딕"/>
+                <w:b/>
+                <w:bCs/>
+                <w:color w:val="F4CF87"/>
+                <w:sz w:val="17"/>
+                <w:szCs w:val="17"/>
+              </w:rPr>
+              <w:t xml:space="preserve">항목</w:t>
+            </w:r>
+          </w:p>
+        </w:tc>
+        <w:tc>
+          <w:tcPr>
+            <w:tcW w:type="dxa" w:w="7146"/>
+            <w:tcBorders>
+              <w:top w:val="single" w:color="49361D" w:sz="6"/>
+              <w:left w:val="single" w:color="49361D" w:sz="6"/>
+              <w:bottom w:val="single" w:color="49361D" w:sz="6"/>
+              <w:right w:val="single" w:color="49361D" w:sz="6"/>
+            </w:tcBorders>
+            <w:shd w:fill="241B12" w:color="auto" w:val="clear"/>
+            <w:tcMar>
+              <w:top w:type="dxa" w:w="90"/>
+              <w:left w:type="dxa" w:w="110"/>
+              <w:bottom w:type="dxa" w:w="90"/>
+              <w:right w:type="dxa" w:w="110"/>
+            </w:tcMar>
+            <w:vAlign w:val="center"/>
+          </w:tcPr>
+          <w:p>
+            <w:pPr>
+              <w:spacing w:after="0" w:before="0" w:line="260"/>
+            </w:pPr>
+            <w:r>
+              <w:rPr>
+                <w:rFonts w:ascii="맑은 고딕" w:cs="맑은 고딕" w:eastAsia="맑은 고딕" w:hAnsi="맑은 고딕"/>
+                <w:b/>
+                <w:bCs/>
+                <w:color w:val="F4CF87"/>
+                <w:sz w:val="17"/>
+                <w:szCs w:val="17"/>
+              </w:rPr>
+              <w:t xml:space="preserve">내용</w:t>
+            </w:r>
+          </w:p>
+        </w:tc>
+      </w:tr>
+      <w:tr>
+        <w:tc>
+          <w:tcPr>
+            <w:tcW w:type="dxa" w:w="2600"/>
+            <w:tcBorders>
+              <w:top w:val="single" w:color="DEDEDE" w:sz="6"/>
+              <w:left w:val="single" w:color="DEDEDE" w:sz="6"/>
+              <w:bottom w:val="single" w:color="DEDEDE" w:sz="6"/>
+              <w:right w:val="single" w:color="DEDEDE" w:sz="6"/>
+            </w:tcBorders>
+            <w:tcMar>
+              <w:top w:type="dxa" w:w="70"/>
+              <w:left w:type="dxa" w:w="110"/>
+              <w:bottom w:type="dxa" w:w="70"/>
+              <w:right w:type="dxa" w:w="110"/>
+            </w:tcMar>
+            <w:vAlign w:val="center"/>
+          </w:tcPr>
+          <w:p>
+            <w:pPr>
+              <w:spacing w:after="0" w:before="0" w:line="260"/>
+            </w:pPr>
+            <w:r>
+              <w:rPr>
+                <w:rFonts w:ascii="맑은 고딕" w:cs="맑은 고딕" w:eastAsia="맑은 고딕" w:hAnsi="맑은 고딕"/>
+                <w:color w:val="3C3429"/>
+                <w:sz w:val="17"/>
+                <w:szCs w:val="17"/>
+              </w:rPr>
+              <w:t xml:space="preserve">심각도 / 상태</w:t>
+            </w:r>
+          </w:p>
+        </w:tc>
+        <w:tc>
+          <w:tcPr>
+            <w:tcW w:type="dxa" w:w="7146"/>
+            <w:tcBorders>
+              <w:top w:val="single" w:color="DEDEDE" w:sz="6"/>
+              <w:left w:val="single" w:color="DEDEDE" w:sz="6"/>
+              <w:bottom w:val="single" w:color="DEDEDE" w:sz="6"/>
+              <w:right w:val="single" w:color="DEDEDE" w:sz="6"/>
+            </w:tcBorders>
+            <w:tcMar>
+              <w:top w:type="dxa" w:w="70"/>
+              <w:left w:type="dxa" w:w="110"/>
+              <w:bottom w:type="dxa" w:w="70"/>
+              <w:right w:type="dxa" w:w="110"/>
+            </w:tcMar>
+            <w:vAlign w:val="center"/>
+          </w:tcPr>
+          <w:p>
+            <w:pPr>
+              <w:spacing w:after="0" w:before="0" w:line="260"/>
+            </w:pPr>
+            <w:r>
+              <w:rPr>
+                <w:rFonts w:ascii="맑은 고딕" w:cs="맑은 고딕" w:eastAsia="맑은 고딕" w:hAnsi="맑은 고딕"/>
+                <w:color w:val="3C3429"/>
+                <w:sz w:val="17"/>
+                <w:szCs w:val="17"/>
+              </w:rPr>
+              <w:t>MAJOR / RESOLVED</w:t>
+            </w:r>
+          </w:p>
+        </w:tc>
+      </w:tr>
+      <w:tr>
+        <w:tc>
+          <w:tcPr>
+            <w:tcW w:type="dxa" w:w="2600"/>
+            <w:tcBorders>
+              <w:top w:val="single" w:color="DEDEDE" w:sz="6"/>
+              <w:left w:val="single" w:color="DEDEDE" w:sz="6"/>
+              <w:bottom w:val="single" w:color="DEDEDE" w:sz="6"/>
+              <w:right w:val="single" w:color="DEDEDE" w:sz="6"/>
+            </w:tcBorders>
+            <w:shd w:fill="FAFAFA" w:color="auto" w:val="clear"/>
+            <w:tcMar>
+              <w:top w:type="dxa" w:w="70"/>
+              <w:left w:type="dxa" w:w="110"/>
+              <w:bottom w:type="dxa" w:w="70"/>
+              <w:right w:type="dxa" w:w="110"/>
+            </w:tcMar>
+            <w:vAlign w:val="center"/>
+          </w:tcPr>
+          <w:p>
+            <w:pPr>
+              <w:spacing w:after="0" w:before="0" w:line="260"/>
+            </w:pPr>
+            <w:r>
+              <w:rPr>
+                <w:rFonts w:ascii="맑은 고딕" w:cs="맑은 고딕" w:eastAsia="맑은 고딕" w:hAnsi="맑은 고딕"/>
+                <w:color w:val="3C3429"/>
+                <w:sz w:val="17"/>
+                <w:szCs w:val="17"/>
+              </w:rPr>
+              <w:t xml:space="preserve">발생일 / 해결일</w:t>
+            </w:r>
+          </w:p>
+        </w:tc>
+        <w:tc>
+          <w:tcPr>
+            <w:tcW w:type="dxa" w:w="7146"/>
+            <w:tcBorders>
+              <w:top w:val="single" w:color="DEDEDE" w:sz="6"/>
+              <w:left w:val="single" w:color="DEDEDE" w:sz="6"/>
+              <w:bottom w:val="single" w:color="DEDEDE" w:sz="6"/>
+              <w:right w:val="single" w:color="DEDEDE" w:sz="6"/>
+            </w:tcBorders>
+            <w:shd w:fill="FAFAFA" w:color="auto" w:val="clear"/>
+            <w:tcMar>
+              <w:top w:type="dxa" w:w="70"/>
+              <w:left w:type="dxa" w:w="110"/>
+              <w:bottom w:type="dxa" w:w="70"/>
+              <w:right w:type="dxa" w:w="110"/>
+            </w:tcMar>
+            <w:vAlign w:val="center"/>
+          </w:tcPr>
+          <w:p>
+            <w:pPr>
+              <w:spacing w:after="0" w:before="0" w:line="260"/>
+            </w:pPr>
+            <w:r>
+              <w:rPr>
+                <w:rFonts w:ascii="맑은 고딕" w:cs="맑은 고딕" w:eastAsia="맑은 고딕" w:hAnsi="맑은 고딕"/>
+                <w:color w:val="3C3429"/>
+                <w:sz w:val="17"/>
+                <w:szCs w:val="17"/>
+              </w:rPr>
+              <w:t>2026-08-18 / 2026-08-18</w:t>
+            </w:r>
+          </w:p>
+        </w:tc>
+      </w:tr>
+      <w:tr>
+        <w:tc>
+          <w:tcPr>
+            <w:tcW w:type="dxa" w:w="2600"/>
+            <w:tcBorders>
+              <w:top w:val="single" w:color="DEDEDE" w:sz="6"/>
+              <w:left w:val="single" w:color="DEDEDE" w:sz="6"/>
+              <w:bottom w:val="single" w:color="DEDEDE" w:sz="6"/>
+              <w:right w:val="single" w:color="DEDEDE" w:sz="6"/>
+            </w:tcBorders>
+            <w:tcMar>
+              <w:top w:type="dxa" w:w="70"/>
+              <w:left w:type="dxa" w:w="110"/>
+              <w:bottom w:type="dxa" w:w="70"/>
+              <w:right w:type="dxa" w:w="110"/>
+            </w:tcMar>
+            <w:vAlign w:val="center"/>
+          </w:tcPr>
+          <w:p>
+            <w:pPr>
+              <w:spacing w:after="0" w:before="0" w:line="260"/>
+            </w:pPr>
+            <w:r>
+              <w:rPr>
+                <w:rFonts w:ascii="맑은 고딕" w:cs="맑은 고딕" w:eastAsia="맑은 고딕" w:hAnsi="맑은 고딕"/>
+                <w:color w:val="3C3429"/>
+                <w:sz w:val="17"/>
+                <w:szCs w:val="17"/>
+              </w:rPr>
+              <w:t xml:space="preserve">담당</w:t>
+            </w:r>
+          </w:p>
+        </w:tc>
+        <w:tc>
+          <w:tcPr>
+            <w:tcW w:type="dxa" w:w="7146"/>
+            <w:tcBorders>
+              <w:top w:val="single" w:color="DEDEDE" w:sz="6"/>
+              <w:left w:val="single" w:color="DEDEDE" w:sz="6"/>
+              <w:bottom w:val="single" w:color="DEDEDE" w:sz="6"/>
+              <w:right w:val="single" w:color="DEDEDE" w:sz="6"/>
+            </w:tcBorders>
+            <w:tcMar>
+              <w:top w:type="dxa" w:w="70"/>
+              <w:left w:type="dxa" w:w="110"/>
+              <w:bottom w:type="dxa" w:w="70"/>
+              <w:right w:type="dxa" w:w="110"/>
+            </w:tcMar>
+            <w:vAlign w:val="center"/>
+          </w:tcPr>
+          <w:p>
+            <w:pPr>
+              <w:spacing w:after="0" w:before="0" w:line="260"/>
+            </w:pPr>
+            <w:r>
+              <w:rPr>
+                <w:rFonts w:ascii="맑은 고딕" w:cs="맑은 고딕" w:eastAsia="맑은 고딕" w:hAnsi="맑은 고딕"/>
+                <w:color w:val="3C3429"/>
+                <w:sz w:val="17"/>
+                <w:szCs w:val="17"/>
+              </w:rPr>
+              <w:t>미지정</w:t>
+            </w:r>
+          </w:p>
+        </w:tc>
+      </w:tr>
+      <w:tr>
+        <w:tc>
+          <w:tcPr>
+            <w:tcW w:type="dxa" w:w="2600"/>
+            <w:tcBorders>
+              <w:top w:val="single" w:color="DEDEDE" w:sz="6"/>
+              <w:left w:val="single" w:color="DEDEDE" w:sz="6"/>
+              <w:bottom w:val="single" w:color="DEDEDE" w:sz="6"/>
+              <w:right w:val="single" w:color="DEDEDE" w:sz="6"/>
+            </w:tcBorders>
+            <w:shd w:fill="FAFAFA" w:color="auto" w:val="clear"/>
+            <w:tcMar>
+              <w:top w:type="dxa" w:w="70"/>
+              <w:left w:type="dxa" w:w="110"/>
+              <w:bottom w:type="dxa" w:w="70"/>
+              <w:right w:type="dxa" w:w="110"/>
+            </w:tcMar>
+            <w:vAlign w:val="center"/>
+          </w:tcPr>
+          <w:p>
+            <w:pPr>
+              <w:spacing w:after="0" w:before="0" w:line="260"/>
+            </w:pPr>
+            <w:r>
+              <w:rPr>
+                <w:rFonts w:ascii="맑은 고딕" w:cs="맑은 고딕" w:eastAsia="맑은 고딕" w:hAnsi="맑은 고딕"/>
+                <w:color w:val="3C3429"/>
+                <w:sz w:val="17"/>
+                <w:szCs w:val="17"/>
+              </w:rPr>
+              <w:t xml:space="preserve">환경</w:t>
+            </w:r>
+          </w:p>
+        </w:tc>
+        <w:tc>
+          <w:tcPr>
+            <w:tcW w:type="dxa" w:w="7146"/>
+            <w:tcBorders>
+              <w:top w:val="single" w:color="DEDEDE" w:sz="6"/>
+              <w:left w:val="single" w:color="DEDEDE" w:sz="6"/>
+              <w:bottom w:val="single" w:color="DEDEDE" w:sz="6"/>
+              <w:right w:val="single" w:color="DEDEDE" w:sz="6"/>
+            </w:tcBorders>
+            <w:shd w:fill="FAFAFA" w:color="auto" w:val="clear"/>
+            <w:tcMar>
+              <w:top w:type="dxa" w:w="70"/>
+              <w:left w:type="dxa" w:w="110"/>
+              <w:bottom w:type="dxa" w:w="70"/>
+              <w:right w:type="dxa" w:w="110"/>
+            </w:tcMar>
+            <w:vAlign w:val="center"/>
+          </w:tcPr>
+          <w:p>
+            <w:pPr>
+              <w:spacing w:after="0" w:before="0" w:line="260"/>
+            </w:pPr>
+            <w:r>
+              <w:rPr>
+                <w:rFonts w:ascii="맑은 고딕" w:cs="맑은 고딕" w:eastAsia="맑은 고딕" w:hAnsi="맑은 고딕"/>
+                <w:color w:val="3C3429"/>
+                <w:sz w:val="17"/>
+                <w:szCs w:val="17"/>
+              </w:rPr>
+              <w:t>ROS 2 Humble · Nav2 launch(PythonExpression 조건식) · medirun_bringup</w:t>
+            </w:r>
+          </w:p>
+        </w:tc>
+      </w:tr>
+      <w:tr>
+        <w:tc>
+          <w:tcPr>
+            <w:tcW w:type="dxa" w:w="2600"/>
+            <w:tcBorders>
+              <w:top w:val="single" w:color="DEDEDE" w:sz="6"/>
+              <w:left w:val="single" w:color="DEDEDE" w:sz="6"/>
+              <w:bottom w:val="single" w:color="DEDEDE" w:sz="6"/>
+              <w:right w:val="single" w:color="DEDEDE" w:sz="6"/>
+            </w:tcBorders>
+            <w:tcMar>
+              <w:top w:type="dxa" w:w="70"/>
+              <w:left w:type="dxa" w:w="110"/>
+              <w:bottom w:type="dxa" w:w="70"/>
+              <w:right w:type="dxa" w:w="110"/>
+            </w:tcMar>
+            <w:vAlign w:val="center"/>
+          </w:tcPr>
+          <w:p>
+            <w:pPr>
+              <w:spacing w:after="0" w:before="0" w:line="260"/>
+            </w:pPr>
+            <w:r>
+              <w:rPr>
+                <w:rFonts w:ascii="맑은 고딕" w:cs="맑은 고딕" w:eastAsia="맑은 고딕" w:hAnsi="맑은 고딕"/>
+                <w:color w:val="3C3429"/>
+                <w:sz w:val="17"/>
+                <w:szCs w:val="17"/>
+              </w:rPr>
+              <w:t xml:space="preserve">관련</w:t>
+            </w:r>
+          </w:p>
+        </w:tc>
+        <w:tc>
+          <w:tcPr>
+            <w:tcW w:type="dxa" w:w="7146"/>
+            <w:tcBorders>
+              <w:top w:val="single" w:color="DEDEDE" w:sz="6"/>
+              <w:left w:val="single" w:color="DEDEDE" w:sz="6"/>
+              <w:bottom w:val="single" w:color="DEDEDE" w:sz="6"/>
+              <w:right w:val="single" w:color="DEDEDE" w:sz="6"/>
+            </w:tcBorders>
+            <w:tcMar>
+              <w:top w:type="dxa" w:w="70"/>
+              <w:left w:type="dxa" w:w="110"/>
+              <w:bottom w:type="dxa" w:w="70"/>
+              <w:right w:type="dxa" w:w="110"/>
+            </w:tcMar>
+            <w:vAlign w:val="center"/>
+          </w:tcPr>
+          <w:p>
+            <w:pPr>
+              <w:spacing w:after="0" w:before="0" w:line="260"/>
+            </w:pPr>
+            <w:r>
+              <w:rPr>
+                <w:rFonts w:ascii="맑은 고딕" w:cs="맑은 고딕" w:eastAsia="맑은 고딕" w:hAnsi="맑은 고딕"/>
+                <w:color w:val="3C3429"/>
+                <w:sz w:val="17"/>
+                <w:szCs w:val="17"/>
+              </w:rPr>
+              <w:t>TS-NAV-03(같은 세션, 안전 게이트 수정 직후 발견)</w:t>
+            </w:r>
+          </w:p>
+        </w:tc>
+      </w:tr>
+    </w:tbl>
+    <w:p>
+      <w:pPr>
+        <w:pStyle w:val="Heading3"/>
+        <w:spacing w:after="120" w:before="260" w:line="260"/>
+      </w:pPr>
+      <w:r>
+        <w:rPr>
+          <w:rFonts w:ascii="맑은 고딕" w:cs="맑은 고딕" w:eastAsia="맑은 고딕" w:hAnsi="맑은 고딕"/>
+          <w:b/>
+          <w:bCs/>
+          <w:color w:val="241B12"/>
+          <w:sz w:val="21"/>
+          <w:szCs w:val="21"/>
+        </w:rPr>
+        <w:t xml:space="preserve">증상</w:t>
+      </w:r>
+    </w:p>
+    <w:p>
+      <w:pPr>
+        <w:spacing w:after="140" w:before="0" w:line="260"/>
+      </w:pPr>
+      <w:r>
+        <w:rPr>
+          <w:rFonts w:ascii="맑은 고딕" w:cs="맑은 고딕" w:eastAsia="맑은 고딕" w:hAnsi="맑은 고딕"/>
+          <w:color w:val="3C3429"/>
+          <w:sz w:val="17"/>
+          <w:szCs w:val="17"/>
+        </w:rPr>
+        <w:t>TS-NAV-03 조치를 반영한 뒤 ./scripts/run.sh를 실행하면 launch가 기동 직후 종료되고 콘솔에 name 'true' is not defined 오류가 출력됐다.</w:t>
+      </w:r>
+    </w:p>
+    <w:tbl>
+      <w:tblPr>
+        <w:tblW w:type="dxa" w:w="9746"/>
+        <w:tblBorders>
+          <w:top w:val="single" w:color="DEDEDE" w:sz="6"/>
+          <w:left w:val="single" w:color="DEDEDE" w:sz="6"/>
+          <w:bottom w:val="single" w:color="DEDEDE" w:sz="6"/>
+          <w:right w:val="single" w:color="DEDEDE" w:sz="6"/>
+          <w:insideH w:val="single" w:color="DEDEDE" w:sz="6"/>
+          <w:insideV w:val="single" w:color="DEDEDE" w:sz="6"/>
+        </w:tblBorders>
+      </w:tblPr>
+      <w:tblGrid>
+        <w:gridCol w:w="9746"/>
+      </w:tblGrid>
+      <w:tr>
+        <w:tc>
+          <w:tcPr>
+            <w:tcW w:type="dxa" w:w="9746"/>
+            <w:tcBorders>
+              <w:top w:val="single" w:color="DEDEDE" w:sz="6"/>
+              <w:left w:val="single" w:color="DEDEDE" w:sz="6"/>
+              <w:bottom w:val="single" w:color="DEDEDE" w:sz="6"/>
+              <w:right w:val="single" w:color="DEDEDE" w:sz="6"/>
+            </w:tcBorders>
+            <w:shd w:fill="F7F8FA" w:color="auto" w:val="clear"/>
+            <w:tcMar>
+              <w:top w:type="dxa" w:w="140"/>
+              <w:left w:type="dxa" w:w="160"/>
+              <w:bottom w:type="dxa" w:w="140"/>
+              <w:right w:type="dxa" w:w="160"/>
+            </w:tcMar>
+          </w:tcPr>
+          <w:p>
+            <w:pPr>
+              <w:spacing w:after="20" w:line="240"/>
+            </w:pPr>
+            <w:r>
+              <w:rPr>
+                <w:rFonts w:ascii="Consolas" w:cs="Consolas" w:eastAsia="Consolas" w:hAnsi="Consolas"/>
+                <w:color w:val="3C3429"/>
+                <w:sz w:val="16"/>
+                <w:szCs w:val="16"/>
+              </w:rPr>
+              <w:t>$ ./scripts/run.sh (조치 전)</w:t>
+              <w:br/>
+              <w:t>name 'true' is not defined</w:t>
+            </w:r>
+          </w:p>
+        </w:tc>
+      </w:tr>
+    </w:tbl>
+    <w:p>
+      <w:pPr>
+        <w:pStyle w:val="Heading3"/>
+        <w:spacing w:after="120" w:before="260" w:line="260"/>
+      </w:pPr>
+      <w:r>
+        <w:rPr>
+          <w:rFonts w:ascii="맑은 고딕" w:cs="맑은 고딕" w:eastAsia="맑은 고딕" w:hAnsi="맑은 고딕"/>
+          <w:b/>
+          <w:bCs/>
+          <w:color w:val="241B12"/>
+          <w:sz w:val="21"/>
+          <w:szCs w:val="21"/>
+        </w:rPr>
+        <w:t xml:space="preserve">재현 절차</w:t>
+      </w:r>
+    </w:p>
+    <w:tbl>
+      <w:tblPr>
+        <w:tblW w:type="dxa" w:w="9746"/>
+        <w:tblBorders>
+          <w:top w:val="single" w:color="DEDEDE" w:sz="6"/>
+          <w:left w:val="single" w:color="DEDEDE" w:sz="6"/>
+          <w:bottom w:val="single" w:color="DEDEDE" w:sz="6"/>
+          <w:right w:val="single" w:color="DEDEDE" w:sz="6"/>
+          <w:insideH w:val="single" w:color="DEDEDE" w:sz="6"/>
+          <w:insideV w:val="single" w:color="DEDEDE" w:sz="6"/>
+        </w:tblBorders>
+      </w:tblPr>
+      <w:tblGrid>
+        <w:gridCol w:w="1500"/>
+        <w:gridCol w:w="3000"/>
+        <w:gridCol w:w="5246"/>
+      </w:tblGrid>
+      <w:tr>
+        <w:trPr>
+          <w:tblHeader/>
+        </w:trPr>
+        <w:tc>
+          <w:tcPr>
+            <w:tcW w:type="dxa" w:w="1500"/>
+            <w:tcBorders>
+              <w:top w:val="single" w:color="49361D" w:sz="6"/>
+              <w:left w:val="single" w:color="49361D" w:sz="6"/>
+              <w:bottom w:val="single" w:color="49361D" w:sz="6"/>
+              <w:right w:val="single" w:color="49361D" w:sz="6"/>
+            </w:tcBorders>
+            <w:shd w:fill="241B12" w:color="auto" w:val="clear"/>
+            <w:tcMar>
+              <w:top w:type="dxa" w:w="90"/>
+              <w:left w:type="dxa" w:w="110"/>
+              <w:bottom w:type="dxa" w:w="90"/>
+              <w:right w:type="dxa" w:w="110"/>
+            </w:tcMar>
+            <w:vAlign w:val="center"/>
+          </w:tcPr>
+          <w:p>
+            <w:pPr>
+              <w:spacing w:after="0" w:before="0" w:line="260"/>
+            </w:pPr>
+            <w:r>
+              <w:rPr>
+                <w:rFonts w:ascii="맑은 고딕" w:cs="맑은 고딕" w:eastAsia="맑은 고딕" w:hAnsi="맑은 고딕"/>
+                <w:b/>
+                <w:bCs/>
+                <w:color w:val="F4CF87"/>
+                <w:sz w:val="17"/>
+                <w:szCs w:val="17"/>
+              </w:rPr>
+              <w:t xml:space="preserve">#</w:t>
+            </w:r>
+          </w:p>
+        </w:tc>
+        <w:tc>
+          <w:tcPr>
+            <w:tcW w:type="dxa" w:w="3000"/>
+            <w:tcBorders>
+              <w:top w:val="single" w:color="49361D" w:sz="6"/>
+              <w:left w:val="single" w:color="49361D" w:sz="6"/>
+              <w:bottom w:val="single" w:color="49361D" w:sz="6"/>
+              <w:right w:val="single" w:color="49361D" w:sz="6"/>
+            </w:tcBorders>
+            <w:shd w:fill="241B12" w:color="auto" w:val="clear"/>
+            <w:tcMar>
+              <w:top w:type="dxa" w:w="90"/>
+              <w:left w:type="dxa" w:w="110"/>
+              <w:bottom w:type="dxa" w:w="90"/>
+              <w:right w:type="dxa" w:w="110"/>
+            </w:tcMar>
+            <w:vAlign w:val="center"/>
+          </w:tcPr>
+          <w:p>
+            <w:pPr>
+              <w:spacing w:after="0" w:before="0" w:line="260"/>
+            </w:pPr>
+            <w:r>
+              <w:rPr>
+                <w:rFonts w:ascii="맑은 고딕" w:cs="맑은 고딕" w:eastAsia="맑은 고딕" w:hAnsi="맑은 고딕"/>
+                <w:b/>
+                <w:bCs/>
+                <w:color w:val="F4CF87"/>
+                <w:sz w:val="17"/>
+                <w:szCs w:val="17"/>
+              </w:rPr>
+              <w:t xml:space="preserve">동작</w:t>
+            </w:r>
+          </w:p>
+        </w:tc>
+        <w:tc>
+          <w:tcPr>
+            <w:tcW w:type="dxa" w:w="5246"/>
+            <w:tcBorders>
+              <w:top w:val="single" w:color="49361D" w:sz="6"/>
+              <w:left w:val="single" w:color="49361D" w:sz="6"/>
+              <w:bottom w:val="single" w:color="49361D" w:sz="6"/>
+              <w:right w:val="single" w:color="49361D" w:sz="6"/>
+            </w:tcBorders>
+            <w:shd w:fill="241B12" w:color="auto" w:val="clear"/>
+            <w:tcMar>
+              <w:top w:type="dxa" w:w="90"/>
+              <w:left w:type="dxa" w:w="110"/>
+              <w:bottom w:type="dxa" w:w="90"/>
+              <w:right w:type="dxa" w:w="110"/>
+            </w:tcMar>
+            <w:vAlign w:val="center"/>
+          </w:tcPr>
+          <w:p>
+            <w:pPr>
+              <w:spacing w:after="0" w:before="0" w:line="260"/>
+            </w:pPr>
+            <w:r>
+              <w:rPr>
+                <w:rFonts w:ascii="맑은 고딕" w:cs="맑은 고딕" w:eastAsia="맑은 고딕" w:hAnsi="맑은 고딕"/>
+                <w:b/>
+                <w:bCs/>
+                <w:color w:val="F4CF87"/>
+                <w:sz w:val="17"/>
+                <w:szCs w:val="17"/>
+              </w:rPr>
+              <w:t xml:space="preserve">결과</w:t>
+            </w:r>
+          </w:p>
+        </w:tc>
+      </w:tr>
+      <w:tr>
+        <w:tc>
+          <w:tcPr>
+            <w:tcW w:type="dxa" w:w="1500"/>
+            <w:tcBorders>
+              <w:top w:val="single" w:color="DEDEDE" w:sz="6"/>
+              <w:left w:val="single" w:color="DEDEDE" w:sz="6"/>
+              <w:bottom w:val="single" w:color="DEDEDE" w:sz="6"/>
+              <w:right w:val="single" w:color="DEDEDE" w:sz="6"/>
+            </w:tcBorders>
+            <w:tcMar>
+              <w:top w:type="dxa" w:w="70"/>
+              <w:left w:type="dxa" w:w="110"/>
+              <w:bottom w:type="dxa" w:w="70"/>
+              <w:right w:type="dxa" w:w="110"/>
+            </w:tcMar>
+            <w:vAlign w:val="center"/>
+          </w:tcPr>
+          <w:p>
+            <w:pPr>
+              <w:spacing w:after="0" w:before="0" w:line="260"/>
+            </w:pPr>
+            <w:r>
+              <w:rPr>
+                <w:rFonts w:ascii="맑은 고딕" w:cs="맑은 고딕" w:eastAsia="맑은 고딕" w:hAnsi="맑은 고딕"/>
+                <w:color w:val="3C3429"/>
+                <w:sz w:val="17"/>
+                <w:szCs w:val="17"/>
+              </w:rPr>
+              <w:t>1</w:t>
+            </w:r>
+          </w:p>
+        </w:tc>
+        <w:tc>
+          <w:tcPr>
+            <w:tcW w:type="dxa" w:w="3000"/>
+            <w:tcBorders>
+              <w:top w:val="single" w:color="DEDEDE" w:sz="6"/>
+              <w:left w:val="single" w:color="DEDEDE" w:sz="6"/>
+              <w:bottom w:val="single" w:color="DEDEDE" w:sz="6"/>
+              <w:right w:val="single" w:color="DEDEDE" w:sz="6"/>
+            </w:tcBorders>
+            <w:tcMar>
+              <w:top w:type="dxa" w:w="70"/>
+              <w:left w:type="dxa" w:w="110"/>
+              <w:bottom w:type="dxa" w:w="70"/>
+              <w:right w:type="dxa" w:w="110"/>
+            </w:tcMar>
+            <w:vAlign w:val="center"/>
+          </w:tcPr>
+          <w:p>
+            <w:pPr>
+              <w:spacing w:after="0" w:before="0" w:line="260"/>
+            </w:pPr>
+            <w:r>
+              <w:t>navigation_safety.launch.py 반영 후 ./scripts/run.sh를 실행한다</w:t>
+            </w:r>
+          </w:p>
+        </w:tc>
+        <w:tc>
+          <w:tcPr>
+            <w:tcW w:type="dxa" w:w="5246"/>
+            <w:tcBorders>
+              <w:top w:val="single" w:color="DEDEDE" w:sz="6"/>
+              <w:left w:val="single" w:color="DEDEDE" w:sz="6"/>
+              <w:bottom w:val="single" w:color="DEDEDE" w:sz="6"/>
+              <w:right w:val="single" w:color="DEDEDE" w:sz="6"/>
+            </w:tcBorders>
+            <w:tcMar>
+              <w:top w:type="dxa" w:w="70"/>
+              <w:left w:type="dxa" w:w="110"/>
+              <w:bottom w:type="dxa" w:w="70"/>
+              <w:right w:type="dxa" w:w="110"/>
+            </w:tcMar>
+            <w:vAlign w:val="center"/>
+          </w:tcPr>
+          <w:p>
+            <w:pPr>
+              <w:spacing w:after="0" w:before="0" w:line="260"/>
+            </w:pPr>
+            <w:r>
+              <w:t>launch가 기동 직후 종료된다</w:t>
+            </w:r>
+          </w:p>
+        </w:tc>
+      </w:tr>
+      <w:tr>
+        <w:tc>
+          <w:tcPr>
+            <w:tcW w:type="dxa" w:w="1500"/>
+            <w:tcBorders>
+              <w:top w:val="single" w:color="DEDEDE" w:sz="6"/>
+              <w:left w:val="single" w:color="DEDEDE" w:sz="6"/>
+              <w:bottom w:val="single" w:color="DEDEDE" w:sz="6"/>
+              <w:right w:val="single" w:color="DEDEDE" w:sz="6"/>
+            </w:tcBorders>
+            <w:shd w:fill="FAFAFA" w:color="auto" w:val="clear"/>
+            <w:tcMar>
+              <w:top w:type="dxa" w:w="70"/>
+              <w:left w:type="dxa" w:w="110"/>
+              <w:bottom w:type="dxa" w:w="70"/>
+              <w:right w:type="dxa" w:w="110"/>
+            </w:tcMar>
+            <w:vAlign w:val="center"/>
+          </w:tcPr>
+          <w:p>
+            <w:pPr>
+              <w:spacing w:after="0" w:before="0" w:line="260"/>
+            </w:pPr>
+            <w:r>
+              <w:rPr>
+                <w:rFonts w:ascii="맑은 고딕" w:cs="맑은 고딕" w:eastAsia="맑은 고딕" w:hAnsi="맑은 고딕"/>
+                <w:color w:val="3C3429"/>
+                <w:sz w:val="17"/>
+                <w:szCs w:val="17"/>
+              </w:rPr>
+              <w:t>2</w:t>
+            </w:r>
+          </w:p>
+        </w:tc>
+        <w:tc>
+          <w:tcPr>
+            <w:tcW w:type="dxa" w:w="3000"/>
+            <w:tcBorders>
+              <w:top w:val="single" w:color="DEDEDE" w:sz="6"/>
+              <w:left w:val="single" w:color="DEDEDE" w:sz="6"/>
+              <w:bottom w:val="single" w:color="DEDEDE" w:sz="6"/>
+              <w:right w:val="single" w:color="DEDEDE" w:sz="6"/>
+            </w:tcBorders>
+            <w:shd w:fill="FAFAFA" w:color="auto" w:val="clear"/>
+            <w:tcMar>
+              <w:top w:type="dxa" w:w="70"/>
+              <w:left w:type="dxa" w:w="110"/>
+              <w:bottom w:type="dxa" w:w="70"/>
+              <w:right w:type="dxa" w:w="110"/>
+            </w:tcMar>
+            <w:vAlign w:val="center"/>
+          </w:tcPr>
+          <w:p>
+            <w:pPr>
+              <w:spacing w:after="0" w:before="0" w:line="260"/>
+            </w:pPr>
+            <w:r>
+              <w:t>콘솔 출력을 확인한다</w:t>
+            </w:r>
+          </w:p>
+        </w:tc>
+        <w:tc>
+          <w:tcPr>
+            <w:tcW w:type="dxa" w:w="5246"/>
+            <w:tcBorders>
+              <w:top w:val="single" w:color="DEDEDE" w:sz="6"/>
+              <w:left w:val="single" w:color="DEDEDE" w:sz="6"/>
+              <w:bottom w:val="single" w:color="DEDEDE" w:sz="6"/>
+              <w:right w:val="single" w:color="DEDEDE" w:sz="6"/>
+            </w:tcBorders>
+            <w:shd w:fill="FAFAFA" w:color="auto" w:val="clear"/>
+            <w:tcMar>
+              <w:top w:type="dxa" w:w="70"/>
+              <w:left w:type="dxa" w:w="110"/>
+              <w:bottom w:type="dxa" w:w="70"/>
+              <w:right w:type="dxa" w:w="110"/>
+            </w:tcMar>
+            <w:vAlign w:val="center"/>
+          </w:tcPr>
+          <w:p>
+            <w:pPr>
+              <w:spacing w:after="0" w:before="0" w:line="260"/>
+            </w:pPr>
+            <w:r>
+              <w:t>name 'true' is not defined 오류가 출력된다</w:t>
+            </w:r>
+          </w:p>
+        </w:tc>
+      </w:tr>
+      <w:tr>
+        <w:tc>
+          <w:tcPr>
+            <w:tcW w:type="dxa" w:w="1500"/>
+            <w:tcBorders>
+              <w:top w:val="single" w:color="DEDEDE" w:sz="6"/>
+              <w:left w:val="single" w:color="DEDEDE" w:sz="6"/>
+              <w:bottom w:val="single" w:color="DEDEDE" w:sz="6"/>
+              <w:right w:val="single" w:color="DEDEDE" w:sz="6"/>
+            </w:tcBorders>
+            <w:tcMar>
+              <w:top w:type="dxa" w:w="70"/>
+              <w:left w:type="dxa" w:w="110"/>
+              <w:bottom w:type="dxa" w:w="70"/>
+              <w:right w:type="dxa" w:w="110"/>
+            </w:tcMar>
+            <w:vAlign w:val="center"/>
+          </w:tcPr>
+          <w:p>
+            <w:pPr>
+              <w:spacing w:after="0" w:before="0" w:line="260"/>
+            </w:pPr>
+            <w:r>
+              <w:rPr>
+                <w:rFonts w:ascii="맑은 고딕" w:cs="맑은 고딕" w:eastAsia="맑은 고딕" w:hAnsi="맑은 고딕"/>
+                <w:color w:val="3C3429"/>
+                <w:sz w:val="17"/>
+                <w:szCs w:val="17"/>
+              </w:rPr>
+              <w:t>3</w:t>
+            </w:r>
+          </w:p>
+        </w:tc>
+        <w:tc>
+          <w:tcPr>
+            <w:tcW w:type="dxa" w:w="3000"/>
+            <w:tcBorders>
+              <w:top w:val="single" w:color="DEDEDE" w:sz="6"/>
+              <w:left w:val="single" w:color="DEDEDE" w:sz="6"/>
+              <w:bottom w:val="single" w:color="DEDEDE" w:sz="6"/>
+              <w:right w:val="single" w:color="DEDEDE" w:sz="6"/>
+            </w:tcBorders>
+            <w:tcMar>
+              <w:top w:type="dxa" w:w="70"/>
+              <w:left w:type="dxa" w:w="110"/>
+              <w:bottom w:type="dxa" w:w="70"/>
+              <w:right w:type="dxa" w:w="110"/>
+            </w:tcMar>
+            <w:vAlign w:val="center"/>
+          </w:tcPr>
+          <w:p>
+            <w:pPr>
+              <w:spacing w:after="0" w:before="0" w:line="260"/>
+            </w:pPr>
+            <w:r>
+              <w:t>bringup.launch.py의 use_composition 조건 처리 부분과 Nav2 include 내부 PythonExpression을 확인한다</w:t>
+            </w:r>
+          </w:p>
+        </w:tc>
+        <w:tc>
+          <w:tcPr>
+            <w:tcW w:type="dxa" w:w="5246"/>
+            <w:tcBorders>
+              <w:top w:val="single" w:color="DEDEDE" w:sz="6"/>
+              <w:left w:val="single" w:color="DEDEDE" w:sz="6"/>
+              <w:bottom w:val="single" w:color="DEDEDE" w:sz="6"/>
+              <w:right w:val="single" w:color="DEDEDE" w:sz="6"/>
+            </w:tcBorders>
+            <w:tcMar>
+              <w:top w:type="dxa" w:w="70"/>
+              <w:left w:type="dxa" w:w="110"/>
+              <w:bottom w:type="dxa" w:w="70"/>
+              <w:right w:type="dxa" w:w="110"/>
+            </w:tcMar>
+            <w:vAlign w:val="center"/>
+          </w:tcPr>
+          <w:p>
+            <w:pPr>
+              <w:spacing w:after="0" w:before="0" w:line="260"/>
+            </w:pPr>
+            <w:r>
+              <w:t>PythonExpression(["not ", use_composition])이 소문자 문자열 "true"를 정의되지 않은 변수명으로 평가하고 있음을 확인</w:t>
+            </w:r>
+          </w:p>
+        </w:tc>
+      </w:tr>
+    </w:tbl>
+    <w:p>
+      <w:pPr>
+        <w:spacing w:after="140" w:before="0" w:line="260"/>
+      </w:pPr>
+      <w:r>
+        <w:rPr>
+          <w:rFonts w:ascii="맑은 고딕" w:cs="맑은 고딕" w:eastAsia="맑은 고딕" w:hAnsi="맑은 고딕"/>
+          <w:color w:val="3C3429"/>
+          <w:sz w:val="17"/>
+          <w:szCs w:val="17"/>
+        </w:rPr>
+        <w:t>재현율: 3/3회 (원인 확인 전까지 항상 재현)</w:t>
+      </w:r>
+    </w:p>
+    <w:p>
+      <w:pPr>
+        <w:pStyle w:val="Heading3"/>
+        <w:spacing w:after="120" w:before="260" w:line="260"/>
+      </w:pPr>
+      <w:r>
+        <w:rPr>
+          <w:rFonts w:ascii="맑은 고딕" w:cs="맑은 고딕" w:eastAsia="맑은 고딕" w:hAnsi="맑은 고딕"/>
+          <w:b/>
+          <w:bCs/>
+          <w:color w:val="241B12"/>
+          <w:sz w:val="21"/>
+          <w:szCs w:val="21"/>
+        </w:rPr>
+        <w:t xml:space="preserve">진단 과정</w:t>
+      </w:r>
+    </w:p>
+    <w:tbl>
+      <w:tblPr>
+        <w:tblW w:type="dxa" w:w="9746"/>
+        <w:tblBorders>
+          <w:top w:val="single" w:color="DEDEDE" w:sz="6"/>
+          <w:left w:val="single" w:color="DEDEDE" w:sz="6"/>
+          <w:bottom w:val="single" w:color="DEDEDE" w:sz="6"/>
+          <w:right w:val="single" w:color="DEDEDE" w:sz="6"/>
+          <w:insideH w:val="single" w:color="DEDEDE" w:sz="6"/>
+          <w:insideV w:val="single" w:color="DEDEDE" w:sz="6"/>
+        </w:tblBorders>
+      </w:tblPr>
+      <w:tblGrid>
+        <w:gridCol w:w="1500"/>
+        <w:gridCol w:w="3000"/>
+        <w:gridCol w:w="5246"/>
+      </w:tblGrid>
+      <w:tr>
+        <w:trPr>
+          <w:tblHeader/>
+        </w:trPr>
+        <w:tc>
+          <w:tcPr>
+            <w:tcW w:type="dxa" w:w="1500"/>
+            <w:tcBorders>
+              <w:top w:val="single" w:color="49361D" w:sz="6"/>
+              <w:left w:val="single" w:color="49361D" w:sz="6"/>
+              <w:bottom w:val="single" w:color="49361D" w:sz="6"/>
+              <w:right w:val="single" w:color="49361D" w:sz="6"/>
+            </w:tcBorders>
+            <w:shd w:fill="241B12" w:color="auto" w:val="clear"/>
+            <w:tcMar>
+              <w:top w:type="dxa" w:w="90"/>
+              <w:left w:type="dxa" w:w="110"/>
+              <w:bottom w:type="dxa" w:w="90"/>
+              <w:right w:type="dxa" w:w="110"/>
+            </w:tcMar>
+            <w:vAlign w:val="center"/>
+          </w:tcPr>
+          <w:p>
+            <w:pPr>
+              <w:spacing w:after="0" w:before="0" w:line="260"/>
+            </w:pPr>
+            <w:r>
+              <w:rPr>
+                <w:rFonts w:ascii="맑은 고딕" w:cs="맑은 고딕" w:eastAsia="맑은 고딕" w:hAnsi="맑은 고딕"/>
+                <w:b/>
+                <w:bCs/>
+                <w:color w:val="F4CF87"/>
+                <w:sz w:val="17"/>
+                <w:szCs w:val="17"/>
+              </w:rPr>
+              <w:t xml:space="preserve">가설</w:t>
+            </w:r>
+          </w:p>
+        </w:tc>
+        <w:tc>
+          <w:tcPr>
+            <w:tcW w:type="dxa" w:w="3000"/>
+            <w:tcBorders>
+              <w:top w:val="single" w:color="49361D" w:sz="6"/>
+              <w:left w:val="single" w:color="49361D" w:sz="6"/>
+              <w:bottom w:val="single" w:color="49361D" w:sz="6"/>
+              <w:right w:val="single" w:color="49361D" w:sz="6"/>
+            </w:tcBorders>
+            <w:shd w:fill="241B12" w:color="auto" w:val="clear"/>
+            <w:tcMar>
+              <w:top w:type="dxa" w:w="90"/>
+              <w:left w:type="dxa" w:w="110"/>
+              <w:bottom w:type="dxa" w:w="90"/>
+              <w:right w:type="dxa" w:w="110"/>
+            </w:tcMar>
+            <w:vAlign w:val="center"/>
+          </w:tcPr>
+          <w:p>
+            <w:pPr>
+              <w:spacing w:after="0" w:before="0" w:line="260"/>
+            </w:pPr>
+            <w:r>
+              <w:rPr>
+                <w:rFonts w:ascii="맑은 고딕" w:cs="맑은 고딕" w:eastAsia="맑은 고딕" w:hAnsi="맑은 고딕"/>
+                <w:b/>
+                <w:bCs/>
+                <w:color w:val="F4CF87"/>
+                <w:sz w:val="17"/>
+                <w:szCs w:val="17"/>
+              </w:rPr>
+              <w:t xml:space="preserve">확인 방법</w:t>
+            </w:r>
+          </w:p>
+        </w:tc>
+        <w:tc>
+          <w:tcPr>
+            <w:tcW w:type="dxa" w:w="5246"/>
+            <w:tcBorders>
+              <w:top w:val="single" w:color="49361D" w:sz="6"/>
+              <w:left w:val="single" w:color="49361D" w:sz="6"/>
+              <w:bottom w:val="single" w:color="49361D" w:sz="6"/>
+              <w:right w:val="single" w:color="49361D" w:sz="6"/>
+            </w:tcBorders>
+            <w:shd w:fill="241B12" w:color="auto" w:val="clear"/>
+            <w:tcMar>
+              <w:top w:type="dxa" w:w="90"/>
+              <w:left w:type="dxa" w:w="110"/>
+              <w:bottom w:type="dxa" w:w="90"/>
+              <w:right w:type="dxa" w:w="110"/>
+            </w:tcMar>
+            <w:vAlign w:val="center"/>
+          </w:tcPr>
+          <w:p>
+            <w:pPr>
+              <w:spacing w:after="0" w:before="0" w:line="260"/>
+            </w:pPr>
+            <w:r>
+              <w:rPr>
+                <w:rFonts w:ascii="맑은 고딕" w:cs="맑은 고딕" w:eastAsia="맑은 고딕" w:hAnsi="맑은 고딕"/>
+                <w:b/>
+                <w:bCs/>
+                <w:color w:val="F4CF87"/>
+                <w:sz w:val="17"/>
+                <w:szCs w:val="17"/>
+              </w:rPr>
+              <w:t xml:space="preserve">결과</w:t>
+            </w:r>
+          </w:p>
+        </w:tc>
+      </w:tr>
+      <w:tr>
+        <w:tc>
+          <w:tcPr>
+            <w:tcW w:type="dxa" w:w="1500"/>
+            <w:tcBorders>
+              <w:top w:val="single" w:color="DEDEDE" w:sz="6"/>
+              <w:left w:val="single" w:color="DEDEDE" w:sz="6"/>
+              <w:bottom w:val="single" w:color="DEDEDE" w:sz="6"/>
+              <w:right w:val="single" w:color="DEDEDE" w:sz="6"/>
+            </w:tcBorders>
+            <w:tcMar>
+              <w:top w:type="dxa" w:w="70"/>
+              <w:left w:type="dxa" w:w="110"/>
+              <w:bottom w:type="dxa" w:w="70"/>
+              <w:right w:type="dxa" w:w="110"/>
+            </w:tcMar>
+            <w:vAlign w:val="center"/>
+          </w:tcPr>
+          <w:p>
+            <w:pPr>
+              <w:spacing w:after="0" w:before="0" w:line="260"/>
+            </w:pPr>
+            <w:r>
+              <w:t>launch 인자 자체가 잘못 정의됐다</w:t>
+            </w:r>
+          </w:p>
+        </w:tc>
+        <w:tc>
+          <w:tcPr>
+            <w:tcW w:type="dxa" w:w="3000"/>
+            <w:tcBorders>
+              <w:top w:val="single" w:color="DEDEDE" w:sz="6"/>
+              <w:left w:val="single" w:color="DEDEDE" w:sz="6"/>
+              <w:bottom w:val="single" w:color="DEDEDE" w:sz="6"/>
+              <w:right w:val="single" w:color="DEDEDE" w:sz="6"/>
+            </w:tcBorders>
+            <w:tcMar>
+              <w:top w:type="dxa" w:w="70"/>
+              <w:left w:type="dxa" w:w="110"/>
+              <w:bottom w:type="dxa" w:w="70"/>
+              <w:right w:type="dxa" w:w="110"/>
+            </w:tcMar>
+            <w:vAlign w:val="center"/>
+          </w:tcPr>
+          <w:p>
+            <w:pPr>
+              <w:spacing w:after="0" w:before="0" w:line="260"/>
+            </w:pPr>
+            <w:r>
+              <w:t>bringup.launch.py의 DeclareLaunchArgument 기본값과 전달값 확인</w:t>
+            </w:r>
+          </w:p>
+        </w:tc>
+        <w:tc>
+          <w:tcPr>
+            <w:tcW w:type="dxa" w:w="5246"/>
+            <w:tcBorders>
+              <w:top w:val="single" w:color="DEDEDE" w:sz="6"/>
+              <w:left w:val="single" w:color="DEDEDE" w:sz="6"/>
+              <w:bottom w:val="single" w:color="DEDEDE" w:sz="6"/>
+              <w:right w:val="single" w:color="DEDEDE" w:sz="6"/>
+            </w:tcBorders>
+            <w:tcMar>
+              <w:top w:type="dxa" w:w="70"/>
+              <w:left w:type="dxa" w:w="110"/>
+              <w:bottom w:type="dxa" w:w="70"/>
+              <w:right w:type="dxa" w:w="110"/>
+            </w:tcMar>
+            <w:vAlign w:val="center"/>
+          </w:tcPr>
+          <w:p>
+            <w:pPr>
+              <w:spacing w:after="0" w:before="0" w:line="260"/>
+            </w:pPr>
+            <w:r>
+              <w:rPr>
+                <w:rFonts w:ascii="맑은 고딕" w:cs="맑은 고딕" w:eastAsia="맑은 고딕" w:hAnsi="맑은 고딕"/>
+                <w:color w:val="3C3429"/>
+                <w:sz w:val="17"/>
+                <w:szCs w:val="17"/>
+              </w:rPr>
+              <w:t>아님 — 인자 선언은 정상, Nav2 include에 넘기는 값만 문제</w:t>
+            </w:r>
+          </w:p>
+        </w:tc>
+      </w:tr>
+      <w:tr>
+        <w:tc>
+          <w:tcPr>
+            <w:tcW w:type="dxa" w:w="1500"/>
+            <w:tcBorders>
+              <w:top w:val="single" w:color="DEDEDE" w:sz="6"/>
+              <w:left w:val="single" w:color="DEDEDE" w:sz="6"/>
+              <w:bottom w:val="single" w:color="DEDEDE" w:sz="6"/>
+              <w:right w:val="single" w:color="DEDEDE" w:sz="6"/>
+            </w:tcBorders>
+            <w:shd w:fill="FAFAFA" w:color="auto" w:val="clear"/>
+            <w:tcMar>
+              <w:top w:type="dxa" w:w="70"/>
+              <w:left w:type="dxa" w:w="110"/>
+              <w:bottom w:type="dxa" w:w="70"/>
+              <w:right w:type="dxa" w:w="110"/>
+            </w:tcMar>
+            <w:vAlign w:val="center"/>
+          </w:tcPr>
+          <w:p>
+            <w:pPr>
+              <w:spacing w:after="0" w:before="0" w:line="260"/>
+            </w:pPr>
+            <w:r>
+              <w:t>Nav2 내부 조건식이 표준 boolean 파싱과 다르게 동작한다</w:t>
+            </w:r>
+          </w:p>
+        </w:tc>
+        <w:tc>
+          <w:tcPr>
+            <w:tcW w:type="dxa" w:w="3000"/>
+            <w:tcBorders>
+              <w:top w:val="single" w:color="DEDEDE" w:sz="6"/>
+              <w:left w:val="single" w:color="DEDEDE" w:sz="6"/>
+              <w:bottom w:val="single" w:color="DEDEDE" w:sz="6"/>
+              <w:right w:val="single" w:color="DEDEDE" w:sz="6"/>
+            </w:tcBorders>
+            <w:shd w:fill="FAFAFA" w:color="auto" w:val="clear"/>
+            <w:tcMar>
+              <w:top w:type="dxa" w:w="70"/>
+              <w:left w:type="dxa" w:w="110"/>
+              <w:bottom w:type="dxa" w:w="70"/>
+              <w:right w:type="dxa" w:w="110"/>
+            </w:tcMar>
+            <w:vAlign w:val="center"/>
+          </w:tcPr>
+          <w:p>
+            <w:pPr>
+              <w:spacing w:after="0" w:before="0" w:line="260"/>
+            </w:pPr>
+            <w:r>
+              <w:t>Nav2 Humble 소스에서 해당 조건이 PythonExpression(["not ", use_composition])으로 평가되는지 확인</w:t>
+            </w:r>
+          </w:p>
+        </w:tc>
+        <w:tc>
+          <w:tcPr>
+            <w:tcW w:type="dxa" w:w="5246"/>
+            <w:tcBorders>
+              <w:top w:val="single" w:color="DEDEDE" w:sz="6"/>
+              <w:left w:val="single" w:color="DEDEDE" w:sz="6"/>
+              <w:bottom w:val="single" w:color="DEDEDE" w:sz="6"/>
+              <w:right w:val="single" w:color="DEDEDE" w:sz="6"/>
+            </w:tcBorders>
+            <w:shd w:fill="FAFAFA" w:color="auto" w:val="clear"/>
+            <w:tcMar>
+              <w:top w:type="dxa" w:w="70"/>
+              <w:left w:type="dxa" w:w="110"/>
+              <w:bottom w:type="dxa" w:w="70"/>
+              <w:right w:type="dxa" w:w="110"/>
+            </w:tcMar>
+            <w:vAlign w:val="center"/>
+          </w:tcPr>
+          <w:p>
+            <w:pPr>
+              <w:spacing w:after="0" w:before="0" w:line="260"/>
+            </w:pPr>
+            <w:r>
+              <w:rPr>
+                <w:rFonts w:ascii="맑은 고딕" w:cs="맑은 고딕" w:eastAsia="맑은 고딕" w:hAnsi="맑은 고딕"/>
+                <w:color w:val="3C3429"/>
+                <w:sz w:val="17"/>
+                <w:szCs w:val="17"/>
+              </w:rPr>
+              <w:t>맞음 — Python 리터럴 True/False만 허용, 소문자 문자열 "true"는 정의되지 않은 이름으로 평가됨</w:t>
+            </w:r>
+          </w:p>
+        </w:tc>
+      </w:tr>
+    </w:tbl>
+    <w:p>
+      <w:pPr>
+        <w:pStyle w:val="Heading3"/>
+        <w:spacing w:after="120" w:before="260" w:line="260"/>
+      </w:pPr>
+      <w:r>
+        <w:rPr>
+          <w:rFonts w:ascii="맑은 고딕" w:cs="맑은 고딕" w:eastAsia="맑은 고딕" w:hAnsi="맑은 고딕"/>
+          <w:b/>
+          <w:bCs/>
+          <w:color w:val="241B12"/>
+          <w:sz w:val="21"/>
+          <w:szCs w:val="21"/>
+        </w:rPr>
+        <w:t xml:space="preserve">원인</w:t>
+      </w:r>
+    </w:p>
+    <w:p>
+      <w:pPr>
+        <w:spacing w:after="140" w:before="0" w:line="260"/>
+      </w:pPr>
+      <w:r>
+        <w:rPr>
+          <w:rFonts w:ascii="맑은 고딕" w:cs="맑은 고딕" w:eastAsia="맑은 고딕" w:hAnsi="맑은 고딕"/>
+          <w:color w:val="3C3429"/>
+          <w:sz w:val="17"/>
+          <w:szCs w:val="17"/>
+        </w:rPr>
+        <w:t>확인됨. ROS launch의 일반 boolean 조건은 문자열 "true"도 참으로 허용하지만, Nav2 Humble 내부 일부 조건 분기는 PythonExpression(["not ", use_composition]) 형태의 Python 식으로 직접 평가된다. bringup.launch.py가 localization·navigation include에 use_composition 값을 소문자 문자열 "true"로 전달하면서 이 식이 not true로 치환됐고, Python이 true를 정의되지 않은 변수명으로 해석해 NameError가 발생했다.</w:t>
+      </w:r>
+    </w:p>
+    <w:p>
+      <w:pPr>
+        <w:pStyle w:val="Heading3"/>
+        <w:spacing w:after="120" w:before="260" w:line="260"/>
+      </w:pPr>
+      <w:r>
+        <w:rPr>
+          <w:rFonts w:ascii="맑은 고딕" w:cs="맑은 고딕" w:eastAsia="맑은 고딕" w:hAnsi="맑은 고딕"/>
+          <w:b/>
+          <w:bCs/>
+          <w:color w:val="241B12"/>
+          <w:sz w:val="21"/>
+          <w:szCs w:val="21"/>
+        </w:rPr>
+        <w:t xml:space="preserve">조치</w:t>
+      </w:r>
+    </w:p>
+    <w:tbl>
+      <w:tblPr>
+        <w:tblW w:type="dxa" w:w="9746"/>
+        <w:tblBorders>
+          <w:top w:val="single" w:color="DEDEDE" w:sz="6"/>
+          <w:left w:val="single" w:color="DEDEDE" w:sz="6"/>
+          <w:bottom w:val="single" w:color="DEDEDE" w:sz="6"/>
+          <w:right w:val="single" w:color="DEDEDE" w:sz="6"/>
+          <w:insideH w:val="single" w:color="DEDEDE" w:sz="6"/>
+          <w:insideV w:val="single" w:color="DEDEDE" w:sz="6"/>
+        </w:tblBorders>
+      </w:tblPr>
+      <w:tblGrid>
+        <w:gridCol w:w="1500"/>
+        <w:gridCol w:w="3000"/>
+        <w:gridCol w:w="5246"/>
+      </w:tblGrid>
+      <w:tr>
+        <w:trPr>
+          <w:tblHeader/>
+        </w:trPr>
+        <w:tc>
+          <w:tcPr>
+            <w:tcW w:type="dxa" w:w="1500"/>
+            <w:tcBorders>
+              <w:top w:val="single" w:color="49361D" w:sz="6"/>
+              <w:left w:val="single" w:color="49361D" w:sz="6"/>
+              <w:bottom w:val="single" w:color="49361D" w:sz="6"/>
+              <w:right w:val="single" w:color="49361D" w:sz="6"/>
+            </w:tcBorders>
+            <w:shd w:fill="241B12" w:color="auto" w:val="clear"/>
+            <w:tcMar>
+              <w:top w:type="dxa" w:w="90"/>
+              <w:left w:type="dxa" w:w="110"/>
+              <w:bottom w:type="dxa" w:w="90"/>
+              <w:right w:type="dxa" w:w="110"/>
+            </w:tcMar>
+            <w:vAlign w:val="center"/>
+          </w:tcPr>
+          <w:p>
+            <w:pPr>
+              <w:spacing w:after="0" w:before="0" w:line="260"/>
+            </w:pPr>
+            <w:r>
+              <w:rPr>
+                <w:rFonts w:ascii="맑은 고딕" w:cs="맑은 고딕" w:eastAsia="맑은 고딕" w:hAnsi="맑은 고딕"/>
+                <w:b/>
+                <w:bCs/>
+                <w:color w:val="F4CF87"/>
+                <w:sz w:val="17"/>
+                <w:szCs w:val="17"/>
+              </w:rPr>
+              <w:t xml:space="preserve">대상</w:t>
+            </w:r>
+          </w:p>
+        </w:tc>
+        <w:tc>
+          <w:tcPr>
+            <w:tcW w:type="dxa" w:w="3000"/>
+            <w:tcBorders>
+              <w:top w:val="single" w:color="49361D" w:sz="6"/>
+              <w:left w:val="single" w:color="49361D" w:sz="6"/>
+              <w:bottom w:val="single" w:color="49361D" w:sz="6"/>
+              <w:right w:val="single" w:color="49361D" w:sz="6"/>
+            </w:tcBorders>
+            <w:shd w:fill="241B12" w:color="auto" w:val="clear"/>
+            <w:tcMar>
+              <w:top w:type="dxa" w:w="90"/>
+              <w:left w:type="dxa" w:w="110"/>
+              <w:bottom w:type="dxa" w:w="90"/>
+              <w:right w:type="dxa" w:w="110"/>
+            </w:tcMar>
+            <w:vAlign w:val="center"/>
+          </w:tcPr>
+          <w:p>
+            <w:pPr>
+              <w:spacing w:after="0" w:before="0" w:line="260"/>
+            </w:pPr>
+            <w:r>
+              <w:rPr>
+                <w:rFonts w:ascii="맑은 고딕" w:cs="맑은 고딕" w:eastAsia="맑은 고딕" w:hAnsi="맑은 고딕"/>
+                <w:b/>
+                <w:bCs/>
+                <w:color w:val="F4CF87"/>
+                <w:sz w:val="17"/>
+                <w:szCs w:val="17"/>
+              </w:rPr>
+              <w:t xml:space="preserve">변경 전</w:t>
+            </w:r>
+          </w:p>
+        </w:tc>
+        <w:tc>
+          <w:tcPr>
+            <w:tcW w:type="dxa" w:w="5246"/>
+            <w:tcBorders>
+              <w:top w:val="single" w:color="49361D" w:sz="6"/>
+              <w:left w:val="single" w:color="49361D" w:sz="6"/>
+              <w:bottom w:val="single" w:color="49361D" w:sz="6"/>
+              <w:right w:val="single" w:color="49361D" w:sz="6"/>
+            </w:tcBorders>
+            <w:shd w:fill="241B12" w:color="auto" w:val="clear"/>
+            <w:tcMar>
+              <w:top w:type="dxa" w:w="90"/>
+              <w:left w:type="dxa" w:w="110"/>
+              <w:bottom w:type="dxa" w:w="90"/>
+              <w:right w:type="dxa" w:w="110"/>
+            </w:tcMar>
+            <w:vAlign w:val="center"/>
+          </w:tcPr>
+          <w:p>
+            <w:pPr>
+              <w:spacing w:after="0" w:before="0" w:line="260"/>
+            </w:pPr>
+            <w:r>
+              <w:rPr>
+                <w:rFonts w:ascii="맑은 고딕" w:cs="맑은 고딕" w:eastAsia="맑은 고딕" w:hAnsi="맑은 고딕"/>
+                <w:b/>
+                <w:bCs/>
+                <w:color w:val="F4CF87"/>
+                <w:sz w:val="17"/>
+                <w:szCs w:val="17"/>
+              </w:rPr>
+              <w:t xml:space="preserve">변경 후</w:t>
+            </w:r>
+          </w:p>
+        </w:tc>
+      </w:tr>
+      <w:tr>
+        <w:tc>
+          <w:tcPr>
+            <w:tcW w:type="dxa" w:w="1500"/>
+            <w:tcBorders>
+              <w:top w:val="single" w:color="DEDEDE" w:sz="6"/>
+              <w:left w:val="single" w:color="DEDEDE" w:sz="6"/>
+              <w:bottom w:val="single" w:color="DEDEDE" w:sz="6"/>
+              <w:right w:val="single" w:color="DEDEDE" w:sz="6"/>
+            </w:tcBorders>
+            <w:tcMar>
+              <w:top w:type="dxa" w:w="70"/>
+              <w:left w:type="dxa" w:w="110"/>
+              <w:bottom w:type="dxa" w:w="70"/>
+              <w:right w:type="dxa" w:w="110"/>
+            </w:tcMar>
+            <w:vAlign w:val="center"/>
+          </w:tcPr>
+          <w:p>
+            <w:pPr>
+              <w:spacing w:after="0" w:before="0" w:line="260"/>
+            </w:pPr>
+            <w:r>
+              <w:rPr>
+                <w:rFonts w:ascii="맑은 고딕" w:cs="맑은 고딕" w:eastAsia="맑은 고딕" w:hAnsi="맑은 고딕"/>
+                <w:color w:val="3C3429"/>
+                <w:sz w:val="17"/>
+                <w:szCs w:val="17"/>
+              </w:rPr>
+              <w:t>bringup.launch.py의 localization·navigation include</w:t>
+            </w:r>
+          </w:p>
+        </w:tc>
+        <w:tc>
+          <w:tcPr>
+            <w:tcW w:type="dxa" w:w="3000"/>
+            <w:tcBorders>
+              <w:top w:val="single" w:color="DEDEDE" w:sz="6"/>
+              <w:left w:val="single" w:color="DEDEDE" w:sz="6"/>
+              <w:bottom w:val="single" w:color="DEDEDE" w:sz="6"/>
+              <w:right w:val="single" w:color="DEDEDE" w:sz="6"/>
+            </w:tcBorders>
+            <w:tcMar>
+              <w:top w:type="dxa" w:w="70"/>
+              <w:left w:type="dxa" w:w="110"/>
+              <w:bottom w:type="dxa" w:w="70"/>
+              <w:right w:type="dxa" w:w="110"/>
+            </w:tcMar>
+            <w:vAlign w:val="center"/>
+          </w:tcPr>
+          <w:p>
+            <w:pPr>
+              <w:spacing w:after="0" w:before="0" w:line="260"/>
+            </w:pPr>
+            <w:r>
+              <w:t>use_composition="true" (소문자 문자열)</w:t>
+            </w:r>
+          </w:p>
+        </w:tc>
+        <w:tc>
+          <w:tcPr>
+            <w:tcW w:type="dxa" w:w="5246"/>
+            <w:tcBorders>
+              <w:top w:val="single" w:color="DEDEDE" w:sz="6"/>
+              <w:left w:val="single" w:color="DEDEDE" w:sz="6"/>
+              <w:bottom w:val="single" w:color="DEDEDE" w:sz="6"/>
+              <w:right w:val="single" w:color="DEDEDE" w:sz="6"/>
+            </w:tcBorders>
+            <w:tcMar>
+              <w:top w:type="dxa" w:w="70"/>
+              <w:left w:type="dxa" w:w="110"/>
+              <w:bottom w:type="dxa" w:w="70"/>
+              <w:right w:type="dxa" w:w="110"/>
+            </w:tcMar>
+            <w:vAlign w:val="center"/>
+          </w:tcPr>
+          <w:p>
+            <w:pPr>
+              <w:spacing w:after="0" w:before="0" w:line="260"/>
+            </w:pPr>
+            <w:r>
+              <w:t>use_composition="True" (Python 리터럴)</w:t>
+            </w:r>
+          </w:p>
+        </w:tc>
+      </w:tr>
+    </w:tbl>
+    <w:tbl>
+      <w:tblPr>
+        <w:tblW w:type="dxa" w:w="9746"/>
+        <w:tblBorders>
+          <w:top w:val="single" w:color="DEDEDE" w:sz="6"/>
+          <w:left w:val="single" w:color="DEDEDE" w:sz="6"/>
+          <w:bottom w:val="single" w:color="DEDEDE" w:sz="6"/>
+          <w:right w:val="single" w:color="DEDEDE" w:sz="6"/>
+          <w:insideH w:val="single" w:color="DEDEDE" w:sz="6"/>
+          <w:insideV w:val="single" w:color="DEDEDE" w:sz="6"/>
+        </w:tblBorders>
+      </w:tblPr>
+      <w:tblGrid>
+        <w:gridCol w:w="9746"/>
+      </w:tblGrid>
+      <w:tr>
+        <w:tc>
+          <w:tcPr>
+            <w:tcW w:type="dxa" w:w="9746"/>
+            <w:tcBorders>
+              <w:top w:val="single" w:color="DEDEDE" w:sz="6"/>
+              <w:left w:val="single" w:color="DEDEDE" w:sz="6"/>
+              <w:bottom w:val="single" w:color="DEDEDE" w:sz="6"/>
+              <w:right w:val="single" w:color="DEDEDE" w:sz="6"/>
+            </w:tcBorders>
+            <w:shd w:fill="F7F8FA" w:color="auto" w:val="clear"/>
+            <w:tcMar>
+              <w:top w:type="dxa" w:w="140"/>
+              <w:left w:type="dxa" w:w="160"/>
+              <w:bottom w:type="dxa" w:w="140"/>
+              <w:right w:type="dxa" w:w="160"/>
+            </w:tcMar>
+          </w:tcPr>
+          <w:p>
+            <w:pPr>
+              <w:spacing w:after="20" w:line="240"/>
+            </w:pPr>
+            <w:r>
+              <w:rPr>
+                <w:rFonts w:ascii="Consolas" w:cs="Consolas" w:eastAsia="Consolas" w:hAnsi="Consolas"/>
+                <w:color w:val="3C3429"/>
+                <w:sz w:val="16"/>
+                <w:szCs w:val="16"/>
+              </w:rPr>
+              <w:t># 변경 파일</w:t>
+              <w:br/>
+              <w:t>src/medirun_bringup/launch/bringup.launch.py — localization·navigation include의 use_composition 전달값을 "true" → "True"로 수정</w:t>
+            </w:r>
+          </w:p>
+        </w:tc>
+      </w:tr>
+    </w:tbl>
+    <w:p>
+      <w:pPr>
+        <w:pStyle w:val="Heading3"/>
+        <w:spacing w:after="120" w:before="260" w:line="260"/>
+      </w:pPr>
+      <w:r>
+        <w:rPr>
+          <w:rFonts w:ascii="맑은 고딕" w:cs="맑은 고딕" w:eastAsia="맑은 고딕" w:hAnsi="맑은 고딕"/>
+          <w:b/>
+          <w:bCs/>
+          <w:color w:val="241B12"/>
+          <w:sz w:val="21"/>
+          <w:szCs w:val="21"/>
+        </w:rPr>
+        <w:t xml:space="preserve">검증</w:t>
+      </w:r>
+    </w:p>
+    <w:p>
+      <w:pPr>
+        <w:pStyle w:val="ListParagraph"/>
+        <w:numPr>
+          <w:ilvl w:val="0"/>
+          <w:numId w:val="2"/>
+        </w:numPr>
+        <w:spacing w:after="80" w:line="260"/>
+      </w:pPr>
+      <w:r>
+        <w:rPr>
+          <w:rFonts w:ascii="맑은 고딕" w:cs="맑은 고딕" w:eastAsia="맑은 고딕" w:hAnsi="맑은 고딕"/>
+          <w:color w:val="3C3429"/>
+          <w:sz w:val="17"/>
+          <w:szCs w:val="17"/>
+        </w:rPr>
+        <w:t>수정 후 재빌드한 bringup.launch.py로 ./scripts/run.sh use_gui:=false use_rviz:=false를 실행해 launch가 중단 없이 끝까지 진행됨을 확인</w:t>
+      </w:r>
+    </w:p>
+    <w:p>
+      <w:pPr>
+        <w:pStyle w:val="ListParagraph"/>
+        <w:numPr>
+          <w:ilvl w:val="0"/>
+          <w:numId w:val="2"/>
+        </w:numPr>
+        <w:spacing w:after="80" w:line="260"/>
+      </w:pPr>
+      <w:r>
+        <w:rPr>
+          <w:rFonts w:ascii="맑은 고딕" w:cs="맑은 고딕" w:eastAsia="맑은 고딕" w:hAnsi="맑은 고딕"/>
+          <w:color w:val="3C3429"/>
+          <w:sz w:val="17"/>
+          <w:szCs w:val="17"/>
+        </w:rPr>
+        <w:t>map server, AMCL, controller, planner, behavior server, BT navigator, waypoint follower, velocity smoother, ultrasonic_safety_stop 노드가 모두 정상 로드됨을 확인</w:t>
+      </w:r>
+    </w:p>
+    <w:p>
+      <w:pPr>
+        <w:pStyle w:val="ListParagraph"/>
+        <w:numPr>
+          <w:ilvl w:val="0"/>
+          <w:numId w:val="2"/>
+        </w:numPr>
+        <w:spacing w:after="80" w:line="260"/>
+      </w:pPr>
+      <w:r>
+        <w:rPr>
+          <w:rFonts w:ascii="맑은 고딕" w:cs="맑은 고딕" w:eastAsia="맑은 고딕" w:hAnsi="맑은 고딕"/>
+          <w:color w:val="3C3429"/>
+          <w:sz w:val="17"/>
+          <w:szCs w:val="17"/>
+        </w:rPr>
+        <w:t>시험 종료 후 pgrep -af로 잔여 프로세스가 없음을 확인</w:t>
+      </w:r>
+    </w:p>
+    <w:p>
+      <w:pPr>
+        <w:pStyle w:val="Heading3"/>
+        <w:spacing w:after="120" w:before="260" w:line="260"/>
+      </w:pPr>
+      <w:r>
+        <w:rPr>
+          <w:rFonts w:ascii="맑은 고딕" w:cs="맑은 고딕" w:eastAsia="맑은 고딕" w:hAnsi="맑은 고딕"/>
+          <w:b/>
+          <w:bCs/>
+          <w:color w:val="241B12"/>
+          <w:sz w:val="21"/>
+          <w:szCs w:val="21"/>
+        </w:rPr>
+        <w:t xml:space="preserve">재발 방지</w:t>
+      </w:r>
+    </w:p>
+    <w:tbl>
+      <w:tblPr>
+        <w:tblW w:type="dxa" w:w="9746"/>
+        <w:tblBorders>
+          <w:top w:val="single" w:color="DEDEDE" w:sz="6"/>
+          <w:left w:val="single" w:color="DEDEDE" w:sz="6"/>
+          <w:bottom w:val="single" w:color="DEDEDE" w:sz="6"/>
+          <w:right w:val="single" w:color="DEDEDE" w:sz="6"/>
+          <w:insideH w:val="single" w:color="DEDEDE" w:sz="6"/>
+          <w:insideV w:val="single" w:color="DEDEDE" w:sz="6"/>
+        </w:tblBorders>
+      </w:tblPr>
+      <w:tblGrid>
+        <w:gridCol w:w="2600"/>
+        <w:gridCol w:w="7146"/>
+      </w:tblGrid>
+      <w:tr>
+        <w:trPr>
+          <w:tblHeader/>
+        </w:trPr>
+        <w:tc>
+          <w:tcPr>
+            <w:tcW w:type="dxa" w:w="2600"/>
+            <w:tcBorders>
+              <w:top w:val="single" w:color="49361D" w:sz="6"/>
+              <w:left w:val="single" w:color="49361D" w:sz="6"/>
+              <w:bottom w:val="single" w:color="49361D" w:sz="6"/>
+              <w:right w:val="single" w:color="49361D" w:sz="6"/>
+            </w:tcBorders>
+            <w:shd w:fill="241B12" w:color="auto" w:val="clear"/>
+            <w:tcMar>
+              <w:top w:type="dxa" w:w="90"/>
+              <w:left w:type="dxa" w:w="110"/>
+              <w:bottom w:type="dxa" w:w="90"/>
+              <w:right w:type="dxa" w:w="110"/>
+            </w:tcMar>
+            <w:vAlign w:val="center"/>
+          </w:tcPr>
+          <w:p>
+            <w:pPr>
+              <w:spacing w:after="0" w:before="0" w:line="260"/>
+            </w:pPr>
+            <w:r>
+              <w:rPr>
+                <w:rFonts w:ascii="맑은 고딕" w:cs="맑은 고딕" w:eastAsia="맑은 고딕" w:hAnsi="맑은 고딕"/>
+                <w:b/>
+                <w:bCs/>
+                <w:color w:val="F4CF87"/>
+                <w:sz w:val="17"/>
+                <w:szCs w:val="17"/>
+              </w:rPr>
+              <w:t xml:space="preserve">반영 위치</w:t>
+            </w:r>
+          </w:p>
+        </w:tc>
+        <w:tc>
+          <w:tcPr>
+            <w:tcW w:type="dxa" w:w="7146"/>
+            <w:tcBorders>
+              <w:top w:val="single" w:color="49361D" w:sz="6"/>
+              <w:left w:val="single" w:color="49361D" w:sz="6"/>
+              <w:bottom w:val="single" w:color="49361D" w:sz="6"/>
+              <w:right w:val="single" w:color="49361D" w:sz="6"/>
+            </w:tcBorders>
+            <w:shd w:fill="241B12" w:color="auto" w:val="clear"/>
+            <w:tcMar>
+              <w:top w:type="dxa" w:w="90"/>
+              <w:left w:type="dxa" w:w="110"/>
+              <w:bottom w:type="dxa" w:w="90"/>
+              <w:right w:type="dxa" w:w="110"/>
+            </w:tcMar>
+            <w:vAlign w:val="center"/>
+          </w:tcPr>
+          <w:p>
+            <w:pPr>
+              <w:spacing w:after="0" w:before="0" w:line="260"/>
+            </w:pPr>
+            <w:r>
+              <w:rPr>
+                <w:rFonts w:ascii="맑은 고딕" w:cs="맑은 고딕" w:eastAsia="맑은 고딕" w:hAnsi="맑은 고딕"/>
+                <w:b/>
+                <w:bCs/>
+                <w:color w:val="F4CF87"/>
+                <w:sz w:val="17"/>
+                <w:szCs w:val="17"/>
+              </w:rPr>
+              <w:t xml:space="preserve">내용</w:t>
+            </w:r>
+          </w:p>
+        </w:tc>
+      </w:tr>
+      <w:tr>
+        <w:tc>
+          <w:tcPr>
+            <w:tcW w:type="dxa" w:w="2600"/>
+            <w:tcBorders>
+              <w:top w:val="single" w:color="DEDEDE" w:sz="6"/>
+              <w:left w:val="single" w:color="DEDEDE" w:sz="6"/>
+              <w:bottom w:val="single" w:color="DEDEDE" w:sz="6"/>
+              <w:right w:val="single" w:color="DEDEDE" w:sz="6"/>
+            </w:tcBorders>
+            <w:tcMar>
+              <w:top w:type="dxa" w:w="70"/>
+              <w:left w:type="dxa" w:w="110"/>
+              <w:bottom w:type="dxa" w:w="70"/>
+              <w:right w:type="dxa" w:w="110"/>
+            </w:tcMar>
+            <w:vAlign w:val="center"/>
+          </w:tcPr>
+          <w:p>
+            <w:pPr>
+              <w:spacing w:after="0" w:before="0" w:line="260"/>
+            </w:pPr>
+            <w:r>
+              <w:rPr>
+                <w:rFonts w:ascii="맑은 고딕" w:cs="맑은 고딕" w:eastAsia="맑은 고딕" w:hAnsi="맑은 고딕"/>
+                <w:color w:val="3C3429"/>
+                <w:sz w:val="17"/>
+                <w:szCs w:val="17"/>
+              </w:rPr>
+              <w:t>규칙</w:t>
+            </w:r>
+          </w:p>
+        </w:tc>
+        <w:tc>
+          <w:tcPr>
+            <w:tcW w:type="dxa" w:w="7146"/>
+            <w:tcBorders>
+              <w:top w:val="single" w:color="DEDEDE" w:sz="6"/>
+              <w:left w:val="single" w:color="DEDEDE" w:sz="6"/>
+              <w:bottom w:val="single" w:color="DEDEDE" w:sz="6"/>
+              <w:right w:val="single" w:color="DEDEDE" w:sz="6"/>
+            </w:tcBorders>
+            <w:tcMar>
+              <w:top w:type="dxa" w:w="70"/>
+              <w:left w:type="dxa" w:w="110"/>
+              <w:bottom w:type="dxa" w:w="70"/>
+              <w:right w:type="dxa" w:w="110"/>
+            </w:tcMar>
+            <w:vAlign w:val="center"/>
+          </w:tcPr>
+          <w:p>
+            <w:pPr>
+              <w:spacing w:after="0" w:before="0" w:line="260"/>
+            </w:pPr>
+            <w:r>
+              <w:t>Nav2 include에 불리언 값을 전달할 때는 소문자 문자열이 아닌 Python 리터럴 표기("True"/"False")를 사용한다. launch가 중간에 실패하면 이전 프로세스(특히 component container)가 남을 수 있으므로 pgrep -af로 실제 PID를 확인한 뒤 해당 PID만 종료하고, 이름 전체를 대상으로 한 광범위한 pkill은 쓰지 않는다.</w:t>
             </w:r>
           </w:p>
         </w:tc>

--- a/docs/troubleshooting/AURIX_MediRun_07_트러블슈팅_NAV.docx
+++ b/docs/troubleshooting/AURIX_MediRun_07_트러블슈팅_NAV.docx
@@ -3276,9 +3276,9 @@
             <w:vAlign w:val="center"/>
           </w:tcPr>
           <w:p>
-            <w:pPr>
-              <w:spacing w:after="0" w:before="0" w:line="260"/>
-            </w:pPr>
+            <w:r>
+              <w:t>웨이포인트 동시 주행 요청 시 이전 목표 취소 불가</w:t>
+            </w:r>
           </w:p>
         </w:tc>
         <w:tc>
@@ -3299,10 +3299,9 @@
             <w:vAlign w:val="center"/>
           </w:tcPr>
           <w:p>
-            <w:pPr>
-              <w:spacing w:after="0" w:before="0" w:line="260"/>
-              <w:jc w:val="center"/>
-            </w:pPr>
+            <w:r>
+              <w:t>BLOCKER</w:t>
+            </w:r>
           </w:p>
         </w:tc>
         <w:tc>
@@ -3323,10 +3322,107 @@
             <w:vAlign w:val="center"/>
           </w:tcPr>
           <w:p>
-            <w:pPr>
-              <w:spacing w:after="0" w:before="0" w:line="260"/>
-              <w:jc w:val="center"/>
-            </w:pPr>
+            <w:r>
+              <w:t>RESOLVED</w:t>
+            </w:r>
+          </w:p>
+        </w:tc>
+      </w:tr>
+      <w:tr>
+        <w:tc>
+          <w:tcPr>
+            <w:tcW w:type="dxa" w:w="1500"/>
+            <w:tcBorders>
+              <w:top w:val="single" w:color="DEDEDE" w:sz="6"/>
+              <w:left w:val="single" w:color="DEDEDE" w:sz="6"/>
+              <w:bottom w:val="single" w:color="DEDEDE" w:sz="6"/>
+              <w:right w:val="single" w:color="DEDEDE" w:sz="6"/>
+            </w:tcBorders>
+            <w:shd w:fill="FAFAFA" w:color="auto" w:val="clear"/>
+            <w:tcMar>
+              <w:top w:type="dxa" w:w="70"/>
+              <w:left w:type="dxa" w:w="110"/>
+              <w:bottom w:type="dxa" w:w="70"/>
+              <w:right w:type="dxa" w:w="110"/>
+            </w:tcMar>
+            <w:vAlign w:val="center"/>
+          </w:tcPr>
+          <w:p>
+            <w:r>
+              <w:t>TS-NAV-06</w:t>
+            </w:r>
+          </w:p>
+        </w:tc>
+        <w:tc>
+          <w:tcPr>
+            <w:tcW w:type="dxa" w:w="4746"/>
+            <w:tcBorders>
+              <w:top w:val="single" w:color="DEDEDE" w:sz="6"/>
+              <w:left w:val="single" w:color="DEDEDE" w:sz="6"/>
+              <w:bottom w:val="single" w:color="DEDEDE" w:sz="6"/>
+              <w:right w:val="single" w:color="DEDEDE" w:sz="6"/>
+            </w:tcBorders>
+            <w:shd w:fill="FAFAFA" w:color="auto" w:val="clear"/>
+            <w:tcMar>
+              <w:top w:type="dxa" w:w="70"/>
+              <w:left w:type="dxa" w:w="110"/>
+              <w:bottom w:type="dxa" w:w="70"/>
+              <w:right w:type="dxa" w:w="110"/>
+            </w:tcMar>
+            <w:vAlign w:val="center"/>
+          </w:tcPr>
+          <w:p>
+            <w:r>
+              <w:t>action_server_is_ready()가 lifecycle 비활성 상태에서도 true 반환(오탐)</w:t>
+            </w:r>
+          </w:p>
+        </w:tc>
+        <w:tc>
+          <w:tcPr>
+            <w:tcW w:type="dxa" w:w="1700"/>
+            <w:tcBorders>
+              <w:top w:val="single" w:color="DEDEDE" w:sz="6"/>
+              <w:left w:val="single" w:color="DEDEDE" w:sz="6"/>
+              <w:bottom w:val="single" w:color="DEDEDE" w:sz="6"/>
+              <w:right w:val="single" w:color="DEDEDE" w:sz="6"/>
+            </w:tcBorders>
+            <w:shd w:fill="FAFAFA" w:color="auto" w:val="clear"/>
+            <w:tcMar>
+              <w:top w:type="dxa" w:w="70"/>
+              <w:left w:type="dxa" w:w="110"/>
+              <w:bottom w:type="dxa" w:w="70"/>
+              <w:right w:type="dxa" w:w="110"/>
+            </w:tcMar>
+            <w:vAlign w:val="center"/>
+          </w:tcPr>
+          <w:p>
+            <w:r>
+              <w:t>MAJOR</w:t>
+            </w:r>
+          </w:p>
+        </w:tc>
+        <w:tc>
+          <w:tcPr>
+            <w:tcW w:type="dxa" w:w="1800"/>
+            <w:tcBorders>
+              <w:top w:val="single" w:color="DEDEDE" w:sz="6"/>
+              <w:left w:val="single" w:color="DEDEDE" w:sz="6"/>
+              <w:bottom w:val="single" w:color="DEDEDE" w:sz="6"/>
+              <w:right w:val="single" w:color="DEDEDE" w:sz="6"/>
+            </w:tcBorders>
+            <w:shd w:fill="FAFAFA" w:color="auto" w:val="clear"/>
+            <w:tcMar>
+              <w:top w:type="dxa" w:w="70"/>
+              <w:left w:type="dxa" w:w="110"/>
+              <w:bottom w:type="dxa" w:w="70"/>
+              <w:right w:type="dxa" w:w="110"/>
+            </w:tcMar>
+            <w:vAlign w:val="center"/>
+          </w:tcPr>
+          <w:p>
+            <w:r>
+              <w:t>RESOLVED</w:t>
+            </w:r>
           </w:p>
         </w:tc>
       </w:tr>
@@ -3488,7 +3584,7 @@
                 <w:sz w:val="17"/>
                 <w:szCs w:val="17"/>
               </w:rPr>
-              <w:t>4 / 3 / 1</w:t>
+              <w:t>6 / 5 / 1</w:t>
             </w:r>
           </w:p>
         </w:tc>
@@ -10898,6 +10994,3434 @@
             </w:pPr>
             <w:r>
               <w:t>Nav2 include에 불리언 값을 전달할 때는 소문자 문자열이 아닌 Python 리터럴 표기("True"/"False")를 사용한다. launch가 중간에 실패하면 이전 프로세스(특히 component container)가 남을 수 있으므로 pgrep -af로 실제 PID를 확인한 뒤 해당 PID만 종료하고, 이름 전체를 대상으로 한 광범위한 pkill은 쓰지 않는다.</w:t>
+            </w:r>
+          </w:p>
+        </w:tc>
+      </w:tr>
+    </w:tbl>
+    <w:p>
+      <w:pPr>
+        <w:pStyle w:val="Heading2"/>
+        <w:pBdr>
+          <w:left w:val="single" w:color="D9A441" w:sz="24" w:space="8"/>
+        </w:pBdr>
+        <w:spacing w:after="180" w:before="380" w:line="280"/>
+        <w:ind w:left="140"/>
+      </w:pPr>
+      <w:r>
+        <w:t>4.5 TS-NAV-05 (웨이포인트 동시 주행 요청 시 이전 목표 취소 불가)</w:t>
+      </w:r>
+    </w:p>
+    <w:p>
+      <w:pPr>
+        <w:pStyle w:val="Heading3"/>
+        <w:spacing w:after="120" w:before="260" w:line="260"/>
+      </w:pPr>
+      <w:r>
+        <w:rPr>
+          <w:rFonts w:ascii="맑은 고딕" w:cs="맑은 고딕" w:eastAsia="맑은 고딕" w:hAnsi="맑은 고딕"/>
+          <w:b/>
+          <w:bCs/>
+          <w:color w:val="241B12"/>
+          <w:sz w:val="21"/>
+          <w:szCs w:val="21"/>
+        </w:rPr>
+        <w:t xml:space="preserve">개요</w:t>
+      </w:r>
+    </w:p>
+    <w:tbl>
+      <w:tblPr>
+        <w:tblW w:type="dxa" w:w="9746"/>
+        <w:tblBorders>
+          <w:top w:val="single" w:color="DEDEDE" w:sz="6"/>
+          <w:left w:val="single" w:color="DEDEDE" w:sz="6"/>
+          <w:bottom w:val="single" w:color="DEDEDE" w:sz="6"/>
+          <w:right w:val="single" w:color="DEDEDE" w:sz="6"/>
+          <w:insideH w:val="single" w:color="DEDEDE" w:sz="6"/>
+          <w:insideV w:val="single" w:color="DEDEDE" w:sz="6"/>
+        </w:tblBorders>
+      </w:tblPr>
+      <w:tblGrid>
+        <w:gridCol w:w="2600"/>
+        <w:gridCol w:w="7146"/>
+      </w:tblGrid>
+      <w:tr>
+        <w:trPr>
+          <w:tblHeader/>
+        </w:trPr>
+        <w:tc>
+          <w:tcPr>
+            <w:tcW w:type="dxa" w:w="2600"/>
+            <w:tcBorders>
+              <w:top w:val="single" w:color="49361D" w:sz="6"/>
+              <w:left w:val="single" w:color="49361D" w:sz="6"/>
+              <w:bottom w:val="single" w:color="49361D" w:sz="6"/>
+              <w:right w:val="single" w:color="49361D" w:sz="6"/>
+            </w:tcBorders>
+            <w:shd w:fill="241B12" w:color="auto" w:val="clear"/>
+            <w:tcMar>
+              <w:top w:type="dxa" w:w="90"/>
+              <w:left w:type="dxa" w:w="110"/>
+              <w:bottom w:type="dxa" w:w="90"/>
+              <w:right w:type="dxa" w:w="110"/>
+            </w:tcMar>
+            <w:vAlign w:val="center"/>
+          </w:tcPr>
+          <w:p>
+            <w:pPr>
+              <w:spacing w:after="0" w:before="0" w:line="260"/>
+            </w:pPr>
+            <w:r>
+              <w:rPr>
+                <w:rFonts w:ascii="맑은 고딕" w:cs="맑은 고딕" w:eastAsia="맑은 고딕" w:hAnsi="맑은 고딕"/>
+                <w:b/>
+                <w:bCs/>
+                <w:color w:val="F4CF87"/>
+                <w:sz w:val="17"/>
+                <w:szCs w:val="17"/>
+              </w:rPr>
+              <w:t xml:space="preserve">항목</w:t>
+            </w:r>
+          </w:p>
+        </w:tc>
+        <w:tc>
+          <w:tcPr>
+            <w:tcW w:type="dxa" w:w="7146"/>
+            <w:tcBorders>
+              <w:top w:val="single" w:color="49361D" w:sz="6"/>
+              <w:left w:val="single" w:color="49361D" w:sz="6"/>
+              <w:bottom w:val="single" w:color="49361D" w:sz="6"/>
+              <w:right w:val="single" w:color="49361D" w:sz="6"/>
+            </w:tcBorders>
+            <w:shd w:fill="241B12" w:color="auto" w:val="clear"/>
+            <w:tcMar>
+              <w:top w:type="dxa" w:w="90"/>
+              <w:left w:type="dxa" w:w="110"/>
+              <w:bottom w:type="dxa" w:w="90"/>
+              <w:right w:type="dxa" w:w="110"/>
+            </w:tcMar>
+            <w:vAlign w:val="center"/>
+          </w:tcPr>
+          <w:p>
+            <w:pPr>
+              <w:spacing w:after="0" w:before="0" w:line="260"/>
+            </w:pPr>
+            <w:r>
+              <w:rPr>
+                <w:rFonts w:ascii="맑은 고딕" w:cs="맑은 고딕" w:eastAsia="맑은 고딕" w:hAnsi="맑은 고딕"/>
+                <w:b/>
+                <w:bCs/>
+                <w:color w:val="F4CF87"/>
+                <w:sz w:val="17"/>
+                <w:szCs w:val="17"/>
+              </w:rPr>
+              <w:t xml:space="preserve">내용</w:t>
+            </w:r>
+          </w:p>
+        </w:tc>
+      </w:tr>
+      <w:tr>
+        <w:tc>
+          <w:tcPr>
+            <w:tcW w:type="dxa" w:w="2600"/>
+            <w:tcBorders>
+              <w:top w:val="single" w:color="DEDEDE" w:sz="6"/>
+              <w:left w:val="single" w:color="DEDEDE" w:sz="6"/>
+              <w:bottom w:val="single" w:color="DEDEDE" w:sz="6"/>
+              <w:right w:val="single" w:color="DEDEDE" w:sz="6"/>
+            </w:tcBorders>
+            <w:tcMar>
+              <w:top w:type="dxa" w:w="70"/>
+              <w:left w:type="dxa" w:w="110"/>
+              <w:bottom w:type="dxa" w:w="70"/>
+              <w:right w:type="dxa" w:w="110"/>
+            </w:tcMar>
+            <w:vAlign w:val="center"/>
+          </w:tcPr>
+          <w:p>
+            <w:pPr>
+              <w:spacing w:after="0" w:before="0" w:line="260"/>
+            </w:pPr>
+            <w:r>
+              <w:rPr>
+                <w:rFonts w:ascii="맑은 고딕" w:cs="맑은 고딕" w:eastAsia="맑은 고딕" w:hAnsi="맑은 고딕"/>
+                <w:color w:val="3C3429"/>
+                <w:sz w:val="17"/>
+                <w:szCs w:val="17"/>
+              </w:rPr>
+              <w:t xml:space="preserve">심각도 / 상태</w:t>
+            </w:r>
+          </w:p>
+        </w:tc>
+        <w:tc>
+          <w:tcPr>
+            <w:tcW w:type="dxa" w:w="7146"/>
+            <w:tcBorders>
+              <w:top w:val="single" w:color="DEDEDE" w:sz="6"/>
+              <w:left w:val="single" w:color="DEDEDE" w:sz="6"/>
+              <w:bottom w:val="single" w:color="DEDEDE" w:sz="6"/>
+              <w:right w:val="single" w:color="DEDEDE" w:sz="6"/>
+            </w:tcBorders>
+            <w:tcMar>
+              <w:top w:type="dxa" w:w="70"/>
+              <w:left w:type="dxa" w:w="110"/>
+              <w:bottom w:type="dxa" w:w="70"/>
+              <w:right w:type="dxa" w:w="110"/>
+            </w:tcMar>
+            <w:vAlign w:val="center"/>
+          </w:tcPr>
+          <w:p>
+            <w:r>
+              <w:t>BLOCKER / RESOLVED</w:t>
+            </w:r>
+          </w:p>
+        </w:tc>
+      </w:tr>
+      <w:tr>
+        <w:tc>
+          <w:tcPr>
+            <w:tcW w:type="dxa" w:w="2600"/>
+            <w:tcBorders>
+              <w:top w:val="single" w:color="DEDEDE" w:sz="6"/>
+              <w:left w:val="single" w:color="DEDEDE" w:sz="6"/>
+              <w:bottom w:val="single" w:color="DEDEDE" w:sz="6"/>
+              <w:right w:val="single" w:color="DEDEDE" w:sz="6"/>
+            </w:tcBorders>
+            <w:shd w:fill="FAFAFA" w:color="auto" w:val="clear"/>
+            <w:tcMar>
+              <w:top w:type="dxa" w:w="70"/>
+              <w:left w:type="dxa" w:w="110"/>
+              <w:bottom w:type="dxa" w:w="70"/>
+              <w:right w:type="dxa" w:w="110"/>
+            </w:tcMar>
+            <w:vAlign w:val="center"/>
+          </w:tcPr>
+          <w:p>
+            <w:pPr>
+              <w:spacing w:after="0" w:before="0" w:line="260"/>
+            </w:pPr>
+            <w:r>
+              <w:rPr>
+                <w:rFonts w:ascii="맑은 고딕" w:cs="맑은 고딕" w:eastAsia="맑은 고딕" w:hAnsi="맑은 고딕"/>
+                <w:color w:val="3C3429"/>
+                <w:sz w:val="17"/>
+                <w:szCs w:val="17"/>
+              </w:rPr>
+              <w:t xml:space="preserve">발생일 / 해결일</w:t>
+            </w:r>
+          </w:p>
+        </w:tc>
+        <w:tc>
+          <w:tcPr>
+            <w:tcW w:type="dxa" w:w="7146"/>
+            <w:tcBorders>
+              <w:top w:val="single" w:color="DEDEDE" w:sz="6"/>
+              <w:left w:val="single" w:color="DEDEDE" w:sz="6"/>
+              <w:bottom w:val="single" w:color="DEDEDE" w:sz="6"/>
+              <w:right w:val="single" w:color="DEDEDE" w:sz="6"/>
+            </w:tcBorders>
+            <w:shd w:fill="FAFAFA" w:color="auto" w:val="clear"/>
+            <w:tcMar>
+              <w:top w:type="dxa" w:w="70"/>
+              <w:left w:type="dxa" w:w="110"/>
+              <w:bottom w:type="dxa" w:w="70"/>
+              <w:right w:type="dxa" w:w="110"/>
+            </w:tcMar>
+            <w:vAlign w:val="center"/>
+          </w:tcPr>
+          <w:p>
+            <w:r>
+              <w:t>2026-08-06 / 2026-08-09</w:t>
+            </w:r>
+          </w:p>
+        </w:tc>
+      </w:tr>
+      <w:tr>
+        <w:tc>
+          <w:tcPr>
+            <w:tcW w:type="dxa" w:w="2600"/>
+            <w:tcBorders>
+              <w:top w:val="single" w:color="DEDEDE" w:sz="6"/>
+              <w:left w:val="single" w:color="DEDEDE" w:sz="6"/>
+              <w:bottom w:val="single" w:color="DEDEDE" w:sz="6"/>
+              <w:right w:val="single" w:color="DEDEDE" w:sz="6"/>
+            </w:tcBorders>
+            <w:tcMar>
+              <w:top w:type="dxa" w:w="70"/>
+              <w:left w:type="dxa" w:w="110"/>
+              <w:bottom w:type="dxa" w:w="70"/>
+              <w:right w:type="dxa" w:w="110"/>
+            </w:tcMar>
+            <w:vAlign w:val="center"/>
+          </w:tcPr>
+          <w:p>
+            <w:pPr>
+              <w:spacing w:after="0" w:before="0" w:line="260"/>
+            </w:pPr>
+            <w:r>
+              <w:rPr>
+                <w:rFonts w:ascii="맑은 고딕" w:cs="맑은 고딕" w:eastAsia="맑은 고딕" w:hAnsi="맑은 고딕"/>
+                <w:color w:val="3C3429"/>
+                <w:sz w:val="17"/>
+                <w:szCs w:val="17"/>
+              </w:rPr>
+              <w:t xml:space="preserve">담당</w:t>
+            </w:r>
+          </w:p>
+        </w:tc>
+        <w:tc>
+          <w:tcPr>
+            <w:tcW w:type="dxa" w:w="7146"/>
+            <w:tcBorders>
+              <w:top w:val="single" w:color="DEDEDE" w:sz="6"/>
+              <w:left w:val="single" w:color="DEDEDE" w:sz="6"/>
+              <w:bottom w:val="single" w:color="DEDEDE" w:sz="6"/>
+              <w:right w:val="single" w:color="DEDEDE" w:sz="6"/>
+            </w:tcBorders>
+            <w:tcMar>
+              <w:top w:type="dxa" w:w="70"/>
+              <w:left w:type="dxa" w:w="110"/>
+              <w:bottom w:type="dxa" w:w="70"/>
+              <w:right w:type="dxa" w:w="110"/>
+            </w:tcMar>
+            <w:vAlign w:val="center"/>
+          </w:tcPr>
+          <w:p>
+            <w:r>
+              <w:t>GUI/NAV 담당</w:t>
+            </w:r>
+          </w:p>
+        </w:tc>
+      </w:tr>
+      <w:tr>
+        <w:tc>
+          <w:tcPr>
+            <w:tcW w:type="dxa" w:w="2600"/>
+            <w:tcBorders>
+              <w:top w:val="single" w:color="DEDEDE" w:sz="6"/>
+              <w:left w:val="single" w:color="DEDEDE" w:sz="6"/>
+              <w:bottom w:val="single" w:color="DEDEDE" w:sz="6"/>
+              <w:right w:val="single" w:color="DEDEDE" w:sz="6"/>
+            </w:tcBorders>
+            <w:shd w:fill="FAFAFA" w:color="auto" w:val="clear"/>
+            <w:tcMar>
+              <w:top w:type="dxa" w:w="70"/>
+              <w:left w:type="dxa" w:w="110"/>
+              <w:bottom w:type="dxa" w:w="70"/>
+              <w:right w:type="dxa" w:w="110"/>
+            </w:tcMar>
+            <w:vAlign w:val="center"/>
+          </w:tcPr>
+          <w:p>
+            <w:pPr>
+              <w:spacing w:after="0" w:before="0" w:line="260"/>
+            </w:pPr>
+            <w:r>
+              <w:rPr>
+                <w:rFonts w:ascii="맑은 고딕" w:cs="맑은 고딕" w:eastAsia="맑은 고딕" w:hAnsi="맑은 고딕"/>
+                <w:color w:val="3C3429"/>
+                <w:sz w:val="17"/>
+                <w:szCs w:val="17"/>
+              </w:rPr>
+              <w:t xml:space="preserve">환경</w:t>
+            </w:r>
+          </w:p>
+        </w:tc>
+        <w:tc>
+          <w:tcPr>
+            <w:tcW w:type="dxa" w:w="7146"/>
+            <w:tcBorders>
+              <w:top w:val="single" w:color="DEDEDE" w:sz="6"/>
+              <w:left w:val="single" w:color="DEDEDE" w:sz="6"/>
+              <w:bottom w:val="single" w:color="DEDEDE" w:sz="6"/>
+              <w:right w:val="single" w:color="DEDEDE" w:sz="6"/>
+            </w:tcBorders>
+            <w:shd w:fill="FAFAFA" w:color="auto" w:val="clear"/>
+            <w:tcMar>
+              <w:top w:type="dxa" w:w="70"/>
+              <w:left w:type="dxa" w:w="110"/>
+              <w:bottom w:type="dxa" w:w="70"/>
+              <w:right w:type="dxa" w:w="110"/>
+            </w:tcMar>
+            <w:vAlign w:val="center"/>
+          </w:tcPr>
+          <w:p>
+            <w:r>
+              <w:t>ROS 2 Humble · Nav2(bt_navigator/waypoint_follower) · Qt(C++) medirun_gui · PostgreSQL(robot_session/nav_goal_log)</w:t>
+            </w:r>
+          </w:p>
+        </w:tc>
+      </w:tr>
+      <w:tr>
+        <w:tc>
+          <w:tcPr>
+            <w:tcW w:type="dxa" w:w="2600"/>
+            <w:tcBorders>
+              <w:top w:val="single" w:color="DEDEDE" w:sz="6"/>
+              <w:left w:val="single" w:color="DEDEDE" w:sz="6"/>
+              <w:bottom w:val="single" w:color="DEDEDE" w:sz="6"/>
+              <w:right w:val="single" w:color="DEDEDE" w:sz="6"/>
+            </w:tcBorders>
+            <w:tcMar>
+              <w:top w:type="dxa" w:w="70"/>
+              <w:left w:type="dxa" w:w="110"/>
+              <w:bottom w:type="dxa" w:w="70"/>
+              <w:right w:type="dxa" w:w="110"/>
+            </w:tcMar>
+            <w:vAlign w:val="center"/>
+          </w:tcPr>
+          <w:p>
+            <w:pPr>
+              <w:spacing w:after="0" w:before="0" w:line="260"/>
+            </w:pPr>
+            <w:r>
+              <w:rPr>
+                <w:rFonts w:ascii="맑은 고딕" w:cs="맑은 고딕" w:eastAsia="맑은 고딕" w:hAnsi="맑은 고딕"/>
+                <w:color w:val="3C3429"/>
+                <w:sz w:val="17"/>
+                <w:szCs w:val="17"/>
+              </w:rPr>
+              <w:t xml:space="preserve">관련</w:t>
+            </w:r>
+          </w:p>
+        </w:tc>
+        <w:tc>
+          <w:tcPr>
+            <w:tcW w:type="dxa" w:w="7146"/>
+            <w:tcBorders>
+              <w:top w:val="single" w:color="DEDEDE" w:sz="6"/>
+              <w:left w:val="single" w:color="DEDEDE" w:sz="6"/>
+              <w:bottom w:val="single" w:color="DEDEDE" w:sz="6"/>
+              <w:right w:val="single" w:color="DEDEDE" w:sz="6"/>
+            </w:tcBorders>
+            <w:tcMar>
+              <w:top w:type="dxa" w:w="70"/>
+              <w:left w:type="dxa" w:w="110"/>
+              <w:bottom w:type="dxa" w:w="70"/>
+              <w:right w:type="dxa" w:w="110"/>
+            </w:tcMar>
+            <w:vAlign w:val="center"/>
+          </w:tcPr>
+          <w:p>
+            <w:r>
+              <w:t>TS-NAV-06와는 별개 원인 · 커밋 fix(gui): 주행 중 웨이포인트/경로 주행 버튼 잠금 처리, fix(db): 새 웨이포인트 주행 시작 시 이전 미완료 세션을 실패로 정리 · WaypointManagementPage / TurtlebotNavNode(nav2navigationservice.cpp) / NavGoalLogRecorder</w:t>
+            </w:r>
+          </w:p>
+        </w:tc>
+      </w:tr>
+    </w:tbl>
+    <w:p>
+      <w:pPr>
+        <w:pStyle w:val="Heading3"/>
+        <w:spacing w:after="120" w:before="260" w:line="260"/>
+      </w:pPr>
+      <w:r>
+        <w:rPr>
+          <w:rFonts w:ascii="맑은 고딕" w:cs="맑은 고딕" w:eastAsia="맑은 고딕" w:hAnsi="맑은 고딕"/>
+          <w:b/>
+          <w:bCs/>
+          <w:color w:val="241B12"/>
+          <w:sz w:val="21"/>
+          <w:szCs w:val="21"/>
+        </w:rPr>
+        <w:t xml:space="preserve">증상</w:t>
+      </w:r>
+    </w:p>
+    <w:p>
+      <w:pPr>
+        <w:spacing w:after="140" w:before="0" w:line="260"/>
+      </w:pPr>
+      <w:r>
+        <w:t>웨이포인트 A로 주행을 시작한 뒤 도착 전에 다른 웨이포인트 B를 선택해 다시 '이 웨이포인트로 주행'을 클릭하면, DB(robot_session/nav_goal_log)에는 A/B 두 세션 모두 status='failed'로 기록됐다. 그런데 실제 로봇은 정지하지 않고 A를 향해 계속 이동했고, 이 상태에서 '정지' 버튼을 눌러도 로봇이 멈추지 않았다.</w:t>
+      </w:r>
+    </w:p>
+    <w:tbl>
+      <w:tblPr>
+        <w:tblW w:type="dxa" w:w="9746"/>
+        <w:tblBorders>
+          <w:top w:val="single" w:color="DEDEDE" w:sz="6"/>
+          <w:left w:val="single" w:color="DEDEDE" w:sz="6"/>
+          <w:bottom w:val="single" w:color="DEDEDE" w:sz="6"/>
+          <w:right w:val="single" w:color="DEDEDE" w:sz="6"/>
+          <w:insideH w:val="single" w:color="DEDEDE" w:sz="6"/>
+          <w:insideV w:val="single" w:color="DEDEDE" w:sz="6"/>
+        </w:tblBorders>
+      </w:tblPr>
+      <w:tblGrid>
+        <w:gridCol w:w="9746"/>
+      </w:tblGrid>
+      <w:tr>
+        <w:tc>
+          <w:tcPr>
+            <w:tcW w:type="dxa" w:w="9746"/>
+            <w:tcBorders>
+              <w:top w:val="single" w:color="DEDEDE" w:sz="6"/>
+              <w:left w:val="single" w:color="DEDEDE" w:sz="6"/>
+              <w:bottom w:val="single" w:color="DEDEDE" w:sz="6"/>
+              <w:right w:val="single" w:color="DEDEDE" w:sz="6"/>
+            </w:tcBorders>
+            <w:shd w:fill="F7F8FA" w:color="auto" w:val="clear"/>
+            <w:tcMar>
+              <w:top w:type="dxa" w:w="140"/>
+              <w:left w:type="dxa" w:w="160"/>
+              <w:bottom w:type="dxa" w:w="140"/>
+              <w:right w:type="dxa" w:w="160"/>
+            </w:tcMar>
+          </w:tcPr>
+          <w:p>
+            <w:pPr>
+              <w:spacing w:after="20" w:line="240"/>
+            </w:pPr>
+            <w:r>
+              <w:t>$ (별도 캡처 로그 없음)</w:t>
+            </w:r>
+          </w:p>
+          <w:p>
+            <w:pPr>
+              <w:spacing w:after="20" w:line="240"/>
+            </w:pPr>
+            <w:r>
+              <w:t>GUI 상태 텍스트 및 DB robot_session/nav_goal_log 조회로 확인 — 정확한 캡처는 남기지 않음</w:t>
+            </w:r>
+          </w:p>
+        </w:tc>
+      </w:tr>
+    </w:tbl>
+    <w:p>
+      <w:pPr>
+        <w:pStyle w:val="Heading3"/>
+        <w:spacing w:after="120" w:before="260" w:line="260"/>
+      </w:pPr>
+      <w:r>
+        <w:rPr>
+          <w:rFonts w:ascii="맑은 고딕" w:cs="맑은 고딕" w:eastAsia="맑은 고딕" w:hAnsi="맑은 고딕"/>
+          <w:b/>
+          <w:bCs/>
+          <w:color w:val="241B12"/>
+          <w:sz w:val="21"/>
+          <w:szCs w:val="21"/>
+        </w:rPr>
+        <w:t xml:space="preserve">재현 절차</w:t>
+      </w:r>
+    </w:p>
+    <w:tbl>
+      <w:tblPr>
+        <w:tblW w:type="dxa" w:w="9746"/>
+        <w:tblBorders>
+          <w:top w:val="single" w:color="DEDEDE" w:sz="6"/>
+          <w:left w:val="single" w:color="DEDEDE" w:sz="6"/>
+          <w:bottom w:val="single" w:color="DEDEDE" w:sz="6"/>
+          <w:right w:val="single" w:color="DEDEDE" w:sz="6"/>
+          <w:insideH w:val="single" w:color="DEDEDE" w:sz="6"/>
+          <w:insideV w:val="single" w:color="DEDEDE" w:sz="6"/>
+        </w:tblBorders>
+      </w:tblPr>
+      <w:tblGrid>
+        <w:gridCol w:w="1500"/>
+        <w:gridCol w:w="3000"/>
+        <w:gridCol w:w="5246"/>
+      </w:tblGrid>
+      <w:tr>
+        <w:trPr>
+          <w:tblHeader/>
+        </w:trPr>
+        <w:tc>
+          <w:tcPr>
+            <w:tcW w:type="dxa" w:w="1500"/>
+            <w:tcBorders>
+              <w:top w:val="single" w:color="49361D" w:sz="6"/>
+              <w:left w:val="single" w:color="49361D" w:sz="6"/>
+              <w:bottom w:val="single" w:color="49361D" w:sz="6"/>
+              <w:right w:val="single" w:color="49361D" w:sz="6"/>
+            </w:tcBorders>
+            <w:shd w:fill="241B12" w:color="auto" w:val="clear"/>
+            <w:tcMar>
+              <w:top w:type="dxa" w:w="90"/>
+              <w:left w:type="dxa" w:w="110"/>
+              <w:bottom w:type="dxa" w:w="90"/>
+              <w:right w:type="dxa" w:w="110"/>
+            </w:tcMar>
+            <w:vAlign w:val="center"/>
+          </w:tcPr>
+          <w:p>
+            <w:pPr>
+              <w:spacing w:after="0" w:before="0" w:line="260"/>
+            </w:pPr>
+            <w:r>
+              <w:rPr>
+                <w:rFonts w:ascii="맑은 고딕" w:cs="맑은 고딕" w:eastAsia="맑은 고딕" w:hAnsi="맑은 고딕"/>
+                <w:b/>
+                <w:bCs/>
+                <w:color w:val="F4CF87"/>
+                <w:sz w:val="17"/>
+                <w:szCs w:val="17"/>
+              </w:rPr>
+              <w:t xml:space="preserve">#</w:t>
+            </w:r>
+          </w:p>
+        </w:tc>
+        <w:tc>
+          <w:tcPr>
+            <w:tcW w:type="dxa" w:w="3000"/>
+            <w:tcBorders>
+              <w:top w:val="single" w:color="49361D" w:sz="6"/>
+              <w:left w:val="single" w:color="49361D" w:sz="6"/>
+              <w:bottom w:val="single" w:color="49361D" w:sz="6"/>
+              <w:right w:val="single" w:color="49361D" w:sz="6"/>
+            </w:tcBorders>
+            <w:shd w:fill="241B12" w:color="auto" w:val="clear"/>
+            <w:tcMar>
+              <w:top w:type="dxa" w:w="90"/>
+              <w:left w:type="dxa" w:w="110"/>
+              <w:bottom w:type="dxa" w:w="90"/>
+              <w:right w:type="dxa" w:w="110"/>
+            </w:tcMar>
+            <w:vAlign w:val="center"/>
+          </w:tcPr>
+          <w:p>
+            <w:pPr>
+              <w:spacing w:after="0" w:before="0" w:line="260"/>
+            </w:pPr>
+            <w:r>
+              <w:rPr>
+                <w:rFonts w:ascii="맑은 고딕" w:cs="맑은 고딕" w:eastAsia="맑은 고딕" w:hAnsi="맑은 고딕"/>
+                <w:b/>
+                <w:bCs/>
+                <w:color w:val="F4CF87"/>
+                <w:sz w:val="17"/>
+                <w:szCs w:val="17"/>
+              </w:rPr>
+              <w:t xml:space="preserve">동작</w:t>
+            </w:r>
+          </w:p>
+        </w:tc>
+        <w:tc>
+          <w:tcPr>
+            <w:tcW w:type="dxa" w:w="5246"/>
+            <w:tcBorders>
+              <w:top w:val="single" w:color="49361D" w:sz="6"/>
+              <w:left w:val="single" w:color="49361D" w:sz="6"/>
+              <w:bottom w:val="single" w:color="49361D" w:sz="6"/>
+              <w:right w:val="single" w:color="49361D" w:sz="6"/>
+            </w:tcBorders>
+            <w:shd w:fill="241B12" w:color="auto" w:val="clear"/>
+            <w:tcMar>
+              <w:top w:type="dxa" w:w="90"/>
+              <w:left w:type="dxa" w:w="110"/>
+              <w:bottom w:type="dxa" w:w="90"/>
+              <w:right w:type="dxa" w:w="110"/>
+            </w:tcMar>
+            <w:vAlign w:val="center"/>
+          </w:tcPr>
+          <w:p>
+            <w:pPr>
+              <w:spacing w:after="0" w:before="0" w:line="260"/>
+            </w:pPr>
+            <w:r>
+              <w:rPr>
+                <w:rFonts w:ascii="맑은 고딕" w:cs="맑은 고딕" w:eastAsia="맑은 고딕" w:hAnsi="맑은 고딕"/>
+                <w:b/>
+                <w:bCs/>
+                <w:color w:val="F4CF87"/>
+                <w:sz w:val="17"/>
+                <w:szCs w:val="17"/>
+              </w:rPr>
+              <w:t xml:space="preserve">결과</w:t>
+            </w:r>
+          </w:p>
+        </w:tc>
+      </w:tr>
+      <w:tr>
+        <w:tc>
+          <w:tcPr>
+            <w:tcW w:type="dxa" w:w="1500"/>
+            <w:tcBorders>
+              <w:top w:val="single" w:color="DEDEDE" w:sz="6"/>
+              <w:left w:val="single" w:color="DEDEDE" w:sz="6"/>
+              <w:bottom w:val="single" w:color="DEDEDE" w:sz="6"/>
+              <w:right w:val="single" w:color="DEDEDE" w:sz="6"/>
+            </w:tcBorders>
+            <w:tcMar>
+              <w:top w:type="dxa" w:w="70"/>
+              <w:left w:type="dxa" w:w="110"/>
+              <w:bottom w:type="dxa" w:w="70"/>
+              <w:right w:type="dxa" w:w="110"/>
+            </w:tcMar>
+            <w:vAlign w:val="center"/>
+          </w:tcPr>
+          <w:p>
+            <w:r>
+              <w:t>1</w:t>
+            </w:r>
+          </w:p>
+        </w:tc>
+        <w:tc>
+          <w:tcPr>
+            <w:tcW w:type="dxa" w:w="3000"/>
+            <w:tcBorders>
+              <w:top w:val="single" w:color="DEDEDE" w:sz="6"/>
+              <w:left w:val="single" w:color="DEDEDE" w:sz="6"/>
+              <w:bottom w:val="single" w:color="DEDEDE" w:sz="6"/>
+              <w:right w:val="single" w:color="DEDEDE" w:sz="6"/>
+            </w:tcBorders>
+            <w:tcMar>
+              <w:top w:type="dxa" w:w="70"/>
+              <w:left w:type="dxa" w:w="110"/>
+              <w:bottom w:type="dxa" w:w="70"/>
+              <w:right w:type="dxa" w:w="110"/>
+            </w:tcMar>
+            <w:vAlign w:val="center"/>
+          </w:tcPr>
+          <w:p>
+            <w:r>
+              <w:t>웨이포인트 A 선택 후 '이 웨이포인트로 주행' 클릭</w:t>
+            </w:r>
+          </w:p>
+        </w:tc>
+        <w:tc>
+          <w:tcPr>
+            <w:tcW w:type="dxa" w:w="5246"/>
+            <w:tcBorders>
+              <w:top w:val="single" w:color="DEDEDE" w:sz="6"/>
+              <w:left w:val="single" w:color="DEDEDE" w:sz="6"/>
+              <w:bottom w:val="single" w:color="DEDEDE" w:sz="6"/>
+              <w:right w:val="single" w:color="DEDEDE" w:sz="6"/>
+            </w:tcBorders>
+            <w:tcMar>
+              <w:top w:type="dxa" w:w="70"/>
+              <w:left w:type="dxa" w:w="110"/>
+              <w:bottom w:type="dxa" w:w="70"/>
+              <w:right w:type="dxa" w:w="110"/>
+            </w:tcMar>
+            <w:vAlign w:val="center"/>
+          </w:tcPr>
+          <w:p>
+            <w:r>
+              <w:t>로봇이 A로 주행 시작, robot_session 1행 생성(status=running)</w:t>
+            </w:r>
+          </w:p>
+        </w:tc>
+      </w:tr>
+      <w:tr>
+        <w:tc>
+          <w:tcPr>
+            <w:tcW w:type="dxa" w:w="1500"/>
+            <w:tcBorders>
+              <w:top w:val="single" w:color="DEDEDE" w:sz="6"/>
+              <w:left w:val="single" w:color="DEDEDE" w:sz="6"/>
+              <w:bottom w:val="single" w:color="DEDEDE" w:sz="6"/>
+              <w:right w:val="single" w:color="DEDEDE" w:sz="6"/>
+            </w:tcBorders>
+            <w:shd w:fill="FAFAFA" w:color="auto" w:val="clear"/>
+            <w:tcMar>
+              <w:top w:type="dxa" w:w="70"/>
+              <w:left w:type="dxa" w:w="110"/>
+              <w:bottom w:type="dxa" w:w="70"/>
+              <w:right w:type="dxa" w:w="110"/>
+            </w:tcMar>
+            <w:vAlign w:val="center"/>
+          </w:tcPr>
+          <w:p>
+            <w:r>
+              <w:t>2</w:t>
+            </w:r>
+          </w:p>
+        </w:tc>
+        <w:tc>
+          <w:tcPr>
+            <w:tcW w:type="dxa" w:w="3000"/>
+            <w:tcBorders>
+              <w:top w:val="single" w:color="DEDEDE" w:sz="6"/>
+              <w:left w:val="single" w:color="DEDEDE" w:sz="6"/>
+              <w:bottom w:val="single" w:color="DEDEDE" w:sz="6"/>
+              <w:right w:val="single" w:color="DEDEDE" w:sz="6"/>
+            </w:tcBorders>
+            <w:shd w:fill="FAFAFA" w:color="auto" w:val="clear"/>
+            <w:tcMar>
+              <w:top w:type="dxa" w:w="70"/>
+              <w:left w:type="dxa" w:w="110"/>
+              <w:bottom w:type="dxa" w:w="70"/>
+              <w:right w:type="dxa" w:w="110"/>
+            </w:tcMar>
+            <w:vAlign w:val="center"/>
+          </w:tcPr>
+          <w:p>
+            <w:r>
+              <w:t>A 도착 전 웨이포인트 B를 선택해 '이 웨이포인트로 주행' 클릭</w:t>
+            </w:r>
+          </w:p>
+        </w:tc>
+        <w:tc>
+          <w:tcPr>
+            <w:tcW w:type="dxa" w:w="5246"/>
+            <w:tcBorders>
+              <w:top w:val="single" w:color="DEDEDE" w:sz="6"/>
+              <w:left w:val="single" w:color="DEDEDE" w:sz="6"/>
+              <w:bottom w:val="single" w:color="DEDEDE" w:sz="6"/>
+              <w:right w:val="single" w:color="DEDEDE" w:sz="6"/>
+            </w:tcBorders>
+            <w:shd w:fill="FAFAFA" w:color="auto" w:val="clear"/>
+            <w:tcMar>
+              <w:top w:type="dxa" w:w="70"/>
+              <w:left w:type="dxa" w:w="110"/>
+              <w:bottom w:type="dxa" w:w="70"/>
+              <w:right w:type="dxa" w:w="110"/>
+            </w:tcMar>
+            <w:vAlign w:val="center"/>
+          </w:tcPr>
+          <w:p>
+            <w:r>
+              <w:t>B용 새 robot_session이 즉시 failed로 마감되고, 다음 주행 시작 시 정리 로직 때문에 A의 세션도 failed로 마감됨(DB상 정리는 됐지만 로봇은 계속 A로 주행 중이라 실제 상태와 불일치)</w:t>
+            </w:r>
+          </w:p>
+        </w:tc>
+      </w:tr>
+      <w:tr>
+        <w:tc>
+          <w:tcPr>
+            <w:tcW w:type="dxa" w:w="1500"/>
+            <w:tcBorders>
+              <w:top w:val="single" w:color="DEDEDE" w:sz="6"/>
+              <w:left w:val="single" w:color="DEDEDE" w:sz="6"/>
+              <w:bottom w:val="single" w:color="DEDEDE" w:sz="6"/>
+              <w:right w:val="single" w:color="DEDEDE" w:sz="6"/>
+            </w:tcBorders>
+            <w:tcMar>
+              <w:top w:type="dxa" w:w="70"/>
+              <w:left w:type="dxa" w:w="110"/>
+              <w:bottom w:type="dxa" w:w="70"/>
+              <w:right w:type="dxa" w:w="110"/>
+            </w:tcMar>
+            <w:vAlign w:val="center"/>
+          </w:tcPr>
+          <w:p>
+            <w:r>
+              <w:t>3</w:t>
+            </w:r>
+          </w:p>
+        </w:tc>
+        <w:tc>
+          <w:tcPr>
+            <w:tcW w:type="dxa" w:w="3000"/>
+            <w:tcBorders>
+              <w:top w:val="single" w:color="DEDEDE" w:sz="6"/>
+              <w:left w:val="single" w:color="DEDEDE" w:sz="6"/>
+              <w:bottom w:val="single" w:color="DEDEDE" w:sz="6"/>
+              <w:right w:val="single" w:color="DEDEDE" w:sz="6"/>
+            </w:tcBorders>
+            <w:tcMar>
+              <w:top w:type="dxa" w:w="70"/>
+              <w:left w:type="dxa" w:w="110"/>
+              <w:bottom w:type="dxa" w:w="70"/>
+              <w:right w:type="dxa" w:w="110"/>
+            </w:tcMar>
+            <w:vAlign w:val="center"/>
+          </w:tcPr>
+          <w:p>
+            <w:r>
+              <w:t>'정지' 버튼 클릭</w:t>
+            </w:r>
+          </w:p>
+        </w:tc>
+        <w:tc>
+          <w:tcPr>
+            <w:tcW w:type="dxa" w:w="5246"/>
+            <w:tcBorders>
+              <w:top w:val="single" w:color="DEDEDE" w:sz="6"/>
+              <w:left w:val="single" w:color="DEDEDE" w:sz="6"/>
+              <w:bottom w:val="single" w:color="DEDEDE" w:sz="6"/>
+              <w:right w:val="single" w:color="DEDEDE" w:sz="6"/>
+            </w:tcBorders>
+            <w:tcMar>
+              <w:top w:type="dxa" w:w="70"/>
+              <w:left w:type="dxa" w:w="110"/>
+              <w:bottom w:type="dxa" w:w="70"/>
+              <w:right w:type="dxa" w:w="110"/>
+            </w:tcMar>
+            <w:vAlign w:val="center"/>
+          </w:tcPr>
+          <w:p>
+            <w:r>
+              <w:t>로봇이 멈추지 않고 A를 향해 계속 이동</w:t>
+            </w:r>
+          </w:p>
+        </w:tc>
+      </w:tr>
+    </w:tbl>
+    <w:p>
+      <w:pPr>
+        <w:spacing w:after="140" w:before="0" w:line="260"/>
+      </w:pPr>
+      <w:r>
+        <w:t>사용자 실사용 중 매 시도 재현 보고(정확한 횟수는 기록하지 않음). 수정 후 실기 재검증(2026-08-09) 완료: 버튼이 잠긴 상태에서 정지/취소를 해야만 다음 웨이포인트 주행이 가능함을 확인.</w:t>
+      </w:r>
+    </w:p>
+    <w:p>
+      <w:pPr>
+        <w:pStyle w:val="Heading3"/>
+        <w:spacing w:after="120" w:before="260" w:line="260"/>
+      </w:pPr>
+      <w:r>
+        <w:rPr>
+          <w:rFonts w:ascii="맑은 고딕" w:cs="맑은 고딕" w:eastAsia="맑은 고딕" w:hAnsi="맑은 고딕"/>
+          <w:b/>
+          <w:bCs/>
+          <w:color w:val="241B12"/>
+          <w:sz w:val="21"/>
+          <w:szCs w:val="21"/>
+        </w:rPr>
+        <w:t xml:space="preserve">진단 과정</w:t>
+      </w:r>
+    </w:p>
+    <w:tbl>
+      <w:tblPr>
+        <w:tblW w:type="dxa" w:w="9746"/>
+        <w:tblBorders>
+          <w:top w:val="single" w:color="DEDEDE" w:sz="6"/>
+          <w:left w:val="single" w:color="DEDEDE" w:sz="6"/>
+          <w:bottom w:val="single" w:color="DEDEDE" w:sz="6"/>
+          <w:right w:val="single" w:color="DEDEDE" w:sz="6"/>
+          <w:insideH w:val="single" w:color="DEDEDE" w:sz="6"/>
+          <w:insideV w:val="single" w:color="DEDEDE" w:sz="6"/>
+        </w:tblBorders>
+      </w:tblPr>
+      <w:tblGrid>
+        <w:gridCol w:w="1500"/>
+        <w:gridCol w:w="3000"/>
+        <w:gridCol w:w="5246"/>
+      </w:tblGrid>
+      <w:tr>
+        <w:trPr>
+          <w:tblHeader/>
+        </w:trPr>
+        <w:tc>
+          <w:tcPr>
+            <w:tcW w:type="dxa" w:w="1500"/>
+            <w:tcBorders>
+              <w:top w:val="single" w:color="49361D" w:sz="6"/>
+              <w:left w:val="single" w:color="49361D" w:sz="6"/>
+              <w:bottom w:val="single" w:color="49361D" w:sz="6"/>
+              <w:right w:val="single" w:color="49361D" w:sz="6"/>
+            </w:tcBorders>
+            <w:shd w:fill="241B12" w:color="auto" w:val="clear"/>
+            <w:tcMar>
+              <w:top w:type="dxa" w:w="90"/>
+              <w:left w:type="dxa" w:w="110"/>
+              <w:bottom w:type="dxa" w:w="90"/>
+              <w:right w:type="dxa" w:w="110"/>
+            </w:tcMar>
+            <w:vAlign w:val="center"/>
+          </w:tcPr>
+          <w:p>
+            <w:pPr>
+              <w:spacing w:after="0" w:before="0" w:line="260"/>
+            </w:pPr>
+            <w:r>
+              <w:rPr>
+                <w:rFonts w:ascii="맑은 고딕" w:cs="맑은 고딕" w:eastAsia="맑은 고딕" w:hAnsi="맑은 고딕"/>
+                <w:b/>
+                <w:bCs/>
+                <w:color w:val="F4CF87"/>
+                <w:sz w:val="17"/>
+                <w:szCs w:val="17"/>
+              </w:rPr>
+              <w:t xml:space="preserve">가설</w:t>
+            </w:r>
+          </w:p>
+        </w:tc>
+        <w:tc>
+          <w:tcPr>
+            <w:tcW w:type="dxa" w:w="3000"/>
+            <w:tcBorders>
+              <w:top w:val="single" w:color="49361D" w:sz="6"/>
+              <w:left w:val="single" w:color="49361D" w:sz="6"/>
+              <w:bottom w:val="single" w:color="49361D" w:sz="6"/>
+              <w:right w:val="single" w:color="49361D" w:sz="6"/>
+            </w:tcBorders>
+            <w:shd w:fill="241B12" w:color="auto" w:val="clear"/>
+            <w:tcMar>
+              <w:top w:type="dxa" w:w="90"/>
+              <w:left w:type="dxa" w:w="110"/>
+              <w:bottom w:type="dxa" w:w="90"/>
+              <w:right w:type="dxa" w:w="110"/>
+            </w:tcMar>
+            <w:vAlign w:val="center"/>
+          </w:tcPr>
+          <w:p>
+            <w:pPr>
+              <w:spacing w:after="0" w:before="0" w:line="260"/>
+            </w:pPr>
+            <w:r>
+              <w:rPr>
+                <w:rFonts w:ascii="맑은 고딕" w:cs="맑은 고딕" w:eastAsia="맑은 고딕" w:hAnsi="맑은 고딕"/>
+                <w:b/>
+                <w:bCs/>
+                <w:color w:val="F4CF87"/>
+                <w:sz w:val="17"/>
+                <w:szCs w:val="17"/>
+              </w:rPr>
+              <w:t xml:space="preserve">확인 방법</w:t>
+            </w:r>
+          </w:p>
+        </w:tc>
+        <w:tc>
+          <w:tcPr>
+            <w:tcW w:type="dxa" w:w="5246"/>
+            <w:tcBorders>
+              <w:top w:val="single" w:color="49361D" w:sz="6"/>
+              <w:left w:val="single" w:color="49361D" w:sz="6"/>
+              <w:bottom w:val="single" w:color="49361D" w:sz="6"/>
+              <w:right w:val="single" w:color="49361D" w:sz="6"/>
+            </w:tcBorders>
+            <w:shd w:fill="241B12" w:color="auto" w:val="clear"/>
+            <w:tcMar>
+              <w:top w:type="dxa" w:w="90"/>
+              <w:left w:type="dxa" w:w="110"/>
+              <w:bottom w:type="dxa" w:w="90"/>
+              <w:right w:type="dxa" w:w="110"/>
+            </w:tcMar>
+            <w:vAlign w:val="center"/>
+          </w:tcPr>
+          <w:p>
+            <w:pPr>
+              <w:spacing w:after="0" w:before="0" w:line="260"/>
+            </w:pPr>
+            <w:r>
+              <w:rPr>
+                <w:rFonts w:ascii="맑은 고딕" w:cs="맑은 고딕" w:eastAsia="맑은 고딕" w:hAnsi="맑은 고딕"/>
+                <w:b/>
+                <w:bCs/>
+                <w:color w:val="F4CF87"/>
+                <w:sz w:val="17"/>
+                <w:szCs w:val="17"/>
+              </w:rPr>
+              <w:t xml:space="preserve">결과</w:t>
+            </w:r>
+          </w:p>
+        </w:tc>
+      </w:tr>
+      <w:tr>
+        <w:tc>
+          <w:tcPr>
+            <w:tcW w:type="dxa" w:w="1500"/>
+            <w:tcBorders>
+              <w:top w:val="single" w:color="DEDEDE" w:sz="6"/>
+              <w:left w:val="single" w:color="DEDEDE" w:sz="6"/>
+              <w:bottom w:val="single" w:color="DEDEDE" w:sz="6"/>
+              <w:right w:val="single" w:color="DEDEDE" w:sz="6"/>
+            </w:tcBorders>
+            <w:tcMar>
+              <w:top w:type="dxa" w:w="70"/>
+              <w:left w:type="dxa" w:w="110"/>
+              <w:bottom w:type="dxa" w:w="70"/>
+              <w:right w:type="dxa" w:w="110"/>
+            </w:tcMar>
+            <w:vAlign w:val="center"/>
+          </w:tcPr>
+          <w:p>
+            <w:r>
+              <w:t>GUI가 주행 중에도 주행 버튼을 막지 않아 두 번째 요청이 그대로 전송된다</w:t>
+            </w:r>
+          </w:p>
+        </w:tc>
+        <w:tc>
+          <w:tcPr>
+            <w:tcW w:type="dxa" w:w="3000"/>
+            <w:tcBorders>
+              <w:top w:val="single" w:color="DEDEDE" w:sz="6"/>
+              <w:left w:val="single" w:color="DEDEDE" w:sz="6"/>
+              <w:bottom w:val="single" w:color="DEDEDE" w:sz="6"/>
+              <w:right w:val="single" w:color="DEDEDE" w:sz="6"/>
+            </w:tcBorders>
+            <w:tcMar>
+              <w:top w:type="dxa" w:w="70"/>
+              <w:left w:type="dxa" w:w="110"/>
+              <w:bottom w:type="dxa" w:w="70"/>
+              <w:right w:type="dxa" w:w="110"/>
+            </w:tcMar>
+            <w:vAlign w:val="center"/>
+          </w:tcPr>
+          <w:p>
+            <w:r>
+              <w:t>WaypointManagementPage::updateNavButtonsEnabled() 코드 검토</w:t>
+            </w:r>
+          </w:p>
+        </w:tc>
+        <w:tc>
+          <w:tcPr>
+            <w:tcW w:type="dxa" w:w="5246"/>
+            <w:tcBorders>
+              <w:top w:val="single" w:color="DEDEDE" w:sz="6"/>
+              <w:left w:val="single" w:color="DEDEDE" w:sz="6"/>
+              <w:bottom w:val="single" w:color="DEDEDE" w:sz="6"/>
+              <w:right w:val="single" w:color="DEDEDE" w:sz="6"/>
+            </w:tcBorders>
+            <w:tcMar>
+              <w:top w:type="dxa" w:w="70"/>
+              <w:left w:type="dxa" w:w="110"/>
+              <w:bottom w:type="dxa" w:w="70"/>
+              <w:right w:type="dxa" w:w="110"/>
+            </w:tcMar>
+            <w:vAlign w:val="center"/>
+          </w:tcPr>
+          <w:p>
+            <w:r>
+              <w:t>맞음 — nav2Connected/AMCL 위치 여부만 보고 활성화, '주행 중' 상태 체크가 아예 없었음</w:t>
+            </w:r>
+          </w:p>
+        </w:tc>
+      </w:tr>
+      <w:tr>
+        <w:tc>
+          <w:tcPr>
+            <w:tcW w:type="dxa" w:w="1500"/>
+            <w:tcBorders>
+              <w:top w:val="single" w:color="DEDEDE" w:sz="6"/>
+              <w:left w:val="single" w:color="DEDEDE" w:sz="6"/>
+              <w:bottom w:val="single" w:color="DEDEDE" w:sz="6"/>
+              <w:right w:val="single" w:color="DEDEDE" w:sz="6"/>
+            </w:tcBorders>
+            <w:shd w:fill="FAFAFA" w:color="auto" w:val="clear"/>
+            <w:tcMar>
+              <w:top w:type="dxa" w:w="70"/>
+              <w:left w:type="dxa" w:w="110"/>
+              <w:bottom w:type="dxa" w:w="70"/>
+              <w:right w:type="dxa" w:w="110"/>
+            </w:tcMar>
+            <w:vAlign w:val="center"/>
+          </w:tcPr>
+          <w:p>
+            <w:r>
+              <w:t>Nav2 액션 클라이언트가 새 goal 전송 시 이전 goal을 자동으로 선점 취소해준다</w:t>
+            </w:r>
+          </w:p>
+        </w:tc>
+        <w:tc>
+          <w:tcPr>
+            <w:tcW w:type="dxa" w:w="3000"/>
+            <w:tcBorders>
+              <w:top w:val="single" w:color="DEDEDE" w:sz="6"/>
+              <w:left w:val="single" w:color="DEDEDE" w:sz="6"/>
+              <w:bottom w:val="single" w:color="DEDEDE" w:sz="6"/>
+              <w:right w:val="single" w:color="DEDEDE" w:sz="6"/>
+            </w:tcBorders>
+            <w:shd w:fill="FAFAFA" w:color="auto" w:val="clear"/>
+            <w:tcMar>
+              <w:top w:type="dxa" w:w="70"/>
+              <w:left w:type="dxa" w:w="110"/>
+              <w:bottom w:type="dxa" w:w="70"/>
+              <w:right w:type="dxa" w:w="110"/>
+            </w:tcMar>
+            <w:vAlign w:val="center"/>
+          </w:tcPr>
+          <w:p>
+            <w:r>
+              <w:t>nav2navigationservice.cpp의 navigateToPose/followWaypoints 구현 검토</w:t>
+            </w:r>
+          </w:p>
+        </w:tc>
+        <w:tc>
+          <w:tcPr>
+            <w:tcW w:type="dxa" w:w="5246"/>
+            <w:tcBorders>
+              <w:top w:val="single" w:color="DEDEDE" w:sz="6"/>
+              <w:left w:val="single" w:color="DEDEDE" w:sz="6"/>
+              <w:bottom w:val="single" w:color="DEDEDE" w:sz="6"/>
+              <w:right w:val="single" w:color="DEDEDE" w:sz="6"/>
+            </w:tcBorders>
+            <w:shd w:fill="FAFAFA" w:color="auto" w:val="clear"/>
+            <w:tcMar>
+              <w:top w:type="dxa" w:w="70"/>
+              <w:left w:type="dxa" w:w="110"/>
+              <w:bottom w:type="dxa" w:w="70"/>
+              <w:right w:type="dxa" w:w="110"/>
+            </w:tcMar>
+            <w:vAlign w:val="center"/>
+          </w:tcPr>
+          <w:p>
+            <w:r>
+              <w:t>아님 — 이전 goal 핸들을 취소하지 않고 async_send_goal만 바로 호출</w:t>
+            </w:r>
+          </w:p>
+        </w:tc>
+      </w:tr>
+      <w:tr>
+        <w:tc>
+          <w:tcPr>
+            <w:tcW w:type="dxa" w:w="1500"/>
+            <w:tcBorders>
+              <w:top w:val="single" w:color="DEDEDE" w:sz="6"/>
+              <w:left w:val="single" w:color="DEDEDE" w:sz="6"/>
+              <w:bottom w:val="single" w:color="DEDEDE" w:sz="6"/>
+              <w:right w:val="single" w:color="DEDEDE" w:sz="6"/>
+            </w:tcBorders>
+            <w:shd w:fill="FAFAFA" w:color="auto" w:val="clear"/>
+            <w:tcMar>
+              <w:top w:type="dxa" w:w="70"/>
+              <w:left w:type="dxa" w:w="110"/>
+              <w:bottom w:type="dxa" w:w="70"/>
+              <w:right w:type="dxa" w:w="110"/>
+            </w:tcMar>
+            <w:vAlign w:val="center"/>
+          </w:tcPr>
+          <w:p>
+            <w:r>
+              <w:t>두 세션 모두 fail로 찍히는 건 세션 추적 로직이 여러 세션을 동시에 못 따라가서다</w:t>
+            </w:r>
+          </w:p>
+        </w:tc>
+        <w:tc>
+          <w:tcPr>
+            <w:tcW w:type="dxa" w:w="3000"/>
+            <w:tcBorders>
+              <w:top w:val="single" w:color="DEDEDE" w:sz="6"/>
+              <w:left w:val="single" w:color="DEDEDE" w:sz="6"/>
+              <w:bottom w:val="single" w:color="DEDEDE" w:sz="6"/>
+              <w:right w:val="single" w:color="DEDEDE" w:sz="6"/>
+            </w:tcBorders>
+            <w:shd w:fill="FAFAFA" w:color="auto" w:val="clear"/>
+            <w:tcMar>
+              <w:top w:type="dxa" w:w="70"/>
+              <w:left w:type="dxa" w:w="110"/>
+              <w:bottom w:type="dxa" w:w="70"/>
+              <w:right w:type="dxa" w:w="110"/>
+            </w:tcMar>
+            <w:vAlign w:val="center"/>
+          </w:tcPr>
+          <w:p>
+            <w:r>
+              <w:t>NavGoalLogRecorder::m_activeSessionId 단일 값 추적 구조 확인</w:t>
+            </w:r>
+          </w:p>
+        </w:tc>
+        <w:tc>
+          <w:tcPr>
+            <w:tcW w:type="dxa" w:w="5246"/>
+            <w:tcBorders>
+              <w:top w:val="single" w:color="DEDEDE" w:sz="6"/>
+              <w:left w:val="single" w:color="DEDEDE" w:sz="6"/>
+              <w:bottom w:val="single" w:color="DEDEDE" w:sz="6"/>
+              <w:right w:val="single" w:color="DEDEDE" w:sz="6"/>
+            </w:tcBorders>
+            <w:shd w:fill="FAFAFA" w:color="auto" w:val="clear"/>
+            <w:tcMar>
+              <w:top w:type="dxa" w:w="70"/>
+              <w:left w:type="dxa" w:w="110"/>
+              <w:bottom w:type="dxa" w:w="70"/>
+              <w:right w:type="dxa" w:w="110"/>
+            </w:tcMar>
+            <w:vAlign w:val="center"/>
+          </w:tcPr>
+          <w:p>
+            <w:r>
+              <w:t>맞음 — 세션 하나만 추적, 두 번째 요청 거부 결과가 방금 만든 최신 세션에 잘못 귀속됨</w:t>
+            </w:r>
+          </w:p>
+        </w:tc>
+      </w:tr>
+    </w:tbl>
+    <w:p>
+      <w:pPr>
+        <w:pStyle w:val="Heading3"/>
+        <w:spacing w:after="120" w:before="260" w:line="260"/>
+      </w:pPr>
+      <w:r>
+        <w:rPr>
+          <w:rFonts w:ascii="맑은 고딕" w:cs="맑은 고딕" w:eastAsia="맑은 고딕" w:hAnsi="맑은 고딕"/>
+          <w:b/>
+          <w:bCs/>
+          <w:color w:val="241B12"/>
+          <w:sz w:val="21"/>
+          <w:szCs w:val="21"/>
+        </w:rPr>
+        <w:t xml:space="preserve">원인</w:t>
+      </w:r>
+    </w:p>
+    <w:p>
+      <w:pPr>
+        <w:spacing w:after="140" w:before="0" w:line="260"/>
+      </w:pPr>
+      <w:r>
+        <w:t>확인됨. WaypointManagementPage가 '주행 중' 상태를 추적/차단하지 않아 이전 목표가 진행 중인데도 새 목표를 그대로 Nav2 액션 서버로 전송했고, TurtlebotNavNode::navigateToPose/followWaypoints도 새 goal 전송 전 이전 goal을 취소하는 로직이 없었다. 두 번째 goal이 액션 서버에서 거부되면 GUI/DB상으로는 실패로 보이지만, 이미 접수된 첫 번째 goal은 그대로 실행이 계속돼 로봇이 멈추지 않았다.</w:t>
+      </w:r>
+    </w:p>
+    <w:p>
+      <w:pPr>
+        <w:pStyle w:val="Heading3"/>
+        <w:spacing w:after="120" w:before="260" w:line="260"/>
+      </w:pPr>
+      <w:r>
+        <w:rPr>
+          <w:rFonts w:ascii="맑은 고딕" w:cs="맑은 고딕" w:eastAsia="맑은 고딕" w:hAnsi="맑은 고딕"/>
+          <w:b/>
+          <w:bCs/>
+          <w:color w:val="241B12"/>
+          <w:sz w:val="21"/>
+          <w:szCs w:val="21"/>
+        </w:rPr>
+        <w:t xml:space="preserve">조치</w:t>
+      </w:r>
+    </w:p>
+    <w:tbl>
+      <w:tblPr>
+        <w:tblW w:type="dxa" w:w="9746"/>
+        <w:tblBorders>
+          <w:top w:val="single" w:color="DEDEDE" w:sz="6"/>
+          <w:left w:val="single" w:color="DEDEDE" w:sz="6"/>
+          <w:bottom w:val="single" w:color="DEDEDE" w:sz="6"/>
+          <w:right w:val="single" w:color="DEDEDE" w:sz="6"/>
+          <w:insideH w:val="single" w:color="DEDEDE" w:sz="6"/>
+          <w:insideV w:val="single" w:color="DEDEDE" w:sz="6"/>
+        </w:tblBorders>
+      </w:tblPr>
+      <w:tblGrid>
+        <w:gridCol w:w="1500"/>
+        <w:gridCol w:w="3000"/>
+        <w:gridCol w:w="5246"/>
+      </w:tblGrid>
+      <w:tr>
+        <w:trPr>
+          <w:tblHeader/>
+        </w:trPr>
+        <w:tc>
+          <w:tcPr>
+            <w:tcW w:type="dxa" w:w="1500"/>
+            <w:tcBorders>
+              <w:top w:val="single" w:color="49361D" w:sz="6"/>
+              <w:left w:val="single" w:color="49361D" w:sz="6"/>
+              <w:bottom w:val="single" w:color="49361D" w:sz="6"/>
+              <w:right w:val="single" w:color="49361D" w:sz="6"/>
+            </w:tcBorders>
+            <w:shd w:fill="241B12" w:color="auto" w:val="clear"/>
+            <w:tcMar>
+              <w:top w:type="dxa" w:w="90"/>
+              <w:left w:type="dxa" w:w="110"/>
+              <w:bottom w:type="dxa" w:w="90"/>
+              <w:right w:type="dxa" w:w="110"/>
+            </w:tcMar>
+            <w:vAlign w:val="center"/>
+          </w:tcPr>
+          <w:p>
+            <w:pPr>
+              <w:spacing w:after="0" w:before="0" w:line="260"/>
+            </w:pPr>
+            <w:r>
+              <w:rPr>
+                <w:rFonts w:ascii="맑은 고딕" w:cs="맑은 고딕" w:eastAsia="맑은 고딕" w:hAnsi="맑은 고딕"/>
+                <w:b/>
+                <w:bCs/>
+                <w:color w:val="F4CF87"/>
+                <w:sz w:val="17"/>
+                <w:szCs w:val="17"/>
+              </w:rPr>
+              <w:t xml:space="preserve">대상</w:t>
+            </w:r>
+          </w:p>
+        </w:tc>
+        <w:tc>
+          <w:tcPr>
+            <w:tcW w:type="dxa" w:w="3000"/>
+            <w:tcBorders>
+              <w:top w:val="single" w:color="49361D" w:sz="6"/>
+              <w:left w:val="single" w:color="49361D" w:sz="6"/>
+              <w:bottom w:val="single" w:color="49361D" w:sz="6"/>
+              <w:right w:val="single" w:color="49361D" w:sz="6"/>
+            </w:tcBorders>
+            <w:shd w:fill="241B12" w:color="auto" w:val="clear"/>
+            <w:tcMar>
+              <w:top w:type="dxa" w:w="90"/>
+              <w:left w:type="dxa" w:w="110"/>
+              <w:bottom w:type="dxa" w:w="90"/>
+              <w:right w:type="dxa" w:w="110"/>
+            </w:tcMar>
+            <w:vAlign w:val="center"/>
+          </w:tcPr>
+          <w:p>
+            <w:pPr>
+              <w:spacing w:after="0" w:before="0" w:line="260"/>
+            </w:pPr>
+            <w:r>
+              <w:rPr>
+                <w:rFonts w:ascii="맑은 고딕" w:cs="맑은 고딕" w:eastAsia="맑은 고딕" w:hAnsi="맑은 고딕"/>
+                <w:b/>
+                <w:bCs/>
+                <w:color w:val="F4CF87"/>
+                <w:sz w:val="17"/>
+                <w:szCs w:val="17"/>
+              </w:rPr>
+              <w:t xml:space="preserve">변경 전</w:t>
+            </w:r>
+          </w:p>
+        </w:tc>
+        <w:tc>
+          <w:tcPr>
+            <w:tcW w:type="dxa" w:w="5246"/>
+            <w:tcBorders>
+              <w:top w:val="single" w:color="49361D" w:sz="6"/>
+              <w:left w:val="single" w:color="49361D" w:sz="6"/>
+              <w:bottom w:val="single" w:color="49361D" w:sz="6"/>
+              <w:right w:val="single" w:color="49361D" w:sz="6"/>
+            </w:tcBorders>
+            <w:shd w:fill="241B12" w:color="auto" w:val="clear"/>
+            <w:tcMar>
+              <w:top w:type="dxa" w:w="90"/>
+              <w:left w:type="dxa" w:w="110"/>
+              <w:bottom w:type="dxa" w:w="90"/>
+              <w:right w:type="dxa" w:w="110"/>
+            </w:tcMar>
+            <w:vAlign w:val="center"/>
+          </w:tcPr>
+          <w:p>
+            <w:pPr>
+              <w:spacing w:after="0" w:before="0" w:line="260"/>
+            </w:pPr>
+            <w:r>
+              <w:rPr>
+                <w:rFonts w:ascii="맑은 고딕" w:cs="맑은 고딕" w:eastAsia="맑은 고딕" w:hAnsi="맑은 고딕"/>
+                <w:b/>
+                <w:bCs/>
+                <w:color w:val="F4CF87"/>
+                <w:sz w:val="17"/>
+                <w:szCs w:val="17"/>
+              </w:rPr>
+              <w:t xml:space="preserve">변경 후</w:t>
+            </w:r>
+          </w:p>
+        </w:tc>
+      </w:tr>
+      <w:tr>
+        <w:tc>
+          <w:tcPr>
+            <w:tcW w:type="dxa" w:w="1500"/>
+            <w:tcBorders>
+              <w:top w:val="single" w:color="DEDEDE" w:sz="6"/>
+              <w:left w:val="single" w:color="DEDEDE" w:sz="6"/>
+              <w:bottom w:val="single" w:color="DEDEDE" w:sz="6"/>
+              <w:right w:val="single" w:color="DEDEDE" w:sz="6"/>
+            </w:tcBorders>
+            <w:tcMar>
+              <w:top w:type="dxa" w:w="70"/>
+              <w:left w:type="dxa" w:w="110"/>
+              <w:bottom w:type="dxa" w:w="70"/>
+              <w:right w:type="dxa" w:w="110"/>
+            </w:tcMar>
+            <w:vAlign w:val="center"/>
+          </w:tcPr>
+          <w:p>
+            <w:r>
+              <w:t>WaypointManagementPage(waypointmanagementpage.h/.cpp), DbOperationsOverviewService::startRobotSession</w:t>
+            </w:r>
+          </w:p>
+        </w:tc>
+        <w:tc>
+          <w:tcPr>
+            <w:tcW w:type="dxa" w:w="3000"/>
+            <w:tcBorders>
+              <w:top w:val="single" w:color="DEDEDE" w:sz="6"/>
+              <w:left w:val="single" w:color="DEDEDE" w:sz="6"/>
+              <w:bottom w:val="single" w:color="DEDEDE" w:sz="6"/>
+              <w:right w:val="single" w:color="DEDEDE" w:sz="6"/>
+            </w:tcBorders>
+            <w:tcMar>
+              <w:top w:type="dxa" w:w="70"/>
+              <w:left w:type="dxa" w:w="110"/>
+              <w:bottom w:type="dxa" w:w="70"/>
+              <w:right w:type="dxa" w:w="110"/>
+            </w:tcMar>
+            <w:vAlign w:val="center"/>
+          </w:tcPr>
+          <w:p>
+            <w:r>
+              <w:t>updateNavButtonsEnabled()가 nav2Connected+AMCL 위치만 보고 주행 버튼 활성화 — 주행 중에도 버튼이 눌림. 이전 미완료 세션도 정리 안 됨</w:t>
+            </w:r>
+          </w:p>
+        </w:tc>
+        <w:tc>
+          <w:tcPr>
+            <w:tcW w:type="dxa" w:w="5246"/>
+            <w:tcBorders>
+              <w:top w:val="single" w:color="DEDEDE" w:sz="6"/>
+              <w:left w:val="single" w:color="DEDEDE" w:sz="6"/>
+              <w:bottom w:val="single" w:color="DEDEDE" w:sz="6"/>
+              <w:right w:val="single" w:color="DEDEDE" w:sz="6"/>
+            </w:tcBorders>
+            <w:tcMar>
+              <w:top w:type="dxa" w:w="70"/>
+              <w:left w:type="dxa" w:w="110"/>
+              <w:bottom w:type="dxa" w:w="70"/>
+              <w:right w:type="dxa" w:w="110"/>
+            </w:tcMar>
+            <w:vAlign w:val="center"/>
+          </w:tcPr>
+          <w:p>
+            <w:r>
+              <w:t>m_navigating 플래그를 navSessionStarted~navSessionFinished 사이 true로 유지, 주행 중엔 주행 버튼 비활성화(텍스트 '주행 중...'), '정지' 버튼은 반대로 주행 중일 때만 활성화. startRobotSession 시작 시 같은 로봇의 이전 미완료 세션/목표를 failed로 정리하는 로직 추가</w:t>
+            </w:r>
+          </w:p>
+        </w:tc>
+      </w:tr>
+    </w:tbl>
+    <w:tbl>
+      <w:tblPr>
+        <w:tblW w:type="dxa" w:w="9746"/>
+        <w:tblBorders>
+          <w:top w:val="single" w:color="DEDEDE" w:sz="6"/>
+          <w:left w:val="single" w:color="DEDEDE" w:sz="6"/>
+          <w:bottom w:val="single" w:color="DEDEDE" w:sz="6"/>
+          <w:right w:val="single" w:color="DEDEDE" w:sz="6"/>
+          <w:insideH w:val="single" w:color="DEDEDE" w:sz="6"/>
+          <w:insideV w:val="single" w:color="DEDEDE" w:sz="6"/>
+        </w:tblBorders>
+      </w:tblPr>
+      <w:tblGrid>
+        <w:gridCol w:w="9746"/>
+      </w:tblGrid>
+      <w:tr>
+        <w:tc>
+          <w:tcPr>
+            <w:tcW w:type="dxa" w:w="9746"/>
+            <w:tcBorders>
+              <w:top w:val="single" w:color="DEDEDE" w:sz="6"/>
+              <w:left w:val="single" w:color="DEDEDE" w:sz="6"/>
+              <w:bottom w:val="single" w:color="DEDEDE" w:sz="6"/>
+              <w:right w:val="single" w:color="DEDEDE" w:sz="6"/>
+            </w:tcBorders>
+            <w:shd w:fill="F7F8FA" w:color="auto" w:val="clear"/>
+            <w:tcMar>
+              <w:top w:type="dxa" w:w="140"/>
+              <w:left w:type="dxa" w:w="160"/>
+              <w:bottom w:type="dxa" w:w="140"/>
+              <w:right w:type="dxa" w:w="160"/>
+            </w:tcMar>
+          </w:tcPr>
+          <w:p>
+            <w:pPr>
+              <w:spacing w:after="20" w:line="240"/>
+            </w:pPr>
+            <w:r>
+              <w:t># 적용 명령</w:t>
+            </w:r>
+          </w:p>
+          <w:p>
+            <w:pPr>
+              <w:spacing w:after="20" w:line="240"/>
+            </w:pPr>
+            <w:r>
+              <w:t>make medirun_gui  (build/medirun_gui 디렉터리에서 실행 — colcon이 아니라 make를 직접 호출해야 재빌드됨)</w:t>
+            </w:r>
+          </w:p>
+        </w:tc>
+      </w:tr>
+    </w:tbl>
+    <w:p>
+      <w:pPr>
+        <w:pStyle w:val="Heading3"/>
+        <w:spacing w:after="120" w:before="260" w:line="260"/>
+      </w:pPr>
+      <w:r>
+        <w:rPr>
+          <w:rFonts w:ascii="맑은 고딕" w:cs="맑은 고딕" w:eastAsia="맑은 고딕" w:hAnsi="맑은 고딕"/>
+          <w:b/>
+          <w:bCs/>
+          <w:color w:val="241B12"/>
+          <w:sz w:val="21"/>
+          <w:szCs w:val="21"/>
+        </w:rPr>
+        <w:t xml:space="preserve">검증</w:t>
+      </w:r>
+    </w:p>
+    <w:p>
+      <w:pPr>
+        <w:pStyle w:val="ListParagraph"/>
+        <w:numPr>
+          <w:ilvl w:val="0"/>
+          <w:numId w:val="2"/>
+        </w:numPr>
+        <w:spacing w:after="80" w:line="260"/>
+      </w:pPr>
+      <w:r>
+        <w:t>make medirun_gui 빌드 성공 확인(수정 파일: waypointmanagementpage.cpp/h, dboperationsoverviewservice.cpp)</w:t>
+      </w:r>
+    </w:p>
+    <w:p>
+      <w:pPr>
+        <w:pStyle w:val="ListParagraph"/>
+        <w:numPr>
+          <w:ilvl w:val="0"/>
+          <w:numId w:val="2"/>
+        </w:numPr>
+        <w:spacing w:after="80" w:line="260"/>
+      </w:pPr>
+      <w:r>
+        <w:t>코드 리뷰로 navSessionStarted/navSessionFinished 신호 연결과 버튼 enable 조건을 확인. 실제 로봇에서 재재현 테스트 완료(2026-08-09): 주행 중 다른 웨이포인트 버튼이 잠기고, 정지/취소를 해야만 다음 웨이포인트 주행이 시작됨을 확인 — 동시 주행 요청으로 인한 취소 불가/정지 무반응 재발 없음</w:t>
+      </w:r>
+    </w:p>
+    <w:p>
+      <w:pPr>
+        <w:pStyle w:val="Heading3"/>
+        <w:spacing w:after="120" w:before="260" w:line="260"/>
+      </w:pPr>
+      <w:r>
+        <w:rPr>
+          <w:rFonts w:ascii="맑은 고딕" w:cs="맑은 고딕" w:eastAsia="맑은 고딕" w:hAnsi="맑은 고딕"/>
+          <w:b/>
+          <w:bCs/>
+          <w:color w:val="241B12"/>
+          <w:sz w:val="21"/>
+          <w:szCs w:val="21"/>
+        </w:rPr>
+        <w:t xml:space="preserve">재발 방지</w:t>
+      </w:r>
+    </w:p>
+    <w:tbl>
+      <w:tblPr>
+        <w:tblW w:type="dxa" w:w="9746"/>
+        <w:tblBorders>
+          <w:top w:val="single" w:color="DEDEDE" w:sz="6"/>
+          <w:left w:val="single" w:color="DEDEDE" w:sz="6"/>
+          <w:bottom w:val="single" w:color="DEDEDE" w:sz="6"/>
+          <w:right w:val="single" w:color="DEDEDE" w:sz="6"/>
+          <w:insideH w:val="single" w:color="DEDEDE" w:sz="6"/>
+          <w:insideV w:val="single" w:color="DEDEDE" w:sz="6"/>
+        </w:tblBorders>
+      </w:tblPr>
+      <w:tblGrid>
+        <w:gridCol w:w="2600"/>
+        <w:gridCol w:w="7146"/>
+      </w:tblGrid>
+      <w:tr>
+        <w:trPr>
+          <w:tblHeader/>
+        </w:trPr>
+        <w:tc>
+          <w:tcPr>
+            <w:tcW w:type="dxa" w:w="2600"/>
+            <w:tcBorders>
+              <w:top w:val="single" w:color="49361D" w:sz="6"/>
+              <w:left w:val="single" w:color="49361D" w:sz="6"/>
+              <w:bottom w:val="single" w:color="49361D" w:sz="6"/>
+              <w:right w:val="single" w:color="49361D" w:sz="6"/>
+            </w:tcBorders>
+            <w:shd w:fill="241B12" w:color="auto" w:val="clear"/>
+            <w:tcMar>
+              <w:top w:type="dxa" w:w="90"/>
+              <w:left w:type="dxa" w:w="110"/>
+              <w:bottom w:type="dxa" w:w="90"/>
+              <w:right w:type="dxa" w:w="110"/>
+            </w:tcMar>
+            <w:vAlign w:val="center"/>
+          </w:tcPr>
+          <w:p>
+            <w:pPr>
+              <w:spacing w:after="0" w:before="0" w:line="260"/>
+            </w:pPr>
+            <w:r>
+              <w:rPr>
+                <w:rFonts w:ascii="맑은 고딕" w:cs="맑은 고딕" w:eastAsia="맑은 고딕" w:hAnsi="맑은 고딕"/>
+                <w:b/>
+                <w:bCs/>
+                <w:color w:val="F4CF87"/>
+                <w:sz w:val="17"/>
+                <w:szCs w:val="17"/>
+              </w:rPr>
+              <w:t xml:space="preserve">반영 위치</w:t>
+            </w:r>
+          </w:p>
+        </w:tc>
+        <w:tc>
+          <w:tcPr>
+            <w:tcW w:type="dxa" w:w="7146"/>
+            <w:tcBorders>
+              <w:top w:val="single" w:color="49361D" w:sz="6"/>
+              <w:left w:val="single" w:color="49361D" w:sz="6"/>
+              <w:bottom w:val="single" w:color="49361D" w:sz="6"/>
+              <w:right w:val="single" w:color="49361D" w:sz="6"/>
+            </w:tcBorders>
+            <w:shd w:fill="241B12" w:color="auto" w:val="clear"/>
+            <w:tcMar>
+              <w:top w:type="dxa" w:w="90"/>
+              <w:left w:type="dxa" w:w="110"/>
+              <w:bottom w:type="dxa" w:w="90"/>
+              <w:right w:type="dxa" w:w="110"/>
+            </w:tcMar>
+            <w:vAlign w:val="center"/>
+          </w:tcPr>
+          <w:p>
+            <w:pPr>
+              <w:spacing w:after="0" w:before="0" w:line="260"/>
+            </w:pPr>
+            <w:r>
+              <w:rPr>
+                <w:rFonts w:ascii="맑은 고딕" w:cs="맑은 고딕" w:eastAsia="맑은 고딕" w:hAnsi="맑은 고딕"/>
+                <w:b/>
+                <w:bCs/>
+                <w:color w:val="F4CF87"/>
+                <w:sz w:val="17"/>
+                <w:szCs w:val="17"/>
+              </w:rPr>
+              <w:t xml:space="preserve">내용</w:t>
+            </w:r>
+          </w:p>
+        </w:tc>
+      </w:tr>
+      <w:tr>
+        <w:tc>
+          <w:tcPr>
+            <w:tcW w:type="dxa" w:w="2600"/>
+            <w:tcBorders>
+              <w:top w:val="single" w:color="DEDEDE" w:sz="6"/>
+              <w:left w:val="single" w:color="DEDEDE" w:sz="6"/>
+              <w:bottom w:val="single" w:color="DEDEDE" w:sz="6"/>
+              <w:right w:val="single" w:color="DEDEDE" w:sz="6"/>
+            </w:tcBorders>
+            <w:tcMar>
+              <w:top w:type="dxa" w:w="70"/>
+              <w:left w:type="dxa" w:w="110"/>
+              <w:bottom w:type="dxa" w:w="70"/>
+              <w:right w:type="dxa" w:w="110"/>
+            </w:tcMar>
+            <w:vAlign w:val="center"/>
+          </w:tcPr>
+          <w:p>
+            <w:r>
+              <w:t>코드</w:t>
+            </w:r>
+          </w:p>
+        </w:tc>
+        <w:tc>
+          <w:tcPr>
+            <w:tcW w:type="dxa" w:w="7146"/>
+            <w:tcBorders>
+              <w:top w:val="single" w:color="DEDEDE" w:sz="6"/>
+              <w:left w:val="single" w:color="DEDEDE" w:sz="6"/>
+              <w:bottom w:val="single" w:color="DEDEDE" w:sz="6"/>
+              <w:right w:val="single" w:color="DEDEDE" w:sz="6"/>
+            </w:tcBorders>
+            <w:tcMar>
+              <w:top w:type="dxa" w:w="70"/>
+              <w:left w:type="dxa" w:w="110"/>
+              <w:bottom w:type="dxa" w:w="70"/>
+              <w:right w:type="dxa" w:w="110"/>
+            </w:tcMar>
+            <w:vAlign w:val="center"/>
+          </w:tcPr>
+          <w:p>
+            <w:r>
+              <w:t>별도 규칙서/체크리스트 반영은 하지 않음(GUI 버튼 잠금 자체가 재발 방지 조치). 2026-08-09 실기 검증 완료, 상태 RESOLVED로 갱신함</w:t>
+            </w:r>
+          </w:p>
+        </w:tc>
+      </w:tr>
+    </w:tbl>
+    <w:p>
+      <w:pPr>
+        <w:pStyle w:val="Heading2"/>
+        <w:pBdr>
+          <w:left w:val="single" w:color="D9A441" w:sz="24" w:space="8"/>
+        </w:pBdr>
+        <w:spacing w:after="180" w:before="380" w:line="280"/>
+        <w:ind w:left="140"/>
+      </w:pPr>
+      <w:r>
+        <w:t>4.6 TS-NAV-06 (action_server_is_ready()가 lifecycle 비활성 상태에서도 true를 반환하는 오탐)</w:t>
+      </w:r>
+    </w:p>
+    <w:p>
+      <w:pPr>
+        <w:pStyle w:val="Heading3"/>
+        <w:spacing w:after="120" w:before="260" w:line="260"/>
+      </w:pPr>
+      <w:r>
+        <w:rPr>
+          <w:rFonts w:ascii="맑은 고딕" w:cs="맑은 고딕" w:eastAsia="맑은 고딕" w:hAnsi="맑은 고딕"/>
+          <w:b/>
+          <w:bCs/>
+          <w:color w:val="241B12"/>
+          <w:sz w:val="21"/>
+          <w:szCs w:val="21"/>
+        </w:rPr>
+        <w:t xml:space="preserve">개요</w:t>
+      </w:r>
+    </w:p>
+    <w:tbl>
+      <w:tblPr>
+        <w:tblW w:type="dxa" w:w="9746"/>
+        <w:tblBorders>
+          <w:top w:val="single" w:color="DEDEDE" w:sz="6"/>
+          <w:left w:val="single" w:color="DEDEDE" w:sz="6"/>
+          <w:bottom w:val="single" w:color="DEDEDE" w:sz="6"/>
+          <w:right w:val="single" w:color="DEDEDE" w:sz="6"/>
+          <w:insideH w:val="single" w:color="DEDEDE" w:sz="6"/>
+          <w:insideV w:val="single" w:color="DEDEDE" w:sz="6"/>
+        </w:tblBorders>
+      </w:tblPr>
+      <w:tblGrid>
+        <w:gridCol w:w="2600"/>
+        <w:gridCol w:w="7146"/>
+      </w:tblGrid>
+      <w:tr>
+        <w:trPr>
+          <w:tblHeader/>
+        </w:trPr>
+        <w:tc>
+          <w:tcPr>
+            <w:tcW w:type="dxa" w:w="2600"/>
+            <w:tcBorders>
+              <w:top w:val="single" w:color="49361D" w:sz="6"/>
+              <w:left w:val="single" w:color="49361D" w:sz="6"/>
+              <w:bottom w:val="single" w:color="49361D" w:sz="6"/>
+              <w:right w:val="single" w:color="49361D" w:sz="6"/>
+            </w:tcBorders>
+            <w:shd w:fill="241B12" w:color="auto" w:val="clear"/>
+            <w:tcMar>
+              <w:top w:type="dxa" w:w="90"/>
+              <w:left w:type="dxa" w:w="110"/>
+              <w:bottom w:type="dxa" w:w="90"/>
+              <w:right w:type="dxa" w:w="110"/>
+            </w:tcMar>
+            <w:vAlign w:val="center"/>
+          </w:tcPr>
+          <w:p>
+            <w:pPr>
+              <w:spacing w:after="0" w:before="0" w:line="260"/>
+            </w:pPr>
+            <w:r>
+              <w:rPr>
+                <w:rFonts w:ascii="맑은 고딕" w:cs="맑은 고딕" w:eastAsia="맑은 고딕" w:hAnsi="맑은 고딕"/>
+                <w:b/>
+                <w:bCs/>
+                <w:color w:val="F4CF87"/>
+                <w:sz w:val="17"/>
+                <w:szCs w:val="17"/>
+              </w:rPr>
+              <w:t xml:space="preserve">항목</w:t>
+            </w:r>
+          </w:p>
+        </w:tc>
+        <w:tc>
+          <w:tcPr>
+            <w:tcW w:type="dxa" w:w="7146"/>
+            <w:tcBorders>
+              <w:top w:val="single" w:color="49361D" w:sz="6"/>
+              <w:left w:val="single" w:color="49361D" w:sz="6"/>
+              <w:bottom w:val="single" w:color="49361D" w:sz="6"/>
+              <w:right w:val="single" w:color="49361D" w:sz="6"/>
+            </w:tcBorders>
+            <w:shd w:fill="241B12" w:color="auto" w:val="clear"/>
+            <w:tcMar>
+              <w:top w:type="dxa" w:w="90"/>
+              <w:left w:type="dxa" w:w="110"/>
+              <w:bottom w:type="dxa" w:w="90"/>
+              <w:right w:type="dxa" w:w="110"/>
+            </w:tcMar>
+            <w:vAlign w:val="center"/>
+          </w:tcPr>
+          <w:p>
+            <w:pPr>
+              <w:spacing w:after="0" w:before="0" w:line="260"/>
+            </w:pPr>
+            <w:r>
+              <w:rPr>
+                <w:rFonts w:ascii="맑은 고딕" w:cs="맑은 고딕" w:eastAsia="맑은 고딕" w:hAnsi="맑은 고딕"/>
+                <w:b/>
+                <w:bCs/>
+                <w:color w:val="F4CF87"/>
+                <w:sz w:val="17"/>
+                <w:szCs w:val="17"/>
+              </w:rPr>
+              <w:t xml:space="preserve">내용</w:t>
+            </w:r>
+          </w:p>
+        </w:tc>
+      </w:tr>
+      <w:tr>
+        <w:tc>
+          <w:tcPr>
+            <w:tcW w:type="dxa" w:w="2600"/>
+            <w:tcBorders>
+              <w:top w:val="single" w:color="DEDEDE" w:sz="6"/>
+              <w:left w:val="single" w:color="DEDEDE" w:sz="6"/>
+              <w:bottom w:val="single" w:color="DEDEDE" w:sz="6"/>
+              <w:right w:val="single" w:color="DEDEDE" w:sz="6"/>
+            </w:tcBorders>
+            <w:tcMar>
+              <w:top w:type="dxa" w:w="70"/>
+              <w:left w:type="dxa" w:w="110"/>
+              <w:bottom w:type="dxa" w:w="70"/>
+              <w:right w:type="dxa" w:w="110"/>
+            </w:tcMar>
+            <w:vAlign w:val="center"/>
+          </w:tcPr>
+          <w:p>
+            <w:pPr>
+              <w:spacing w:after="0" w:before="0" w:line="260"/>
+            </w:pPr>
+            <w:r>
+              <w:rPr>
+                <w:rFonts w:ascii="맑은 고딕" w:cs="맑은 고딕" w:eastAsia="맑은 고딕" w:hAnsi="맑은 고딕"/>
+                <w:color w:val="3C3429"/>
+                <w:sz w:val="17"/>
+                <w:szCs w:val="17"/>
+              </w:rPr>
+              <w:t xml:space="preserve">심각도 / 상태</w:t>
+            </w:r>
+          </w:p>
+        </w:tc>
+        <w:tc>
+          <w:tcPr>
+            <w:tcW w:type="dxa" w:w="7146"/>
+            <w:tcBorders>
+              <w:top w:val="single" w:color="DEDEDE" w:sz="6"/>
+              <w:left w:val="single" w:color="DEDEDE" w:sz="6"/>
+              <w:bottom w:val="single" w:color="DEDEDE" w:sz="6"/>
+              <w:right w:val="single" w:color="DEDEDE" w:sz="6"/>
+            </w:tcBorders>
+            <w:tcMar>
+              <w:top w:type="dxa" w:w="70"/>
+              <w:left w:type="dxa" w:w="110"/>
+              <w:bottom w:type="dxa" w:w="70"/>
+              <w:right w:type="dxa" w:w="110"/>
+            </w:tcMar>
+            <w:vAlign w:val="center"/>
+          </w:tcPr>
+          <w:p>
+            <w:r>
+              <w:t>MAJOR / RESOLVED</w:t>
+            </w:r>
+          </w:p>
+        </w:tc>
+      </w:tr>
+      <w:tr>
+        <w:tc>
+          <w:tcPr>
+            <w:tcW w:type="dxa" w:w="2600"/>
+            <w:tcBorders>
+              <w:top w:val="single" w:color="DEDEDE" w:sz="6"/>
+              <w:left w:val="single" w:color="DEDEDE" w:sz="6"/>
+              <w:bottom w:val="single" w:color="DEDEDE" w:sz="6"/>
+              <w:right w:val="single" w:color="DEDEDE" w:sz="6"/>
+            </w:tcBorders>
+            <w:shd w:fill="FAFAFA" w:color="auto" w:val="clear"/>
+            <w:tcMar>
+              <w:top w:type="dxa" w:w="70"/>
+              <w:left w:type="dxa" w:w="110"/>
+              <w:bottom w:type="dxa" w:w="70"/>
+              <w:right w:type="dxa" w:w="110"/>
+            </w:tcMar>
+            <w:vAlign w:val="center"/>
+          </w:tcPr>
+          <w:p>
+            <w:pPr>
+              <w:spacing w:after="0" w:before="0" w:line="260"/>
+            </w:pPr>
+            <w:r>
+              <w:rPr>
+                <w:rFonts w:ascii="맑은 고딕" w:cs="맑은 고딕" w:eastAsia="맑은 고딕" w:hAnsi="맑은 고딕"/>
+                <w:color w:val="3C3429"/>
+                <w:sz w:val="17"/>
+                <w:szCs w:val="17"/>
+              </w:rPr>
+              <w:t xml:space="preserve">발생일 / 해결일</w:t>
+            </w:r>
+          </w:p>
+        </w:tc>
+        <w:tc>
+          <w:tcPr>
+            <w:tcW w:type="dxa" w:w="7146"/>
+            <w:tcBorders>
+              <w:top w:val="single" w:color="DEDEDE" w:sz="6"/>
+              <w:left w:val="single" w:color="DEDEDE" w:sz="6"/>
+              <w:bottom w:val="single" w:color="DEDEDE" w:sz="6"/>
+              <w:right w:val="single" w:color="DEDEDE" w:sz="6"/>
+            </w:tcBorders>
+            <w:shd w:fill="FAFAFA" w:color="auto" w:val="clear"/>
+            <w:tcMar>
+              <w:top w:type="dxa" w:w="70"/>
+              <w:left w:type="dxa" w:w="110"/>
+              <w:bottom w:type="dxa" w:w="70"/>
+              <w:right w:type="dxa" w:w="110"/>
+            </w:tcMar>
+            <w:vAlign w:val="center"/>
+          </w:tcPr>
+          <w:p>
+            <w:r>
+              <w:t>2026-08-04 / 2026-08-04</w:t>
+            </w:r>
+          </w:p>
+        </w:tc>
+      </w:tr>
+      <w:tr>
+        <w:tc>
+          <w:tcPr>
+            <w:tcW w:type="dxa" w:w="2600"/>
+            <w:tcBorders>
+              <w:top w:val="single" w:color="DEDEDE" w:sz="6"/>
+              <w:left w:val="single" w:color="DEDEDE" w:sz="6"/>
+              <w:bottom w:val="single" w:color="DEDEDE" w:sz="6"/>
+              <w:right w:val="single" w:color="DEDEDE" w:sz="6"/>
+            </w:tcBorders>
+            <w:tcMar>
+              <w:top w:type="dxa" w:w="70"/>
+              <w:left w:type="dxa" w:w="110"/>
+              <w:bottom w:type="dxa" w:w="70"/>
+              <w:right w:type="dxa" w:w="110"/>
+            </w:tcMar>
+            <w:vAlign w:val="center"/>
+          </w:tcPr>
+          <w:p>
+            <w:pPr>
+              <w:spacing w:after="0" w:before="0" w:line="260"/>
+            </w:pPr>
+            <w:r>
+              <w:rPr>
+                <w:rFonts w:ascii="맑은 고딕" w:cs="맑은 고딕" w:eastAsia="맑은 고딕" w:hAnsi="맑은 고딕"/>
+                <w:color w:val="3C3429"/>
+                <w:sz w:val="17"/>
+                <w:szCs w:val="17"/>
+              </w:rPr>
+              <w:t xml:space="preserve">담당</w:t>
+            </w:r>
+          </w:p>
+        </w:tc>
+        <w:tc>
+          <w:tcPr>
+            <w:tcW w:type="dxa" w:w="7146"/>
+            <w:tcBorders>
+              <w:top w:val="single" w:color="DEDEDE" w:sz="6"/>
+              <w:left w:val="single" w:color="DEDEDE" w:sz="6"/>
+              <w:bottom w:val="single" w:color="DEDEDE" w:sz="6"/>
+              <w:right w:val="single" w:color="DEDEDE" w:sz="6"/>
+            </w:tcBorders>
+            <w:tcMar>
+              <w:top w:type="dxa" w:w="70"/>
+              <w:left w:type="dxa" w:w="110"/>
+              <w:bottom w:type="dxa" w:w="70"/>
+              <w:right w:type="dxa" w:w="110"/>
+            </w:tcMar>
+            <w:vAlign w:val="center"/>
+          </w:tcPr>
+          <w:p>
+            <w:r>
+              <w:t>GUI/NAV 담당</w:t>
+            </w:r>
+          </w:p>
+        </w:tc>
+      </w:tr>
+      <w:tr>
+        <w:tc>
+          <w:tcPr>
+            <w:tcW w:type="dxa" w:w="2600"/>
+            <w:tcBorders>
+              <w:top w:val="single" w:color="DEDEDE" w:sz="6"/>
+              <w:left w:val="single" w:color="DEDEDE" w:sz="6"/>
+              <w:bottom w:val="single" w:color="DEDEDE" w:sz="6"/>
+              <w:right w:val="single" w:color="DEDEDE" w:sz="6"/>
+            </w:tcBorders>
+            <w:shd w:fill="FAFAFA" w:color="auto" w:val="clear"/>
+            <w:tcMar>
+              <w:top w:type="dxa" w:w="70"/>
+              <w:left w:type="dxa" w:w="110"/>
+              <w:bottom w:type="dxa" w:w="70"/>
+              <w:right w:type="dxa" w:w="110"/>
+            </w:tcMar>
+            <w:vAlign w:val="center"/>
+          </w:tcPr>
+          <w:p>
+            <w:pPr>
+              <w:spacing w:after="0" w:before="0" w:line="260"/>
+            </w:pPr>
+            <w:r>
+              <w:rPr>
+                <w:rFonts w:ascii="맑은 고딕" w:cs="맑은 고딕" w:eastAsia="맑은 고딕" w:hAnsi="맑은 고딕"/>
+                <w:color w:val="3C3429"/>
+                <w:sz w:val="17"/>
+                <w:szCs w:val="17"/>
+              </w:rPr>
+              <w:t xml:space="preserve">환경</w:t>
+            </w:r>
+          </w:p>
+        </w:tc>
+        <w:tc>
+          <w:tcPr>
+            <w:tcW w:type="dxa" w:w="7146"/>
+            <w:tcBorders>
+              <w:top w:val="single" w:color="DEDEDE" w:sz="6"/>
+              <w:left w:val="single" w:color="DEDEDE" w:sz="6"/>
+              <w:bottom w:val="single" w:color="DEDEDE" w:sz="6"/>
+              <w:right w:val="single" w:color="DEDEDE" w:sz="6"/>
+            </w:tcBorders>
+            <w:shd w:fill="FAFAFA" w:color="auto" w:val="clear"/>
+            <w:tcMar>
+              <w:top w:type="dxa" w:w="70"/>
+              <w:left w:type="dxa" w:w="110"/>
+              <w:bottom w:type="dxa" w:w="70"/>
+              <w:right w:type="dxa" w:w="110"/>
+            </w:tcMar>
+            <w:vAlign w:val="center"/>
+          </w:tcPr>
+          <w:p>
+            <w:r>
+              <w:t>ROS 2 Humble · Nav2 lifecycle 노드(bt_navigator/waypoint_follower) · Qt(C++) medirun_gui</w:t>
+            </w:r>
+          </w:p>
+        </w:tc>
+      </w:tr>
+      <w:tr>
+        <w:tc>
+          <w:tcPr>
+            <w:tcW w:type="dxa" w:w="2600"/>
+            <w:tcBorders>
+              <w:top w:val="single" w:color="DEDEDE" w:sz="6"/>
+              <w:left w:val="single" w:color="DEDEDE" w:sz="6"/>
+              <w:bottom w:val="single" w:color="DEDEDE" w:sz="6"/>
+              <w:right w:val="single" w:color="DEDEDE" w:sz="6"/>
+            </w:tcBorders>
+            <w:tcMar>
+              <w:top w:type="dxa" w:w="70"/>
+              <w:left w:type="dxa" w:w="110"/>
+              <w:bottom w:type="dxa" w:w="70"/>
+              <w:right w:type="dxa" w:w="110"/>
+            </w:tcMar>
+            <w:vAlign w:val="center"/>
+          </w:tcPr>
+          <w:p>
+            <w:pPr>
+              <w:spacing w:after="0" w:before="0" w:line="260"/>
+            </w:pPr>
+            <w:r>
+              <w:rPr>
+                <w:rFonts w:ascii="맑은 고딕" w:cs="맑은 고딕" w:eastAsia="맑은 고딕" w:hAnsi="맑은 고딕"/>
+                <w:color w:val="3C3429"/>
+                <w:sz w:val="17"/>
+                <w:szCs w:val="17"/>
+              </w:rPr>
+              <w:t xml:space="preserve">관련</w:t>
+            </w:r>
+          </w:p>
+        </w:tc>
+        <w:tc>
+          <w:tcPr>
+            <w:tcW w:type="dxa" w:w="7146"/>
+            <w:tcBorders>
+              <w:top w:val="single" w:color="DEDEDE" w:sz="6"/>
+              <w:left w:val="single" w:color="DEDEDE" w:sz="6"/>
+              <w:bottom w:val="single" w:color="DEDEDE" w:sz="6"/>
+              <w:right w:val="single" w:color="DEDEDE" w:sz="6"/>
+            </w:tcBorders>
+            <w:tcMar>
+              <w:top w:type="dxa" w:w="70"/>
+              <w:left w:type="dxa" w:w="110"/>
+              <w:bottom w:type="dxa" w:w="70"/>
+              <w:right w:type="dxa" w:w="110"/>
+            </w:tcMar>
+            <w:vAlign w:val="center"/>
+          </w:tcPr>
+          <w:p>
+            <w:r>
+              <w:t>TS-NAV-05과는 별개 원인 · TurtlebotNavNode::checkNav2Connection()(nav2navigationservice.cpp) · 웨이포인트 관리 페이지 'Nav2 연결' 배지</w:t>
+            </w:r>
+          </w:p>
+        </w:tc>
+      </w:tr>
+    </w:tbl>
+    <w:p>
+      <w:pPr>
+        <w:pStyle w:val="Heading3"/>
+        <w:spacing w:after="120" w:before="260" w:line="260"/>
+      </w:pPr>
+      <w:r>
+        <w:rPr>
+          <w:rFonts w:ascii="맑은 고딕" w:cs="맑은 고딕" w:eastAsia="맑은 고딕" w:hAnsi="맑은 고딕"/>
+          <w:b/>
+          <w:bCs/>
+          <w:color w:val="241B12"/>
+          <w:sz w:val="21"/>
+          <w:szCs w:val="21"/>
+        </w:rPr>
+        <w:t xml:space="preserve">증상</w:t>
+      </w:r>
+    </w:p>
+    <w:p>
+      <w:pPr>
+        <w:spacing w:after="140" w:before="0" w:line="260"/>
+      </w:pPr>
+      <w:r>
+        <w:t>웨이포인트 페이지에 'Nav2 연결' 배지를 rclcpp_action::Client::action_server_is_ready()로 판정했더니, bt_navigator가 아직 inactive이고 global_costmap이 'map' TF 프레임을 기다리며 활성화가 멈춰 있는 시점에 이미 배지가 '연결됨'(초록)으로 바뀌었다.</w:t>
+      </w:r>
+    </w:p>
+    <w:tbl>
+      <w:tblPr>
+        <w:tblW w:type="dxa" w:w="9746"/>
+        <w:tblBorders>
+          <w:top w:val="single" w:color="DEDEDE" w:sz="6"/>
+          <w:left w:val="single" w:color="DEDEDE" w:sz="6"/>
+          <w:bottom w:val="single" w:color="DEDEDE" w:sz="6"/>
+          <w:right w:val="single" w:color="DEDEDE" w:sz="6"/>
+          <w:insideH w:val="single" w:color="DEDEDE" w:sz="6"/>
+          <w:insideV w:val="single" w:color="DEDEDE" w:sz="6"/>
+        </w:tblBorders>
+      </w:tblPr>
+      <w:tblGrid>
+        <w:gridCol w:w="9746"/>
+      </w:tblGrid>
+      <w:tr>
+        <w:tc>
+          <w:tcPr>
+            <w:tcW w:type="dxa" w:w="9746"/>
+            <w:tcBorders>
+              <w:top w:val="single" w:color="DEDEDE" w:sz="6"/>
+              <w:left w:val="single" w:color="DEDEDE" w:sz="6"/>
+              <w:bottom w:val="single" w:color="DEDEDE" w:sz="6"/>
+              <w:right w:val="single" w:color="DEDEDE" w:sz="6"/>
+            </w:tcBorders>
+            <w:shd w:fill="F7F8FA" w:color="auto" w:val="clear"/>
+            <w:tcMar>
+              <w:top w:type="dxa" w:w="140"/>
+              <w:left w:type="dxa" w:w="160"/>
+              <w:bottom w:type="dxa" w:w="140"/>
+              <w:right w:type="dxa" w:w="160"/>
+            </w:tcMar>
+          </w:tcPr>
+          <w:p>
+            <w:pPr>
+              <w:spacing w:after="20" w:line="240"/>
+            </w:pPr>
+            <w:r>
+              <w:t>$ ros2 lifecycle get /bt_navigator</w:t>
+            </w:r>
+          </w:p>
+          <w:p>
+            <w:pPr>
+              <w:spacing w:after="20" w:line="240"/>
+            </w:pPr>
+            <w:r>
+              <w:t>inactive   (그런데 GUI 배지는 이미 '연결됨'으로 표시)</w:t>
+            </w:r>
+          </w:p>
+        </w:tc>
+      </w:tr>
+    </w:tbl>
+    <w:p>
+      <w:pPr>
+        <w:pStyle w:val="Heading3"/>
+        <w:spacing w:after="120" w:before="260" w:line="260"/>
+      </w:pPr>
+      <w:r>
+        <w:rPr>
+          <w:rFonts w:ascii="맑은 고딕" w:cs="맑은 고딕" w:eastAsia="맑은 고딕" w:hAnsi="맑은 고딕"/>
+          <w:b/>
+          <w:bCs/>
+          <w:color w:val="241B12"/>
+          <w:sz w:val="21"/>
+          <w:szCs w:val="21"/>
+        </w:rPr>
+        <w:t xml:space="preserve">재현 절차</w:t>
+      </w:r>
+    </w:p>
+    <w:tbl>
+      <w:tblPr>
+        <w:tblW w:type="dxa" w:w="9746"/>
+        <w:tblBorders>
+          <w:top w:val="single" w:color="DEDEDE" w:sz="6"/>
+          <w:left w:val="single" w:color="DEDEDE" w:sz="6"/>
+          <w:bottom w:val="single" w:color="DEDEDE" w:sz="6"/>
+          <w:right w:val="single" w:color="DEDEDE" w:sz="6"/>
+          <w:insideH w:val="single" w:color="DEDEDE" w:sz="6"/>
+          <w:insideV w:val="single" w:color="DEDEDE" w:sz="6"/>
+        </w:tblBorders>
+      </w:tblPr>
+      <w:tblGrid>
+        <w:gridCol w:w="1500"/>
+        <w:gridCol w:w="3000"/>
+        <w:gridCol w:w="5246"/>
+      </w:tblGrid>
+      <w:tr>
+        <w:trPr>
+          <w:tblHeader/>
+        </w:trPr>
+        <w:tc>
+          <w:tcPr>
+            <w:tcW w:type="dxa" w:w="1500"/>
+            <w:tcBorders>
+              <w:top w:val="single" w:color="49361D" w:sz="6"/>
+              <w:left w:val="single" w:color="49361D" w:sz="6"/>
+              <w:bottom w:val="single" w:color="49361D" w:sz="6"/>
+              <w:right w:val="single" w:color="49361D" w:sz="6"/>
+            </w:tcBorders>
+            <w:shd w:fill="241B12" w:color="auto" w:val="clear"/>
+            <w:tcMar>
+              <w:top w:type="dxa" w:w="90"/>
+              <w:left w:type="dxa" w:w="110"/>
+              <w:bottom w:type="dxa" w:w="90"/>
+              <w:right w:type="dxa" w:w="110"/>
+            </w:tcMar>
+            <w:vAlign w:val="center"/>
+          </w:tcPr>
+          <w:p>
+            <w:pPr>
+              <w:spacing w:after="0" w:before="0" w:line="260"/>
+            </w:pPr>
+            <w:r>
+              <w:rPr>
+                <w:rFonts w:ascii="맑은 고딕" w:cs="맑은 고딕" w:eastAsia="맑은 고딕" w:hAnsi="맑은 고딕"/>
+                <w:b/>
+                <w:bCs/>
+                <w:color w:val="F4CF87"/>
+                <w:sz w:val="17"/>
+                <w:szCs w:val="17"/>
+              </w:rPr>
+              <w:t xml:space="preserve">#</w:t>
+            </w:r>
+          </w:p>
+        </w:tc>
+        <w:tc>
+          <w:tcPr>
+            <w:tcW w:type="dxa" w:w="3000"/>
+            <w:tcBorders>
+              <w:top w:val="single" w:color="49361D" w:sz="6"/>
+              <w:left w:val="single" w:color="49361D" w:sz="6"/>
+              <w:bottom w:val="single" w:color="49361D" w:sz="6"/>
+              <w:right w:val="single" w:color="49361D" w:sz="6"/>
+            </w:tcBorders>
+            <w:shd w:fill="241B12" w:color="auto" w:val="clear"/>
+            <w:tcMar>
+              <w:top w:type="dxa" w:w="90"/>
+              <w:left w:type="dxa" w:w="110"/>
+              <w:bottom w:type="dxa" w:w="90"/>
+              <w:right w:type="dxa" w:w="110"/>
+            </w:tcMar>
+            <w:vAlign w:val="center"/>
+          </w:tcPr>
+          <w:p>
+            <w:pPr>
+              <w:spacing w:after="0" w:before="0" w:line="260"/>
+            </w:pPr>
+            <w:r>
+              <w:rPr>
+                <w:rFonts w:ascii="맑은 고딕" w:cs="맑은 고딕" w:eastAsia="맑은 고딕" w:hAnsi="맑은 고딕"/>
+                <w:b/>
+                <w:bCs/>
+                <w:color w:val="F4CF87"/>
+                <w:sz w:val="17"/>
+                <w:szCs w:val="17"/>
+              </w:rPr>
+              <w:t xml:space="preserve">동작</w:t>
+            </w:r>
+          </w:p>
+        </w:tc>
+        <w:tc>
+          <w:tcPr>
+            <w:tcW w:type="dxa" w:w="5246"/>
+            <w:tcBorders>
+              <w:top w:val="single" w:color="49361D" w:sz="6"/>
+              <w:left w:val="single" w:color="49361D" w:sz="6"/>
+              <w:bottom w:val="single" w:color="49361D" w:sz="6"/>
+              <w:right w:val="single" w:color="49361D" w:sz="6"/>
+            </w:tcBorders>
+            <w:shd w:fill="241B12" w:color="auto" w:val="clear"/>
+            <w:tcMar>
+              <w:top w:type="dxa" w:w="90"/>
+              <w:left w:type="dxa" w:w="110"/>
+              <w:bottom w:type="dxa" w:w="90"/>
+              <w:right w:type="dxa" w:w="110"/>
+            </w:tcMar>
+            <w:vAlign w:val="center"/>
+          </w:tcPr>
+          <w:p>
+            <w:pPr>
+              <w:spacing w:after="0" w:before="0" w:line="260"/>
+            </w:pPr>
+            <w:r>
+              <w:rPr>
+                <w:rFonts w:ascii="맑은 고딕" w:cs="맑은 고딕" w:eastAsia="맑은 고딕" w:hAnsi="맑은 고딕"/>
+                <w:b/>
+                <w:bCs/>
+                <w:color w:val="F4CF87"/>
+                <w:sz w:val="17"/>
+                <w:szCs w:val="17"/>
+              </w:rPr>
+              <w:t xml:space="preserve">결과</w:t>
+            </w:r>
+          </w:p>
+        </w:tc>
+      </w:tr>
+      <w:tr>
+        <w:tc>
+          <w:tcPr>
+            <w:tcW w:type="dxa" w:w="1500"/>
+            <w:tcBorders>
+              <w:top w:val="single" w:color="DEDEDE" w:sz="6"/>
+              <w:left w:val="single" w:color="DEDEDE" w:sz="6"/>
+              <w:bottom w:val="single" w:color="DEDEDE" w:sz="6"/>
+              <w:right w:val="single" w:color="DEDEDE" w:sz="6"/>
+            </w:tcBorders>
+            <w:tcMar>
+              <w:top w:type="dxa" w:w="70"/>
+              <w:left w:type="dxa" w:w="110"/>
+              <w:bottom w:type="dxa" w:w="70"/>
+              <w:right w:type="dxa" w:w="110"/>
+            </w:tcMar>
+            <w:vAlign w:val="center"/>
+          </w:tcPr>
+          <w:p>
+            <w:r>
+              <w:t>1</w:t>
+            </w:r>
+          </w:p>
+        </w:tc>
+        <w:tc>
+          <w:tcPr>
+            <w:tcW w:type="dxa" w:w="3000"/>
+            <w:tcBorders>
+              <w:top w:val="single" w:color="DEDEDE" w:sz="6"/>
+              <w:left w:val="single" w:color="DEDEDE" w:sz="6"/>
+              <w:bottom w:val="single" w:color="DEDEDE" w:sz="6"/>
+              <w:right w:val="single" w:color="DEDEDE" w:sz="6"/>
+            </w:tcBorders>
+            <w:tcMar>
+              <w:top w:type="dxa" w:w="70"/>
+              <w:left w:type="dxa" w:w="110"/>
+              <w:bottom w:type="dxa" w:w="70"/>
+              <w:right w:type="dxa" w:w="110"/>
+            </w:tcMar>
+            <w:vAlign w:val="center"/>
+          </w:tcPr>
+          <w:p>
+            <w:r>
+              <w:t>medirun_gui 실행 직후, bt_navigator/waypoint_follower가 activate되기 전 구간에서 'Nav2 연결' 배지 관찰</w:t>
+            </w:r>
+          </w:p>
+        </w:tc>
+        <w:tc>
+          <w:tcPr>
+            <w:tcW w:type="dxa" w:w="5246"/>
+            <w:tcBorders>
+              <w:top w:val="single" w:color="DEDEDE" w:sz="6"/>
+              <w:left w:val="single" w:color="DEDEDE" w:sz="6"/>
+              <w:bottom w:val="single" w:color="DEDEDE" w:sz="6"/>
+              <w:right w:val="single" w:color="DEDEDE" w:sz="6"/>
+            </w:tcBorders>
+            <w:tcMar>
+              <w:top w:type="dxa" w:w="70"/>
+              <w:left w:type="dxa" w:w="110"/>
+              <w:bottom w:type="dxa" w:w="70"/>
+              <w:right w:type="dxa" w:w="110"/>
+            </w:tcMar>
+            <w:vAlign w:val="center"/>
+          </w:tcPr>
+          <w:p>
+            <w:r>
+              <w:t>action_server_is_ready()가 이미 true를 반환해 배지가 초록으로 바뀜</w:t>
+            </w:r>
+          </w:p>
+        </w:tc>
+      </w:tr>
+      <w:tr>
+        <w:tc>
+          <w:tcPr>
+            <w:tcW w:type="dxa" w:w="1500"/>
+            <w:tcBorders>
+              <w:top w:val="single" w:color="DEDEDE" w:sz="6"/>
+              <w:left w:val="single" w:color="DEDEDE" w:sz="6"/>
+              <w:bottom w:val="single" w:color="DEDEDE" w:sz="6"/>
+              <w:right w:val="single" w:color="DEDEDE" w:sz="6"/>
+            </w:tcBorders>
+            <w:shd w:fill="FAFAFA" w:color="auto" w:val="clear"/>
+            <w:tcMar>
+              <w:top w:type="dxa" w:w="70"/>
+              <w:left w:type="dxa" w:w="110"/>
+              <w:bottom w:type="dxa" w:w="70"/>
+              <w:right w:type="dxa" w:w="110"/>
+            </w:tcMar>
+            <w:vAlign w:val="center"/>
+          </w:tcPr>
+          <w:p>
+            <w:r>
+              <w:t>2</w:t>
+            </w:r>
+          </w:p>
+        </w:tc>
+        <w:tc>
+          <w:tcPr>
+            <w:tcW w:type="dxa" w:w="3000"/>
+            <w:tcBorders>
+              <w:top w:val="single" w:color="DEDEDE" w:sz="6"/>
+              <w:left w:val="single" w:color="DEDEDE" w:sz="6"/>
+              <w:bottom w:val="single" w:color="DEDEDE" w:sz="6"/>
+              <w:right w:val="single" w:color="DEDEDE" w:sz="6"/>
+            </w:tcBorders>
+            <w:shd w:fill="FAFAFA" w:color="auto" w:val="clear"/>
+            <w:tcMar>
+              <w:top w:type="dxa" w:w="70"/>
+              <w:left w:type="dxa" w:w="110"/>
+              <w:bottom w:type="dxa" w:w="70"/>
+              <w:right w:type="dxa" w:w="110"/>
+            </w:tcMar>
+            <w:vAlign w:val="center"/>
+          </w:tcPr>
+          <w:p>
+            <w:r>
+              <w:t>ros2 lifecycle get /bt_navigator로 실제 lifecycle 상태 조회</w:t>
+            </w:r>
+          </w:p>
+        </w:tc>
+        <w:tc>
+          <w:tcPr>
+            <w:tcW w:type="dxa" w:w="5246"/>
+            <w:tcBorders>
+              <w:top w:val="single" w:color="DEDEDE" w:sz="6"/>
+              <w:left w:val="single" w:color="DEDEDE" w:sz="6"/>
+              <w:bottom w:val="single" w:color="DEDEDE" w:sz="6"/>
+              <w:right w:val="single" w:color="DEDEDE" w:sz="6"/>
+            </w:tcBorders>
+            <w:shd w:fill="FAFAFA" w:color="auto" w:val="clear"/>
+            <w:tcMar>
+              <w:top w:type="dxa" w:w="70"/>
+              <w:left w:type="dxa" w:w="110"/>
+              <w:bottom w:type="dxa" w:w="70"/>
+              <w:right w:type="dxa" w:w="110"/>
+            </w:tcMar>
+            <w:vAlign w:val="center"/>
+          </w:tcPr>
+          <w:p>
+            <w:r>
+              <w:t>inactive — 실제로는 goal을 받을 수 없는 상태</w:t>
+            </w:r>
+          </w:p>
+        </w:tc>
+      </w:tr>
+      <w:tr>
+        <w:tc>
+          <w:tcPr>
+            <w:tcW w:type="dxa" w:w="1500"/>
+            <w:tcBorders>
+              <w:top w:val="single" w:color="DEDEDE" w:sz="6"/>
+              <w:left w:val="single" w:color="DEDEDE" w:sz="6"/>
+              <w:bottom w:val="single" w:color="DEDEDE" w:sz="6"/>
+              <w:right w:val="single" w:color="DEDEDE" w:sz="6"/>
+            </w:tcBorders>
+            <w:tcMar>
+              <w:top w:type="dxa" w:w="70"/>
+              <w:left w:type="dxa" w:w="110"/>
+              <w:bottom w:type="dxa" w:w="70"/>
+              <w:right w:type="dxa" w:w="110"/>
+            </w:tcMar>
+            <w:vAlign w:val="center"/>
+          </w:tcPr>
+          <w:p>
+            <w:r>
+              <w:t>3</w:t>
+            </w:r>
+          </w:p>
+        </w:tc>
+        <w:tc>
+          <w:tcPr>
+            <w:tcW w:type="dxa" w:w="3000"/>
+            <w:tcBorders>
+              <w:top w:val="single" w:color="DEDEDE" w:sz="6"/>
+              <w:left w:val="single" w:color="DEDEDE" w:sz="6"/>
+              <w:bottom w:val="single" w:color="DEDEDE" w:sz="6"/>
+              <w:right w:val="single" w:color="DEDEDE" w:sz="6"/>
+            </w:tcBorders>
+            <w:tcMar>
+              <w:top w:type="dxa" w:w="70"/>
+              <w:left w:type="dxa" w:w="110"/>
+              <w:bottom w:type="dxa" w:w="70"/>
+              <w:right w:type="dxa" w:w="110"/>
+            </w:tcMar>
+            <w:vAlign w:val="center"/>
+          </w:tcPr>
+          <w:p>
+            <w:r>
+              <w:t>이 상태에서 웨이포인트 주행 시도</w:t>
+            </w:r>
+          </w:p>
+        </w:tc>
+        <w:tc>
+          <w:tcPr>
+            <w:tcW w:type="dxa" w:w="5246"/>
+            <w:tcBorders>
+              <w:top w:val="single" w:color="DEDEDE" w:sz="6"/>
+              <w:left w:val="single" w:color="DEDEDE" w:sz="6"/>
+              <w:bottom w:val="single" w:color="DEDEDE" w:sz="6"/>
+              <w:right w:val="single" w:color="DEDEDE" w:sz="6"/>
+            </w:tcBorders>
+            <w:tcMar>
+              <w:top w:type="dxa" w:w="70"/>
+              <w:left w:type="dxa" w:w="110"/>
+              <w:bottom w:type="dxa" w:w="70"/>
+              <w:right w:type="dxa" w:w="110"/>
+            </w:tcMar>
+            <w:vAlign w:val="center"/>
+          </w:tcPr>
+          <w:p>
+            <w:r>
+              <w:t>주행 실패 또는 costmap 미준비로 예상과 다른 동작</w:t>
+            </w:r>
+          </w:p>
+        </w:tc>
+      </w:tr>
+    </w:tbl>
+    <w:p>
+      <w:pPr>
+        <w:spacing w:after="140" w:before="0" w:line="260"/>
+      </w:pPr>
+      <w:r>
+        <w:t>매번 재현(부팅 초기 구간에서 100%) — bt_navigator가 activate되기까지 항상 오판정 구간이 존재.</w:t>
+      </w:r>
+    </w:p>
+    <w:p>
+      <w:pPr>
+        <w:pStyle w:val="Heading3"/>
+        <w:spacing w:after="120" w:before="260" w:line="260"/>
+      </w:pPr>
+      <w:r>
+        <w:rPr>
+          <w:rFonts w:ascii="맑은 고딕" w:cs="맑은 고딕" w:eastAsia="맑은 고딕" w:hAnsi="맑은 고딕"/>
+          <w:b/>
+          <w:bCs/>
+          <w:color w:val="241B12"/>
+          <w:sz w:val="21"/>
+          <w:szCs w:val="21"/>
+        </w:rPr>
+        <w:t xml:space="preserve">진단 과정</w:t>
+      </w:r>
+    </w:p>
+    <w:tbl>
+      <w:tblPr>
+        <w:tblW w:type="dxa" w:w="9746"/>
+        <w:tblBorders>
+          <w:top w:val="single" w:color="DEDEDE" w:sz="6"/>
+          <w:left w:val="single" w:color="DEDEDE" w:sz="6"/>
+          <w:bottom w:val="single" w:color="DEDEDE" w:sz="6"/>
+          <w:right w:val="single" w:color="DEDEDE" w:sz="6"/>
+          <w:insideH w:val="single" w:color="DEDEDE" w:sz="6"/>
+          <w:insideV w:val="single" w:color="DEDEDE" w:sz="6"/>
+        </w:tblBorders>
+      </w:tblPr>
+      <w:tblGrid>
+        <w:gridCol w:w="1500"/>
+        <w:gridCol w:w="3000"/>
+        <w:gridCol w:w="5246"/>
+      </w:tblGrid>
+      <w:tr>
+        <w:trPr>
+          <w:tblHeader/>
+        </w:trPr>
+        <w:tc>
+          <w:tcPr>
+            <w:tcW w:type="dxa" w:w="1500"/>
+            <w:tcBorders>
+              <w:top w:val="single" w:color="49361D" w:sz="6"/>
+              <w:left w:val="single" w:color="49361D" w:sz="6"/>
+              <w:bottom w:val="single" w:color="49361D" w:sz="6"/>
+              <w:right w:val="single" w:color="49361D" w:sz="6"/>
+            </w:tcBorders>
+            <w:shd w:fill="241B12" w:color="auto" w:val="clear"/>
+            <w:tcMar>
+              <w:top w:type="dxa" w:w="90"/>
+              <w:left w:type="dxa" w:w="110"/>
+              <w:bottom w:type="dxa" w:w="90"/>
+              <w:right w:type="dxa" w:w="110"/>
+            </w:tcMar>
+            <w:vAlign w:val="center"/>
+          </w:tcPr>
+          <w:p>
+            <w:pPr>
+              <w:spacing w:after="0" w:before="0" w:line="260"/>
+            </w:pPr>
+            <w:r>
+              <w:rPr>
+                <w:rFonts w:ascii="맑은 고딕" w:cs="맑은 고딕" w:eastAsia="맑은 고딕" w:hAnsi="맑은 고딕"/>
+                <w:b/>
+                <w:bCs/>
+                <w:color w:val="F4CF87"/>
+                <w:sz w:val="17"/>
+                <w:szCs w:val="17"/>
+              </w:rPr>
+              <w:t xml:space="preserve">가설</w:t>
+            </w:r>
+          </w:p>
+        </w:tc>
+        <w:tc>
+          <w:tcPr>
+            <w:tcW w:type="dxa" w:w="3000"/>
+            <w:tcBorders>
+              <w:top w:val="single" w:color="49361D" w:sz="6"/>
+              <w:left w:val="single" w:color="49361D" w:sz="6"/>
+              <w:bottom w:val="single" w:color="49361D" w:sz="6"/>
+              <w:right w:val="single" w:color="49361D" w:sz="6"/>
+            </w:tcBorders>
+            <w:shd w:fill="241B12" w:color="auto" w:val="clear"/>
+            <w:tcMar>
+              <w:top w:type="dxa" w:w="90"/>
+              <w:left w:type="dxa" w:w="110"/>
+              <w:bottom w:type="dxa" w:w="90"/>
+              <w:right w:type="dxa" w:w="110"/>
+            </w:tcMar>
+            <w:vAlign w:val="center"/>
+          </w:tcPr>
+          <w:p>
+            <w:pPr>
+              <w:spacing w:after="0" w:before="0" w:line="260"/>
+            </w:pPr>
+            <w:r>
+              <w:rPr>
+                <w:rFonts w:ascii="맑은 고딕" w:cs="맑은 고딕" w:eastAsia="맑은 고딕" w:hAnsi="맑은 고딕"/>
+                <w:b/>
+                <w:bCs/>
+                <w:color w:val="F4CF87"/>
+                <w:sz w:val="17"/>
+                <w:szCs w:val="17"/>
+              </w:rPr>
+              <w:t xml:space="preserve">확인 방법</w:t>
+            </w:r>
+          </w:p>
+        </w:tc>
+        <w:tc>
+          <w:tcPr>
+            <w:tcW w:type="dxa" w:w="5246"/>
+            <w:tcBorders>
+              <w:top w:val="single" w:color="49361D" w:sz="6"/>
+              <w:left w:val="single" w:color="49361D" w:sz="6"/>
+              <w:bottom w:val="single" w:color="49361D" w:sz="6"/>
+              <w:right w:val="single" w:color="49361D" w:sz="6"/>
+            </w:tcBorders>
+            <w:shd w:fill="241B12" w:color="auto" w:val="clear"/>
+            <w:tcMar>
+              <w:top w:type="dxa" w:w="90"/>
+              <w:left w:type="dxa" w:w="110"/>
+              <w:bottom w:type="dxa" w:w="90"/>
+              <w:right w:type="dxa" w:w="110"/>
+            </w:tcMar>
+            <w:vAlign w:val="center"/>
+          </w:tcPr>
+          <w:p>
+            <w:pPr>
+              <w:spacing w:after="0" w:before="0" w:line="260"/>
+            </w:pPr>
+            <w:r>
+              <w:rPr>
+                <w:rFonts w:ascii="맑은 고딕" w:cs="맑은 고딕" w:eastAsia="맑은 고딕" w:hAnsi="맑은 고딕"/>
+                <w:b/>
+                <w:bCs/>
+                <w:color w:val="F4CF87"/>
+                <w:sz w:val="17"/>
+                <w:szCs w:val="17"/>
+              </w:rPr>
+              <w:t xml:space="preserve">결과</w:t>
+            </w:r>
+          </w:p>
+        </w:tc>
+      </w:tr>
+      <w:tr>
+        <w:tc>
+          <w:tcPr>
+            <w:tcW w:type="dxa" w:w="1500"/>
+            <w:tcBorders>
+              <w:top w:val="single" w:color="DEDEDE" w:sz="6"/>
+              <w:left w:val="single" w:color="DEDEDE" w:sz="6"/>
+              <w:bottom w:val="single" w:color="DEDEDE" w:sz="6"/>
+              <w:right w:val="single" w:color="DEDEDE" w:sz="6"/>
+            </w:tcBorders>
+            <w:tcMar>
+              <w:top w:type="dxa" w:w="70"/>
+              <w:left w:type="dxa" w:w="110"/>
+              <w:bottom w:type="dxa" w:w="70"/>
+              <w:right w:type="dxa" w:w="110"/>
+            </w:tcMar>
+            <w:vAlign w:val="center"/>
+          </w:tcPr>
+          <w:p>
+            <w:r>
+              <w:t>action_server_is_ready()는 액션 서버가 '준비됨(goal을 받을 수 있음)'을 의미한다</w:t>
+            </w:r>
+          </w:p>
+        </w:tc>
+        <w:tc>
+          <w:tcPr>
+            <w:tcW w:type="dxa" w:w="3000"/>
+            <w:tcBorders>
+              <w:top w:val="single" w:color="DEDEDE" w:sz="6"/>
+              <w:left w:val="single" w:color="DEDEDE" w:sz="6"/>
+              <w:bottom w:val="single" w:color="DEDEDE" w:sz="6"/>
+              <w:right w:val="single" w:color="DEDEDE" w:sz="6"/>
+            </w:tcBorders>
+            <w:tcMar>
+              <w:top w:type="dxa" w:w="70"/>
+              <w:left w:type="dxa" w:w="110"/>
+              <w:bottom w:type="dxa" w:w="70"/>
+              <w:right w:type="dxa" w:w="110"/>
+            </w:tcMar>
+            <w:vAlign w:val="center"/>
+          </w:tcPr>
+          <w:p>
+            <w:r>
+              <w:t>rclcpp_action 문서 및 실제 호출 결과와 lifecycle 상태 비교</w:t>
+            </w:r>
+          </w:p>
+        </w:tc>
+        <w:tc>
+          <w:tcPr>
+            <w:tcW w:type="dxa" w:w="5246"/>
+            <w:tcBorders>
+              <w:top w:val="single" w:color="DEDEDE" w:sz="6"/>
+              <w:left w:val="single" w:color="DEDEDE" w:sz="6"/>
+              <w:bottom w:val="single" w:color="DEDEDE" w:sz="6"/>
+              <w:right w:val="single" w:color="DEDEDE" w:sz="6"/>
+            </w:tcBorders>
+            <w:tcMar>
+              <w:top w:type="dxa" w:w="70"/>
+              <w:left w:type="dxa" w:w="110"/>
+              <w:bottom w:type="dxa" w:w="70"/>
+              <w:right w:type="dxa" w:w="110"/>
+            </w:tcMar>
+            <w:vAlign w:val="center"/>
+          </w:tcPr>
+          <w:p>
+            <w:r>
+              <w:t>아님 — 이 함수는 액션 서버 엔티티가 '존재하는지'만 확인하는 그래프 조회</w:t>
+            </w:r>
+          </w:p>
+        </w:tc>
+      </w:tr>
+      <w:tr>
+        <w:tc>
+          <w:tcPr>
+            <w:tcW w:type="dxa" w:w="1500"/>
+            <w:tcBorders>
+              <w:top w:val="single" w:color="DEDEDE" w:sz="6"/>
+              <w:left w:val="single" w:color="DEDEDE" w:sz="6"/>
+              <w:bottom w:val="single" w:color="DEDEDE" w:sz="6"/>
+              <w:right w:val="single" w:color="DEDEDE" w:sz="6"/>
+            </w:tcBorders>
+            <w:shd w:fill="FAFAFA" w:color="auto" w:val="clear"/>
+            <w:tcMar>
+              <w:top w:type="dxa" w:w="70"/>
+              <w:left w:type="dxa" w:w="110"/>
+              <w:bottom w:type="dxa" w:w="70"/>
+              <w:right w:type="dxa" w:w="110"/>
+            </w:tcMar>
+            <w:vAlign w:val="center"/>
+          </w:tcPr>
+          <w:p>
+            <w:r>
+              <w:t>nav2 lifecycle 노드는 on_configure() 단계에서 이미 액션 서버 객체를 만들어 둔다</w:t>
+            </w:r>
+          </w:p>
+        </w:tc>
+        <w:tc>
+          <w:tcPr>
+            <w:tcW w:type="dxa" w:w="3000"/>
+            <w:tcBorders>
+              <w:top w:val="single" w:color="DEDEDE" w:sz="6"/>
+              <w:left w:val="single" w:color="DEDEDE" w:sz="6"/>
+              <w:bottom w:val="single" w:color="DEDEDE" w:sz="6"/>
+              <w:right w:val="single" w:color="DEDEDE" w:sz="6"/>
+            </w:tcBorders>
+            <w:shd w:fill="FAFAFA" w:color="auto" w:val="clear"/>
+            <w:tcMar>
+              <w:top w:type="dxa" w:w="70"/>
+              <w:left w:type="dxa" w:w="110"/>
+              <w:bottom w:type="dxa" w:w="70"/>
+              <w:right w:type="dxa" w:w="110"/>
+            </w:tcMar>
+            <w:vAlign w:val="center"/>
+          </w:tcPr>
+          <w:p>
+            <w:r>
+              <w:t>nav2 소스/런타임 동작 확인</w:t>
+            </w:r>
+          </w:p>
+        </w:tc>
+        <w:tc>
+          <w:tcPr>
+            <w:tcW w:type="dxa" w:w="5246"/>
+            <w:tcBorders>
+              <w:top w:val="single" w:color="DEDEDE" w:sz="6"/>
+              <w:left w:val="single" w:color="DEDEDE" w:sz="6"/>
+              <w:bottom w:val="single" w:color="DEDEDE" w:sz="6"/>
+              <w:right w:val="single" w:color="DEDEDE" w:sz="6"/>
+            </w:tcBorders>
+            <w:shd w:fill="FAFAFA" w:color="auto" w:val="clear"/>
+            <w:tcMar>
+              <w:top w:type="dxa" w:w="70"/>
+              <w:left w:type="dxa" w:w="110"/>
+              <w:bottom w:type="dxa" w:w="70"/>
+              <w:right w:type="dxa" w:w="110"/>
+            </w:tcMar>
+            <w:vAlign w:val="center"/>
+          </w:tcPr>
+          <w:p>
+            <w:r>
+              <w:t>맞음 — activate 훨씬 전부터 액션 서버 객체가 존재해 is_ready()가 조기에 true를 반환</w:t>
+            </w:r>
+          </w:p>
+        </w:tc>
+      </w:tr>
+      <w:tr>
+        <w:tc>
+          <w:tcPr>
+            <w:tcW w:type="dxa" w:w="1500"/>
+            <w:tcBorders>
+              <w:top w:val="single" w:color="DEDEDE" w:sz="6"/>
+              <w:left w:val="single" w:color="DEDEDE" w:sz="6"/>
+              <w:bottom w:val="single" w:color="DEDEDE" w:sz="6"/>
+              <w:right w:val="single" w:color="DEDEDE" w:sz="6"/>
+            </w:tcBorders>
+            <w:shd w:fill="FAFAFA" w:color="auto" w:val="clear"/>
+            <w:tcMar>
+              <w:top w:type="dxa" w:w="70"/>
+              <w:left w:type="dxa" w:w="110"/>
+              <w:bottom w:type="dxa" w:w="70"/>
+              <w:right w:type="dxa" w:w="110"/>
+            </w:tcMar>
+            <w:vAlign w:val="center"/>
+          </w:tcPr>
+          <w:p>
+            <w:r>
+              <w:t>GetState 서비스로 PRIMARY_STATE_ACTIVE를 직접 확인하면 정확히 판정된다</w:t>
+            </w:r>
+          </w:p>
+        </w:tc>
+        <w:tc>
+          <w:tcPr>
+            <w:tcW w:type="dxa" w:w="3000"/>
+            <w:tcBorders>
+              <w:top w:val="single" w:color="DEDEDE" w:sz="6"/>
+              <w:left w:val="single" w:color="DEDEDE" w:sz="6"/>
+              <w:bottom w:val="single" w:color="DEDEDE" w:sz="6"/>
+              <w:right w:val="single" w:color="DEDEDE" w:sz="6"/>
+            </w:tcBorders>
+            <w:shd w:fill="FAFAFA" w:color="auto" w:val="clear"/>
+            <w:tcMar>
+              <w:top w:type="dxa" w:w="70"/>
+              <w:left w:type="dxa" w:w="110"/>
+              <w:bottom w:type="dxa" w:w="70"/>
+              <w:right w:type="dxa" w:w="110"/>
+            </w:tcMar>
+            <w:vAlign w:val="center"/>
+          </w:tcPr>
+          <w:p>
+            <w:r>
+              <w:t>lifecycle_msgs/srv/GetState 호출 결과와 실제 goal 처리 가능 여부 비교</w:t>
+            </w:r>
+          </w:p>
+        </w:tc>
+        <w:tc>
+          <w:tcPr>
+            <w:tcW w:type="dxa" w:w="5246"/>
+            <w:tcBorders>
+              <w:top w:val="single" w:color="DEDEDE" w:sz="6"/>
+              <w:left w:val="single" w:color="DEDEDE" w:sz="6"/>
+              <w:bottom w:val="single" w:color="DEDEDE" w:sz="6"/>
+              <w:right w:val="single" w:color="DEDEDE" w:sz="6"/>
+            </w:tcBorders>
+            <w:shd w:fill="FAFAFA" w:color="auto" w:val="clear"/>
+            <w:tcMar>
+              <w:top w:type="dxa" w:w="70"/>
+              <w:left w:type="dxa" w:w="110"/>
+              <w:bottom w:type="dxa" w:w="70"/>
+              <w:right w:type="dxa" w:w="110"/>
+            </w:tcMar>
+            <w:vAlign w:val="center"/>
+          </w:tcPr>
+          <w:p>
+            <w:r>
+              <w:t>맞음 — 실제로 goal을 받아줄 수 있는 시점과 일치</w:t>
+            </w:r>
+          </w:p>
+        </w:tc>
+      </w:tr>
+    </w:tbl>
+    <w:p>
+      <w:pPr>
+        <w:pStyle w:val="Heading3"/>
+        <w:spacing w:after="120" w:before="260" w:line="260"/>
+      </w:pPr>
+      <w:r>
+        <w:rPr>
+          <w:rFonts w:ascii="맑은 고딕" w:cs="맑은 고딕" w:eastAsia="맑은 고딕" w:hAnsi="맑은 고딕"/>
+          <w:b/>
+          <w:bCs/>
+          <w:color w:val="241B12"/>
+          <w:sz w:val="21"/>
+          <w:szCs w:val="21"/>
+        </w:rPr>
+        <w:t xml:space="preserve">원인</w:t>
+      </w:r>
+    </w:p>
+    <w:p>
+      <w:pPr>
+        <w:spacing w:after="140" w:before="0" w:line="260"/>
+      </w:pPr>
+      <w:r>
+        <w:t>확인됨. rclcpp_action::Client::action_server_is_ready()는 액션 서버 '존재 여부'만 보는데, nav2 lifecycle 노드(bt_navigator/waypoint_follower)는 on_configure() 단계부터 액션 서버 객체를 만들어 두기 때문에 실제 activate(=goal을 받을 수 있는 상태)보다 훨씬 먼저 true를 반환한다.</w:t>
+      </w:r>
+    </w:p>
+    <w:p>
+      <w:pPr>
+        <w:pStyle w:val="Heading3"/>
+        <w:spacing w:after="120" w:before="260" w:line="260"/>
+      </w:pPr>
+      <w:r>
+        <w:rPr>
+          <w:rFonts w:ascii="맑은 고딕" w:cs="맑은 고딕" w:eastAsia="맑은 고딕" w:hAnsi="맑은 고딕"/>
+          <w:b/>
+          <w:bCs/>
+          <w:color w:val="241B12"/>
+          <w:sz w:val="21"/>
+          <w:szCs w:val="21"/>
+        </w:rPr>
+        <w:t xml:space="preserve">조치</w:t>
+      </w:r>
+    </w:p>
+    <w:tbl>
+      <w:tblPr>
+        <w:tblW w:type="dxa" w:w="9746"/>
+        <w:tblBorders>
+          <w:top w:val="single" w:color="DEDEDE" w:sz="6"/>
+          <w:left w:val="single" w:color="DEDEDE" w:sz="6"/>
+          <w:bottom w:val="single" w:color="DEDEDE" w:sz="6"/>
+          <w:right w:val="single" w:color="DEDEDE" w:sz="6"/>
+          <w:insideH w:val="single" w:color="DEDEDE" w:sz="6"/>
+          <w:insideV w:val="single" w:color="DEDEDE" w:sz="6"/>
+        </w:tblBorders>
+      </w:tblPr>
+      <w:tblGrid>
+        <w:gridCol w:w="1500"/>
+        <w:gridCol w:w="3000"/>
+        <w:gridCol w:w="5246"/>
+      </w:tblGrid>
+      <w:tr>
+        <w:trPr>
+          <w:tblHeader/>
+        </w:trPr>
+        <w:tc>
+          <w:tcPr>
+            <w:tcW w:type="dxa" w:w="1500"/>
+            <w:tcBorders>
+              <w:top w:val="single" w:color="49361D" w:sz="6"/>
+              <w:left w:val="single" w:color="49361D" w:sz="6"/>
+              <w:bottom w:val="single" w:color="49361D" w:sz="6"/>
+              <w:right w:val="single" w:color="49361D" w:sz="6"/>
+            </w:tcBorders>
+            <w:shd w:fill="241B12" w:color="auto" w:val="clear"/>
+            <w:tcMar>
+              <w:top w:type="dxa" w:w="90"/>
+              <w:left w:type="dxa" w:w="110"/>
+              <w:bottom w:type="dxa" w:w="90"/>
+              <w:right w:type="dxa" w:w="110"/>
+            </w:tcMar>
+            <w:vAlign w:val="center"/>
+          </w:tcPr>
+          <w:p>
+            <w:pPr>
+              <w:spacing w:after="0" w:before="0" w:line="260"/>
+            </w:pPr>
+            <w:r>
+              <w:rPr>
+                <w:rFonts w:ascii="맑은 고딕" w:cs="맑은 고딕" w:eastAsia="맑은 고딕" w:hAnsi="맑은 고딕"/>
+                <w:b/>
+                <w:bCs/>
+                <w:color w:val="F4CF87"/>
+                <w:sz w:val="17"/>
+                <w:szCs w:val="17"/>
+              </w:rPr>
+              <w:t xml:space="preserve">대상</w:t>
+            </w:r>
+          </w:p>
+        </w:tc>
+        <w:tc>
+          <w:tcPr>
+            <w:tcW w:type="dxa" w:w="3000"/>
+            <w:tcBorders>
+              <w:top w:val="single" w:color="49361D" w:sz="6"/>
+              <w:left w:val="single" w:color="49361D" w:sz="6"/>
+              <w:bottom w:val="single" w:color="49361D" w:sz="6"/>
+              <w:right w:val="single" w:color="49361D" w:sz="6"/>
+            </w:tcBorders>
+            <w:shd w:fill="241B12" w:color="auto" w:val="clear"/>
+            <w:tcMar>
+              <w:top w:type="dxa" w:w="90"/>
+              <w:left w:type="dxa" w:w="110"/>
+              <w:bottom w:type="dxa" w:w="90"/>
+              <w:right w:type="dxa" w:w="110"/>
+            </w:tcMar>
+            <w:vAlign w:val="center"/>
+          </w:tcPr>
+          <w:p>
+            <w:pPr>
+              <w:spacing w:after="0" w:before="0" w:line="260"/>
+            </w:pPr>
+            <w:r>
+              <w:rPr>
+                <w:rFonts w:ascii="맑은 고딕" w:cs="맑은 고딕" w:eastAsia="맑은 고딕" w:hAnsi="맑은 고딕"/>
+                <w:b/>
+                <w:bCs/>
+                <w:color w:val="F4CF87"/>
+                <w:sz w:val="17"/>
+                <w:szCs w:val="17"/>
+              </w:rPr>
+              <w:t xml:space="preserve">변경 전</w:t>
+            </w:r>
+          </w:p>
+        </w:tc>
+        <w:tc>
+          <w:tcPr>
+            <w:tcW w:type="dxa" w:w="5246"/>
+            <w:tcBorders>
+              <w:top w:val="single" w:color="49361D" w:sz="6"/>
+              <w:left w:val="single" w:color="49361D" w:sz="6"/>
+              <w:bottom w:val="single" w:color="49361D" w:sz="6"/>
+              <w:right w:val="single" w:color="49361D" w:sz="6"/>
+            </w:tcBorders>
+            <w:shd w:fill="241B12" w:color="auto" w:val="clear"/>
+            <w:tcMar>
+              <w:top w:type="dxa" w:w="90"/>
+              <w:left w:type="dxa" w:w="110"/>
+              <w:bottom w:type="dxa" w:w="90"/>
+              <w:right w:type="dxa" w:w="110"/>
+            </w:tcMar>
+            <w:vAlign w:val="center"/>
+          </w:tcPr>
+          <w:p>
+            <w:pPr>
+              <w:spacing w:after="0" w:before="0" w:line="260"/>
+            </w:pPr>
+            <w:r>
+              <w:rPr>
+                <w:rFonts w:ascii="맑은 고딕" w:cs="맑은 고딕" w:eastAsia="맑은 고딕" w:hAnsi="맑은 고딕"/>
+                <w:b/>
+                <w:bCs/>
+                <w:color w:val="F4CF87"/>
+                <w:sz w:val="17"/>
+                <w:szCs w:val="17"/>
+              </w:rPr>
+              <w:t xml:space="preserve">변경 후</w:t>
+            </w:r>
+          </w:p>
+        </w:tc>
+      </w:tr>
+      <w:tr>
+        <w:tc>
+          <w:tcPr>
+            <w:tcW w:type="dxa" w:w="1500"/>
+            <w:tcBorders>
+              <w:top w:val="single" w:color="DEDEDE" w:sz="6"/>
+              <w:left w:val="single" w:color="DEDEDE" w:sz="6"/>
+              <w:bottom w:val="single" w:color="DEDEDE" w:sz="6"/>
+              <w:right w:val="single" w:color="DEDEDE" w:sz="6"/>
+            </w:tcBorders>
+            <w:tcMar>
+              <w:top w:type="dxa" w:w="70"/>
+              <w:left w:type="dxa" w:w="110"/>
+              <w:bottom w:type="dxa" w:w="70"/>
+              <w:right w:type="dxa" w:w="110"/>
+            </w:tcMar>
+            <w:vAlign w:val="center"/>
+          </w:tcPr>
+          <w:p>
+            <w:r>
+              <w:t>TurtlebotNavNode::checkNav2Connection()(nav2navigationservice.cpp)</w:t>
+            </w:r>
+          </w:p>
+        </w:tc>
+        <w:tc>
+          <w:tcPr>
+            <w:tcW w:type="dxa" w:w="3000"/>
+            <w:tcBorders>
+              <w:top w:val="single" w:color="DEDEDE" w:sz="6"/>
+              <w:left w:val="single" w:color="DEDEDE" w:sz="6"/>
+              <w:bottom w:val="single" w:color="DEDEDE" w:sz="6"/>
+              <w:right w:val="single" w:color="DEDEDE" w:sz="6"/>
+            </w:tcBorders>
+            <w:tcMar>
+              <w:top w:type="dxa" w:w="70"/>
+              <w:left w:type="dxa" w:w="110"/>
+              <w:bottom w:type="dxa" w:w="70"/>
+              <w:right w:type="dxa" w:w="110"/>
+            </w:tcMar>
+            <w:vAlign w:val="center"/>
+          </w:tcPr>
+          <w:p>
+            <w:r>
+              <w:t>action_server_is_ready()로 'Nav2 연결' 판정</w:t>
+            </w:r>
+          </w:p>
+        </w:tc>
+        <w:tc>
+          <w:tcPr>
+            <w:tcW w:type="dxa" w:w="5246"/>
+            <w:tcBorders>
+              <w:top w:val="single" w:color="DEDEDE" w:sz="6"/>
+              <w:left w:val="single" w:color="DEDEDE" w:sz="6"/>
+              <w:bottom w:val="single" w:color="DEDEDE" w:sz="6"/>
+              <w:right w:val="single" w:color="DEDEDE" w:sz="6"/>
+            </w:tcBorders>
+            <w:tcMar>
+              <w:top w:type="dxa" w:w="70"/>
+              <w:left w:type="dxa" w:w="110"/>
+              <w:bottom w:type="dxa" w:w="70"/>
+              <w:right w:type="dxa" w:w="110"/>
+            </w:tcMar>
+            <w:vAlign w:val="center"/>
+          </w:tcPr>
+          <w:p>
+            <w:r>
+              <w:t>bt_navigator/waypoint_follower 각각에 lifecycle_msgs/srv/GetState를 호출해 current_state.id == PRIMARY_STATE_ACTIVE인지 직접 확인(1초 폴링, 비동기 응답을 라운드 번호로 매칭해 서로 다른 라운드 응답이 섞이지 않게 처리). lifecycle_msgs를 package.xml/CMakeLists.txt 의존성에 추가</w:t>
+            </w:r>
+          </w:p>
+        </w:tc>
+      </w:tr>
+    </w:tbl>
+    <w:tbl>
+      <w:tblPr>
+        <w:tblW w:type="dxa" w:w="9746"/>
+        <w:tblBorders>
+          <w:top w:val="single" w:color="DEDEDE" w:sz="6"/>
+          <w:left w:val="single" w:color="DEDEDE" w:sz="6"/>
+          <w:bottom w:val="single" w:color="DEDEDE" w:sz="6"/>
+          <w:right w:val="single" w:color="DEDEDE" w:sz="6"/>
+          <w:insideH w:val="single" w:color="DEDEDE" w:sz="6"/>
+          <w:insideV w:val="single" w:color="DEDEDE" w:sz="6"/>
+        </w:tblBorders>
+      </w:tblPr>
+      <w:tblGrid>
+        <w:gridCol w:w="9746"/>
+      </w:tblGrid>
+      <w:tr>
+        <w:tc>
+          <w:tcPr>
+            <w:tcW w:type="dxa" w:w="9746"/>
+            <w:tcBorders>
+              <w:top w:val="single" w:color="DEDEDE" w:sz="6"/>
+              <w:left w:val="single" w:color="DEDEDE" w:sz="6"/>
+              <w:bottom w:val="single" w:color="DEDEDE" w:sz="6"/>
+              <w:right w:val="single" w:color="DEDEDE" w:sz="6"/>
+            </w:tcBorders>
+            <w:shd w:fill="F7F8FA" w:color="auto" w:val="clear"/>
+            <w:tcMar>
+              <w:top w:type="dxa" w:w="140"/>
+              <w:left w:type="dxa" w:w="160"/>
+              <w:bottom w:type="dxa" w:w="140"/>
+              <w:right w:type="dxa" w:w="160"/>
+            </w:tcMar>
+          </w:tcPr>
+          <w:p>
+            <w:pPr>
+              <w:spacing w:after="20" w:line="240"/>
+            </w:pPr>
+            <w:r>
+              <w:t># 적용 명령</w:t>
+            </w:r>
+          </w:p>
+          <w:p>
+            <w:pPr>
+              <w:spacing w:after="20" w:line="240"/>
+            </w:pPr>
+            <w:r>
+              <w:t>make medirun_gui  (build/medirun_gui 디렉터리에서 실행)</w:t>
+            </w:r>
+          </w:p>
+        </w:tc>
+      </w:tr>
+    </w:tbl>
+    <w:p>
+      <w:pPr>
+        <w:pStyle w:val="Heading3"/>
+        <w:spacing w:after="120" w:before="260" w:line="260"/>
+      </w:pPr>
+      <w:r>
+        <w:rPr>
+          <w:rFonts w:ascii="맑은 고딕" w:cs="맑은 고딕" w:eastAsia="맑은 고딕" w:hAnsi="맑은 고딕"/>
+          <w:b/>
+          <w:bCs/>
+          <w:color w:val="241B12"/>
+          <w:sz w:val="21"/>
+          <w:szCs w:val="21"/>
+        </w:rPr>
+        <w:t xml:space="preserve">검증</w:t>
+      </w:r>
+    </w:p>
+    <w:p>
+      <w:pPr>
+        <w:pStyle w:val="ListParagraph"/>
+        <w:numPr>
+          <w:ilvl w:val="0"/>
+          <w:numId w:val="2"/>
+        </w:numPr>
+        <w:spacing w:after="80" w:line="260"/>
+      </w:pPr>
+      <w:r>
+        <w:t>부팅 초기 구간에서 'Nav2 연결' 배지가 bt_navigator/waypoint_follower 둘 다 GetState==ACTIVE가 될 때까지 '부팅 중'으로 유지되고, 이후에만 '연결됨'으로 바뀌는 것을 실기로 확인</w:t>
+      </w:r>
+    </w:p>
+    <w:p>
+      <w:pPr>
+        <w:pStyle w:val="ListParagraph"/>
+        <w:numPr>
+          <w:ilvl w:val="0"/>
+          <w:numId w:val="2"/>
+        </w:numPr>
+        <w:spacing w:after="80" w:line="260"/>
+      </w:pPr>
+      <w:r>
+        <w:t>이후(2026-08-04~) 웨이포인트/운영현황 페이지에서 Nav2 상태 판정이 재차 흔들리지 않고 안정적으로 동작 — 별도 재발 보고 없음</w:t>
+      </w:r>
+    </w:p>
+    <w:p>
+      <w:pPr>
+        <w:pStyle w:val="Heading3"/>
+        <w:spacing w:after="120" w:before="260" w:line="260"/>
+      </w:pPr>
+      <w:r>
+        <w:rPr>
+          <w:rFonts w:ascii="맑은 고딕" w:cs="맑은 고딕" w:eastAsia="맑은 고딕" w:hAnsi="맑은 고딕"/>
+          <w:b/>
+          <w:bCs/>
+          <w:color w:val="241B12"/>
+          <w:sz w:val="21"/>
+          <w:szCs w:val="21"/>
+        </w:rPr>
+        <w:t xml:space="preserve">재발 방지</w:t>
+      </w:r>
+    </w:p>
+    <w:tbl>
+      <w:tblPr>
+        <w:tblW w:type="dxa" w:w="9746"/>
+        <w:tblBorders>
+          <w:top w:val="single" w:color="DEDEDE" w:sz="6"/>
+          <w:left w:val="single" w:color="DEDEDE" w:sz="6"/>
+          <w:bottom w:val="single" w:color="DEDEDE" w:sz="6"/>
+          <w:right w:val="single" w:color="DEDEDE" w:sz="6"/>
+          <w:insideH w:val="single" w:color="DEDEDE" w:sz="6"/>
+          <w:insideV w:val="single" w:color="DEDEDE" w:sz="6"/>
+        </w:tblBorders>
+      </w:tblPr>
+      <w:tblGrid>
+        <w:gridCol w:w="2600"/>
+        <w:gridCol w:w="7146"/>
+      </w:tblGrid>
+      <w:tr>
+        <w:trPr>
+          <w:tblHeader/>
+        </w:trPr>
+        <w:tc>
+          <w:tcPr>
+            <w:tcW w:type="dxa" w:w="2600"/>
+            <w:tcBorders>
+              <w:top w:val="single" w:color="49361D" w:sz="6"/>
+              <w:left w:val="single" w:color="49361D" w:sz="6"/>
+              <w:bottom w:val="single" w:color="49361D" w:sz="6"/>
+              <w:right w:val="single" w:color="49361D" w:sz="6"/>
+            </w:tcBorders>
+            <w:shd w:fill="241B12" w:color="auto" w:val="clear"/>
+            <w:tcMar>
+              <w:top w:type="dxa" w:w="90"/>
+              <w:left w:type="dxa" w:w="110"/>
+              <w:bottom w:type="dxa" w:w="90"/>
+              <w:right w:type="dxa" w:w="110"/>
+            </w:tcMar>
+            <w:vAlign w:val="center"/>
+          </w:tcPr>
+          <w:p>
+            <w:pPr>
+              <w:spacing w:after="0" w:before="0" w:line="260"/>
+            </w:pPr>
+            <w:r>
+              <w:rPr>
+                <w:rFonts w:ascii="맑은 고딕" w:cs="맑은 고딕" w:eastAsia="맑은 고딕" w:hAnsi="맑은 고딕"/>
+                <w:b/>
+                <w:bCs/>
+                <w:color w:val="F4CF87"/>
+                <w:sz w:val="17"/>
+                <w:szCs w:val="17"/>
+              </w:rPr>
+              <w:t xml:space="preserve">반영 위치</w:t>
+            </w:r>
+          </w:p>
+        </w:tc>
+        <w:tc>
+          <w:tcPr>
+            <w:tcW w:type="dxa" w:w="7146"/>
+            <w:tcBorders>
+              <w:top w:val="single" w:color="49361D" w:sz="6"/>
+              <w:left w:val="single" w:color="49361D" w:sz="6"/>
+              <w:bottom w:val="single" w:color="49361D" w:sz="6"/>
+              <w:right w:val="single" w:color="49361D" w:sz="6"/>
+            </w:tcBorders>
+            <w:shd w:fill="241B12" w:color="auto" w:val="clear"/>
+            <w:tcMar>
+              <w:top w:type="dxa" w:w="90"/>
+              <w:left w:type="dxa" w:w="110"/>
+              <w:bottom w:type="dxa" w:w="90"/>
+              <w:right w:type="dxa" w:w="110"/>
+            </w:tcMar>
+            <w:vAlign w:val="center"/>
+          </w:tcPr>
+          <w:p>
+            <w:pPr>
+              <w:spacing w:after="0" w:before="0" w:line="260"/>
+            </w:pPr>
+            <w:r>
+              <w:rPr>
+                <w:rFonts w:ascii="맑은 고딕" w:cs="맑은 고딕" w:eastAsia="맑은 고딕" w:hAnsi="맑은 고딕"/>
+                <w:b/>
+                <w:bCs/>
+                <w:color w:val="F4CF87"/>
+                <w:sz w:val="17"/>
+                <w:szCs w:val="17"/>
+              </w:rPr>
+              <w:t xml:space="preserve">내용</w:t>
+            </w:r>
+          </w:p>
+        </w:tc>
+      </w:tr>
+      <w:tr>
+        <w:tc>
+          <w:tcPr>
+            <w:tcW w:type="dxa" w:w="2600"/>
+            <w:tcBorders>
+              <w:top w:val="single" w:color="DEDEDE" w:sz="6"/>
+              <w:left w:val="single" w:color="DEDEDE" w:sz="6"/>
+              <w:bottom w:val="single" w:color="DEDEDE" w:sz="6"/>
+              <w:right w:val="single" w:color="DEDEDE" w:sz="6"/>
+            </w:tcBorders>
+            <w:tcMar>
+              <w:top w:type="dxa" w:w="70"/>
+              <w:left w:type="dxa" w:w="110"/>
+              <w:bottom w:type="dxa" w:w="70"/>
+              <w:right w:type="dxa" w:w="110"/>
+            </w:tcMar>
+            <w:vAlign w:val="center"/>
+          </w:tcPr>
+          <w:p>
+            <w:r>
+              <w:t>코드 + 팀 메모리</w:t>
+            </w:r>
+          </w:p>
+        </w:tc>
+        <w:tc>
+          <w:tcPr>
+            <w:tcW w:type="dxa" w:w="7146"/>
+            <w:tcBorders>
+              <w:top w:val="single" w:color="DEDEDE" w:sz="6"/>
+              <w:left w:val="single" w:color="DEDEDE" w:sz="6"/>
+              <w:bottom w:val="single" w:color="DEDEDE" w:sz="6"/>
+              <w:right w:val="single" w:color="DEDEDE" w:sz="6"/>
+            </w:tcBorders>
+            <w:tcMar>
+              <w:top w:type="dxa" w:w="70"/>
+              <w:left w:type="dxa" w:w="110"/>
+              <w:bottom w:type="dxa" w:w="70"/>
+              <w:right w:type="dxa" w:w="110"/>
+            </w:tcMar>
+            <w:vAlign w:val="center"/>
+          </w:tcPr>
+          <w:p>
+            <w:r>
+              <w:t>같은 오탐 패턴이 반복될 수 있어 팀 지식으로 남겨둠 — 2026-08-06 운영현황 작업 중 '노드 리스트에 다 떠 있으면 연결 아니냐'는 동일 계열 질문이 다시 나와, GetState 기반 판정을 유지하기로 재확인함</w:t>
             </w:r>
           </w:p>
         </w:tc>

--- a/docs/troubleshooting/AURIX_MediRun_07_트러블슈팅_NAV.docx
+++ b/docs/troubleshooting/AURIX_MediRun_07_트러블슈팅_NAV.docx
@@ -2786,7 +2786,7 @@
                 <w:sz w:val="17"/>
                 <w:szCs w:val="17"/>
               </w:rPr>
-              <w:t>콜존 버튼 미션 발행 시 이중 오케스트레이터 충돌로 Nav2 goal 실패</w:t>
+              <w:t xml:space="preserve">콜존 버튼 미션 발행 시 이중 오케스트레이터 충돌로 Nav2 goal 실패</w:t>
             </w:r>
           </w:p>
         </w:tc>
@@ -2819,6 +2819,901 @@
                 <w:sz w:val="17"/>
                 <w:szCs w:val="17"/>
               </w:rPr>
+              <w:t xml:space="preserve">MAJOR</w:t>
+            </w:r>
+          </w:p>
+        </w:tc>
+        <w:tc>
+          <w:tcPr>
+            <w:tcW w:type="dxa" w:w="1800"/>
+            <w:tcBorders>
+              <w:top w:val="single" w:color="DEDEDE" w:sz="6"/>
+              <w:left w:val="single" w:color="DEDEDE" w:sz="6"/>
+              <w:bottom w:val="single" w:color="DEDEDE" w:sz="6"/>
+              <w:right w:val="single" w:color="DEDEDE" w:sz="6"/>
+            </w:tcBorders>
+            <w:tcMar>
+              <w:top w:type="dxa" w:w="70"/>
+              <w:left w:type="dxa" w:w="110"/>
+              <w:bottom w:type="dxa" w:w="70"/>
+              <w:right w:type="dxa" w:w="110"/>
+            </w:tcMar>
+            <w:vAlign w:val="center"/>
+          </w:tcPr>
+          <w:p>
+            <w:pPr>
+              <w:spacing w:after="0" w:before="0" w:line="260"/>
+              <w:jc w:val="center"/>
+            </w:pPr>
+            <w:r>
+              <w:rPr>
+                <w:rFonts w:ascii="맑은 고딕" w:cs="맑은 고딕" w:eastAsia="맑은 고딕" w:hAnsi="맑은 고딕"/>
+                <w:color w:val="3C3429"/>
+                <w:sz w:val="17"/>
+                <w:szCs w:val="17"/>
+              </w:rPr>
+              <w:t xml:space="preserve">RESOLVED</w:t>
+            </w:r>
+          </w:p>
+        </w:tc>
+      </w:tr>
+      <w:tr>
+        <w:tc>
+          <w:tcPr>
+            <w:tcW w:type="dxa" w:w="1500"/>
+            <w:tcBorders>
+              <w:top w:val="single" w:color="DEDEDE" w:sz="6"/>
+              <w:left w:val="single" w:color="DEDEDE" w:sz="6"/>
+              <w:bottom w:val="single" w:color="DEDEDE" w:sz="6"/>
+              <w:right w:val="single" w:color="DEDEDE" w:sz="6"/>
+            </w:tcBorders>
+            <w:shd w:fill="FAFAFA" w:color="auto" w:val="clear"/>
+            <w:tcMar>
+              <w:top w:type="dxa" w:w="70"/>
+              <w:left w:type="dxa" w:w="110"/>
+              <w:bottom w:type="dxa" w:w="70"/>
+              <w:right w:type="dxa" w:w="110"/>
+            </w:tcMar>
+            <w:vAlign w:val="center"/>
+          </w:tcPr>
+          <w:p>
+            <w:pPr>
+              <w:spacing w:after="0" w:before="0" w:line="260"/>
+            </w:pPr>
+            <w:r>
+              <w:rPr>
+                <w:rFonts w:ascii="맑은 고딕" w:cs="맑은 고딕" w:eastAsia="맑은 고딕" w:hAnsi="맑은 고딕"/>
+                <w:color w:val="3C3429"/>
+                <w:sz w:val="17"/>
+                <w:szCs w:val="17"/>
+              </w:rPr>
+              <w:t xml:space="preserve">TS-NAV-02</w:t>
+            </w:r>
+          </w:p>
+        </w:tc>
+        <w:tc>
+          <w:tcPr>
+            <w:tcW w:type="dxa" w:w="4746"/>
+            <w:tcBorders>
+              <w:top w:val="single" w:color="DEDEDE" w:sz="6"/>
+              <w:left w:val="single" w:color="DEDEDE" w:sz="6"/>
+              <w:bottom w:val="single" w:color="DEDEDE" w:sz="6"/>
+              <w:right w:val="single" w:color="DEDEDE" w:sz="6"/>
+            </w:tcBorders>
+            <w:shd w:fill="FAFAFA" w:color="auto" w:val="clear"/>
+            <w:tcMar>
+              <w:top w:type="dxa" w:w="70"/>
+              <w:left w:type="dxa" w:w="110"/>
+              <w:bottom w:type="dxa" w:w="70"/>
+              <w:right w:type="dxa" w:w="110"/>
+            </w:tcMar>
+            <w:vAlign w:val="center"/>
+          </w:tcPr>
+          <w:p>
+            <w:pPr>
+              <w:spacing w:after="0" w:before="0" w:line="260"/>
+            </w:pPr>
+            <w:r>
+              <w:rPr>
+                <w:rFonts w:ascii="맑은 고딕" w:cs="맑은 고딕" w:eastAsia="맑은 고딕" w:hAnsi="맑은 고딕"/>
+                <w:color w:val="3C3429"/>
+                <w:sz w:val="17"/>
+                <w:szCs w:val="17"/>
+              </w:rPr>
+            </w:r>
+          </w:p>
+        </w:tc>
+        <w:tc>
+          <w:tcPr>
+            <w:tcW w:type="dxa" w:w="1700"/>
+            <w:tcBorders>
+              <w:top w:val="single" w:color="DEDEDE" w:sz="6"/>
+              <w:left w:val="single" w:color="DEDEDE" w:sz="6"/>
+              <w:bottom w:val="single" w:color="DEDEDE" w:sz="6"/>
+              <w:right w:val="single" w:color="DEDEDE" w:sz="6"/>
+            </w:tcBorders>
+            <w:shd w:fill="FAFAFA" w:color="auto" w:val="clear"/>
+            <w:tcMar>
+              <w:top w:type="dxa" w:w="70"/>
+              <w:left w:type="dxa" w:w="110"/>
+              <w:bottom w:type="dxa" w:w="70"/>
+              <w:right w:type="dxa" w:w="110"/>
+            </w:tcMar>
+            <w:vAlign w:val="center"/>
+          </w:tcPr>
+          <w:p>
+            <w:pPr>
+              <w:spacing w:after="0" w:before="0" w:line="260"/>
+              <w:jc w:val="center"/>
+            </w:pPr>
+            <w:r>
+              <w:rPr>
+                <w:rFonts w:ascii="맑은 고딕" w:cs="맑은 고딕" w:eastAsia="맑은 고딕" w:hAnsi="맑은 고딕"/>
+                <w:color w:val="3C3429"/>
+                <w:sz w:val="17"/>
+                <w:szCs w:val="17"/>
+              </w:rPr>
+            </w:r>
+          </w:p>
+        </w:tc>
+        <w:tc>
+          <w:tcPr>
+            <w:tcW w:type="dxa" w:w="1800"/>
+            <w:tcBorders>
+              <w:top w:val="single" w:color="DEDEDE" w:sz="6"/>
+              <w:left w:val="single" w:color="DEDEDE" w:sz="6"/>
+              <w:bottom w:val="single" w:color="DEDEDE" w:sz="6"/>
+              <w:right w:val="single" w:color="DEDEDE" w:sz="6"/>
+            </w:tcBorders>
+            <w:shd w:fill="FAFAFA" w:color="auto" w:val="clear"/>
+            <w:tcMar>
+              <w:top w:type="dxa" w:w="70"/>
+              <w:left w:type="dxa" w:w="110"/>
+              <w:bottom w:type="dxa" w:w="70"/>
+              <w:right w:type="dxa" w:w="110"/>
+            </w:tcMar>
+            <w:vAlign w:val="center"/>
+          </w:tcPr>
+          <w:p>
+            <w:pPr>
+              <w:spacing w:after="0" w:before="0" w:line="260"/>
+              <w:jc w:val="center"/>
+            </w:pPr>
+            <w:r>
+              <w:rPr>
+                <w:rFonts w:ascii="맑은 고딕" w:cs="맑은 고딕" w:eastAsia="맑은 고딕" w:hAnsi="맑은 고딕"/>
+                <w:color w:val="3C3429"/>
+                <w:sz w:val="17"/>
+                <w:szCs w:val="17"/>
+              </w:rPr>
+            </w:r>
+          </w:p>
+        </w:tc>
+      </w:tr>
+      <w:tr>
+        <w:tc>
+          <w:tcPr>
+            <w:tcW w:type="dxa" w:w="1500"/>
+            <w:tcBorders>
+              <w:top w:val="single" w:color="DEDEDE" w:sz="6"/>
+              <w:left w:val="single" w:color="DEDEDE" w:sz="6"/>
+              <w:bottom w:val="single" w:color="DEDEDE" w:sz="6"/>
+              <w:right w:val="single" w:color="DEDEDE" w:sz="6"/>
+            </w:tcBorders>
+            <w:tcMar>
+              <w:top w:type="dxa" w:w="70"/>
+              <w:left w:type="dxa" w:w="110"/>
+              <w:bottom w:type="dxa" w:w="70"/>
+              <w:right w:type="dxa" w:w="110"/>
+            </w:tcMar>
+            <w:vAlign w:val="center"/>
+          </w:tcPr>
+          <w:p>
+            <w:pPr>
+              <w:spacing w:after="0" w:before="0" w:line="260"/>
+            </w:pPr>
+            <w:r>
+              <w:rPr>
+                <w:rFonts w:ascii="맑은 고딕" w:cs="맑은 고딕" w:eastAsia="맑은 고딕" w:hAnsi="맑은 고딕"/>
+                <w:color w:val="3C3429"/>
+                <w:sz w:val="17"/>
+                <w:szCs w:val="17"/>
+              </w:rPr>
+              <w:t xml:space="preserve">TS-NAV-03</w:t>
+            </w:r>
+          </w:p>
+        </w:tc>
+        <w:tc>
+          <w:tcPr>
+            <w:tcW w:type="dxa" w:w="4746"/>
+            <w:tcBorders>
+              <w:top w:val="single" w:color="DEDEDE" w:sz="6"/>
+              <w:left w:val="single" w:color="DEDEDE" w:sz="6"/>
+              <w:bottom w:val="single" w:color="DEDEDE" w:sz="6"/>
+              <w:right w:val="single" w:color="DEDEDE" w:sz="6"/>
+            </w:tcBorders>
+            <w:tcMar>
+              <w:top w:type="dxa" w:w="70"/>
+              <w:left w:type="dxa" w:w="110"/>
+              <w:bottom w:type="dxa" w:w="70"/>
+              <w:right w:type="dxa" w:w="110"/>
+            </w:tcMar>
+            <w:vAlign w:val="center"/>
+          </w:tcPr>
+          <w:p>
+            <w:pPr>
+              <w:spacing w:after="0" w:before="0" w:line="260"/>
+            </w:pPr>
+            <w:r>
+              <w:t xml:space="preserve">Nav2 회복 동작(후진·회전)이 초음파 안전 정지 게이트를 우회함</w:t>
+            </w:r>
+          </w:p>
+        </w:tc>
+        <w:tc>
+          <w:tcPr>
+            <w:tcW w:type="dxa" w:w="1700"/>
+            <w:tcBorders>
+              <w:top w:val="single" w:color="DEDEDE" w:sz="6"/>
+              <w:left w:val="single" w:color="DEDEDE" w:sz="6"/>
+              <w:bottom w:val="single" w:color="DEDEDE" w:sz="6"/>
+              <w:right w:val="single" w:color="DEDEDE" w:sz="6"/>
+            </w:tcBorders>
+            <w:tcMar>
+              <w:top w:type="dxa" w:w="70"/>
+              <w:left w:type="dxa" w:w="110"/>
+              <w:bottom w:type="dxa" w:w="70"/>
+              <w:right w:type="dxa" w:w="110"/>
+            </w:tcMar>
+            <w:vAlign w:val="center"/>
+          </w:tcPr>
+          <w:p>
+            <w:pPr>
+              <w:spacing w:after="0" w:before="0" w:line="260"/>
+              <w:jc w:val="center"/>
+            </w:pPr>
+            <w:r>
+              <w:t xml:space="preserve">BLOCKER</w:t>
+            </w:r>
+          </w:p>
+        </w:tc>
+        <w:tc>
+          <w:tcPr>
+            <w:tcW w:type="dxa" w:w="1800"/>
+            <w:tcBorders>
+              <w:top w:val="single" w:color="DEDEDE" w:sz="6"/>
+              <w:left w:val="single" w:color="DEDEDE" w:sz="6"/>
+              <w:bottom w:val="single" w:color="DEDEDE" w:sz="6"/>
+              <w:right w:val="single" w:color="DEDEDE" w:sz="6"/>
+            </w:tcBorders>
+            <w:tcMar>
+              <w:top w:type="dxa" w:w="70"/>
+              <w:left w:type="dxa" w:w="110"/>
+              <w:bottom w:type="dxa" w:w="70"/>
+              <w:right w:type="dxa" w:w="110"/>
+            </w:tcMar>
+            <w:vAlign w:val="center"/>
+          </w:tcPr>
+          <w:p>
+            <w:pPr>
+              <w:spacing w:after="0" w:before="0" w:line="260"/>
+              <w:jc w:val="center"/>
+            </w:pPr>
+            <w:r>
+              <w:t xml:space="preserve">RESOLVED</w:t>
+            </w:r>
+          </w:p>
+        </w:tc>
+      </w:tr>
+      <w:tr>
+        <w:tc>
+          <w:tcPr>
+            <w:tcW w:type="dxa" w:w="1500"/>
+            <w:tcBorders>
+              <w:top w:val="single" w:color="DEDEDE" w:sz="6"/>
+              <w:left w:val="single" w:color="DEDEDE" w:sz="6"/>
+              <w:bottom w:val="single" w:color="DEDEDE" w:sz="6"/>
+              <w:right w:val="single" w:color="DEDEDE" w:sz="6"/>
+            </w:tcBorders>
+            <w:shd w:fill="FAFAFA" w:color="auto" w:val="clear"/>
+            <w:tcMar>
+              <w:top w:type="dxa" w:w="70"/>
+              <w:left w:type="dxa" w:w="110"/>
+              <w:bottom w:type="dxa" w:w="70"/>
+              <w:right w:type="dxa" w:w="110"/>
+            </w:tcMar>
+            <w:vAlign w:val="center"/>
+          </w:tcPr>
+          <w:p>
+            <w:pPr>
+              <w:spacing w:after="0" w:before="0" w:line="260"/>
+            </w:pPr>
+            <w:r>
+              <w:rPr>
+                <w:rFonts w:ascii="맑은 고딕" w:cs="맑은 고딕" w:eastAsia="맑은 고딕" w:hAnsi="맑은 고딕"/>
+                <w:color w:val="3C3429"/>
+                <w:sz w:val="17"/>
+                <w:szCs w:val="17"/>
+              </w:rPr>
+              <w:t xml:space="preserve">TS-NAV-04</w:t>
+            </w:r>
+          </w:p>
+        </w:tc>
+        <w:tc>
+          <w:tcPr>
+            <w:tcW w:type="dxa" w:w="4746"/>
+            <w:tcBorders>
+              <w:top w:val="single" w:color="DEDEDE" w:sz="6"/>
+              <w:left w:val="single" w:color="DEDEDE" w:sz="6"/>
+              <w:bottom w:val="single" w:color="DEDEDE" w:sz="6"/>
+              <w:right w:val="single" w:color="DEDEDE" w:sz="6"/>
+            </w:tcBorders>
+            <w:shd w:fill="FAFAFA" w:color="auto" w:val="clear"/>
+            <w:tcMar>
+              <w:top w:type="dxa" w:w="70"/>
+              <w:left w:type="dxa" w:w="110"/>
+              <w:bottom w:type="dxa" w:w="70"/>
+              <w:right w:type="dxa" w:w="110"/>
+            </w:tcMar>
+            <w:vAlign w:val="center"/>
+          </w:tcPr>
+          <w:p>
+            <w:pPr>
+              <w:spacing w:after="0" w:before="0" w:line="260"/>
+            </w:pPr>
+            <w:r>
+              <w:t xml:space="preserve">launch 조건식에 소문자 불리언 전달로 run.sh 기동 실패</w:t>
+            </w:r>
+          </w:p>
+        </w:tc>
+        <w:tc>
+          <w:tcPr>
+            <w:tcW w:type="dxa" w:w="1700"/>
+            <w:tcBorders>
+              <w:top w:val="single" w:color="DEDEDE" w:sz="6"/>
+              <w:left w:val="single" w:color="DEDEDE" w:sz="6"/>
+              <w:bottom w:val="single" w:color="DEDEDE" w:sz="6"/>
+              <w:right w:val="single" w:color="DEDEDE" w:sz="6"/>
+            </w:tcBorders>
+            <w:shd w:fill="FAFAFA" w:color="auto" w:val="clear"/>
+            <w:tcMar>
+              <w:top w:type="dxa" w:w="70"/>
+              <w:left w:type="dxa" w:w="110"/>
+              <w:bottom w:type="dxa" w:w="70"/>
+              <w:right w:type="dxa" w:w="110"/>
+            </w:tcMar>
+            <w:vAlign w:val="center"/>
+          </w:tcPr>
+          <w:p>
+            <w:pPr>
+              <w:spacing w:after="0" w:before="0" w:line="260"/>
+              <w:jc w:val="center"/>
+            </w:pPr>
+            <w:r>
+              <w:t xml:space="preserve">MAJOR</w:t>
+            </w:r>
+          </w:p>
+        </w:tc>
+        <w:tc>
+          <w:tcPr>
+            <w:tcW w:type="dxa" w:w="1800"/>
+            <w:tcBorders>
+              <w:top w:val="single" w:color="DEDEDE" w:sz="6"/>
+              <w:left w:val="single" w:color="DEDEDE" w:sz="6"/>
+              <w:bottom w:val="single" w:color="DEDEDE" w:sz="6"/>
+              <w:right w:val="single" w:color="DEDEDE" w:sz="6"/>
+            </w:tcBorders>
+            <w:shd w:fill="FAFAFA" w:color="auto" w:val="clear"/>
+            <w:tcMar>
+              <w:top w:type="dxa" w:w="70"/>
+              <w:left w:type="dxa" w:w="110"/>
+              <w:bottom w:type="dxa" w:w="70"/>
+              <w:right w:type="dxa" w:w="110"/>
+            </w:tcMar>
+            <w:vAlign w:val="center"/>
+          </w:tcPr>
+          <w:p>
+            <w:pPr>
+              <w:spacing w:after="0" w:before="0" w:line="260"/>
+              <w:jc w:val="center"/>
+            </w:pPr>
+            <w:r>
+              <w:t xml:space="preserve">RESOLVED</w:t>
+            </w:r>
+          </w:p>
+        </w:tc>
+      </w:tr>
+      <w:tr>
+        <w:tc>
+          <w:tcPr>
+            <w:tcW w:type="dxa" w:w="1500"/>
+            <w:tcBorders>
+              <w:top w:val="single" w:color="DEDEDE" w:sz="6"/>
+              <w:left w:val="single" w:color="DEDEDE" w:sz="6"/>
+              <w:bottom w:val="single" w:color="DEDEDE" w:sz="6"/>
+              <w:right w:val="single" w:color="DEDEDE" w:sz="6"/>
+            </w:tcBorders>
+            <w:tcMar>
+              <w:top w:type="dxa" w:w="70"/>
+              <w:left w:type="dxa" w:w="110"/>
+              <w:bottom w:type="dxa" w:w="70"/>
+              <w:right w:type="dxa" w:w="110"/>
+            </w:tcMar>
+            <w:vAlign w:val="center"/>
+          </w:tcPr>
+          <w:p>
+            <w:pPr>
+              <w:spacing w:after="0" w:before="0" w:line="260"/>
+            </w:pPr>
+            <w:r>
+              <w:rPr>
+                <w:rFonts w:ascii="맑은 고딕" w:cs="맑은 고딕" w:eastAsia="맑은 고딕" w:hAnsi="맑은 고딕"/>
+                <w:color w:val="3C3429"/>
+                <w:sz w:val="17"/>
+                <w:szCs w:val="17"/>
+              </w:rPr>
+              <w:t xml:space="preserve">TS-NAV-05</w:t>
+            </w:r>
+          </w:p>
+        </w:tc>
+        <w:tc>
+          <w:tcPr>
+            <w:tcW w:type="dxa" w:w="4746"/>
+            <w:tcBorders>
+              <w:top w:val="single" w:color="DEDEDE" w:sz="6"/>
+              <w:left w:val="single" w:color="DEDEDE" w:sz="6"/>
+              <w:bottom w:val="single" w:color="DEDEDE" w:sz="6"/>
+              <w:right w:val="single" w:color="DEDEDE" w:sz="6"/>
+            </w:tcBorders>
+            <w:tcMar>
+              <w:top w:type="dxa" w:w="70"/>
+              <w:left w:type="dxa" w:w="110"/>
+              <w:bottom w:type="dxa" w:w="70"/>
+              <w:right w:type="dxa" w:w="110"/>
+            </w:tcMar>
+            <w:vAlign w:val="center"/>
+          </w:tcPr>
+          <w:p>
+            <w:r>
+              <w:t xml:space="preserve">웨이포인트 동시 주행 요청 시 이전 목표 취소 불가</w:t>
+            </w:r>
+          </w:p>
+        </w:tc>
+        <w:tc>
+          <w:tcPr>
+            <w:tcW w:type="dxa" w:w="1700"/>
+            <w:tcBorders>
+              <w:top w:val="single" w:color="DEDEDE" w:sz="6"/>
+              <w:left w:val="single" w:color="DEDEDE" w:sz="6"/>
+              <w:bottom w:val="single" w:color="DEDEDE" w:sz="6"/>
+              <w:right w:val="single" w:color="DEDEDE" w:sz="6"/>
+            </w:tcBorders>
+            <w:tcMar>
+              <w:top w:type="dxa" w:w="70"/>
+              <w:left w:type="dxa" w:w="110"/>
+              <w:bottom w:type="dxa" w:w="70"/>
+              <w:right w:type="dxa" w:w="110"/>
+            </w:tcMar>
+            <w:vAlign w:val="center"/>
+          </w:tcPr>
+          <w:p>
+            <w:r>
+              <w:t xml:space="preserve">BLOCKER</w:t>
+            </w:r>
+          </w:p>
+        </w:tc>
+        <w:tc>
+          <w:tcPr>
+            <w:tcW w:type="dxa" w:w="1800"/>
+            <w:tcBorders>
+              <w:top w:val="single" w:color="DEDEDE" w:sz="6"/>
+              <w:left w:val="single" w:color="DEDEDE" w:sz="6"/>
+              <w:bottom w:val="single" w:color="DEDEDE" w:sz="6"/>
+              <w:right w:val="single" w:color="DEDEDE" w:sz="6"/>
+            </w:tcBorders>
+            <w:tcMar>
+              <w:top w:type="dxa" w:w="70"/>
+              <w:left w:type="dxa" w:w="110"/>
+              <w:bottom w:type="dxa" w:w="70"/>
+              <w:right w:type="dxa" w:w="110"/>
+            </w:tcMar>
+            <w:vAlign w:val="center"/>
+          </w:tcPr>
+          <w:p>
+            <w:r>
+              <w:t xml:space="preserve">RESOLVED</w:t>
+            </w:r>
+          </w:p>
+        </w:tc>
+      </w:tr>
+      <w:tr>
+        <w:tc>
+          <w:tcPr>
+            <w:tcW w:type="dxa" w:w="1500"/>
+            <w:tcBorders>
+              <w:top w:val="single" w:color="DEDEDE" w:sz="6"/>
+              <w:left w:val="single" w:color="DEDEDE" w:sz="6"/>
+              <w:bottom w:val="single" w:color="DEDEDE" w:sz="6"/>
+              <w:right w:val="single" w:color="DEDEDE" w:sz="6"/>
+            </w:tcBorders>
+            <w:shd w:fill="FAFAFA" w:color="auto" w:val="clear"/>
+            <w:tcMar>
+              <w:top w:type="dxa" w:w="70"/>
+              <w:left w:type="dxa" w:w="110"/>
+              <w:bottom w:type="dxa" w:w="70"/>
+              <w:right w:type="dxa" w:w="110"/>
+            </w:tcMar>
+            <w:vAlign w:val="center"/>
+          </w:tcPr>
+          <w:p>
+            <w:r>
+              <w:t xml:space="preserve">TS-NAV-06</w:t>
+            </w:r>
+          </w:p>
+        </w:tc>
+        <w:tc>
+          <w:tcPr>
+            <w:tcW w:type="dxa" w:w="4746"/>
+            <w:tcBorders>
+              <w:top w:val="single" w:color="DEDEDE" w:sz="6"/>
+              <w:left w:val="single" w:color="DEDEDE" w:sz="6"/>
+              <w:bottom w:val="single" w:color="DEDEDE" w:sz="6"/>
+              <w:right w:val="single" w:color="DEDEDE" w:sz="6"/>
+            </w:tcBorders>
+            <w:shd w:fill="FAFAFA" w:color="auto" w:val="clear"/>
+            <w:tcMar>
+              <w:top w:type="dxa" w:w="70"/>
+              <w:left w:type="dxa" w:w="110"/>
+              <w:bottom w:type="dxa" w:w="70"/>
+              <w:right w:type="dxa" w:w="110"/>
+            </w:tcMar>
+            <w:vAlign w:val="center"/>
+          </w:tcPr>
+          <w:p>
+            <w:r>
+              <w:t xml:space="preserve">action_server_is_ready()가 lifecycle 비활성 상태에서도 true 반환(오탐)</w:t>
+            </w:r>
+          </w:p>
+        </w:tc>
+        <w:tc>
+          <w:tcPr>
+            <w:tcW w:type="dxa" w:w="1700"/>
+            <w:tcBorders>
+              <w:top w:val="single" w:color="DEDEDE" w:sz="6"/>
+              <w:left w:val="single" w:color="DEDEDE" w:sz="6"/>
+              <w:bottom w:val="single" w:color="DEDEDE" w:sz="6"/>
+              <w:right w:val="single" w:color="DEDEDE" w:sz="6"/>
+            </w:tcBorders>
+            <w:shd w:fill="FAFAFA" w:color="auto" w:val="clear"/>
+            <w:tcMar>
+              <w:top w:type="dxa" w:w="70"/>
+              <w:left w:type="dxa" w:w="110"/>
+              <w:bottom w:type="dxa" w:w="70"/>
+              <w:right w:type="dxa" w:w="110"/>
+            </w:tcMar>
+            <w:vAlign w:val="center"/>
+          </w:tcPr>
+          <w:p>
+            <w:r>
+              <w:t xml:space="preserve">MAJOR</w:t>
+            </w:r>
+          </w:p>
+        </w:tc>
+        <w:tc>
+          <w:tcPr>
+            <w:tcW w:type="dxa" w:w="1800"/>
+            <w:tcBorders>
+              <w:top w:val="single" w:color="DEDEDE" w:sz="6"/>
+              <w:left w:val="single" w:color="DEDEDE" w:sz="6"/>
+              <w:bottom w:val="single" w:color="DEDEDE" w:sz="6"/>
+              <w:right w:val="single" w:color="DEDEDE" w:sz="6"/>
+            </w:tcBorders>
+            <w:shd w:fill="FAFAFA" w:color="auto" w:val="clear"/>
+            <w:tcMar>
+              <w:top w:type="dxa" w:w="70"/>
+              <w:left w:type="dxa" w:w="110"/>
+              <w:bottom w:type="dxa" w:w="70"/>
+              <w:right w:type="dxa" w:w="110"/>
+            </w:tcMar>
+            <w:vAlign w:val="center"/>
+          </w:tcPr>
+          <w:p>
+            <w:r>
+              <w:t xml:space="preserve">RESOLVED</w:t>
+            </w:r>
+          </w:p>
+        </w:tc>
+      </w:tr>
+      <w:tr>
+        <w:tc>
+          <w:tcPr>
+            <w:tcW w:type="dxa" w:w="1500"/>
+            <w:tcBorders>
+              <w:top w:val="single" w:color="DEDEDE" w:sz="6"/>
+              <w:left w:val="single" w:color="DEDEDE" w:sz="6"/>
+              <w:bottom w:val="single" w:color="DEDEDE" w:sz="6"/>
+              <w:right w:val="single" w:color="DEDEDE" w:sz="6"/>
+            </w:tcBorders>
+            <w:tcMar>
+              <w:top w:type="dxa" w:w="70"/>
+              <w:left w:type="dxa" w:w="110"/>
+              <w:bottom w:type="dxa" w:w="70"/>
+              <w:right w:type="dxa" w:w="110"/>
+            </w:tcMar>
+            <w:vAlign w:val="center"/>
+          </w:tcPr>
+          <w:p>
+            <w:pPr>
+              <w:spacing w:after="0" w:before="0" w:line="260"/>
+            </w:pPr>
+            <w:r>
+              <w:rPr>
+                <w:rFonts w:ascii="맑은 고딕" w:cs="맑은 고딕" w:eastAsia="맑은 고딕" w:hAnsi="맑은 고딕"/>
+                <w:color w:val="3C3429"/>
+                <w:sz w:val="17"/>
+                <w:szCs w:val="17"/>
+              </w:rPr>
+              <w:t xml:space="preserve">TS-NAV-07</w:t>
+            </w:r>
+          </w:p>
+        </w:tc>
+        <w:tc>
+          <w:tcPr>
+            <w:tcW w:type="dxa" w:w="4746"/>
+            <w:tcBorders>
+              <w:top w:val="single" w:color="DEDEDE" w:sz="6"/>
+              <w:left w:val="single" w:color="DEDEDE" w:sz="6"/>
+              <w:bottom w:val="single" w:color="DEDEDE" w:sz="6"/>
+              <w:right w:val="single" w:color="DEDEDE" w:sz="6"/>
+            </w:tcBorders>
+            <w:tcMar>
+              <w:top w:type="dxa" w:w="70"/>
+              <w:left w:type="dxa" w:w="110"/>
+              <w:bottom w:type="dxa" w:w="70"/>
+              <w:right w:type="dxa" w:w="110"/>
+            </w:tcMar>
+            <w:vAlign w:val="center"/>
+          </w:tcPr>
+          <w:p>
+            <w:pPr>
+              <w:spacing w:after="0" w:before="0" w:line="260"/>
+            </w:pPr>
+            <w:r>
+              <w:rPr>
+                <w:rFonts w:ascii="맑은 고딕" w:cs="맑은 고딕" w:eastAsia="맑은 고딕" w:hAnsi="맑은 고딕"/>
+                <w:color w:val="3C3429"/>
+                <w:sz w:val="17"/>
+                <w:szCs w:val="17"/>
+              </w:rPr>
+              <w:t xml:space="preserve">Nav2 배지가 초기 위치 설정 후에도 "부팅 중"에서 안 풀림(라이다 USB가 다른 컴퓨터에 꽂혀 /scan 미발행)</w:t>
+            </w:r>
+          </w:p>
+        </w:tc>
+        <w:tc>
+          <w:tcPr>
+            <w:tcW w:type="dxa" w:w="1700"/>
+            <w:tcBorders>
+              <w:top w:val="single" w:color="DEDEDE" w:sz="6"/>
+              <w:left w:val="single" w:color="DEDEDE" w:sz="6"/>
+              <w:bottom w:val="single" w:color="DEDEDE" w:sz="6"/>
+              <w:right w:val="single" w:color="DEDEDE" w:sz="6"/>
+            </w:tcBorders>
+            <w:tcMar>
+              <w:top w:type="dxa" w:w="70"/>
+              <w:left w:type="dxa" w:w="110"/>
+              <w:bottom w:type="dxa" w:w="70"/>
+              <w:right w:type="dxa" w:w="110"/>
+            </w:tcMar>
+            <w:vAlign w:val="center"/>
+          </w:tcPr>
+          <w:p>
+            <w:pPr>
+              <w:spacing w:after="0" w:before="0" w:line="260"/>
+              <w:jc w:val="center"/>
+            </w:pPr>
+            <w:r>
+              <w:rPr>
+                <w:rFonts w:ascii="맑은 고딕" w:cs="맑은 고딕" w:eastAsia="맑은 고딕" w:hAnsi="맑은 고딕"/>
+                <w:color w:val="3C3429"/>
+                <w:sz w:val="17"/>
+                <w:szCs w:val="17"/>
+              </w:rPr>
+              <w:t xml:space="preserve">MAJOR</w:t>
+            </w:r>
+          </w:p>
+        </w:tc>
+        <w:tc>
+          <w:tcPr>
+            <w:tcW w:type="dxa" w:w="1800"/>
+            <w:tcBorders>
+              <w:top w:val="single" w:color="DEDEDE" w:sz="6"/>
+              <w:left w:val="single" w:color="DEDEDE" w:sz="6"/>
+              <w:bottom w:val="single" w:color="DEDEDE" w:sz="6"/>
+              <w:right w:val="single" w:color="DEDEDE" w:sz="6"/>
+            </w:tcBorders>
+            <w:tcMar>
+              <w:top w:type="dxa" w:w="70"/>
+              <w:left w:type="dxa" w:w="110"/>
+              <w:bottom w:type="dxa" w:w="70"/>
+              <w:right w:type="dxa" w:w="110"/>
+            </w:tcMar>
+            <w:vAlign w:val="center"/>
+          </w:tcPr>
+          <w:p>
+            <w:pPr>
+              <w:spacing w:after="0" w:before="0" w:line="260"/>
+              <w:jc w:val="center"/>
+            </w:pPr>
+            <w:r>
+              <w:rPr>
+                <w:rFonts w:ascii="맑은 고딕" w:cs="맑은 고딕" w:eastAsia="맑은 고딕" w:hAnsi="맑은 고딕"/>
+                <w:color w:val="3C3429"/>
+                <w:sz w:val="17"/>
+                <w:szCs w:val="17"/>
+              </w:rPr>
+              <w:t xml:space="preserve">RESOLVED</w:t>
+            </w:r>
+          </w:p>
+        </w:tc>
+      </w:tr>
+      <w:tr>
+        <w:tc>
+          <w:tcPr>
+            <w:tcW w:type="dxa" w:w="1500"/>
+            <w:tcBorders>
+              <w:top w:val="single" w:color="DEDEDE" w:sz="6"/>
+              <w:left w:val="single" w:color="DEDEDE" w:sz="6"/>
+              <w:bottom w:val="single" w:color="DEDEDE" w:sz="6"/>
+              <w:right w:val="single" w:color="DEDEDE" w:sz="6"/>
+            </w:tcBorders>
+            <w:tcMar>
+              <w:top w:type="dxa" w:w="70"/>
+              <w:left w:type="dxa" w:w="110"/>
+              <w:bottom w:type="dxa" w:w="70"/>
+              <w:right w:type="dxa" w:w="110"/>
+            </w:tcMar>
+            <w:vAlign w:val="center"/>
+          </w:tcPr>
+          <w:p>
+            <w:pPr>
+              <w:spacing w:after="0" w:before="0" w:line="260"/>
+            </w:pPr>
+            <w:r>
+              <w:rPr>
+                <w:rFonts w:ascii="맑은 고딕" w:cs="맑은 고딕" w:eastAsia="맑은 고딕" w:hAnsi="맑은 고딕"/>
+                <w:color w:val="3C3429"/>
+                <w:sz w:val="17"/>
+                <w:szCs w:val="17"/>
+              </w:rPr>
+              <w:t xml:space="preserve">TS-NAV-08</w:t>
+            </w:r>
+          </w:p>
+        </w:tc>
+        <w:tc>
+          <w:tcPr>
+            <w:tcW w:type="dxa" w:w="4746"/>
+            <w:tcBorders>
+              <w:top w:val="single" w:color="DEDEDE" w:sz="6"/>
+              <w:left w:val="single" w:color="DEDEDE" w:sz="6"/>
+              <w:bottom w:val="single" w:color="DEDEDE" w:sz="6"/>
+              <w:right w:val="single" w:color="DEDEDE" w:sz="6"/>
+            </w:tcBorders>
+            <w:tcMar>
+              <w:top w:type="dxa" w:w="70"/>
+              <w:left w:type="dxa" w:w="110"/>
+              <w:bottom w:type="dxa" w:w="70"/>
+              <w:right w:type="dxa" w:w="110"/>
+            </w:tcMar>
+            <w:vAlign w:val="center"/>
+          </w:tcPr>
+          <w:p>
+            <w:pPr>
+              <w:spacing w:after="0" w:before="0" w:line="260"/>
+            </w:pPr>
+            <w:r>
+              <w:rPr>
+                <w:rFonts w:ascii="맑은 고딕" w:cs="맑은 고딕" w:eastAsia="맑은 고딕" w:hAnsi="맑은 고딕"/>
+                <w:color w:val="3C3429"/>
+                <w:sz w:val="17"/>
+                <w:szCs w:val="17"/>
+              </w:rPr>
+              <w:t xml:space="preserve">미션 관제 "전환" 버튼 클릭해도 로봇이 안 움직임(접근→최종 leg 전환 공백구간 취소 무시)</w:t>
+            </w:r>
+          </w:p>
+        </w:tc>
+        <w:tc>
+          <w:tcPr>
+            <w:tcW w:type="dxa" w:w="1700"/>
+            <w:tcBorders>
+              <w:top w:val="single" w:color="DEDEDE" w:sz="6"/>
+              <w:left w:val="single" w:color="DEDEDE" w:sz="6"/>
+              <w:bottom w:val="single" w:color="DEDEDE" w:sz="6"/>
+              <w:right w:val="single" w:color="DEDEDE" w:sz="6"/>
+            </w:tcBorders>
+            <w:tcMar>
+              <w:top w:type="dxa" w:w="70"/>
+              <w:left w:type="dxa" w:w="110"/>
+              <w:bottom w:type="dxa" w:w="70"/>
+              <w:right w:type="dxa" w:w="110"/>
+            </w:tcMar>
+            <w:vAlign w:val="center"/>
+          </w:tcPr>
+          <w:p>
+            <w:pPr>
+              <w:spacing w:after="0" w:before="0" w:line="260"/>
+              <w:jc w:val="center"/>
+            </w:pPr>
+            <w:r>
+              <w:rPr>
+                <w:rFonts w:ascii="맑은 고딕" w:cs="맑은 고딕" w:eastAsia="맑은 고딕" w:hAnsi="맑은 고딕"/>
+                <w:color w:val="3C3429"/>
+                <w:sz w:val="17"/>
+                <w:szCs w:val="17"/>
+              </w:rPr>
+              <w:t xml:space="preserve">MAJOR</w:t>
+            </w:r>
+          </w:p>
+        </w:tc>
+        <w:tc>
+          <w:tcPr>
+            <w:tcW w:type="dxa" w:w="1800"/>
+            <w:tcBorders>
+              <w:top w:val="single" w:color="DEDEDE" w:sz="6"/>
+              <w:left w:val="single" w:color="DEDEDE" w:sz="6"/>
+              <w:bottom w:val="single" w:color="DEDEDE" w:sz="6"/>
+              <w:right w:val="single" w:color="DEDEDE" w:sz="6"/>
+            </w:tcBorders>
+            <w:tcMar>
+              <w:top w:type="dxa" w:w="70"/>
+              <w:left w:type="dxa" w:w="110"/>
+              <w:bottom w:type="dxa" w:w="70"/>
+              <w:right w:type="dxa" w:w="110"/>
+            </w:tcMar>
+            <w:vAlign w:val="center"/>
+          </w:tcPr>
+          <w:p>
+            <w:pPr>
+              <w:spacing w:after="0" w:before="0" w:line="260"/>
+              <w:jc w:val="center"/>
+            </w:pPr>
+            <w:r>
+              <w:rPr>
+                <w:rFonts w:ascii="맑은 고딕" w:cs="맑은 고딕" w:eastAsia="맑은 고딕" w:hAnsi="맑은 고딕"/>
+                <w:color w:val="3C3429"/>
+                <w:sz w:val="17"/>
+                <w:szCs w:val="17"/>
+              </w:rPr>
+              <w:t xml:space="preserve">RESOLVED</w:t>
+            </w:r>
+          </w:p>
+        </w:tc>
+      </w:tr>
+      <w:tr>
+        <w:tc>
+          <w:tcPr>
+            <w:tcW w:type="dxa" w:w="1500"/>
+          </w:tcPr>
+          <w:p>
+            <w:r>
+              <w:t>TS-NAV-09</w:t>
+            </w:r>
+          </w:p>
+        </w:tc>
+        <w:tc>
+          <w:tcPr>
+            <w:tcW w:type="dxa" w:w="4746"/>
+          </w:tcPr>
+          <w:p>
+            <w:r>
+              <w:t>트레일러가 목표 도착 시 제자리 회전을 못 따라가 벽에 붙거나 헛돎(RotateToGoal + 회전력 부족)</w:t>
+            </w:r>
+          </w:p>
+        </w:tc>
+        <w:tc>
+          <w:tcPr>
+            <w:tcW w:type="dxa" w:w="1700"/>
+          </w:tcPr>
+          <w:p>
+            <w:r>
               <w:t>MAJOR</w:t>
             </w:r>
           </w:p>
@@ -2826,598 +3721,6 @@
         <w:tc>
           <w:tcPr>
             <w:tcW w:type="dxa" w:w="1800"/>
-            <w:tcBorders>
-              <w:top w:val="single" w:color="DEDEDE" w:sz="6"/>
-              <w:left w:val="single" w:color="DEDEDE" w:sz="6"/>
-              <w:bottom w:val="single" w:color="DEDEDE" w:sz="6"/>
-              <w:right w:val="single" w:color="DEDEDE" w:sz="6"/>
-            </w:tcBorders>
-            <w:tcMar>
-              <w:top w:type="dxa" w:w="70"/>
-              <w:left w:type="dxa" w:w="110"/>
-              <w:bottom w:type="dxa" w:w="70"/>
-              <w:right w:type="dxa" w:w="110"/>
-            </w:tcMar>
-            <w:vAlign w:val="center"/>
-          </w:tcPr>
-          <w:p>
-            <w:pPr>
-              <w:spacing w:after="0" w:before="0" w:line="260"/>
-              <w:jc w:val="center"/>
-            </w:pPr>
-            <w:r>
-              <w:rPr>
-                <w:rFonts w:ascii="맑은 고딕" w:cs="맑은 고딕" w:eastAsia="맑은 고딕" w:hAnsi="맑은 고딕"/>
-                <w:color w:val="3C3429"/>
-                <w:sz w:val="17"/>
-                <w:szCs w:val="17"/>
-              </w:rPr>
-              <w:t>RESOLVED</w:t>
-            </w:r>
-          </w:p>
-        </w:tc>
-      </w:tr>
-      <w:tr>
-        <w:tc>
-          <w:tcPr>
-            <w:tcW w:type="dxa" w:w="1500"/>
-            <w:tcBorders>
-              <w:top w:val="single" w:color="DEDEDE" w:sz="6"/>
-              <w:left w:val="single" w:color="DEDEDE" w:sz="6"/>
-              <w:bottom w:val="single" w:color="DEDEDE" w:sz="6"/>
-              <w:right w:val="single" w:color="DEDEDE" w:sz="6"/>
-            </w:tcBorders>
-            <w:shd w:fill="FAFAFA" w:color="auto" w:val="clear"/>
-            <w:tcMar>
-              <w:top w:type="dxa" w:w="70"/>
-              <w:left w:type="dxa" w:w="110"/>
-              <w:bottom w:type="dxa" w:w="70"/>
-              <w:right w:type="dxa" w:w="110"/>
-            </w:tcMar>
-            <w:vAlign w:val="center"/>
-          </w:tcPr>
-          <w:p>
-            <w:pPr>
-              <w:spacing w:after="0" w:before="0" w:line="260"/>
-            </w:pPr>
-            <w:r>
-              <w:rPr>
-                <w:rFonts w:ascii="맑은 고딕" w:cs="맑은 고딕" w:eastAsia="맑은 고딕" w:hAnsi="맑은 고딕"/>
-                <w:color w:val="3C3429"/>
-                <w:sz w:val="17"/>
-                <w:szCs w:val="17"/>
-              </w:rPr>
-              <w:t xml:space="preserve">TS-NAV-02</w:t>
-            </w:r>
-          </w:p>
-        </w:tc>
-        <w:tc>
-          <w:tcPr>
-            <w:tcW w:type="dxa" w:w="4746"/>
-            <w:tcBorders>
-              <w:top w:val="single" w:color="DEDEDE" w:sz="6"/>
-              <w:left w:val="single" w:color="DEDEDE" w:sz="6"/>
-              <w:bottom w:val="single" w:color="DEDEDE" w:sz="6"/>
-              <w:right w:val="single" w:color="DEDEDE" w:sz="6"/>
-            </w:tcBorders>
-            <w:shd w:fill="FAFAFA" w:color="auto" w:val="clear"/>
-            <w:tcMar>
-              <w:top w:type="dxa" w:w="70"/>
-              <w:left w:type="dxa" w:w="110"/>
-              <w:bottom w:type="dxa" w:w="70"/>
-              <w:right w:type="dxa" w:w="110"/>
-            </w:tcMar>
-            <w:vAlign w:val="center"/>
-          </w:tcPr>
-          <w:p>
-            <w:pPr>
-              <w:spacing w:after="0" w:before="0" w:line="260"/>
-            </w:pPr>
-            <w:r>
-              <w:rPr>
-                <w:rFonts w:ascii="맑은 고딕" w:cs="맑은 고딕" w:eastAsia="맑은 고딕" w:hAnsi="맑은 고딕"/>
-                <w:color w:val="3C3429"/>
-                <w:sz w:val="17"/>
-                <w:szCs w:val="17"/>
-              </w:rPr>
-              <w:t xml:space="preserve">웨이포인트 주행 중 /odom의 angular.z가 잡음 수준으로만 보고됨</w:t>
-            </w:r>
-          </w:p>
-        </w:tc>
-        <w:tc>
-          <w:tcPr>
-            <w:tcW w:type="dxa" w:w="1700"/>
-            <w:tcBorders>
-              <w:top w:val="single" w:color="DEDEDE" w:sz="6"/>
-              <w:left w:val="single" w:color="DEDEDE" w:sz="6"/>
-              <w:bottom w:val="single" w:color="DEDEDE" w:sz="6"/>
-              <w:right w:val="single" w:color="DEDEDE" w:sz="6"/>
-            </w:tcBorders>
-            <w:shd w:fill="FAFAFA" w:color="auto" w:val="clear"/>
-            <w:tcMar>
-              <w:top w:type="dxa" w:w="70"/>
-              <w:left w:type="dxa" w:w="110"/>
-              <w:bottom w:type="dxa" w:w="70"/>
-              <w:right w:type="dxa" w:w="110"/>
-            </w:tcMar>
-            <w:vAlign w:val="center"/>
-          </w:tcPr>
-          <w:p>
-            <w:pPr>
-              <w:spacing w:after="0" w:before="0" w:line="260"/>
-              <w:jc w:val="center"/>
-            </w:pPr>
-            <w:r>
-              <w:rPr>
-                <w:rFonts w:ascii="맑은 고딕" w:cs="맑은 고딕" w:eastAsia="맑은 고딕" w:hAnsi="맑은 고딕"/>
-                <w:color w:val="3C3429"/>
-                <w:sz w:val="17"/>
-                <w:szCs w:val="17"/>
-              </w:rPr>
-              <w:t xml:space="preserve">MINOR</w:t>
-            </w:r>
-          </w:p>
-        </w:tc>
-        <w:tc>
-          <w:tcPr>
-            <w:tcW w:type="dxa" w:w="1800"/>
-            <w:tcBorders>
-              <w:top w:val="single" w:color="DEDEDE" w:sz="6"/>
-              <w:left w:val="single" w:color="DEDEDE" w:sz="6"/>
-              <w:bottom w:val="single" w:color="DEDEDE" w:sz="6"/>
-              <w:right w:val="single" w:color="DEDEDE" w:sz="6"/>
-            </w:tcBorders>
-            <w:shd w:fill="FAFAFA" w:color="auto" w:val="clear"/>
-            <w:tcMar>
-              <w:top w:type="dxa" w:w="70"/>
-              <w:left w:type="dxa" w:w="110"/>
-              <w:bottom w:type="dxa" w:w="70"/>
-              <w:right w:type="dxa" w:w="110"/>
-            </w:tcMar>
-            <w:vAlign w:val="center"/>
-          </w:tcPr>
-          <w:p>
-            <w:pPr>
-              <w:spacing w:after="0" w:before="0" w:line="260"/>
-              <w:jc w:val="center"/>
-            </w:pPr>
-            <w:r>
-              <w:rPr>
-                <w:rFonts w:ascii="맑은 고딕" w:cs="맑은 고딕" w:eastAsia="맑은 고딕" w:hAnsi="맑은 고딕"/>
-                <w:color w:val="3C3429"/>
-                <w:sz w:val="17"/>
-                <w:szCs w:val="17"/>
-              </w:rPr>
-              <w:t xml:space="preserve">INVESTIGATING</w:t>
-            </w:r>
-          </w:p>
-        </w:tc>
-      </w:tr>
-      <w:tr>
-        <w:tc>
-          <w:tcPr>
-            <w:tcW w:type="dxa" w:w="1500"/>
-            <w:tcBorders>
-              <w:top w:val="single" w:color="DEDEDE" w:sz="6"/>
-              <w:left w:val="single" w:color="DEDEDE" w:sz="6"/>
-              <w:bottom w:val="single" w:color="DEDEDE" w:sz="6"/>
-              <w:right w:val="single" w:color="DEDEDE" w:sz="6"/>
-            </w:tcBorders>
-            <w:tcMar>
-              <w:top w:type="dxa" w:w="70"/>
-              <w:left w:type="dxa" w:w="110"/>
-              <w:bottom w:type="dxa" w:w="70"/>
-              <w:right w:type="dxa" w:w="110"/>
-            </w:tcMar>
-            <w:vAlign w:val="center"/>
-          </w:tcPr>
-          <w:p>
-            <w:pPr>
-              <w:spacing w:after="0" w:before="0" w:line="260"/>
-            </w:pPr>
-            <w:r>
-              <w:rPr>
-                <w:rFonts w:ascii="맑은 고딕" w:cs="맑은 고딕" w:eastAsia="맑은 고딕" w:hAnsi="맑은 고딕"/>
-                <w:color w:val="3C3429"/>
-                <w:sz w:val="17"/>
-                <w:szCs w:val="17"/>
-              </w:rPr>
-              <w:t xml:space="preserve">TS-NAV-03</w:t>
-            </w:r>
-          </w:p>
-        </w:tc>
-        <w:tc>
-          <w:tcPr>
-            <w:tcW w:type="dxa" w:w="4746"/>
-            <w:tcBorders>
-              <w:top w:val="single" w:color="DEDEDE" w:sz="6"/>
-              <w:left w:val="single" w:color="DEDEDE" w:sz="6"/>
-              <w:bottom w:val="single" w:color="DEDEDE" w:sz="6"/>
-              <w:right w:val="single" w:color="DEDEDE" w:sz="6"/>
-            </w:tcBorders>
-            <w:tcMar>
-              <w:top w:type="dxa" w:w="70"/>
-              <w:left w:type="dxa" w:w="110"/>
-              <w:bottom w:type="dxa" w:w="70"/>
-              <w:right w:type="dxa" w:w="110"/>
-            </w:tcMar>
-            <w:vAlign w:val="center"/>
-          </w:tcPr>
-          <w:p>
-            <w:pPr>
-              <w:spacing w:after="0" w:before="0" w:line="260"/>
-            </w:pPr>
-            <w:r>
-              <w:t>Nav2 회복 동작(후진·회전)이 초음파 안전 정지 게이트를 우회함</w:t>
-            </w:r>
-          </w:p>
-        </w:tc>
-        <w:tc>
-          <w:tcPr>
-            <w:tcW w:type="dxa" w:w="1700"/>
-            <w:tcBorders>
-              <w:top w:val="single" w:color="DEDEDE" w:sz="6"/>
-              <w:left w:val="single" w:color="DEDEDE" w:sz="6"/>
-              <w:bottom w:val="single" w:color="DEDEDE" w:sz="6"/>
-              <w:right w:val="single" w:color="DEDEDE" w:sz="6"/>
-            </w:tcBorders>
-            <w:tcMar>
-              <w:top w:type="dxa" w:w="70"/>
-              <w:left w:type="dxa" w:w="110"/>
-              <w:bottom w:type="dxa" w:w="70"/>
-              <w:right w:type="dxa" w:w="110"/>
-            </w:tcMar>
-            <w:vAlign w:val="center"/>
-          </w:tcPr>
-          <w:p>
-            <w:pPr>
-              <w:spacing w:after="0" w:before="0" w:line="260"/>
-              <w:jc w:val="center"/>
-            </w:pPr>
-            <w:r>
-              <w:t>BLOCKER</w:t>
-            </w:r>
-          </w:p>
-        </w:tc>
-        <w:tc>
-          <w:tcPr>
-            <w:tcW w:type="dxa" w:w="1800"/>
-            <w:tcBorders>
-              <w:top w:val="single" w:color="DEDEDE" w:sz="6"/>
-              <w:left w:val="single" w:color="DEDEDE" w:sz="6"/>
-              <w:bottom w:val="single" w:color="DEDEDE" w:sz="6"/>
-              <w:right w:val="single" w:color="DEDEDE" w:sz="6"/>
-            </w:tcBorders>
-            <w:tcMar>
-              <w:top w:type="dxa" w:w="70"/>
-              <w:left w:type="dxa" w:w="110"/>
-              <w:bottom w:type="dxa" w:w="70"/>
-              <w:right w:type="dxa" w:w="110"/>
-            </w:tcMar>
-            <w:vAlign w:val="center"/>
-          </w:tcPr>
-          <w:p>
-            <w:pPr>
-              <w:spacing w:after="0" w:before="0" w:line="260"/>
-              <w:jc w:val="center"/>
-            </w:pPr>
-            <w:r>
-              <w:t>RESOLVED</w:t>
-            </w:r>
-          </w:p>
-        </w:tc>
-      </w:tr>
-      <w:tr>
-        <w:tc>
-          <w:tcPr>
-            <w:tcW w:type="dxa" w:w="1500"/>
-            <w:tcBorders>
-              <w:top w:val="single" w:color="DEDEDE" w:sz="6"/>
-              <w:left w:val="single" w:color="DEDEDE" w:sz="6"/>
-              <w:bottom w:val="single" w:color="DEDEDE" w:sz="6"/>
-              <w:right w:val="single" w:color="DEDEDE" w:sz="6"/>
-            </w:tcBorders>
-            <w:shd w:fill="FAFAFA" w:color="auto" w:val="clear"/>
-            <w:tcMar>
-              <w:top w:type="dxa" w:w="70"/>
-              <w:left w:type="dxa" w:w="110"/>
-              <w:bottom w:type="dxa" w:w="70"/>
-              <w:right w:type="dxa" w:w="110"/>
-            </w:tcMar>
-            <w:vAlign w:val="center"/>
-          </w:tcPr>
-          <w:p>
-            <w:pPr>
-              <w:spacing w:after="0" w:before="0" w:line="260"/>
-            </w:pPr>
-            <w:r>
-              <w:rPr>
-                <w:rFonts w:ascii="맑은 고딕" w:cs="맑은 고딕" w:eastAsia="맑은 고딕" w:hAnsi="맑은 고딕"/>
-                <w:color w:val="3C3429"/>
-                <w:sz w:val="17"/>
-                <w:szCs w:val="17"/>
-              </w:rPr>
-              <w:t xml:space="preserve">TS-NAV-04</w:t>
-            </w:r>
-          </w:p>
-        </w:tc>
-        <w:tc>
-          <w:tcPr>
-            <w:tcW w:type="dxa" w:w="4746"/>
-            <w:tcBorders>
-              <w:top w:val="single" w:color="DEDEDE" w:sz="6"/>
-              <w:left w:val="single" w:color="DEDEDE" w:sz="6"/>
-              <w:bottom w:val="single" w:color="DEDEDE" w:sz="6"/>
-              <w:right w:val="single" w:color="DEDEDE" w:sz="6"/>
-            </w:tcBorders>
-            <w:shd w:fill="FAFAFA" w:color="auto" w:val="clear"/>
-            <w:tcMar>
-              <w:top w:type="dxa" w:w="70"/>
-              <w:left w:type="dxa" w:w="110"/>
-              <w:bottom w:type="dxa" w:w="70"/>
-              <w:right w:type="dxa" w:w="110"/>
-            </w:tcMar>
-            <w:vAlign w:val="center"/>
-          </w:tcPr>
-          <w:p>
-            <w:pPr>
-              <w:spacing w:after="0" w:before="0" w:line="260"/>
-            </w:pPr>
-            <w:r>
-              <w:t>launch 조건식에 소문자 불리언 전달로 run.sh 기동 실패</w:t>
-            </w:r>
-          </w:p>
-        </w:tc>
-        <w:tc>
-          <w:tcPr>
-            <w:tcW w:type="dxa" w:w="1700"/>
-            <w:tcBorders>
-              <w:top w:val="single" w:color="DEDEDE" w:sz="6"/>
-              <w:left w:val="single" w:color="DEDEDE" w:sz="6"/>
-              <w:bottom w:val="single" w:color="DEDEDE" w:sz="6"/>
-              <w:right w:val="single" w:color="DEDEDE" w:sz="6"/>
-            </w:tcBorders>
-            <w:shd w:fill="FAFAFA" w:color="auto" w:val="clear"/>
-            <w:tcMar>
-              <w:top w:type="dxa" w:w="70"/>
-              <w:left w:type="dxa" w:w="110"/>
-              <w:bottom w:type="dxa" w:w="70"/>
-              <w:right w:type="dxa" w:w="110"/>
-            </w:tcMar>
-            <w:vAlign w:val="center"/>
-          </w:tcPr>
-          <w:p>
-            <w:pPr>
-              <w:spacing w:after="0" w:before="0" w:line="260"/>
-              <w:jc w:val="center"/>
-            </w:pPr>
-            <w:r>
-              <w:t>MAJOR</w:t>
-            </w:r>
-          </w:p>
-        </w:tc>
-        <w:tc>
-          <w:tcPr>
-            <w:tcW w:type="dxa" w:w="1800"/>
-            <w:tcBorders>
-              <w:top w:val="single" w:color="DEDEDE" w:sz="6"/>
-              <w:left w:val="single" w:color="DEDEDE" w:sz="6"/>
-              <w:bottom w:val="single" w:color="DEDEDE" w:sz="6"/>
-              <w:right w:val="single" w:color="DEDEDE" w:sz="6"/>
-            </w:tcBorders>
-            <w:shd w:fill="FAFAFA" w:color="auto" w:val="clear"/>
-            <w:tcMar>
-              <w:top w:type="dxa" w:w="70"/>
-              <w:left w:type="dxa" w:w="110"/>
-              <w:bottom w:type="dxa" w:w="70"/>
-              <w:right w:type="dxa" w:w="110"/>
-            </w:tcMar>
-            <w:vAlign w:val="center"/>
-          </w:tcPr>
-          <w:p>
-            <w:pPr>
-              <w:spacing w:after="0" w:before="0" w:line="260"/>
-              <w:jc w:val="center"/>
-            </w:pPr>
-            <w:r>
-              <w:t>RESOLVED</w:t>
-            </w:r>
-          </w:p>
-        </w:tc>
-      </w:tr>
-      <w:tr>
-        <w:tc>
-          <w:tcPr>
-            <w:tcW w:type="dxa" w:w="1500"/>
-            <w:tcBorders>
-              <w:top w:val="single" w:color="DEDEDE" w:sz="6"/>
-              <w:left w:val="single" w:color="DEDEDE" w:sz="6"/>
-              <w:bottom w:val="single" w:color="DEDEDE" w:sz="6"/>
-              <w:right w:val="single" w:color="DEDEDE" w:sz="6"/>
-            </w:tcBorders>
-            <w:tcMar>
-              <w:top w:type="dxa" w:w="70"/>
-              <w:left w:type="dxa" w:w="110"/>
-              <w:bottom w:type="dxa" w:w="70"/>
-              <w:right w:type="dxa" w:w="110"/>
-            </w:tcMar>
-            <w:vAlign w:val="center"/>
-          </w:tcPr>
-          <w:p>
-            <w:pPr>
-              <w:spacing w:after="0" w:before="0" w:line="260"/>
-            </w:pPr>
-            <w:r>
-              <w:rPr>
-                <w:rFonts w:ascii="맑은 고딕" w:cs="맑은 고딕" w:eastAsia="맑은 고딕" w:hAnsi="맑은 고딕"/>
-                <w:color w:val="3C3429"/>
-                <w:sz w:val="17"/>
-                <w:szCs w:val="17"/>
-              </w:rPr>
-              <w:t xml:space="preserve">TS-NAV-05</w:t>
-            </w:r>
-          </w:p>
-        </w:tc>
-        <w:tc>
-          <w:tcPr>
-            <w:tcW w:type="dxa" w:w="4746"/>
-            <w:tcBorders>
-              <w:top w:val="single" w:color="DEDEDE" w:sz="6"/>
-              <w:left w:val="single" w:color="DEDEDE" w:sz="6"/>
-              <w:bottom w:val="single" w:color="DEDEDE" w:sz="6"/>
-              <w:right w:val="single" w:color="DEDEDE" w:sz="6"/>
-            </w:tcBorders>
-            <w:tcMar>
-              <w:top w:type="dxa" w:w="70"/>
-              <w:left w:type="dxa" w:w="110"/>
-              <w:bottom w:type="dxa" w:w="70"/>
-              <w:right w:type="dxa" w:w="110"/>
-            </w:tcMar>
-            <w:vAlign w:val="center"/>
-          </w:tcPr>
-          <w:p>
-            <w:r>
-              <w:t>웨이포인트 동시 주행 요청 시 이전 목표 취소 불가</w:t>
-            </w:r>
-          </w:p>
-        </w:tc>
-        <w:tc>
-          <w:tcPr>
-            <w:tcW w:type="dxa" w:w="1700"/>
-            <w:tcBorders>
-              <w:top w:val="single" w:color="DEDEDE" w:sz="6"/>
-              <w:left w:val="single" w:color="DEDEDE" w:sz="6"/>
-              <w:bottom w:val="single" w:color="DEDEDE" w:sz="6"/>
-              <w:right w:val="single" w:color="DEDEDE" w:sz="6"/>
-            </w:tcBorders>
-            <w:tcMar>
-              <w:top w:type="dxa" w:w="70"/>
-              <w:left w:type="dxa" w:w="110"/>
-              <w:bottom w:type="dxa" w:w="70"/>
-              <w:right w:type="dxa" w:w="110"/>
-            </w:tcMar>
-            <w:vAlign w:val="center"/>
-          </w:tcPr>
-          <w:p>
-            <w:r>
-              <w:t>BLOCKER</w:t>
-            </w:r>
-          </w:p>
-        </w:tc>
-        <w:tc>
-          <w:tcPr>
-            <w:tcW w:type="dxa" w:w="1800"/>
-            <w:tcBorders>
-              <w:top w:val="single" w:color="DEDEDE" w:sz="6"/>
-              <w:left w:val="single" w:color="DEDEDE" w:sz="6"/>
-              <w:bottom w:val="single" w:color="DEDEDE" w:sz="6"/>
-              <w:right w:val="single" w:color="DEDEDE" w:sz="6"/>
-            </w:tcBorders>
-            <w:tcMar>
-              <w:top w:type="dxa" w:w="70"/>
-              <w:left w:type="dxa" w:w="110"/>
-              <w:bottom w:type="dxa" w:w="70"/>
-              <w:right w:type="dxa" w:w="110"/>
-            </w:tcMar>
-            <w:vAlign w:val="center"/>
-          </w:tcPr>
-          <w:p>
-            <w:r>
-              <w:t>RESOLVED</w:t>
-            </w:r>
-          </w:p>
-        </w:tc>
-      </w:tr>
-      <w:tr>
-        <w:tc>
-          <w:tcPr>
-            <w:tcW w:type="dxa" w:w="1500"/>
-            <w:tcBorders>
-              <w:top w:val="single" w:color="DEDEDE" w:sz="6"/>
-              <w:left w:val="single" w:color="DEDEDE" w:sz="6"/>
-              <w:bottom w:val="single" w:color="DEDEDE" w:sz="6"/>
-              <w:right w:val="single" w:color="DEDEDE" w:sz="6"/>
-            </w:tcBorders>
-            <w:shd w:fill="FAFAFA" w:color="auto" w:val="clear"/>
-            <w:tcMar>
-              <w:top w:type="dxa" w:w="70"/>
-              <w:left w:type="dxa" w:w="110"/>
-              <w:bottom w:type="dxa" w:w="70"/>
-              <w:right w:type="dxa" w:w="110"/>
-            </w:tcMar>
-            <w:vAlign w:val="center"/>
-          </w:tcPr>
-          <w:p>
-            <w:r>
-              <w:t>TS-NAV-06</w:t>
-            </w:r>
-          </w:p>
-        </w:tc>
-        <w:tc>
-          <w:tcPr>
-            <w:tcW w:type="dxa" w:w="4746"/>
-            <w:tcBorders>
-              <w:top w:val="single" w:color="DEDEDE" w:sz="6"/>
-              <w:left w:val="single" w:color="DEDEDE" w:sz="6"/>
-              <w:bottom w:val="single" w:color="DEDEDE" w:sz="6"/>
-              <w:right w:val="single" w:color="DEDEDE" w:sz="6"/>
-            </w:tcBorders>
-            <w:shd w:fill="FAFAFA" w:color="auto" w:val="clear"/>
-            <w:tcMar>
-              <w:top w:type="dxa" w:w="70"/>
-              <w:left w:type="dxa" w:w="110"/>
-              <w:bottom w:type="dxa" w:w="70"/>
-              <w:right w:type="dxa" w:w="110"/>
-            </w:tcMar>
-            <w:vAlign w:val="center"/>
-          </w:tcPr>
-          <w:p>
-            <w:r>
-              <w:t>action_server_is_ready()가 lifecycle 비활성 상태에서도 true 반환(오탐)</w:t>
-            </w:r>
-          </w:p>
-        </w:tc>
-        <w:tc>
-          <w:tcPr>
-            <w:tcW w:type="dxa" w:w="1700"/>
-            <w:tcBorders>
-              <w:top w:val="single" w:color="DEDEDE" w:sz="6"/>
-              <w:left w:val="single" w:color="DEDEDE" w:sz="6"/>
-              <w:bottom w:val="single" w:color="DEDEDE" w:sz="6"/>
-              <w:right w:val="single" w:color="DEDEDE" w:sz="6"/>
-            </w:tcBorders>
-            <w:shd w:fill="FAFAFA" w:color="auto" w:val="clear"/>
-            <w:tcMar>
-              <w:top w:type="dxa" w:w="70"/>
-              <w:left w:type="dxa" w:w="110"/>
-              <w:bottom w:type="dxa" w:w="70"/>
-              <w:right w:type="dxa" w:w="110"/>
-            </w:tcMar>
-            <w:vAlign w:val="center"/>
-          </w:tcPr>
-          <w:p>
-            <w:r>
-              <w:t>MAJOR</w:t>
-            </w:r>
-          </w:p>
-        </w:tc>
-        <w:tc>
-          <w:tcPr>
-            <w:tcW w:type="dxa" w:w="1800"/>
-            <w:tcBorders>
-              <w:top w:val="single" w:color="DEDEDE" w:sz="6"/>
-              <w:left w:val="single" w:color="DEDEDE" w:sz="6"/>
-              <w:bottom w:val="single" w:color="DEDEDE" w:sz="6"/>
-              <w:right w:val="single" w:color="DEDEDE" w:sz="6"/>
-            </w:tcBorders>
-            <w:shd w:fill="FAFAFA" w:color="auto" w:val="clear"/>
-            <w:tcMar>
-              <w:top w:type="dxa" w:w="70"/>
-              <w:left w:type="dxa" w:w="110"/>
-              <w:bottom w:type="dxa" w:w="70"/>
-              <w:right w:type="dxa" w:w="110"/>
-            </w:tcMar>
-            <w:vAlign w:val="center"/>
           </w:tcPr>
           <w:p>
             <w:r>
@@ -3584,7 +3887,7 @@
                 <w:sz w:val="17"/>
                 <w:szCs w:val="17"/>
               </w:rPr>
-              <w:t>6 / 5 / 1</w:t>
+              <w:t>8 / 8 / 0</w:t>
             </w:r>
           </w:p>
         </w:tc>
@@ -3652,7 +3955,7 @@
                 <w:sz w:val="17"/>
                 <w:szCs w:val="17"/>
               </w:rPr>
-              <w:t>0</w:t>
+              <w:t xml:space="preserve">0</w:t>
             </w:r>
           </w:p>
         </w:tc>
@@ -5572,1724 +5875,6 @@
             </w:pPr>
             <w:r>
               <w:t>새 파이프라인/노드를 추가하기 전 GUI가 이미 갖고 있는 기능(MissionController 등)을 먼저 확인하는 습관 필요 — 별도 규칙 문서 반영은 아직 안 함</w:t>
-            </w:r>
-          </w:p>
-        </w:tc>
-      </w:tr>
-    </w:tbl>
-    <w:p>
-      <w:pPr>
-        <w:pStyle w:val="Heading2"/>
-        <w:pBdr>
-          <w:left w:val="single" w:color="D9A441" w:sz="24" w:space="8"/>
-        </w:pBdr>
-        <w:spacing w:after="180" w:before="380" w:line="280"/>
-        <w:ind w:left="140"/>
-      </w:pPr>
-      <w:r>
-        <w:rPr>
-          <w:rFonts w:ascii="맑은 고딕" w:cs="맑은 고딕" w:eastAsia="맑은 고딕" w:hAnsi="맑은 고딕"/>
-          <w:b/>
-          <w:bCs/>
-          <w:color w:val="241B12"/>
-          <w:sz w:val="26"/>
-          <w:szCs w:val="26"/>
-        </w:rPr>
-        <w:t xml:space="preserve">4.2 TS-NAV-02 (웨이포인트 주행 중 /odom의 angular.z가 잡음 수준으로만 보고됨)</w:t>
-      </w:r>
-    </w:p>
-    <w:p>
-      <w:pPr>
-        <w:pStyle w:val="Heading3"/>
-        <w:spacing w:after="120" w:before="260" w:line="260"/>
-      </w:pPr>
-      <w:r>
-        <w:rPr>
-          <w:rFonts w:ascii="맑은 고딕" w:cs="맑은 고딕" w:eastAsia="맑은 고딕" w:hAnsi="맑은 고딕"/>
-          <w:b/>
-          <w:bCs/>
-          <w:color w:val="241B12"/>
-          <w:sz w:val="21"/>
-          <w:szCs w:val="21"/>
-        </w:rPr>
-        <w:t xml:space="preserve">개요</w:t>
-      </w:r>
-    </w:p>
-    <w:tbl>
-      <w:tblPr>
-        <w:tblW w:type="dxa" w:w="9746"/>
-        <w:tblBorders>
-          <w:top w:val="single" w:color="DEDEDE" w:sz="6"/>
-          <w:left w:val="single" w:color="DEDEDE" w:sz="6"/>
-          <w:bottom w:val="single" w:color="DEDEDE" w:sz="6"/>
-          <w:right w:val="single" w:color="DEDEDE" w:sz="6"/>
-          <w:insideH w:val="single" w:color="DEDEDE" w:sz="6"/>
-          <w:insideV w:val="single" w:color="DEDEDE" w:sz="6"/>
-        </w:tblBorders>
-      </w:tblPr>
-      <w:tblGrid>
-        <w:gridCol w:w="2600"/>
-        <w:gridCol w:w="7146"/>
-      </w:tblGrid>
-      <w:tr>
-        <w:trPr>
-          <w:tblHeader/>
-        </w:trPr>
-        <w:tc>
-          <w:tcPr>
-            <w:tcW w:type="dxa" w:w="2600"/>
-            <w:tcBorders>
-              <w:top w:val="single" w:color="49361D" w:sz="6"/>
-              <w:left w:val="single" w:color="49361D" w:sz="6"/>
-              <w:bottom w:val="single" w:color="49361D" w:sz="6"/>
-              <w:right w:val="single" w:color="49361D" w:sz="6"/>
-            </w:tcBorders>
-            <w:shd w:fill="241B12" w:color="auto" w:val="clear"/>
-            <w:tcMar>
-              <w:top w:type="dxa" w:w="90"/>
-              <w:left w:type="dxa" w:w="110"/>
-              <w:bottom w:type="dxa" w:w="90"/>
-              <w:right w:type="dxa" w:w="110"/>
-            </w:tcMar>
-            <w:vAlign w:val="center"/>
-          </w:tcPr>
-          <w:p>
-            <w:pPr>
-              <w:spacing w:after="0" w:before="0" w:line="260"/>
-            </w:pPr>
-            <w:r>
-              <w:rPr>
-                <w:rFonts w:ascii="맑은 고딕" w:cs="맑은 고딕" w:eastAsia="맑은 고딕" w:hAnsi="맑은 고딕"/>
-                <w:b/>
-                <w:bCs/>
-                <w:color w:val="F4CF87"/>
-                <w:sz w:val="17"/>
-                <w:szCs w:val="17"/>
-              </w:rPr>
-              <w:t xml:space="preserve">항목</w:t>
-            </w:r>
-          </w:p>
-        </w:tc>
-        <w:tc>
-          <w:tcPr>
-            <w:tcW w:type="dxa" w:w="7146"/>
-            <w:tcBorders>
-              <w:top w:val="single" w:color="49361D" w:sz="6"/>
-              <w:left w:val="single" w:color="49361D" w:sz="6"/>
-              <w:bottom w:val="single" w:color="49361D" w:sz="6"/>
-              <w:right w:val="single" w:color="49361D" w:sz="6"/>
-            </w:tcBorders>
-            <w:shd w:fill="241B12" w:color="auto" w:val="clear"/>
-            <w:tcMar>
-              <w:top w:type="dxa" w:w="90"/>
-              <w:left w:type="dxa" w:w="110"/>
-              <w:bottom w:type="dxa" w:w="90"/>
-              <w:right w:type="dxa" w:w="110"/>
-            </w:tcMar>
-            <w:vAlign w:val="center"/>
-          </w:tcPr>
-          <w:p>
-            <w:pPr>
-              <w:spacing w:after="0" w:before="0" w:line="260"/>
-            </w:pPr>
-            <w:r>
-              <w:rPr>
-                <w:rFonts w:ascii="맑은 고딕" w:cs="맑은 고딕" w:eastAsia="맑은 고딕" w:hAnsi="맑은 고딕"/>
-                <w:b/>
-                <w:bCs/>
-                <w:color w:val="F4CF87"/>
-                <w:sz w:val="17"/>
-                <w:szCs w:val="17"/>
-              </w:rPr>
-              <w:t xml:space="preserve">내용</w:t>
-            </w:r>
-          </w:p>
-        </w:tc>
-      </w:tr>
-      <w:tr>
-        <w:tc>
-          <w:tcPr>
-            <w:tcW w:type="dxa" w:w="2600"/>
-            <w:tcBorders>
-              <w:top w:val="single" w:color="DEDEDE" w:sz="6"/>
-              <w:left w:val="single" w:color="DEDEDE" w:sz="6"/>
-              <w:bottom w:val="single" w:color="DEDEDE" w:sz="6"/>
-              <w:right w:val="single" w:color="DEDEDE" w:sz="6"/>
-            </w:tcBorders>
-            <w:tcMar>
-              <w:top w:type="dxa" w:w="70"/>
-              <w:left w:type="dxa" w:w="110"/>
-              <w:bottom w:type="dxa" w:w="70"/>
-              <w:right w:type="dxa" w:w="110"/>
-            </w:tcMar>
-            <w:vAlign w:val="center"/>
-          </w:tcPr>
-          <w:p>
-            <w:pPr>
-              <w:spacing w:after="0" w:before="0" w:line="260"/>
-            </w:pPr>
-            <w:r>
-              <w:rPr>
-                <w:rFonts w:ascii="맑은 고딕" w:cs="맑은 고딕" w:eastAsia="맑은 고딕" w:hAnsi="맑은 고딕"/>
-                <w:color w:val="3C3429"/>
-                <w:sz w:val="17"/>
-                <w:szCs w:val="17"/>
-              </w:rPr>
-              <w:t xml:space="preserve">심각도 / 상태</w:t>
-            </w:r>
-          </w:p>
-        </w:tc>
-        <w:tc>
-          <w:tcPr>
-            <w:tcW w:type="dxa" w:w="7146"/>
-            <w:tcBorders>
-              <w:top w:val="single" w:color="DEDEDE" w:sz="6"/>
-              <w:left w:val="single" w:color="DEDEDE" w:sz="6"/>
-              <w:bottom w:val="single" w:color="DEDEDE" w:sz="6"/>
-              <w:right w:val="single" w:color="DEDEDE" w:sz="6"/>
-            </w:tcBorders>
-            <w:tcMar>
-              <w:top w:type="dxa" w:w="70"/>
-              <w:left w:type="dxa" w:w="110"/>
-              <w:bottom w:type="dxa" w:w="70"/>
-              <w:right w:type="dxa" w:w="110"/>
-            </w:tcMar>
-            <w:vAlign w:val="center"/>
-          </w:tcPr>
-          <w:p>
-            <w:pPr>
-              <w:spacing w:after="0" w:before="0" w:line="260"/>
-            </w:pPr>
-            <w:r>
-              <w:rPr>
-                <w:rFonts w:ascii="맑은 고딕" w:cs="맑은 고딕" w:eastAsia="맑은 고딕" w:hAnsi="맑은 고딕"/>
-                <w:color w:val="3C3429"/>
-                <w:sz w:val="17"/>
-                <w:szCs w:val="17"/>
-              </w:rPr>
-              <w:t xml:space="preserve">MINOR / INVESTIGATING</w:t>
-            </w:r>
-          </w:p>
-        </w:tc>
-      </w:tr>
-      <w:tr>
-        <w:tc>
-          <w:tcPr>
-            <w:tcW w:type="dxa" w:w="2600"/>
-            <w:tcBorders>
-              <w:top w:val="single" w:color="DEDEDE" w:sz="6"/>
-              <w:left w:val="single" w:color="DEDEDE" w:sz="6"/>
-              <w:bottom w:val="single" w:color="DEDEDE" w:sz="6"/>
-              <w:right w:val="single" w:color="DEDEDE" w:sz="6"/>
-            </w:tcBorders>
-            <w:shd w:fill="FAFAFA" w:color="auto" w:val="clear"/>
-            <w:tcMar>
-              <w:top w:type="dxa" w:w="70"/>
-              <w:left w:type="dxa" w:w="110"/>
-              <w:bottom w:type="dxa" w:w="70"/>
-              <w:right w:type="dxa" w:w="110"/>
-            </w:tcMar>
-            <w:vAlign w:val="center"/>
-          </w:tcPr>
-          <w:p>
-            <w:pPr>
-              <w:spacing w:after="0" w:before="0" w:line="260"/>
-            </w:pPr>
-            <w:r>
-              <w:rPr>
-                <w:rFonts w:ascii="맑은 고딕" w:cs="맑은 고딕" w:eastAsia="맑은 고딕" w:hAnsi="맑은 고딕"/>
-                <w:color w:val="3C3429"/>
-                <w:sz w:val="17"/>
-                <w:szCs w:val="17"/>
-              </w:rPr>
-              <w:t xml:space="preserve">발생일 / 해결일</w:t>
-            </w:r>
-          </w:p>
-        </w:tc>
-        <w:tc>
-          <w:tcPr>
-            <w:tcW w:type="dxa" w:w="7146"/>
-            <w:tcBorders>
-              <w:top w:val="single" w:color="DEDEDE" w:sz="6"/>
-              <w:left w:val="single" w:color="DEDEDE" w:sz="6"/>
-              <w:bottom w:val="single" w:color="DEDEDE" w:sz="6"/>
-              <w:right w:val="single" w:color="DEDEDE" w:sz="6"/>
-            </w:tcBorders>
-            <w:shd w:fill="FAFAFA" w:color="auto" w:val="clear"/>
-            <w:tcMar>
-              <w:top w:type="dxa" w:w="70"/>
-              <w:left w:type="dxa" w:w="110"/>
-              <w:bottom w:type="dxa" w:w="70"/>
-              <w:right w:type="dxa" w:w="110"/>
-            </w:tcMar>
-            <w:vAlign w:val="center"/>
-          </w:tcPr>
-          <w:p>
-            <w:pPr>
-              <w:spacing w:after="0" w:before="0" w:line="260"/>
-            </w:pPr>
-            <w:r>
-              <w:rPr>
-                <w:rFonts w:ascii="맑은 고딕" w:cs="맑은 고딕" w:eastAsia="맑은 고딕" w:hAnsi="맑은 고딕"/>
-                <w:color w:val="3C3429"/>
-                <w:sz w:val="17"/>
-                <w:szCs w:val="17"/>
-              </w:rPr>
-              <w:t xml:space="preserve">2026-08-13 / 미해결</w:t>
-            </w:r>
-          </w:p>
-        </w:tc>
-      </w:tr>
-      <w:tr>
-        <w:tc>
-          <w:tcPr>
-            <w:tcW w:type="dxa" w:w="2600"/>
-            <w:tcBorders>
-              <w:top w:val="single" w:color="DEDEDE" w:sz="6"/>
-              <w:left w:val="single" w:color="DEDEDE" w:sz="6"/>
-              <w:bottom w:val="single" w:color="DEDEDE" w:sz="6"/>
-              <w:right w:val="single" w:color="DEDEDE" w:sz="6"/>
-            </w:tcBorders>
-            <w:tcMar>
-              <w:top w:type="dxa" w:w="70"/>
-              <w:left w:type="dxa" w:w="110"/>
-              <w:bottom w:type="dxa" w:w="70"/>
-              <w:right w:type="dxa" w:w="110"/>
-            </w:tcMar>
-            <w:vAlign w:val="center"/>
-          </w:tcPr>
-          <w:p>
-            <w:pPr>
-              <w:spacing w:after="0" w:before="0" w:line="260"/>
-            </w:pPr>
-            <w:r>
-              <w:rPr>
-                <w:rFonts w:ascii="맑은 고딕" w:cs="맑은 고딕" w:eastAsia="맑은 고딕" w:hAnsi="맑은 고딕"/>
-                <w:color w:val="3C3429"/>
-                <w:sz w:val="17"/>
-                <w:szCs w:val="17"/>
-              </w:rPr>
-              <w:t xml:space="preserve">담당</w:t>
-            </w:r>
-          </w:p>
-        </w:tc>
-        <w:tc>
-          <w:tcPr>
-            <w:tcW w:type="dxa" w:w="7146"/>
-            <w:tcBorders>
-              <w:top w:val="single" w:color="DEDEDE" w:sz="6"/>
-              <w:left w:val="single" w:color="DEDEDE" w:sz="6"/>
-              <w:bottom w:val="single" w:color="DEDEDE" w:sz="6"/>
-              <w:right w:val="single" w:color="DEDEDE" w:sz="6"/>
-            </w:tcBorders>
-            <w:tcMar>
-              <w:top w:type="dxa" w:w="70"/>
-              <w:left w:type="dxa" w:w="110"/>
-              <w:bottom w:type="dxa" w:w="70"/>
-              <w:right w:type="dxa" w:w="110"/>
-            </w:tcMar>
-            <w:vAlign w:val="center"/>
-          </w:tcPr>
-          <w:p>
-            <w:pPr>
-              <w:spacing w:after="0" w:before="0" w:line="260"/>
-            </w:pPr>
-            <w:r>
-              <w:rPr>
-                <w:rFonts w:ascii="맑은 고딕" w:cs="맑은 고딕" w:eastAsia="맑은 고딕" w:hAnsi="맑은 고딕"/>
-                <w:color w:val="3C3429"/>
-                <w:sz w:val="17"/>
-                <w:szCs w:val="17"/>
-              </w:rPr>
-              <w:t xml:space="preserve">미지정</w:t>
-            </w:r>
-          </w:p>
-        </w:tc>
-      </w:tr>
-      <w:tr>
-        <w:tc>
-          <w:tcPr>
-            <w:tcW w:type="dxa" w:w="2600"/>
-            <w:tcBorders>
-              <w:top w:val="single" w:color="DEDEDE" w:sz="6"/>
-              <w:left w:val="single" w:color="DEDEDE" w:sz="6"/>
-              <w:bottom w:val="single" w:color="DEDEDE" w:sz="6"/>
-              <w:right w:val="single" w:color="DEDEDE" w:sz="6"/>
-            </w:tcBorders>
-            <w:shd w:fill="FAFAFA" w:color="auto" w:val="clear"/>
-            <w:tcMar>
-              <w:top w:type="dxa" w:w="70"/>
-              <w:left w:type="dxa" w:w="110"/>
-              <w:bottom w:type="dxa" w:w="70"/>
-              <w:right w:type="dxa" w:w="110"/>
-            </w:tcMar>
-            <w:vAlign w:val="center"/>
-          </w:tcPr>
-          <w:p>
-            <w:pPr>
-              <w:spacing w:after="0" w:before="0" w:line="260"/>
-            </w:pPr>
-            <w:r>
-              <w:rPr>
-                <w:rFonts w:ascii="맑은 고딕" w:cs="맑은 고딕" w:eastAsia="맑은 고딕" w:hAnsi="맑은 고딕"/>
-                <w:color w:val="3C3429"/>
-                <w:sz w:val="17"/>
-                <w:szCs w:val="17"/>
-              </w:rPr>
-              <w:t xml:space="preserve">환경</w:t>
-            </w:r>
-          </w:p>
-        </w:tc>
-        <w:tc>
-          <w:tcPr>
-            <w:tcW w:type="dxa" w:w="7146"/>
-            <w:tcBorders>
-              <w:top w:val="single" w:color="DEDEDE" w:sz="6"/>
-              <w:left w:val="single" w:color="DEDEDE" w:sz="6"/>
-              <w:bottom w:val="single" w:color="DEDEDE" w:sz="6"/>
-              <w:right w:val="single" w:color="DEDEDE" w:sz="6"/>
-            </w:tcBorders>
-            <w:shd w:fill="FAFAFA" w:color="auto" w:val="clear"/>
-            <w:tcMar>
-              <w:top w:type="dxa" w:w="70"/>
-              <w:left w:type="dxa" w:w="110"/>
-              <w:bottom w:type="dxa" w:w="70"/>
-              <w:right w:type="dxa" w:w="110"/>
-            </w:tcMar>
-            <w:vAlign w:val="center"/>
-          </w:tcPr>
-          <w:p>
-            <w:pPr>
-              <w:spacing w:after="0" w:before="0" w:line="260"/>
-            </w:pPr>
-            <w:r>
-              <w:rPr>
-                <w:rFonts w:ascii="맑은 고딕" w:cs="맑은 고딕" w:eastAsia="맑은 고딕" w:hAnsi="맑은 고딕"/>
-                <w:color w:val="3C3429"/>
-                <w:sz w:val="17"/>
-                <w:szCs w:val="17"/>
-              </w:rPr>
-              <w:t xml:space="preserve">TurtleBot3 실기 · Nav2 웨이포인트 주행 · /odom</w:t>
-            </w:r>
-          </w:p>
-        </w:tc>
-      </w:tr>
-      <w:tr>
-        <w:tc>
-          <w:tcPr>
-            <w:tcW w:type="dxa" w:w="2600"/>
-            <w:tcBorders>
-              <w:top w:val="single" w:color="DEDEDE" w:sz="6"/>
-              <w:left w:val="single" w:color="DEDEDE" w:sz="6"/>
-              <w:bottom w:val="single" w:color="DEDEDE" w:sz="6"/>
-              <w:right w:val="single" w:color="DEDEDE" w:sz="6"/>
-            </w:tcBorders>
-            <w:tcMar>
-              <w:top w:type="dxa" w:w="70"/>
-              <w:left w:type="dxa" w:w="110"/>
-              <w:bottom w:type="dxa" w:w="70"/>
-              <w:right w:type="dxa" w:w="110"/>
-            </w:tcMar>
-            <w:vAlign w:val="center"/>
-          </w:tcPr>
-          <w:p>
-            <w:pPr>
-              <w:spacing w:after="0" w:before="0" w:line="260"/>
-            </w:pPr>
-            <w:r>
-              <w:rPr>
-                <w:rFonts w:ascii="맑은 고딕" w:cs="맑은 고딕" w:eastAsia="맑은 고딕" w:hAnsi="맑은 고딕"/>
-                <w:color w:val="3C3429"/>
-                <w:sz w:val="17"/>
-                <w:szCs w:val="17"/>
-              </w:rPr>
-              <w:t xml:space="preserve">관련</w:t>
-            </w:r>
-          </w:p>
-        </w:tc>
-        <w:tc>
-          <w:tcPr>
-            <w:tcW w:type="dxa" w:w="7146"/>
-            <w:tcBorders>
-              <w:top w:val="single" w:color="DEDEDE" w:sz="6"/>
-              <w:left w:val="single" w:color="DEDEDE" w:sz="6"/>
-              <w:bottom w:val="single" w:color="DEDEDE" w:sz="6"/>
-              <w:right w:val="single" w:color="DEDEDE" w:sz="6"/>
-            </w:tcBorders>
-            <w:tcMar>
-              <w:top w:type="dxa" w:w="70"/>
-              <w:left w:type="dxa" w:w="110"/>
-              <w:bottom w:type="dxa" w:w="70"/>
-              <w:right w:type="dxa" w:w="110"/>
-            </w:tcMar>
-            <w:vAlign w:val="center"/>
-          </w:tcPr>
-          <w:p>
-            <w:pPr>
-              <w:spacing w:after="0" w:before="0" w:line="260"/>
-            </w:pPr>
-            <w:r>
-              <w:rPr>
-                <w:rFonts w:ascii="맑은 고딕" w:cs="맑은 고딕" w:eastAsia="맑은 고딕" w:hAnsi="맑은 고딕"/>
-                <w:color w:val="3C3429"/>
-                <w:sz w:val="17"/>
-                <w:szCs w:val="17"/>
-              </w:rPr>
-              <w:t xml:space="preserve">TS-GUI-07(같은 세션, 이 조사의 발단이 된 원격제어 cmd_vel 표시 이슈)</w:t>
-            </w:r>
-          </w:p>
-        </w:tc>
-      </w:tr>
-    </w:tbl>
-    <w:p>
-      <w:pPr>
-        <w:pStyle w:val="Heading3"/>
-        <w:spacing w:after="120" w:before="260" w:line="260"/>
-      </w:pPr>
-      <w:r>
-        <w:rPr>
-          <w:rFonts w:ascii="맑은 고딕" w:cs="맑은 고딕" w:eastAsia="맑은 고딕" w:hAnsi="맑은 고딕"/>
-          <w:b/>
-          <w:bCs/>
-          <w:color w:val="241B12"/>
-          <w:sz w:val="21"/>
-          <w:szCs w:val="21"/>
-        </w:rPr>
-        <w:t xml:space="preserve">증상</w:t>
-      </w:r>
-    </w:p>
-    <w:p>
-      <w:pPr>
-        <w:spacing w:after="140" w:before="0" w:line="260"/>
-      </w:pPr>
-      <w:r>
-        <w:rPr>
-          <w:rFonts w:ascii="맑은 고딕" w:cs="맑은 고딕" w:eastAsia="맑은 고딕" w:hAnsi="맑은 고딕"/>
-          <w:color w:val="3C3429"/>
-          <w:sz w:val="17"/>
-          <w:szCs w:val="17"/>
-        </w:rPr>
-        <w:t xml:space="preserve">원격제어 cmd_vel 패널에서 웨이포인트 자동주행 중 linear.x는 정상 표시되나 angular.z는 항상 0.00 rad/s로 고정되어 보였다(회전 구간을 지날 때도 동일).</w:t>
-      </w:r>
-    </w:p>
-    <w:tbl>
-      <w:tblPr>
-        <w:tblW w:type="dxa" w:w="9746"/>
-        <w:tblBorders>
-          <w:top w:val="single" w:color="DEDEDE" w:sz="6"/>
-          <w:left w:val="single" w:color="DEDEDE" w:sz="6"/>
-          <w:bottom w:val="single" w:color="DEDEDE" w:sz="6"/>
-          <w:right w:val="single" w:color="DEDEDE" w:sz="6"/>
-          <w:insideH w:val="single" w:color="DEDEDE" w:sz="6"/>
-          <w:insideV w:val="single" w:color="DEDEDE" w:sz="6"/>
-        </w:tblBorders>
-      </w:tblPr>
-      <w:tblGrid>
-        <w:gridCol w:w="9746"/>
-      </w:tblGrid>
-      <w:tr>
-        <w:tc>
-          <w:tcPr>
-            <w:tcW w:type="dxa" w:w="9746"/>
-            <w:tcBorders>
-              <w:top w:val="single" w:color="DEDEDE" w:sz="6"/>
-              <w:left w:val="single" w:color="DEDEDE" w:sz="6"/>
-              <w:bottom w:val="single" w:color="DEDEDE" w:sz="6"/>
-              <w:right w:val="single" w:color="DEDEDE" w:sz="6"/>
-            </w:tcBorders>
-            <w:shd w:fill="F7F8FA" w:color="auto" w:val="clear"/>
-            <w:tcMar>
-              <w:top w:type="dxa" w:w="140"/>
-              <w:left w:type="dxa" w:w="160"/>
-              <w:bottom w:type="dxa" w:w="140"/>
-              <w:right w:type="dxa" w:w="160"/>
-            </w:tcMar>
-          </w:tcPr>
-          <w:p>
-            <w:pPr>
-              <w:spacing w:after="20" w:line="240"/>
-            </w:pPr>
-            <w:r>
-              <w:rPr>
-                <w:rFonts w:ascii="Consolas" w:cs="Consolas" w:eastAsia="Consolas" w:hAnsi="Consolas"/>
-                <w:color w:val="3C3429"/>
-                <w:sz w:val="16"/>
-                <w:szCs w:val="16"/>
-              </w:rPr>
-              <w:t xml:space="preserve">$ ros2 topic echo /odom --field twist.twist.angular.z</w:t>
-              <w:br/>
-              <w:t xml:space="preserve">→ 회전 구간을 지나는 동안에도 -0.0007~0.0012 rad/s 범위(잡음 수준)에서만 값이 움직임</w:t>
-            </w:r>
-          </w:p>
-        </w:tc>
-      </w:tr>
-    </w:tbl>
-    <w:p>
-      <w:pPr>
-        <w:pStyle w:val="Heading3"/>
-        <w:spacing w:after="120" w:before="260" w:line="260"/>
-      </w:pPr>
-      <w:r>
-        <w:rPr>
-          <w:rFonts w:ascii="맑은 고딕" w:cs="맑은 고딕" w:eastAsia="맑은 고딕" w:hAnsi="맑은 고딕"/>
-          <w:b/>
-          <w:bCs/>
-          <w:color w:val="241B12"/>
-          <w:sz w:val="21"/>
-          <w:szCs w:val="21"/>
-        </w:rPr>
-        <w:t xml:space="preserve">재현 절차</w:t>
-      </w:r>
-    </w:p>
-    <w:tbl>
-      <w:tblPr>
-        <w:tblW w:type="dxa" w:w="9746"/>
-        <w:tblBorders>
-          <w:top w:val="single" w:color="DEDEDE" w:sz="6"/>
-          <w:left w:val="single" w:color="DEDEDE" w:sz="6"/>
-          <w:bottom w:val="single" w:color="DEDEDE" w:sz="6"/>
-          <w:right w:val="single" w:color="DEDEDE" w:sz="6"/>
-          <w:insideH w:val="single" w:color="DEDEDE" w:sz="6"/>
-          <w:insideV w:val="single" w:color="DEDEDE" w:sz="6"/>
-        </w:tblBorders>
-      </w:tblPr>
-      <w:tblGrid>
-        <w:gridCol w:w="1500"/>
-        <w:gridCol w:w="3000"/>
-        <w:gridCol w:w="5246"/>
-      </w:tblGrid>
-      <w:tr>
-        <w:trPr>
-          <w:tblHeader/>
-        </w:trPr>
-        <w:tc>
-          <w:tcPr>
-            <w:tcW w:type="dxa" w:w="1500"/>
-            <w:tcBorders>
-              <w:top w:val="single" w:color="49361D" w:sz="6"/>
-              <w:left w:val="single" w:color="49361D" w:sz="6"/>
-              <w:bottom w:val="single" w:color="49361D" w:sz="6"/>
-              <w:right w:val="single" w:color="49361D" w:sz="6"/>
-            </w:tcBorders>
-            <w:shd w:fill="241B12" w:color="auto" w:val="clear"/>
-            <w:tcMar>
-              <w:top w:type="dxa" w:w="90"/>
-              <w:left w:type="dxa" w:w="110"/>
-              <w:bottom w:type="dxa" w:w="90"/>
-              <w:right w:type="dxa" w:w="110"/>
-            </w:tcMar>
-            <w:vAlign w:val="center"/>
-          </w:tcPr>
-          <w:p>
-            <w:pPr>
-              <w:spacing w:after="0" w:before="0" w:line="260"/>
-            </w:pPr>
-            <w:r>
-              <w:rPr>
-                <w:rFonts w:ascii="맑은 고딕" w:cs="맑은 고딕" w:eastAsia="맑은 고딕" w:hAnsi="맑은 고딕"/>
-                <w:b/>
-                <w:bCs/>
-                <w:color w:val="F4CF87"/>
-                <w:sz w:val="17"/>
-                <w:szCs w:val="17"/>
-              </w:rPr>
-              <w:t xml:space="preserve">#</w:t>
-            </w:r>
-          </w:p>
-        </w:tc>
-        <w:tc>
-          <w:tcPr>
-            <w:tcW w:type="dxa" w:w="3000"/>
-            <w:tcBorders>
-              <w:top w:val="single" w:color="49361D" w:sz="6"/>
-              <w:left w:val="single" w:color="49361D" w:sz="6"/>
-              <w:bottom w:val="single" w:color="49361D" w:sz="6"/>
-              <w:right w:val="single" w:color="49361D" w:sz="6"/>
-            </w:tcBorders>
-            <w:shd w:fill="241B12" w:color="auto" w:val="clear"/>
-            <w:tcMar>
-              <w:top w:type="dxa" w:w="90"/>
-              <w:left w:type="dxa" w:w="110"/>
-              <w:bottom w:type="dxa" w:w="90"/>
-              <w:right w:type="dxa" w:w="110"/>
-            </w:tcMar>
-            <w:vAlign w:val="center"/>
-          </w:tcPr>
-          <w:p>
-            <w:pPr>
-              <w:spacing w:after="0" w:before="0" w:line="260"/>
-            </w:pPr>
-            <w:r>
-              <w:rPr>
-                <w:rFonts w:ascii="맑은 고딕" w:cs="맑은 고딕" w:eastAsia="맑은 고딕" w:hAnsi="맑은 고딕"/>
-                <w:b/>
-                <w:bCs/>
-                <w:color w:val="F4CF87"/>
-                <w:sz w:val="17"/>
-                <w:szCs w:val="17"/>
-              </w:rPr>
-              <w:t xml:space="preserve">동작</w:t>
-            </w:r>
-          </w:p>
-        </w:tc>
-        <w:tc>
-          <w:tcPr>
-            <w:tcW w:type="dxa" w:w="5246"/>
-            <w:tcBorders>
-              <w:top w:val="single" w:color="49361D" w:sz="6"/>
-              <w:left w:val="single" w:color="49361D" w:sz="6"/>
-              <w:bottom w:val="single" w:color="49361D" w:sz="6"/>
-              <w:right w:val="single" w:color="49361D" w:sz="6"/>
-            </w:tcBorders>
-            <w:shd w:fill="241B12" w:color="auto" w:val="clear"/>
-            <w:tcMar>
-              <w:top w:type="dxa" w:w="90"/>
-              <w:left w:type="dxa" w:w="110"/>
-              <w:bottom w:type="dxa" w:w="90"/>
-              <w:right w:type="dxa" w:w="110"/>
-            </w:tcMar>
-            <w:vAlign w:val="center"/>
-          </w:tcPr>
-          <w:p>
-            <w:pPr>
-              <w:spacing w:after="0" w:before="0" w:line="260"/>
-            </w:pPr>
-            <w:r>
-              <w:rPr>
-                <w:rFonts w:ascii="맑은 고딕" w:cs="맑은 고딕" w:eastAsia="맑은 고딕" w:hAnsi="맑은 고딕"/>
-                <w:b/>
-                <w:bCs/>
-                <w:color w:val="F4CF87"/>
-                <w:sz w:val="17"/>
-                <w:szCs w:val="17"/>
-              </w:rPr>
-              <w:t xml:space="preserve">결과</w:t>
-            </w:r>
-          </w:p>
-        </w:tc>
-      </w:tr>
-      <w:tr>
-        <w:tc>
-          <w:tcPr>
-            <w:tcW w:type="dxa" w:w="1500"/>
-            <w:tcBorders>
-              <w:top w:val="single" w:color="DEDEDE" w:sz="6"/>
-              <w:left w:val="single" w:color="DEDEDE" w:sz="6"/>
-              <w:bottom w:val="single" w:color="DEDEDE" w:sz="6"/>
-              <w:right w:val="single" w:color="DEDEDE" w:sz="6"/>
-            </w:tcBorders>
-            <w:tcMar>
-              <w:top w:type="dxa" w:w="70"/>
-              <w:left w:type="dxa" w:w="110"/>
-              <w:bottom w:type="dxa" w:w="70"/>
-              <w:right w:type="dxa" w:w="110"/>
-            </w:tcMar>
-            <w:vAlign w:val="center"/>
-          </w:tcPr>
-          <w:p>
-            <w:pPr>
-              <w:spacing w:after="0" w:before="0" w:line="260"/>
-            </w:pPr>
-            <w:r>
-              <w:rPr>
-                <w:rFonts w:ascii="맑은 고딕" w:cs="맑은 고딕" w:eastAsia="맑은 고딕" w:hAnsi="맑은 고딕"/>
-                <w:color w:val="3C3429"/>
-                <w:sz w:val="17"/>
-                <w:szCs w:val="17"/>
-              </w:rPr>
-              <w:t xml:space="preserve">1</w:t>
-            </w:r>
-          </w:p>
-        </w:tc>
-        <w:tc>
-          <w:tcPr>
-            <w:tcW w:type="dxa" w:w="3000"/>
-            <w:tcBorders>
-              <w:top w:val="single" w:color="DEDEDE" w:sz="6"/>
-              <w:left w:val="single" w:color="DEDEDE" w:sz="6"/>
-              <w:bottom w:val="single" w:color="DEDEDE" w:sz="6"/>
-              <w:right w:val="single" w:color="DEDEDE" w:sz="6"/>
-            </w:tcBorders>
-            <w:tcMar>
-              <w:top w:type="dxa" w:w="70"/>
-              <w:left w:type="dxa" w:w="110"/>
-              <w:bottom w:type="dxa" w:w="70"/>
-              <w:right w:type="dxa" w:w="110"/>
-            </w:tcMar>
-            <w:vAlign w:val="center"/>
-          </w:tcPr>
-          <w:p>
-            <w:pPr>
-              <w:spacing w:after="0" w:before="0" w:line="260"/>
-            </w:pPr>
-            <w:r>
-              <w:t xml:space="preserve">웨이포인트로 자동주행을 시작해 회전이 포함된 구간을 통과시킨다</w:t>
-            </w:r>
-          </w:p>
-        </w:tc>
-        <w:tc>
-          <w:tcPr>
-            <w:tcW w:type="dxa" w:w="5246"/>
-            <w:tcBorders>
-              <w:top w:val="single" w:color="DEDEDE" w:sz="6"/>
-              <w:left w:val="single" w:color="DEDEDE" w:sz="6"/>
-              <w:bottom w:val="single" w:color="DEDEDE" w:sz="6"/>
-              <w:right w:val="single" w:color="DEDEDE" w:sz="6"/>
-            </w:tcBorders>
-            <w:tcMar>
-              <w:top w:type="dxa" w:w="70"/>
-              <w:left w:type="dxa" w:w="110"/>
-              <w:bottom w:type="dxa" w:w="70"/>
-              <w:right w:type="dxa" w:w="110"/>
-            </w:tcMar>
-            <w:vAlign w:val="center"/>
-          </w:tcPr>
-          <w:p>
-            <w:pPr>
-              <w:spacing w:after="0" w:before="0" w:line="260"/>
-            </w:pPr>
-            <w:r>
-              <w:t xml:space="preserve">원격제어 cmd_vel 패널의 angular.z가 0.00으로 고정되어 보인다</w:t>
-            </w:r>
-          </w:p>
-        </w:tc>
-      </w:tr>
-      <w:tr>
-        <w:tc>
-          <w:tcPr>
-            <w:tcW w:type="dxa" w:w="1500"/>
-            <w:tcBorders>
-              <w:top w:val="single" w:color="DEDEDE" w:sz="6"/>
-              <w:left w:val="single" w:color="DEDEDE" w:sz="6"/>
-              <w:bottom w:val="single" w:color="DEDEDE" w:sz="6"/>
-              <w:right w:val="single" w:color="DEDEDE" w:sz="6"/>
-            </w:tcBorders>
-            <w:shd w:fill="FAFAFA" w:color="auto" w:val="clear"/>
-            <w:tcMar>
-              <w:top w:type="dxa" w:w="70"/>
-              <w:left w:type="dxa" w:w="110"/>
-              <w:bottom w:type="dxa" w:w="70"/>
-              <w:right w:type="dxa" w:w="110"/>
-            </w:tcMar>
-            <w:vAlign w:val="center"/>
-          </w:tcPr>
-          <w:p>
-            <w:pPr>
-              <w:spacing w:after="0" w:before="0" w:line="260"/>
-            </w:pPr>
-            <w:r>
-              <w:rPr>
-                <w:rFonts w:ascii="맑은 고딕" w:cs="맑은 고딕" w:eastAsia="맑은 고딕" w:hAnsi="맑은 고딕"/>
-                <w:color w:val="3C3429"/>
-                <w:sz w:val="17"/>
-                <w:szCs w:val="17"/>
-              </w:rPr>
-              <w:t xml:space="preserve">2</w:t>
-            </w:r>
-          </w:p>
-        </w:tc>
-        <w:tc>
-          <w:tcPr>
-            <w:tcW w:type="dxa" w:w="3000"/>
-            <w:tcBorders>
-              <w:top w:val="single" w:color="DEDEDE" w:sz="6"/>
-              <w:left w:val="single" w:color="DEDEDE" w:sz="6"/>
-              <w:bottom w:val="single" w:color="DEDEDE" w:sz="6"/>
-              <w:right w:val="single" w:color="DEDEDE" w:sz="6"/>
-            </w:tcBorders>
-            <w:shd w:fill="FAFAFA" w:color="auto" w:val="clear"/>
-            <w:tcMar>
-              <w:top w:type="dxa" w:w="70"/>
-              <w:left w:type="dxa" w:w="110"/>
-              <w:bottom w:type="dxa" w:w="70"/>
-              <w:right w:type="dxa" w:w="110"/>
-            </w:tcMar>
-            <w:vAlign w:val="center"/>
-          </w:tcPr>
-          <w:p>
-            <w:pPr>
-              <w:spacing w:after="0" w:before="0" w:line="260"/>
-            </w:pPr>
-            <w:r>
-              <w:t xml:space="preserve">ros2 topic echo /odom --field twist.twist.angular.z로 실측값을 직접 확인한다</w:t>
-            </w:r>
-          </w:p>
-        </w:tc>
-        <w:tc>
-          <w:tcPr>
-            <w:tcW w:type="dxa" w:w="5246"/>
-            <w:tcBorders>
-              <w:top w:val="single" w:color="DEDEDE" w:sz="6"/>
-              <w:left w:val="single" w:color="DEDEDE" w:sz="6"/>
-              <w:bottom w:val="single" w:color="DEDEDE" w:sz="6"/>
-              <w:right w:val="single" w:color="DEDEDE" w:sz="6"/>
-            </w:tcBorders>
-            <w:shd w:fill="FAFAFA" w:color="auto" w:val="clear"/>
-            <w:tcMar>
-              <w:top w:type="dxa" w:w="70"/>
-              <w:left w:type="dxa" w:w="110"/>
-              <w:bottom w:type="dxa" w:w="70"/>
-              <w:right w:type="dxa" w:w="110"/>
-            </w:tcMar>
-            <w:vAlign w:val="center"/>
-          </w:tcPr>
-          <w:p>
-            <w:pPr>
-              <w:spacing w:after="0" w:before="0" w:line="260"/>
-            </w:pPr>
-            <w:r>
-              <w:t xml:space="preserve">회전 구간에서도 값이 잡음 수준(±0.001 이내)에서만 움직인다</w:t>
-            </w:r>
-          </w:p>
-        </w:tc>
-      </w:tr>
-    </w:tbl>
-    <w:p>
-      <w:pPr>
-        <w:spacing w:after="140" w:before="0" w:line="260"/>
-      </w:pPr>
-      <w:r>
-        <w:rPr>
-          <w:rFonts w:ascii="맑은 고딕" w:cs="맑은 고딕" w:eastAsia="맑은 고딕" w:hAnsi="맑은 고딕"/>
-          <w:color w:val="3C3429"/>
-          <w:sz w:val="17"/>
-          <w:szCs w:val="17"/>
-        </w:rPr>
-        <w:t xml:space="preserve">재현율: 재현 시마다 확인</w:t>
-      </w:r>
-    </w:p>
-    <w:p>
-      <w:pPr>
-        <w:pStyle w:val="Heading3"/>
-        <w:spacing w:after="120" w:before="260" w:line="260"/>
-      </w:pPr>
-      <w:r>
-        <w:rPr>
-          <w:rFonts w:ascii="맑은 고딕" w:cs="맑은 고딕" w:eastAsia="맑은 고딕" w:hAnsi="맑은 고딕"/>
-          <w:b/>
-          <w:bCs/>
-          <w:color w:val="241B12"/>
-          <w:sz w:val="21"/>
-          <w:szCs w:val="21"/>
-        </w:rPr>
-        <w:t xml:space="preserve">진단 과정</w:t>
-      </w:r>
-    </w:p>
-    <w:tbl>
-      <w:tblPr>
-        <w:tblW w:type="dxa" w:w="9746"/>
-        <w:tblBorders>
-          <w:top w:val="single" w:color="DEDEDE" w:sz="6"/>
-          <w:left w:val="single" w:color="DEDEDE" w:sz="6"/>
-          <w:bottom w:val="single" w:color="DEDEDE" w:sz="6"/>
-          <w:right w:val="single" w:color="DEDEDE" w:sz="6"/>
-          <w:insideH w:val="single" w:color="DEDEDE" w:sz="6"/>
-          <w:insideV w:val="single" w:color="DEDEDE" w:sz="6"/>
-        </w:tblBorders>
-      </w:tblPr>
-      <w:tblGrid>
-        <w:gridCol w:w="1500"/>
-        <w:gridCol w:w="3000"/>
-        <w:gridCol w:w="5246"/>
-      </w:tblGrid>
-      <w:tr>
-        <w:trPr>
-          <w:tblHeader/>
-        </w:trPr>
-        <w:tc>
-          <w:tcPr>
-            <w:tcW w:type="dxa" w:w="1500"/>
-            <w:tcBorders>
-              <w:top w:val="single" w:color="49361D" w:sz="6"/>
-              <w:left w:val="single" w:color="49361D" w:sz="6"/>
-              <w:bottom w:val="single" w:color="49361D" w:sz="6"/>
-              <w:right w:val="single" w:color="49361D" w:sz="6"/>
-            </w:tcBorders>
-            <w:shd w:fill="241B12" w:color="auto" w:val="clear"/>
-            <w:tcMar>
-              <w:top w:type="dxa" w:w="90"/>
-              <w:left w:type="dxa" w:w="110"/>
-              <w:bottom w:type="dxa" w:w="90"/>
-              <w:right w:type="dxa" w:w="110"/>
-            </w:tcMar>
-            <w:vAlign w:val="center"/>
-          </w:tcPr>
-          <w:p>
-            <w:pPr>
-              <w:spacing w:after="0" w:before="0" w:line="260"/>
-            </w:pPr>
-            <w:r>
-              <w:rPr>
-                <w:rFonts w:ascii="맑은 고딕" w:cs="맑은 고딕" w:eastAsia="맑은 고딕" w:hAnsi="맑은 고딕"/>
-                <w:b/>
-                <w:bCs/>
-                <w:color w:val="F4CF87"/>
-                <w:sz w:val="17"/>
-                <w:szCs w:val="17"/>
-              </w:rPr>
-              <w:t xml:space="preserve">가설</w:t>
-            </w:r>
-          </w:p>
-        </w:tc>
-        <w:tc>
-          <w:tcPr>
-            <w:tcW w:type="dxa" w:w="3000"/>
-            <w:tcBorders>
-              <w:top w:val="single" w:color="49361D" w:sz="6"/>
-              <w:left w:val="single" w:color="49361D" w:sz="6"/>
-              <w:bottom w:val="single" w:color="49361D" w:sz="6"/>
-              <w:right w:val="single" w:color="49361D" w:sz="6"/>
-            </w:tcBorders>
-            <w:shd w:fill="241B12" w:color="auto" w:val="clear"/>
-            <w:tcMar>
-              <w:top w:type="dxa" w:w="90"/>
-              <w:left w:type="dxa" w:w="110"/>
-              <w:bottom w:type="dxa" w:w="90"/>
-              <w:right w:type="dxa" w:w="110"/>
-            </w:tcMar>
-            <w:vAlign w:val="center"/>
-          </w:tcPr>
-          <w:p>
-            <w:pPr>
-              <w:spacing w:after="0" w:before="0" w:line="260"/>
-            </w:pPr>
-            <w:r>
-              <w:rPr>
-                <w:rFonts w:ascii="맑은 고딕" w:cs="맑은 고딕" w:eastAsia="맑은 고딕" w:hAnsi="맑은 고딕"/>
-                <w:b/>
-                <w:bCs/>
-                <w:color w:val="F4CF87"/>
-                <w:sz w:val="17"/>
-                <w:szCs w:val="17"/>
-              </w:rPr>
-              <w:t xml:space="preserve">확인 방법</w:t>
-            </w:r>
-          </w:p>
-        </w:tc>
-        <w:tc>
-          <w:tcPr>
-            <w:tcW w:type="dxa" w:w="5246"/>
-            <w:tcBorders>
-              <w:top w:val="single" w:color="49361D" w:sz="6"/>
-              <w:left w:val="single" w:color="49361D" w:sz="6"/>
-              <w:bottom w:val="single" w:color="49361D" w:sz="6"/>
-              <w:right w:val="single" w:color="49361D" w:sz="6"/>
-            </w:tcBorders>
-            <w:shd w:fill="241B12" w:color="auto" w:val="clear"/>
-            <w:tcMar>
-              <w:top w:type="dxa" w:w="90"/>
-              <w:left w:type="dxa" w:w="110"/>
-              <w:bottom w:type="dxa" w:w="90"/>
-              <w:right w:type="dxa" w:w="110"/>
-            </w:tcMar>
-            <w:vAlign w:val="center"/>
-          </w:tcPr>
-          <w:p>
-            <w:pPr>
-              <w:spacing w:after="0" w:before="0" w:line="260"/>
-            </w:pPr>
-            <w:r>
-              <w:rPr>
-                <w:rFonts w:ascii="맑은 고딕" w:cs="맑은 고딕" w:eastAsia="맑은 고딕" w:hAnsi="맑은 고딕"/>
-                <w:b/>
-                <w:bCs/>
-                <w:color w:val="F4CF87"/>
-                <w:sz w:val="17"/>
-                <w:szCs w:val="17"/>
-              </w:rPr>
-              <w:t xml:space="preserve">결과</w:t>
-            </w:r>
-          </w:p>
-        </w:tc>
-      </w:tr>
-      <w:tr>
-        <w:tc>
-          <w:tcPr>
-            <w:tcW w:type="dxa" w:w="1500"/>
-            <w:tcBorders>
-              <w:top w:val="single" w:color="DEDEDE" w:sz="6"/>
-              <w:left w:val="single" w:color="DEDEDE" w:sz="6"/>
-              <w:bottom w:val="single" w:color="DEDEDE" w:sz="6"/>
-              <w:right w:val="single" w:color="DEDEDE" w:sz="6"/>
-            </w:tcBorders>
-            <w:tcMar>
-              <w:top w:type="dxa" w:w="70"/>
-              <w:left w:type="dxa" w:w="110"/>
-              <w:bottom w:type="dxa" w:w="70"/>
-              <w:right w:type="dxa" w:w="110"/>
-            </w:tcMar>
-            <w:vAlign w:val="center"/>
-          </w:tcPr>
-          <w:p>
-            <w:pPr>
-              <w:spacing w:after="0" w:before="0" w:line="260"/>
-            </w:pPr>
-            <w:r>
-              <w:t xml:space="preserve">GUI 코드가 angular만 따로 죽이는 버그가 있다</w:t>
-            </w:r>
-          </w:p>
-        </w:tc>
-        <w:tc>
-          <w:tcPr>
-            <w:tcW w:type="dxa" w:w="3000"/>
-            <w:tcBorders>
-              <w:top w:val="single" w:color="DEDEDE" w:sz="6"/>
-              <w:left w:val="single" w:color="DEDEDE" w:sz="6"/>
-              <w:bottom w:val="single" w:color="DEDEDE" w:sz="6"/>
-              <w:right w:val="single" w:color="DEDEDE" w:sz="6"/>
-            </w:tcBorders>
-            <w:tcMar>
-              <w:top w:type="dxa" w:w="70"/>
-              <w:left w:type="dxa" w:w="110"/>
-              <w:bottom w:type="dxa" w:w="70"/>
-              <w:right w:type="dxa" w:w="110"/>
-            </w:tcMar>
-            <w:vAlign w:val="center"/>
-          </w:tcPr>
-          <w:p>
-            <w:pPr>
-              <w:spacing w:after="0" w:before="0" w:line="260"/>
-            </w:pPr>
-            <w:r>
-              <w:t xml:space="preserve">RemoteControlPage 코드 리뷰 — linear/angular 처리 경로 대칭성 확인</w:t>
-            </w:r>
-          </w:p>
-        </w:tc>
-        <w:tc>
-          <w:tcPr>
-            <w:tcW w:type="dxa" w:w="5246"/>
-            <w:tcBorders>
-              <w:top w:val="single" w:color="DEDEDE" w:sz="6"/>
-              <w:left w:val="single" w:color="DEDEDE" w:sz="6"/>
-              <w:bottom w:val="single" w:color="DEDEDE" w:sz="6"/>
-              <w:right w:val="single" w:color="DEDEDE" w:sz="6"/>
-            </w:tcBorders>
-            <w:tcMar>
-              <w:top w:type="dxa" w:w="70"/>
-              <w:left w:type="dxa" w:w="110"/>
-              <w:bottom w:type="dxa" w:w="70"/>
-              <w:right w:type="dxa" w:w="110"/>
-            </w:tcMar>
-            <w:vAlign w:val="center"/>
-          </w:tcPr>
-          <w:p>
-            <w:pPr>
-              <w:spacing w:after="0" w:before="0" w:line="260"/>
-            </w:pPr>
-            <w:r>
-              <w:rPr>
-                <w:rFonts w:ascii="맑은 고딕" w:cs="맑은 고딕" w:eastAsia="맑은 고딕" w:hAnsi="맑은 고딕"/>
-                <w:color w:val="3C3429"/>
-                <w:sz w:val="17"/>
-                <w:szCs w:val="17"/>
-              </w:rPr>
-              <w:t xml:space="preserve">아님 — 완전히 동일한 경로(같은 EMA, 같은 데드존)</w:t>
-            </w:r>
-          </w:p>
-        </w:tc>
-      </w:tr>
-      <w:tr>
-        <w:tc>
-          <w:tcPr>
-            <w:tcW w:type="dxa" w:w="1500"/>
-            <w:tcBorders>
-              <w:top w:val="single" w:color="DEDEDE" w:sz="6"/>
-              <w:left w:val="single" w:color="DEDEDE" w:sz="6"/>
-              <w:bottom w:val="single" w:color="DEDEDE" w:sz="6"/>
-              <w:right w:val="single" w:color="DEDEDE" w:sz="6"/>
-            </w:tcBorders>
-            <w:shd w:fill="FAFAFA" w:color="auto" w:val="clear"/>
-            <w:tcMar>
-              <w:top w:type="dxa" w:w="70"/>
-              <w:left w:type="dxa" w:w="110"/>
-              <w:bottom w:type="dxa" w:w="70"/>
-              <w:right w:type="dxa" w:w="110"/>
-            </w:tcMar>
-            <w:vAlign w:val="center"/>
-          </w:tcPr>
-          <w:p>
-            <w:pPr>
-              <w:spacing w:after="0" w:before="0" w:line="260"/>
-            </w:pPr>
-            <w:r>
-              <w:t xml:space="preserve">/odom 실측 자체가 회전을 거의 못 잡고 있다</w:t>
-            </w:r>
-          </w:p>
-        </w:tc>
-        <w:tc>
-          <w:tcPr>
-            <w:tcW w:type="dxa" w:w="3000"/>
-            <w:tcBorders>
-              <w:top w:val="single" w:color="DEDEDE" w:sz="6"/>
-              <w:left w:val="single" w:color="DEDEDE" w:sz="6"/>
-              <w:bottom w:val="single" w:color="DEDEDE" w:sz="6"/>
-              <w:right w:val="single" w:color="DEDEDE" w:sz="6"/>
-            </w:tcBorders>
-            <w:shd w:fill="FAFAFA" w:color="auto" w:val="clear"/>
-            <w:tcMar>
-              <w:top w:type="dxa" w:w="70"/>
-              <w:left w:type="dxa" w:w="110"/>
-              <w:bottom w:type="dxa" w:w="70"/>
-              <w:right w:type="dxa" w:w="110"/>
-            </w:tcMar>
-            <w:vAlign w:val="center"/>
-          </w:tcPr>
-          <w:p>
-            <w:pPr>
-              <w:spacing w:after="0" w:before="0" w:line="260"/>
-            </w:pPr>
-            <w:r>
-              <w:t xml:space="preserve">ros2 topic echo /odom --field twist.twist.angular.z로 실측 확인</w:t>
-            </w:r>
-          </w:p>
-        </w:tc>
-        <w:tc>
-          <w:tcPr>
-            <w:tcW w:type="dxa" w:w="5246"/>
-            <w:tcBorders>
-              <w:top w:val="single" w:color="DEDEDE" w:sz="6"/>
-              <w:left w:val="single" w:color="DEDEDE" w:sz="6"/>
-              <w:bottom w:val="single" w:color="DEDEDE" w:sz="6"/>
-              <w:right w:val="single" w:color="DEDEDE" w:sz="6"/>
-            </w:tcBorders>
-            <w:shd w:fill="FAFAFA" w:color="auto" w:val="clear"/>
-            <w:tcMar>
-              <w:top w:type="dxa" w:w="70"/>
-              <w:left w:type="dxa" w:w="110"/>
-              <w:bottom w:type="dxa" w:w="70"/>
-              <w:right w:type="dxa" w:w="110"/>
-            </w:tcMar>
-            <w:vAlign w:val="center"/>
-          </w:tcPr>
-          <w:p>
-            <w:pPr>
-              <w:spacing w:after="0" w:before="0" w:line="260"/>
-            </w:pPr>
-            <w:r>
-              <w:rPr>
-                <w:rFonts w:ascii="맑은 고딕" w:cs="맑은 고딕" w:eastAsia="맑은 고딕" w:hAnsi="맑은 고딕"/>
-                <w:color w:val="3C3429"/>
-                <w:sz w:val="17"/>
-                <w:szCs w:val="17"/>
-              </w:rPr>
-              <w:t xml:space="preserve">맞음 — 실측값이 항상 잡음 수준(≤0.0012 rad/s)</w:t>
-            </w:r>
-          </w:p>
-        </w:tc>
-      </w:tr>
-    </w:tbl>
-    <w:p>
-      <w:pPr>
-        <w:pStyle w:val="Heading3"/>
-        <w:spacing w:after="120" w:before="260" w:line="260"/>
-      </w:pPr>
-      <w:r>
-        <w:rPr>
-          <w:rFonts w:ascii="맑은 고딕" w:cs="맑은 고딕" w:eastAsia="맑은 고딕" w:hAnsi="맑은 고딕"/>
-          <w:b/>
-          <w:bCs/>
-          <w:color w:val="241B12"/>
-          <w:sz w:val="21"/>
-          <w:szCs w:val="21"/>
-        </w:rPr>
-        <w:t xml:space="preserve">원인</w:t>
-      </w:r>
-    </w:p>
-    <w:p>
-      <w:pPr>
-        <w:spacing w:after="140" w:before="0" w:line="260"/>
-      </w:pPr>
-      <w:r>
-        <w:rPr>
-          <w:rFonts w:ascii="맑은 고딕" w:cs="맑은 고딕" w:eastAsia="맑은 고딕" w:hAnsi="맑은 고딕"/>
-          <w:color w:val="3C3429"/>
-          <w:sz w:val="17"/>
-          <w:szCs w:val="17"/>
-        </w:rPr>
-        <w:t xml:space="preserve">미확인. GUI는 받은 /odom 값을 정직하게 반영하고 있을 뿐이며(코드 버그 아님), 로봇의 실제 오도메트리(휠 인코더 기반)가 회전 각속도를 거의 잡지 못하는 것으로 추정된다. 기존에 기록된 "회전 후 직진 시 되돌아가는 현상"(케이블 와인드업 가설, SW 원인 배제됨)과 같은 계열의 하드웨어/오도메트리 이상일 가능성이 있으나 확정하지 못했다.</w:t>
-      </w:r>
-    </w:p>
-    <w:p>
-      <w:pPr>
-        <w:pStyle w:val="Heading3"/>
-        <w:spacing w:after="120" w:before="260" w:line="260"/>
-      </w:pPr>
-      <w:r>
-        <w:rPr>
-          <w:rFonts w:ascii="맑은 고딕" w:cs="맑은 고딕" w:eastAsia="맑은 고딕" w:hAnsi="맑은 고딕"/>
-          <w:b/>
-          <w:bCs/>
-          <w:color w:val="241B12"/>
-          <w:sz w:val="21"/>
-          <w:szCs w:val="21"/>
-        </w:rPr>
-        <w:t xml:space="preserve">조치</w:t>
-      </w:r>
-    </w:p>
-    <w:tbl>
-      <w:tblPr>
-        <w:tblW w:type="dxa" w:w="9746"/>
-        <w:tblBorders>
-          <w:top w:val="single" w:color="DEDEDE" w:sz="6"/>
-          <w:left w:val="single" w:color="DEDEDE" w:sz="6"/>
-          <w:bottom w:val="single" w:color="DEDEDE" w:sz="6"/>
-          <w:right w:val="single" w:color="DEDEDE" w:sz="6"/>
-          <w:insideH w:val="single" w:color="DEDEDE" w:sz="6"/>
-          <w:insideV w:val="single" w:color="DEDEDE" w:sz="6"/>
-        </w:tblBorders>
-      </w:tblPr>
-      <w:tblGrid>
-        <w:gridCol w:w="1500"/>
-        <w:gridCol w:w="3000"/>
-        <w:gridCol w:w="5246"/>
-      </w:tblGrid>
-      <w:tr>
-        <w:trPr>
-          <w:tblHeader/>
-        </w:trPr>
-        <w:tc>
-          <w:tcPr>
-            <w:tcW w:type="dxa" w:w="1500"/>
-            <w:tcBorders>
-              <w:top w:val="single" w:color="49361D" w:sz="6"/>
-              <w:left w:val="single" w:color="49361D" w:sz="6"/>
-              <w:bottom w:val="single" w:color="49361D" w:sz="6"/>
-              <w:right w:val="single" w:color="49361D" w:sz="6"/>
-            </w:tcBorders>
-            <w:shd w:fill="241B12" w:color="auto" w:val="clear"/>
-            <w:tcMar>
-              <w:top w:type="dxa" w:w="90"/>
-              <w:left w:type="dxa" w:w="110"/>
-              <w:bottom w:type="dxa" w:w="90"/>
-              <w:right w:type="dxa" w:w="110"/>
-            </w:tcMar>
-            <w:vAlign w:val="center"/>
-          </w:tcPr>
-          <w:p>
-            <w:pPr>
-              <w:spacing w:after="0" w:before="0" w:line="260"/>
-            </w:pPr>
-            <w:r>
-              <w:rPr>
-                <w:rFonts w:ascii="맑은 고딕" w:cs="맑은 고딕" w:eastAsia="맑은 고딕" w:hAnsi="맑은 고딕"/>
-                <w:b/>
-                <w:bCs/>
-                <w:color w:val="F4CF87"/>
-                <w:sz w:val="17"/>
-                <w:szCs w:val="17"/>
-              </w:rPr>
-              <w:t xml:space="preserve">대상</w:t>
-            </w:r>
-          </w:p>
-        </w:tc>
-        <w:tc>
-          <w:tcPr>
-            <w:tcW w:type="dxa" w:w="3000"/>
-            <w:tcBorders>
-              <w:top w:val="single" w:color="49361D" w:sz="6"/>
-              <w:left w:val="single" w:color="49361D" w:sz="6"/>
-              <w:bottom w:val="single" w:color="49361D" w:sz="6"/>
-              <w:right w:val="single" w:color="49361D" w:sz="6"/>
-            </w:tcBorders>
-            <w:shd w:fill="241B12" w:color="auto" w:val="clear"/>
-            <w:tcMar>
-              <w:top w:type="dxa" w:w="90"/>
-              <w:left w:type="dxa" w:w="110"/>
-              <w:bottom w:type="dxa" w:w="90"/>
-              <w:right w:type="dxa" w:w="110"/>
-            </w:tcMar>
-            <w:vAlign w:val="center"/>
-          </w:tcPr>
-          <w:p>
-            <w:pPr>
-              <w:spacing w:after="0" w:before="0" w:line="260"/>
-            </w:pPr>
-            <w:r>
-              <w:rPr>
-                <w:rFonts w:ascii="맑은 고딕" w:cs="맑은 고딕" w:eastAsia="맑은 고딕" w:hAnsi="맑은 고딕"/>
-                <w:b/>
-                <w:bCs/>
-                <w:color w:val="F4CF87"/>
-                <w:sz w:val="17"/>
-                <w:szCs w:val="17"/>
-              </w:rPr>
-              <w:t xml:space="preserve">변경 전</w:t>
-            </w:r>
-          </w:p>
-        </w:tc>
-        <w:tc>
-          <w:tcPr>
-            <w:tcW w:type="dxa" w:w="5246"/>
-            <w:tcBorders>
-              <w:top w:val="single" w:color="49361D" w:sz="6"/>
-              <w:left w:val="single" w:color="49361D" w:sz="6"/>
-              <w:bottom w:val="single" w:color="49361D" w:sz="6"/>
-              <w:right w:val="single" w:color="49361D" w:sz="6"/>
-            </w:tcBorders>
-            <w:shd w:fill="241B12" w:color="auto" w:val="clear"/>
-            <w:tcMar>
-              <w:top w:type="dxa" w:w="90"/>
-              <w:left w:type="dxa" w:w="110"/>
-              <w:bottom w:type="dxa" w:w="90"/>
-              <w:right w:type="dxa" w:w="110"/>
-            </w:tcMar>
-            <w:vAlign w:val="center"/>
-          </w:tcPr>
-          <w:p>
-            <w:pPr>
-              <w:spacing w:after="0" w:before="0" w:line="260"/>
-            </w:pPr>
-            <w:r>
-              <w:rPr>
-                <w:rFonts w:ascii="맑은 고딕" w:cs="맑은 고딕" w:eastAsia="맑은 고딕" w:hAnsi="맑은 고딕"/>
-                <w:b/>
-                <w:bCs/>
-                <w:color w:val="F4CF87"/>
-                <w:sz w:val="17"/>
-                <w:szCs w:val="17"/>
-              </w:rPr>
-              <w:t xml:space="preserve">변경 후</w:t>
-            </w:r>
-          </w:p>
-        </w:tc>
-      </w:tr>
-      <w:tr>
-        <w:tc>
-          <w:tcPr>
-            <w:tcW w:type="dxa" w:w="1500"/>
-            <w:tcBorders>
-              <w:top w:val="single" w:color="DEDEDE" w:sz="6"/>
-              <w:left w:val="single" w:color="DEDEDE" w:sz="6"/>
-              <w:bottom w:val="single" w:color="DEDEDE" w:sz="6"/>
-              <w:right w:val="single" w:color="DEDEDE" w:sz="6"/>
-            </w:tcBorders>
-            <w:tcMar>
-              <w:top w:type="dxa" w:w="70"/>
-              <w:left w:type="dxa" w:w="110"/>
-              <w:bottom w:type="dxa" w:w="70"/>
-              <w:right w:type="dxa" w:w="110"/>
-            </w:tcMar>
-            <w:vAlign w:val="center"/>
-          </w:tcPr>
-          <w:p>
-            <w:pPr>
-              <w:spacing w:after="0" w:before="0" w:line="260"/>
-            </w:pPr>
-            <w:r>
-              <w:rPr>
-                <w:rFonts w:ascii="맑은 고딕" w:cs="맑은 고딕" w:eastAsia="맑은 고딕" w:hAnsi="맑은 고딕"/>
-                <w:color w:val="3C3429"/>
-                <w:sz w:val="17"/>
-                <w:szCs w:val="17"/>
-              </w:rPr>
-              <w:t xml:space="preserve">해당 없음</w:t>
-            </w:r>
-          </w:p>
-        </w:tc>
-        <w:tc>
-          <w:tcPr>
-            <w:tcW w:type="dxa" w:w="3000"/>
-            <w:tcBorders>
-              <w:top w:val="single" w:color="DEDEDE" w:sz="6"/>
-              <w:left w:val="single" w:color="DEDEDE" w:sz="6"/>
-              <w:bottom w:val="single" w:color="DEDEDE" w:sz="6"/>
-              <w:right w:val="single" w:color="DEDEDE" w:sz="6"/>
-            </w:tcBorders>
-            <w:tcMar>
-              <w:top w:type="dxa" w:w="70"/>
-              <w:left w:type="dxa" w:w="110"/>
-              <w:bottom w:type="dxa" w:w="70"/>
-              <w:right w:type="dxa" w:w="110"/>
-            </w:tcMar>
-            <w:vAlign w:val="center"/>
-          </w:tcPr>
-          <w:p>
-            <w:pPr>
-              <w:spacing w:after="0" w:before="0" w:line="260"/>
-            </w:pPr>
-            <w:r>
-              <w:t xml:space="preserve">원인 미확인으로 코드 조치 없음</w:t>
-            </w:r>
-          </w:p>
-        </w:tc>
-        <w:tc>
-          <w:tcPr>
-            <w:tcW w:type="dxa" w:w="5246"/>
-            <w:tcBorders>
-              <w:top w:val="single" w:color="DEDEDE" w:sz="6"/>
-              <w:left w:val="single" w:color="DEDEDE" w:sz="6"/>
-              <w:bottom w:val="single" w:color="DEDEDE" w:sz="6"/>
-              <w:right w:val="single" w:color="DEDEDE" w:sz="6"/>
-            </w:tcBorders>
-            <w:tcMar>
-              <w:top w:type="dxa" w:w="70"/>
-              <w:left w:type="dxa" w:w="110"/>
-              <w:bottom w:type="dxa" w:w="70"/>
-              <w:right w:type="dxa" w:w="110"/>
-            </w:tcMar>
-            <w:vAlign w:val="center"/>
-          </w:tcPr>
-          <w:p>
-            <w:pPr>
-              <w:spacing w:after="0" w:before="0" w:line="260"/>
-            </w:pPr>
-            <w:r>
-              <w:t xml:space="preserve">다음 확인 항목 — 오도메트리 노드의 wheel_separation 파라미터 검증, AMCL 실제 yaw 변화량과 /odom 각속도 적분값 비교</w:t>
-            </w:r>
-          </w:p>
-        </w:tc>
-      </w:tr>
-    </w:tbl>
-    <w:tbl>
-      <w:tblPr>
-        <w:tblW w:type="dxa" w:w="9746"/>
-        <w:tblBorders>
-          <w:top w:val="single" w:color="DEDEDE" w:sz="6"/>
-          <w:left w:val="single" w:color="DEDEDE" w:sz="6"/>
-          <w:bottom w:val="single" w:color="DEDEDE" w:sz="6"/>
-          <w:right w:val="single" w:color="DEDEDE" w:sz="6"/>
-          <w:insideH w:val="single" w:color="DEDEDE" w:sz="6"/>
-          <w:insideV w:val="single" w:color="DEDEDE" w:sz="6"/>
-        </w:tblBorders>
-      </w:tblPr>
-      <w:tblGrid>
-        <w:gridCol w:w="9746"/>
-      </w:tblGrid>
-      <w:tr>
-        <w:tc>
-          <w:tcPr>
-            <w:tcW w:type="dxa" w:w="9746"/>
-            <w:tcBorders>
-              <w:top w:val="single" w:color="DEDEDE" w:sz="6"/>
-              <w:left w:val="single" w:color="DEDEDE" w:sz="6"/>
-              <w:bottom w:val="single" w:color="DEDEDE" w:sz="6"/>
-              <w:right w:val="single" w:color="DEDEDE" w:sz="6"/>
-            </w:tcBorders>
-            <w:shd w:fill="F7F8FA" w:color="auto" w:val="clear"/>
-            <w:tcMar>
-              <w:top w:type="dxa" w:w="140"/>
-              <w:left w:type="dxa" w:w="160"/>
-              <w:bottom w:type="dxa" w:w="140"/>
-              <w:right w:type="dxa" w:w="160"/>
-            </w:tcMar>
-          </w:tcPr>
-          <w:p>
-            <w:pPr>
-              <w:spacing w:after="20" w:line="240"/>
-            </w:pPr>
-            <w:r>
-              <w:rPr>
-                <w:rFonts w:ascii="Consolas" w:cs="Consolas" w:eastAsia="Consolas" w:hAnsi="Consolas"/>
-                <w:color w:val="3C3429"/>
-                <w:sz w:val="16"/>
-                <w:szCs w:val="16"/>
-              </w:rPr>
-              <w:t xml:space="preserve">해당 없음 — 코드 변경 없음, 조사 진행 중</w:t>
-            </w:r>
-          </w:p>
-        </w:tc>
-      </w:tr>
-    </w:tbl>
-    <w:p>
-      <w:pPr>
-        <w:pStyle w:val="Heading3"/>
-        <w:spacing w:after="120" w:before="260" w:line="260"/>
-      </w:pPr>
-      <w:r>
-        <w:rPr>
-          <w:rFonts w:ascii="맑은 고딕" w:cs="맑은 고딕" w:eastAsia="맑은 고딕" w:hAnsi="맑은 고딕"/>
-          <w:b/>
-          <w:bCs/>
-          <w:color w:val="241B12"/>
-          <w:sz w:val="21"/>
-          <w:szCs w:val="21"/>
-        </w:rPr>
-        <w:t xml:space="preserve">검증</w:t>
-      </w:r>
-    </w:p>
-    <w:p>
-      <w:pPr>
-        <w:pStyle w:val="ListParagraph"/>
-        <w:numPr>
-          <w:ilvl w:val="0"/>
-          <w:numId w:val="2"/>
-        </w:numPr>
-        <w:spacing w:after="80" w:line="260"/>
-      </w:pPr>
-      <w:r>
-        <w:rPr>
-          <w:rFonts w:ascii="맑은 고딕" w:cs="맑은 고딕" w:eastAsia="맑은 고딕" w:hAnsi="맑은 고딕"/>
-          <w:color w:val="3C3429"/>
-          <w:sz w:val="17"/>
-          <w:szCs w:val="17"/>
-        </w:rPr>
-        <w:t xml:space="preserve">해당 없음 — 원인 미확인 상태로 조사 진행 중, 종결 조건(원인 확인 또는 조치 후 검증)을 아직 충족하지 못했다.</w:t>
-      </w:r>
-    </w:p>
-    <w:p>
-      <w:pPr>
-        <w:pStyle w:val="Heading3"/>
-        <w:spacing w:after="120" w:before="260" w:line="260"/>
-      </w:pPr>
-      <w:r>
-        <w:rPr>
-          <w:rFonts w:ascii="맑은 고딕" w:cs="맑은 고딕" w:eastAsia="맑은 고딕" w:hAnsi="맑은 고딕"/>
-          <w:b/>
-          <w:bCs/>
-          <w:color w:val="241B12"/>
-          <w:sz w:val="21"/>
-          <w:szCs w:val="21"/>
-        </w:rPr>
-        <w:t xml:space="preserve">재발 방지</w:t>
-      </w:r>
-    </w:p>
-    <w:tbl>
-      <w:tblPr>
-        <w:tblW w:type="dxa" w:w="9746"/>
-        <w:tblBorders>
-          <w:top w:val="single" w:color="DEDEDE" w:sz="6"/>
-          <w:left w:val="single" w:color="DEDEDE" w:sz="6"/>
-          <w:bottom w:val="single" w:color="DEDEDE" w:sz="6"/>
-          <w:right w:val="single" w:color="DEDEDE" w:sz="6"/>
-          <w:insideH w:val="single" w:color="DEDEDE" w:sz="6"/>
-          <w:insideV w:val="single" w:color="DEDEDE" w:sz="6"/>
-        </w:tblBorders>
-      </w:tblPr>
-      <w:tblGrid>
-        <w:gridCol w:w="2600"/>
-        <w:gridCol w:w="7146"/>
-      </w:tblGrid>
-      <w:tr>
-        <w:trPr>
-          <w:tblHeader/>
-        </w:trPr>
-        <w:tc>
-          <w:tcPr>
-            <w:tcW w:type="dxa" w:w="2600"/>
-            <w:tcBorders>
-              <w:top w:val="single" w:color="49361D" w:sz="6"/>
-              <w:left w:val="single" w:color="49361D" w:sz="6"/>
-              <w:bottom w:val="single" w:color="49361D" w:sz="6"/>
-              <w:right w:val="single" w:color="49361D" w:sz="6"/>
-            </w:tcBorders>
-            <w:shd w:fill="241B12" w:color="auto" w:val="clear"/>
-            <w:tcMar>
-              <w:top w:type="dxa" w:w="90"/>
-              <w:left w:type="dxa" w:w="110"/>
-              <w:bottom w:type="dxa" w:w="90"/>
-              <w:right w:type="dxa" w:w="110"/>
-            </w:tcMar>
-            <w:vAlign w:val="center"/>
-          </w:tcPr>
-          <w:p>
-            <w:pPr>
-              <w:spacing w:after="0" w:before="0" w:line="260"/>
-            </w:pPr>
-            <w:r>
-              <w:rPr>
-                <w:rFonts w:ascii="맑은 고딕" w:cs="맑은 고딕" w:eastAsia="맑은 고딕" w:hAnsi="맑은 고딕"/>
-                <w:b/>
-                <w:bCs/>
-                <w:color w:val="F4CF87"/>
-                <w:sz w:val="17"/>
-                <w:szCs w:val="17"/>
-              </w:rPr>
-              <w:t xml:space="preserve">반영 위치</w:t>
-            </w:r>
-          </w:p>
-        </w:tc>
-        <w:tc>
-          <w:tcPr>
-            <w:tcW w:type="dxa" w:w="7146"/>
-            <w:tcBorders>
-              <w:top w:val="single" w:color="49361D" w:sz="6"/>
-              <w:left w:val="single" w:color="49361D" w:sz="6"/>
-              <w:bottom w:val="single" w:color="49361D" w:sz="6"/>
-              <w:right w:val="single" w:color="49361D" w:sz="6"/>
-            </w:tcBorders>
-            <w:shd w:fill="241B12" w:color="auto" w:val="clear"/>
-            <w:tcMar>
-              <w:top w:type="dxa" w:w="90"/>
-              <w:left w:type="dxa" w:w="110"/>
-              <w:bottom w:type="dxa" w:w="90"/>
-              <w:right w:type="dxa" w:w="110"/>
-            </w:tcMar>
-            <w:vAlign w:val="center"/>
-          </w:tcPr>
-          <w:p>
-            <w:pPr>
-              <w:spacing w:after="0" w:before="0" w:line="260"/>
-            </w:pPr>
-            <w:r>
-              <w:rPr>
-                <w:rFonts w:ascii="맑은 고딕" w:cs="맑은 고딕" w:eastAsia="맑은 고딕" w:hAnsi="맑은 고딕"/>
-                <w:b/>
-                <w:bCs/>
-                <w:color w:val="F4CF87"/>
-                <w:sz w:val="17"/>
-                <w:szCs w:val="17"/>
-              </w:rPr>
-              <w:t xml:space="preserve">내용</w:t>
-            </w:r>
-          </w:p>
-        </w:tc>
-      </w:tr>
-      <w:tr>
-        <w:tc>
-          <w:tcPr>
-            <w:tcW w:type="dxa" w:w="2600"/>
-            <w:tcBorders>
-              <w:top w:val="single" w:color="DEDEDE" w:sz="6"/>
-              <w:left w:val="single" w:color="DEDEDE" w:sz="6"/>
-              <w:bottom w:val="single" w:color="DEDEDE" w:sz="6"/>
-              <w:right w:val="single" w:color="DEDEDE" w:sz="6"/>
-            </w:tcBorders>
-            <w:tcMar>
-              <w:top w:type="dxa" w:w="70"/>
-              <w:left w:type="dxa" w:w="110"/>
-              <w:bottom w:type="dxa" w:w="70"/>
-              <w:right w:type="dxa" w:w="110"/>
-            </w:tcMar>
-            <w:vAlign w:val="center"/>
-          </w:tcPr>
-          <w:p>
-            <w:pPr>
-              <w:spacing w:after="0" w:before="0" w:line="260"/>
-            </w:pPr>
-            <w:r>
-              <w:rPr>
-                <w:rFonts w:ascii="맑은 고딕" w:cs="맑은 고딕" w:eastAsia="맑은 고딕" w:hAnsi="맑은 고딕"/>
-                <w:color w:val="3C3429"/>
-                <w:sz w:val="17"/>
-                <w:szCs w:val="17"/>
-              </w:rPr>
-              <w:t xml:space="preserve">해당 없음</w:t>
-            </w:r>
-          </w:p>
-        </w:tc>
-        <w:tc>
-          <w:tcPr>
-            <w:tcW w:type="dxa" w:w="7146"/>
-            <w:tcBorders>
-              <w:top w:val="single" w:color="DEDEDE" w:sz="6"/>
-              <w:left w:val="single" w:color="DEDEDE" w:sz="6"/>
-              <w:bottom w:val="single" w:color="DEDEDE" w:sz="6"/>
-              <w:right w:val="single" w:color="DEDEDE" w:sz="6"/>
-            </w:tcBorders>
-            <w:tcMar>
-              <w:top w:type="dxa" w:w="70"/>
-              <w:left w:type="dxa" w:w="110"/>
-              <w:bottom w:type="dxa" w:w="70"/>
-              <w:right w:type="dxa" w:w="110"/>
-            </w:tcMar>
-            <w:vAlign w:val="center"/>
-          </w:tcPr>
-          <w:p>
-            <w:pPr>
-              <w:spacing w:after="0" w:before="0" w:line="260"/>
-            </w:pPr>
-            <w:r>
-              <w:t xml:space="preserve">원인 미확인 상태로 재발 방지 조치 없음 — 원인 확인 후 갱신 예정</w:t>
             </w:r>
           </w:p>
         </w:tc>
@@ -14429,6 +13014,5257 @@
     </w:tbl>
     <w:p>
       <w:pPr>
+        <w:pStyle w:val="Heading2"/>
+        <w:pBdr>
+          <w:left w:val="single" w:color="D9A441" w:sz="24" w:space="8"/>
+        </w:pBdr>
+        <w:spacing w:after="180" w:before="380" w:line="280"/>
+        <w:ind w:left="140"/>
+      </w:pPr>
+      <w:r>
+        <w:t xml:space="preserve">4.7 TS-NAV-07 (Nav2 연동 안 됨 — 라이다 USB 케이블이 다른 컴퓨터에 꽂혀 /scan 미발행)</w:t>
+      </w:r>
+    </w:p>
+    <w:p>
+      <w:pPr>
+        <w:pStyle w:val="Heading3"/>
+        <w:spacing w:after="120" w:before="260" w:line="260"/>
+      </w:pPr>
+      <w:r>
+        <w:rPr>
+          <w:rFonts w:ascii="맑은 고딕" w:cs="맑은 고딕" w:eastAsia="맑은 고딕" w:hAnsi="맑은 고딕"/>
+          <w:b/>
+          <w:bCs/>
+          <w:color w:val="241B12"/>
+          <w:sz w:val="21"/>
+          <w:szCs w:val="21"/>
+        </w:rPr>
+        <w:t xml:space="preserve">개요</w:t>
+      </w:r>
+    </w:p>
+    <w:tbl>
+      <w:tblPr>
+        <w:tblW w:type="dxa" w:w="9746"/>
+        <w:tblBorders>
+          <w:top w:val="single" w:color="DEDEDE" w:sz="6"/>
+          <w:left w:val="single" w:color="DEDEDE" w:sz="6"/>
+          <w:bottom w:val="single" w:color="DEDEDE" w:sz="6"/>
+          <w:right w:val="single" w:color="DEDEDE" w:sz="6"/>
+          <w:insideH w:val="single" w:color="DEDEDE" w:sz="6"/>
+          <w:insideV w:val="single" w:color="DEDEDE" w:sz="6"/>
+        </w:tblBorders>
+      </w:tblPr>
+      <w:tblGrid>
+        <w:gridCol w:w="2600"/>
+        <w:gridCol w:w="7146"/>
+      </w:tblGrid>
+      <w:tr>
+        <w:trPr>
+          <w:tblHeader/>
+        </w:trPr>
+        <w:tc>
+          <w:tcPr>
+            <w:tcW w:type="dxa" w:w="2600"/>
+            <w:tcBorders>
+              <w:top w:val="single" w:color="49361D" w:sz="6"/>
+              <w:left w:val="single" w:color="49361D" w:sz="6"/>
+              <w:bottom w:val="single" w:color="49361D" w:sz="6"/>
+              <w:right w:val="single" w:color="49361D" w:sz="6"/>
+            </w:tcBorders>
+            <w:shd w:fill="241B12" w:color="auto" w:val="clear"/>
+            <w:tcMar>
+              <w:top w:type="dxa" w:w="90"/>
+              <w:left w:type="dxa" w:w="110"/>
+              <w:bottom w:type="dxa" w:w="90"/>
+              <w:right w:type="dxa" w:w="110"/>
+            </w:tcMar>
+            <w:vAlign w:val="center"/>
+          </w:tcPr>
+          <w:p>
+            <w:pPr>
+              <w:spacing w:after="0" w:before="0" w:line="260"/>
+            </w:pPr>
+            <w:r>
+              <w:rPr>
+                <w:rFonts w:ascii="맑은 고딕" w:cs="맑은 고딕" w:eastAsia="맑은 고딕" w:hAnsi="맑은 고딕"/>
+                <w:b/>
+                <w:bCs/>
+                <w:color w:val="F4CF87"/>
+                <w:sz w:val="17"/>
+                <w:szCs w:val="17"/>
+              </w:rPr>
+              <w:t xml:space="preserve">항목</w:t>
+            </w:r>
+          </w:p>
+        </w:tc>
+        <w:tc>
+          <w:tcPr>
+            <w:tcW w:type="dxa" w:w="7146"/>
+            <w:tcBorders>
+              <w:top w:val="single" w:color="49361D" w:sz="6"/>
+              <w:left w:val="single" w:color="49361D" w:sz="6"/>
+              <w:bottom w:val="single" w:color="49361D" w:sz="6"/>
+              <w:right w:val="single" w:color="49361D" w:sz="6"/>
+            </w:tcBorders>
+            <w:shd w:fill="241B12" w:color="auto" w:val="clear"/>
+            <w:tcMar>
+              <w:top w:type="dxa" w:w="90"/>
+              <w:left w:type="dxa" w:w="110"/>
+              <w:bottom w:type="dxa" w:w="90"/>
+              <w:right w:type="dxa" w:w="110"/>
+            </w:tcMar>
+            <w:vAlign w:val="center"/>
+          </w:tcPr>
+          <w:p>
+            <w:pPr>
+              <w:spacing w:after="0" w:before="0" w:line="260"/>
+            </w:pPr>
+            <w:r>
+              <w:rPr>
+                <w:rFonts w:ascii="맑은 고딕" w:cs="맑은 고딕" w:eastAsia="맑은 고딕" w:hAnsi="맑은 고딕"/>
+                <w:b/>
+                <w:bCs/>
+                <w:color w:val="F4CF87"/>
+                <w:sz w:val="17"/>
+                <w:szCs w:val="17"/>
+              </w:rPr>
+              <w:t xml:space="preserve">내용</w:t>
+            </w:r>
+          </w:p>
+        </w:tc>
+      </w:tr>
+      <w:tr>
+        <w:tc>
+          <w:tcPr>
+            <w:tcW w:type="dxa" w:w="2600"/>
+            <w:tcBorders>
+              <w:top w:val="single" w:color="DEDEDE" w:sz="6"/>
+              <w:left w:val="single" w:color="DEDEDE" w:sz="6"/>
+              <w:bottom w:val="single" w:color="DEDEDE" w:sz="6"/>
+              <w:right w:val="single" w:color="DEDEDE" w:sz="6"/>
+            </w:tcBorders>
+            <w:tcMar>
+              <w:top w:type="dxa" w:w="70"/>
+              <w:left w:type="dxa" w:w="110"/>
+              <w:bottom w:type="dxa" w:w="70"/>
+              <w:right w:type="dxa" w:w="110"/>
+            </w:tcMar>
+            <w:vAlign w:val="center"/>
+          </w:tcPr>
+          <w:p>
+            <w:pPr>
+              <w:spacing w:after="0" w:before="0" w:line="260"/>
+            </w:pPr>
+            <w:r>
+              <w:rPr>
+                <w:rFonts w:ascii="맑은 고딕" w:cs="맑은 고딕" w:eastAsia="맑은 고딕" w:hAnsi="맑은 고딕"/>
+                <w:color w:val="3C3429"/>
+                <w:sz w:val="17"/>
+                <w:szCs w:val="17"/>
+              </w:rPr>
+              <w:t xml:space="preserve">심각도 / 상태</w:t>
+            </w:r>
+          </w:p>
+        </w:tc>
+        <w:tc>
+          <w:tcPr>
+            <w:tcW w:type="dxa" w:w="7146"/>
+            <w:tcBorders>
+              <w:top w:val="single" w:color="DEDEDE" w:sz="6"/>
+              <w:left w:val="single" w:color="DEDEDE" w:sz="6"/>
+              <w:bottom w:val="single" w:color="DEDEDE" w:sz="6"/>
+              <w:right w:val="single" w:color="DEDEDE" w:sz="6"/>
+            </w:tcBorders>
+            <w:tcMar>
+              <w:top w:type="dxa" w:w="70"/>
+              <w:left w:type="dxa" w:w="110"/>
+              <w:bottom w:type="dxa" w:w="70"/>
+              <w:right w:type="dxa" w:w="110"/>
+            </w:tcMar>
+            <w:vAlign w:val="center"/>
+          </w:tcPr>
+          <w:p>
+            <w:r>
+              <w:t xml:space="preserve">MAJOR / RESOLVED</w:t>
+            </w:r>
+          </w:p>
+        </w:tc>
+      </w:tr>
+      <w:tr>
+        <w:tc>
+          <w:tcPr>
+            <w:tcW w:type="dxa" w:w="2600"/>
+            <w:tcBorders>
+              <w:top w:val="single" w:color="DEDEDE" w:sz="6"/>
+              <w:left w:val="single" w:color="DEDEDE" w:sz="6"/>
+              <w:bottom w:val="single" w:color="DEDEDE" w:sz="6"/>
+              <w:right w:val="single" w:color="DEDEDE" w:sz="6"/>
+            </w:tcBorders>
+            <w:shd w:fill="FAFAFA" w:color="auto" w:val="clear"/>
+            <w:tcMar>
+              <w:top w:type="dxa" w:w="70"/>
+              <w:left w:type="dxa" w:w="110"/>
+              <w:bottom w:type="dxa" w:w="70"/>
+              <w:right w:type="dxa" w:w="110"/>
+            </w:tcMar>
+            <w:vAlign w:val="center"/>
+          </w:tcPr>
+          <w:p>
+            <w:pPr>
+              <w:spacing w:after="0" w:before="0" w:line="260"/>
+            </w:pPr>
+            <w:r>
+              <w:rPr>
+                <w:rFonts w:ascii="맑은 고딕" w:cs="맑은 고딕" w:eastAsia="맑은 고딕" w:hAnsi="맑은 고딕"/>
+                <w:color w:val="3C3429"/>
+                <w:sz w:val="17"/>
+                <w:szCs w:val="17"/>
+              </w:rPr>
+              <w:t xml:space="preserve">발생일 / 해결일</w:t>
+            </w:r>
+          </w:p>
+        </w:tc>
+        <w:tc>
+          <w:tcPr>
+            <w:tcW w:type="dxa" w:w="7146"/>
+            <w:tcBorders>
+              <w:top w:val="single" w:color="DEDEDE" w:sz="6"/>
+              <w:left w:val="single" w:color="DEDEDE" w:sz="6"/>
+              <w:bottom w:val="single" w:color="DEDEDE" w:sz="6"/>
+              <w:right w:val="single" w:color="DEDEDE" w:sz="6"/>
+            </w:tcBorders>
+            <w:shd w:fill="FAFAFA" w:color="auto" w:val="clear"/>
+            <w:tcMar>
+              <w:top w:type="dxa" w:w="70"/>
+              <w:left w:type="dxa" w:w="110"/>
+              <w:bottom w:type="dxa" w:w="70"/>
+              <w:right w:type="dxa" w:w="110"/>
+            </w:tcMar>
+            <w:vAlign w:val="center"/>
+          </w:tcPr>
+          <w:p>
+            <w:r>
+              <w:t xml:space="preserve">2026-08-13 / 2026-08-13</w:t>
+            </w:r>
+          </w:p>
+        </w:tc>
+      </w:tr>
+      <w:tr>
+        <w:tc>
+          <w:tcPr>
+            <w:tcW w:type="dxa" w:w="2600"/>
+            <w:tcBorders>
+              <w:top w:val="single" w:color="DEDEDE" w:sz="6"/>
+              <w:left w:val="single" w:color="DEDEDE" w:sz="6"/>
+              <w:bottom w:val="single" w:color="DEDEDE" w:sz="6"/>
+              <w:right w:val="single" w:color="DEDEDE" w:sz="6"/>
+            </w:tcBorders>
+            <w:tcMar>
+              <w:top w:type="dxa" w:w="70"/>
+              <w:left w:type="dxa" w:w="110"/>
+              <w:bottom w:type="dxa" w:w="70"/>
+              <w:right w:type="dxa" w:w="110"/>
+            </w:tcMar>
+            <w:vAlign w:val="center"/>
+          </w:tcPr>
+          <w:p>
+            <w:pPr>
+              <w:spacing w:after="0" w:before="0" w:line="260"/>
+            </w:pPr>
+            <w:r>
+              <w:rPr>
+                <w:rFonts w:ascii="맑은 고딕" w:cs="맑은 고딕" w:eastAsia="맑은 고딕" w:hAnsi="맑은 고딕"/>
+                <w:color w:val="3C3429"/>
+                <w:sz w:val="17"/>
+                <w:szCs w:val="17"/>
+              </w:rPr>
+              <w:t xml:space="preserve">담당</w:t>
+            </w:r>
+          </w:p>
+        </w:tc>
+        <w:tc>
+          <w:tcPr>
+            <w:tcW w:type="dxa" w:w="7146"/>
+            <w:tcBorders>
+              <w:top w:val="single" w:color="DEDEDE" w:sz="6"/>
+              <w:left w:val="single" w:color="DEDEDE" w:sz="6"/>
+              <w:bottom w:val="single" w:color="DEDEDE" w:sz="6"/>
+              <w:right w:val="single" w:color="DEDEDE" w:sz="6"/>
+            </w:tcBorders>
+            <w:tcMar>
+              <w:top w:type="dxa" w:w="70"/>
+              <w:left w:type="dxa" w:w="110"/>
+              <w:bottom w:type="dxa" w:w="70"/>
+              <w:right w:type="dxa" w:w="110"/>
+            </w:tcMar>
+            <w:vAlign w:val="center"/>
+          </w:tcPr>
+          <w:p>
+            <w:r>
+              <w:t xml:space="preserve">미상</w:t>
+            </w:r>
+          </w:p>
+        </w:tc>
+      </w:tr>
+      <w:tr>
+        <w:tc>
+          <w:tcPr>
+            <w:tcW w:type="dxa" w:w="2600"/>
+            <w:tcBorders>
+              <w:top w:val="single" w:color="DEDEDE" w:sz="6"/>
+              <w:left w:val="single" w:color="DEDEDE" w:sz="6"/>
+              <w:bottom w:val="single" w:color="DEDEDE" w:sz="6"/>
+              <w:right w:val="single" w:color="DEDEDE" w:sz="6"/>
+            </w:tcBorders>
+            <w:shd w:fill="FAFAFA" w:color="auto" w:val="clear"/>
+            <w:tcMar>
+              <w:top w:type="dxa" w:w="70"/>
+              <w:left w:type="dxa" w:w="110"/>
+              <w:bottom w:type="dxa" w:w="70"/>
+              <w:right w:type="dxa" w:w="110"/>
+            </w:tcMar>
+            <w:vAlign w:val="center"/>
+          </w:tcPr>
+          <w:p>
+            <w:pPr>
+              <w:spacing w:after="0" w:before="0" w:line="260"/>
+            </w:pPr>
+            <w:r>
+              <w:rPr>
+                <w:rFonts w:ascii="맑은 고딕" w:cs="맑은 고딕" w:eastAsia="맑은 고딕" w:hAnsi="맑은 고딕"/>
+                <w:color w:val="3C3429"/>
+                <w:sz w:val="17"/>
+                <w:szCs w:val="17"/>
+              </w:rPr>
+              <w:t xml:space="preserve">환경</w:t>
+            </w:r>
+          </w:p>
+        </w:tc>
+        <w:tc>
+          <w:tcPr>
+            <w:tcW w:type="dxa" w:w="7146"/>
+            <w:tcBorders>
+              <w:top w:val="single" w:color="DEDEDE" w:sz="6"/>
+              <w:left w:val="single" w:color="DEDEDE" w:sz="6"/>
+              <w:bottom w:val="single" w:color="DEDEDE" w:sz="6"/>
+              <w:right w:val="single" w:color="DEDEDE" w:sz="6"/>
+            </w:tcBorders>
+            <w:shd w:fill="FAFAFA" w:color="auto" w:val="clear"/>
+            <w:tcMar>
+              <w:top w:type="dxa" w:w="70"/>
+              <w:left w:type="dxa" w:w="110"/>
+              <w:bottom w:type="dxa" w:w="70"/>
+              <w:right w:type="dxa" w:w="110"/>
+            </w:tcMar>
+            <w:vAlign w:val="center"/>
+          </w:tcPr>
+          <w:p>
+            <w:r>
+              <w:t xml:space="preserve">ROS 2 Humble · Nav2 · coin_d4_driver(LDS-03, ~/lds03_ws) · 2대 컴퓨터 구성(AURIX=Pi: emergency_dispatcher/mqtt_bridge만 담당, cce=Ubuntu: robot_with_arduino.launch.py 전체 드라이버)</w:t>
+            </w:r>
+          </w:p>
+        </w:tc>
+      </w:tr>
+      <w:tr>
+        <w:tc>
+          <w:tcPr>
+            <w:tcW w:type="dxa" w:w="2600"/>
+            <w:tcBorders>
+              <w:top w:val="single" w:color="DEDEDE" w:sz="6"/>
+              <w:left w:val="single" w:color="DEDEDE" w:sz="6"/>
+              <w:bottom w:val="single" w:color="DEDEDE" w:sz="6"/>
+              <w:right w:val="single" w:color="DEDEDE" w:sz="6"/>
+            </w:tcBorders>
+            <w:tcMar>
+              <w:top w:type="dxa" w:w="70"/>
+              <w:left w:type="dxa" w:w="110"/>
+              <w:bottom w:type="dxa" w:w="70"/>
+              <w:right w:type="dxa" w:w="110"/>
+            </w:tcMar>
+            <w:vAlign w:val="center"/>
+          </w:tcPr>
+          <w:p>
+            <w:pPr>
+              <w:spacing w:after="0" w:before="0" w:line="260"/>
+            </w:pPr>
+            <w:r>
+              <w:rPr>
+                <w:rFonts w:ascii="맑은 고딕" w:cs="맑은 고딕" w:eastAsia="맑은 고딕" w:hAnsi="맑은 고딕"/>
+                <w:color w:val="3C3429"/>
+                <w:sz w:val="17"/>
+                <w:szCs w:val="17"/>
+              </w:rPr>
+              <w:t xml:space="preserve">관련</w:t>
+            </w:r>
+          </w:p>
+        </w:tc>
+        <w:tc>
+          <w:tcPr>
+            <w:tcW w:type="dxa" w:w="7146"/>
+            <w:tcBorders>
+              <w:top w:val="single" w:color="DEDEDE" w:sz="6"/>
+              <w:left w:val="single" w:color="DEDEDE" w:sz="6"/>
+              <w:bottom w:val="single" w:color="DEDEDE" w:sz="6"/>
+              <w:right w:val="single" w:color="DEDEDE" w:sz="6"/>
+            </w:tcBorders>
+            <w:tcMar>
+              <w:top w:type="dxa" w:w="70"/>
+              <w:left w:type="dxa" w:w="110"/>
+              <w:bottom w:type="dxa" w:w="70"/>
+              <w:right w:type="dxa" w:w="110"/>
+            </w:tcMar>
+            <w:vAlign w:val="center"/>
+          </w:tcPr>
+          <w:p>
+            <w:r>
+              <w:t xml:space="preserve">해당 없음</w:t>
+            </w:r>
+          </w:p>
+        </w:tc>
+      </w:tr>
+    </w:tbl>
+    <w:p>
+      <w:pPr>
+        <w:pStyle w:val="Heading3"/>
+        <w:spacing w:after="120" w:before="260" w:line="260"/>
+      </w:pPr>
+      <w:r>
+        <w:rPr>
+          <w:rFonts w:ascii="맑은 고딕" w:cs="맑은 고딕" w:eastAsia="맑은 고딕" w:hAnsi="맑은 고딕"/>
+          <w:b/>
+          <w:bCs/>
+          <w:color w:val="241B12"/>
+          <w:sz w:val="21"/>
+          <w:szCs w:val="21"/>
+        </w:rPr>
+        <w:t xml:space="preserve">증상</w:t>
+      </w:r>
+    </w:p>
+    <w:p>
+      <w:pPr>
+        <w:spacing w:after="140" w:before="0" w:line="260"/>
+      </w:pPr>
+      <w:r>
+        <w:t xml:space="preserve">scripts/run.sh로 Nav2 + 대시보드를 띄워도 웨이포인트 관리 페이지에서 초기 위치 설정 후에도 Nav2 배지가 "Nav2 부팅 중"에서 안 풀린다.</w:t>
+      </w:r>
+    </w:p>
+    <w:tbl>
+      <w:tblPr>
+        <w:tblW w:type="dxa" w:w="9746"/>
+        <w:tblBorders>
+          <w:top w:val="single" w:color="DEDEDE" w:sz="6"/>
+          <w:left w:val="single" w:color="DEDEDE" w:sz="6"/>
+          <w:bottom w:val="single" w:color="DEDEDE" w:sz="6"/>
+          <w:right w:val="single" w:color="DEDEDE" w:sz="6"/>
+          <w:insideH w:val="single" w:color="DEDEDE" w:sz="6"/>
+          <w:insideV w:val="single" w:color="DEDEDE" w:sz="6"/>
+        </w:tblBorders>
+      </w:tblPr>
+      <w:tblGrid>
+        <w:gridCol w:w="9746"/>
+      </w:tblGrid>
+      <w:tr>
+        <w:tc>
+          <w:tcPr>
+            <w:tcW w:type="dxa" w:w="9746"/>
+            <w:tcBorders>
+              <w:top w:val="single" w:color="DEDEDE" w:sz="6"/>
+              <w:left w:val="single" w:color="DEDEDE" w:sz="6"/>
+              <w:bottom w:val="single" w:color="DEDEDE" w:sz="6"/>
+              <w:right w:val="single" w:color="DEDEDE" w:sz="6"/>
+            </w:tcBorders>
+            <w:shd w:fill="F7F8FA" w:color="auto" w:val="clear"/>
+            <w:tcMar>
+              <w:top w:type="dxa" w:w="140"/>
+              <w:left w:type="dxa" w:w="160"/>
+              <w:bottom w:type="dxa" w:w="140"/>
+              <w:right w:type="dxa" w:w="160"/>
+            </w:tcMar>
+          </w:tcPr>
+          <w:p>
+            <w:pPr>
+              <w:spacing w:after="20" w:line="240"/>
+            </w:pPr>
+            <w:r>
+              <w:t xml:space="preserve">$ ros2 topic hz /scan</w:t>
+              <w:br/>
+              <w:t xml:space="preserve">(무응답 — 계속 대기만)</w:t>
+              <w:br/>
+              <w:t xml:space="preserve"/>
+              <w:br/>
+              <w:t xml:space="preserve">$ ls -la /dev/tb3_lidar /dev/ttyUSB*</w:t>
+              <w:br/>
+              <w:t xml:space="preserve">(cce 컴퓨터에는 라이다 심볼릭 링크가 없음 — AURIX 쪽에 꽂혀 있었음)</w:t>
+            </w:r>
+          </w:p>
+          <w:p>
+            <w:pPr>
+              <w:spacing w:after="20" w:line="240"/>
+            </w:pPr>
+            <w:r>
+              <w:t>inactive   (그런데 GUI 배지는 이미 '연결됨'으로 표시)</w:t>
+            </w:r>
+          </w:p>
+        </w:tc>
+      </w:tr>
+    </w:tbl>
+    <w:p>
+      <w:pPr>
+        <w:pStyle w:val="Heading3"/>
+        <w:spacing w:after="120" w:before="260" w:line="260"/>
+      </w:pPr>
+      <w:r>
+        <w:rPr>
+          <w:rFonts w:ascii="맑은 고딕" w:cs="맑은 고딕" w:eastAsia="맑은 고딕" w:hAnsi="맑은 고딕"/>
+          <w:b/>
+          <w:bCs/>
+          <w:color w:val="241B12"/>
+          <w:sz w:val="21"/>
+          <w:szCs w:val="21"/>
+        </w:rPr>
+        <w:t xml:space="preserve">재현 절차</w:t>
+      </w:r>
+    </w:p>
+    <w:tbl>
+      <w:tblPr>
+        <w:tblW w:type="dxa" w:w="9746"/>
+        <w:tblBorders>
+          <w:top w:val="single" w:color="DEDEDE" w:sz="6"/>
+          <w:left w:val="single" w:color="DEDEDE" w:sz="6"/>
+          <w:bottom w:val="single" w:color="DEDEDE" w:sz="6"/>
+          <w:right w:val="single" w:color="DEDEDE" w:sz="6"/>
+          <w:insideH w:val="single" w:color="DEDEDE" w:sz="6"/>
+          <w:insideV w:val="single" w:color="DEDEDE" w:sz="6"/>
+        </w:tblBorders>
+      </w:tblPr>
+      <w:tblGrid>
+        <w:gridCol w:w="1500"/>
+        <w:gridCol w:w="3000"/>
+        <w:gridCol w:w="5246"/>
+      </w:tblGrid>
+      <w:tr>
+        <w:trPr>
+          <w:tblHeader/>
+        </w:trPr>
+        <w:tc>
+          <w:tcPr>
+            <w:tcW w:type="dxa" w:w="1500"/>
+            <w:tcBorders>
+              <w:top w:val="single" w:color="49361D" w:sz="6"/>
+              <w:left w:val="single" w:color="49361D" w:sz="6"/>
+              <w:bottom w:val="single" w:color="49361D" w:sz="6"/>
+              <w:right w:val="single" w:color="49361D" w:sz="6"/>
+            </w:tcBorders>
+            <w:shd w:fill="241B12" w:color="auto" w:val="clear"/>
+            <w:tcMar>
+              <w:top w:type="dxa" w:w="90"/>
+              <w:left w:type="dxa" w:w="110"/>
+              <w:bottom w:type="dxa" w:w="90"/>
+              <w:right w:type="dxa" w:w="110"/>
+            </w:tcMar>
+            <w:vAlign w:val="center"/>
+          </w:tcPr>
+          <w:p>
+            <w:pPr>
+              <w:spacing w:after="0" w:before="0" w:line="260"/>
+            </w:pPr>
+            <w:r>
+              <w:rPr>
+                <w:rFonts w:ascii="맑은 고딕" w:cs="맑은 고딕" w:eastAsia="맑은 고딕" w:hAnsi="맑은 고딕"/>
+                <w:b/>
+                <w:bCs/>
+                <w:color w:val="F4CF87"/>
+                <w:sz w:val="17"/>
+                <w:szCs w:val="17"/>
+              </w:rPr>
+              <w:t xml:space="preserve">#</w:t>
+            </w:r>
+          </w:p>
+        </w:tc>
+        <w:tc>
+          <w:tcPr>
+            <w:tcW w:type="dxa" w:w="3000"/>
+            <w:tcBorders>
+              <w:top w:val="single" w:color="49361D" w:sz="6"/>
+              <w:left w:val="single" w:color="49361D" w:sz="6"/>
+              <w:bottom w:val="single" w:color="49361D" w:sz="6"/>
+              <w:right w:val="single" w:color="49361D" w:sz="6"/>
+            </w:tcBorders>
+            <w:shd w:fill="241B12" w:color="auto" w:val="clear"/>
+            <w:tcMar>
+              <w:top w:type="dxa" w:w="90"/>
+              <w:left w:type="dxa" w:w="110"/>
+              <w:bottom w:type="dxa" w:w="90"/>
+              <w:right w:type="dxa" w:w="110"/>
+            </w:tcMar>
+            <w:vAlign w:val="center"/>
+          </w:tcPr>
+          <w:p>
+            <w:pPr>
+              <w:spacing w:after="0" w:before="0" w:line="260"/>
+            </w:pPr>
+            <w:r>
+              <w:rPr>
+                <w:rFonts w:ascii="맑은 고딕" w:cs="맑은 고딕" w:eastAsia="맑은 고딕" w:hAnsi="맑은 고딕"/>
+                <w:b/>
+                <w:bCs/>
+                <w:color w:val="F4CF87"/>
+                <w:sz w:val="17"/>
+                <w:szCs w:val="17"/>
+              </w:rPr>
+              <w:t xml:space="preserve">동작</w:t>
+            </w:r>
+          </w:p>
+        </w:tc>
+        <w:tc>
+          <w:tcPr>
+            <w:tcW w:type="dxa" w:w="5246"/>
+            <w:tcBorders>
+              <w:top w:val="single" w:color="49361D" w:sz="6"/>
+              <w:left w:val="single" w:color="49361D" w:sz="6"/>
+              <w:bottom w:val="single" w:color="49361D" w:sz="6"/>
+              <w:right w:val="single" w:color="49361D" w:sz="6"/>
+            </w:tcBorders>
+            <w:shd w:fill="241B12" w:color="auto" w:val="clear"/>
+            <w:tcMar>
+              <w:top w:type="dxa" w:w="90"/>
+              <w:left w:type="dxa" w:w="110"/>
+              <w:bottom w:type="dxa" w:w="90"/>
+              <w:right w:type="dxa" w:w="110"/>
+            </w:tcMar>
+            <w:vAlign w:val="center"/>
+          </w:tcPr>
+          <w:p>
+            <w:pPr>
+              <w:spacing w:after="0" w:before="0" w:line="260"/>
+            </w:pPr>
+            <w:r>
+              <w:rPr>
+                <w:rFonts w:ascii="맑은 고딕" w:cs="맑은 고딕" w:eastAsia="맑은 고딕" w:hAnsi="맑은 고딕"/>
+                <w:b/>
+                <w:bCs/>
+                <w:color w:val="F4CF87"/>
+                <w:sz w:val="17"/>
+                <w:szCs w:val="17"/>
+              </w:rPr>
+              <w:t xml:space="preserve">결과</w:t>
+            </w:r>
+          </w:p>
+        </w:tc>
+      </w:tr>
+      <w:tr>
+        <w:tc>
+          <w:tcPr>
+            <w:tcW w:type="dxa" w:w="1500"/>
+            <w:tcBorders>
+              <w:top w:val="single" w:color="DEDEDE" w:sz="6"/>
+              <w:left w:val="single" w:color="DEDEDE" w:sz="6"/>
+              <w:bottom w:val="single" w:color="DEDEDE" w:sz="6"/>
+              <w:right w:val="single" w:color="DEDEDE" w:sz="6"/>
+            </w:tcBorders>
+            <w:tcMar>
+              <w:top w:type="dxa" w:w="70"/>
+              <w:left w:type="dxa" w:w="110"/>
+              <w:bottom w:type="dxa" w:w="70"/>
+              <w:right w:type="dxa" w:w="110"/>
+            </w:tcMar>
+            <w:vAlign w:val="center"/>
+          </w:tcPr>
+          <w:p>
+            <w:r>
+              <w:t xml:space="preserve">1</w:t>
+            </w:r>
+          </w:p>
+        </w:tc>
+        <w:tc>
+          <w:tcPr>
+            <w:tcW w:type="dxa" w:w="3000"/>
+            <w:tcBorders>
+              <w:top w:val="single" w:color="DEDEDE" w:sz="6"/>
+              <w:left w:val="single" w:color="DEDEDE" w:sz="6"/>
+              <w:bottom w:val="single" w:color="DEDEDE" w:sz="6"/>
+              <w:right w:val="single" w:color="DEDEDE" w:sz="6"/>
+            </w:tcBorders>
+            <w:tcMar>
+              <w:top w:type="dxa" w:w="70"/>
+              <w:left w:type="dxa" w:w="110"/>
+              <w:bottom w:type="dxa" w:w="70"/>
+              <w:right w:type="dxa" w:w="110"/>
+            </w:tcMar>
+            <w:vAlign w:val="center"/>
+          </w:tcPr>
+          <w:p>
+            <w:r>
+              <w:t xml:space="preserve">bt_navigator/waypoint_follower의 get_state 서비스 상태 확인</w:t>
+            </w:r>
+          </w:p>
+        </w:tc>
+        <w:tc>
+          <w:tcPr>
+            <w:tcW w:type="dxa" w:w="5246"/>
+            <w:tcBorders>
+              <w:top w:val="single" w:color="DEDEDE" w:sz="6"/>
+              <w:left w:val="single" w:color="DEDEDE" w:sz="6"/>
+              <w:bottom w:val="single" w:color="DEDEDE" w:sz="6"/>
+              <w:right w:val="single" w:color="DEDEDE" w:sz="6"/>
+            </w:tcBorders>
+            <w:tcMar>
+              <w:top w:type="dxa" w:w="70"/>
+              <w:left w:type="dxa" w:w="110"/>
+              <w:bottom w:type="dxa" w:w="70"/>
+              <w:right w:type="dxa" w:w="110"/>
+            </w:tcMar>
+            <w:vAlign w:val="center"/>
+          </w:tcPr>
+          <w:p>
+            <w:r>
+              <w:t xml:space="preserve">inactive에서 안 넘어감 — lifecycle_manager_navigation이 planner_server activate 단계에서 멈춤</w:t>
+            </w:r>
+          </w:p>
+        </w:tc>
+      </w:tr>
+      <w:tr>
+        <w:tc>
+          <w:tcPr>
+            <w:tcW w:type="dxa" w:w="1500"/>
+            <w:tcBorders>
+              <w:top w:val="single" w:color="DEDEDE" w:sz="6"/>
+              <w:left w:val="single" w:color="DEDEDE" w:sz="6"/>
+              <w:bottom w:val="single" w:color="DEDEDE" w:sz="6"/>
+              <w:right w:val="single" w:color="DEDEDE" w:sz="6"/>
+            </w:tcBorders>
+            <w:shd w:fill="FAFAFA" w:color="auto" w:val="clear"/>
+            <w:tcMar>
+              <w:top w:type="dxa" w:w="70"/>
+              <w:left w:type="dxa" w:w="110"/>
+              <w:bottom w:type="dxa" w:w="70"/>
+              <w:right w:type="dxa" w:w="110"/>
+            </w:tcMar>
+            <w:vAlign w:val="center"/>
+          </w:tcPr>
+          <w:p>
+            <w:r>
+              <w:t xml:space="preserve">2</w:t>
+            </w:r>
+          </w:p>
+        </w:tc>
+        <w:tc>
+          <w:tcPr>
+            <w:tcW w:type="dxa" w:w="3000"/>
+            <w:tcBorders>
+              <w:top w:val="single" w:color="DEDEDE" w:sz="6"/>
+              <w:left w:val="single" w:color="DEDEDE" w:sz="6"/>
+              <w:bottom w:val="single" w:color="DEDEDE" w:sz="6"/>
+              <w:right w:val="single" w:color="DEDEDE" w:sz="6"/>
+            </w:tcBorders>
+            <w:shd w:fill="FAFAFA" w:color="auto" w:val="clear"/>
+            <w:tcMar>
+              <w:top w:type="dxa" w:w="70"/>
+              <w:left w:type="dxa" w:w="110"/>
+              <w:bottom w:type="dxa" w:w="70"/>
+              <w:right w:type="dxa" w:w="110"/>
+            </w:tcMar>
+            <w:vAlign w:val="center"/>
+          </w:tcPr>
+          <w:p>
+            <w:r>
+              <w:t xml:space="preserve">planner_server(글로벌 costmap) activate 조건인 base_link→map TF 확인</w:t>
+            </w:r>
+          </w:p>
+        </w:tc>
+        <w:tc>
+          <w:tcPr>
+            <w:tcW w:type="dxa" w:w="5246"/>
+            <w:tcBorders>
+              <w:top w:val="single" w:color="DEDEDE" w:sz="6"/>
+              <w:left w:val="single" w:color="DEDEDE" w:sz="6"/>
+              <w:bottom w:val="single" w:color="DEDEDE" w:sz="6"/>
+              <w:right w:val="single" w:color="DEDEDE" w:sz="6"/>
+            </w:tcBorders>
+            <w:shd w:fill="FAFAFA" w:color="auto" w:val="clear"/>
+            <w:tcMar>
+              <w:top w:type="dxa" w:w="70"/>
+              <w:left w:type="dxa" w:w="110"/>
+              <w:bottom w:type="dxa" w:w="70"/>
+              <w:right w:type="dxa" w:w="110"/>
+            </w:tcMar>
+            <w:vAlign w:val="center"/>
+          </w:tcPr>
+          <w:p>
+            <w:r>
+              <w:t xml:space="preserve">계속 "frame does not exist"로 실패</w:t>
+            </w:r>
+          </w:p>
+        </w:tc>
+      </w:tr>
+      <w:tr>
+        <w:tc>
+          <w:tcPr>
+            <w:tcW w:type="dxa" w:w="1500"/>
+            <w:tcBorders>
+              <w:top w:val="single" w:color="DEDEDE" w:sz="6"/>
+              <w:left w:val="single" w:color="DEDEDE" w:sz="6"/>
+              <w:bottom w:val="single" w:color="DEDEDE" w:sz="6"/>
+              <w:right w:val="single" w:color="DEDEDE" w:sz="6"/>
+            </w:tcBorders>
+            <w:tcMar>
+              <w:top w:type="dxa" w:w="70"/>
+              <w:left w:type="dxa" w:w="110"/>
+              <w:bottom w:type="dxa" w:w="70"/>
+              <w:right w:type="dxa" w:w="110"/>
+            </w:tcMar>
+            <w:vAlign w:val="center"/>
+          </w:tcPr>
+          <w:p>
+            <w:r>
+              <w:t xml:space="preserve">3</w:t>
+            </w:r>
+          </w:p>
+        </w:tc>
+        <w:tc>
+          <w:tcPr>
+            <w:tcW w:type="dxa" w:w="3000"/>
+            <w:tcBorders>
+              <w:top w:val="single" w:color="DEDEDE" w:sz="6"/>
+              <w:left w:val="single" w:color="DEDEDE" w:sz="6"/>
+              <w:bottom w:val="single" w:color="DEDEDE" w:sz="6"/>
+              <w:right w:val="single" w:color="DEDEDE" w:sz="6"/>
+            </w:tcBorders>
+            <w:tcMar>
+              <w:top w:type="dxa" w:w="70"/>
+              <w:left w:type="dxa" w:w="110"/>
+              <w:bottom w:type="dxa" w:w="70"/>
+              <w:right w:type="dxa" w:w="110"/>
+            </w:tcMar>
+            <w:vAlign w:val="center"/>
+          </w:tcPr>
+          <w:p>
+            <w:r>
+              <w:t xml:space="preserve">map→odom TF(AMCL 발행) 및 /scan 콜백 확인</w:t>
+            </w:r>
+          </w:p>
+        </w:tc>
+        <w:tc>
+          <w:tcPr>
+            <w:tcW w:type="dxa" w:w="5246"/>
+            <w:tcBorders>
+              <w:top w:val="single" w:color="DEDEDE" w:sz="6"/>
+              <w:left w:val="single" w:color="DEDEDE" w:sz="6"/>
+              <w:bottom w:val="single" w:color="DEDEDE" w:sz="6"/>
+              <w:right w:val="single" w:color="DEDEDE" w:sz="6"/>
+            </w:tcBorders>
+            <w:tcMar>
+              <w:top w:type="dxa" w:w="70"/>
+              <w:left w:type="dxa" w:w="110"/>
+              <w:bottom w:type="dxa" w:w="70"/>
+              <w:right w:type="dxa" w:w="110"/>
+            </w:tcMar>
+            <w:vAlign w:val="center"/>
+          </w:tcPr>
+          <w:p>
+            <w:r>
+              <w:t xml:space="preserve">initialPoseReceived 로그는 정상 확인되나 /scan이 아예 안 나와 AMCL이 파티클을 갱신·TF 발행을 못함</w:t>
+            </w:r>
+          </w:p>
+        </w:tc>
+      </w:tr>
+    </w:tbl>
+    <w:p>
+      <w:pPr>
+        <w:spacing w:after="140" w:before="0" w:line="260"/>
+      </w:pPr>
+      <w:r>
+        <w:t xml:space="preserve">재현율: 지속 재현(라이다 케이블이 잘못 꽂힌 상태가 유지되는 한 매번 재현).</w:t>
+      </w:r>
+    </w:p>
+    <w:p>
+      <w:pPr>
+        <w:pStyle w:val="Heading3"/>
+        <w:spacing w:after="120" w:before="260" w:line="260"/>
+      </w:pPr>
+      <w:r>
+        <w:rPr>
+          <w:rFonts w:ascii="맑은 고딕" w:cs="맑은 고딕" w:eastAsia="맑은 고딕" w:hAnsi="맑은 고딕"/>
+          <w:b/>
+          <w:bCs/>
+          <w:color w:val="241B12"/>
+          <w:sz w:val="21"/>
+          <w:szCs w:val="21"/>
+        </w:rPr>
+        <w:t xml:space="preserve">진단 과정</w:t>
+      </w:r>
+    </w:p>
+    <w:tbl>
+      <w:tblPr>
+        <w:tblW w:type="dxa" w:w="9746"/>
+        <w:tblBorders>
+          <w:top w:val="single" w:color="DEDEDE" w:sz="6"/>
+          <w:left w:val="single" w:color="DEDEDE" w:sz="6"/>
+          <w:bottom w:val="single" w:color="DEDEDE" w:sz="6"/>
+          <w:right w:val="single" w:color="DEDEDE" w:sz="6"/>
+          <w:insideH w:val="single" w:color="DEDEDE" w:sz="6"/>
+          <w:insideV w:val="single" w:color="DEDEDE" w:sz="6"/>
+        </w:tblBorders>
+      </w:tblPr>
+      <w:tblGrid>
+        <w:gridCol w:w="1500"/>
+        <w:gridCol w:w="3000"/>
+        <w:gridCol w:w="5246"/>
+      </w:tblGrid>
+      <w:tr>
+        <w:trPr>
+          <w:tblHeader/>
+        </w:trPr>
+        <w:tc>
+          <w:tcPr>
+            <w:tcW w:type="dxa" w:w="1500"/>
+            <w:tcBorders>
+              <w:top w:val="single" w:color="49361D" w:sz="6"/>
+              <w:left w:val="single" w:color="49361D" w:sz="6"/>
+              <w:bottom w:val="single" w:color="49361D" w:sz="6"/>
+              <w:right w:val="single" w:color="49361D" w:sz="6"/>
+            </w:tcBorders>
+            <w:shd w:fill="241B12" w:color="auto" w:val="clear"/>
+            <w:tcMar>
+              <w:top w:type="dxa" w:w="90"/>
+              <w:left w:type="dxa" w:w="110"/>
+              <w:bottom w:type="dxa" w:w="90"/>
+              <w:right w:type="dxa" w:w="110"/>
+            </w:tcMar>
+            <w:vAlign w:val="center"/>
+          </w:tcPr>
+          <w:p>
+            <w:pPr>
+              <w:spacing w:after="0" w:before="0" w:line="260"/>
+            </w:pPr>
+            <w:r>
+              <w:rPr>
+                <w:rFonts w:ascii="맑은 고딕" w:cs="맑은 고딕" w:eastAsia="맑은 고딕" w:hAnsi="맑은 고딕"/>
+                <w:b/>
+                <w:bCs/>
+                <w:color w:val="F4CF87"/>
+                <w:sz w:val="17"/>
+                <w:szCs w:val="17"/>
+              </w:rPr>
+              <w:t xml:space="preserve">가설</w:t>
+            </w:r>
+          </w:p>
+        </w:tc>
+        <w:tc>
+          <w:tcPr>
+            <w:tcW w:type="dxa" w:w="3000"/>
+            <w:tcBorders>
+              <w:top w:val="single" w:color="49361D" w:sz="6"/>
+              <w:left w:val="single" w:color="49361D" w:sz="6"/>
+              <w:bottom w:val="single" w:color="49361D" w:sz="6"/>
+              <w:right w:val="single" w:color="49361D" w:sz="6"/>
+            </w:tcBorders>
+            <w:shd w:fill="241B12" w:color="auto" w:val="clear"/>
+            <w:tcMar>
+              <w:top w:type="dxa" w:w="90"/>
+              <w:left w:type="dxa" w:w="110"/>
+              <w:bottom w:type="dxa" w:w="90"/>
+              <w:right w:type="dxa" w:w="110"/>
+            </w:tcMar>
+            <w:vAlign w:val="center"/>
+          </w:tcPr>
+          <w:p>
+            <w:pPr>
+              <w:spacing w:after="0" w:before="0" w:line="260"/>
+            </w:pPr>
+            <w:r>
+              <w:rPr>
+                <w:rFonts w:ascii="맑은 고딕" w:cs="맑은 고딕" w:eastAsia="맑은 고딕" w:hAnsi="맑은 고딕"/>
+                <w:b/>
+                <w:bCs/>
+                <w:color w:val="F4CF87"/>
+                <w:sz w:val="17"/>
+                <w:szCs w:val="17"/>
+              </w:rPr>
+              <w:t xml:space="preserve">확인 방법</w:t>
+            </w:r>
+          </w:p>
+        </w:tc>
+        <w:tc>
+          <w:tcPr>
+            <w:tcW w:type="dxa" w:w="5246"/>
+            <w:tcBorders>
+              <w:top w:val="single" w:color="49361D" w:sz="6"/>
+              <w:left w:val="single" w:color="49361D" w:sz="6"/>
+              <w:bottom w:val="single" w:color="49361D" w:sz="6"/>
+              <w:right w:val="single" w:color="49361D" w:sz="6"/>
+            </w:tcBorders>
+            <w:shd w:fill="241B12" w:color="auto" w:val="clear"/>
+            <w:tcMar>
+              <w:top w:type="dxa" w:w="90"/>
+              <w:left w:type="dxa" w:w="110"/>
+              <w:bottom w:type="dxa" w:w="90"/>
+              <w:right w:type="dxa" w:w="110"/>
+            </w:tcMar>
+            <w:vAlign w:val="center"/>
+          </w:tcPr>
+          <w:p>
+            <w:pPr>
+              <w:spacing w:after="0" w:before="0" w:line="260"/>
+            </w:pPr>
+            <w:r>
+              <w:rPr>
+                <w:rFonts w:ascii="맑은 고딕" w:cs="맑은 고딕" w:eastAsia="맑은 고딕" w:hAnsi="맑은 고딕"/>
+                <w:b/>
+                <w:bCs/>
+                <w:color w:val="F4CF87"/>
+                <w:sz w:val="17"/>
+                <w:szCs w:val="17"/>
+              </w:rPr>
+              <w:t xml:space="preserve">결과</w:t>
+            </w:r>
+          </w:p>
+        </w:tc>
+      </w:tr>
+      <w:tr>
+        <w:tc>
+          <w:tcPr>
+            <w:tcW w:type="dxa" w:w="1500"/>
+            <w:tcBorders>
+              <w:top w:val="single" w:color="DEDEDE" w:sz="6"/>
+              <w:left w:val="single" w:color="DEDEDE" w:sz="6"/>
+              <w:bottom w:val="single" w:color="DEDEDE" w:sz="6"/>
+              <w:right w:val="single" w:color="DEDEDE" w:sz="6"/>
+            </w:tcBorders>
+            <w:tcMar>
+              <w:top w:type="dxa" w:w="70"/>
+              <w:left w:type="dxa" w:w="110"/>
+              <w:bottom w:type="dxa" w:w="70"/>
+              <w:right w:type="dxa" w:w="110"/>
+            </w:tcMar>
+            <w:vAlign w:val="center"/>
+          </w:tcPr>
+          <w:p>
+            <w:r>
+              <w:t xml:space="preserve">lidar_node(coin_d4_driver) 자체가 죽었거나 설정이 잘못됐다</w:t>
+            </w:r>
+          </w:p>
+        </w:tc>
+        <w:tc>
+          <w:tcPr>
+            <w:tcW w:type="dxa" w:w="3000"/>
+            <w:tcBorders>
+              <w:top w:val="single" w:color="DEDEDE" w:sz="6"/>
+              <w:left w:val="single" w:color="DEDEDE" w:sz="6"/>
+              <w:bottom w:val="single" w:color="DEDEDE" w:sz="6"/>
+              <w:right w:val="single" w:color="DEDEDE" w:sz="6"/>
+            </w:tcBorders>
+            <w:tcMar>
+              <w:top w:type="dxa" w:w="70"/>
+              <w:left w:type="dxa" w:w="110"/>
+              <w:bottom w:type="dxa" w:w="70"/>
+              <w:right w:type="dxa" w:w="110"/>
+            </w:tcMar>
+            <w:vAlign w:val="center"/>
+          </w:tcPr>
+          <w:p>
+            <w:r>
+              <w:t xml:space="preserve">ros2 node list/topic list로 노드·토픽 존재 여부 확인</w:t>
+            </w:r>
+          </w:p>
+        </w:tc>
+        <w:tc>
+          <w:tcPr>
+            <w:tcW w:type="dxa" w:w="5246"/>
+            <w:tcBorders>
+              <w:top w:val="single" w:color="DEDEDE" w:sz="6"/>
+              <w:left w:val="single" w:color="DEDEDE" w:sz="6"/>
+              <w:bottom w:val="single" w:color="DEDEDE" w:sz="6"/>
+              <w:right w:val="single" w:color="DEDEDE" w:sz="6"/>
+            </w:tcBorders>
+            <w:tcMar>
+              <w:top w:type="dxa" w:w="70"/>
+              <w:left w:type="dxa" w:w="110"/>
+              <w:bottom w:type="dxa" w:w="70"/>
+              <w:right w:type="dxa" w:w="110"/>
+            </w:tcMar>
+            <w:vAlign w:val="center"/>
+          </w:tcPr>
+          <w:p>
+            <w:r>
+              <w:t xml:space="preserve">기각 — lidar_node는 노드/토픽으로는 정상 등록되어 있음, 단지 hz가 무응답</w:t>
+            </w:r>
+          </w:p>
+        </w:tc>
+      </w:tr>
+      <w:tr>
+        <w:tc>
+          <w:tcPr>
+            <w:tcW w:type="dxa" w:w="1500"/>
+            <w:tcBorders>
+              <w:top w:val="single" w:color="DEDEDE" w:sz="6"/>
+              <w:left w:val="single" w:color="DEDEDE" w:sz="6"/>
+              <w:bottom w:val="single" w:color="DEDEDE" w:sz="6"/>
+              <w:right w:val="single" w:color="DEDEDE" w:sz="6"/>
+            </w:tcBorders>
+            <w:shd w:fill="FAFAFA" w:color="auto" w:val="clear"/>
+            <w:tcMar>
+              <w:top w:type="dxa" w:w="70"/>
+              <w:left w:type="dxa" w:w="110"/>
+              <w:bottom w:type="dxa" w:w="70"/>
+              <w:right w:type="dxa" w:w="110"/>
+            </w:tcMar>
+            <w:vAlign w:val="center"/>
+          </w:tcPr>
+          <w:p>
+            <w:r>
+              <w:t xml:space="preserve">LDS_MODEL 환경변수 불일치(LDS-01 vs LDS-03)로 드라이버가 안 맞는다</w:t>
+            </w:r>
+          </w:p>
+        </w:tc>
+        <w:tc>
+          <w:tcPr>
+            <w:tcW w:type="dxa" w:w="3000"/>
+            <w:tcBorders>
+              <w:top w:val="single" w:color="DEDEDE" w:sz="6"/>
+              <w:left w:val="single" w:color="DEDEDE" w:sz="6"/>
+              <w:bottom w:val="single" w:color="DEDEDE" w:sz="6"/>
+              <w:right w:val="single" w:color="DEDEDE" w:sz="6"/>
+            </w:tcBorders>
+            <w:shd w:fill="FAFAFA" w:color="auto" w:val="clear"/>
+            <w:tcMar>
+              <w:top w:type="dxa" w:w="70"/>
+              <w:left w:type="dxa" w:w="110"/>
+              <w:bottom w:type="dxa" w:w="70"/>
+              <w:right w:type="dxa" w:w="110"/>
+            </w:tcMar>
+            <w:vAlign w:val="center"/>
+          </w:tcPr>
+          <w:p>
+            <w:r>
+              <w:t xml:space="preserve">~/.bashrc의 LDS_MODEL, robot_with_arduino.launch.py의 os.environ.setdefault 기본값 확인</w:t>
+            </w:r>
+          </w:p>
+        </w:tc>
+        <w:tc>
+          <w:tcPr>
+            <w:tcW w:type="dxa" w:w="5246"/>
+            <w:tcBorders>
+              <w:top w:val="single" w:color="DEDEDE" w:sz="6"/>
+              <w:left w:val="single" w:color="DEDEDE" w:sz="6"/>
+              <w:bottom w:val="single" w:color="DEDEDE" w:sz="6"/>
+              <w:right w:val="single" w:color="DEDEDE" w:sz="6"/>
+            </w:tcBorders>
+            <w:shd w:fill="FAFAFA" w:color="auto" w:val="clear"/>
+            <w:tcMar>
+              <w:top w:type="dxa" w:w="70"/>
+              <w:left w:type="dxa" w:w="110"/>
+              <w:bottom w:type="dxa" w:w="70"/>
+              <w:right w:type="dxa" w:w="110"/>
+            </w:tcMar>
+            <w:vAlign w:val="center"/>
+          </w:tcPr>
+          <w:p>
+            <w:r>
+              <w:t xml:space="preserve">기각 — LDS_MODEL=LDS-03이 ~/.bashrc에 이미 export돼 있고 launch의 setdefault("LDS_MODEL","LDS-01")는 안전장치일 뿐, 실제로는 LDS-03 사용 중</w:t>
+            </w:r>
+          </w:p>
+        </w:tc>
+      </w:tr>
+      <w:tr>
+        <w:tc>
+          <w:tcPr>
+            <w:tcW w:type="dxa" w:w="1500"/>
+            <w:tcBorders>
+              <w:top w:val="single" w:color="DEDEDE" w:sz="6"/>
+              <w:left w:val="single" w:color="DEDEDE" w:sz="6"/>
+              <w:bottom w:val="single" w:color="DEDEDE" w:sz="6"/>
+              <w:right w:val="single" w:color="DEDEDE" w:sz="6"/>
+            </w:tcBorders>
+            <w:shd w:fill="FAFAFA" w:color="auto" w:val="clear"/>
+            <w:tcMar>
+              <w:top w:type="dxa" w:w="70"/>
+              <w:left w:type="dxa" w:w="110"/>
+              <w:bottom w:type="dxa" w:w="70"/>
+              <w:right w:type="dxa" w:w="110"/>
+            </w:tcMar>
+            <w:vAlign w:val="center"/>
+          </w:tcPr>
+          <w:p>
+            <w:r>
+              <w:t xml:space="preserve">라이다 USB가 cce가 아니라 AURIX(Pi)에 꽂혀 있다</w:t>
+            </w:r>
+          </w:p>
+        </w:tc>
+        <w:tc>
+          <w:tcPr>
+            <w:tcW w:type="dxa" w:w="3000"/>
+            <w:tcBorders>
+              <w:top w:val="single" w:color="DEDEDE" w:sz="6"/>
+              <w:left w:val="single" w:color="DEDEDE" w:sz="6"/>
+              <w:bottom w:val="single" w:color="DEDEDE" w:sz="6"/>
+              <w:right w:val="single" w:color="DEDEDE" w:sz="6"/>
+            </w:tcBorders>
+            <w:shd w:fill="FAFAFA" w:color="auto" w:val="clear"/>
+            <w:tcMar>
+              <w:top w:type="dxa" w:w="70"/>
+              <w:left w:type="dxa" w:w="110"/>
+              <w:bottom w:type="dxa" w:w="70"/>
+              <w:right w:type="dxa" w:w="110"/>
+            </w:tcMar>
+            <w:vAlign w:val="center"/>
+          </w:tcPr>
+          <w:p>
+            <w:r>
+              <w:t xml:space="preserve">ls -la /dev/tb3_lidar /dev/ttyUSB* 로 두 컴퓨터 각각의 실제 디바이스 확인</w:t>
+            </w:r>
+          </w:p>
+        </w:tc>
+        <w:tc>
+          <w:tcPr>
+            <w:tcW w:type="dxa" w:w="5246"/>
+            <w:tcBorders>
+              <w:top w:val="single" w:color="DEDEDE" w:sz="6"/>
+              <w:left w:val="single" w:color="DEDEDE" w:sz="6"/>
+              <w:bottom w:val="single" w:color="DEDEDE" w:sz="6"/>
+              <w:right w:val="single" w:color="DEDEDE" w:sz="6"/>
+            </w:tcBorders>
+            <w:shd w:fill="FAFAFA" w:color="auto" w:val="clear"/>
+            <w:tcMar>
+              <w:top w:type="dxa" w:w="70"/>
+              <w:left w:type="dxa" w:w="110"/>
+              <w:bottom w:type="dxa" w:w="70"/>
+              <w:right w:type="dxa" w:w="110"/>
+            </w:tcMar>
+            <w:vAlign w:val="center"/>
+          </w:tcPr>
+          <w:p>
+            <w:r>
+              <w:t xml:space="preserve">맞음 — single_coin_d4_node(노드 이름 "lidar_node" 하드코딩, ~/lds03_ws/src/coin_d4_driver/src/single_coin_d4_node.cpp:25)는 cce에서 실행되는데 /dev/tb3_lidar 심볼릭 링크는 cce에 없어 시리얼 포트를 못 열고 /scan을 영원히 못 쏨. 아두이노/OpenCR/카메라는 전부 cce에 정상 물려있었고 라이다 케이블만 반대쪽에 꽂혀 있었음</w:t>
+            </w:r>
+          </w:p>
+        </w:tc>
+      </w:tr>
+    </w:tbl>
+    <w:p>
+      <w:pPr>
+        <w:pStyle w:val="Heading3"/>
+        <w:spacing w:after="120" w:before="260" w:line="260"/>
+      </w:pPr>
+      <w:r>
+        <w:rPr>
+          <w:rFonts w:ascii="맑은 고딕" w:cs="맑은 고딕" w:eastAsia="맑은 고딕" w:hAnsi="맑은 고딕"/>
+          <w:b/>
+          <w:bCs/>
+          <w:color w:val="241B12"/>
+          <w:sz w:val="21"/>
+          <w:szCs w:val="21"/>
+        </w:rPr>
+        <w:t xml:space="preserve">원인</w:t>
+      </w:r>
+    </w:p>
+    <w:p>
+      <w:pPr>
+        <w:spacing w:after="140" w:before="0" w:line="260"/>
+      </w:pPr>
+      <w:r>
+        <w:t xml:space="preserve">확인됨. 프로젝트가 2대의 컴퓨터로 나뉘어 있는데(AURIX=Pi: emergency_dispatcher/mqtt_bridge만 담당, cce=Ubuntu: 로봇 드라이버 전체) 라이다 USB 케이블이 실수로 cce가 아니라 AURIX에 꽂혀 있었다. lidar_node는 cce에서 실행되는데 /dev/tb3_lidar가 cce에 없어 /scan을 영원히 발행하지 못했고, 이로 인해 AMCL이 TF를 발행하지 못해 planner_server activate가 막히고 Nav2 배지가 계속 "부팅 중"으로 남았다.</w:t>
+      </w:r>
+    </w:p>
+    <w:p>
+      <w:pPr>
+        <w:pStyle w:val="Heading3"/>
+        <w:spacing w:after="120" w:before="260" w:line="260"/>
+      </w:pPr>
+      <w:r>
+        <w:rPr>
+          <w:rFonts w:ascii="맑은 고딕" w:cs="맑은 고딕" w:eastAsia="맑은 고딕" w:hAnsi="맑은 고딕"/>
+          <w:b/>
+          <w:bCs/>
+          <w:color w:val="241B12"/>
+          <w:sz w:val="21"/>
+          <w:szCs w:val="21"/>
+        </w:rPr>
+        <w:t xml:space="preserve">조치</w:t>
+      </w:r>
+    </w:p>
+    <w:tbl>
+      <w:tblPr>
+        <w:tblW w:type="dxa" w:w="9746"/>
+        <w:tblBorders>
+          <w:top w:val="single" w:color="DEDEDE" w:sz="6"/>
+          <w:left w:val="single" w:color="DEDEDE" w:sz="6"/>
+          <w:bottom w:val="single" w:color="DEDEDE" w:sz="6"/>
+          <w:right w:val="single" w:color="DEDEDE" w:sz="6"/>
+          <w:insideH w:val="single" w:color="DEDEDE" w:sz="6"/>
+          <w:insideV w:val="single" w:color="DEDEDE" w:sz="6"/>
+        </w:tblBorders>
+      </w:tblPr>
+      <w:tblGrid>
+        <w:gridCol w:w="1500"/>
+        <w:gridCol w:w="3000"/>
+        <w:gridCol w:w="5246"/>
+      </w:tblGrid>
+      <w:tr>
+        <w:trPr>
+          <w:tblHeader/>
+        </w:trPr>
+        <w:tc>
+          <w:tcPr>
+            <w:tcW w:type="dxa" w:w="1500"/>
+            <w:tcBorders>
+              <w:top w:val="single" w:color="49361D" w:sz="6"/>
+              <w:left w:val="single" w:color="49361D" w:sz="6"/>
+              <w:bottom w:val="single" w:color="49361D" w:sz="6"/>
+              <w:right w:val="single" w:color="49361D" w:sz="6"/>
+            </w:tcBorders>
+            <w:shd w:fill="241B12" w:color="auto" w:val="clear"/>
+            <w:tcMar>
+              <w:top w:type="dxa" w:w="90"/>
+              <w:left w:type="dxa" w:w="110"/>
+              <w:bottom w:type="dxa" w:w="90"/>
+              <w:right w:type="dxa" w:w="110"/>
+            </w:tcMar>
+            <w:vAlign w:val="center"/>
+          </w:tcPr>
+          <w:p>
+            <w:pPr>
+              <w:spacing w:after="0" w:before="0" w:line="260"/>
+            </w:pPr>
+            <w:r>
+              <w:rPr>
+                <w:rFonts w:ascii="맑은 고딕" w:cs="맑은 고딕" w:eastAsia="맑은 고딕" w:hAnsi="맑은 고딕"/>
+                <w:b/>
+                <w:bCs/>
+                <w:color w:val="F4CF87"/>
+                <w:sz w:val="17"/>
+                <w:szCs w:val="17"/>
+              </w:rPr>
+              <w:t xml:space="preserve">대상</w:t>
+            </w:r>
+          </w:p>
+        </w:tc>
+        <w:tc>
+          <w:tcPr>
+            <w:tcW w:type="dxa" w:w="3000"/>
+            <w:tcBorders>
+              <w:top w:val="single" w:color="49361D" w:sz="6"/>
+              <w:left w:val="single" w:color="49361D" w:sz="6"/>
+              <w:bottom w:val="single" w:color="49361D" w:sz="6"/>
+              <w:right w:val="single" w:color="49361D" w:sz="6"/>
+            </w:tcBorders>
+            <w:shd w:fill="241B12" w:color="auto" w:val="clear"/>
+            <w:tcMar>
+              <w:top w:type="dxa" w:w="90"/>
+              <w:left w:type="dxa" w:w="110"/>
+              <w:bottom w:type="dxa" w:w="90"/>
+              <w:right w:type="dxa" w:w="110"/>
+            </w:tcMar>
+            <w:vAlign w:val="center"/>
+          </w:tcPr>
+          <w:p>
+            <w:pPr>
+              <w:spacing w:after="0" w:before="0" w:line="260"/>
+            </w:pPr>
+            <w:r>
+              <w:rPr>
+                <w:rFonts w:ascii="맑은 고딕" w:cs="맑은 고딕" w:eastAsia="맑은 고딕" w:hAnsi="맑은 고딕"/>
+                <w:b/>
+                <w:bCs/>
+                <w:color w:val="F4CF87"/>
+                <w:sz w:val="17"/>
+                <w:szCs w:val="17"/>
+              </w:rPr>
+              <w:t xml:space="preserve">변경 전</w:t>
+            </w:r>
+          </w:p>
+        </w:tc>
+        <w:tc>
+          <w:tcPr>
+            <w:tcW w:type="dxa" w:w="5246"/>
+            <w:tcBorders>
+              <w:top w:val="single" w:color="49361D" w:sz="6"/>
+              <w:left w:val="single" w:color="49361D" w:sz="6"/>
+              <w:bottom w:val="single" w:color="49361D" w:sz="6"/>
+              <w:right w:val="single" w:color="49361D" w:sz="6"/>
+            </w:tcBorders>
+            <w:shd w:fill="241B12" w:color="auto" w:val="clear"/>
+            <w:tcMar>
+              <w:top w:type="dxa" w:w="90"/>
+              <w:left w:type="dxa" w:w="110"/>
+              <w:bottom w:type="dxa" w:w="90"/>
+              <w:right w:type="dxa" w:w="110"/>
+            </w:tcMar>
+            <w:vAlign w:val="center"/>
+          </w:tcPr>
+          <w:p>
+            <w:pPr>
+              <w:spacing w:after="0" w:before="0" w:line="260"/>
+            </w:pPr>
+            <w:r>
+              <w:rPr>
+                <w:rFonts w:ascii="맑은 고딕" w:cs="맑은 고딕" w:eastAsia="맑은 고딕" w:hAnsi="맑은 고딕"/>
+                <w:b/>
+                <w:bCs/>
+                <w:color w:val="F4CF87"/>
+                <w:sz w:val="17"/>
+                <w:szCs w:val="17"/>
+              </w:rPr>
+              <w:t xml:space="preserve">변경 후</w:t>
+            </w:r>
+          </w:p>
+        </w:tc>
+      </w:tr>
+      <w:tr>
+        <w:tc>
+          <w:tcPr>
+            <w:tcW w:type="dxa" w:w="1500"/>
+            <w:tcBorders>
+              <w:top w:val="single" w:color="DEDEDE" w:sz="6"/>
+              <w:left w:val="single" w:color="DEDEDE" w:sz="6"/>
+              <w:bottom w:val="single" w:color="DEDEDE" w:sz="6"/>
+              <w:right w:val="single" w:color="DEDEDE" w:sz="6"/>
+            </w:tcBorders>
+            <w:tcMar>
+              <w:top w:type="dxa" w:w="70"/>
+              <w:left w:type="dxa" w:w="110"/>
+              <w:bottom w:type="dxa" w:w="70"/>
+              <w:right w:type="dxa" w:w="110"/>
+            </w:tcMar>
+            <w:vAlign w:val="center"/>
+          </w:tcPr>
+          <w:p>
+            <w:r>
+              <w:t xml:space="preserve">물리 배선(코드 변경 없음)</w:t>
+            </w:r>
+          </w:p>
+        </w:tc>
+        <w:tc>
+          <w:tcPr>
+            <w:tcW w:type="dxa" w:w="3000"/>
+            <w:tcBorders>
+              <w:top w:val="single" w:color="DEDEDE" w:sz="6"/>
+              <w:left w:val="single" w:color="DEDEDE" w:sz="6"/>
+              <w:bottom w:val="single" w:color="DEDEDE" w:sz="6"/>
+              <w:right w:val="single" w:color="DEDEDE" w:sz="6"/>
+            </w:tcBorders>
+            <w:tcMar>
+              <w:top w:type="dxa" w:w="70"/>
+              <w:left w:type="dxa" w:w="110"/>
+              <w:bottom w:type="dxa" w:w="70"/>
+              <w:right w:type="dxa" w:w="110"/>
+            </w:tcMar>
+            <w:vAlign w:val="center"/>
+          </w:tcPr>
+          <w:p>
+            <w:r>
+              <w:t xml:space="preserve">라이다 USB 케이블이 AURIX(Pi)에 연결됨</w:t>
+            </w:r>
+          </w:p>
+        </w:tc>
+        <w:tc>
+          <w:tcPr>
+            <w:tcW w:type="dxa" w:w="5246"/>
+            <w:tcBorders>
+              <w:top w:val="single" w:color="DEDEDE" w:sz="6"/>
+              <w:left w:val="single" w:color="DEDEDE" w:sz="6"/>
+              <w:bottom w:val="single" w:color="DEDEDE" w:sz="6"/>
+              <w:right w:val="single" w:color="DEDEDE" w:sz="6"/>
+            </w:tcBorders>
+            <w:tcMar>
+              <w:top w:type="dxa" w:w="70"/>
+              <w:left w:type="dxa" w:w="110"/>
+              <w:bottom w:type="dxa" w:w="70"/>
+              <w:right w:type="dxa" w:w="110"/>
+            </w:tcMar>
+            <w:vAlign w:val="center"/>
+          </w:tcPr>
+          <w:p>
+            <w:r>
+              <w:t xml:space="preserve">AURIX에서 뽑아 cce(로봇 드라이버 전체가 도는 컴퓨터)로 옮겨 꽂음</w:t>
+            </w:r>
+          </w:p>
+        </w:tc>
+      </w:tr>
+    </w:tbl>
+    <w:tbl>
+      <w:tblPr>
+        <w:tblW w:type="dxa" w:w="9746"/>
+        <w:tblBorders>
+          <w:top w:val="single" w:color="DEDEDE" w:sz="6"/>
+          <w:left w:val="single" w:color="DEDEDE" w:sz="6"/>
+          <w:bottom w:val="single" w:color="DEDEDE" w:sz="6"/>
+          <w:right w:val="single" w:color="DEDEDE" w:sz="6"/>
+          <w:insideH w:val="single" w:color="DEDEDE" w:sz="6"/>
+          <w:insideV w:val="single" w:color="DEDEDE" w:sz="6"/>
+        </w:tblBorders>
+      </w:tblPr>
+      <w:tblGrid>
+        <w:gridCol w:w="9746"/>
+      </w:tblGrid>
+      <w:tr>
+        <w:tc>
+          <w:tcPr>
+            <w:tcW w:type="dxa" w:w="9746"/>
+            <w:tcBorders>
+              <w:top w:val="single" w:color="DEDEDE" w:sz="6"/>
+              <w:left w:val="single" w:color="DEDEDE" w:sz="6"/>
+              <w:bottom w:val="single" w:color="DEDEDE" w:sz="6"/>
+              <w:right w:val="single" w:color="DEDEDE" w:sz="6"/>
+            </w:tcBorders>
+            <w:shd w:fill="F7F8FA" w:color="auto" w:val="clear"/>
+            <w:tcMar>
+              <w:top w:type="dxa" w:w="140"/>
+              <w:left w:type="dxa" w:w="160"/>
+              <w:bottom w:type="dxa" w:w="140"/>
+              <w:right w:type="dxa" w:w="160"/>
+            </w:tcMar>
+          </w:tcPr>
+          <w:p>
+            <w:pPr>
+              <w:spacing w:after="20" w:line="240"/>
+            </w:pPr>
+            <w:r>
+              <w:t xml:space="preserve">ls -la /dev/tb3_lidar /dev/ttyUSB*</w:t>
+              <w:br/>
+              <w:t xml:space="preserve">ros2 topic hz /scan</w:t>
+              <w:br/>
+              <w:t xml:space="preserve">ros2 service call /bt_navigator/get_state ...</w:t>
+            </w:r>
+          </w:p>
+          <w:p>
+            <w:pPr>
+              <w:spacing w:after="20" w:line="240"/>
+            </w:pPr>
+            <w:r>
+              <w:t>make medirun_gui  (build/medirun_gui 디렉터리에서 실행)</w:t>
+            </w:r>
+          </w:p>
+        </w:tc>
+      </w:tr>
+    </w:tbl>
+    <w:p>
+      <w:pPr>
+        <w:pStyle w:val="Heading3"/>
+        <w:spacing w:after="120" w:before="260" w:line="260"/>
+      </w:pPr>
+      <w:r>
+        <w:rPr>
+          <w:rFonts w:ascii="맑은 고딕" w:cs="맑은 고딕" w:eastAsia="맑은 고딕" w:hAnsi="맑은 고딕"/>
+          <w:b/>
+          <w:bCs/>
+          <w:color w:val="241B12"/>
+          <w:sz w:val="21"/>
+          <w:szCs w:val="21"/>
+        </w:rPr>
+        <w:t xml:space="preserve">검증</w:t>
+      </w:r>
+    </w:p>
+    <w:p>
+      <w:pPr>
+        <w:pStyle w:val="ListParagraph"/>
+        <w:numPr>
+          <w:ilvl w:val="0"/>
+          <w:numId w:val="2"/>
+        </w:numPr>
+        <w:spacing w:after="80" w:line="260"/>
+      </w:pPr>
+      <w:r>
+        <w:t xml:space="preserve">케이블 이동 후 bt_navigator/waypoint_follower 모두 active로 전환, /scan 10Hz 정상 발행, AMCL 로컬라이즈 정상 확인.</w:t>
+      </w:r>
+    </w:p>
+    <w:p>
+      <w:pPr>
+        <w:pStyle w:val="ListParagraph"/>
+        <w:numPr>
+          <w:ilvl w:val="0"/>
+          <w:numId w:val="2"/>
+        </w:numPr>
+        <w:spacing w:after="80" w:line="260"/>
+      </w:pPr>
+      <w:r>
+        <w:t xml:space="preserve">다음 세션에서 확인할 것으로 남긴 사항: 재부팅/청소 등으로 케이블이 다시 빠질 수 있어 계속 cce에 꽂혀 있는지 재확인 필요.</w:t>
+      </w:r>
+    </w:p>
+    <w:p>
+      <w:pPr>
+        <w:pStyle w:val="Heading3"/>
+        <w:spacing w:after="120" w:before="260" w:line="260"/>
+      </w:pPr>
+      <w:r>
+        <w:rPr>
+          <w:rFonts w:ascii="맑은 고딕" w:cs="맑은 고딕" w:eastAsia="맑은 고딕" w:hAnsi="맑은 고딕"/>
+          <w:b/>
+          <w:bCs/>
+          <w:color w:val="241B12"/>
+          <w:sz w:val="21"/>
+          <w:szCs w:val="21"/>
+        </w:rPr>
+        <w:t xml:space="preserve">재발 방지</w:t>
+      </w:r>
+    </w:p>
+    <w:tbl>
+      <w:tblPr>
+        <w:tblW w:type="dxa" w:w="9746"/>
+        <w:tblBorders>
+          <w:top w:val="single" w:color="DEDEDE" w:sz="6"/>
+          <w:left w:val="single" w:color="DEDEDE" w:sz="6"/>
+          <w:bottom w:val="single" w:color="DEDEDE" w:sz="6"/>
+          <w:right w:val="single" w:color="DEDEDE" w:sz="6"/>
+          <w:insideH w:val="single" w:color="DEDEDE" w:sz="6"/>
+          <w:insideV w:val="single" w:color="DEDEDE" w:sz="6"/>
+        </w:tblBorders>
+      </w:tblPr>
+      <w:tblGrid>
+        <w:gridCol w:w="2600"/>
+        <w:gridCol w:w="7146"/>
+      </w:tblGrid>
+      <w:tr>
+        <w:trPr>
+          <w:tblHeader/>
+        </w:trPr>
+        <w:tc>
+          <w:tcPr>
+            <w:tcW w:type="dxa" w:w="2600"/>
+            <w:tcBorders>
+              <w:top w:val="single" w:color="49361D" w:sz="6"/>
+              <w:left w:val="single" w:color="49361D" w:sz="6"/>
+              <w:bottom w:val="single" w:color="49361D" w:sz="6"/>
+              <w:right w:val="single" w:color="49361D" w:sz="6"/>
+            </w:tcBorders>
+            <w:shd w:fill="241B12" w:color="auto" w:val="clear"/>
+            <w:tcMar>
+              <w:top w:type="dxa" w:w="90"/>
+              <w:left w:type="dxa" w:w="110"/>
+              <w:bottom w:type="dxa" w:w="90"/>
+              <w:right w:type="dxa" w:w="110"/>
+            </w:tcMar>
+            <w:vAlign w:val="center"/>
+          </w:tcPr>
+          <w:p>
+            <w:pPr>
+              <w:spacing w:after="0" w:before="0" w:line="260"/>
+            </w:pPr>
+            <w:r>
+              <w:rPr>
+                <w:rFonts w:ascii="맑은 고딕" w:cs="맑은 고딕" w:eastAsia="맑은 고딕" w:hAnsi="맑은 고딕"/>
+                <w:b/>
+                <w:bCs/>
+                <w:color w:val="F4CF87"/>
+                <w:sz w:val="17"/>
+                <w:szCs w:val="17"/>
+              </w:rPr>
+              <w:t xml:space="preserve">반영 위치</w:t>
+            </w:r>
+          </w:p>
+        </w:tc>
+        <w:tc>
+          <w:tcPr>
+            <w:tcW w:type="dxa" w:w="7146"/>
+            <w:tcBorders>
+              <w:top w:val="single" w:color="49361D" w:sz="6"/>
+              <w:left w:val="single" w:color="49361D" w:sz="6"/>
+              <w:bottom w:val="single" w:color="49361D" w:sz="6"/>
+              <w:right w:val="single" w:color="49361D" w:sz="6"/>
+            </w:tcBorders>
+            <w:shd w:fill="241B12" w:color="auto" w:val="clear"/>
+            <w:tcMar>
+              <w:top w:type="dxa" w:w="90"/>
+              <w:left w:type="dxa" w:w="110"/>
+              <w:bottom w:type="dxa" w:w="90"/>
+              <w:right w:type="dxa" w:w="110"/>
+            </w:tcMar>
+            <w:vAlign w:val="center"/>
+          </w:tcPr>
+          <w:p>
+            <w:pPr>
+              <w:spacing w:after="0" w:before="0" w:line="260"/>
+            </w:pPr>
+            <w:r>
+              <w:rPr>
+                <w:rFonts w:ascii="맑은 고딕" w:cs="맑은 고딕" w:eastAsia="맑은 고딕" w:hAnsi="맑은 고딕"/>
+                <w:b/>
+                <w:bCs/>
+                <w:color w:val="F4CF87"/>
+                <w:sz w:val="17"/>
+                <w:szCs w:val="17"/>
+              </w:rPr>
+              <w:t xml:space="preserve">내용</w:t>
+            </w:r>
+          </w:p>
+        </w:tc>
+      </w:tr>
+      <w:tr>
+        <w:tc>
+          <w:tcPr>
+            <w:tcW w:type="dxa" w:w="2600"/>
+            <w:tcBorders>
+              <w:top w:val="single" w:color="DEDEDE" w:sz="6"/>
+              <w:left w:val="single" w:color="DEDEDE" w:sz="6"/>
+              <w:bottom w:val="single" w:color="DEDEDE" w:sz="6"/>
+              <w:right w:val="single" w:color="DEDEDE" w:sz="6"/>
+            </w:tcBorders>
+            <w:tcMar>
+              <w:top w:type="dxa" w:w="70"/>
+              <w:left w:type="dxa" w:w="110"/>
+              <w:bottom w:type="dxa" w:w="70"/>
+              <w:right w:type="dxa" w:w="110"/>
+            </w:tcMar>
+            <w:vAlign w:val="center"/>
+          </w:tcPr>
+          <w:p>
+            <w:r>
+              <w:t xml:space="preserve">체크리스트</w:t>
+            </w:r>
+          </w:p>
+        </w:tc>
+        <w:tc>
+          <w:tcPr>
+            <w:tcW w:type="dxa" w:w="7146"/>
+            <w:tcBorders>
+              <w:top w:val="single" w:color="DEDEDE" w:sz="6"/>
+              <w:left w:val="single" w:color="DEDEDE" w:sz="6"/>
+              <w:bottom w:val="single" w:color="DEDEDE" w:sz="6"/>
+              <w:right w:val="single" w:color="DEDEDE" w:sz="6"/>
+            </w:tcBorders>
+            <w:tcMar>
+              <w:top w:type="dxa" w:w="70"/>
+              <w:left w:type="dxa" w:w="110"/>
+              <w:bottom w:type="dxa" w:w="70"/>
+              <w:right w:type="dxa" w:w="110"/>
+            </w:tcMar>
+            <w:vAlign w:val="center"/>
+          </w:tcPr>
+          <w:p>
+            <w:r>
+              <w:t xml:space="preserve">2대-컴퓨터 구성에서 하드웨어(특히 USB 시리얼 장치)가 어느 컴퓨터에 물려 있는지는 Nav2/센서 디버깅 시 가장 먼저 확인할 항목으로 체크리스트에 추가 권장. 노드가 떠 있다고 해서 그 장치가 실제로 연결돼 있다는 뜻은 아님(하드코딩된 노드 이름과 별개로 심볼릭 링크 유무를 확인할 것).</w:t>
+            </w:r>
+          </w:p>
+        </w:tc>
+      </w:tr>
+    </w:tbl>
+    <w:p>
+      <w:pPr>
+        <w:pStyle w:val="Heading2"/>
+        <w:pBdr>
+          <w:left w:val="single" w:color="D9A441" w:sz="24" w:space="8"/>
+        </w:pBdr>
+        <w:spacing w:after="180" w:before="380" w:line="280"/>
+        <w:ind w:left="140"/>
+      </w:pPr>
+      <w:r>
+        <w:t xml:space="preserve">4.8 TS-NAV-08 (미션 관제 "전환" 버튼 — 클릭해도 로봇이 안 움직이던 문제)</w:t>
+      </w:r>
+    </w:p>
+    <w:p>
+      <w:pPr>
+        <w:pStyle w:val="Heading3"/>
+        <w:spacing w:after="120" w:before="260" w:line="260"/>
+      </w:pPr>
+      <w:r>
+        <w:rPr>
+          <w:rFonts w:ascii="맑은 고딕" w:cs="맑은 고딕" w:eastAsia="맑은 고딕" w:hAnsi="맑은 고딕"/>
+          <w:b/>
+          <w:bCs/>
+          <w:color w:val="241B12"/>
+          <w:sz w:val="21"/>
+          <w:szCs w:val="21"/>
+        </w:rPr>
+        <w:t xml:space="preserve">개요</w:t>
+      </w:r>
+    </w:p>
+    <w:tbl>
+      <w:tblPr>
+        <w:tblW w:type="dxa" w:w="9746"/>
+        <w:tblBorders>
+          <w:top w:val="single" w:color="DEDEDE" w:sz="6"/>
+          <w:left w:val="single" w:color="DEDEDE" w:sz="6"/>
+          <w:bottom w:val="single" w:color="DEDEDE" w:sz="6"/>
+          <w:right w:val="single" w:color="DEDEDE" w:sz="6"/>
+          <w:insideH w:val="single" w:color="DEDEDE" w:sz="6"/>
+          <w:insideV w:val="single" w:color="DEDEDE" w:sz="6"/>
+        </w:tblBorders>
+      </w:tblPr>
+      <w:tblGrid>
+        <w:gridCol w:w="2600"/>
+        <w:gridCol w:w="7146"/>
+      </w:tblGrid>
+      <w:tr>
+        <w:trPr>
+          <w:tblHeader/>
+        </w:trPr>
+        <w:tc>
+          <w:tcPr>
+            <w:tcW w:type="dxa" w:w="2600"/>
+            <w:tcBorders>
+              <w:top w:val="single" w:color="49361D" w:sz="6"/>
+              <w:left w:val="single" w:color="49361D" w:sz="6"/>
+              <w:bottom w:val="single" w:color="49361D" w:sz="6"/>
+              <w:right w:val="single" w:color="49361D" w:sz="6"/>
+            </w:tcBorders>
+            <w:shd w:fill="241B12" w:color="auto" w:val="clear"/>
+            <w:tcMar>
+              <w:top w:type="dxa" w:w="90"/>
+              <w:left w:type="dxa" w:w="110"/>
+              <w:bottom w:type="dxa" w:w="90"/>
+              <w:right w:type="dxa" w:w="110"/>
+            </w:tcMar>
+            <w:vAlign w:val="center"/>
+          </w:tcPr>
+          <w:p>
+            <w:pPr>
+              <w:spacing w:after="0" w:before="0" w:line="260"/>
+            </w:pPr>
+            <w:r>
+              <w:rPr>
+                <w:rFonts w:ascii="맑은 고딕" w:cs="맑은 고딕" w:eastAsia="맑은 고딕" w:hAnsi="맑은 고딕"/>
+                <w:b/>
+                <w:bCs/>
+                <w:color w:val="F4CF87"/>
+                <w:sz w:val="17"/>
+                <w:szCs w:val="17"/>
+              </w:rPr>
+              <w:t xml:space="preserve">항목</w:t>
+            </w:r>
+          </w:p>
+        </w:tc>
+        <w:tc>
+          <w:tcPr>
+            <w:tcW w:type="dxa" w:w="7146"/>
+            <w:tcBorders>
+              <w:top w:val="single" w:color="49361D" w:sz="6"/>
+              <w:left w:val="single" w:color="49361D" w:sz="6"/>
+              <w:bottom w:val="single" w:color="49361D" w:sz="6"/>
+              <w:right w:val="single" w:color="49361D" w:sz="6"/>
+            </w:tcBorders>
+            <w:shd w:fill="241B12" w:color="auto" w:val="clear"/>
+            <w:tcMar>
+              <w:top w:type="dxa" w:w="90"/>
+              <w:left w:type="dxa" w:w="110"/>
+              <w:bottom w:type="dxa" w:w="90"/>
+              <w:right w:type="dxa" w:w="110"/>
+            </w:tcMar>
+            <w:vAlign w:val="center"/>
+          </w:tcPr>
+          <w:p>
+            <w:pPr>
+              <w:spacing w:after="0" w:before="0" w:line="260"/>
+            </w:pPr>
+            <w:r>
+              <w:rPr>
+                <w:rFonts w:ascii="맑은 고딕" w:cs="맑은 고딕" w:eastAsia="맑은 고딕" w:hAnsi="맑은 고딕"/>
+                <w:b/>
+                <w:bCs/>
+                <w:color w:val="F4CF87"/>
+                <w:sz w:val="17"/>
+                <w:szCs w:val="17"/>
+              </w:rPr>
+              <w:t xml:space="preserve">내용</w:t>
+            </w:r>
+          </w:p>
+        </w:tc>
+      </w:tr>
+      <w:tr>
+        <w:tc>
+          <w:tcPr>
+            <w:tcW w:type="dxa" w:w="2600"/>
+            <w:tcBorders>
+              <w:top w:val="single" w:color="DEDEDE" w:sz="6"/>
+              <w:left w:val="single" w:color="DEDEDE" w:sz="6"/>
+              <w:bottom w:val="single" w:color="DEDEDE" w:sz="6"/>
+              <w:right w:val="single" w:color="DEDEDE" w:sz="6"/>
+            </w:tcBorders>
+            <w:tcMar>
+              <w:top w:type="dxa" w:w="70"/>
+              <w:left w:type="dxa" w:w="110"/>
+              <w:bottom w:type="dxa" w:w="70"/>
+              <w:right w:type="dxa" w:w="110"/>
+            </w:tcMar>
+            <w:vAlign w:val="center"/>
+          </w:tcPr>
+          <w:p>
+            <w:pPr>
+              <w:spacing w:after="0" w:before="0" w:line="260"/>
+            </w:pPr>
+            <w:r>
+              <w:rPr>
+                <w:rFonts w:ascii="맑은 고딕" w:cs="맑은 고딕" w:eastAsia="맑은 고딕" w:hAnsi="맑은 고딕"/>
+                <w:color w:val="3C3429"/>
+                <w:sz w:val="17"/>
+                <w:szCs w:val="17"/>
+              </w:rPr>
+              <w:t xml:space="preserve">심각도 / 상태</w:t>
+            </w:r>
+          </w:p>
+        </w:tc>
+        <w:tc>
+          <w:tcPr>
+            <w:tcW w:type="dxa" w:w="7146"/>
+            <w:tcBorders>
+              <w:top w:val="single" w:color="DEDEDE" w:sz="6"/>
+              <w:left w:val="single" w:color="DEDEDE" w:sz="6"/>
+              <w:bottom w:val="single" w:color="DEDEDE" w:sz="6"/>
+              <w:right w:val="single" w:color="DEDEDE" w:sz="6"/>
+            </w:tcBorders>
+            <w:tcMar>
+              <w:top w:type="dxa" w:w="70"/>
+              <w:left w:type="dxa" w:w="110"/>
+              <w:bottom w:type="dxa" w:w="70"/>
+              <w:right w:type="dxa" w:w="110"/>
+            </w:tcMar>
+            <w:vAlign w:val="center"/>
+          </w:tcPr>
+          <w:p>
+            <w:r>
+              <w:t xml:space="preserve">MAJOR / RESOLVED</w:t>
+            </w:r>
+          </w:p>
+        </w:tc>
+      </w:tr>
+      <w:tr>
+        <w:tc>
+          <w:tcPr>
+            <w:tcW w:type="dxa" w:w="2600"/>
+            <w:tcBorders>
+              <w:top w:val="single" w:color="DEDEDE" w:sz="6"/>
+              <w:left w:val="single" w:color="DEDEDE" w:sz="6"/>
+              <w:bottom w:val="single" w:color="DEDEDE" w:sz="6"/>
+              <w:right w:val="single" w:color="DEDEDE" w:sz="6"/>
+            </w:tcBorders>
+            <w:shd w:fill="FAFAFA" w:color="auto" w:val="clear"/>
+            <w:tcMar>
+              <w:top w:type="dxa" w:w="70"/>
+              <w:left w:type="dxa" w:w="110"/>
+              <w:bottom w:type="dxa" w:w="70"/>
+              <w:right w:type="dxa" w:w="110"/>
+            </w:tcMar>
+            <w:vAlign w:val="center"/>
+          </w:tcPr>
+          <w:p>
+            <w:pPr>
+              <w:spacing w:after="0" w:before="0" w:line="260"/>
+            </w:pPr>
+            <w:r>
+              <w:rPr>
+                <w:rFonts w:ascii="맑은 고딕" w:cs="맑은 고딕" w:eastAsia="맑은 고딕" w:hAnsi="맑은 고딕"/>
+                <w:color w:val="3C3429"/>
+                <w:sz w:val="17"/>
+                <w:szCs w:val="17"/>
+              </w:rPr>
+              <w:t xml:space="preserve">발생일 / 해결일</w:t>
+            </w:r>
+          </w:p>
+        </w:tc>
+        <w:tc>
+          <w:tcPr>
+            <w:tcW w:type="dxa" w:w="7146"/>
+            <w:tcBorders>
+              <w:top w:val="single" w:color="DEDEDE" w:sz="6"/>
+              <w:left w:val="single" w:color="DEDEDE" w:sz="6"/>
+              <w:bottom w:val="single" w:color="DEDEDE" w:sz="6"/>
+              <w:right w:val="single" w:color="DEDEDE" w:sz="6"/>
+            </w:tcBorders>
+            <w:shd w:fill="FAFAFA" w:color="auto" w:val="clear"/>
+            <w:tcMar>
+              <w:top w:type="dxa" w:w="70"/>
+              <w:left w:type="dxa" w:w="110"/>
+              <w:bottom w:type="dxa" w:w="70"/>
+              <w:right w:type="dxa" w:w="110"/>
+            </w:tcMar>
+            <w:vAlign w:val="center"/>
+          </w:tcPr>
+          <w:p>
+            <w:r>
+              <w:t xml:space="preserve">2026-08-13 / 2026-08-13</w:t>
+            </w:r>
+          </w:p>
+        </w:tc>
+      </w:tr>
+      <w:tr>
+        <w:tc>
+          <w:tcPr>
+            <w:tcW w:type="dxa" w:w="2600"/>
+            <w:tcBorders>
+              <w:top w:val="single" w:color="DEDEDE" w:sz="6"/>
+              <w:left w:val="single" w:color="DEDEDE" w:sz="6"/>
+              <w:bottom w:val="single" w:color="DEDEDE" w:sz="6"/>
+              <w:right w:val="single" w:color="DEDEDE" w:sz="6"/>
+            </w:tcBorders>
+            <w:tcMar>
+              <w:top w:type="dxa" w:w="70"/>
+              <w:left w:type="dxa" w:w="110"/>
+              <w:bottom w:type="dxa" w:w="70"/>
+              <w:right w:type="dxa" w:w="110"/>
+            </w:tcMar>
+            <w:vAlign w:val="center"/>
+          </w:tcPr>
+          <w:p>
+            <w:pPr>
+              <w:spacing w:after="0" w:before="0" w:line="260"/>
+            </w:pPr>
+            <w:r>
+              <w:rPr>
+                <w:rFonts w:ascii="맑은 고딕" w:cs="맑은 고딕" w:eastAsia="맑은 고딕" w:hAnsi="맑은 고딕"/>
+                <w:color w:val="3C3429"/>
+                <w:sz w:val="17"/>
+                <w:szCs w:val="17"/>
+              </w:rPr>
+              <w:t xml:space="preserve">담당</w:t>
+            </w:r>
+          </w:p>
+        </w:tc>
+        <w:tc>
+          <w:tcPr>
+            <w:tcW w:type="dxa" w:w="7146"/>
+            <w:tcBorders>
+              <w:top w:val="single" w:color="DEDEDE" w:sz="6"/>
+              <w:left w:val="single" w:color="DEDEDE" w:sz="6"/>
+              <w:bottom w:val="single" w:color="DEDEDE" w:sz="6"/>
+              <w:right w:val="single" w:color="DEDEDE" w:sz="6"/>
+            </w:tcBorders>
+            <w:tcMar>
+              <w:top w:type="dxa" w:w="70"/>
+              <w:left w:type="dxa" w:w="110"/>
+              <w:bottom w:type="dxa" w:w="70"/>
+              <w:right w:type="dxa" w:w="110"/>
+            </w:tcMar>
+            <w:vAlign w:val="center"/>
+          </w:tcPr>
+          <w:p>
+            <w:r>
+              <w:t xml:space="preserve">미상</w:t>
+            </w:r>
+          </w:p>
+        </w:tc>
+      </w:tr>
+      <w:tr>
+        <w:tc>
+          <w:tcPr>
+            <w:tcW w:type="dxa" w:w="2600"/>
+            <w:tcBorders>
+              <w:top w:val="single" w:color="DEDEDE" w:sz="6"/>
+              <w:left w:val="single" w:color="DEDEDE" w:sz="6"/>
+              <w:bottom w:val="single" w:color="DEDEDE" w:sz="6"/>
+              <w:right w:val="single" w:color="DEDEDE" w:sz="6"/>
+            </w:tcBorders>
+            <w:shd w:fill="FAFAFA" w:color="auto" w:val="clear"/>
+            <w:tcMar>
+              <w:top w:type="dxa" w:w="70"/>
+              <w:left w:type="dxa" w:w="110"/>
+              <w:bottom w:type="dxa" w:w="70"/>
+              <w:right w:type="dxa" w:w="110"/>
+            </w:tcMar>
+            <w:vAlign w:val="center"/>
+          </w:tcPr>
+          <w:p>
+            <w:pPr>
+              <w:spacing w:after="0" w:before="0" w:line="260"/>
+            </w:pPr>
+            <w:r>
+              <w:rPr>
+                <w:rFonts w:ascii="맑은 고딕" w:cs="맑은 고딕" w:eastAsia="맑은 고딕" w:hAnsi="맑은 고딕"/>
+                <w:color w:val="3C3429"/>
+                <w:sz w:val="17"/>
+                <w:szCs w:val="17"/>
+              </w:rPr>
+              <w:t xml:space="preserve">환경</w:t>
+            </w:r>
+          </w:p>
+        </w:tc>
+        <w:tc>
+          <w:tcPr>
+            <w:tcW w:type="dxa" w:w="7146"/>
+            <w:tcBorders>
+              <w:top w:val="single" w:color="DEDEDE" w:sz="6"/>
+              <w:left w:val="single" w:color="DEDEDE" w:sz="6"/>
+              <w:bottom w:val="single" w:color="DEDEDE" w:sz="6"/>
+              <w:right w:val="single" w:color="DEDEDE" w:sz="6"/>
+            </w:tcBorders>
+            <w:shd w:fill="FAFAFA" w:color="auto" w:val="clear"/>
+            <w:tcMar>
+              <w:top w:type="dxa" w:w="70"/>
+              <w:left w:type="dxa" w:w="110"/>
+              <w:bottom w:type="dxa" w:w="70"/>
+              <w:right w:type="dxa" w:w="110"/>
+            </w:tcMar>
+            <w:vAlign w:val="center"/>
+          </w:tcPr>
+          <w:p>
+            <w:r>
+              <w:t xml:space="preserve">ROS 2 Humble · Nav2 · src/medirun_gui/src/ros/nav2navigationservice.cpp · 트레일러 정렬용 접근(approach)→최종 목표 2단계 주행 구조</w:t>
+            </w:r>
+          </w:p>
+        </w:tc>
+      </w:tr>
+      <w:tr>
+        <w:tc>
+          <w:tcPr>
+            <w:tcW w:type="dxa" w:w="2600"/>
+            <w:tcBorders>
+              <w:top w:val="single" w:color="DEDEDE" w:sz="6"/>
+              <w:left w:val="single" w:color="DEDEDE" w:sz="6"/>
+              <w:bottom w:val="single" w:color="DEDEDE" w:sz="6"/>
+              <w:right w:val="single" w:color="DEDEDE" w:sz="6"/>
+            </w:tcBorders>
+            <w:tcMar>
+              <w:top w:type="dxa" w:w="70"/>
+              <w:left w:type="dxa" w:w="110"/>
+              <w:bottom w:type="dxa" w:w="70"/>
+              <w:right w:type="dxa" w:w="110"/>
+            </w:tcMar>
+            <w:vAlign w:val="center"/>
+          </w:tcPr>
+          <w:p>
+            <w:pPr>
+              <w:spacing w:after="0" w:before="0" w:line="260"/>
+            </w:pPr>
+            <w:r>
+              <w:rPr>
+                <w:rFonts w:ascii="맑은 고딕" w:cs="맑은 고딕" w:eastAsia="맑은 고딕" w:hAnsi="맑은 고딕"/>
+                <w:color w:val="3C3429"/>
+                <w:sz w:val="17"/>
+                <w:szCs w:val="17"/>
+              </w:rPr>
+              <w:t xml:space="preserve">관련</w:t>
+            </w:r>
+          </w:p>
+        </w:tc>
+        <w:tc>
+          <w:tcPr>
+            <w:tcW w:type="dxa" w:w="7146"/>
+            <w:tcBorders>
+              <w:top w:val="single" w:color="DEDEDE" w:sz="6"/>
+              <w:left w:val="single" w:color="DEDEDE" w:sz="6"/>
+              <w:bottom w:val="single" w:color="DEDEDE" w:sz="6"/>
+              <w:right w:val="single" w:color="DEDEDE" w:sz="6"/>
+            </w:tcBorders>
+            <w:tcMar>
+              <w:top w:type="dxa" w:w="70"/>
+              <w:left w:type="dxa" w:w="110"/>
+              <w:bottom w:type="dxa" w:w="70"/>
+              <w:right w:type="dxa" w:w="110"/>
+            </w:tcMar>
+            <w:vAlign w:val="center"/>
+          </w:tcPr>
+          <w:p>
+            <w:r>
+              <w:t xml:space="preserve">TS-NAV-05(웨이포인트 동시 주행 요청 시 이전 목표 취소 불가 — 같은 nav2navigationservice.cpp의 취소 로직 계열이나 이 이슈는 접근/최종 leg 전환의 공백구간이 원인으로 별개)</w:t>
+            </w:r>
+          </w:p>
+        </w:tc>
+      </w:tr>
+    </w:tbl>
+    <w:p>
+      <w:pPr>
+        <w:pStyle w:val="Heading3"/>
+        <w:spacing w:after="120" w:before="260" w:line="260"/>
+      </w:pPr>
+      <w:r>
+        <w:rPr>
+          <w:rFonts w:ascii="맑은 고딕" w:cs="맑은 고딕" w:eastAsia="맑은 고딕" w:hAnsi="맑은 고딕"/>
+          <w:b/>
+          <w:bCs/>
+          <w:color w:val="241B12"/>
+          <w:sz w:val="21"/>
+          <w:szCs w:val="21"/>
+        </w:rPr>
+        <w:t xml:space="preserve">증상</w:t>
+      </w:r>
+    </w:p>
+    <w:p>
+      <w:pPr>
+        <w:spacing w:after="140" w:before="0" w:line="260"/>
+      </w:pPr>
+      <w:r>
+        <w:t xml:space="preserve">대기 호출 큐에서 다른 호출이 진행 중일 때 "전환"(예전 이름 "확인·전환") 버튼을 눌러도 현재 미션이 취소되지 않고 로봇이 원래 목적지로 계속 이동한다. 미션 컨트롤러는 Diverting 상태에 멈춰버린다.</w:t>
+      </w:r>
+    </w:p>
+    <w:tbl>
+      <w:tblPr>
+        <w:tblW w:type="dxa" w:w="9746"/>
+        <w:tblBorders>
+          <w:top w:val="single" w:color="DEDEDE" w:sz="6"/>
+          <w:left w:val="single" w:color="DEDEDE" w:sz="6"/>
+          <w:bottom w:val="single" w:color="DEDEDE" w:sz="6"/>
+          <w:right w:val="single" w:color="DEDEDE" w:sz="6"/>
+          <w:insideH w:val="single" w:color="DEDEDE" w:sz="6"/>
+          <w:insideV w:val="single" w:color="DEDEDE" w:sz="6"/>
+        </w:tblBorders>
+      </w:tblPr>
+      <w:tblGrid>
+        <w:gridCol w:w="9746"/>
+      </w:tblGrid>
+      <w:tr>
+        <w:tc>
+          <w:tcPr>
+            <w:tcW w:type="dxa" w:w="9746"/>
+            <w:tcBorders>
+              <w:top w:val="single" w:color="DEDEDE" w:sz="6"/>
+              <w:left w:val="single" w:color="DEDEDE" w:sz="6"/>
+              <w:bottom w:val="single" w:color="DEDEDE" w:sz="6"/>
+              <w:right w:val="single" w:color="DEDEDE" w:sz="6"/>
+            </w:tcBorders>
+            <w:shd w:fill="F7F8FA" w:color="auto" w:val="clear"/>
+            <w:tcMar>
+              <w:top w:type="dxa" w:w="140"/>
+              <w:left w:type="dxa" w:w="160"/>
+              <w:bottom w:type="dxa" w:w="140"/>
+              <w:right w:type="dxa" w:w="160"/>
+            </w:tcMar>
+          </w:tcPr>
+          <w:p>
+            <w:pPr>
+              <w:spacing w:after="20" w:line="240"/>
+            </w:pPr>
+            <w:r>
+              <w:t xml:space="preserve">(별도 로그 없음)</w:t>
+            </w:r>
+          </w:p>
+          <w:p>
+            <w:pPr>
+              <w:spacing w:after="20" w:line="240"/>
+            </w:pPr>
+            <w:r>
+              <w:t>inactive   (그런데 GUI 배지는 이미 '연결됨'으로 표시)</w:t>
+            </w:r>
+          </w:p>
+        </w:tc>
+      </w:tr>
+    </w:tbl>
+    <w:p>
+      <w:pPr>
+        <w:pStyle w:val="Heading3"/>
+        <w:spacing w:after="120" w:before="260" w:line="260"/>
+      </w:pPr>
+      <w:r>
+        <w:rPr>
+          <w:rFonts w:ascii="맑은 고딕" w:cs="맑은 고딕" w:eastAsia="맑은 고딕" w:hAnsi="맑은 고딕"/>
+          <w:b/>
+          <w:bCs/>
+          <w:color w:val="241B12"/>
+          <w:sz w:val="21"/>
+          <w:szCs w:val="21"/>
+        </w:rPr>
+        <w:t xml:space="preserve">재현 절차</w:t>
+      </w:r>
+    </w:p>
+    <w:tbl>
+      <w:tblPr>
+        <w:tblW w:type="dxa" w:w="9746"/>
+        <w:tblBorders>
+          <w:top w:val="single" w:color="DEDEDE" w:sz="6"/>
+          <w:left w:val="single" w:color="DEDEDE" w:sz="6"/>
+          <w:bottom w:val="single" w:color="DEDEDE" w:sz="6"/>
+          <w:right w:val="single" w:color="DEDEDE" w:sz="6"/>
+          <w:insideH w:val="single" w:color="DEDEDE" w:sz="6"/>
+          <w:insideV w:val="single" w:color="DEDEDE" w:sz="6"/>
+        </w:tblBorders>
+      </w:tblPr>
+      <w:tblGrid>
+        <w:gridCol w:w="1500"/>
+        <w:gridCol w:w="3000"/>
+        <w:gridCol w:w="5246"/>
+      </w:tblGrid>
+      <w:tr>
+        <w:trPr>
+          <w:tblHeader/>
+        </w:trPr>
+        <w:tc>
+          <w:tcPr>
+            <w:tcW w:type="dxa" w:w="1500"/>
+            <w:tcBorders>
+              <w:top w:val="single" w:color="49361D" w:sz="6"/>
+              <w:left w:val="single" w:color="49361D" w:sz="6"/>
+              <w:bottom w:val="single" w:color="49361D" w:sz="6"/>
+              <w:right w:val="single" w:color="49361D" w:sz="6"/>
+            </w:tcBorders>
+            <w:shd w:fill="241B12" w:color="auto" w:val="clear"/>
+            <w:tcMar>
+              <w:top w:type="dxa" w:w="90"/>
+              <w:left w:type="dxa" w:w="110"/>
+              <w:bottom w:type="dxa" w:w="90"/>
+              <w:right w:type="dxa" w:w="110"/>
+            </w:tcMar>
+            <w:vAlign w:val="center"/>
+          </w:tcPr>
+          <w:p>
+            <w:pPr>
+              <w:spacing w:after="0" w:before="0" w:line="260"/>
+            </w:pPr>
+            <w:r>
+              <w:rPr>
+                <w:rFonts w:ascii="맑은 고딕" w:cs="맑은 고딕" w:eastAsia="맑은 고딕" w:hAnsi="맑은 고딕"/>
+                <w:b/>
+                <w:bCs/>
+                <w:color w:val="F4CF87"/>
+                <w:sz w:val="17"/>
+                <w:szCs w:val="17"/>
+              </w:rPr>
+              <w:t xml:space="preserve">#</w:t>
+            </w:r>
+          </w:p>
+        </w:tc>
+        <w:tc>
+          <w:tcPr>
+            <w:tcW w:type="dxa" w:w="3000"/>
+            <w:tcBorders>
+              <w:top w:val="single" w:color="49361D" w:sz="6"/>
+              <w:left w:val="single" w:color="49361D" w:sz="6"/>
+              <w:bottom w:val="single" w:color="49361D" w:sz="6"/>
+              <w:right w:val="single" w:color="49361D" w:sz="6"/>
+            </w:tcBorders>
+            <w:shd w:fill="241B12" w:color="auto" w:val="clear"/>
+            <w:tcMar>
+              <w:top w:type="dxa" w:w="90"/>
+              <w:left w:type="dxa" w:w="110"/>
+              <w:bottom w:type="dxa" w:w="90"/>
+              <w:right w:type="dxa" w:w="110"/>
+            </w:tcMar>
+            <w:vAlign w:val="center"/>
+          </w:tcPr>
+          <w:p>
+            <w:pPr>
+              <w:spacing w:after="0" w:before="0" w:line="260"/>
+            </w:pPr>
+            <w:r>
+              <w:rPr>
+                <w:rFonts w:ascii="맑은 고딕" w:cs="맑은 고딕" w:eastAsia="맑은 고딕" w:hAnsi="맑은 고딕"/>
+                <w:b/>
+                <w:bCs/>
+                <w:color w:val="F4CF87"/>
+                <w:sz w:val="17"/>
+                <w:szCs w:val="17"/>
+              </w:rPr>
+              <w:t xml:space="preserve">동작</w:t>
+            </w:r>
+          </w:p>
+        </w:tc>
+        <w:tc>
+          <w:tcPr>
+            <w:tcW w:type="dxa" w:w="5246"/>
+            <w:tcBorders>
+              <w:top w:val="single" w:color="49361D" w:sz="6"/>
+              <w:left w:val="single" w:color="49361D" w:sz="6"/>
+              <w:bottom w:val="single" w:color="49361D" w:sz="6"/>
+              <w:right w:val="single" w:color="49361D" w:sz="6"/>
+            </w:tcBorders>
+            <w:shd w:fill="241B12" w:color="auto" w:val="clear"/>
+            <w:tcMar>
+              <w:top w:type="dxa" w:w="90"/>
+              <w:left w:type="dxa" w:w="110"/>
+              <w:bottom w:type="dxa" w:w="90"/>
+              <w:right w:type="dxa" w:w="110"/>
+            </w:tcMar>
+            <w:vAlign w:val="center"/>
+          </w:tcPr>
+          <w:p>
+            <w:pPr>
+              <w:spacing w:after="0" w:before="0" w:line="260"/>
+            </w:pPr>
+            <w:r>
+              <w:rPr>
+                <w:rFonts w:ascii="맑은 고딕" w:cs="맑은 고딕" w:eastAsia="맑은 고딕" w:hAnsi="맑은 고딕"/>
+                <w:b/>
+                <w:bCs/>
+                <w:color w:val="F4CF87"/>
+                <w:sz w:val="17"/>
+                <w:szCs w:val="17"/>
+              </w:rPr>
+              <w:t xml:space="preserve">결과</w:t>
+            </w:r>
+          </w:p>
+        </w:tc>
+      </w:tr>
+      <w:tr>
+        <w:tc>
+          <w:tcPr>
+            <w:tcW w:type="dxa" w:w="1500"/>
+            <w:tcBorders>
+              <w:top w:val="single" w:color="DEDEDE" w:sz="6"/>
+              <w:left w:val="single" w:color="DEDEDE" w:sz="6"/>
+              <w:bottom w:val="single" w:color="DEDEDE" w:sz="6"/>
+              <w:right w:val="single" w:color="DEDEDE" w:sz="6"/>
+            </w:tcBorders>
+            <w:tcMar>
+              <w:top w:type="dxa" w:w="70"/>
+              <w:left w:type="dxa" w:w="110"/>
+              <w:bottom w:type="dxa" w:w="70"/>
+              <w:right w:type="dxa" w:w="110"/>
+            </w:tcMar>
+            <w:vAlign w:val="center"/>
+          </w:tcPr>
+          <w:p>
+            <w:r>
+              <w:t xml:space="preserve">1</w:t>
+            </w:r>
+          </w:p>
+        </w:tc>
+        <w:tc>
+          <w:tcPr>
+            <w:tcW w:type="dxa" w:w="3000"/>
+            <w:tcBorders>
+              <w:top w:val="single" w:color="DEDEDE" w:sz="6"/>
+              <w:left w:val="single" w:color="DEDEDE" w:sz="6"/>
+              <w:bottom w:val="single" w:color="DEDEDE" w:sz="6"/>
+              <w:right w:val="single" w:color="DEDEDE" w:sz="6"/>
+            </w:tcBorders>
+            <w:tcMar>
+              <w:top w:type="dxa" w:w="70"/>
+              <w:left w:type="dxa" w:w="110"/>
+              <w:bottom w:type="dxa" w:w="70"/>
+              <w:right w:type="dxa" w:w="110"/>
+            </w:tcMar>
+            <w:vAlign w:val="center"/>
+          </w:tcPr>
+          <w:p>
+            <w:r>
+              <w:t xml:space="preserve">대기 큐에 다른 호출이 진행 중인 상태에서 "전환" 버튼 클릭</w:t>
+            </w:r>
+          </w:p>
+        </w:tc>
+        <w:tc>
+          <w:tcPr>
+            <w:tcW w:type="dxa" w:w="5246"/>
+            <w:tcBorders>
+              <w:top w:val="single" w:color="DEDEDE" w:sz="6"/>
+              <w:left w:val="single" w:color="DEDEDE" w:sz="6"/>
+              <w:bottom w:val="single" w:color="DEDEDE" w:sz="6"/>
+              <w:right w:val="single" w:color="DEDEDE" w:sz="6"/>
+            </w:tcBorders>
+            <w:tcMar>
+              <w:top w:type="dxa" w:w="70"/>
+              <w:left w:type="dxa" w:w="110"/>
+              <w:bottom w:type="dxa" w:w="70"/>
+              <w:right w:type="dxa" w:w="110"/>
+            </w:tcMar>
+            <w:vAlign w:val="center"/>
+          </w:tcPr>
+          <w:p>
+            <w:r>
+              <w:t xml:space="preserve">MissionController::requestQueueDivert 호출, 현재 미션 취소 시도</w:t>
+            </w:r>
+          </w:p>
+        </w:tc>
+      </w:tr>
+      <w:tr>
+        <w:tc>
+          <w:tcPr>
+            <w:tcW w:type="dxa" w:w="1500"/>
+            <w:tcBorders>
+              <w:top w:val="single" w:color="DEDEDE" w:sz="6"/>
+              <w:left w:val="single" w:color="DEDEDE" w:sz="6"/>
+              <w:bottom w:val="single" w:color="DEDEDE" w:sz="6"/>
+              <w:right w:val="single" w:color="DEDEDE" w:sz="6"/>
+            </w:tcBorders>
+            <w:shd w:fill="FAFAFA" w:color="auto" w:val="clear"/>
+            <w:tcMar>
+              <w:top w:type="dxa" w:w="70"/>
+              <w:left w:type="dxa" w:w="110"/>
+              <w:bottom w:type="dxa" w:w="70"/>
+              <w:right w:type="dxa" w:w="110"/>
+            </w:tcMar>
+            <w:vAlign w:val="center"/>
+          </w:tcPr>
+          <w:p>
+            <w:r>
+              <w:t xml:space="preserve">2</w:t>
+            </w:r>
+          </w:p>
+        </w:tc>
+        <w:tc>
+          <w:tcPr>
+            <w:tcW w:type="dxa" w:w="3000"/>
+            <w:tcBorders>
+              <w:top w:val="single" w:color="DEDEDE" w:sz="6"/>
+              <w:left w:val="single" w:color="DEDEDE" w:sz="6"/>
+              <w:bottom w:val="single" w:color="DEDEDE" w:sz="6"/>
+              <w:right w:val="single" w:color="DEDEDE" w:sz="6"/>
+            </w:tcBorders>
+            <w:shd w:fill="FAFAFA" w:color="auto" w:val="clear"/>
+            <w:tcMar>
+              <w:top w:type="dxa" w:w="70"/>
+              <w:left w:type="dxa" w:w="110"/>
+              <w:bottom w:type="dxa" w:w="70"/>
+              <w:right w:type="dxa" w:w="110"/>
+            </w:tcMar>
+            <w:vAlign w:val="center"/>
+          </w:tcPr>
+          <w:p>
+            <w:r>
+              <w:t xml:space="preserve">트레일러 정렬 2단계 주행 중 접근(approach) 목표 완료~최종 목표 accept 사이 타이밍에 취소 요청 도달</w:t>
+            </w:r>
+          </w:p>
+        </w:tc>
+        <w:tc>
+          <w:tcPr>
+            <w:tcW w:type="dxa" w:w="5246"/>
+            <w:tcBorders>
+              <w:top w:val="single" w:color="DEDEDE" w:sz="6"/>
+              <w:left w:val="single" w:color="DEDEDE" w:sz="6"/>
+              <w:bottom w:val="single" w:color="DEDEDE" w:sz="6"/>
+              <w:right w:val="single" w:color="DEDEDE" w:sz="6"/>
+            </w:tcBorders>
+            <w:shd w:fill="FAFAFA" w:color="auto" w:val="clear"/>
+            <w:tcMar>
+              <w:top w:type="dxa" w:w="70"/>
+              <w:left w:type="dxa" w:w="110"/>
+              <w:bottom w:type="dxa" w:w="70"/>
+              <w:right w:type="dxa" w:w="110"/>
+            </w:tcMar>
+            <w:vAlign w:val="center"/>
+          </w:tcPr>
+          <w:p>
+            <w:r>
+              <w:t xml:space="preserve">Nav2NavigationService::cancelGoal()이 취소할 handle이 없어 "취소할 진행 중인 주행이 없습니다"만 로그로 남기고 요청을 통째로 무시</w:t>
+            </w:r>
+          </w:p>
+        </w:tc>
+      </w:tr>
+      <w:tr>
+        <w:tc>
+          <w:tcPr>
+            <w:tcW w:type="dxa" w:w="1500"/>
+            <w:tcBorders>
+              <w:top w:val="single" w:color="DEDEDE" w:sz="6"/>
+              <w:left w:val="single" w:color="DEDEDE" w:sz="6"/>
+              <w:bottom w:val="single" w:color="DEDEDE" w:sz="6"/>
+              <w:right w:val="single" w:color="DEDEDE" w:sz="6"/>
+            </w:tcBorders>
+            <w:tcMar>
+              <w:top w:type="dxa" w:w="70"/>
+              <w:left w:type="dxa" w:w="110"/>
+              <w:bottom w:type="dxa" w:w="70"/>
+              <w:right w:type="dxa" w:w="110"/>
+            </w:tcMar>
+            <w:vAlign w:val="center"/>
+          </w:tcPr>
+          <w:p>
+            <w:r>
+              <w:t xml:space="preserve">3</w:t>
+            </w:r>
+          </w:p>
+        </w:tc>
+        <w:tc>
+          <w:tcPr>
+            <w:tcW w:type="dxa" w:w="3000"/>
+            <w:tcBorders>
+              <w:top w:val="single" w:color="DEDEDE" w:sz="6"/>
+              <w:left w:val="single" w:color="DEDEDE" w:sz="6"/>
+              <w:bottom w:val="single" w:color="DEDEDE" w:sz="6"/>
+              <w:right w:val="single" w:color="DEDEDE" w:sz="6"/>
+            </w:tcBorders>
+            <w:tcMar>
+              <w:top w:type="dxa" w:w="70"/>
+              <w:left w:type="dxa" w:w="110"/>
+              <w:bottom w:type="dxa" w:w="70"/>
+              <w:right w:type="dxa" w:w="110"/>
+            </w:tcMar>
+            <w:vAlign w:val="center"/>
+          </w:tcPr>
+          <w:p>
+            <w:r>
+              <w:t xml:space="preserve">결과 확인</w:t>
+            </w:r>
+          </w:p>
+        </w:tc>
+        <w:tc>
+          <w:tcPr>
+            <w:tcW w:type="dxa" w:w="5246"/>
+            <w:tcBorders>
+              <w:top w:val="single" w:color="DEDEDE" w:sz="6"/>
+              <w:left w:val="single" w:color="DEDEDE" w:sz="6"/>
+              <w:bottom w:val="single" w:color="DEDEDE" w:sz="6"/>
+              <w:right w:val="single" w:color="DEDEDE" w:sz="6"/>
+            </w:tcBorders>
+            <w:tcMar>
+              <w:top w:type="dxa" w:w="70"/>
+              <w:left w:type="dxa" w:w="110"/>
+              <w:bottom w:type="dxa" w:w="70"/>
+              <w:right w:type="dxa" w:w="110"/>
+            </w:tcMar>
+            <w:vAlign w:val="center"/>
+          </w:tcPr>
+          <w:p>
+            <w:r>
+              <w:t xml:space="preserve">로봇은 원래 목적지로 계속 이동, 미션 컨트롤러는 Diverting 상태에서 멈춤 — 새 미션이 시작되지 않음</w:t>
+            </w:r>
+          </w:p>
+        </w:tc>
+      </w:tr>
+    </w:tbl>
+    <w:p>
+      <w:pPr>
+        <w:spacing w:after="140" w:before="0" w:line="260"/>
+      </w:pPr>
+      <w:r>
+        <w:t xml:space="preserve">재현율: 트레일러 접근(approach) 목표가 끝나고 최종 목표가 Nav2에 accept되기 전의 짧은 공백 구간에 "전환"을 누를 때 재현.</w:t>
+      </w:r>
+    </w:p>
+    <w:p>
+      <w:pPr>
+        <w:pStyle w:val="Heading3"/>
+        <w:spacing w:after="120" w:before="260" w:line="260"/>
+      </w:pPr>
+      <w:r>
+        <w:rPr>
+          <w:rFonts w:ascii="맑은 고딕" w:cs="맑은 고딕" w:eastAsia="맑은 고딕" w:hAnsi="맑은 고딕"/>
+          <w:b/>
+          <w:bCs/>
+          <w:color w:val="241B12"/>
+          <w:sz w:val="21"/>
+          <w:szCs w:val="21"/>
+        </w:rPr>
+        <w:t xml:space="preserve">진단 과정</w:t>
+      </w:r>
+    </w:p>
+    <w:tbl>
+      <w:tblPr>
+        <w:tblW w:type="dxa" w:w="9746"/>
+        <w:tblBorders>
+          <w:top w:val="single" w:color="DEDEDE" w:sz="6"/>
+          <w:left w:val="single" w:color="DEDEDE" w:sz="6"/>
+          <w:bottom w:val="single" w:color="DEDEDE" w:sz="6"/>
+          <w:right w:val="single" w:color="DEDEDE" w:sz="6"/>
+          <w:insideH w:val="single" w:color="DEDEDE" w:sz="6"/>
+          <w:insideV w:val="single" w:color="DEDEDE" w:sz="6"/>
+        </w:tblBorders>
+      </w:tblPr>
+      <w:tblGrid>
+        <w:gridCol w:w="1500"/>
+        <w:gridCol w:w="3000"/>
+        <w:gridCol w:w="5246"/>
+      </w:tblGrid>
+      <w:tr>
+        <w:trPr>
+          <w:tblHeader/>
+        </w:trPr>
+        <w:tc>
+          <w:tcPr>
+            <w:tcW w:type="dxa" w:w="1500"/>
+            <w:tcBorders>
+              <w:top w:val="single" w:color="49361D" w:sz="6"/>
+              <w:left w:val="single" w:color="49361D" w:sz="6"/>
+              <w:bottom w:val="single" w:color="49361D" w:sz="6"/>
+              <w:right w:val="single" w:color="49361D" w:sz="6"/>
+            </w:tcBorders>
+            <w:shd w:fill="241B12" w:color="auto" w:val="clear"/>
+            <w:tcMar>
+              <w:top w:type="dxa" w:w="90"/>
+              <w:left w:type="dxa" w:w="110"/>
+              <w:bottom w:type="dxa" w:w="90"/>
+              <w:right w:type="dxa" w:w="110"/>
+            </w:tcMar>
+            <w:vAlign w:val="center"/>
+          </w:tcPr>
+          <w:p>
+            <w:pPr>
+              <w:spacing w:after="0" w:before="0" w:line="260"/>
+            </w:pPr>
+            <w:r>
+              <w:rPr>
+                <w:rFonts w:ascii="맑은 고딕" w:cs="맑은 고딕" w:eastAsia="맑은 고딕" w:hAnsi="맑은 고딕"/>
+                <w:b/>
+                <w:bCs/>
+                <w:color w:val="F4CF87"/>
+                <w:sz w:val="17"/>
+                <w:szCs w:val="17"/>
+              </w:rPr>
+              <w:t xml:space="preserve">가설</w:t>
+            </w:r>
+          </w:p>
+        </w:tc>
+        <w:tc>
+          <w:tcPr>
+            <w:tcW w:type="dxa" w:w="3000"/>
+            <w:tcBorders>
+              <w:top w:val="single" w:color="49361D" w:sz="6"/>
+              <w:left w:val="single" w:color="49361D" w:sz="6"/>
+              <w:bottom w:val="single" w:color="49361D" w:sz="6"/>
+              <w:right w:val="single" w:color="49361D" w:sz="6"/>
+            </w:tcBorders>
+            <w:shd w:fill="241B12" w:color="auto" w:val="clear"/>
+            <w:tcMar>
+              <w:top w:type="dxa" w:w="90"/>
+              <w:left w:type="dxa" w:w="110"/>
+              <w:bottom w:type="dxa" w:w="90"/>
+              <w:right w:type="dxa" w:w="110"/>
+            </w:tcMar>
+            <w:vAlign w:val="center"/>
+          </w:tcPr>
+          <w:p>
+            <w:pPr>
+              <w:spacing w:after="0" w:before="0" w:line="260"/>
+            </w:pPr>
+            <w:r>
+              <w:rPr>
+                <w:rFonts w:ascii="맑은 고딕" w:cs="맑은 고딕" w:eastAsia="맑은 고딕" w:hAnsi="맑은 고딕"/>
+                <w:b/>
+                <w:bCs/>
+                <w:color w:val="F4CF87"/>
+                <w:sz w:val="17"/>
+                <w:szCs w:val="17"/>
+              </w:rPr>
+              <w:t xml:space="preserve">확인 방법</w:t>
+            </w:r>
+          </w:p>
+        </w:tc>
+        <w:tc>
+          <w:tcPr>
+            <w:tcW w:type="dxa" w:w="5246"/>
+            <w:tcBorders>
+              <w:top w:val="single" w:color="49361D" w:sz="6"/>
+              <w:left w:val="single" w:color="49361D" w:sz="6"/>
+              <w:bottom w:val="single" w:color="49361D" w:sz="6"/>
+              <w:right w:val="single" w:color="49361D" w:sz="6"/>
+            </w:tcBorders>
+            <w:shd w:fill="241B12" w:color="auto" w:val="clear"/>
+            <w:tcMar>
+              <w:top w:type="dxa" w:w="90"/>
+              <w:left w:type="dxa" w:w="110"/>
+              <w:bottom w:type="dxa" w:w="90"/>
+              <w:right w:type="dxa" w:w="110"/>
+            </w:tcMar>
+            <w:vAlign w:val="center"/>
+          </w:tcPr>
+          <w:p>
+            <w:pPr>
+              <w:spacing w:after="0" w:before="0" w:line="260"/>
+            </w:pPr>
+            <w:r>
+              <w:rPr>
+                <w:rFonts w:ascii="맑은 고딕" w:cs="맑은 고딕" w:eastAsia="맑은 고딕" w:hAnsi="맑은 고딕"/>
+                <w:b/>
+                <w:bCs/>
+                <w:color w:val="F4CF87"/>
+                <w:sz w:val="17"/>
+                <w:szCs w:val="17"/>
+              </w:rPr>
+              <w:t xml:space="preserve">결과</w:t>
+            </w:r>
+          </w:p>
+        </w:tc>
+      </w:tr>
+      <w:tr>
+        <w:tc>
+          <w:tcPr>
+            <w:tcW w:type="dxa" w:w="1500"/>
+            <w:tcBorders>
+              <w:top w:val="single" w:color="DEDEDE" w:sz="6"/>
+              <w:left w:val="single" w:color="DEDEDE" w:sz="6"/>
+              <w:bottom w:val="single" w:color="DEDEDE" w:sz="6"/>
+              <w:right w:val="single" w:color="DEDEDE" w:sz="6"/>
+            </w:tcBorders>
+            <w:tcMar>
+              <w:top w:type="dxa" w:w="70"/>
+              <w:left w:type="dxa" w:w="110"/>
+              <w:bottom w:type="dxa" w:w="70"/>
+              <w:right w:type="dxa" w:w="110"/>
+            </w:tcMar>
+            <w:vAlign w:val="center"/>
+          </w:tcPr>
+          <w:p>
+            <w:r>
+              <w:t xml:space="preserve">requestQueueDivert 로직 자체가 잘못됐다</w:t>
+            </w:r>
+          </w:p>
+        </w:tc>
+        <w:tc>
+          <w:tcPr>
+            <w:tcW w:type="dxa" w:w="3000"/>
+            <w:tcBorders>
+              <w:top w:val="single" w:color="DEDEDE" w:sz="6"/>
+              <w:left w:val="single" w:color="DEDEDE" w:sz="6"/>
+              <w:bottom w:val="single" w:color="DEDEDE" w:sz="6"/>
+              <w:right w:val="single" w:color="DEDEDE" w:sz="6"/>
+            </w:tcBorders>
+            <w:tcMar>
+              <w:top w:type="dxa" w:w="70"/>
+              <w:left w:type="dxa" w:w="110"/>
+              <w:bottom w:type="dxa" w:w="70"/>
+              <w:right w:type="dxa" w:w="110"/>
+            </w:tcMar>
+            <w:vAlign w:val="center"/>
+          </w:tcPr>
+          <w:p>
+            <w:r>
+              <w:t xml:space="preserve">MissionController::requestQueueDivert 코드 감사</w:t>
+            </w:r>
+          </w:p>
+        </w:tc>
+        <w:tc>
+          <w:tcPr>
+            <w:tcW w:type="dxa" w:w="5246"/>
+            <w:tcBorders>
+              <w:top w:val="single" w:color="DEDEDE" w:sz="6"/>
+              <w:left w:val="single" w:color="DEDEDE" w:sz="6"/>
+              <w:bottom w:val="single" w:color="DEDEDE" w:sz="6"/>
+              <w:right w:val="single" w:color="DEDEDE" w:sz="6"/>
+            </w:tcBorders>
+            <w:tcMar>
+              <w:top w:type="dxa" w:w="70"/>
+              <w:left w:type="dxa" w:w="110"/>
+              <w:bottom w:type="dxa" w:w="70"/>
+              <w:right w:type="dxa" w:w="110"/>
+            </w:tcMar>
+            <w:vAlign w:val="center"/>
+          </w:tcPr>
+          <w:p>
+            <w:r>
+              <w:t xml:space="preserve">기각 — 취소 후 Nav2가 CANCELED를 확인해주면 그 콜백에서 바로 새 미션을 시작하는 로직 자체는 정상</w:t>
+            </w:r>
+          </w:p>
+        </w:tc>
+      </w:tr>
+      <w:tr>
+        <w:tc>
+          <w:tcPr>
+            <w:tcW w:type="dxa" w:w="1500"/>
+            <w:tcBorders>
+              <w:top w:val="single" w:color="DEDEDE" w:sz="6"/>
+              <w:left w:val="single" w:color="DEDEDE" w:sz="6"/>
+              <w:bottom w:val="single" w:color="DEDEDE" w:sz="6"/>
+              <w:right w:val="single" w:color="DEDEDE" w:sz="6"/>
+            </w:tcBorders>
+            <w:shd w:fill="FAFAFA" w:color="auto" w:val="clear"/>
+            <w:tcMar>
+              <w:top w:type="dxa" w:w="70"/>
+              <w:left w:type="dxa" w:w="110"/>
+              <w:bottom w:type="dxa" w:w="70"/>
+              <w:right w:type="dxa" w:w="110"/>
+            </w:tcMar>
+            <w:vAlign w:val="center"/>
+          </w:tcPr>
+          <w:p>
+            <w:r>
+              <w:t xml:space="preserve">접근→최종 목표 전환 사이 공백구간에 취소할 Nav2 goal handle이 없어 취소 요청이 무시된다</w:t>
+            </w:r>
+          </w:p>
+        </w:tc>
+        <w:tc>
+          <w:tcPr>
+            <w:tcW w:type="dxa" w:w="3000"/>
+            <w:tcBorders>
+              <w:top w:val="single" w:color="DEDEDE" w:sz="6"/>
+              <w:left w:val="single" w:color="DEDEDE" w:sz="6"/>
+              <w:bottom w:val="single" w:color="DEDEDE" w:sz="6"/>
+              <w:right w:val="single" w:color="DEDEDE" w:sz="6"/>
+            </w:tcBorders>
+            <w:shd w:fill="FAFAFA" w:color="auto" w:val="clear"/>
+            <w:tcMar>
+              <w:top w:type="dxa" w:w="70"/>
+              <w:left w:type="dxa" w:w="110"/>
+              <w:bottom w:type="dxa" w:w="70"/>
+              <w:right w:type="dxa" w:w="110"/>
+            </w:tcMar>
+            <w:vAlign w:val="center"/>
+          </w:tcPr>
+          <w:p>
+            <w:r>
+              <w:t xml:space="preserve">cancelGoal() 호출 시점과 goal handle 상태를 트레일러 2단계 주행 타이밍에 맞춰 추적</w:t>
+            </w:r>
+          </w:p>
+        </w:tc>
+        <w:tc>
+          <w:tcPr>
+            <w:tcW w:type="dxa" w:w="5246"/>
+            <w:tcBorders>
+              <w:top w:val="single" w:color="DEDEDE" w:sz="6"/>
+              <w:left w:val="single" w:color="DEDEDE" w:sz="6"/>
+              <w:bottom w:val="single" w:color="DEDEDE" w:sz="6"/>
+              <w:right w:val="single" w:color="DEDEDE" w:sz="6"/>
+            </w:tcBorders>
+            <w:shd w:fill="FAFAFA" w:color="auto" w:val="clear"/>
+            <w:tcMar>
+              <w:top w:type="dxa" w:w="70"/>
+              <w:left w:type="dxa" w:w="110"/>
+              <w:bottom w:type="dxa" w:w="70"/>
+              <w:right w:type="dxa" w:w="110"/>
+            </w:tcMar>
+            <w:vAlign w:val="center"/>
+          </w:tcPr>
+          <w:p>
+            <w:r>
+              <w:t xml:space="preserve">맞음 — 접근 leg 완료 후 최종 leg가 아직 accept되기 전인 짧은 공백 구간에는 취소 대상 handle이 존재하지 않아 cancelGoal()이 아무 것도 못 하고 무시됨</w:t>
+            </w:r>
+          </w:p>
+        </w:tc>
+      </w:tr>
+    </w:tbl>
+    <w:p>
+      <w:pPr>
+        <w:pStyle w:val="Heading3"/>
+        <w:spacing w:after="120" w:before="260" w:line="260"/>
+      </w:pPr>
+      <w:r>
+        <w:rPr>
+          <w:rFonts w:ascii="맑은 고딕" w:cs="맑은 고딕" w:eastAsia="맑은 고딕" w:hAnsi="맑은 고딕"/>
+          <w:b/>
+          <w:bCs/>
+          <w:color w:val="241B12"/>
+          <w:sz w:val="21"/>
+          <w:szCs w:val="21"/>
+        </w:rPr>
+        <w:t xml:space="preserve">원인</w:t>
+      </w:r>
+    </w:p>
+    <w:p>
+      <w:pPr>
+        <w:spacing w:after="140" w:before="0" w:line="260"/>
+      </w:pPr>
+      <w:r>
+        <w:t xml:space="preserve">확인됨. 트레일러 정렬용 접근(approach)→최종 목표 2단계 주행 방식 때문에, 접근 지점 goal이 끝나고 최종 목표 goal이 Nav2에 accept되기 전까지 아주 짧은 공백 구간이 생기는데, 이 구간엔 취소할 Nav2 goal handle이 없다. Nav2NavigationService::cancelGoal()이 이 경우 그냥 로그만 남기고 취소 요청을 통째로 무시했다.</w:t>
+      </w:r>
+    </w:p>
+    <w:p>
+      <w:pPr>
+        <w:pStyle w:val="Heading3"/>
+        <w:spacing w:after="120" w:before="260" w:line="260"/>
+      </w:pPr>
+      <w:r>
+        <w:rPr>
+          <w:rFonts w:ascii="맑은 고딕" w:cs="맑은 고딕" w:eastAsia="맑은 고딕" w:hAnsi="맑은 고딕"/>
+          <w:b/>
+          <w:bCs/>
+          <w:color w:val="241B12"/>
+          <w:sz w:val="21"/>
+          <w:szCs w:val="21"/>
+        </w:rPr>
+        <w:t xml:space="preserve">조치</w:t>
+      </w:r>
+    </w:p>
+    <w:tbl>
+      <w:tblPr>
+        <w:tblW w:type="dxa" w:w="9746"/>
+        <w:tblBorders>
+          <w:top w:val="single" w:color="DEDEDE" w:sz="6"/>
+          <w:left w:val="single" w:color="DEDEDE" w:sz="6"/>
+          <w:bottom w:val="single" w:color="DEDEDE" w:sz="6"/>
+          <w:right w:val="single" w:color="DEDEDE" w:sz="6"/>
+          <w:insideH w:val="single" w:color="DEDEDE" w:sz="6"/>
+          <w:insideV w:val="single" w:color="DEDEDE" w:sz="6"/>
+        </w:tblBorders>
+      </w:tblPr>
+      <w:tblGrid>
+        <w:gridCol w:w="1500"/>
+        <w:gridCol w:w="3000"/>
+        <w:gridCol w:w="5246"/>
+      </w:tblGrid>
+      <w:tr>
+        <w:trPr>
+          <w:tblHeader/>
+        </w:trPr>
+        <w:tc>
+          <w:tcPr>
+            <w:tcW w:type="dxa" w:w="1500"/>
+            <w:tcBorders>
+              <w:top w:val="single" w:color="49361D" w:sz="6"/>
+              <w:left w:val="single" w:color="49361D" w:sz="6"/>
+              <w:bottom w:val="single" w:color="49361D" w:sz="6"/>
+              <w:right w:val="single" w:color="49361D" w:sz="6"/>
+            </w:tcBorders>
+            <w:shd w:fill="241B12" w:color="auto" w:val="clear"/>
+            <w:tcMar>
+              <w:top w:type="dxa" w:w="90"/>
+              <w:left w:type="dxa" w:w="110"/>
+              <w:bottom w:type="dxa" w:w="90"/>
+              <w:right w:type="dxa" w:w="110"/>
+            </w:tcMar>
+            <w:vAlign w:val="center"/>
+          </w:tcPr>
+          <w:p>
+            <w:pPr>
+              <w:spacing w:after="0" w:before="0" w:line="260"/>
+            </w:pPr>
+            <w:r>
+              <w:rPr>
+                <w:rFonts w:ascii="맑은 고딕" w:cs="맑은 고딕" w:eastAsia="맑은 고딕" w:hAnsi="맑은 고딕"/>
+                <w:b/>
+                <w:bCs/>
+                <w:color w:val="F4CF87"/>
+                <w:sz w:val="17"/>
+                <w:szCs w:val="17"/>
+              </w:rPr>
+              <w:t xml:space="preserve">대상</w:t>
+            </w:r>
+          </w:p>
+        </w:tc>
+        <w:tc>
+          <w:tcPr>
+            <w:tcW w:type="dxa" w:w="3000"/>
+            <w:tcBorders>
+              <w:top w:val="single" w:color="49361D" w:sz="6"/>
+              <w:left w:val="single" w:color="49361D" w:sz="6"/>
+              <w:bottom w:val="single" w:color="49361D" w:sz="6"/>
+              <w:right w:val="single" w:color="49361D" w:sz="6"/>
+            </w:tcBorders>
+            <w:shd w:fill="241B12" w:color="auto" w:val="clear"/>
+            <w:tcMar>
+              <w:top w:type="dxa" w:w="90"/>
+              <w:left w:type="dxa" w:w="110"/>
+              <w:bottom w:type="dxa" w:w="90"/>
+              <w:right w:type="dxa" w:w="110"/>
+            </w:tcMar>
+            <w:vAlign w:val="center"/>
+          </w:tcPr>
+          <w:p>
+            <w:pPr>
+              <w:spacing w:after="0" w:before="0" w:line="260"/>
+            </w:pPr>
+            <w:r>
+              <w:rPr>
+                <w:rFonts w:ascii="맑은 고딕" w:cs="맑은 고딕" w:eastAsia="맑은 고딕" w:hAnsi="맑은 고딕"/>
+                <w:b/>
+                <w:bCs/>
+                <w:color w:val="F4CF87"/>
+                <w:sz w:val="17"/>
+                <w:szCs w:val="17"/>
+              </w:rPr>
+              <w:t xml:space="preserve">변경 전</w:t>
+            </w:r>
+          </w:p>
+        </w:tc>
+        <w:tc>
+          <w:tcPr>
+            <w:tcW w:type="dxa" w:w="5246"/>
+            <w:tcBorders>
+              <w:top w:val="single" w:color="49361D" w:sz="6"/>
+              <w:left w:val="single" w:color="49361D" w:sz="6"/>
+              <w:bottom w:val="single" w:color="49361D" w:sz="6"/>
+              <w:right w:val="single" w:color="49361D" w:sz="6"/>
+            </w:tcBorders>
+            <w:shd w:fill="241B12" w:color="auto" w:val="clear"/>
+            <w:tcMar>
+              <w:top w:type="dxa" w:w="90"/>
+              <w:left w:type="dxa" w:w="110"/>
+              <w:bottom w:type="dxa" w:w="90"/>
+              <w:right w:type="dxa" w:w="110"/>
+            </w:tcMar>
+            <w:vAlign w:val="center"/>
+          </w:tcPr>
+          <w:p>
+            <w:pPr>
+              <w:spacing w:after="0" w:before="0" w:line="260"/>
+            </w:pPr>
+            <w:r>
+              <w:rPr>
+                <w:rFonts w:ascii="맑은 고딕" w:cs="맑은 고딕" w:eastAsia="맑은 고딕" w:hAnsi="맑은 고딕"/>
+                <w:b/>
+                <w:bCs/>
+                <w:color w:val="F4CF87"/>
+                <w:sz w:val="17"/>
+                <w:szCs w:val="17"/>
+              </w:rPr>
+              <w:t xml:space="preserve">변경 후</w:t>
+            </w:r>
+          </w:p>
+        </w:tc>
+      </w:tr>
+      <w:tr>
+        <w:tc>
+          <w:tcPr>
+            <w:tcW w:type="dxa" w:w="1500"/>
+            <w:tcBorders>
+              <w:top w:val="single" w:color="DEDEDE" w:sz="6"/>
+              <w:left w:val="single" w:color="DEDEDE" w:sz="6"/>
+              <w:bottom w:val="single" w:color="DEDEDE" w:sz="6"/>
+              <w:right w:val="single" w:color="DEDEDE" w:sz="6"/>
+            </w:tcBorders>
+            <w:tcMar>
+              <w:top w:type="dxa" w:w="70"/>
+              <w:left w:type="dxa" w:w="110"/>
+              <w:bottom w:type="dxa" w:w="70"/>
+              <w:right w:type="dxa" w:w="110"/>
+            </w:tcMar>
+            <w:vAlign w:val="center"/>
+          </w:tcPr>
+          <w:p>
+            <w:r>
+              <w:t xml:space="preserve">src/medirun_gui/src/ros/nav2navigationservice.cpp</w:t>
+            </w:r>
+          </w:p>
+        </w:tc>
+        <w:tc>
+          <w:tcPr>
+            <w:tcW w:type="dxa" w:w="3000"/>
+            <w:tcBorders>
+              <w:top w:val="single" w:color="DEDEDE" w:sz="6"/>
+              <w:left w:val="single" w:color="DEDEDE" w:sz="6"/>
+              <w:bottom w:val="single" w:color="DEDEDE" w:sz="6"/>
+              <w:right w:val="single" w:color="DEDEDE" w:sz="6"/>
+            </w:tcBorders>
+            <w:tcMar>
+              <w:top w:type="dxa" w:w="70"/>
+              <w:left w:type="dxa" w:w="110"/>
+              <w:bottom w:type="dxa" w:w="70"/>
+              <w:right w:type="dxa" w:w="110"/>
+            </w:tcMar>
+            <w:vAlign w:val="center"/>
+          </w:tcPr>
+          <w:p>
+            <w:r>
+              <w:t xml:space="preserve">취소할 handle이 없으면 취소 요청을 그냥 무시</w:t>
+            </w:r>
+          </w:p>
+        </w:tc>
+        <w:tc>
+          <w:tcPr>
+            <w:tcW w:type="dxa" w:w="5246"/>
+            <w:tcBorders>
+              <w:top w:val="single" w:color="DEDEDE" w:sz="6"/>
+              <w:left w:val="single" w:color="DEDEDE" w:sz="6"/>
+              <w:bottom w:val="single" w:color="DEDEDE" w:sz="6"/>
+              <w:right w:val="single" w:color="DEDEDE" w:sz="6"/>
+            </w:tcBorders>
+            <w:tcMar>
+              <w:top w:type="dxa" w:w="70"/>
+              <w:left w:type="dxa" w:w="110"/>
+              <w:bottom w:type="dxa" w:w="70"/>
+              <w:right w:type="dxa" w:w="110"/>
+            </w:tcMar>
+            <w:vAlign w:val="center"/>
+          </w:tcPr>
+          <w:p>
+            <w:r>
+              <w:t xml:space="preserve">m_cancelRequestedBeforeHandle 플래그 추가 — 이 공백 구간에 취소가 들어오면 "다음 목표가 accept되는 즉시 취소"로 예약. sendNavGoalLeg/followWaypoints의 goal_response_callback에서 이 플래그를 소비해 즉시 cancel 요청</w:t>
+            </w:r>
+          </w:p>
+        </w:tc>
+      </w:tr>
+    </w:tbl>
+    <w:tbl>
+      <w:tblPr>
+        <w:tblW w:type="dxa" w:w="9746"/>
+        <w:tblBorders>
+          <w:top w:val="single" w:color="DEDEDE" w:sz="6"/>
+          <w:left w:val="single" w:color="DEDEDE" w:sz="6"/>
+          <w:bottom w:val="single" w:color="DEDEDE" w:sz="6"/>
+          <w:right w:val="single" w:color="DEDEDE" w:sz="6"/>
+          <w:insideH w:val="single" w:color="DEDEDE" w:sz="6"/>
+          <w:insideV w:val="single" w:color="DEDEDE" w:sz="6"/>
+        </w:tblBorders>
+      </w:tblPr>
+      <w:tblGrid>
+        <w:gridCol w:w="9746"/>
+      </w:tblGrid>
+      <w:tr>
+        <w:tc>
+          <w:tcPr>
+            <w:tcW w:type="dxa" w:w="9746"/>
+            <w:tcBorders>
+              <w:top w:val="single" w:color="DEDEDE" w:sz="6"/>
+              <w:left w:val="single" w:color="DEDEDE" w:sz="6"/>
+              <w:bottom w:val="single" w:color="DEDEDE" w:sz="6"/>
+              <w:right w:val="single" w:color="DEDEDE" w:sz="6"/>
+            </w:tcBorders>
+            <w:shd w:fill="F7F8FA" w:color="auto" w:val="clear"/>
+            <w:tcMar>
+              <w:top w:type="dxa" w:w="140"/>
+              <w:left w:type="dxa" w:w="160"/>
+              <w:bottom w:type="dxa" w:w="140"/>
+              <w:right w:type="dxa" w:w="160"/>
+            </w:tcMar>
+          </w:tcPr>
+          <w:p>
+            <w:pPr>
+              <w:spacing w:after="20" w:line="240"/>
+            </w:pPr>
+            <w:r>
+              <w:t xml:space="preserve">colcon build --packages-select medirun_gui</w:t>
+            </w:r>
+          </w:p>
+          <w:p>
+            <w:pPr>
+              <w:spacing w:after="20" w:line="240"/>
+            </w:pPr>
+            <w:r>
+              <w:t>make medirun_gui  (build/medirun_gui 디렉터리에서 실행)</w:t>
+            </w:r>
+          </w:p>
+        </w:tc>
+      </w:tr>
+    </w:tbl>
+    <w:p>
+      <w:pPr>
+        <w:pStyle w:val="Heading3"/>
+        <w:spacing w:after="120" w:before="260" w:line="260"/>
+      </w:pPr>
+      <w:r>
+        <w:rPr>
+          <w:rFonts w:ascii="맑은 고딕" w:cs="맑은 고딕" w:eastAsia="맑은 고딕" w:hAnsi="맑은 고딕"/>
+          <w:b/>
+          <w:bCs/>
+          <w:color w:val="241B12"/>
+          <w:sz w:val="21"/>
+          <w:szCs w:val="21"/>
+        </w:rPr>
+        <w:t xml:space="preserve">검증</w:t>
+      </w:r>
+    </w:p>
+    <w:p>
+      <w:pPr>
+        <w:pStyle w:val="ListParagraph"/>
+        <w:numPr>
+          <w:ilvl w:val="0"/>
+          <w:numId w:val="2"/>
+        </w:numPr>
+        <w:spacing w:after="80" w:line="260"/>
+      </w:pPr>
+      <w:r>
+        <w:t xml:space="preserve">미션 관제 페이지의 대기 호출 큐에서 "전환" 버튼을 접근/최종 leg 전환 타이밍에 반복 테스트 — "전환" 버튼은 미션 관제 페이지의 대기 호출 큐 목록에만 있고, 웨이포인트 관리 페이지의 "주행 시작"과는 완전히 다른 기능이므로 테스트 시 페이지 혼동 주의.</w:t>
+      </w:r>
+    </w:p>
+    <w:p>
+      <w:pPr>
+        <w:pStyle w:val="ListParagraph"/>
+        <w:numPr>
+          <w:ilvl w:val="0"/>
+          <w:numId w:val="2"/>
+        </w:numPr>
+        <w:spacing w:after="80" w:line="260"/>
+      </w:pPr>
+      <w:r>
+        <w:t xml:space="preserve">다음 세션에서 확인할 것으로 남긴 사항: 실제 호출 버튼 2개로 만든 대기 큐에서 반복 테스트 — 접근/최종 leg 전환 구간 타이밍에 걸리는 경우가 여전히 있는지 재확인 필요.</w:t>
+      </w:r>
+    </w:p>
+    <w:p>
+      <w:pPr>
+        <w:pStyle w:val="Heading3"/>
+        <w:spacing w:after="120" w:before="260" w:line="260"/>
+      </w:pPr>
+      <w:r>
+        <w:rPr>
+          <w:rFonts w:ascii="맑은 고딕" w:cs="맑은 고딕" w:eastAsia="맑은 고딕" w:hAnsi="맑은 고딕"/>
+          <w:b/>
+          <w:bCs/>
+          <w:color w:val="241B12"/>
+          <w:sz w:val="21"/>
+          <w:szCs w:val="21"/>
+        </w:rPr>
+        <w:t xml:space="preserve">재발 방지</w:t>
+      </w:r>
+    </w:p>
+    <w:tbl>
+      <w:tblPr>
+        <w:tblW w:type="dxa" w:w="9746"/>
+        <w:tblBorders>
+          <w:top w:val="single" w:color="DEDEDE" w:sz="6"/>
+          <w:left w:val="single" w:color="DEDEDE" w:sz="6"/>
+          <w:bottom w:val="single" w:color="DEDEDE" w:sz="6"/>
+          <w:right w:val="single" w:color="DEDEDE" w:sz="6"/>
+          <w:insideH w:val="single" w:color="DEDEDE" w:sz="6"/>
+          <w:insideV w:val="single" w:color="DEDEDE" w:sz="6"/>
+        </w:tblBorders>
+      </w:tblPr>
+      <w:tblGrid>
+        <w:gridCol w:w="2600"/>
+        <w:gridCol w:w="7146"/>
+      </w:tblGrid>
+      <w:tr>
+        <w:trPr>
+          <w:tblHeader/>
+        </w:trPr>
+        <w:tc>
+          <w:tcPr>
+            <w:tcW w:type="dxa" w:w="2600"/>
+            <w:tcBorders>
+              <w:top w:val="single" w:color="49361D" w:sz="6"/>
+              <w:left w:val="single" w:color="49361D" w:sz="6"/>
+              <w:bottom w:val="single" w:color="49361D" w:sz="6"/>
+              <w:right w:val="single" w:color="49361D" w:sz="6"/>
+            </w:tcBorders>
+            <w:shd w:fill="241B12" w:color="auto" w:val="clear"/>
+            <w:tcMar>
+              <w:top w:type="dxa" w:w="90"/>
+              <w:left w:type="dxa" w:w="110"/>
+              <w:bottom w:type="dxa" w:w="90"/>
+              <w:right w:type="dxa" w:w="110"/>
+            </w:tcMar>
+            <w:vAlign w:val="center"/>
+          </w:tcPr>
+          <w:p>
+            <w:pPr>
+              <w:spacing w:after="0" w:before="0" w:line="260"/>
+            </w:pPr>
+            <w:r>
+              <w:rPr>
+                <w:rFonts w:ascii="맑은 고딕" w:cs="맑은 고딕" w:eastAsia="맑은 고딕" w:hAnsi="맑은 고딕"/>
+                <w:b/>
+                <w:bCs/>
+                <w:color w:val="F4CF87"/>
+                <w:sz w:val="17"/>
+                <w:szCs w:val="17"/>
+              </w:rPr>
+              <w:t xml:space="preserve">반영 위치</w:t>
+            </w:r>
+          </w:p>
+        </w:tc>
+        <w:tc>
+          <w:tcPr>
+            <w:tcW w:type="dxa" w:w="7146"/>
+            <w:tcBorders>
+              <w:top w:val="single" w:color="49361D" w:sz="6"/>
+              <w:left w:val="single" w:color="49361D" w:sz="6"/>
+              <w:bottom w:val="single" w:color="49361D" w:sz="6"/>
+              <w:right w:val="single" w:color="49361D" w:sz="6"/>
+            </w:tcBorders>
+            <w:shd w:fill="241B12" w:color="auto" w:val="clear"/>
+            <w:tcMar>
+              <w:top w:type="dxa" w:w="90"/>
+              <w:left w:type="dxa" w:w="110"/>
+              <w:bottom w:type="dxa" w:w="90"/>
+              <w:right w:type="dxa" w:w="110"/>
+            </w:tcMar>
+            <w:vAlign w:val="center"/>
+          </w:tcPr>
+          <w:p>
+            <w:pPr>
+              <w:spacing w:after="0" w:before="0" w:line="260"/>
+            </w:pPr>
+            <w:r>
+              <w:rPr>
+                <w:rFonts w:ascii="맑은 고딕" w:cs="맑은 고딕" w:eastAsia="맑은 고딕" w:hAnsi="맑은 고딕"/>
+                <w:b/>
+                <w:bCs/>
+                <w:color w:val="F4CF87"/>
+                <w:sz w:val="17"/>
+                <w:szCs w:val="17"/>
+              </w:rPr>
+              <w:t xml:space="preserve">내용</w:t>
+            </w:r>
+          </w:p>
+        </w:tc>
+      </w:tr>
+      <w:tr>
+        <w:tc>
+          <w:tcPr>
+            <w:tcW w:type="dxa" w:w="2600"/>
+            <w:tcBorders>
+              <w:top w:val="single" w:color="DEDEDE" w:sz="6"/>
+              <w:left w:val="single" w:color="DEDEDE" w:sz="6"/>
+              <w:bottom w:val="single" w:color="DEDEDE" w:sz="6"/>
+              <w:right w:val="single" w:color="DEDEDE" w:sz="6"/>
+            </w:tcBorders>
+            <w:tcMar>
+              <w:top w:type="dxa" w:w="70"/>
+              <w:left w:type="dxa" w:w="110"/>
+              <w:bottom w:type="dxa" w:w="70"/>
+              <w:right w:type="dxa" w:w="110"/>
+            </w:tcMar>
+            <w:vAlign w:val="center"/>
+          </w:tcPr>
+          <w:p>
+            <w:r>
+              <w:t xml:space="preserve">코드</w:t>
+            </w:r>
+          </w:p>
+        </w:tc>
+        <w:tc>
+          <w:tcPr>
+            <w:tcW w:type="dxa" w:w="7146"/>
+            <w:tcBorders>
+              <w:top w:val="single" w:color="DEDEDE" w:sz="6"/>
+              <w:left w:val="single" w:color="DEDEDE" w:sz="6"/>
+              <w:bottom w:val="single" w:color="DEDEDE" w:sz="6"/>
+              <w:right w:val="single" w:color="DEDEDE" w:sz="6"/>
+            </w:tcBorders>
+            <w:tcMar>
+              <w:top w:type="dxa" w:w="70"/>
+              <w:left w:type="dxa" w:w="110"/>
+              <w:bottom w:type="dxa" w:w="70"/>
+              <w:right w:type="dxa" w:w="110"/>
+            </w:tcMar>
+            <w:vAlign w:val="center"/>
+          </w:tcPr>
+          <w:p>
+            <w:r>
+              <w:t xml:space="preserve">2단계(접근→최종) 주행처럼 목표 전환 사이에 공백 구간이 있는 주행 패턴을 추가할 때는, 그 공백 구간에 취소 요청이 들어올 수 있다는 점을 항상 고려해 "예약 취소" 플래그 패턴을 재사용할 것.</w:t>
+            </w:r>
+          </w:p>
+        </w:tc>
+      </w:tr>
+    </w:tbl>
+    <w:p>
+      <w:pPr>
+        <w:pStyle w:val="Heading2"/>
+        <w:pBdr>
+          <w:left w:val="single" w:color="D9A441" w:sz="24" w:space="8"/>
+        </w:pBdr>
+        <w:spacing w:after="180" w:before="380" w:line="280"/>
+        <w:ind w:left="140"/>
+      </w:pPr>
+      <w:r>
+        <w:rPr>
+          <w:rFonts w:ascii="맑은 고딕" w:cs="맑은 고딕" w:eastAsia="맑은 고딕" w:hAnsi="맑은 고딕"/>
+          <w:b/>
+          <w:bCs/>
+          <w:color w:val="241B12"/>
+          <w:sz w:val="26"/>
+          <w:szCs w:val="26"/>
+        </w:rPr>
+        <w:t>4.9 TS-NAV-09 (트레일러가 목표 도착 시 제자리 회전을 못 따라가 벽에 붙거나 헛돎(RotateToGoal + 회전력 부족))</w:t>
+      </w:r>
+    </w:p>
+    <w:p>
+      <w:pPr>
+        <w:pStyle w:val="Heading3"/>
+        <w:spacing w:after="120" w:before="260" w:line="260"/>
+      </w:pPr>
+      <w:r>
+        <w:rPr>
+          <w:rFonts w:ascii="맑은 고딕" w:cs="맑은 고딕" w:eastAsia="맑은 고딕" w:hAnsi="맑은 고딕"/>
+          <w:b/>
+          <w:bCs/>
+          <w:color w:val="241B12"/>
+          <w:sz w:val="21"/>
+          <w:szCs w:val="21"/>
+        </w:rPr>
+        <w:t xml:space="preserve">개요</w:t>
+      </w:r>
+    </w:p>
+    <w:tbl>
+      <w:tblPr>
+        <w:tblW w:type="dxa" w:w="9746"/>
+        <w:tblBorders>
+          <w:top w:val="single" w:color="DEDEDE" w:sz="6"/>
+          <w:left w:val="single" w:color="DEDEDE" w:sz="6"/>
+          <w:bottom w:val="single" w:color="DEDEDE" w:sz="6"/>
+          <w:right w:val="single" w:color="DEDEDE" w:sz="6"/>
+          <w:insideH w:val="single" w:color="DEDEDE" w:sz="6"/>
+          <w:insideV w:val="single" w:color="DEDEDE" w:sz="6"/>
+        </w:tblBorders>
+      </w:tblPr>
+      <w:tblGrid>
+        <w:gridCol w:w="2600"/>
+        <w:gridCol w:w="7146"/>
+      </w:tblGrid>
+      <w:tr>
+        <w:trPr>
+          <w:tblHeader/>
+        </w:trPr>
+        <w:tc>
+          <w:tcPr>
+            <w:tcW w:type="dxa" w:w="2600"/>
+            <w:tcBorders>
+              <w:top w:val="single" w:color="49361D" w:sz="6"/>
+              <w:left w:val="single" w:color="49361D" w:sz="6"/>
+              <w:bottom w:val="single" w:color="49361D" w:sz="6"/>
+              <w:right w:val="single" w:color="49361D" w:sz="6"/>
+            </w:tcBorders>
+            <w:shd w:fill="241B12" w:color="auto" w:val="clear"/>
+            <w:tcMar>
+              <w:top w:type="dxa" w:w="90"/>
+              <w:left w:type="dxa" w:w="110"/>
+              <w:bottom w:type="dxa" w:w="90"/>
+              <w:right w:type="dxa" w:w="110"/>
+            </w:tcMar>
+            <w:vAlign w:val="center"/>
+          </w:tcPr>
+          <w:p>
+            <w:pPr>
+              <w:spacing w:after="0" w:before="0" w:line="260"/>
+            </w:pPr>
+            <w:r>
+              <w:rPr>
+                <w:rFonts w:ascii="맑은 고딕" w:cs="맑은 고딕" w:eastAsia="맑은 고딕" w:hAnsi="맑은 고딕"/>
+                <w:b/>
+                <w:bCs/>
+                <w:color w:val="F4CF87"/>
+                <w:sz w:val="17"/>
+                <w:szCs w:val="17"/>
+              </w:rPr>
+              <w:t xml:space="preserve">항목</w:t>
+            </w:r>
+          </w:p>
+        </w:tc>
+        <w:tc>
+          <w:tcPr>
+            <w:tcW w:type="dxa" w:w="7146"/>
+            <w:tcBorders>
+              <w:top w:val="single" w:color="49361D" w:sz="6"/>
+              <w:left w:val="single" w:color="49361D" w:sz="6"/>
+              <w:bottom w:val="single" w:color="49361D" w:sz="6"/>
+              <w:right w:val="single" w:color="49361D" w:sz="6"/>
+            </w:tcBorders>
+            <w:shd w:fill="241B12" w:color="auto" w:val="clear"/>
+            <w:tcMar>
+              <w:top w:type="dxa" w:w="90"/>
+              <w:left w:type="dxa" w:w="110"/>
+              <w:bottom w:type="dxa" w:w="90"/>
+              <w:right w:type="dxa" w:w="110"/>
+            </w:tcMar>
+            <w:vAlign w:val="center"/>
+          </w:tcPr>
+          <w:p>
+            <w:pPr>
+              <w:spacing w:after="0" w:before="0" w:line="260"/>
+            </w:pPr>
+            <w:r>
+              <w:rPr>
+                <w:rFonts w:ascii="맑은 고딕" w:cs="맑은 고딕" w:eastAsia="맑은 고딕" w:hAnsi="맑은 고딕"/>
+                <w:b/>
+                <w:bCs/>
+                <w:color w:val="F4CF87"/>
+                <w:sz w:val="17"/>
+                <w:szCs w:val="17"/>
+              </w:rPr>
+              <w:t xml:space="preserve">내용</w:t>
+            </w:r>
+          </w:p>
+        </w:tc>
+      </w:tr>
+      <w:tr>
+        <w:tc>
+          <w:tcPr>
+            <w:tcW w:type="dxa" w:w="2600"/>
+            <w:tcBorders>
+              <w:top w:val="single" w:color="DEDEDE" w:sz="6"/>
+              <w:left w:val="single" w:color="DEDEDE" w:sz="6"/>
+              <w:bottom w:val="single" w:color="DEDEDE" w:sz="6"/>
+              <w:right w:val="single" w:color="DEDEDE" w:sz="6"/>
+            </w:tcBorders>
+            <w:tcMar>
+              <w:top w:type="dxa" w:w="70"/>
+              <w:left w:type="dxa" w:w="110"/>
+              <w:bottom w:type="dxa" w:w="70"/>
+              <w:right w:type="dxa" w:w="110"/>
+            </w:tcMar>
+            <w:vAlign w:val="center"/>
+          </w:tcPr>
+          <w:p>
+            <w:pPr>
+              <w:spacing w:after="0" w:before="0" w:line="260"/>
+            </w:pPr>
+            <w:r>
+              <w:rPr>
+                <w:rFonts w:ascii="맑은 고딕" w:cs="맑은 고딕" w:eastAsia="맑은 고딕" w:hAnsi="맑은 고딕"/>
+                <w:color w:val="3C3429"/>
+                <w:sz w:val="17"/>
+                <w:szCs w:val="17"/>
+              </w:rPr>
+              <w:t>심각도 / 상태</w:t>
+            </w:r>
+          </w:p>
+        </w:tc>
+        <w:tc>
+          <w:tcPr>
+            <w:tcW w:type="dxa" w:w="7146"/>
+            <w:tcBorders>
+              <w:top w:val="single" w:color="DEDEDE" w:sz="6"/>
+              <w:left w:val="single" w:color="DEDEDE" w:sz="6"/>
+              <w:bottom w:val="single" w:color="DEDEDE" w:sz="6"/>
+              <w:right w:val="single" w:color="DEDEDE" w:sz="6"/>
+            </w:tcBorders>
+            <w:tcMar>
+              <w:top w:type="dxa" w:w="70"/>
+              <w:left w:type="dxa" w:w="110"/>
+              <w:bottom w:type="dxa" w:w="70"/>
+              <w:right w:type="dxa" w:w="110"/>
+            </w:tcMar>
+            <w:vAlign w:val="center"/>
+          </w:tcPr>
+          <w:p>
+            <w:pPr>
+              <w:spacing w:after="0" w:before="0" w:line="260"/>
+            </w:pPr>
+            <w:r>
+              <w:rPr>
+                <w:rFonts w:ascii="맑은 고딕" w:cs="맑은 고딕" w:eastAsia="맑은 고딕" w:hAnsi="맑은 고딕"/>
+                <w:color w:val="3C3429"/>
+                <w:sz w:val="17"/>
+                <w:szCs w:val="17"/>
+              </w:rPr>
+              <w:t>MAJOR / RESOLVED</w:t>
+            </w:r>
+          </w:p>
+        </w:tc>
+      </w:tr>
+      <w:tr>
+        <w:tc>
+          <w:tcPr>
+            <w:tcW w:type="dxa" w:w="2600"/>
+            <w:tcBorders>
+              <w:top w:val="single" w:color="DEDEDE" w:sz="6"/>
+              <w:left w:val="single" w:color="DEDEDE" w:sz="6"/>
+              <w:bottom w:val="single" w:color="DEDEDE" w:sz="6"/>
+              <w:right w:val="single" w:color="DEDEDE" w:sz="6"/>
+            </w:tcBorders>
+            <w:shd w:fill="FAFAFA" w:color="auto" w:val="clear"/>
+            <w:tcMar>
+              <w:top w:type="dxa" w:w="70"/>
+              <w:left w:type="dxa" w:w="110"/>
+              <w:bottom w:type="dxa" w:w="70"/>
+              <w:right w:type="dxa" w:w="110"/>
+            </w:tcMar>
+            <w:vAlign w:val="center"/>
+          </w:tcPr>
+          <w:p>
+            <w:pPr>
+              <w:spacing w:after="0" w:before="0" w:line="260"/>
+            </w:pPr>
+            <w:r>
+              <w:rPr>
+                <w:rFonts w:ascii="맑은 고딕" w:cs="맑은 고딕" w:eastAsia="맑은 고딕" w:hAnsi="맑은 고딕"/>
+                <w:color w:val="3C3429"/>
+                <w:sz w:val="17"/>
+                <w:szCs w:val="17"/>
+              </w:rPr>
+              <w:t>발생일 / 해결일</w:t>
+            </w:r>
+          </w:p>
+        </w:tc>
+        <w:tc>
+          <w:tcPr>
+            <w:tcW w:type="dxa" w:w="7146"/>
+            <w:tcBorders>
+              <w:top w:val="single" w:color="DEDEDE" w:sz="6"/>
+              <w:left w:val="single" w:color="DEDEDE" w:sz="6"/>
+              <w:bottom w:val="single" w:color="DEDEDE" w:sz="6"/>
+              <w:right w:val="single" w:color="DEDEDE" w:sz="6"/>
+            </w:tcBorders>
+            <w:shd w:fill="FAFAFA" w:color="auto" w:val="clear"/>
+            <w:tcMar>
+              <w:top w:type="dxa" w:w="70"/>
+              <w:left w:type="dxa" w:w="110"/>
+              <w:bottom w:type="dxa" w:w="70"/>
+              <w:right w:type="dxa" w:w="110"/>
+            </w:tcMar>
+            <w:vAlign w:val="center"/>
+          </w:tcPr>
+          <w:p>
+            <w:pPr>
+              <w:spacing w:after="0" w:before="0" w:line="260"/>
+            </w:pPr>
+            <w:r>
+              <w:rPr>
+                <w:rFonts w:ascii="맑은 고딕" w:cs="맑은 고딕" w:eastAsia="맑은 고딕" w:hAnsi="맑은 고딕"/>
+                <w:color w:val="3C3429"/>
+                <w:sz w:val="17"/>
+                <w:szCs w:val="17"/>
+              </w:rPr>
+              <w:t>2026-08-12 / 2026-08-19</w:t>
+            </w:r>
+          </w:p>
+        </w:tc>
+      </w:tr>
+      <w:tr>
+        <w:tc>
+          <w:tcPr>
+            <w:tcW w:type="dxa" w:w="2600"/>
+            <w:tcBorders>
+              <w:top w:val="single" w:color="DEDEDE" w:sz="6"/>
+              <w:left w:val="single" w:color="DEDEDE" w:sz="6"/>
+              <w:bottom w:val="single" w:color="DEDEDE" w:sz="6"/>
+              <w:right w:val="single" w:color="DEDEDE" w:sz="6"/>
+            </w:tcBorders>
+            <w:tcMar>
+              <w:top w:type="dxa" w:w="70"/>
+              <w:left w:type="dxa" w:w="110"/>
+              <w:bottom w:type="dxa" w:w="70"/>
+              <w:right w:type="dxa" w:w="110"/>
+            </w:tcMar>
+            <w:vAlign w:val="center"/>
+          </w:tcPr>
+          <w:p>
+            <w:pPr>
+              <w:spacing w:after="0" w:before="0" w:line="260"/>
+            </w:pPr>
+            <w:r>
+              <w:rPr>
+                <w:rFonts w:ascii="맑은 고딕" w:cs="맑은 고딕" w:eastAsia="맑은 고딕" w:hAnsi="맑은 고딕"/>
+                <w:color w:val="3C3429"/>
+                <w:sz w:val="17"/>
+                <w:szCs w:val="17"/>
+              </w:rPr>
+              <w:t>담당</w:t>
+            </w:r>
+          </w:p>
+        </w:tc>
+        <w:tc>
+          <w:tcPr>
+            <w:tcW w:type="dxa" w:w="7146"/>
+            <w:tcBorders>
+              <w:top w:val="single" w:color="DEDEDE" w:sz="6"/>
+              <w:left w:val="single" w:color="DEDEDE" w:sz="6"/>
+              <w:bottom w:val="single" w:color="DEDEDE" w:sz="6"/>
+              <w:right w:val="single" w:color="DEDEDE" w:sz="6"/>
+            </w:tcBorders>
+            <w:tcMar>
+              <w:top w:type="dxa" w:w="70"/>
+              <w:left w:type="dxa" w:w="110"/>
+              <w:bottom w:type="dxa" w:w="70"/>
+              <w:right w:type="dxa" w:w="110"/>
+            </w:tcMar>
+            <w:vAlign w:val="center"/>
+          </w:tcPr>
+          <w:p>
+            <w:pPr>
+              <w:spacing w:after="0" w:before="0" w:line="260"/>
+            </w:pPr>
+            <w:r>
+              <w:rPr>
+                <w:rFonts w:ascii="맑은 고딕" w:cs="맑은 고딕" w:eastAsia="맑은 고딕" w:hAnsi="맑은 고딕"/>
+                <w:color w:val="3C3429"/>
+                <w:sz w:val="17"/>
+                <w:szCs w:val="17"/>
+              </w:rPr>
+              <w:t>미상 (Claude Code 세션)</w:t>
+            </w:r>
+          </w:p>
+        </w:tc>
+      </w:tr>
+      <w:tr>
+        <w:tc>
+          <w:tcPr>
+            <w:tcW w:type="dxa" w:w="2600"/>
+            <w:tcBorders>
+              <w:top w:val="single" w:color="DEDEDE" w:sz="6"/>
+              <w:left w:val="single" w:color="DEDEDE" w:sz="6"/>
+              <w:bottom w:val="single" w:color="DEDEDE" w:sz="6"/>
+              <w:right w:val="single" w:color="DEDEDE" w:sz="6"/>
+            </w:tcBorders>
+            <w:shd w:fill="FAFAFA" w:color="auto" w:val="clear"/>
+            <w:tcMar>
+              <w:top w:type="dxa" w:w="70"/>
+              <w:left w:type="dxa" w:w="110"/>
+              <w:bottom w:type="dxa" w:w="70"/>
+              <w:right w:type="dxa" w:w="110"/>
+            </w:tcMar>
+            <w:vAlign w:val="center"/>
+          </w:tcPr>
+          <w:p>
+            <w:pPr>
+              <w:spacing w:after="0" w:before="0" w:line="260"/>
+            </w:pPr>
+            <w:r>
+              <w:rPr>
+                <w:rFonts w:ascii="맑은 고딕" w:cs="맑은 고딕" w:eastAsia="맑은 고딕" w:hAnsi="맑은 고딕"/>
+                <w:color w:val="3C3429"/>
+                <w:sz w:val="17"/>
+                <w:szCs w:val="17"/>
+              </w:rPr>
+              <w:t>환경</w:t>
+            </w:r>
+          </w:p>
+        </w:tc>
+        <w:tc>
+          <w:tcPr>
+            <w:tcW w:type="dxa" w:w="7146"/>
+            <w:tcBorders>
+              <w:top w:val="single" w:color="DEDEDE" w:sz="6"/>
+              <w:left w:val="single" w:color="DEDEDE" w:sz="6"/>
+              <w:bottom w:val="single" w:color="DEDEDE" w:sz="6"/>
+              <w:right w:val="single" w:color="DEDEDE" w:sz="6"/>
+            </w:tcBorders>
+            <w:shd w:fill="FAFAFA" w:color="auto" w:val="clear"/>
+            <w:tcMar>
+              <w:top w:type="dxa" w:w="70"/>
+              <w:left w:type="dxa" w:w="110"/>
+              <w:bottom w:type="dxa" w:w="70"/>
+              <w:right w:type="dxa" w:w="110"/>
+            </w:tcMar>
+            <w:vAlign w:val="center"/>
+          </w:tcPr>
+          <w:p>
+            <w:pPr>
+              <w:spacing w:after="0" w:before="0" w:line="260"/>
+            </w:pPr>
+            <w:r>
+              <w:rPr>
+                <w:rFonts w:ascii="맑은 고딕" w:cs="맑은 고딕" w:eastAsia="맑은 고딕" w:hAnsi="맑은 고딕"/>
+                <w:color w:val="3C3429"/>
+                <w:sz w:val="17"/>
+                <w:szCs w:val="17"/>
+              </w:rPr>
+              <w:t>ROS 2 Humble · Nav2(NavfnPlanner+DWB) · TurtleBot3 Burger + 트레일러</w:t>
+            </w:r>
+          </w:p>
+        </w:tc>
+      </w:tr>
+      <w:tr>
+        <w:tc>
+          <w:tcPr>
+            <w:tcW w:type="dxa" w:w="2600"/>
+            <w:tcBorders>
+              <w:top w:val="single" w:color="DEDEDE" w:sz="6"/>
+              <w:left w:val="single" w:color="DEDEDE" w:sz="6"/>
+              <w:bottom w:val="single" w:color="DEDEDE" w:sz="6"/>
+              <w:right w:val="single" w:color="DEDEDE" w:sz="6"/>
+            </w:tcBorders>
+            <w:tcMar>
+              <w:top w:type="dxa" w:w="70"/>
+              <w:left w:type="dxa" w:w="110"/>
+              <w:bottom w:type="dxa" w:w="70"/>
+              <w:right w:type="dxa" w:w="110"/>
+            </w:tcMar>
+            <w:vAlign w:val="center"/>
+          </w:tcPr>
+          <w:p>
+            <w:pPr>
+              <w:spacing w:after="0" w:before="0" w:line="260"/>
+            </w:pPr>
+            <w:r>
+              <w:rPr>
+                <w:rFonts w:ascii="맑은 고딕" w:cs="맑은 고딕" w:eastAsia="맑은 고딕" w:hAnsi="맑은 고딕"/>
+                <w:color w:val="3C3429"/>
+                <w:sz w:val="17"/>
+                <w:szCs w:val="17"/>
+              </w:rPr>
+              <w:t>관련</w:t>
+            </w:r>
+          </w:p>
+        </w:tc>
+        <w:tc>
+          <w:tcPr>
+            <w:tcW w:type="dxa" w:w="7146"/>
+            <w:tcBorders>
+              <w:top w:val="single" w:color="DEDEDE" w:sz="6"/>
+              <w:left w:val="single" w:color="DEDEDE" w:sz="6"/>
+              <w:bottom w:val="single" w:color="DEDEDE" w:sz="6"/>
+              <w:right w:val="single" w:color="DEDEDE" w:sz="6"/>
+            </w:tcBorders>
+            <w:tcMar>
+              <w:top w:type="dxa" w:w="70"/>
+              <w:left w:type="dxa" w:w="110"/>
+              <w:bottom w:type="dxa" w:w="70"/>
+              <w:right w:type="dxa" w:w="110"/>
+            </w:tcMar>
+            <w:vAlign w:val="center"/>
+          </w:tcPr>
+          <w:p>
+            <w:pPr>
+              <w:spacing w:after="0" w:before="0" w:line="260"/>
+            </w:pPr>
+            <w:r>
+              <w:rPr>
+                <w:rFonts w:ascii="맑은 고딕" w:cs="맑은 고딕" w:eastAsia="맑은 고딕" w:hAnsi="맑은 고딕"/>
+                <w:color w:val="3C3429"/>
+                <w:sz w:val="17"/>
+                <w:szCs w:val="17"/>
+              </w:rPr>
+              <w:t>-</w:t>
+            </w:r>
+          </w:p>
+        </w:tc>
+      </w:tr>
+    </w:tbl>
+    <w:p>
+      <w:pPr>
+        <w:pStyle w:val="Heading3"/>
+        <w:spacing w:after="120" w:before="260" w:line="260"/>
+      </w:pPr>
+      <w:r>
+        <w:rPr>
+          <w:rFonts w:ascii="맑은 고딕" w:cs="맑은 고딕" w:eastAsia="맑은 고딕" w:hAnsi="맑은 고딕"/>
+          <w:b/>
+          <w:bCs/>
+          <w:color w:val="241B12"/>
+          <w:sz w:val="21"/>
+          <w:szCs w:val="21"/>
+        </w:rPr>
+        <w:t xml:space="preserve">증상</w:t>
+      </w:r>
+    </w:p>
+    <w:p>
+      <w:pPr>
+        <w:spacing w:after="140" w:before="0" w:line="260"/>
+      </w:pPr>
+      <w:r>
+        <w:rPr>
+          <w:rFonts w:ascii="맑은 고딕" w:cs="맑은 고딕" w:eastAsia="맑은 고딕" w:hAnsi="맑은 고딕"/>
+          <w:color w:val="3C3429"/>
+          <w:sz w:val="17"/>
+          <w:szCs w:val="17"/>
+        </w:rPr>
+        <w:t>목표(x, y)에 먼저 도착한 뒤 최종 yaw를 맞추려고 제자리 회전을 하는데, 뒤에 달린 트레일러가 이 회전을 못 따라가 정렬이 안 되고 벽/장애물에 가까워짐. 코너 진입 시에도 방향 전환이 안 돼 제자리 회전만 하다 멈추는 증상으로도 나타남.</w:t>
+      </w:r>
+    </w:p>
+    <w:p>
+      <w:pPr>
+        <w:pStyle w:val="Heading3"/>
+        <w:spacing w:after="120" w:before="260" w:line="260"/>
+      </w:pPr>
+      <w:r>
+        <w:rPr>
+          <w:rFonts w:ascii="맑은 고딕" w:cs="맑은 고딕" w:eastAsia="맑은 고딕" w:hAnsi="맑은 고딕"/>
+          <w:b/>
+          <w:bCs/>
+          <w:color w:val="241B12"/>
+          <w:sz w:val="21"/>
+          <w:szCs w:val="21"/>
+        </w:rPr>
+        <w:t xml:space="preserve">재현 절차</w:t>
+      </w:r>
+    </w:p>
+    <w:tbl>
+      <w:tblPr>
+        <w:tblW w:type="dxa" w:w="9746"/>
+        <w:tblBorders>
+          <w:top w:val="single" w:color="DEDEDE" w:sz="6"/>
+          <w:left w:val="single" w:color="DEDEDE" w:sz="6"/>
+          <w:bottom w:val="single" w:color="DEDEDE" w:sz="6"/>
+          <w:right w:val="single" w:color="DEDEDE" w:sz="6"/>
+          <w:insideH w:val="single" w:color="DEDEDE" w:sz="6"/>
+          <w:insideV w:val="single" w:color="DEDEDE" w:sz="6"/>
+        </w:tblBorders>
+      </w:tblPr>
+      <w:tblGrid>
+        <w:gridCol w:w="1500"/>
+        <w:gridCol w:w="3000"/>
+        <w:gridCol w:w="5246"/>
+      </w:tblGrid>
+      <w:tr>
+        <w:trPr>
+          <w:tblHeader/>
+        </w:trPr>
+        <w:tc>
+          <w:tcPr>
+            <w:tcW w:type="dxa" w:w="1500"/>
+            <w:tcBorders>
+              <w:top w:val="single" w:color="49361D" w:sz="6"/>
+              <w:left w:val="single" w:color="49361D" w:sz="6"/>
+              <w:bottom w:val="single" w:color="49361D" w:sz="6"/>
+              <w:right w:val="single" w:color="49361D" w:sz="6"/>
+            </w:tcBorders>
+            <w:shd w:fill="241B12" w:color="auto" w:val="clear"/>
+            <w:tcMar>
+              <w:top w:type="dxa" w:w="90"/>
+              <w:left w:type="dxa" w:w="110"/>
+              <w:bottom w:type="dxa" w:w="90"/>
+              <w:right w:type="dxa" w:w="110"/>
+            </w:tcMar>
+            <w:vAlign w:val="center"/>
+          </w:tcPr>
+          <w:p>
+            <w:pPr>
+              <w:spacing w:after="0" w:before="0" w:line="260"/>
+            </w:pPr>
+            <w:r>
+              <w:rPr>
+                <w:rFonts w:ascii="맑은 고딕" w:cs="맑은 고딕" w:eastAsia="맑은 고딕" w:hAnsi="맑은 고딕"/>
+                <w:b/>
+                <w:bCs/>
+                <w:color w:val="F4CF87"/>
+                <w:sz w:val="17"/>
+                <w:szCs w:val="17"/>
+              </w:rPr>
+              <w:t xml:space="preserve">#</w:t>
+            </w:r>
+          </w:p>
+        </w:tc>
+        <w:tc>
+          <w:tcPr>
+            <w:tcW w:type="dxa" w:w="3000"/>
+            <w:tcBorders>
+              <w:top w:val="single" w:color="49361D" w:sz="6"/>
+              <w:left w:val="single" w:color="49361D" w:sz="6"/>
+              <w:bottom w:val="single" w:color="49361D" w:sz="6"/>
+              <w:right w:val="single" w:color="49361D" w:sz="6"/>
+            </w:tcBorders>
+            <w:shd w:fill="241B12" w:color="auto" w:val="clear"/>
+            <w:tcMar>
+              <w:top w:type="dxa" w:w="90"/>
+              <w:left w:type="dxa" w:w="110"/>
+              <w:bottom w:type="dxa" w:w="90"/>
+              <w:right w:type="dxa" w:w="110"/>
+            </w:tcMar>
+            <w:vAlign w:val="center"/>
+          </w:tcPr>
+          <w:p>
+            <w:pPr>
+              <w:spacing w:after="0" w:before="0" w:line="260"/>
+            </w:pPr>
+            <w:r>
+              <w:rPr>
+                <w:rFonts w:ascii="맑은 고딕" w:cs="맑은 고딕" w:eastAsia="맑은 고딕" w:hAnsi="맑은 고딕"/>
+                <w:b/>
+                <w:bCs/>
+                <w:color w:val="F4CF87"/>
+                <w:sz w:val="17"/>
+                <w:szCs w:val="17"/>
+              </w:rPr>
+              <w:t xml:space="preserve">동작</w:t>
+            </w:r>
+          </w:p>
+        </w:tc>
+        <w:tc>
+          <w:tcPr>
+            <w:tcW w:type="dxa" w:w="5246"/>
+            <w:tcBorders>
+              <w:top w:val="single" w:color="49361D" w:sz="6"/>
+              <w:left w:val="single" w:color="49361D" w:sz="6"/>
+              <w:bottom w:val="single" w:color="49361D" w:sz="6"/>
+              <w:right w:val="single" w:color="49361D" w:sz="6"/>
+            </w:tcBorders>
+            <w:shd w:fill="241B12" w:color="auto" w:val="clear"/>
+            <w:tcMar>
+              <w:top w:type="dxa" w:w="90"/>
+              <w:left w:type="dxa" w:w="110"/>
+              <w:bottom w:type="dxa" w:w="90"/>
+              <w:right w:type="dxa" w:w="110"/>
+            </w:tcMar>
+            <w:vAlign w:val="center"/>
+          </w:tcPr>
+          <w:p>
+            <w:pPr>
+              <w:spacing w:after="0" w:before="0" w:line="260"/>
+            </w:pPr>
+            <w:r>
+              <w:rPr>
+                <w:rFonts w:ascii="맑은 고딕" w:cs="맑은 고딕" w:eastAsia="맑은 고딕" w:hAnsi="맑은 고딕"/>
+                <w:b/>
+                <w:bCs/>
+                <w:color w:val="F4CF87"/>
+                <w:sz w:val="17"/>
+                <w:szCs w:val="17"/>
+              </w:rPr>
+              <w:t xml:space="preserve">결과</w:t>
+            </w:r>
+          </w:p>
+        </w:tc>
+      </w:tr>
+      <w:tr>
+        <w:tc>
+          <w:tcPr>
+            <w:tcW w:type="dxa" w:w="1500"/>
+            <w:tcBorders>
+              <w:top w:val="single" w:color="DEDEDE" w:sz="6"/>
+              <w:left w:val="single" w:color="DEDEDE" w:sz="6"/>
+              <w:bottom w:val="single" w:color="DEDEDE" w:sz="6"/>
+              <w:right w:val="single" w:color="DEDEDE" w:sz="6"/>
+            </w:tcBorders>
+            <w:tcMar>
+              <w:top w:type="dxa" w:w="70"/>
+              <w:left w:type="dxa" w:w="110"/>
+              <w:bottom w:type="dxa" w:w="70"/>
+              <w:right w:type="dxa" w:w="110"/>
+            </w:tcMar>
+            <w:vAlign w:val="center"/>
+          </w:tcPr>
+          <w:p>
+            <w:pPr>
+              <w:spacing w:after="0" w:before="0" w:line="260"/>
+            </w:pPr>
+            <w:r>
+              <w:rPr>
+                <w:rFonts w:ascii="맑은 고딕" w:cs="맑은 고딕" w:eastAsia="맑은 고딕" w:hAnsi="맑은 고딕"/>
+                <w:color w:val="3C3429"/>
+                <w:sz w:val="17"/>
+                <w:szCs w:val="17"/>
+              </w:rPr>
+              <w:t>1</w:t>
+            </w:r>
+          </w:p>
+        </w:tc>
+        <w:tc>
+          <w:tcPr>
+            <w:tcW w:type="dxa" w:w="3000"/>
+            <w:tcBorders>
+              <w:top w:val="single" w:color="DEDEDE" w:sz="6"/>
+              <w:left w:val="single" w:color="DEDEDE" w:sz="6"/>
+              <w:bottom w:val="single" w:color="DEDEDE" w:sz="6"/>
+              <w:right w:val="single" w:color="DEDEDE" w:sz="6"/>
+            </w:tcBorders>
+            <w:tcMar>
+              <w:top w:type="dxa" w:w="70"/>
+              <w:left w:type="dxa" w:w="110"/>
+              <w:bottom w:type="dxa" w:w="70"/>
+              <w:right w:type="dxa" w:w="110"/>
+            </w:tcMar>
+            <w:vAlign w:val="center"/>
+          </w:tcPr>
+          <w:p>
+            <w:pPr>
+              <w:spacing w:after="0" w:before="0" w:line="260"/>
+            </w:pPr>
+            <w:r>
+              <w:t>BTN_01~04/HOME 웨이포인트로 트레일러를 매단 채 주행</w:t>
+            </w:r>
+          </w:p>
+        </w:tc>
+        <w:tc>
+          <w:tcPr>
+            <w:tcW w:type="dxa" w:w="5246"/>
+            <w:tcBorders>
+              <w:top w:val="single" w:color="DEDEDE" w:sz="6"/>
+              <w:left w:val="single" w:color="DEDEDE" w:sz="6"/>
+              <w:bottom w:val="single" w:color="DEDEDE" w:sz="6"/>
+              <w:right w:val="single" w:color="DEDEDE" w:sz="6"/>
+            </w:tcBorders>
+            <w:tcMar>
+              <w:top w:type="dxa" w:w="70"/>
+              <w:left w:type="dxa" w:w="110"/>
+              <w:bottom w:type="dxa" w:w="70"/>
+              <w:right w:type="dxa" w:w="110"/>
+            </w:tcMar>
+            <w:vAlign w:val="center"/>
+          </w:tcPr>
+          <w:p>
+            <w:pPr>
+              <w:spacing w:after="0" w:before="0" w:line="260"/>
+            </w:pPr>
+            <w:r>
+              <w:t>목표 근처에서 제자리 회전만 반복, 도착/정렬 실패</w:t>
+            </w:r>
+          </w:p>
+        </w:tc>
+      </w:tr>
+    </w:tbl>
+    <w:p>
+      <w:pPr>
+        <w:spacing w:after="140" w:before="0" w:line="260"/>
+      </w:pPr>
+      <w:r>
+        <w:rPr>
+          <w:rFonts w:ascii="맑은 고딕" w:cs="맑은 고딕" w:eastAsia="맑은 고딕" w:hAnsi="맑은 고딕"/>
+          <w:color w:val="3C3429"/>
+          <w:sz w:val="17"/>
+          <w:szCs w:val="17"/>
+        </w:rPr>
+        <w:t>재현율: 트레일러 장착 상태에서 지속 재현.</w:t>
+      </w:r>
+    </w:p>
+    <w:p>
+      <w:pPr>
+        <w:pStyle w:val="Heading3"/>
+        <w:spacing w:after="120" w:before="260" w:line="260"/>
+      </w:pPr>
+      <w:r>
+        <w:rPr>
+          <w:rFonts w:ascii="맑은 고딕" w:cs="맑은 고딕" w:eastAsia="맑은 고딕" w:hAnsi="맑은 고딕"/>
+          <w:b/>
+          <w:bCs/>
+          <w:color w:val="241B12"/>
+          <w:sz w:val="21"/>
+          <w:szCs w:val="21"/>
+        </w:rPr>
+        <w:t xml:space="preserve">진단 과정</w:t>
+      </w:r>
+    </w:p>
+    <w:tbl>
+      <w:tblPr>
+        <w:tblW w:type="dxa" w:w="9746"/>
+        <w:tblBorders>
+          <w:top w:val="single" w:color="DEDEDE" w:sz="6"/>
+          <w:left w:val="single" w:color="DEDEDE" w:sz="6"/>
+          <w:bottom w:val="single" w:color="DEDEDE" w:sz="6"/>
+          <w:right w:val="single" w:color="DEDEDE" w:sz="6"/>
+          <w:insideH w:val="single" w:color="DEDEDE" w:sz="6"/>
+          <w:insideV w:val="single" w:color="DEDEDE" w:sz="6"/>
+        </w:tblBorders>
+      </w:tblPr>
+      <w:tblGrid>
+        <w:gridCol w:w="1500"/>
+        <w:gridCol w:w="3000"/>
+        <w:gridCol w:w="5246"/>
+      </w:tblGrid>
+      <w:tr>
+        <w:trPr>
+          <w:tblHeader/>
+        </w:trPr>
+        <w:tc>
+          <w:tcPr>
+            <w:tcW w:type="dxa" w:w="1500"/>
+            <w:tcBorders>
+              <w:top w:val="single" w:color="49361D" w:sz="6"/>
+              <w:left w:val="single" w:color="49361D" w:sz="6"/>
+              <w:bottom w:val="single" w:color="49361D" w:sz="6"/>
+              <w:right w:val="single" w:color="49361D" w:sz="6"/>
+            </w:tcBorders>
+            <w:shd w:fill="241B12" w:color="auto" w:val="clear"/>
+            <w:tcMar>
+              <w:top w:type="dxa" w:w="90"/>
+              <w:left w:type="dxa" w:w="110"/>
+              <w:bottom w:type="dxa" w:w="90"/>
+              <w:right w:type="dxa" w:w="110"/>
+            </w:tcMar>
+            <w:vAlign w:val="center"/>
+          </w:tcPr>
+          <w:p>
+            <w:pPr>
+              <w:spacing w:after="0" w:before="0" w:line="260"/>
+            </w:pPr>
+            <w:r>
+              <w:rPr>
+                <w:rFonts w:ascii="맑은 고딕" w:cs="맑은 고딕" w:eastAsia="맑은 고딕" w:hAnsi="맑은 고딕"/>
+                <w:b/>
+                <w:bCs/>
+                <w:color w:val="F4CF87"/>
+                <w:sz w:val="17"/>
+                <w:szCs w:val="17"/>
+              </w:rPr>
+              <w:t xml:space="preserve">가설</w:t>
+            </w:r>
+          </w:p>
+        </w:tc>
+        <w:tc>
+          <w:tcPr>
+            <w:tcW w:type="dxa" w:w="3000"/>
+            <w:tcBorders>
+              <w:top w:val="single" w:color="49361D" w:sz="6"/>
+              <w:left w:val="single" w:color="49361D" w:sz="6"/>
+              <w:bottom w:val="single" w:color="49361D" w:sz="6"/>
+              <w:right w:val="single" w:color="49361D" w:sz="6"/>
+            </w:tcBorders>
+            <w:shd w:fill="241B12" w:color="auto" w:val="clear"/>
+            <w:tcMar>
+              <w:top w:type="dxa" w:w="90"/>
+              <w:left w:type="dxa" w:w="110"/>
+              <w:bottom w:type="dxa" w:w="90"/>
+              <w:right w:type="dxa" w:w="110"/>
+            </w:tcMar>
+            <w:vAlign w:val="center"/>
+          </w:tcPr>
+          <w:p>
+            <w:pPr>
+              <w:spacing w:after="0" w:before="0" w:line="260"/>
+            </w:pPr>
+            <w:r>
+              <w:rPr>
+                <w:rFonts w:ascii="맑은 고딕" w:cs="맑은 고딕" w:eastAsia="맑은 고딕" w:hAnsi="맑은 고딕"/>
+                <w:b/>
+                <w:bCs/>
+                <w:color w:val="F4CF87"/>
+                <w:sz w:val="17"/>
+                <w:szCs w:val="17"/>
+              </w:rPr>
+              <w:t xml:space="preserve">확인 방법</w:t>
+            </w:r>
+          </w:p>
+        </w:tc>
+        <w:tc>
+          <w:tcPr>
+            <w:tcW w:type="dxa" w:w="5246"/>
+            <w:tcBorders>
+              <w:top w:val="single" w:color="49361D" w:sz="6"/>
+              <w:left w:val="single" w:color="49361D" w:sz="6"/>
+              <w:bottom w:val="single" w:color="49361D" w:sz="6"/>
+              <w:right w:val="single" w:color="49361D" w:sz="6"/>
+            </w:tcBorders>
+            <w:shd w:fill="241B12" w:color="auto" w:val="clear"/>
+            <w:tcMar>
+              <w:top w:type="dxa" w:w="90"/>
+              <w:left w:type="dxa" w:w="110"/>
+              <w:bottom w:type="dxa" w:w="90"/>
+              <w:right w:type="dxa" w:w="110"/>
+            </w:tcMar>
+            <w:vAlign w:val="center"/>
+          </w:tcPr>
+          <w:p>
+            <w:pPr>
+              <w:spacing w:after="0" w:before="0" w:line="260"/>
+            </w:pPr>
+            <w:r>
+              <w:rPr>
+                <w:rFonts w:ascii="맑은 고딕" w:cs="맑은 고딕" w:eastAsia="맑은 고딕" w:hAnsi="맑은 고딕"/>
+                <w:b/>
+                <w:bCs/>
+                <w:color w:val="F4CF87"/>
+                <w:sz w:val="17"/>
+                <w:szCs w:val="17"/>
+              </w:rPr>
+              <w:t xml:space="preserve">결과</w:t>
+            </w:r>
+          </w:p>
+        </w:tc>
+      </w:tr>
+      <w:tr>
+        <w:tc>
+          <w:tcPr>
+            <w:tcW w:type="dxa" w:w="1500"/>
+            <w:tcBorders>
+              <w:top w:val="single" w:color="DEDEDE" w:sz="6"/>
+              <w:left w:val="single" w:color="DEDEDE" w:sz="6"/>
+              <w:bottom w:val="single" w:color="DEDEDE" w:sz="6"/>
+              <w:right w:val="single" w:color="DEDEDE" w:sz="6"/>
+            </w:tcBorders>
+            <w:tcMar>
+              <w:top w:type="dxa" w:w="70"/>
+              <w:left w:type="dxa" w:w="110"/>
+              <w:bottom w:type="dxa" w:w="70"/>
+              <w:right w:type="dxa" w:w="110"/>
+            </w:tcMar>
+            <w:vAlign w:val="center"/>
+          </w:tcPr>
+          <w:p>
+            <w:pPr>
+              <w:spacing w:after="0" w:before="0" w:line="260"/>
+            </w:pPr>
+            <w:r>
+              <w:t>RotateToGoal critic이 트레일러가 못 따라가는 제자리 회전을 유발한다</w:t>
+            </w:r>
+          </w:p>
+        </w:tc>
+        <w:tc>
+          <w:tcPr>
+            <w:tcW w:type="dxa" w:w="3000"/>
+            <w:tcBorders>
+              <w:top w:val="single" w:color="DEDEDE" w:sz="6"/>
+              <w:left w:val="single" w:color="DEDEDE" w:sz="6"/>
+              <w:bottom w:val="single" w:color="DEDEDE" w:sz="6"/>
+              <w:right w:val="single" w:color="DEDEDE" w:sz="6"/>
+            </w:tcBorders>
+            <w:tcMar>
+              <w:top w:type="dxa" w:w="70"/>
+              <w:left w:type="dxa" w:w="110"/>
+              <w:bottom w:type="dxa" w:w="70"/>
+              <w:right w:type="dxa" w:w="110"/>
+            </w:tcMar>
+            <w:vAlign w:val="center"/>
+          </w:tcPr>
+          <w:p>
+            <w:pPr>
+              <w:spacing w:after="0" w:before="0" w:line="260"/>
+            </w:pPr>
+            <w:r>
+              <w:t>RotateToGoal critic 제거 + approach pose(진입 전 방향 정렬 지점) 도입</w:t>
+            </w:r>
+          </w:p>
+        </w:tc>
+        <w:tc>
+          <w:tcPr>
+            <w:tcW w:type="dxa" w:w="5246"/>
+            <w:tcBorders>
+              <w:top w:val="single" w:color="DEDEDE" w:sz="6"/>
+              <w:left w:val="single" w:color="DEDEDE" w:sz="6"/>
+              <w:bottom w:val="single" w:color="DEDEDE" w:sz="6"/>
+              <w:right w:val="single" w:color="DEDEDE" w:sz="6"/>
+            </w:tcBorders>
+            <w:tcMar>
+              <w:top w:type="dxa" w:w="70"/>
+              <w:left w:type="dxa" w:w="110"/>
+              <w:bottom w:type="dxa" w:w="70"/>
+              <w:right w:type="dxa" w:w="110"/>
+            </w:tcMar>
+            <w:vAlign w:val="center"/>
+          </w:tcPr>
+          <w:p>
+            <w:pPr>
+              <w:spacing w:after="0" w:before="0" w:line="260"/>
+            </w:pPr>
+            <w:r>
+              <w:rPr>
+                <w:rFonts w:ascii="맑은 고딕" w:cs="맑은 고딕" w:eastAsia="맑은 고딕" w:hAnsi="맑은 고딕"/>
+                <w:color w:val="3C3429"/>
+                <w:sz w:val="17"/>
+                <w:szCs w:val="17"/>
+              </w:rPr>
+              <w:t>방향은 맞음 — 다만 회전력 부족으로 여전히 헛돎</w:t>
+            </w:r>
+          </w:p>
+        </w:tc>
+      </w:tr>
+      <w:tr>
+        <w:tc>
+          <w:tcPr>
+            <w:tcW w:type="dxa" w:w="1500"/>
+            <w:tcBorders>
+              <w:top w:val="single" w:color="DEDEDE" w:sz="6"/>
+              <w:left w:val="single" w:color="DEDEDE" w:sz="6"/>
+              <w:bottom w:val="single" w:color="DEDEDE" w:sz="6"/>
+              <w:right w:val="single" w:color="DEDEDE" w:sz="6"/>
+            </w:tcBorders>
+            <w:shd w:fill="FAFAFA" w:color="auto" w:val="clear"/>
+            <w:tcMar>
+              <w:top w:type="dxa" w:w="70"/>
+              <w:left w:type="dxa" w:w="110"/>
+              <w:bottom w:type="dxa" w:w="70"/>
+              <w:right w:type="dxa" w:w="110"/>
+            </w:tcMar>
+            <w:vAlign w:val="center"/>
+          </w:tcPr>
+          <w:p>
+            <w:pPr>
+              <w:spacing w:after="0" w:before="0" w:line="260"/>
+            </w:pPr>
+            <w:r>
+              <w:t>Planner/Controller를 SmacPlannerHybrid+RegulatedPurePursuit로 교체하면 곡선 진입이 개선된다</w:t>
+            </w:r>
+          </w:p>
+        </w:tc>
+        <w:tc>
+          <w:tcPr>
+            <w:tcW w:type="dxa" w:w="3000"/>
+            <w:tcBorders>
+              <w:top w:val="single" w:color="DEDEDE" w:sz="6"/>
+              <w:left w:val="single" w:color="DEDEDE" w:sz="6"/>
+              <w:bottom w:val="single" w:color="DEDEDE" w:sz="6"/>
+              <w:right w:val="single" w:color="DEDEDE" w:sz="6"/>
+            </w:tcBorders>
+            <w:shd w:fill="FAFAFA" w:color="auto" w:val="clear"/>
+            <w:tcMar>
+              <w:top w:type="dxa" w:w="70"/>
+              <w:left w:type="dxa" w:w="110"/>
+              <w:bottom w:type="dxa" w:w="70"/>
+              <w:right w:type="dxa" w:w="110"/>
+            </w:tcMar>
+            <w:vAlign w:val="center"/>
+          </w:tcPr>
+          <w:p>
+            <w:pPr>
+              <w:spacing w:after="0" w:before="0" w:line="260"/>
+            </w:pPr>
+            <w:r>
+              <w:t>실차 테스트</w:t>
+            </w:r>
+          </w:p>
+        </w:tc>
+        <w:tc>
+          <w:tcPr>
+            <w:tcW w:type="dxa" w:w="5246"/>
+            <w:tcBorders>
+              <w:top w:val="single" w:color="DEDEDE" w:sz="6"/>
+              <w:left w:val="single" w:color="DEDEDE" w:sz="6"/>
+              <w:bottom w:val="single" w:color="DEDEDE" w:sz="6"/>
+              <w:right w:val="single" w:color="DEDEDE" w:sz="6"/>
+            </w:tcBorders>
+            <w:shd w:fill="FAFAFA" w:color="auto" w:val="clear"/>
+            <w:tcMar>
+              <w:top w:type="dxa" w:w="70"/>
+              <w:left w:type="dxa" w:w="110"/>
+              <w:bottom w:type="dxa" w:w="70"/>
+              <w:right w:type="dxa" w:w="110"/>
+            </w:tcMar>
+            <w:vAlign w:val="center"/>
+          </w:tcPr>
+          <w:p>
+            <w:pPr>
+              <w:spacing w:after="0" w:before="0" w:line="260"/>
+            </w:pPr>
+            <w:r>
+              <w:rPr>
+                <w:rFonts w:ascii="맑은 고딕" w:cs="맑은 고딕" w:eastAsia="맑은 고딕" w:hAnsi="맑은 고딕"/>
+                <w:color w:val="3C3429"/>
+                <w:sz w:val="17"/>
+                <w:szCs w:val="17"/>
+              </w:rPr>
+              <w:t>기각 — 좁은 실제 맵에서 경로 탐색 자체가 실패(no valid path found)해 BT가 Spin 복구로 빠짐, 사용자가 본 증상은 이 복구 스핀이었음</w:t>
+            </w:r>
+          </w:p>
+        </w:tc>
+      </w:tr>
+      <w:tr>
+        <w:tc>
+          <w:tcPr>
+            <w:tcW w:type="dxa" w:w="1500"/>
+            <w:tcBorders>
+              <w:top w:val="single" w:color="DEDEDE" w:sz="6"/>
+              <w:left w:val="single" w:color="DEDEDE" w:sz="6"/>
+              <w:bottom w:val="single" w:color="DEDEDE" w:sz="6"/>
+              <w:right w:val="single" w:color="DEDEDE" w:sz="6"/>
+            </w:tcBorders>
+            <w:shd w:fill="FAFAFA" w:color="auto" w:val="clear"/>
+            <w:tcMar>
+              <w:top w:type="dxa" w:w="70"/>
+              <w:left w:type="dxa" w:w="110"/>
+              <w:bottom w:type="dxa" w:w="70"/>
+              <w:right w:type="dxa" w:w="110"/>
+            </w:tcMar>
+            <w:vAlign w:val="center"/>
+          </w:tcPr>
+          <w:p>
+            <w:pPr>
+              <w:spacing w:after="0" w:before="0" w:line="260"/>
+            </w:pPr>
+            <w:r>
+              <w:t>min_speed_theta가 0이라 트레일러 저항으로 각속도 명령이 헛돈다</w:t>
+            </w:r>
+          </w:p>
+        </w:tc>
+        <w:tc>
+          <w:tcPr>
+            <w:tcW w:type="dxa" w:w="3000"/>
+            <w:tcBorders>
+              <w:top w:val="single" w:color="DEDEDE" w:sz="6"/>
+              <w:left w:val="single" w:color="DEDEDE" w:sz="6"/>
+              <w:bottom w:val="single" w:color="DEDEDE" w:sz="6"/>
+              <w:right w:val="single" w:color="DEDEDE" w:sz="6"/>
+            </w:tcBorders>
+            <w:shd w:fill="FAFAFA" w:color="auto" w:val="clear"/>
+            <w:tcMar>
+              <w:top w:type="dxa" w:w="70"/>
+              <w:left w:type="dxa" w:w="110"/>
+              <w:bottom w:type="dxa" w:w="70"/>
+              <w:right w:type="dxa" w:w="110"/>
+            </w:tcMar>
+            <w:vAlign w:val="center"/>
+          </w:tcPr>
+          <w:p>
+            <w:pPr>
+              <w:spacing w:after="0" w:before="0" w:line="260"/>
+            </w:pPr>
+            <w:r>
+              <w:t>min_speed_theta를 0.0→0.4→0.6으로 상향</w:t>
+            </w:r>
+          </w:p>
+        </w:tc>
+        <w:tc>
+          <w:tcPr>
+            <w:tcW w:type="dxa" w:w="5246"/>
+            <w:tcBorders>
+              <w:top w:val="single" w:color="DEDEDE" w:sz="6"/>
+              <w:left w:val="single" w:color="DEDEDE" w:sz="6"/>
+              <w:bottom w:val="single" w:color="DEDEDE" w:sz="6"/>
+              <w:right w:val="single" w:color="DEDEDE" w:sz="6"/>
+            </w:tcBorders>
+            <w:shd w:fill="FAFAFA" w:color="auto" w:val="clear"/>
+            <w:tcMar>
+              <w:top w:type="dxa" w:w="70"/>
+              <w:left w:type="dxa" w:w="110"/>
+              <w:bottom w:type="dxa" w:w="70"/>
+              <w:right w:type="dxa" w:w="110"/>
+            </w:tcMar>
+            <w:vAlign w:val="center"/>
+          </w:tcPr>
+          <w:p>
+            <w:pPr>
+              <w:spacing w:after="0" w:before="0" w:line="260"/>
+            </w:pPr>
+            <w:r>
+              <w:rPr>
+                <w:rFonts w:ascii="맑은 고딕" w:cs="맑은 고딕" w:eastAsia="맑은 고딕" w:hAnsi="맑은 고딕"/>
+                <w:color w:val="3C3429"/>
+                <w:sz w:val="17"/>
+                <w:szCs w:val="17"/>
+              </w:rPr>
+              <w:t>맞음 — 0.6에서 실차 확인 후 개선</w:t>
+            </w:r>
+          </w:p>
+        </w:tc>
+      </w:tr>
+    </w:tbl>
+    <w:p>
+      <w:pPr>
+        <w:pStyle w:val="Heading3"/>
+        <w:spacing w:after="120" w:before="260" w:line="260"/>
+      </w:pPr>
+      <w:r>
+        <w:rPr>
+          <w:rFonts w:ascii="맑은 고딕" w:cs="맑은 고딕" w:eastAsia="맑은 고딕" w:hAnsi="맑은 고딕"/>
+          <w:b/>
+          <w:bCs/>
+          <w:color w:val="241B12"/>
+          <w:sz w:val="21"/>
+          <w:szCs w:val="21"/>
+        </w:rPr>
+        <w:t xml:space="preserve">원인</w:t>
+      </w:r>
+    </w:p>
+    <w:p>
+      <w:pPr>
+        <w:spacing w:after="140" w:before="0" w:line="260"/>
+      </w:pPr>
+      <w:r>
+        <w:rPr>
+          <w:rFonts w:ascii="맑은 고딕" w:cs="맑은 고딕" w:eastAsia="맑은 고딕" w:hAnsi="맑은 고딕"/>
+          <w:color w:val="3C3429"/>
+          <w:sz w:val="17"/>
+          <w:szCs w:val="17"/>
+        </w:rPr>
+        <w:t>확인됨. DWB의 RotateToGoal critic이 목표 도착 후 제자리 회전 궤적을 최우선으로 선택하는데, 트레일러가 매달려 있어 그 회전을 힘 있게 완주하지 못함(정지마찰 대비 각속도 부족). min_speed_theta가 0.0이라 아주 작은 각속도 궤적도 선택될 수 있어 회전이 사실상 안 먹힌 것도 같이 작용.</w:t>
+      </w:r>
+    </w:p>
+    <w:p>
+      <w:pPr>
+        <w:pStyle w:val="Heading3"/>
+        <w:spacing w:after="120" w:before="260" w:line="260"/>
+      </w:pPr>
+      <w:r>
+        <w:rPr>
+          <w:rFonts w:ascii="맑은 고딕" w:cs="맑은 고딕" w:eastAsia="맑은 고딕" w:hAnsi="맑은 고딕"/>
+          <w:b/>
+          <w:bCs/>
+          <w:color w:val="241B12"/>
+          <w:sz w:val="21"/>
+          <w:szCs w:val="21"/>
+        </w:rPr>
+        <w:t xml:space="preserve">조치</w:t>
+      </w:r>
+    </w:p>
+    <w:tbl>
+      <w:tblPr>
+        <w:tblW w:type="dxa" w:w="9746"/>
+        <w:tblBorders>
+          <w:top w:val="single" w:color="DEDEDE" w:sz="6"/>
+          <w:left w:val="single" w:color="DEDEDE" w:sz="6"/>
+          <w:bottom w:val="single" w:color="DEDEDE" w:sz="6"/>
+          <w:right w:val="single" w:color="DEDEDE" w:sz="6"/>
+          <w:insideH w:val="single" w:color="DEDEDE" w:sz="6"/>
+          <w:insideV w:val="single" w:color="DEDEDE" w:sz="6"/>
+        </w:tblBorders>
+      </w:tblPr>
+      <w:tblGrid>
+        <w:gridCol w:w="1500"/>
+        <w:gridCol w:w="3000"/>
+        <w:gridCol w:w="5246"/>
+      </w:tblGrid>
+      <w:tr>
+        <w:trPr>
+          <w:tblHeader/>
+        </w:trPr>
+        <w:tc>
+          <w:tcPr>
+            <w:tcW w:type="dxa" w:w="1500"/>
+            <w:tcBorders>
+              <w:top w:val="single" w:color="49361D" w:sz="6"/>
+              <w:left w:val="single" w:color="49361D" w:sz="6"/>
+              <w:bottom w:val="single" w:color="49361D" w:sz="6"/>
+              <w:right w:val="single" w:color="49361D" w:sz="6"/>
+            </w:tcBorders>
+            <w:shd w:fill="241B12" w:color="auto" w:val="clear"/>
+            <w:tcMar>
+              <w:top w:type="dxa" w:w="90"/>
+              <w:left w:type="dxa" w:w="110"/>
+              <w:bottom w:type="dxa" w:w="90"/>
+              <w:right w:type="dxa" w:w="110"/>
+            </w:tcMar>
+            <w:vAlign w:val="center"/>
+          </w:tcPr>
+          <w:p>
+            <w:pPr>
+              <w:spacing w:after="0" w:before="0" w:line="260"/>
+            </w:pPr>
+            <w:r>
+              <w:rPr>
+                <w:rFonts w:ascii="맑은 고딕" w:cs="맑은 고딕" w:eastAsia="맑은 고딕" w:hAnsi="맑은 고딕"/>
+                <w:b/>
+                <w:bCs/>
+                <w:color w:val="F4CF87"/>
+                <w:sz w:val="17"/>
+                <w:szCs w:val="17"/>
+              </w:rPr>
+              <w:t xml:space="preserve">대상</w:t>
+            </w:r>
+          </w:p>
+        </w:tc>
+        <w:tc>
+          <w:tcPr>
+            <w:tcW w:type="dxa" w:w="3000"/>
+            <w:tcBorders>
+              <w:top w:val="single" w:color="49361D" w:sz="6"/>
+              <w:left w:val="single" w:color="49361D" w:sz="6"/>
+              <w:bottom w:val="single" w:color="49361D" w:sz="6"/>
+              <w:right w:val="single" w:color="49361D" w:sz="6"/>
+            </w:tcBorders>
+            <w:shd w:fill="241B12" w:color="auto" w:val="clear"/>
+            <w:tcMar>
+              <w:top w:type="dxa" w:w="90"/>
+              <w:left w:type="dxa" w:w="110"/>
+              <w:bottom w:type="dxa" w:w="90"/>
+              <w:right w:type="dxa" w:w="110"/>
+            </w:tcMar>
+            <w:vAlign w:val="center"/>
+          </w:tcPr>
+          <w:p>
+            <w:pPr>
+              <w:spacing w:after="0" w:before="0" w:line="260"/>
+            </w:pPr>
+            <w:r>
+              <w:rPr>
+                <w:rFonts w:ascii="맑은 고딕" w:cs="맑은 고딕" w:eastAsia="맑은 고딕" w:hAnsi="맑은 고딕"/>
+                <w:b/>
+                <w:bCs/>
+                <w:color w:val="F4CF87"/>
+                <w:sz w:val="17"/>
+                <w:szCs w:val="17"/>
+              </w:rPr>
+              <w:t xml:space="preserve">변경 전</w:t>
+            </w:r>
+          </w:p>
+        </w:tc>
+        <w:tc>
+          <w:tcPr>
+            <w:tcW w:type="dxa" w:w="5246"/>
+            <w:tcBorders>
+              <w:top w:val="single" w:color="49361D" w:sz="6"/>
+              <w:left w:val="single" w:color="49361D" w:sz="6"/>
+              <w:bottom w:val="single" w:color="49361D" w:sz="6"/>
+              <w:right w:val="single" w:color="49361D" w:sz="6"/>
+            </w:tcBorders>
+            <w:shd w:fill="241B12" w:color="auto" w:val="clear"/>
+            <w:tcMar>
+              <w:top w:type="dxa" w:w="90"/>
+              <w:left w:type="dxa" w:w="110"/>
+              <w:bottom w:type="dxa" w:w="90"/>
+              <w:right w:type="dxa" w:w="110"/>
+            </w:tcMar>
+            <w:vAlign w:val="center"/>
+          </w:tcPr>
+          <w:p>
+            <w:pPr>
+              <w:spacing w:after="0" w:before="0" w:line="260"/>
+            </w:pPr>
+            <w:r>
+              <w:rPr>
+                <w:rFonts w:ascii="맑은 고딕" w:cs="맑은 고딕" w:eastAsia="맑은 고딕" w:hAnsi="맑은 고딕"/>
+                <w:b/>
+                <w:bCs/>
+                <w:color w:val="F4CF87"/>
+                <w:sz w:val="17"/>
+                <w:szCs w:val="17"/>
+              </w:rPr>
+              <w:t xml:space="preserve">변경 후</w:t>
+            </w:r>
+          </w:p>
+        </w:tc>
+      </w:tr>
+      <w:tr>
+        <w:tc>
+          <w:tcPr>
+            <w:tcW w:type="dxa" w:w="1500"/>
+            <w:tcBorders>
+              <w:top w:val="single" w:color="DEDEDE" w:sz="6"/>
+              <w:left w:val="single" w:color="DEDEDE" w:sz="6"/>
+              <w:bottom w:val="single" w:color="DEDEDE" w:sz="6"/>
+              <w:right w:val="single" w:color="DEDEDE" w:sz="6"/>
+            </w:tcBorders>
+            <w:tcMar>
+              <w:top w:type="dxa" w:w="70"/>
+              <w:left w:type="dxa" w:w="110"/>
+              <w:bottom w:type="dxa" w:w="70"/>
+              <w:right w:type="dxa" w:w="110"/>
+            </w:tcMar>
+            <w:vAlign w:val="center"/>
+          </w:tcPr>
+          <w:p>
+            <w:pPr>
+              <w:spacing w:after="0" w:before="0" w:line="260"/>
+            </w:pPr>
+            <w:r>
+              <w:rPr>
+                <w:rFonts w:ascii="맑은 고딕" w:cs="맑은 고딕" w:eastAsia="맑은 고딕" w:hAnsi="맑은 고딕"/>
+                <w:color w:val="3C3429"/>
+                <w:sz w:val="17"/>
+                <w:szCs w:val="17"/>
+              </w:rPr>
+              <w:t>burger.yaml controller_server.FollowPath.critics</w:t>
+            </w:r>
+          </w:p>
+        </w:tc>
+        <w:tc>
+          <w:tcPr>
+            <w:tcW w:type="dxa" w:w="3000"/>
+            <w:tcBorders>
+              <w:top w:val="single" w:color="DEDEDE" w:sz="6"/>
+              <w:left w:val="single" w:color="DEDEDE" w:sz="6"/>
+              <w:bottom w:val="single" w:color="DEDEDE" w:sz="6"/>
+              <w:right w:val="single" w:color="DEDEDE" w:sz="6"/>
+            </w:tcBorders>
+            <w:tcMar>
+              <w:top w:type="dxa" w:w="70"/>
+              <w:left w:type="dxa" w:w="110"/>
+              <w:bottom w:type="dxa" w:w="70"/>
+              <w:right w:type="dxa" w:w="110"/>
+            </w:tcMar>
+            <w:vAlign w:val="center"/>
+          </w:tcPr>
+          <w:p>
+            <w:pPr>
+              <w:spacing w:after="0" w:before="0" w:line="260"/>
+            </w:pPr>
+            <w:r>
+              <w:t>RotateToGoal 포함</w:t>
+            </w:r>
+          </w:p>
+        </w:tc>
+        <w:tc>
+          <w:tcPr>
+            <w:tcW w:type="dxa" w:w="5246"/>
+            <w:tcBorders>
+              <w:top w:val="single" w:color="DEDEDE" w:sz="6"/>
+              <w:left w:val="single" w:color="DEDEDE" w:sz="6"/>
+              <w:bottom w:val="single" w:color="DEDEDE" w:sz="6"/>
+              <w:right w:val="single" w:color="DEDEDE" w:sz="6"/>
+            </w:tcBorders>
+            <w:tcMar>
+              <w:top w:type="dxa" w:w="70"/>
+              <w:left w:type="dxa" w:w="110"/>
+              <w:bottom w:type="dxa" w:w="70"/>
+              <w:right w:type="dxa" w:w="110"/>
+            </w:tcMar>
+            <w:vAlign w:val="center"/>
+          </w:tcPr>
+          <w:p>
+            <w:pPr>
+              <w:spacing w:after="0" w:before="0" w:line="260"/>
+            </w:pPr>
+            <w:r>
+              <w:t>RotateToGoal 제거</w:t>
+            </w:r>
+          </w:p>
+        </w:tc>
+      </w:tr>
+      <w:tr>
+        <w:tc>
+          <w:tcPr>
+            <w:tcW w:type="dxa" w:w="1500"/>
+            <w:tcBorders>
+              <w:top w:val="single" w:color="DEDEDE" w:sz="6"/>
+              <w:left w:val="single" w:color="DEDEDE" w:sz="6"/>
+              <w:bottom w:val="single" w:color="DEDEDE" w:sz="6"/>
+              <w:right w:val="single" w:color="DEDEDE" w:sz="6"/>
+            </w:tcBorders>
+            <w:tcMar>
+              <w:top w:type="dxa" w:w="70"/>
+              <w:left w:type="dxa" w:w="110"/>
+              <w:bottom w:type="dxa" w:w="70"/>
+              <w:right w:type="dxa" w:w="110"/>
+            </w:tcMar>
+            <w:vAlign w:val="center"/>
+          </w:tcPr>
+          <w:p>
+            <w:pPr>
+              <w:spacing w:after="0" w:before="0" w:line="260"/>
+            </w:pPr>
+            <w:r>
+              <w:rPr>
+                <w:rFonts w:ascii="맑은 고딕" w:cs="맑은 고딕" w:eastAsia="맑은 고딕" w:hAnsi="맑은 고딕"/>
+                <w:color w:val="3C3429"/>
+                <w:sz w:val="17"/>
+                <w:szCs w:val="17"/>
+              </w:rPr>
+              <w:t>burger.yaml controller_server.FollowPath.min_speed_theta</w:t>
+            </w:r>
+          </w:p>
+        </w:tc>
+        <w:tc>
+          <w:tcPr>
+            <w:tcW w:type="dxa" w:w="3000"/>
+            <w:tcBorders>
+              <w:top w:val="single" w:color="DEDEDE" w:sz="6"/>
+              <w:left w:val="single" w:color="DEDEDE" w:sz="6"/>
+              <w:bottom w:val="single" w:color="DEDEDE" w:sz="6"/>
+              <w:right w:val="single" w:color="DEDEDE" w:sz="6"/>
+            </w:tcBorders>
+            <w:tcMar>
+              <w:top w:type="dxa" w:w="70"/>
+              <w:left w:type="dxa" w:w="110"/>
+              <w:bottom w:type="dxa" w:w="70"/>
+              <w:right w:type="dxa" w:w="110"/>
+            </w:tcMar>
+            <w:vAlign w:val="center"/>
+          </w:tcPr>
+          <w:p>
+            <w:pPr>
+              <w:spacing w:after="0" w:before="0" w:line="260"/>
+            </w:pPr>
+            <w:r>
+              <w:t>0.0</w:t>
+            </w:r>
+          </w:p>
+        </w:tc>
+        <w:tc>
+          <w:tcPr>
+            <w:tcW w:type="dxa" w:w="5246"/>
+            <w:tcBorders>
+              <w:top w:val="single" w:color="DEDEDE" w:sz="6"/>
+              <w:left w:val="single" w:color="DEDEDE" w:sz="6"/>
+              <w:bottom w:val="single" w:color="DEDEDE" w:sz="6"/>
+              <w:right w:val="single" w:color="DEDEDE" w:sz="6"/>
+            </w:tcBorders>
+            <w:tcMar>
+              <w:top w:type="dxa" w:w="70"/>
+              <w:left w:type="dxa" w:w="110"/>
+              <w:bottom w:type="dxa" w:w="70"/>
+              <w:right w:type="dxa" w:w="110"/>
+            </w:tcMar>
+            <w:vAlign w:val="center"/>
+          </w:tcPr>
+          <w:p>
+            <w:pPr>
+              <w:spacing w:after="0" w:before="0" w:line="260"/>
+            </w:pPr>
+            <w:r>
+              <w:t>0.6</w:t>
+            </w:r>
+          </w:p>
+        </w:tc>
+      </w:tr>
+      <w:tr>
+        <w:tc>
+          <w:tcPr>
+            <w:tcW w:type="dxa" w:w="1500"/>
+            <w:tcBorders>
+              <w:top w:val="single" w:color="DEDEDE" w:sz="6"/>
+              <w:left w:val="single" w:color="DEDEDE" w:sz="6"/>
+              <w:bottom w:val="single" w:color="DEDEDE" w:sz="6"/>
+              <w:right w:val="single" w:color="DEDEDE" w:sz="6"/>
+            </w:tcBorders>
+            <w:tcMar>
+              <w:top w:type="dxa" w:w="70"/>
+              <w:left w:type="dxa" w:w="110"/>
+              <w:bottom w:type="dxa" w:w="70"/>
+              <w:right w:type="dxa" w:w="110"/>
+            </w:tcMar>
+            <w:vAlign w:val="center"/>
+          </w:tcPr>
+          <w:p>
+            <w:pPr>
+              <w:spacing w:after="0" w:before="0" w:line="260"/>
+            </w:pPr>
+            <w:r>
+              <w:rPr>
+                <w:rFonts w:ascii="맑은 고딕" w:cs="맑은 고딕" w:eastAsia="맑은 고딕" w:hAnsi="맑은 고딕"/>
+                <w:color w:val="3C3429"/>
+                <w:sz w:val="17"/>
+                <w:szCs w:val="17"/>
+              </w:rPr>
+              <w:t>nav2navigationservice.cpp navigateToPose()/followWaypoints()</w:t>
+            </w:r>
+          </w:p>
+        </w:tc>
+        <w:tc>
+          <w:tcPr>
+            <w:tcW w:type="dxa" w:w="3000"/>
+            <w:tcBorders>
+              <w:top w:val="single" w:color="DEDEDE" w:sz="6"/>
+              <w:left w:val="single" w:color="DEDEDE" w:sz="6"/>
+              <w:bottom w:val="single" w:color="DEDEDE" w:sz="6"/>
+              <w:right w:val="single" w:color="DEDEDE" w:sz="6"/>
+            </w:tcBorders>
+            <w:tcMar>
+              <w:top w:type="dxa" w:w="70"/>
+              <w:left w:type="dxa" w:w="110"/>
+              <w:bottom w:type="dxa" w:w="70"/>
+              <w:right w:type="dxa" w:w="110"/>
+            </w:tcMar>
+            <w:vAlign w:val="center"/>
+          </w:tcPr>
+          <w:p>
+            <w:pPr>
+              <w:spacing w:after="0" w:before="0" w:line="260"/>
+            </w:pPr>
+            <w:r>
+              <w:t>접근 지점 없이 목표로 바로 이동</w:t>
+            </w:r>
+          </w:p>
+        </w:tc>
+        <w:tc>
+          <w:tcPr>
+            <w:tcW w:type="dxa" w:w="5246"/>
+            <w:tcBorders>
+              <w:top w:val="single" w:color="DEDEDE" w:sz="6"/>
+              <w:left w:val="single" w:color="DEDEDE" w:sz="6"/>
+              <w:bottom w:val="single" w:color="DEDEDE" w:sz="6"/>
+              <w:right w:val="single" w:color="DEDEDE" w:sz="6"/>
+            </w:tcBorders>
+            <w:tcMar>
+              <w:top w:type="dxa" w:w="70"/>
+              <w:left w:type="dxa" w:w="110"/>
+              <w:bottom w:type="dxa" w:w="70"/>
+              <w:right w:type="dxa" w:w="110"/>
+            </w:tcMar>
+            <w:vAlign w:val="center"/>
+          </w:tcPr>
+          <w:p>
+            <w:pPr>
+              <w:spacing w:after="0" w:before="0" w:line="260"/>
+            </w:pPr>
+            <w:r>
+              <w:t>목표 앞 approach pose 계산 + costmap 기반 유효성 검사 후 2단계(approach→final) 이동</w:t>
+            </w:r>
+          </w:p>
+        </w:tc>
+      </w:tr>
+    </w:tbl>
+    <w:tbl>
+      <w:tblPr>
+        <w:tblW w:type="dxa" w:w="9746"/>
+        <w:tblBorders>
+          <w:top w:val="single" w:color="DEDEDE" w:sz="6"/>
+          <w:left w:val="single" w:color="DEDEDE" w:sz="6"/>
+          <w:bottom w:val="single" w:color="DEDEDE" w:sz="6"/>
+          <w:right w:val="single" w:color="DEDEDE" w:sz="6"/>
+          <w:insideH w:val="single" w:color="DEDEDE" w:sz="6"/>
+          <w:insideV w:val="single" w:color="DEDEDE" w:sz="6"/>
+        </w:tblBorders>
+      </w:tblPr>
+      <w:tblGrid>
+        <w:gridCol w:w="9746"/>
+      </w:tblGrid>
+      <w:tr>
+        <w:tc>
+          <w:tcPr>
+            <w:tcW w:type="dxa" w:w="9746"/>
+            <w:tcBorders>
+              <w:top w:val="single" w:color="DEDEDE" w:sz="6"/>
+              <w:left w:val="single" w:color="DEDEDE" w:sz="6"/>
+              <w:bottom w:val="single" w:color="DEDEDE" w:sz="6"/>
+              <w:right w:val="single" w:color="DEDEDE" w:sz="6"/>
+            </w:tcBorders>
+            <w:shd w:fill="F7F8FA" w:color="auto" w:val="clear"/>
+            <w:tcMar>
+              <w:top w:type="dxa" w:w="140"/>
+              <w:left w:type="dxa" w:w="160"/>
+              <w:bottom w:type="dxa" w:w="140"/>
+              <w:right w:type="dxa" w:w="160"/>
+            </w:tcMar>
+          </w:tcPr>
+          <w:p>
+            <w:pPr>
+              <w:spacing w:after="20" w:line="240"/>
+            </w:pPr>
+            <w:r>
+              <w:rPr>
+                <w:rFonts w:ascii="Consolas" w:cs="Consolas" w:eastAsia="Consolas" w:hAnsi="Consolas"/>
+                <w:color w:val="3C3429"/>
+                <w:sz w:val="16"/>
+                <w:szCs w:val="16"/>
+              </w:rPr>
+              <w:t># 변경 파일</w:t>
+            </w:r>
+          </w:p>
+          <w:p>
+            <w:pPr>
+              <w:spacing w:after="20" w:line="240"/>
+            </w:pPr>
+            <w:r>
+              <w:rPr>
+                <w:rFonts w:ascii="Consolas" w:cs="Consolas" w:eastAsia="Consolas" w:hAnsi="Consolas"/>
+                <w:color w:val="3C3429"/>
+                <w:sz w:val="16"/>
+                <w:szCs w:val="16"/>
+              </w:rPr>
+              <w:t>src/turtlebot3/turtlebot3_navigation2/param/humble/burger.yaml</w:t>
+            </w:r>
+          </w:p>
+          <w:p>
+            <w:pPr>
+              <w:spacing w:after="20" w:line="240"/>
+            </w:pPr>
+            <w:r>
+              <w:rPr>
+                <w:rFonts w:ascii="Consolas" w:cs="Consolas" w:eastAsia="Consolas" w:hAnsi="Consolas"/>
+                <w:color w:val="3C3429"/>
+                <w:sz w:val="16"/>
+                <w:szCs w:val="16"/>
+              </w:rPr>
+              <w:t>src/medirun_gui/src/ros/nav2navigationservice.cpp</w:t>
+            </w:r>
+          </w:p>
+        </w:tc>
+      </w:tr>
+    </w:tbl>
+    <w:p>
+      <w:pPr>
+        <w:pStyle w:val="Heading3"/>
+        <w:spacing w:after="120" w:before="260" w:line="260"/>
+      </w:pPr>
+      <w:r>
+        <w:rPr>
+          <w:rFonts w:ascii="맑은 고딕" w:cs="맑은 고딕" w:eastAsia="맑은 고딕" w:hAnsi="맑은 고딕"/>
+          <w:b/>
+          <w:bCs/>
+          <w:color w:val="241B12"/>
+          <w:sz w:val="21"/>
+          <w:szCs w:val="21"/>
+        </w:rPr>
+        <w:t xml:space="preserve">검증</w:t>
+      </w:r>
+    </w:p>
+    <w:p>
+      <w:pPr>
+        <w:pStyle w:val="ListParagraph"/>
+        <w:numPr>
+          <w:ilvl w:val="0"/>
+          <w:numId w:val="2"/>
+        </w:numPr>
+        <w:spacing w:after="80" w:line="260"/>
+      </w:pPr>
+      <w:r>
+        <w:rPr>
+          <w:rFonts w:ascii="맑은 고딕" w:cs="맑은 고딕" w:eastAsia="맑은 고딕" w:hAnsi="맑은 고딕"/>
+          <w:color w:val="3C3429"/>
+          <w:sz w:val="17"/>
+          <w:szCs w:val="17"/>
+        </w:rPr>
+        <w:t>실차 테스트로 approach pose + min_speed_theta 0.6 조합까지는 확인(2026-08-13 세션 종료 시점, 원 작업 기록상 "아직 실차 미검증"으로 남아 있었음).</w:t>
+      </w:r>
+    </w:p>
+    <w:p>
+      <w:pPr>
+        <w:pStyle w:val="ListParagraph"/>
+        <w:numPr>
+          <w:ilvl w:val="0"/>
+          <w:numId w:val="2"/>
+        </w:numPr>
+        <w:spacing w:after="80" w:line="260"/>
+      </w:pPr>
+      <w:r>
+        <w:rPr>
+          <w:rFonts w:ascii="맑은 고딕" w:cs="맑은 고딕" w:eastAsia="맑은 고딕" w:hAnsi="맑은 고딕"/>
+          <w:color w:val="3C3429"/>
+          <w:sz w:val="17"/>
+          <w:szCs w:val="17"/>
+        </w:rPr>
+        <w:t>2026-08-24 세션에서 burger.yaml의 이 값들(RotateToGoal 제거, min_speed_theta 0.6 등)이 실제로 유지되고 있음을 재확인함.</w:t>
+      </w:r>
+    </w:p>
+    <w:p>
+      <w:pPr>
+        <w:pStyle w:val="Heading3"/>
+        <w:spacing w:after="120" w:before="260" w:line="260"/>
+      </w:pPr>
+      <w:r>
+        <w:rPr>
+          <w:rFonts w:ascii="맑은 고딕" w:cs="맑은 고딕" w:eastAsia="맑은 고딕" w:hAnsi="맑은 고딕"/>
+          <w:b/>
+          <w:bCs/>
+          <w:color w:val="241B12"/>
+          <w:sz w:val="21"/>
+          <w:szCs w:val="21"/>
+        </w:rPr>
+        <w:t xml:space="preserve">재발 방지</w:t>
+      </w:r>
+    </w:p>
+    <w:tbl>
+      <w:tblPr>
+        <w:tblW w:type="dxa" w:w="9746"/>
+        <w:tblBorders>
+          <w:top w:val="single" w:color="DEDEDE" w:sz="6"/>
+          <w:left w:val="single" w:color="DEDEDE" w:sz="6"/>
+          <w:bottom w:val="single" w:color="DEDEDE" w:sz="6"/>
+          <w:right w:val="single" w:color="DEDEDE" w:sz="6"/>
+          <w:insideH w:val="single" w:color="DEDEDE" w:sz="6"/>
+          <w:insideV w:val="single" w:color="DEDEDE" w:sz="6"/>
+        </w:tblBorders>
+      </w:tblPr>
+      <w:tblGrid>
+        <w:gridCol w:w="2600"/>
+        <w:gridCol w:w="7146"/>
+      </w:tblGrid>
+      <w:tr>
+        <w:trPr>
+          <w:tblHeader/>
+        </w:trPr>
+        <w:tc>
+          <w:tcPr>
+            <w:tcW w:type="dxa" w:w="2600"/>
+            <w:tcBorders>
+              <w:top w:val="single" w:color="49361D" w:sz="6"/>
+              <w:left w:val="single" w:color="49361D" w:sz="6"/>
+              <w:bottom w:val="single" w:color="49361D" w:sz="6"/>
+              <w:right w:val="single" w:color="49361D" w:sz="6"/>
+            </w:tcBorders>
+            <w:shd w:fill="241B12" w:color="auto" w:val="clear"/>
+            <w:tcMar>
+              <w:top w:type="dxa" w:w="90"/>
+              <w:left w:type="dxa" w:w="110"/>
+              <w:bottom w:type="dxa" w:w="90"/>
+              <w:right w:type="dxa" w:w="110"/>
+            </w:tcMar>
+            <w:vAlign w:val="center"/>
+          </w:tcPr>
+          <w:p>
+            <w:pPr>
+              <w:spacing w:after="0" w:before="0" w:line="260"/>
+            </w:pPr>
+            <w:r>
+              <w:rPr>
+                <w:rFonts w:ascii="맑은 고딕" w:cs="맑은 고딕" w:eastAsia="맑은 고딕" w:hAnsi="맑은 고딕"/>
+                <w:b/>
+                <w:bCs/>
+                <w:color w:val="F4CF87"/>
+                <w:sz w:val="17"/>
+                <w:szCs w:val="17"/>
+              </w:rPr>
+              <w:t xml:space="preserve">반영 위치</w:t>
+            </w:r>
+          </w:p>
+        </w:tc>
+        <w:tc>
+          <w:tcPr>
+            <w:tcW w:type="dxa" w:w="7146"/>
+            <w:tcBorders>
+              <w:top w:val="single" w:color="49361D" w:sz="6"/>
+              <w:left w:val="single" w:color="49361D" w:sz="6"/>
+              <w:bottom w:val="single" w:color="49361D" w:sz="6"/>
+              <w:right w:val="single" w:color="49361D" w:sz="6"/>
+            </w:tcBorders>
+            <w:shd w:fill="241B12" w:color="auto" w:val="clear"/>
+            <w:tcMar>
+              <w:top w:type="dxa" w:w="90"/>
+              <w:left w:type="dxa" w:w="110"/>
+              <w:bottom w:type="dxa" w:w="90"/>
+              <w:right w:type="dxa" w:w="110"/>
+            </w:tcMar>
+            <w:vAlign w:val="center"/>
+          </w:tcPr>
+          <w:p>
+            <w:pPr>
+              <w:spacing w:after="0" w:before="0" w:line="260"/>
+            </w:pPr>
+            <w:r>
+              <w:rPr>
+                <w:rFonts w:ascii="맑은 고딕" w:cs="맑은 고딕" w:eastAsia="맑은 고딕" w:hAnsi="맑은 고딕"/>
+                <w:b/>
+                <w:bCs/>
+                <w:color w:val="F4CF87"/>
+                <w:sz w:val="17"/>
+                <w:szCs w:val="17"/>
+              </w:rPr>
+              <w:t xml:space="preserve">내용</w:t>
+            </w:r>
+          </w:p>
+        </w:tc>
+      </w:tr>
+      <w:tr>
+        <w:tc>
+          <w:tcPr>
+            <w:tcW w:type="dxa" w:w="2600"/>
+            <w:tcBorders>
+              <w:top w:val="single" w:color="DEDEDE" w:sz="6"/>
+              <w:left w:val="single" w:color="DEDEDE" w:sz="6"/>
+              <w:bottom w:val="single" w:color="DEDEDE" w:sz="6"/>
+              <w:right w:val="single" w:color="DEDEDE" w:sz="6"/>
+            </w:tcBorders>
+            <w:tcMar>
+              <w:top w:type="dxa" w:w="70"/>
+              <w:left w:type="dxa" w:w="110"/>
+              <w:bottom w:type="dxa" w:w="70"/>
+              <w:right w:type="dxa" w:w="110"/>
+            </w:tcMar>
+            <w:vAlign w:val="center"/>
+          </w:tcPr>
+          <w:p>
+            <w:pPr>
+              <w:spacing w:after="0" w:before="0" w:line="260"/>
+            </w:pPr>
+            <w:r>
+              <w:rPr>
+                <w:rFonts w:ascii="맑은 고딕" w:cs="맑은 고딕" w:eastAsia="맑은 고딕" w:hAnsi="맑은 고딕"/>
+                <w:color w:val="3C3429"/>
+                <w:sz w:val="17"/>
+                <w:szCs w:val="17"/>
+              </w:rPr>
+              <w:t>코드/burger.yaml</w:t>
+            </w:r>
+          </w:p>
+        </w:tc>
+        <w:tc>
+          <w:tcPr>
+            <w:tcW w:type="dxa" w:w="7146"/>
+            <w:tcBorders>
+              <w:top w:val="single" w:color="DEDEDE" w:sz="6"/>
+              <w:left w:val="single" w:color="DEDEDE" w:sz="6"/>
+              <w:bottom w:val="single" w:color="DEDEDE" w:sz="6"/>
+              <w:right w:val="single" w:color="DEDEDE" w:sz="6"/>
+            </w:tcBorders>
+            <w:tcMar>
+              <w:top w:type="dxa" w:w="70"/>
+              <w:left w:type="dxa" w:w="110"/>
+              <w:bottom w:type="dxa" w:w="70"/>
+              <w:right w:type="dxa" w:w="110"/>
+            </w:tcMar>
+            <w:vAlign w:val="center"/>
+          </w:tcPr>
+          <w:p>
+            <w:pPr>
+              <w:spacing w:after="0" w:before="0" w:line="260"/>
+            </w:pPr>
+            <w:r>
+              <w:t>트레일러 부착 로봇에서 목표 도착 시 제자리 회전이 필요한 DWB 설정(RotateToGoal 등)을 바꿀 때는 반드시 실차로 회전력을 확인할 것. 이 값들이 실수로 기본값으로 되돌아간 사례가 있었음.</w:t>
+            </w:r>
+          </w:p>
+        </w:tc>
+      </w:tr>
+    </w:tbl>
+    <w:p>
+      <w:pPr>
         <w:pStyle w:val="Heading1"/>
         <w:spacing w:after="220" w:before="200" w:line="280"/>
       </w:pPr>
@@ -15328,129 +19164,35 @@
         <w:tc>
           <w:tcPr>
             <w:tcW w:type="dxa" w:w="1500"/>
-            <w:tcBorders>
-              <w:top w:val="single" w:color="DEDEDE" w:sz="6"/>
-              <w:left w:val="single" w:color="DEDEDE" w:sz="6"/>
-              <w:bottom w:val="single" w:color="DEDEDE" w:sz="6"/>
-              <w:right w:val="single" w:color="DEDEDE" w:sz="6"/>
-            </w:tcBorders>
-            <w:tcMar>
-              <w:top w:type="dxa" w:w="70"/>
-              <w:left w:type="dxa" w:w="110"/>
-              <w:bottom w:type="dxa" w:w="70"/>
-              <w:right w:type="dxa" w:w="110"/>
-            </w:tcMar>
-            <w:vAlign w:val="center"/>
-          </w:tcPr>
-          <w:p>
-            <w:pPr>
-              <w:spacing w:after="0" w:before="0" w:line="260"/>
-            </w:pPr>
-            <w:r>
-              <w:rPr>
-                <w:rFonts w:ascii="맑은 고딕" w:cs="맑은 고딕" w:eastAsia="맑은 고딕" w:hAnsi="맑은 고딕"/>
-                <w:color w:val="3C3429"/>
-                <w:sz w:val="17"/>
-                <w:szCs w:val="17"/>
-              </w:rPr>
-              <w:t xml:space="preserve">TS-NAV-02</w:t>
+          </w:tcPr>
+          <w:p>
+            <w:r>
+              <w:t>현재 미해결 이슈 없음</w:t>
             </w:r>
           </w:p>
         </w:tc>
         <w:tc>
           <w:tcPr>
             <w:tcW w:type="dxa" w:w="3300"/>
-            <w:tcBorders>
-              <w:top w:val="single" w:color="DEDEDE" w:sz="6"/>
-              <w:left w:val="single" w:color="DEDEDE" w:sz="6"/>
-              <w:bottom w:val="single" w:color="DEDEDE" w:sz="6"/>
-              <w:right w:val="single" w:color="DEDEDE" w:sz="6"/>
-            </w:tcBorders>
-            <w:tcMar>
-              <w:top w:type="dxa" w:w="70"/>
-              <w:left w:type="dxa" w:w="110"/>
-              <w:bottom w:type="dxa" w:w="70"/>
-              <w:right w:type="dxa" w:w="110"/>
-            </w:tcMar>
-            <w:vAlign w:val="center"/>
-          </w:tcPr>
-          <w:p>
-            <w:pPr>
-              <w:spacing w:after="0" w:before="0" w:line="260"/>
-            </w:pPr>
-            <w:r>
-              <w:rPr>
-                <w:rFonts w:ascii="맑은 고딕" w:cs="맑은 고딕" w:eastAsia="맑은 고딕" w:hAnsi="맑은 고딕"/>
-                <w:color w:val="3C3429"/>
-                <w:sz w:val="17"/>
-                <w:szCs w:val="17"/>
-              </w:rPr>
-              <w:t xml:space="preserve">웨이포인트 주행 중 /odom의 angular.z가 잡음 수준으로만 보고됨</w:t>
-            </w:r>
+          </w:tcPr>
+          <w:p>
+            <w:r/>
           </w:p>
         </w:tc>
         <w:tc>
           <w:tcPr>
             <w:tcW w:type="dxa" w:w="1700"/>
-            <w:tcBorders>
-              <w:top w:val="single" w:color="DEDEDE" w:sz="6"/>
-              <w:left w:val="single" w:color="DEDEDE" w:sz="6"/>
-              <w:bottom w:val="single" w:color="DEDEDE" w:sz="6"/>
-              <w:right w:val="single" w:color="DEDEDE" w:sz="6"/>
-            </w:tcBorders>
-            <w:tcMar>
-              <w:top w:type="dxa" w:w="70"/>
-              <w:left w:type="dxa" w:w="110"/>
-              <w:bottom w:type="dxa" w:w="70"/>
-              <w:right w:type="dxa" w:w="110"/>
-            </w:tcMar>
-            <w:vAlign w:val="center"/>
-          </w:tcPr>
-          <w:p>
-            <w:pPr>
-              <w:spacing w:after="0" w:before="0" w:line="260"/>
-            </w:pPr>
-            <w:r>
-              <w:rPr>
-                <w:rFonts w:ascii="맑은 고딕" w:cs="맑은 고딕" w:eastAsia="맑은 고딕" w:hAnsi="맑은 고딕"/>
-                <w:color w:val="3C3429"/>
-                <w:sz w:val="17"/>
-                <w:szCs w:val="17"/>
-              </w:rPr>
-              <w:t xml:space="preserve">INVESTIGATING</w:t>
-            </w:r>
+          </w:tcPr>
+          <w:p>
+            <w:r/>
           </w:p>
         </w:tc>
         <w:tc>
           <w:tcPr>
             <w:tcW w:type="dxa" w:w="3246"/>
-            <w:tcBorders>
-              <w:top w:val="single" w:color="DEDEDE" w:sz="6"/>
-              <w:left w:val="single" w:color="DEDEDE" w:sz="6"/>
-              <w:bottom w:val="single" w:color="DEDEDE" w:sz="6"/>
-              <w:right w:val="single" w:color="DEDEDE" w:sz="6"/>
-            </w:tcBorders>
-            <w:tcMar>
-              <w:top w:type="dxa" w:w="70"/>
-              <w:left w:type="dxa" w:w="110"/>
-              <w:bottom w:type="dxa" w:w="70"/>
-              <w:right w:type="dxa" w:w="110"/>
-            </w:tcMar>
-            <w:vAlign w:val="center"/>
-          </w:tcPr>
-          <w:p>
-            <w:pPr>
-              <w:spacing w:after="0" w:before="0" w:line="260"/>
-            </w:pPr>
-            <w:r>
-              <w:rPr>
-                <w:rFonts w:ascii="맑은 고딕" w:cs="맑은 고딕" w:eastAsia="맑은 고딕" w:hAnsi="맑은 고딕"/>
-                <w:color w:val="3C3429"/>
-                <w:sz w:val="17"/>
-                <w:szCs w:val="17"/>
-              </w:rPr>
-              <w:t xml:space="preserve">원격제어/실시간관제 cmd_vel 패널의 angular.z 표시가 항상 0에 가깝게만 보임(정보 손실이지 로봇 제어 자체에는 영향 없음) — 별도 임시 대응 없이 원인 조사 중</w:t>
-            </w:r>
+          </w:tcPr>
+          <w:p>
+            <w:r/>
           </w:p>
         </w:tc>
       </w:tr>
